--- a/data/outputs/v2/Maths/SS4.2_Probability_I/Mathematics_Probability_I_CBE_LessonSequence.docx
+++ b/data/outputs/v2/Maths/SS4.2_Probability_I/Mathematics_Probability_I_CBE_LessonSequence.docx
@@ -3362,7 +3362,7 @@
             <w:pPr>
               <w:spacing w:after="20" w:before="0"/>
             </w:pPr>
-            <w:hyperlink w:history="1" r:id="rId_39zy2mqszwmfrgguxzya">
+            <w:hyperlink w:history="1" r:id="rIdyxtypqzblpcel-1afqsxw">
               <w:r>
                 <w:rPr>
                   <w:rFonts w:ascii="Arial" w:cs="Arial" w:eastAsia="Arial" w:hAnsi="Arial"/>
@@ -3371,7 +3371,7 @@
                   <w:szCs w:val="16"/>
                   <w:u w:val="single" w:color="2E75B6"/>
                 </w:rPr>
-                <w:t xml:space="preserve">Video: Plinko Probability</w:t>
+                <w:t xml:space="preserve">Random numbers for experimental probability</w:t>
               </w:r>
             </w:hyperlink>
           </w:p>
@@ -3387,7 +3387,7 @@
                 <w:sz w:val="14"/>
                 <w:szCs w:val="14"/>
               </w:rPr>
-              <w:t xml:space="preserve">Source: PhET Interactive Simulations (English)</w:t>
+              <w:t xml:space="preserve">Source: Khan Academy (English - US curriculum)</w:t>
             </w:r>
           </w:p>
           <w:p>
@@ -3395,7 +3395,7 @@
               <w:spacing w:after="10" w:before="0"/>
               <w:ind w:left="120"/>
             </w:pPr>
-            <w:hyperlink w:history="1" r:id="rIdh6gch49yboh0at5szsn4f">
+            <w:hyperlink w:history="1" r:id="rIdeecwj42q3jx9mmhp1zqef">
               <w:r>
                 <w:rPr>
                   <w:rFonts w:ascii="Arial" w:cs="Arial" w:eastAsia="Arial" w:hAnsi="Arial"/>
@@ -3433,6 +3433,407 @@
                 <w:sz w:val="16"/>
                 <w:szCs w:val="16"/>
               </w:rPr>
+              <w:t xml:space="preserve">📖 EXERCISE:</w:t>
+            </w:r>
+          </w:p>
+          <w:p>
+            <w:pPr>
+              <w:spacing w:after="20" w:before="0"/>
+            </w:pPr>
+            <w:hyperlink w:history="1" r:id="rIde9qq8bv_vtlzvw_i3smbw">
+              <w:r>
+                <w:rPr>
+                  <w:rFonts w:ascii="Arial" w:cs="Arial" w:eastAsia="Arial" w:hAnsi="Arial"/>
+                  <w:color w:val="2E75B6"/>
+                  <w:sz w:val="16"/>
+                  <w:szCs w:val="16"/>
+                  <w:u w:val="single" w:color="2E75B6"/>
+                </w:rPr>
+                <w:t xml:space="preserve">Create two-way relative frequency tables</w:t>
+              </w:r>
+            </w:hyperlink>
+          </w:p>
+          <w:p>
+            <w:pPr>
+              <w:spacing w:after="10" w:before="0"/>
+              <w:ind w:left="120"/>
+            </w:pPr>
+            <w:r>
+              <w:rPr>
+                <w:rFonts w:ascii="Arial" w:cs="Arial" w:eastAsia="Arial" w:hAnsi="Arial"/>
+                <w:color w:val="595959"/>
+                <w:sz w:val="14"/>
+                <w:szCs w:val="14"/>
+              </w:rPr>
+              <w:t xml:space="preserve">Source: Khan Academy (English - US curriculum)</w:t>
+            </w:r>
+          </w:p>
+          <w:p>
+            <w:pPr>
+              <w:spacing w:after="10" w:before="0"/>
+              <w:ind w:left="120"/>
+            </w:pPr>
+            <w:hyperlink w:history="1" r:id="rIdj0sxnlhiyzy6caeg98nh-">
+              <w:r>
+                <w:rPr>
+                  <w:rFonts w:ascii="Arial" w:cs="Arial" w:eastAsia="Arial" w:hAnsi="Arial"/>
+                  <w:color w:val="595959"/>
+                  <w:sz w:val="14"/>
+                  <w:szCs w:val="14"/>
+                  <w:u w:val="single" w:color="595959"/>
+                </w:rPr>
+                <w:t xml:space="preserve">🔍 Search ARES for similar readings</w:t>
+              </w:r>
+            </w:hyperlink>
+          </w:p>
+        </w:tc>
+        <w:tc>
+          <w:tcPr>
+            <w:tcW w:type="dxa" w:w="3040"/>
+            <w:shd w:fill="FFFFFF" w:color="auto" w:val="clear"/>
+            <w:tcMar>
+              <w:top w:type="dxa" w:w="60"/>
+              <w:left w:type="dxa" w:w="120"/>
+              <w:bottom w:type="dxa" w:w="60"/>
+              <w:right w:type="dxa" w:w="120"/>
+            </w:tcMar>
+            <w:vAlign w:val="top"/>
+          </w:tcPr>
+          <w:p>
+            <w:pPr>
+              <w:spacing w:after="40" w:before="0"/>
+              <w:jc w:val="left"/>
+            </w:pPr>
+            <w:r>
+              <w:rPr>
+                <w:rFonts w:ascii="Arial" w:cs="Arial" w:eastAsia="Arial" w:hAnsi="Arial"/>
+                <w:b w:val="false"/>
+                <w:bCs w:val="false"/>
+                <w:i w:val="false"/>
+                <w:iCs w:val="false"/>
+                <w:color w:val="000000"/>
+                <w:sz w:val="18"/>
+                <w:szCs w:val="18"/>
+              </w:rPr>
+              <w:t xml:space="preserve">Students are presented with the anchoring phenomenon: a short narrative about Mama Njeri's mandazi stall at Gikomba Market, along with a simplified one-week excerpt from her sales notebook (a printed or projected table showing 7 days of data: mandazi fried vs. mandazi sold). Without any instruction, students individually write a prediction in their exercise books: (1) On what fraction of days did Mama Njeri have a 'good day' (selling ≥ 80% of her stock)? (2) If you had to advise Mama Njeri on whether tomorrow will be a good day, what would you say, and why? Students then share predictions with a partner (Think-Pair-Share). The class hears 4–5 predictions; disagreements are noted on the board without resolution — the tension is left open deliberately.</w:t>
+            </w:r>
+          </w:p>
+        </w:tc>
+        <w:tc>
+          <w:tcPr>
+            <w:tcW w:type="dxa" w:w="3040"/>
+            <w:shd w:fill="F2F2F2" w:color="auto" w:val="clear"/>
+            <w:tcMar>
+              <w:top w:type="dxa" w:w="60"/>
+              <w:left w:type="dxa" w:w="120"/>
+              <w:bottom w:type="dxa" w:w="60"/>
+              <w:right w:type="dxa" w:w="120"/>
+            </w:tcMar>
+            <w:vAlign w:val="top"/>
+          </w:tcPr>
+          <w:p>
+            <w:pPr>
+              <w:spacing w:after="40" w:before="0"/>
+              <w:jc w:val="left"/>
+            </w:pPr>
+            <w:r>
+              <w:rPr>
+                <w:rFonts w:ascii="Arial" w:cs="Arial" w:eastAsia="Arial" w:hAnsi="Arial"/>
+                <w:b w:val="false"/>
+                <w:bCs w:val="false"/>
+                <w:i w:val="false"/>
+                <w:iCs w:val="false"/>
+                <w:color w:val="000000"/>
+                <w:sz w:val="18"/>
+                <w:szCs w:val="18"/>
+              </w:rPr>
+              <w:t xml:space="preserve">1. Display or distribute the Mama Njeri scenario card and the 7-day notebook excerpt. Read the scenario aloud expressively: 'Every morning Mama Njeri wakes up at 4 a.m., fries her mandazi, and carries them to Gikomba. Some days she sells out. Some days she goes home with half a basket. She has written down every single day for three months — and she still cannot tell you what tomorrow will look like. Why not?' </w:t>
+            </w:r>
+          </w:p>
+          <w:p>
+            <w:pPr>
+              <w:spacing w:after="40" w:before="0"/>
+              <w:jc w:val="left"/>
+            </w:pPr>
+            <w:r>
+              <w:rPr>
+                <w:rFonts w:ascii="Arial" w:cs="Arial" w:eastAsia="Arial" w:hAnsi="Arial"/>
+                <w:b w:val="false"/>
+                <w:bCs w:val="false"/>
+                <w:i w:val="false"/>
+                <w:iCs w:val="false"/>
+                <w:color w:val="000000"/>
+                <w:sz w:val="18"/>
+                <w:szCs w:val="18"/>
+              </w:rPr>
+              <w:t xml:space="preserve">2. Pause for effect. Say: 'Before I teach you anything, I want to know what YOU think. Look at this one week of her data. In your exercise book, answer these two questions.' [Display the two prediction questions on the board. Allow 4 minutes of silent individual writing.] </w:t>
+            </w:r>
+          </w:p>
+          <w:p>
+            <w:pPr>
+              <w:spacing w:after="40" w:before="0"/>
+              <w:jc w:val="left"/>
+            </w:pPr>
+            <w:r>
+              <w:rPr>
+                <w:rFonts w:ascii="Arial" w:cs="Arial" w:eastAsia="Arial" w:hAnsi="Arial"/>
+                <w:b w:val="false"/>
+                <w:bCs w:val="false"/>
+                <w:i w:val="false"/>
+                <w:iCs w:val="false"/>
+                <w:color w:val="000000"/>
+                <w:sz w:val="18"/>
+                <w:szCs w:val="18"/>
+              </w:rPr>
+              <w:t xml:space="preserve">3. After 4 minutes, say: 'Turn to your neighbour. You have 2 minutes. Share your fraction estimate and your advice for Mama Njeri.' </w:t>
+            </w:r>
+          </w:p>
+          <w:p>
+            <w:pPr>
+              <w:spacing w:after="40" w:before="0"/>
+              <w:jc w:val="left"/>
+            </w:pPr>
+            <w:r>
+              <w:rPr>
+                <w:rFonts w:ascii="Arial" w:cs="Arial" w:eastAsia="Arial" w:hAnsi="Arial"/>
+                <w:b w:val="false"/>
+                <w:bCs w:val="false"/>
+                <w:i w:val="false"/>
+                <w:iCs w:val="false"/>
+                <w:color w:val="000000"/>
+                <w:sz w:val="18"/>
+                <w:szCs w:val="18"/>
+              </w:rPr>
+              <w:t xml:space="preserve">4. After pair discussion, cold-call FOUR students (select a mix of confident and quieter voices): 'Akinyi, what fraction did you get and why?' — wait 10 seconds after each student speaks before moving to the next. </w:t>
+            </w:r>
+          </w:p>
+          <w:p>
+            <w:pPr>
+              <w:spacing w:after="40" w:before="0"/>
+              <w:jc w:val="left"/>
+            </w:pPr>
+            <w:r>
+              <w:rPr>
+                <w:rFonts w:ascii="Arial" w:cs="Arial" w:eastAsia="Arial" w:hAnsi="Arial"/>
+                <w:b w:val="false"/>
+                <w:bCs w:val="false"/>
+                <w:i w:val="false"/>
+                <w:iCs w:val="false"/>
+                <w:color w:val="000000"/>
+                <w:sz w:val="18"/>
+                <w:szCs w:val="18"/>
+              </w:rPr>
+              <w:t xml:space="preserve">5. Record all different estimates on the board in a visible 'Prediction Bank.' Do NOT correct them. Say: 'We have different answers. Some of you said one-third, some said one-half. How will we find out who is closest to right? That is what today's lesson will help us discover.' </w:t>
+            </w:r>
+          </w:p>
+          <w:p>
+            <w:pPr>
+              <w:spacing w:after="40" w:before="0"/>
+              <w:jc w:val="left"/>
+            </w:pPr>
+            <w:r>
+              <w:rPr>
+                <w:rFonts w:ascii="Arial" w:cs="Arial" w:eastAsia="Arial" w:hAnsi="Arial"/>
+                <w:b w:val="false"/>
+                <w:bCs w:val="false"/>
+                <w:i w:val="false"/>
+                <w:iCs w:val="false"/>
+                <w:color w:val="000000"/>
+                <w:sz w:val="18"/>
+                <w:szCs w:val="18"/>
+              </w:rPr>
+              <w:t xml:space="preserve">6. Explicitly connect to phenomenon: 'This is exactly Mama Njeri's problem. She has guesses — but how do we turn guesses into mathematics?'</w:t>
+            </w:r>
+          </w:p>
+        </w:tc>
+        <w:tc>
+          <w:tcPr>
+            <w:tcW w:type="dxa" w:w="3040"/>
+            <w:shd w:fill="FFFFFF" w:color="auto" w:val="clear"/>
+            <w:tcMar>
+              <w:top w:type="dxa" w:w="60"/>
+              <w:left w:type="dxa" w:w="120"/>
+              <w:bottom w:type="dxa" w:w="60"/>
+              <w:right w:type="dxa" w:w="120"/>
+            </w:tcMar>
+            <w:vAlign w:val="top"/>
+          </w:tcPr>
+          <w:p>
+            <w:pPr>
+              <w:spacing w:after="40" w:before="0"/>
+              <w:jc w:val="left"/>
+            </w:pPr>
+            <w:r>
+              <w:rPr>
+                <w:rFonts w:ascii="Arial" w:cs="Arial" w:eastAsia="Arial" w:hAnsi="Arial"/>
+                <w:b w:val="false"/>
+                <w:bCs w:val="false"/>
+                <w:i w:val="false"/>
+                <w:iCs w:val="false"/>
+                <w:color w:val="000000"/>
+                <w:sz w:val="18"/>
+                <w:szCs w:val="18"/>
+              </w:rPr>
+              <w:t xml:space="preserve">Think-Pair-Share with a Prediction Bank: Students externalise prior intuitions before instruction, creating cognitive dissonance when predictions differ. Recording all predictions publicly (without judgment) motivates the need for a mathematical method to settle the disagreement — directly motivating the concept of experimental probability.</w:t>
+            </w:r>
+          </w:p>
+        </w:tc>
+        <w:tc>
+          <w:tcPr>
+            <w:tcW w:type="dxa" w:w="3040"/>
+            <w:shd w:fill="F2F2F2" w:color="auto" w:val="clear"/>
+            <w:tcMar>
+              <w:top w:type="dxa" w:w="60"/>
+              <w:left w:type="dxa" w:w="120"/>
+              <w:bottom w:type="dxa" w:w="60"/>
+              <w:right w:type="dxa" w:w="120"/>
+            </w:tcMar>
+            <w:vAlign w:val="top"/>
+          </w:tcPr>
+          <w:p>
+            <w:pPr>
+              <w:spacing w:after="40" w:before="0"/>
+              <w:jc w:val="left"/>
+            </w:pPr>
+            <w:r>
+              <w:rPr>
+                <w:rFonts w:ascii="Arial" w:cs="Arial" w:eastAsia="Arial" w:hAnsi="Arial"/>
+                <w:b w:val="false"/>
+                <w:bCs w:val="false"/>
+                <w:i w:val="false"/>
+                <w:iCs w:val="false"/>
+                <w:color w:val="000000"/>
+                <w:sz w:val="18"/>
+                <w:szCs w:val="18"/>
+              </w:rPr>
+              <w:t xml:space="preserve">Circulate and read student written predictions during the 4-minute silent phase. Observable indicators of readiness: (1) Student can identify at least one 'good day' from the table (sells ≥ 80%); (2) Student attempts a fraction or ratio, even if incorrect. Flag students who write only 'I don't know' for targeted support during the Observe phase. Collect 3–4 exercise books to scan written predictions; return before end of lesson.</w:t>
+            </w:r>
+          </w:p>
+        </w:tc>
+      </w:tr>
+      <w:tr>
+        <w:tc>
+          <w:tcPr>
+            <w:tcW w:type="dxa" w:w="1520"/>
+            <w:shd w:fill="D9EEF1" w:color="auto" w:val="clear"/>
+            <w:tcMar>
+              <w:top w:type="dxa" w:w="60"/>
+              <w:left w:type="dxa" w:w="120"/>
+              <w:bottom w:type="dxa" w:w="60"/>
+              <w:right w:type="dxa" w:w="120"/>
+            </w:tcMar>
+            <w:vAlign w:val="top"/>
+          </w:tcPr>
+          <w:p>
+            <w:pPr>
+              <w:spacing w:after="40" w:before="0"/>
+              <w:jc w:val="left"/>
+            </w:pPr>
+            <w:r>
+              <w:rPr>
+                <w:rFonts w:ascii="Arial" w:cs="Arial" w:eastAsia="Arial" w:hAnsi="Arial"/>
+                <w:b/>
+                <w:bCs/>
+                <w:i w:val="false"/>
+                <w:iCs w:val="false"/>
+                <w:color w:val="000000"/>
+                <w:sz w:val="18"/>
+                <w:szCs w:val="18"/>
+              </w:rPr>
+              <w:t xml:space="preserve">Observe Phase</w:t>
+            </w:r>
+          </w:p>
+          <w:p>
+            <w:pPr>
+              <w:spacing w:after="20" w:before="0"/>
+            </w:pPr>
+            <w:r>
+              <w:rPr>
+                <w:rFonts w:ascii="Arial" w:cs="Arial" w:eastAsia="Arial" w:hAnsi="Arial"/>
+                <w:b/>
+                <w:bCs/>
+                <w:color w:val="1F3864"/>
+                <w:sz w:val="16"/>
+                <w:szCs w:val="16"/>
+              </w:rPr>
+              <w:t xml:space="preserve">📹 VIDEO:</w:t>
+            </w:r>
+          </w:p>
+          <w:p>
+            <w:pPr>
+              <w:spacing w:after="20" w:before="0"/>
+            </w:pPr>
+            <w:hyperlink w:history="1" r:id="rIdb1uq2vicj-frvyfqahov8">
+              <w:r>
+                <w:rPr>
+                  <w:rFonts w:ascii="Arial" w:cs="Arial" w:eastAsia="Arial" w:hAnsi="Arial"/>
+                  <w:color w:val="2E75B6"/>
+                  <w:sz w:val="16"/>
+                  <w:szCs w:val="16"/>
+                  <w:u w:val="single" w:color="2E75B6"/>
+                </w:rPr>
+                <w:t xml:space="preserve">Theoretical probability distribution example: tables</w:t>
+              </w:r>
+            </w:hyperlink>
+          </w:p>
+          <w:p>
+            <w:pPr>
+              <w:spacing w:after="10" w:before="0"/>
+              <w:ind w:left="120"/>
+            </w:pPr>
+            <w:r>
+              <w:rPr>
+                <w:rFonts w:ascii="Arial" w:cs="Arial" w:eastAsia="Arial" w:hAnsi="Arial"/>
+                <w:color w:val="595959"/>
+                <w:sz w:val="14"/>
+                <w:szCs w:val="14"/>
+              </w:rPr>
+              <w:t xml:space="preserve">Source: Khan Academy (English - US curriculum)</w:t>
+            </w:r>
+          </w:p>
+          <w:p>
+            <w:pPr>
+              <w:spacing w:after="10" w:before="0"/>
+              <w:ind w:left="120"/>
+            </w:pPr>
+            <w:hyperlink w:history="1" r:id="rIdwm1ekkkvrcd5xonir4spu">
+              <w:r>
+                <w:rPr>
+                  <w:rFonts w:ascii="Arial" w:cs="Arial" w:eastAsia="Arial" w:hAnsi="Arial"/>
+                  <w:color w:val="595959"/>
+                  <w:sz w:val="14"/>
+                  <w:szCs w:val="14"/>
+                  <w:u w:val="single" w:color="595959"/>
+                </w:rPr>
+                <w:t xml:space="preserve">🔍 Search ARES for similar videos</w:t>
+              </w:r>
+            </w:hyperlink>
+          </w:p>
+          <w:p>
+            <w:pPr>
+              <w:spacing w:after="40" w:before="0"/>
+            </w:pPr>
+            <w:r>
+              <w:rPr>
+                <w:sz w:val="14"/>
+                <w:szCs w:val="14"/>
+              </w:rPr>
+              <w:t xml:space="preserve"/>
+            </w:r>
+          </w:p>
+          <w:p>
+            <w:pPr>
+              <w:spacing w:after="20" w:before="0"/>
+            </w:pPr>
+            <w:r>
+              <w:rPr>
+                <w:rFonts w:ascii="Arial" w:cs="Arial" w:eastAsia="Arial" w:hAnsi="Arial"/>
+                <w:b/>
+                <w:bCs/>
+                <w:color w:val="1F3864"/>
+                <w:sz w:val="16"/>
+                <w:szCs w:val="16"/>
+              </w:rPr>
               <w:t xml:space="preserve">📖 HTML:</w:t>
             </w:r>
           </w:p>
@@ -3440,7 +3841,427 @@
             <w:pPr>
               <w:spacing w:after="20" w:before="0"/>
             </w:pPr>
-            <w:hyperlink w:history="1" r:id="rIdo9-snt_lul481becb4xl_">
+            <w:hyperlink w:history="1" r:id="rIdorz1jrhfw36gddctgbxnn">
+              <w:r>
+                <w:rPr>
+                  <w:rFonts w:ascii="Arial" w:cs="Arial" w:eastAsia="Arial" w:hAnsi="Arial"/>
+                  <w:color w:val="2E75B6"/>
+                  <w:sz w:val="16"/>
+                  <w:szCs w:val="16"/>
+                  <w:u w:val="single" w:color="2E75B6"/>
+                </w:rPr>
+                <w:t xml:space="preserve">Use Simulations to Explore Experimental Probability (Flexbook)</w:t>
+              </w:r>
+            </w:hyperlink>
+          </w:p>
+          <w:p>
+            <w:pPr>
+              <w:spacing w:after="10" w:before="0"/>
+              <w:ind w:left="120"/>
+            </w:pPr>
+            <w:r>
+              <w:rPr>
+                <w:rFonts w:ascii="Arial" w:cs="Arial" w:eastAsia="Arial" w:hAnsi="Arial"/>
+                <w:color w:val="595959"/>
+                <w:sz w:val="14"/>
+                <w:szCs w:val="14"/>
+              </w:rPr>
+              <w:t xml:space="preserve">Source: CK-12</w:t>
+            </w:r>
+          </w:p>
+          <w:p>
+            <w:pPr>
+              <w:spacing w:after="10" w:before="0"/>
+              <w:ind w:left="120"/>
+            </w:pPr>
+            <w:hyperlink w:history="1" r:id="rId6gr7tdt8mbypriwf2dog2">
+              <w:r>
+                <w:rPr>
+                  <w:rFonts w:ascii="Arial" w:cs="Arial" w:eastAsia="Arial" w:hAnsi="Arial"/>
+                  <w:color w:val="595959"/>
+                  <w:sz w:val="14"/>
+                  <w:szCs w:val="14"/>
+                  <w:u w:val="single" w:color="595959"/>
+                </w:rPr>
+                <w:t xml:space="preserve">🔍 Search ARES for similar readings</w:t>
+              </w:r>
+            </w:hyperlink>
+          </w:p>
+        </w:tc>
+        <w:tc>
+          <w:tcPr>
+            <w:tcW w:type="dxa" w:w="3040"/>
+            <w:shd w:fill="FFFFFF" w:color="auto" w:val="clear"/>
+            <w:tcMar>
+              <w:top w:type="dxa" w:w="60"/>
+              <w:left w:type="dxa" w:w="120"/>
+              <w:bottom w:type="dxa" w:w="60"/>
+              <w:right w:type="dxa" w:w="120"/>
+            </w:tcMar>
+            <w:vAlign w:val="top"/>
+          </w:tcPr>
+          <w:p>
+            <w:pPr>
+              <w:spacing w:after="40" w:before="0"/>
+              <w:jc w:val="left"/>
+            </w:pPr>
+            <w:r>
+              <w:rPr>
+                <w:rFonts w:ascii="Arial" w:cs="Arial" w:eastAsia="Arial" w:hAnsi="Arial"/>
+                <w:b w:val="false"/>
+                <w:bCs w:val="false"/>
+                <w:i w:val="false"/>
+                <w:iCs w:val="false"/>
+                <w:color w:val="000000"/>
+                <w:sz w:val="18"/>
+                <w:szCs w:val="18"/>
+              </w:rPr>
+              <w:t xml:space="preserve">Part A — Mama Njeri's Full Notebook (10 min): Students receive a printed table summarising 60 days of Mama Njeri's sales data (grouped into sets of 10 days). In pairs, they count the number of 'good days' in each group of 10 and record running totals. They then calculate the running relative frequency (good days so far ÷ total days so far) after every 10 days and plot these values on a pre-drawn number-line graph (x-axis: total days observed; y-axis: relative frequency from 0 to 1). </w:t>
+            </w:r>
+          </w:p>
+          <w:p>
+            <w:pPr>
+              <w:spacing w:after="40" w:before="0"/>
+              <w:jc w:val="left"/>
+            </w:pPr>
+            <w:r>
+              <w:rPr>
+                <w:rFonts w:ascii="Arial" w:cs="Arial" w:eastAsia="Arial" w:hAnsi="Arial"/>
+                <w:b w:val="false"/>
+                <w:bCs w:val="false"/>
+                <w:i w:val="false"/>
+                <w:iCs w:val="false"/>
+                <w:color w:val="000000"/>
+                <w:sz w:val="18"/>
+                <w:szCs w:val="18"/>
+              </w:rPr>
+              <w:t xml:space="preserve"/>
+            </w:r>
+          </w:p>
+          <w:p>
+            <w:pPr>
+              <w:spacing w:after="40" w:before="0"/>
+              <w:jc w:val="left"/>
+            </w:pPr>
+            <w:r>
+              <w:rPr>
+                <w:rFonts w:ascii="Arial" w:cs="Arial" w:eastAsia="Arial" w:hAnsi="Arial"/>
+                <w:b w:val="false"/>
+                <w:bCs w:val="false"/>
+                <w:i w:val="false"/>
+                <w:iCs w:val="false"/>
+                <w:color w:val="000000"/>
+                <w:sz w:val="18"/>
+                <w:szCs w:val="18"/>
+              </w:rPr>
+              <w:t xml:space="preserve">Part B — Coin and Bottle-Cap Experiment (15 min): Each group of 4 students conducts TWO repeated-trial experiments. Experiment 1: Flip a 1-shilling coin 40 times. After every 10 flips, record the cumulative number of heads and compute the running relative frequency of heads. Experiment 2: Toss a metal bottle cap (soda cap) 40 times — note it is NOT a fair coin; it lands 'crown-up' or 'crown-down' with unequal chances. After every 10 tosses, record the cumulative crown-up count and compute relative frequency. Students record all data in a structured frequency table in their exercise books and plot both running relative frequency graphs alongside their Mama Njeri graph.</w:t>
+            </w:r>
+          </w:p>
+        </w:tc>
+        <w:tc>
+          <w:tcPr>
+            <w:tcW w:type="dxa" w:w="3040"/>
+            <w:shd w:fill="F2F2F2" w:color="auto" w:val="clear"/>
+            <w:tcMar>
+              <w:top w:type="dxa" w:w="60"/>
+              <w:left w:type="dxa" w:w="120"/>
+              <w:bottom w:type="dxa" w:w="60"/>
+              <w:right w:type="dxa" w:w="120"/>
+            </w:tcMar>
+            <w:vAlign w:val="top"/>
+          </w:tcPr>
+          <w:p>
+            <w:pPr>
+              <w:spacing w:after="40" w:before="0"/>
+              <w:jc w:val="left"/>
+            </w:pPr>
+            <w:r>
+              <w:rPr>
+                <w:rFonts w:ascii="Arial" w:cs="Arial" w:eastAsia="Arial" w:hAnsi="Arial"/>
+                <w:b w:val="false"/>
+                <w:bCs w:val="false"/>
+                <w:i w:val="false"/>
+                <w:iCs w:val="false"/>
+                <w:color w:val="000000"/>
+                <w:sz w:val="18"/>
+                <w:szCs w:val="18"/>
+              </w:rPr>
+              <w:t xml:space="preserve">1. Distribute the 60-day Mama Njeri data table. Say: 'You are now going to be data detectives. Work with your partner. For every 10 days, count the good days and calculate this fraction: good days so far divided by total days so far. Write it as a decimal. Plot it on your graph.' Allow 8 minutes. Circulate — prompt stuck pairs: 'How many good days have you found in the first 10 days? What is that out of 10?' </w:t>
+            </w:r>
+          </w:p>
+          <w:p>
+            <w:pPr>
+              <w:spacing w:after="40" w:before="0"/>
+              <w:jc w:val="left"/>
+            </w:pPr>
+            <w:r>
+              <w:rPr>
+                <w:rFonts w:ascii="Arial" w:cs="Arial" w:eastAsia="Arial" w:hAnsi="Arial"/>
+                <w:b w:val="false"/>
+                <w:bCs w:val="false"/>
+                <w:i w:val="false"/>
+                <w:iCs w:val="false"/>
+                <w:color w:val="000000"/>
+                <w:sz w:val="18"/>
+                <w:szCs w:val="18"/>
+              </w:rPr>
+              <w:t xml:space="preserve">2. After 8 minutes, pause the class. Cold-call TWO groups to share their relative frequency after day 10 and after day 60. Ask: 'What do you notice about the fraction as the number of days gets bigger?' Wait 12 seconds. Acknowledge: 'Hold that thought — we are about to see if the same thing happens with coins.' </w:t>
+            </w:r>
+          </w:p>
+          <w:p>
+            <w:pPr>
+              <w:spacing w:after="40" w:before="0"/>
+              <w:jc w:val="left"/>
+            </w:pPr>
+            <w:r>
+              <w:rPr>
+                <w:rFonts w:ascii="Arial" w:cs="Arial" w:eastAsia="Arial" w:hAnsi="Arial"/>
+                <w:b w:val="false"/>
+                <w:bCs w:val="false"/>
+                <w:i w:val="false"/>
+                <w:iCs w:val="false"/>
+                <w:color w:val="000000"/>
+                <w:sz w:val="18"/>
+                <w:szCs w:val="18"/>
+              </w:rPr>
+              <w:t xml:space="preserve">3. Distribute coins and bottle caps to groups. Say: 'You will flip this coin 40 times in your group — one person flips, one records, two check. Switch roles every 10 flips. Ready? Go.' Monitor pacing — groups should complete 40 flips in about 7 minutes. Prompt accurate recording: 'Make sure you are writing the CUMULATIVE total, not just each set of 10.' </w:t>
+            </w:r>
+          </w:p>
+          <w:p>
+            <w:pPr>
+              <w:spacing w:after="40" w:before="0"/>
+              <w:jc w:val="left"/>
+            </w:pPr>
+            <w:r>
+              <w:rPr>
+                <w:rFonts w:ascii="Arial" w:cs="Arial" w:eastAsia="Arial" w:hAnsi="Arial"/>
+                <w:b w:val="false"/>
+                <w:bCs w:val="false"/>
+                <w:i w:val="false"/>
+                <w:iCs w:val="false"/>
+                <w:color w:val="000000"/>
+                <w:sz w:val="18"/>
+                <w:szCs w:val="18"/>
+              </w:rPr>
+              <w:t xml:space="preserve">4. After coin experiment, direct groups to the bottle-cap experiment. Say: 'Now replace the coin with this bottle cap. It is not a coin — do you think it will behave the same way? We will find out.' Allow 6 minutes. </w:t>
+            </w:r>
+          </w:p>
+          <w:p>
+            <w:pPr>
+              <w:spacing w:after="40" w:before="0"/>
+              <w:jc w:val="left"/>
+            </w:pPr>
+            <w:r>
+              <w:rPr>
+                <w:rFonts w:ascii="Arial" w:cs="Arial" w:eastAsia="Arial" w:hAnsi="Arial"/>
+                <w:b w:val="false"/>
+                <w:bCs w:val="false"/>
+                <w:i w:val="false"/>
+                <w:iCs w:val="false"/>
+                <w:color w:val="000000"/>
+                <w:sz w:val="18"/>
+                <w:szCs w:val="18"/>
+              </w:rPr>
+              <w:t xml:space="preserve">5. With 2 minutes remaining, say: 'Stop where you are and look at all three graphs in front of you — Mama Njeri's, the coin's, and the bottle cap's. What pattern do you see across all three?' Wait 15 seconds of silence. Say: 'Write ONE observation sentence in your book before we discuss.'</w:t>
+            </w:r>
+          </w:p>
+        </w:tc>
+        <w:tc>
+          <w:tcPr>
+            <w:tcW w:type="dxa" w:w="3040"/>
+            <w:shd w:fill="FFFFFF" w:color="auto" w:val="clear"/>
+            <w:tcMar>
+              <w:top w:type="dxa" w:w="60"/>
+              <w:left w:type="dxa" w:w="120"/>
+              <w:bottom w:type="dxa" w:w="60"/>
+              <w:right w:type="dxa" w:w="120"/>
+            </w:tcMar>
+            <w:vAlign w:val="top"/>
+          </w:tcPr>
+          <w:p>
+            <w:pPr>
+              <w:spacing w:after="40" w:before="0"/>
+              <w:jc w:val="left"/>
+            </w:pPr>
+            <w:r>
+              <w:rPr>
+                <w:rFonts w:ascii="Arial" w:cs="Arial" w:eastAsia="Arial" w:hAnsi="Arial"/>
+                <w:b w:val="false"/>
+                <w:bCs w:val="false"/>
+                <w:i w:val="false"/>
+                <w:iCs w:val="false"/>
+                <w:color w:val="000000"/>
+                <w:sz w:val="18"/>
+                <w:szCs w:val="18"/>
+              </w:rPr>
+              <w:t xml:space="preserve">Parallel Data Collection with Running Relative Frequency Graphs: By plotting three simultaneous data sets (Mama Njeri's sales, coin flips, bottle-cap tosses), students directly observe the Law of Large Numbers in action across multiple contexts. The visual convergence of the graphs toward a stable value makes the abstract concept of probability as a limit of relative frequency tangible and cross-contextually grounded.</w:t>
+            </w:r>
+          </w:p>
+        </w:tc>
+        <w:tc>
+          <w:tcPr>
+            <w:tcW w:type="dxa" w:w="3040"/>
+            <w:shd w:fill="F2F2F2" w:color="auto" w:val="clear"/>
+            <w:tcMar>
+              <w:top w:type="dxa" w:w="60"/>
+              <w:left w:type="dxa" w:w="120"/>
+              <w:bottom w:type="dxa" w:w="60"/>
+              <w:right w:type="dxa" w:w="120"/>
+            </w:tcMar>
+            <w:vAlign w:val="top"/>
+          </w:tcPr>
+          <w:p>
+            <w:pPr>
+              <w:spacing w:after="40" w:before="0"/>
+              <w:jc w:val="left"/>
+            </w:pPr>
+            <w:r>
+              <w:rPr>
+                <w:rFonts w:ascii="Arial" w:cs="Arial" w:eastAsia="Arial" w:hAnsi="Arial"/>
+                <w:b w:val="false"/>
+                <w:bCs w:val="false"/>
+                <w:i w:val="false"/>
+                <w:iCs w:val="false"/>
+                <w:color w:val="000000"/>
+                <w:sz w:val="18"/>
+                <w:szCs w:val="18"/>
+              </w:rPr>
+              <w:t xml:space="preserve">Check frequency tables as you circulate — look for: (1) Correct cumulative totals (not just per-set counts); (2) Relative frequency expressed as a decimal between 0 and 1; (3) A plotted graph with a visible trend. Common error to watch for: students dividing good days in a set of 10 by 10 (instead of cumulative good days by cumulative total). If observed, pause the group and ask: 'If Mama Njeri had 3 good days in week 1 and 4 good days in week 2, out of all 20 days so far, what is the fraction?' Use this as a teaching moment for the whole class if more than two groups make the same error.</w:t>
+            </w:r>
+          </w:p>
+        </w:tc>
+      </w:tr>
+      <w:tr>
+        <w:tc>
+          <w:tcPr>
+            <w:tcW w:type="dxa" w:w="1520"/>
+            <w:shd w:fill="E2EFDA" w:color="auto" w:val="clear"/>
+            <w:tcMar>
+              <w:top w:type="dxa" w:w="60"/>
+              <w:left w:type="dxa" w:w="120"/>
+              <w:bottom w:type="dxa" w:w="60"/>
+              <w:right w:type="dxa" w:w="120"/>
+            </w:tcMar>
+            <w:vAlign w:val="top"/>
+          </w:tcPr>
+          <w:p>
+            <w:pPr>
+              <w:spacing w:after="40" w:before="0"/>
+              <w:jc w:val="left"/>
+            </w:pPr>
+            <w:r>
+              <w:rPr>
+                <w:rFonts w:ascii="Arial" w:cs="Arial" w:eastAsia="Arial" w:hAnsi="Arial"/>
+                <w:b/>
+                <w:bCs/>
+                <w:i w:val="false"/>
+                <w:iCs w:val="false"/>
+                <w:color w:val="000000"/>
+                <w:sz w:val="18"/>
+                <w:szCs w:val="18"/>
+              </w:rPr>
+              <w:t xml:space="preserve">Explain Phase</w:t>
+            </w:r>
+          </w:p>
+          <w:p>
+            <w:pPr>
+              <w:spacing w:after="20" w:before="0"/>
+            </w:pPr>
+            <w:r>
+              <w:rPr>
+                <w:rFonts w:ascii="Arial" w:cs="Arial" w:eastAsia="Arial" w:hAnsi="Arial"/>
+                <w:b/>
+                <w:bCs/>
+                <w:color w:val="1F3864"/>
+                <w:sz w:val="16"/>
+                <w:szCs w:val="16"/>
+              </w:rPr>
+              <w:t xml:space="preserve">📹 VIDEO:</w:t>
+            </w:r>
+          </w:p>
+          <w:p>
+            <w:pPr>
+              <w:spacing w:after="20" w:before="0"/>
+            </w:pPr>
+            <w:hyperlink w:history="1" r:id="rIddch17upoklm9djqfhqpwb">
+              <w:r>
+                <w:rPr>
+                  <w:rFonts w:ascii="Arial" w:cs="Arial" w:eastAsia="Arial" w:hAnsi="Arial"/>
+                  <w:color w:val="2E75B6"/>
+                  <w:sz w:val="16"/>
+                  <w:szCs w:val="16"/>
+                  <w:u w:val="single" w:color="2E75B6"/>
+                </w:rPr>
+                <w:t xml:space="preserve">Two-way relative frequency tables</w:t>
+              </w:r>
+            </w:hyperlink>
+          </w:p>
+          <w:p>
+            <w:pPr>
+              <w:spacing w:after="10" w:before="0"/>
+              <w:ind w:left="120"/>
+            </w:pPr>
+            <w:r>
+              <w:rPr>
+                <w:rFonts w:ascii="Arial" w:cs="Arial" w:eastAsia="Arial" w:hAnsi="Arial"/>
+                <w:color w:val="595959"/>
+                <w:sz w:val="14"/>
+                <w:szCs w:val="14"/>
+              </w:rPr>
+              <w:t xml:space="preserve">Source: Khan Academy (English - US curriculum)</w:t>
+            </w:r>
+          </w:p>
+          <w:p>
+            <w:pPr>
+              <w:spacing w:after="10" w:before="0"/>
+              <w:ind w:left="120"/>
+            </w:pPr>
+            <w:hyperlink w:history="1" r:id="rIdhnutmal72llaikmcpigg-">
+              <w:r>
+                <w:rPr>
+                  <w:rFonts w:ascii="Arial" w:cs="Arial" w:eastAsia="Arial" w:hAnsi="Arial"/>
+                  <w:color w:val="595959"/>
+                  <w:sz w:val="14"/>
+                  <w:szCs w:val="14"/>
+                  <w:u w:val="single" w:color="595959"/>
+                </w:rPr>
+                <w:t xml:space="preserve">🔍 Search ARES for similar videos</w:t>
+              </w:r>
+            </w:hyperlink>
+          </w:p>
+          <w:p>
+            <w:pPr>
+              <w:spacing w:after="40" w:before="0"/>
+            </w:pPr>
+            <w:r>
+              <w:rPr>
+                <w:sz w:val="14"/>
+                <w:szCs w:val="14"/>
+              </w:rPr>
+              <w:t xml:space="preserve"/>
+            </w:r>
+          </w:p>
+          <w:p>
+            <w:pPr>
+              <w:spacing w:after="20" w:before="0"/>
+            </w:pPr>
+            <w:r>
+              <w:rPr>
+                <w:rFonts w:ascii="Arial" w:cs="Arial" w:eastAsia="Arial" w:hAnsi="Arial"/>
+                <w:b/>
+                <w:bCs/>
+                <w:color w:val="1F3864"/>
+                <w:sz w:val="16"/>
+                <w:szCs w:val="16"/>
+              </w:rPr>
+              <w:t xml:space="preserve">📖 HTML:</w:t>
+            </w:r>
+          </w:p>
+          <w:p>
+            <w:pPr>
+              <w:spacing w:after="20" w:before="0"/>
+            </w:pPr>
+            <w:hyperlink w:history="1" r:id="rIdlrwz72hwund_lgl1ctoa4">
               <w:r>
                 <w:rPr>
                   <w:rFonts w:ascii="Arial" w:cs="Arial" w:eastAsia="Arial" w:hAnsi="Arial"/>
@@ -3473,7 +4294,7 @@
               <w:spacing w:after="10" w:before="0"/>
               <w:ind w:left="120"/>
             </w:pPr>
-            <w:hyperlink w:history="1" r:id="rId6gl33_mcnvwtcafdmnucv">
+            <w:hyperlink w:history="1" r:id="rId0tqnszwq7jj-fc2afot-m">
               <w:r>
                 <w:rPr>
                   <w:rFonts w:ascii="Arial" w:cs="Arial" w:eastAsia="Arial" w:hAnsi="Arial"/>
@@ -3515,7 +4336,7 @@
                 <w:sz w:val="18"/>
                 <w:szCs w:val="18"/>
               </w:rPr>
-              <w:t xml:space="preserve">Students are presented with the anchoring phenomenon: a short narrative about Mama Njeri's mandazi stall at Gikomba Market, along with a simplified one-week excerpt from her sales notebook (a printed or projected table showing 7 days of data: mandazi fried vs. mandazi sold). Without any instruction, students individually write a prediction in their exercise books: (1) On what fraction of days did Mama Njeri have a 'good day' (selling ≥ 80% of her stock)? (2) If you had to advise Mama Njeri on whether tomorrow will be a good day, what would you say, and why? Students then share predictions with a partner (Think-Pair-Share). The class hears 4–5 predictions; disagreements are noted on the board without resolution — the tension is left open deliberately.</w:t>
+              <w:t xml:space="preserve">Students participate in a structured whole-class discussion to formalise the patterns they observed. The teacher introduces key vocabulary (random experiment, outcome, sample space, event, experimental probability) by anchoring each term directly to the Mama Njeri context and the coin/bottle-cap experiments. Students then work in pairs to complete a 'Concept Mapping' task: they are given six terms on sticky notes or strips of paper and must arrange them in a logical map with connecting arrows and phrases. Finally, students individually solve three short application problems: (1) From the 60-day Mama Njeri table, calculate the experimental probability of a good day. (2) A student flipped a coin 50 times and got 23 heads — what is the experimental probability of heads? (3) Kamau rolled a die 30 times in Kisumu and got a '6' exactly 4 times — what is the experimental probability of rolling a 6?</w:t>
             </w:r>
           </w:p>
         </w:tc>
@@ -3547,102 +4368,83 @@
                 <w:sz w:val="18"/>
                 <w:szCs w:val="18"/>
               </w:rPr>
-              <w:t xml:space="preserve">1. Display or distribute the Mama Njeri scenario card and the 7-day notebook excerpt. Read the scenario aloud expressively: 'Every morning Mama Njeri wakes up at 4 a.m., fries her mandazi, and carries them to Gikomba. Some days she sells out. Some days she goes home with half a basket. She has written down every single day for three months — and she still cannot tell you what tomorrow will look like. Why not?' </w:t>
-            </w:r>
-          </w:p>
-          <w:p>
-            <w:pPr>
-              <w:spacing w:after="40" w:before="0"/>
-              <w:jc w:val="left"/>
-            </w:pPr>
-            <w:r>
-              <w:rPr>
-                <w:rFonts w:ascii="Arial" w:cs="Arial" w:eastAsia="Arial" w:hAnsi="Arial"/>
-                <w:b w:val="false"/>
-                <w:bCs w:val="false"/>
-                <w:i w:val="false"/>
-                <w:iCs w:val="false"/>
-                <w:color w:val="000000"/>
-                <w:sz w:val="18"/>
-                <w:szCs w:val="18"/>
-              </w:rPr>
-              <w:t xml:space="preserve">2. Pause for effect. Say: 'Before I teach you anything, I want to know what YOU think. Look at this one week of her data. In your exercise book, answer these two questions.' [Display the two prediction questions on the board. Allow 4 minutes of silent individual writing.] </w:t>
-            </w:r>
-          </w:p>
-          <w:p>
-            <w:pPr>
-              <w:spacing w:after="40" w:before="0"/>
-              <w:jc w:val="left"/>
-            </w:pPr>
-            <w:r>
-              <w:rPr>
-                <w:rFonts w:ascii="Arial" w:cs="Arial" w:eastAsia="Arial" w:hAnsi="Arial"/>
-                <w:b w:val="false"/>
-                <w:bCs w:val="false"/>
-                <w:i w:val="false"/>
-                <w:iCs w:val="false"/>
-                <w:color w:val="000000"/>
-                <w:sz w:val="18"/>
-                <w:szCs w:val="18"/>
-              </w:rPr>
-              <w:t xml:space="preserve">3. After 4 minutes, say: 'Turn to your neighbour. You have 2 minutes. Share your fraction estimate and your advice for Mama Njeri.' </w:t>
-            </w:r>
-          </w:p>
-          <w:p>
-            <w:pPr>
-              <w:spacing w:after="40" w:before="0"/>
-              <w:jc w:val="left"/>
-            </w:pPr>
-            <w:r>
-              <w:rPr>
-                <w:rFonts w:ascii="Arial" w:cs="Arial" w:eastAsia="Arial" w:hAnsi="Arial"/>
-                <w:b w:val="false"/>
-                <w:bCs w:val="false"/>
-                <w:i w:val="false"/>
-                <w:iCs w:val="false"/>
-                <w:color w:val="000000"/>
-                <w:sz w:val="18"/>
-                <w:szCs w:val="18"/>
-              </w:rPr>
-              <w:t xml:space="preserve">4. After pair discussion, cold-call FOUR students (select a mix of confident and quieter voices): 'Akinyi, what fraction did you get and why?' — wait 10 seconds after each student speaks before moving to the next. </w:t>
-            </w:r>
-          </w:p>
-          <w:p>
-            <w:pPr>
-              <w:spacing w:after="40" w:before="0"/>
-              <w:jc w:val="left"/>
-            </w:pPr>
-            <w:r>
-              <w:rPr>
-                <w:rFonts w:ascii="Arial" w:cs="Arial" w:eastAsia="Arial" w:hAnsi="Arial"/>
-                <w:b w:val="false"/>
-                <w:bCs w:val="false"/>
-                <w:i w:val="false"/>
-                <w:iCs w:val="false"/>
-                <w:color w:val="000000"/>
-                <w:sz w:val="18"/>
-                <w:szCs w:val="18"/>
-              </w:rPr>
-              <w:t xml:space="preserve">5. Record all different estimates on the board in a visible 'Prediction Bank.' Do NOT correct them. Say: 'We have different answers. Some of you said one-third, some said one-half. How will we find out who is closest to right? That is what today's lesson will help us discover.' </w:t>
-            </w:r>
-          </w:p>
-          <w:p>
-            <w:pPr>
-              <w:spacing w:after="40" w:before="0"/>
-              <w:jc w:val="left"/>
-            </w:pPr>
-            <w:r>
-              <w:rPr>
-                <w:rFonts w:ascii="Arial" w:cs="Arial" w:eastAsia="Arial" w:hAnsi="Arial"/>
-                <w:b w:val="false"/>
-                <w:bCs w:val="false"/>
-                <w:i w:val="false"/>
-                <w:iCs w:val="false"/>
-                <w:color w:val="000000"/>
-                <w:sz w:val="18"/>
-                <w:szCs w:val="18"/>
-              </w:rPr>
-              <w:t xml:space="preserve">6. Explicitly connect to phenomenon: 'This is exactly Mama Njeri's problem. She has guesses — but how do we turn guesses into mathematics?'</w:t>
+              <w:t xml:space="preserve">1. Open the discussion: 'Let's name what we saw. Otieno, describe what happened to your relative frequency graph as you did more coin flips.' Cold-call, wait 12 seconds. Affirm the observation, then say: 'Mathematicians call this stabilisation. The value it stabilises toward is what we call the EXPERIMENTAL PROBABILITY.' Write the definition on the board: Experimental Probability = Number of times event occurred ÷ Total number of trials. </w:t>
+            </w:r>
+          </w:p>
+          <w:p>
+            <w:pPr>
+              <w:spacing w:after="40" w:before="0"/>
+              <w:jc w:val="left"/>
+            </w:pPr>
+            <w:r>
+              <w:rPr>
+                <w:rFonts w:ascii="Arial" w:cs="Arial" w:eastAsia="Arial" w:hAnsi="Arial"/>
+                <w:b w:val="false"/>
+                <w:bCs w:val="false"/>
+                <w:i w:val="false"/>
+                <w:iCs w:val="false"/>
+                <w:color w:val="000000"/>
+                <w:sz w:val="18"/>
+                <w:szCs w:val="18"/>
+              </w:rPr>
+              <w:t xml:space="preserve">2. Anchor each vocabulary term: 'Mama Njeri's morning routine — frying and selling mandazi — is a RANDOM EXPERIMENT because the outcome is uncertain. The set of all possible outcomes — good day or not-good day — is the SAMPLE SPACE. A specific outcome we care about — having a good day — is an EVENT.' Write each term and its Mama Njeri example side by side on the board. </w:t>
+            </w:r>
+          </w:p>
+          <w:p>
+            <w:pPr>
+              <w:spacing w:after="40" w:before="0"/>
+              <w:jc w:val="left"/>
+            </w:pPr>
+            <w:r>
+              <w:rPr>
+                <w:rFonts w:ascii="Arial" w:cs="Arial" w:eastAsia="Arial" w:hAnsi="Arial"/>
+                <w:b w:val="false"/>
+                <w:bCs w:val="false"/>
+                <w:i w:val="false"/>
+                <w:iCs w:val="false"/>
+                <w:color w:val="000000"/>
+                <w:sz w:val="18"/>
+                <w:szCs w:val="18"/>
+              </w:rPr>
+              <w:t xml:space="preserve">3. Say: 'Now with your partner, take these six terms and build a concept map. Use arrows and write a short phrase on each arrow to show how the terms connect. You have 5 minutes.' [Terms: random experiment, outcome, sample space, event, trial, experimental probability.] Circulate and prompt: 'What comes before an outcome? What is the relationship between event and sample space?' </w:t>
+            </w:r>
+          </w:p>
+          <w:p>
+            <w:pPr>
+              <w:spacing w:after="40" w:before="0"/>
+              <w:jc w:val="left"/>
+            </w:pPr>
+            <w:r>
+              <w:rPr>
+                <w:rFonts w:ascii="Arial" w:cs="Arial" w:eastAsia="Arial" w:hAnsi="Arial"/>
+                <w:b w:val="false"/>
+                <w:bCs w:val="false"/>
+                <w:i w:val="false"/>
+                <w:iCs w:val="false"/>
+                <w:color w:val="000000"/>
+                <w:sz w:val="18"/>
+                <w:szCs w:val="18"/>
+              </w:rPr>
+              <w:t xml:space="preserve">4. After concept mapping, project the three application problems. Say: 'Try problem 1 silently for 2 minutes.' Cold-call one student for the answer. Say: 'Wanjiku, walk us through your calculation.' Wait 10 seconds. Then move to problems 2 and 3 with pair discussion. </w:t>
+            </w:r>
+          </w:p>
+          <w:p>
+            <w:pPr>
+              <w:spacing w:after="40" w:before="0"/>
+              <w:jc w:val="left"/>
+            </w:pPr>
+            <w:r>
+              <w:rPr>
+                <w:rFonts w:ascii="Arial" w:cs="Arial" w:eastAsia="Arial" w:hAnsi="Arial"/>
+                <w:b w:val="false"/>
+                <w:bCs w:val="false"/>
+                <w:i w:val="false"/>
+                <w:iCs w:val="false"/>
+                <w:color w:val="000000"/>
+                <w:sz w:val="18"/>
+                <w:szCs w:val="18"/>
+              </w:rPr>
+              <w:t xml:space="preserve">5. Return to the phenomenon: 'So — using Mama Njeri's 60-day data, we now have a mathematical estimate of her good-day probability. Is this the same as a guarantee? Can she be 100% certain tomorrow will be a good day?' Wait 15 seconds. Accept 2–3 responses. Close with: 'That tension — between what the mathematics predicts and what actually happens — is the mystery we are going to keep investigating.'</w:t>
             </w:r>
           </w:p>
         </w:tc>
@@ -3674,7 +4476,7 @@
                 <w:sz w:val="18"/>
                 <w:szCs w:val="18"/>
               </w:rPr>
-              <w:t xml:space="preserve">Think-Pair-Share with a Prediction Bank: Students externalise prior intuitions before instruction, creating cognitive dissonance when predictions differ. Recording all predictions publicly (without judgment) motivates the need for a mathematical method to settle the disagreement — directly motivating the concept of experimental probability.</w:t>
+              <w:t xml:space="preserve">Vocabulary Anchoring + Concept Mapping: Introducing formal vocabulary AFTER students have experienced the concepts through data collection ensures that terms attach to genuine understanding rather than rote memorisation. The concept map externalises relational thinking and reveals misconceptions (e.g., confusing 'outcome' with 'event') before they solidify.</w:t>
             </w:r>
           </w:p>
         </w:tc>
@@ -3706,7 +4508,7 @@
                 <w:sz w:val="18"/>
                 <w:szCs w:val="18"/>
               </w:rPr>
-              <w:t xml:space="preserve">Circulate and read student written predictions during the 4-minute silent phase. Observable indicators of readiness: (1) Student can identify at least one 'good day' from the table (sells ≥ 80%); (2) Student attempts a fraction or ratio, even if incorrect. Flag students who write only 'I don't know' for targeted support during the Observe phase. Collect 3–4 exercise books to scan written predictions; return before end of lesson.</w:t>
+              <w:t xml:space="preserve">Collect concept maps from three randomly selected pairs. Look for: (1) Correct directional arrows (e.g., 'a trial produces an outcome'); (2) Sample space correctly positioned as the set containing all outcomes; (3) Experimental probability correctly linked to trials and events. For the three application problems, observe student work — target indicator: student correctly places the count of favourable outcomes in the numerator and total trials in the denominator. Students who invert the fraction or use total outcomes (not trials) need re-teaching of the formula before Lesson 2.</w:t>
             </w:r>
           </w:p>
         </w:tc>
@@ -3715,32 +4517,32 @@
         <w:tc>
           <w:tcPr>
             <w:tcW w:type="dxa" w:w="1520"/>
-            <w:shd w:fill="D9EEF1" w:color="auto" w:val="clear"/>
-            <w:tcMar>
-              <w:top w:type="dxa" w:w="60"/>
-              <w:left w:type="dxa" w:w="120"/>
-              <w:bottom w:type="dxa" w:w="60"/>
-              <w:right w:type="dxa" w:w="120"/>
-            </w:tcMar>
-            <w:vAlign w:val="top"/>
-          </w:tcPr>
-          <w:p>
-            <w:pPr>
-              <w:spacing w:after="40" w:before="0"/>
-              <w:jc w:val="left"/>
-            </w:pPr>
-            <w:r>
-              <w:rPr>
-                <w:rFonts w:ascii="Arial" w:cs="Arial" w:eastAsia="Arial" w:hAnsi="Arial"/>
-                <w:b/>
-                <w:bCs/>
-                <w:i w:val="false"/>
-                <w:iCs w:val="false"/>
-                <w:color w:val="000000"/>
-                <w:sz w:val="18"/>
-                <w:szCs w:val="18"/>
-              </w:rPr>
-              <w:t xml:space="preserve">Observe Phase</w:t>
+            <w:shd w:fill="FCE4D6" w:color="auto" w:val="clear"/>
+            <w:tcMar>
+              <w:top w:type="dxa" w:w="60"/>
+              <w:left w:type="dxa" w:w="120"/>
+              <w:bottom w:type="dxa" w:w="60"/>
+              <w:right w:type="dxa" w:w="120"/>
+            </w:tcMar>
+            <w:vAlign w:val="top"/>
+          </w:tcPr>
+          <w:p>
+            <w:pPr>
+              <w:spacing w:after="40" w:before="0"/>
+              <w:jc w:val="left"/>
+            </w:pPr>
+            <w:r>
+              <w:rPr>
+                <w:rFonts w:ascii="Arial" w:cs="Arial" w:eastAsia="Arial" w:hAnsi="Arial"/>
+                <w:b/>
+                <w:bCs/>
+                <w:i w:val="false"/>
+                <w:iCs w:val="false"/>
+                <w:color w:val="000000"/>
+                <w:sz w:val="18"/>
+                <w:szCs w:val="18"/>
+              </w:rPr>
+              <w:t xml:space="preserve">Driving Question Board (DQB) Creation</w:t>
             </w:r>
           </w:p>
           <w:p>
@@ -3763,7 +4565,7 @@
             <w:pPr>
               <w:spacing w:after="20" w:before="0"/>
             </w:pPr>
-            <w:hyperlink w:history="1" r:id="rIdun_msfrn2b6hp5tl8napn">
+            <w:hyperlink w:history="1" r:id="rIdi_gn6ghv8wp8c0y1hx3ra">
               <w:r>
                 <w:rPr>
                   <w:rFonts w:ascii="Arial" w:cs="Arial" w:eastAsia="Arial" w:hAnsi="Arial"/>
@@ -3772,7 +4574,7 @@
                   <w:szCs w:val="16"/>
                   <w:u w:val="single" w:color="2E75B6"/>
                 </w:rPr>
-                <w:t xml:space="preserve">Video: Plinko Probability</w:t>
+                <w:t xml:space="preserve">Random numbers for experimental probability</w:t>
               </w:r>
             </w:hyperlink>
           </w:p>
@@ -3788,7 +4590,7 @@
                 <w:sz w:val="14"/>
                 <w:szCs w:val="14"/>
               </w:rPr>
-              <w:t xml:space="preserve">Source: PhET Interactive Simulations (English)</w:t>
+              <w:t xml:space="preserve">Source: Khan Academy (English - US curriculum)</w:t>
             </w:r>
           </w:p>
           <w:p>
@@ -3796,7 +4598,7 @@
               <w:spacing w:after="10" w:before="0"/>
               <w:ind w:left="120"/>
             </w:pPr>
-            <w:hyperlink w:history="1" r:id="rIdfgnsysnmp5aj160ug-tn6">
+            <w:hyperlink w:history="1" r:id="rIdmcqs3eq6g4fqydsskm98n">
               <w:r>
                 <w:rPr>
                   <w:rFonts w:ascii="Arial" w:cs="Arial" w:eastAsia="Arial" w:hAnsi="Arial"/>
@@ -3834,14 +4636,14 @@
                 <w:sz w:val="16"/>
                 <w:szCs w:val="16"/>
               </w:rPr>
-              <w:t xml:space="preserve">📖 HTML:</w:t>
+              <w:t xml:space="preserve">📖 EXERCISE:</w:t>
             </w:r>
           </w:p>
           <w:p>
             <w:pPr>
               <w:spacing w:after="20" w:before="0"/>
             </w:pPr>
-            <w:hyperlink w:history="1" r:id="rId-kutmpvxcg4k32jsubsxj">
+            <w:hyperlink w:history="1" r:id="rId-churmnajugq0kooknxss">
               <w:r>
                 <w:rPr>
                   <w:rFonts w:ascii="Arial" w:cs="Arial" w:eastAsia="Arial" w:hAnsi="Arial"/>
@@ -3850,7 +4652,7 @@
                   <w:szCs w:val="16"/>
                   <w:u w:val="single" w:color="2E75B6"/>
                 </w:rPr>
-                <w:t xml:space="preserve">Theoretical and Experimental Probability (Flexbook)</w:t>
+                <w:t xml:space="preserve">Theoretical and Experimental Probability Practice</w:t>
               </w:r>
             </w:hyperlink>
           </w:p>
@@ -3874,7 +4676,7 @@
               <w:spacing w:after="10" w:before="0"/>
               <w:ind w:left="120"/>
             </w:pPr>
-            <w:hyperlink w:history="1" r:id="rIdpapaq9cbswfa5lkai1ji9">
+            <w:hyperlink w:history="1" r:id="rIdy9v-bdv61mrptcvsrorfv">
               <w:r>
                 <w:rPr>
                   <w:rFonts w:ascii="Arial" w:cs="Arial" w:eastAsia="Arial" w:hAnsi="Arial"/>
@@ -3916,45 +4718,7 @@
                 <w:sz w:val="18"/>
                 <w:szCs w:val="18"/>
               </w:rPr>
-              <w:t xml:space="preserve">Part A — Mama Njeri's Full Notebook (10 min): Students receive a printed table summarising 60 days of Mama Njeri's sales data (grouped into sets of 10 days). In pairs, they count the number of 'good days' in each group of 10 and record running totals. They then calculate the running relative frequency (good days so far ÷ total days so far) after every 10 days and plot these values on a pre-drawn number-line graph (x-axis: total days observed; y-axis: relative frequency from 0 to 1). </w:t>
-            </w:r>
-          </w:p>
-          <w:p>
-            <w:pPr>
-              <w:spacing w:after="40" w:before="0"/>
-              <w:jc w:val="left"/>
-            </w:pPr>
-            <w:r>
-              <w:rPr>
-                <w:rFonts w:ascii="Arial" w:cs="Arial" w:eastAsia="Arial" w:hAnsi="Arial"/>
-                <w:b w:val="false"/>
-                <w:bCs w:val="false"/>
-                <w:i w:val="false"/>
-                <w:iCs w:val="false"/>
-                <w:color w:val="000000"/>
-                <w:sz w:val="18"/>
-                <w:szCs w:val="18"/>
-              </w:rPr>
-              <w:t xml:space="preserve"/>
-            </w:r>
-          </w:p>
-          <w:p>
-            <w:pPr>
-              <w:spacing w:after="40" w:before="0"/>
-              <w:jc w:val="left"/>
-            </w:pPr>
-            <w:r>
-              <w:rPr>
-                <w:rFonts w:ascii="Arial" w:cs="Arial" w:eastAsia="Arial" w:hAnsi="Arial"/>
-                <w:b w:val="false"/>
-                <w:bCs w:val="false"/>
-                <w:i w:val="false"/>
-                <w:iCs w:val="false"/>
-                <w:color w:val="000000"/>
-                <w:sz w:val="18"/>
-                <w:szCs w:val="18"/>
-              </w:rPr>
-              <w:t xml:space="preserve">Part B — Coin and Bottle-Cap Experiment (15 min): Each group of 4 students conducts TWO repeated-trial experiments. Experiment 1: Flip a 1-shilling coin 40 times. After every 10 flips, record the cumulative number of heads and compute the running relative frequency of heads. Experiment 2: Toss a metal bottle cap (soda cap) 40 times — note it is NOT a fair coin; it lands 'crown-up' or 'crown-down' with unequal chances. After every 10 tosses, record the cumulative crown-up count and compute relative frequency. Students record all data in a structured frequency table in their exercise books and plot both running relative frequency graphs alongside their Mama Njeri graph.</w:t>
+              <w:t xml:space="preserve">Students are introduced to the Driving Question Board — a dedicated space on the classroom wall (or a large sheet of manila paper) that will be maintained throughout the entire unit. Each student writes TWO questions on separate sticky notes (or small pieces of paper): one question about something they do not yet understand about probability, and one question about how probability might help Mama Njeri or someone else they know make a better decision. Students read their questions aloud in a gallery-walk format and physically post them on the DQB, grouping similar questions together. The teacher labels emergent clusters with working category headings. The class identifies ONE 'burning question' they most want to answer — this is starred on the DQB and will be revisited each lesson.</w:t>
             </w:r>
           </w:p>
         </w:tc>
@@ -3986,83 +4750,83 @@
                 <w:sz w:val="18"/>
                 <w:szCs w:val="18"/>
               </w:rPr>
-              <w:t xml:space="preserve">1. Distribute the 60-day Mama Njeri data table. Say: 'You are now going to be data detectives. Work with your partner. For every 10 days, count the good days and calculate this fraction: good days so far divided by total days so far. Write it as a decimal. Plot it on your graph.' Allow 8 minutes. Circulate — prompt stuck pairs: 'How many good days have you found in the first 10 days? What is that out of 10?' </w:t>
-            </w:r>
-          </w:p>
-          <w:p>
-            <w:pPr>
-              <w:spacing w:after="40" w:before="0"/>
-              <w:jc w:val="left"/>
-            </w:pPr>
-            <w:r>
-              <w:rPr>
-                <w:rFonts w:ascii="Arial" w:cs="Arial" w:eastAsia="Arial" w:hAnsi="Arial"/>
-                <w:b w:val="false"/>
-                <w:bCs w:val="false"/>
-                <w:i w:val="false"/>
-                <w:iCs w:val="false"/>
-                <w:color w:val="000000"/>
-                <w:sz w:val="18"/>
-                <w:szCs w:val="18"/>
-              </w:rPr>
-              <w:t xml:space="preserve">2. After 8 minutes, pause the class. Cold-call TWO groups to share their relative frequency after day 10 and after day 60. Ask: 'What do you notice about the fraction as the number of days gets bigger?' Wait 12 seconds. Acknowledge: 'Hold that thought — we are about to see if the same thing happens with coins.' </w:t>
-            </w:r>
-          </w:p>
-          <w:p>
-            <w:pPr>
-              <w:spacing w:after="40" w:before="0"/>
-              <w:jc w:val="left"/>
-            </w:pPr>
-            <w:r>
-              <w:rPr>
-                <w:rFonts w:ascii="Arial" w:cs="Arial" w:eastAsia="Arial" w:hAnsi="Arial"/>
-                <w:b w:val="false"/>
-                <w:bCs w:val="false"/>
-                <w:i w:val="false"/>
-                <w:iCs w:val="false"/>
-                <w:color w:val="000000"/>
-                <w:sz w:val="18"/>
-                <w:szCs w:val="18"/>
-              </w:rPr>
-              <w:t xml:space="preserve">3. Distribute coins and bottle caps to groups. Say: 'You will flip this coin 40 times in your group — one person flips, one records, two check. Switch roles every 10 flips. Ready? Go.' Monitor pacing — groups should complete 40 flips in about 7 minutes. Prompt accurate recording: 'Make sure you are writing the CUMULATIVE total, not just each set of 10.' </w:t>
-            </w:r>
-          </w:p>
-          <w:p>
-            <w:pPr>
-              <w:spacing w:after="40" w:before="0"/>
-              <w:jc w:val="left"/>
-            </w:pPr>
-            <w:r>
-              <w:rPr>
-                <w:rFonts w:ascii="Arial" w:cs="Arial" w:eastAsia="Arial" w:hAnsi="Arial"/>
-                <w:b w:val="false"/>
-                <w:bCs w:val="false"/>
-                <w:i w:val="false"/>
-                <w:iCs w:val="false"/>
-                <w:color w:val="000000"/>
-                <w:sz w:val="18"/>
-                <w:szCs w:val="18"/>
-              </w:rPr>
-              <w:t xml:space="preserve">4. After coin experiment, direct groups to the bottle-cap experiment. Say: 'Now replace the coin with this bottle cap. It is not a coin — do you think it will behave the same way? We will find out.' Allow 6 minutes. </w:t>
-            </w:r>
-          </w:p>
-          <w:p>
-            <w:pPr>
-              <w:spacing w:after="40" w:before="0"/>
-              <w:jc w:val="left"/>
-            </w:pPr>
-            <w:r>
-              <w:rPr>
-                <w:rFonts w:ascii="Arial" w:cs="Arial" w:eastAsia="Arial" w:hAnsi="Arial"/>
-                <w:b w:val="false"/>
-                <w:bCs w:val="false"/>
-                <w:i w:val="false"/>
-                <w:iCs w:val="false"/>
-                <w:color w:val="000000"/>
-                <w:sz w:val="18"/>
-                <w:szCs w:val="18"/>
-              </w:rPr>
-              <w:t xml:space="preserve">5. With 2 minutes remaining, say: 'Stop where you are and look at all three graphs in front of you — Mama Njeri's, the coin's, and the bottle cap's. What pattern do you see across all three?' Wait 15 seconds of silence. Say: 'Write ONE observation sentence in your book before we discuss.'</w:t>
+              <w:t xml:space="preserve">1. Introduce the DQB: 'On this wall, we are going to track our growing understanding across the whole unit. Every question you post here is a good question — there are no wrong questions on this board. By the end of the unit, we should be able to answer most of them.' </w:t>
+            </w:r>
+          </w:p>
+          <w:p>
+            <w:pPr>
+              <w:spacing w:after="40" w:before="0"/>
+              <w:jc w:val="left"/>
+            </w:pPr>
+            <w:r>
+              <w:rPr>
+                <w:rFonts w:ascii="Arial" w:cs="Arial" w:eastAsia="Arial" w:hAnsi="Arial"/>
+                <w:b w:val="false"/>
+                <w:bCs w:val="false"/>
+                <w:i w:val="false"/>
+                <w:iCs w:val="false"/>
+                <w:color w:val="000000"/>
+                <w:sz w:val="18"/>
+                <w:szCs w:val="18"/>
+              </w:rPr>
+              <w:t xml:space="preserve">2. Distribute sticky notes (or paper strips). Say: 'Write TWO questions. Question one: something about probability you don't understand yet. Question two: a real-life situation — maybe in your home, your market, your school — where you wonder about the chances of something happening. You have 3 minutes. Write in pen so we can all read it.' </w:t>
+            </w:r>
+          </w:p>
+          <w:p>
+            <w:pPr>
+              <w:spacing w:after="40" w:before="0"/>
+              <w:jc w:val="left"/>
+            </w:pPr>
+            <w:r>
+              <w:rPr>
+                <w:rFonts w:ascii="Arial" w:cs="Arial" w:eastAsia="Arial" w:hAnsi="Arial"/>
+                <w:b w:val="false"/>
+                <w:bCs w:val="false"/>
+                <w:i w:val="false"/>
+                <w:iCs w:val="false"/>
+                <w:color w:val="000000"/>
+                <w:sz w:val="18"/>
+                <w:szCs w:val="18"/>
+              </w:rPr>
+              <w:t xml:space="preserve">3. Play soft background music (optional) while students write. After 3 minutes, say: 'Stand up. Read your questions to the person next to you. Then walk to the board and post your questions. If someone else has a similar question, post yours nearby.' Allow 4 minutes of gallery walk. </w:t>
+            </w:r>
+          </w:p>
+          <w:p>
+            <w:pPr>
+              <w:spacing w:after="40" w:before="0"/>
+              <w:jc w:val="left"/>
+            </w:pPr>
+            <w:r>
+              <w:rPr>
+                <w:rFonts w:ascii="Arial" w:cs="Arial" w:eastAsia="Arial" w:hAnsi="Arial"/>
+                <w:b w:val="false"/>
+                <w:bCs w:val="false"/>
+                <w:i w:val="false"/>
+                <w:iCs w:val="false"/>
+                <w:color w:val="000000"/>
+                <w:sz w:val="18"/>
+                <w:szCs w:val="18"/>
+              </w:rPr>
+              <w:t xml:space="preserve">4. After posting, scan the board aloud: 'I see a cluster here about how we CALCULATE probability — several of you are asking about that. I see another cluster about whether probability can be WRONG. And I see questions about GAMES and SPORTS — interesting.' Label clusters with sticky-note headers. </w:t>
+            </w:r>
+          </w:p>
+          <w:p>
+            <w:pPr>
+              <w:spacing w:after="40" w:before="0"/>
+              <w:jc w:val="left"/>
+            </w:pPr>
+            <w:r>
+              <w:rPr>
+                <w:rFonts w:ascii="Arial" w:cs="Arial" w:eastAsia="Arial" w:hAnsi="Arial"/>
+                <w:b w:val="false"/>
+                <w:bCs w:val="false"/>
+                <w:i w:val="false"/>
+                <w:iCs w:val="false"/>
+                <w:color w:val="000000"/>
+                <w:sz w:val="18"/>
+                <w:szCs w:val="18"/>
+              </w:rPr>
+              <w:t xml:space="preserve">5. Ask: 'Which ONE question do you most want this unit to answer? Call it out.' Tally responses by a show of hands and star the winning question. Say: 'We will come back to this board every lesson and update it as we learn more. Today's lesson has already given us some answers — and many more questions.'</w:t>
             </w:r>
           </w:p>
         </w:tc>
@@ -4094,7 +4858,7 @@
                 <w:sz w:val="18"/>
                 <w:szCs w:val="18"/>
               </w:rPr>
-              <w:t xml:space="preserve">Parallel Data Collection with Running Relative Frequency Graphs: By plotting three simultaneous data sets (Mama Njeri's sales, coin flips, bottle-cap tosses), students directly observe the Law of Large Numbers in action across multiple contexts. The visual convergence of the graphs toward a stable value makes the abstract concept of probability as a limit of relative frequency tangible and cross-contextually grounded.</w:t>
+              <w:t xml:space="preserve">Driving Question Board (DQB) Launch: The DQB is a metacognitive anchoring tool that makes student thinking visible and cumulative. By publicly posting questions, students take ownership of the inquiry, and the teacher gains real-time formative data about misconceptions and curiosity gaps. Revisiting the DQB each lesson creates a visible narrative of growing understanding that motivates continued engagement.</w:t>
             </w:r>
           </w:p>
         </w:tc>
@@ -4126,7 +4890,7 @@
                 <w:sz w:val="18"/>
                 <w:szCs w:val="18"/>
               </w:rPr>
-              <w:t xml:space="preserve">Check frequency tables as you circulate — look for: (1) Correct cumulative totals (not just per-set counts); (2) Relative frequency expressed as a decimal between 0 and 1; (3) A plotted graph with a visible trend. Common error to watch for: students dividing good days in a set of 10 by 10 (instead of cumulative good days by cumulative total). If observed, pause the group and ask: 'If Mama Njeri had 3 good days in week 1 and 4 good days in week 2, out of all 20 days so far, what is the fraction?' Use this as a teaching moment for the whole class if more than two groups make the same error.</w:t>
+              <w:t xml:space="preserve">Read all posted questions before the next lesson. Categorise them into: (1) Conceptual questions (what is probability / how is it calculated); (2) Application questions (how does it help decisions); (3) Misconception-revealing questions (e.g., 'if probability is 0.5 does that mean exactly half will happen?'). Use the misconception-revealing questions to plan targeted clarification in Lesson 2. The starred 'burning question' should be referenced at the start of every subsequent lesson.</w:t>
             </w:r>
           </w:p>
         </w:tc>
@@ -4135,32 +4899,32 @@
         <w:tc>
           <w:tcPr>
             <w:tcW w:type="dxa" w:w="1520"/>
-            <w:shd w:fill="E2EFDA" w:color="auto" w:val="clear"/>
-            <w:tcMar>
-              <w:top w:type="dxa" w:w="60"/>
-              <w:left w:type="dxa" w:w="120"/>
-              <w:bottom w:type="dxa" w:w="60"/>
-              <w:right w:type="dxa" w:w="120"/>
-            </w:tcMar>
-            <w:vAlign w:val="top"/>
-          </w:tcPr>
-          <w:p>
-            <w:pPr>
-              <w:spacing w:after="40" w:before="0"/>
-              <w:jc w:val="left"/>
-            </w:pPr>
-            <w:r>
-              <w:rPr>
-                <w:rFonts w:ascii="Arial" w:cs="Arial" w:eastAsia="Arial" w:hAnsi="Arial"/>
-                <w:b/>
-                <w:bCs/>
-                <w:i w:val="false"/>
-                <w:iCs w:val="false"/>
-                <w:color w:val="000000"/>
-                <w:sz w:val="18"/>
-                <w:szCs w:val="18"/>
-              </w:rPr>
-              <w:t xml:space="preserve">Explain Phase</w:t>
+            <w:shd w:fill="D5E8F0" w:color="auto" w:val="clear"/>
+            <w:tcMar>
+              <w:top w:type="dxa" w:w="60"/>
+              <w:left w:type="dxa" w:w="120"/>
+              <w:bottom w:type="dxa" w:w="60"/>
+              <w:right w:type="dxa" w:w="120"/>
+            </w:tcMar>
+            <w:vAlign w:val="top"/>
+          </w:tcPr>
+          <w:p>
+            <w:pPr>
+              <w:spacing w:after="40" w:before="0"/>
+              <w:jc w:val="left"/>
+            </w:pPr>
+            <w:r>
+              <w:rPr>
+                <w:rFonts w:ascii="Arial" w:cs="Arial" w:eastAsia="Arial" w:hAnsi="Arial"/>
+                <w:b/>
+                <w:bCs/>
+                <w:i w:val="false"/>
+                <w:iCs w:val="false"/>
+                <w:color w:val="000000"/>
+                <w:sz w:val="18"/>
+                <w:szCs w:val="18"/>
+              </w:rPr>
+              <w:t xml:space="preserve">Model Building Phase</w:t>
             </w:r>
           </w:p>
           <w:p>
@@ -4183,7 +4947,7 @@
             <w:pPr>
               <w:spacing w:after="20" w:before="0"/>
             </w:pPr>
-            <w:hyperlink w:history="1" r:id="rIdhnov1jtuzaucknb0tgyfk">
+            <w:hyperlink w:history="1" r:id="rIdl4hls4yzw8_fhomg6dppm">
               <w:r>
                 <w:rPr>
                   <w:rFonts w:ascii="Arial" w:cs="Arial" w:eastAsia="Arial" w:hAnsi="Arial"/>
@@ -4192,7 +4956,7 @@
                   <w:szCs w:val="16"/>
                   <w:u w:val="single" w:color="2E75B6"/>
                 </w:rPr>
-                <w:t xml:space="preserve">Video: Plinko Probability</w:t>
+                <w:t xml:space="preserve">Random numbers for experimental probability</w:t>
               </w:r>
             </w:hyperlink>
           </w:p>
@@ -4208,7 +4972,7 @@
                 <w:sz w:val="14"/>
                 <w:szCs w:val="14"/>
               </w:rPr>
-              <w:t xml:space="preserve">Source: PhET Interactive Simulations (English)</w:t>
+              <w:t xml:space="preserve">Source: Khan Academy (English - US curriculum)</w:t>
             </w:r>
           </w:p>
           <w:p>
@@ -4216,7 +4980,7 @@
               <w:spacing w:after="10" w:before="0"/>
               <w:ind w:left="120"/>
             </w:pPr>
-            <w:hyperlink w:history="1" r:id="rIdcm54mbrqn9yd0jbfmtuzn">
+            <w:hyperlink w:history="1" r:id="rIdltaykd652cl2dzqcpv5sq">
               <w:r>
                 <w:rPr>
                   <w:rFonts w:ascii="Arial" w:cs="Arial" w:eastAsia="Arial" w:hAnsi="Arial"/>
@@ -4254,14 +5018,14 @@
                 <w:sz w:val="16"/>
                 <w:szCs w:val="16"/>
               </w:rPr>
-              <w:t xml:space="preserve">📖 HTML:</w:t>
+              <w:t xml:space="preserve">📖 EXERCISE:</w:t>
             </w:r>
           </w:p>
           <w:p>
             <w:pPr>
               <w:spacing w:after="20" w:before="0"/>
             </w:pPr>
-            <w:hyperlink w:history="1" r:id="rIdpct9mtbsv7eh7gipidicd">
+            <w:hyperlink w:history="1" r:id="rId1y7ikndnqow0t7r6uqjxt">
               <w:r>
                 <w:rPr>
                   <w:rFonts w:ascii="Arial" w:cs="Arial" w:eastAsia="Arial" w:hAnsi="Arial"/>
@@ -4270,7 +5034,7 @@
                   <w:szCs w:val="16"/>
                   <w:u w:val="single" w:color="2E75B6"/>
                 </w:rPr>
-                <w:t xml:space="preserve">Theoretical and Experimental Probability (Flexbook)</w:t>
+                <w:t xml:space="preserve">Create two-way relative frequency tables</w:t>
               </w:r>
             </w:hyperlink>
           </w:p>
@@ -4286,7 +5050,7 @@
                 <w:sz w:val="14"/>
                 <w:szCs w:val="14"/>
               </w:rPr>
-              <w:t xml:space="preserve">Source: CK-12</w:t>
+              <w:t xml:space="preserve">Source: Khan Academy (English - US curriculum)</w:t>
             </w:r>
           </w:p>
           <w:p>
@@ -4294,771 +5058,7 @@
               <w:spacing w:after="10" w:before="0"/>
               <w:ind w:left="120"/>
             </w:pPr>
-            <w:hyperlink w:history="1" r:id="rIdirktwlfhjuv47viqo9fge">
-              <w:r>
-                <w:rPr>
-                  <w:rFonts w:ascii="Arial" w:cs="Arial" w:eastAsia="Arial" w:hAnsi="Arial"/>
-                  <w:color w:val="595959"/>
-                  <w:sz w:val="14"/>
-                  <w:szCs w:val="14"/>
-                  <w:u w:val="single" w:color="595959"/>
-                </w:rPr>
-                <w:t xml:space="preserve">🔍 Search ARES for similar readings</w:t>
-              </w:r>
-            </w:hyperlink>
-          </w:p>
-        </w:tc>
-        <w:tc>
-          <w:tcPr>
-            <w:tcW w:type="dxa" w:w="3040"/>
-            <w:shd w:fill="FFFFFF" w:color="auto" w:val="clear"/>
-            <w:tcMar>
-              <w:top w:type="dxa" w:w="60"/>
-              <w:left w:type="dxa" w:w="120"/>
-              <w:bottom w:type="dxa" w:w="60"/>
-              <w:right w:type="dxa" w:w="120"/>
-            </w:tcMar>
-            <w:vAlign w:val="top"/>
-          </w:tcPr>
-          <w:p>
-            <w:pPr>
-              <w:spacing w:after="40" w:before="0"/>
-              <w:jc w:val="left"/>
-            </w:pPr>
-            <w:r>
-              <w:rPr>
-                <w:rFonts w:ascii="Arial" w:cs="Arial" w:eastAsia="Arial" w:hAnsi="Arial"/>
-                <w:b w:val="false"/>
-                <w:bCs w:val="false"/>
-                <w:i w:val="false"/>
-                <w:iCs w:val="false"/>
-                <w:color w:val="000000"/>
-                <w:sz w:val="18"/>
-                <w:szCs w:val="18"/>
-              </w:rPr>
-              <w:t xml:space="preserve">Students participate in a structured whole-class discussion to formalise the patterns they observed. The teacher introduces key vocabulary (random experiment, outcome, sample space, event, experimental probability) by anchoring each term directly to the Mama Njeri context and the coin/bottle-cap experiments. Students then work in pairs to complete a 'Concept Mapping' task: they are given six terms on sticky notes or strips of paper and must arrange them in a logical map with connecting arrows and phrases. Finally, students individually solve three short application problems: (1) From the 60-day Mama Njeri table, calculate the experimental probability of a good day. (2) A student flipped a coin 50 times and got 23 heads — what is the experimental probability of heads? (3) Kamau rolled a die 30 times in Kisumu and got a '6' exactly 4 times — what is the experimental probability of rolling a 6?</w:t>
-            </w:r>
-          </w:p>
-        </w:tc>
-        <w:tc>
-          <w:tcPr>
-            <w:tcW w:type="dxa" w:w="3040"/>
-            <w:shd w:fill="F2F2F2" w:color="auto" w:val="clear"/>
-            <w:tcMar>
-              <w:top w:type="dxa" w:w="60"/>
-              <w:left w:type="dxa" w:w="120"/>
-              <w:bottom w:type="dxa" w:w="60"/>
-              <w:right w:type="dxa" w:w="120"/>
-            </w:tcMar>
-            <w:vAlign w:val="top"/>
-          </w:tcPr>
-          <w:p>
-            <w:pPr>
-              <w:spacing w:after="40" w:before="0"/>
-              <w:jc w:val="left"/>
-            </w:pPr>
-            <w:r>
-              <w:rPr>
-                <w:rFonts w:ascii="Arial" w:cs="Arial" w:eastAsia="Arial" w:hAnsi="Arial"/>
-                <w:b w:val="false"/>
-                <w:bCs w:val="false"/>
-                <w:i w:val="false"/>
-                <w:iCs w:val="false"/>
-                <w:color w:val="000000"/>
-                <w:sz w:val="18"/>
-                <w:szCs w:val="18"/>
-              </w:rPr>
-              <w:t xml:space="preserve">1. Open the discussion: 'Let's name what we saw. Otieno, describe what happened to your relative frequency graph as you did more coin flips.' Cold-call, wait 12 seconds. Affirm the observation, then say: 'Mathematicians call this stabilisation. The value it stabilises toward is what we call the EXPERIMENTAL PROBABILITY.' Write the definition on the board: Experimental Probability = Number of times event occurred ÷ Total number of trials. </w:t>
-            </w:r>
-          </w:p>
-          <w:p>
-            <w:pPr>
-              <w:spacing w:after="40" w:before="0"/>
-              <w:jc w:val="left"/>
-            </w:pPr>
-            <w:r>
-              <w:rPr>
-                <w:rFonts w:ascii="Arial" w:cs="Arial" w:eastAsia="Arial" w:hAnsi="Arial"/>
-                <w:b w:val="false"/>
-                <w:bCs w:val="false"/>
-                <w:i w:val="false"/>
-                <w:iCs w:val="false"/>
-                <w:color w:val="000000"/>
-                <w:sz w:val="18"/>
-                <w:szCs w:val="18"/>
-              </w:rPr>
-              <w:t xml:space="preserve">2. Anchor each vocabulary term: 'Mama Njeri's morning routine — frying and selling mandazi — is a RANDOM EXPERIMENT because the outcome is uncertain. The set of all possible outcomes — good day or not-good day — is the SAMPLE SPACE. A specific outcome we care about — having a good day — is an EVENT.' Write each term and its Mama Njeri example side by side on the board. </w:t>
-            </w:r>
-          </w:p>
-          <w:p>
-            <w:pPr>
-              <w:spacing w:after="40" w:before="0"/>
-              <w:jc w:val="left"/>
-            </w:pPr>
-            <w:r>
-              <w:rPr>
-                <w:rFonts w:ascii="Arial" w:cs="Arial" w:eastAsia="Arial" w:hAnsi="Arial"/>
-                <w:b w:val="false"/>
-                <w:bCs w:val="false"/>
-                <w:i w:val="false"/>
-                <w:iCs w:val="false"/>
-                <w:color w:val="000000"/>
-                <w:sz w:val="18"/>
-                <w:szCs w:val="18"/>
-              </w:rPr>
-              <w:t xml:space="preserve">3. Say: 'Now with your partner, take these six terms and build a concept map. Use arrows and write a short phrase on each arrow to show how the terms connect. You have 5 minutes.' [Terms: random experiment, outcome, sample space, event, trial, experimental probability.] Circulate and prompt: 'What comes before an outcome? What is the relationship between event and sample space?' </w:t>
-            </w:r>
-          </w:p>
-          <w:p>
-            <w:pPr>
-              <w:spacing w:after="40" w:before="0"/>
-              <w:jc w:val="left"/>
-            </w:pPr>
-            <w:r>
-              <w:rPr>
-                <w:rFonts w:ascii="Arial" w:cs="Arial" w:eastAsia="Arial" w:hAnsi="Arial"/>
-                <w:b w:val="false"/>
-                <w:bCs w:val="false"/>
-                <w:i w:val="false"/>
-                <w:iCs w:val="false"/>
-                <w:color w:val="000000"/>
-                <w:sz w:val="18"/>
-                <w:szCs w:val="18"/>
-              </w:rPr>
-              <w:t xml:space="preserve">4. After concept mapping, project the three application problems. Say: 'Try problem 1 silently for 2 minutes.' Cold-call one student for the answer. Say: 'Wanjiku, walk us through your calculation.' Wait 10 seconds. Then move to problems 2 and 3 with pair discussion. </w:t>
-            </w:r>
-          </w:p>
-          <w:p>
-            <w:pPr>
-              <w:spacing w:after="40" w:before="0"/>
-              <w:jc w:val="left"/>
-            </w:pPr>
-            <w:r>
-              <w:rPr>
-                <w:rFonts w:ascii="Arial" w:cs="Arial" w:eastAsia="Arial" w:hAnsi="Arial"/>
-                <w:b w:val="false"/>
-                <w:bCs w:val="false"/>
-                <w:i w:val="false"/>
-                <w:iCs w:val="false"/>
-                <w:color w:val="000000"/>
-                <w:sz w:val="18"/>
-                <w:szCs w:val="18"/>
-              </w:rPr>
-              <w:t xml:space="preserve">5. Return to the phenomenon: 'So — using Mama Njeri's 60-day data, we now have a mathematical estimate of her good-day probability. Is this the same as a guarantee? Can she be 100% certain tomorrow will be a good day?' Wait 15 seconds. Accept 2–3 responses. Close with: 'That tension — between what the mathematics predicts and what actually happens — is the mystery we are going to keep investigating.'</w:t>
-            </w:r>
-          </w:p>
-        </w:tc>
-        <w:tc>
-          <w:tcPr>
-            <w:tcW w:type="dxa" w:w="3040"/>
-            <w:shd w:fill="FFFFFF" w:color="auto" w:val="clear"/>
-            <w:tcMar>
-              <w:top w:type="dxa" w:w="60"/>
-              <w:left w:type="dxa" w:w="120"/>
-              <w:bottom w:type="dxa" w:w="60"/>
-              <w:right w:type="dxa" w:w="120"/>
-            </w:tcMar>
-            <w:vAlign w:val="top"/>
-          </w:tcPr>
-          <w:p>
-            <w:pPr>
-              <w:spacing w:after="40" w:before="0"/>
-              <w:jc w:val="left"/>
-            </w:pPr>
-            <w:r>
-              <w:rPr>
-                <w:rFonts w:ascii="Arial" w:cs="Arial" w:eastAsia="Arial" w:hAnsi="Arial"/>
-                <w:b w:val="false"/>
-                <w:bCs w:val="false"/>
-                <w:i w:val="false"/>
-                <w:iCs w:val="false"/>
-                <w:color w:val="000000"/>
-                <w:sz w:val="18"/>
-                <w:szCs w:val="18"/>
-              </w:rPr>
-              <w:t xml:space="preserve">Vocabulary Anchoring + Concept Mapping: Introducing formal vocabulary AFTER students have experienced the concepts through data collection ensures that terms attach to genuine understanding rather than rote memorisation. The concept map externalises relational thinking and reveals misconceptions (e.g., confusing 'outcome' with 'event') before they solidify.</w:t>
-            </w:r>
-          </w:p>
-        </w:tc>
-        <w:tc>
-          <w:tcPr>
-            <w:tcW w:type="dxa" w:w="3040"/>
-            <w:shd w:fill="F2F2F2" w:color="auto" w:val="clear"/>
-            <w:tcMar>
-              <w:top w:type="dxa" w:w="60"/>
-              <w:left w:type="dxa" w:w="120"/>
-              <w:bottom w:type="dxa" w:w="60"/>
-              <w:right w:type="dxa" w:w="120"/>
-            </w:tcMar>
-            <w:vAlign w:val="top"/>
-          </w:tcPr>
-          <w:p>
-            <w:pPr>
-              <w:spacing w:after="40" w:before="0"/>
-              <w:jc w:val="left"/>
-            </w:pPr>
-            <w:r>
-              <w:rPr>
-                <w:rFonts w:ascii="Arial" w:cs="Arial" w:eastAsia="Arial" w:hAnsi="Arial"/>
-                <w:b w:val="false"/>
-                <w:bCs w:val="false"/>
-                <w:i w:val="false"/>
-                <w:iCs w:val="false"/>
-                <w:color w:val="000000"/>
-                <w:sz w:val="18"/>
-                <w:szCs w:val="18"/>
-              </w:rPr>
-              <w:t xml:space="preserve">Collect concept maps from three randomly selected pairs. Look for: (1) Correct directional arrows (e.g., 'a trial produces an outcome'); (2) Sample space correctly positioned as the set containing all outcomes; (3) Experimental probability correctly linked to trials and events. For the three application problems, observe student work — target indicator: student correctly places the count of favourable outcomes in the numerator and total trials in the denominator. Students who invert the fraction or use total outcomes (not trials) need re-teaching of the formula before Lesson 2.</w:t>
-            </w:r>
-          </w:p>
-        </w:tc>
-      </w:tr>
-      <w:tr>
-        <w:tc>
-          <w:tcPr>
-            <w:tcW w:type="dxa" w:w="1520"/>
-            <w:shd w:fill="FCE4D6" w:color="auto" w:val="clear"/>
-            <w:tcMar>
-              <w:top w:type="dxa" w:w="60"/>
-              <w:left w:type="dxa" w:w="120"/>
-              <w:bottom w:type="dxa" w:w="60"/>
-              <w:right w:type="dxa" w:w="120"/>
-            </w:tcMar>
-            <w:vAlign w:val="top"/>
-          </w:tcPr>
-          <w:p>
-            <w:pPr>
-              <w:spacing w:after="40" w:before="0"/>
-              <w:jc w:val="left"/>
-            </w:pPr>
-            <w:r>
-              <w:rPr>
-                <w:rFonts w:ascii="Arial" w:cs="Arial" w:eastAsia="Arial" w:hAnsi="Arial"/>
-                <w:b/>
-                <w:bCs/>
-                <w:i w:val="false"/>
-                <w:iCs w:val="false"/>
-                <w:color w:val="000000"/>
-                <w:sz w:val="18"/>
-                <w:szCs w:val="18"/>
-              </w:rPr>
-              <w:t xml:space="preserve">Driving Question Board (DQB) Creation</w:t>
-            </w:r>
-          </w:p>
-          <w:p>
-            <w:pPr>
-              <w:spacing w:after="20" w:before="0"/>
-            </w:pPr>
-            <w:r>
-              <w:rPr>
-                <w:rFonts w:ascii="Arial" w:cs="Arial" w:eastAsia="Arial" w:hAnsi="Arial"/>
-                <w:b/>
-                <w:bCs/>
-                <w:color w:val="1F3864"/>
-                <w:sz w:val="16"/>
-                <w:szCs w:val="16"/>
-              </w:rPr>
-              <w:t xml:space="preserve">📹 VIDEO:</w:t>
-            </w:r>
-          </w:p>
-          <w:p>
-            <w:pPr>
-              <w:spacing w:after="20" w:before="0"/>
-            </w:pPr>
-            <w:hyperlink w:history="1" r:id="rIdv3dxldgrdmkc2vis5a9oe">
-              <w:r>
-                <w:rPr>
-                  <w:rFonts w:ascii="Arial" w:cs="Arial" w:eastAsia="Arial" w:hAnsi="Arial"/>
-                  <w:color w:val="2E75B6"/>
-                  <w:sz w:val="16"/>
-                  <w:szCs w:val="16"/>
-                  <w:u w:val="single" w:color="2E75B6"/>
-                </w:rPr>
-                <w:t xml:space="preserve">Video: Plinko Probability</w:t>
-              </w:r>
-            </w:hyperlink>
-          </w:p>
-          <w:p>
-            <w:pPr>
-              <w:spacing w:after="10" w:before="0"/>
-              <w:ind w:left="120"/>
-            </w:pPr>
-            <w:r>
-              <w:rPr>
-                <w:rFonts w:ascii="Arial" w:cs="Arial" w:eastAsia="Arial" w:hAnsi="Arial"/>
-                <w:color w:val="595959"/>
-                <w:sz w:val="14"/>
-                <w:szCs w:val="14"/>
-              </w:rPr>
-              <w:t xml:space="preserve">Source: PhET Interactive Simulations (English)</w:t>
-            </w:r>
-          </w:p>
-          <w:p>
-            <w:pPr>
-              <w:spacing w:after="10" w:before="0"/>
-              <w:ind w:left="120"/>
-            </w:pPr>
-            <w:hyperlink w:history="1" r:id="rIdbgynigl4whrgyjtfoqwqt">
-              <w:r>
-                <w:rPr>
-                  <w:rFonts w:ascii="Arial" w:cs="Arial" w:eastAsia="Arial" w:hAnsi="Arial"/>
-                  <w:color w:val="595959"/>
-                  <w:sz w:val="14"/>
-                  <w:szCs w:val="14"/>
-                  <w:u w:val="single" w:color="595959"/>
-                </w:rPr>
-                <w:t xml:space="preserve">🔍 Search ARES for similar videos</w:t>
-              </w:r>
-            </w:hyperlink>
-          </w:p>
-          <w:p>
-            <w:pPr>
-              <w:spacing w:after="40" w:before="0"/>
-            </w:pPr>
-            <w:r>
-              <w:rPr>
-                <w:sz w:val="14"/>
-                <w:szCs w:val="14"/>
-              </w:rPr>
-              <w:t xml:space="preserve"/>
-            </w:r>
-          </w:p>
-          <w:p>
-            <w:pPr>
-              <w:spacing w:after="20" w:before="0"/>
-            </w:pPr>
-            <w:r>
-              <w:rPr>
-                <w:rFonts w:ascii="Arial" w:cs="Arial" w:eastAsia="Arial" w:hAnsi="Arial"/>
-                <w:b/>
-                <w:bCs/>
-                <w:color w:val="1F3864"/>
-                <w:sz w:val="16"/>
-                <w:szCs w:val="16"/>
-              </w:rPr>
-              <w:t xml:space="preserve">📖 HTML:</w:t>
-            </w:r>
-          </w:p>
-          <w:p>
-            <w:pPr>
-              <w:spacing w:after="20" w:before="0"/>
-            </w:pPr>
-            <w:hyperlink w:history="1" r:id="rId0gxemfrxejiqydhd6c50r">
-              <w:r>
-                <w:rPr>
-                  <w:rFonts w:ascii="Arial" w:cs="Arial" w:eastAsia="Arial" w:hAnsi="Arial"/>
-                  <w:color w:val="2E75B6"/>
-                  <w:sz w:val="16"/>
-                  <w:szCs w:val="16"/>
-                  <w:u w:val="single" w:color="2E75B6"/>
-                </w:rPr>
-                <w:t xml:space="preserve">Theoretical and Experimental Probability (Flexbook)</w:t>
-              </w:r>
-            </w:hyperlink>
-          </w:p>
-          <w:p>
-            <w:pPr>
-              <w:spacing w:after="10" w:before="0"/>
-              <w:ind w:left="120"/>
-            </w:pPr>
-            <w:r>
-              <w:rPr>
-                <w:rFonts w:ascii="Arial" w:cs="Arial" w:eastAsia="Arial" w:hAnsi="Arial"/>
-                <w:color w:val="595959"/>
-                <w:sz w:val="14"/>
-                <w:szCs w:val="14"/>
-              </w:rPr>
-              <w:t xml:space="preserve">Source: CK-12</w:t>
-            </w:r>
-          </w:p>
-          <w:p>
-            <w:pPr>
-              <w:spacing w:after="10" w:before="0"/>
-              <w:ind w:left="120"/>
-            </w:pPr>
-            <w:hyperlink w:history="1" r:id="rIdyogiaxbbdzggh6uszygpn">
-              <w:r>
-                <w:rPr>
-                  <w:rFonts w:ascii="Arial" w:cs="Arial" w:eastAsia="Arial" w:hAnsi="Arial"/>
-                  <w:color w:val="595959"/>
-                  <w:sz w:val="14"/>
-                  <w:szCs w:val="14"/>
-                  <w:u w:val="single" w:color="595959"/>
-                </w:rPr>
-                <w:t xml:space="preserve">🔍 Search ARES for similar readings</w:t>
-              </w:r>
-            </w:hyperlink>
-          </w:p>
-        </w:tc>
-        <w:tc>
-          <w:tcPr>
-            <w:tcW w:type="dxa" w:w="3040"/>
-            <w:shd w:fill="FFFFFF" w:color="auto" w:val="clear"/>
-            <w:tcMar>
-              <w:top w:type="dxa" w:w="60"/>
-              <w:left w:type="dxa" w:w="120"/>
-              <w:bottom w:type="dxa" w:w="60"/>
-              <w:right w:type="dxa" w:w="120"/>
-            </w:tcMar>
-            <w:vAlign w:val="top"/>
-          </w:tcPr>
-          <w:p>
-            <w:pPr>
-              <w:spacing w:after="40" w:before="0"/>
-              <w:jc w:val="left"/>
-            </w:pPr>
-            <w:r>
-              <w:rPr>
-                <w:rFonts w:ascii="Arial" w:cs="Arial" w:eastAsia="Arial" w:hAnsi="Arial"/>
-                <w:b w:val="false"/>
-                <w:bCs w:val="false"/>
-                <w:i w:val="false"/>
-                <w:iCs w:val="false"/>
-                <w:color w:val="000000"/>
-                <w:sz w:val="18"/>
-                <w:szCs w:val="18"/>
-              </w:rPr>
-              <w:t xml:space="preserve">Students are introduced to the Driving Question Board — a dedicated space on the classroom wall (or a large sheet of manila paper) that will be maintained throughout the entire unit. Each student writes TWO questions on separate sticky notes (or small pieces of paper): one question about something they do not yet understand about probability, and one question about how probability might help Mama Njeri or someone else they know make a better decision. Students read their questions aloud in a gallery-walk format and physically post them on the DQB, grouping similar questions together. The teacher labels emergent clusters with working category headings. The class identifies ONE 'burning question' they most want to answer — this is starred on the DQB and will be revisited each lesson.</w:t>
-            </w:r>
-          </w:p>
-        </w:tc>
-        <w:tc>
-          <w:tcPr>
-            <w:tcW w:type="dxa" w:w="3040"/>
-            <w:shd w:fill="F2F2F2" w:color="auto" w:val="clear"/>
-            <w:tcMar>
-              <w:top w:type="dxa" w:w="60"/>
-              <w:left w:type="dxa" w:w="120"/>
-              <w:bottom w:type="dxa" w:w="60"/>
-              <w:right w:type="dxa" w:w="120"/>
-            </w:tcMar>
-            <w:vAlign w:val="top"/>
-          </w:tcPr>
-          <w:p>
-            <w:pPr>
-              <w:spacing w:after="40" w:before="0"/>
-              <w:jc w:val="left"/>
-            </w:pPr>
-            <w:r>
-              <w:rPr>
-                <w:rFonts w:ascii="Arial" w:cs="Arial" w:eastAsia="Arial" w:hAnsi="Arial"/>
-                <w:b w:val="false"/>
-                <w:bCs w:val="false"/>
-                <w:i w:val="false"/>
-                <w:iCs w:val="false"/>
-                <w:color w:val="000000"/>
-                <w:sz w:val="18"/>
-                <w:szCs w:val="18"/>
-              </w:rPr>
-              <w:t xml:space="preserve">1. Introduce the DQB: 'On this wall, we are going to track our growing understanding across the whole unit. Every question you post here is a good question — there are no wrong questions on this board. By the end of the unit, we should be able to answer most of them.' </w:t>
-            </w:r>
-          </w:p>
-          <w:p>
-            <w:pPr>
-              <w:spacing w:after="40" w:before="0"/>
-              <w:jc w:val="left"/>
-            </w:pPr>
-            <w:r>
-              <w:rPr>
-                <w:rFonts w:ascii="Arial" w:cs="Arial" w:eastAsia="Arial" w:hAnsi="Arial"/>
-                <w:b w:val="false"/>
-                <w:bCs w:val="false"/>
-                <w:i w:val="false"/>
-                <w:iCs w:val="false"/>
-                <w:color w:val="000000"/>
-                <w:sz w:val="18"/>
-                <w:szCs w:val="18"/>
-              </w:rPr>
-              <w:t xml:space="preserve">2. Distribute sticky notes (or paper strips). Say: 'Write TWO questions. Question one: something about probability you don't understand yet. Question two: a real-life situation — maybe in your home, your market, your school — where you wonder about the chances of something happening. You have 3 minutes. Write in pen so we can all read it.' </w:t>
-            </w:r>
-          </w:p>
-          <w:p>
-            <w:pPr>
-              <w:spacing w:after="40" w:before="0"/>
-              <w:jc w:val="left"/>
-            </w:pPr>
-            <w:r>
-              <w:rPr>
-                <w:rFonts w:ascii="Arial" w:cs="Arial" w:eastAsia="Arial" w:hAnsi="Arial"/>
-                <w:b w:val="false"/>
-                <w:bCs w:val="false"/>
-                <w:i w:val="false"/>
-                <w:iCs w:val="false"/>
-                <w:color w:val="000000"/>
-                <w:sz w:val="18"/>
-                <w:szCs w:val="18"/>
-              </w:rPr>
-              <w:t xml:space="preserve">3. Play soft background music (optional) while students write. After 3 minutes, say: 'Stand up. Read your questions to the person next to you. Then walk to the board and post your questions. If someone else has a similar question, post yours nearby.' Allow 4 minutes of gallery walk. </w:t>
-            </w:r>
-          </w:p>
-          <w:p>
-            <w:pPr>
-              <w:spacing w:after="40" w:before="0"/>
-              <w:jc w:val="left"/>
-            </w:pPr>
-            <w:r>
-              <w:rPr>
-                <w:rFonts w:ascii="Arial" w:cs="Arial" w:eastAsia="Arial" w:hAnsi="Arial"/>
-                <w:b w:val="false"/>
-                <w:bCs w:val="false"/>
-                <w:i w:val="false"/>
-                <w:iCs w:val="false"/>
-                <w:color w:val="000000"/>
-                <w:sz w:val="18"/>
-                <w:szCs w:val="18"/>
-              </w:rPr>
-              <w:t xml:space="preserve">4. After posting, scan the board aloud: 'I see a cluster here about how we CALCULATE probability — several of you are asking about that. I see another cluster about whether probability can be WRONG. And I see questions about GAMES and SPORTS — interesting.' Label clusters with sticky-note headers. </w:t>
-            </w:r>
-          </w:p>
-          <w:p>
-            <w:pPr>
-              <w:spacing w:after="40" w:before="0"/>
-              <w:jc w:val="left"/>
-            </w:pPr>
-            <w:r>
-              <w:rPr>
-                <w:rFonts w:ascii="Arial" w:cs="Arial" w:eastAsia="Arial" w:hAnsi="Arial"/>
-                <w:b w:val="false"/>
-                <w:bCs w:val="false"/>
-                <w:i w:val="false"/>
-                <w:iCs w:val="false"/>
-                <w:color w:val="000000"/>
-                <w:sz w:val="18"/>
-                <w:szCs w:val="18"/>
-              </w:rPr>
-              <w:t xml:space="preserve">5. Ask: 'Which ONE question do you most want this unit to answer? Call it out.' Tally responses by a show of hands and star the winning question. Say: 'We will come back to this board every lesson and update it as we learn more. Today's lesson has already given us some answers — and many more questions.'</w:t>
-            </w:r>
-          </w:p>
-        </w:tc>
-        <w:tc>
-          <w:tcPr>
-            <w:tcW w:type="dxa" w:w="3040"/>
-            <w:shd w:fill="FFFFFF" w:color="auto" w:val="clear"/>
-            <w:tcMar>
-              <w:top w:type="dxa" w:w="60"/>
-              <w:left w:type="dxa" w:w="120"/>
-              <w:bottom w:type="dxa" w:w="60"/>
-              <w:right w:type="dxa" w:w="120"/>
-            </w:tcMar>
-            <w:vAlign w:val="top"/>
-          </w:tcPr>
-          <w:p>
-            <w:pPr>
-              <w:spacing w:after="40" w:before="0"/>
-              <w:jc w:val="left"/>
-            </w:pPr>
-            <w:r>
-              <w:rPr>
-                <w:rFonts w:ascii="Arial" w:cs="Arial" w:eastAsia="Arial" w:hAnsi="Arial"/>
-                <w:b w:val="false"/>
-                <w:bCs w:val="false"/>
-                <w:i w:val="false"/>
-                <w:iCs w:val="false"/>
-                <w:color w:val="000000"/>
-                <w:sz w:val="18"/>
-                <w:szCs w:val="18"/>
-              </w:rPr>
-              <w:t xml:space="preserve">Driving Question Board (DQB) Launch: The DQB is a metacognitive anchoring tool that makes student thinking visible and cumulative. By publicly posting questions, students take ownership of the inquiry, and the teacher gains real-time formative data about misconceptions and curiosity gaps. Revisiting the DQB each lesson creates a visible narrative of growing understanding that motivates continued engagement.</w:t>
-            </w:r>
-          </w:p>
-        </w:tc>
-        <w:tc>
-          <w:tcPr>
-            <w:tcW w:type="dxa" w:w="3040"/>
-            <w:shd w:fill="F2F2F2" w:color="auto" w:val="clear"/>
-            <w:tcMar>
-              <w:top w:type="dxa" w:w="60"/>
-              <w:left w:type="dxa" w:w="120"/>
-              <w:bottom w:type="dxa" w:w="60"/>
-              <w:right w:type="dxa" w:w="120"/>
-            </w:tcMar>
-            <w:vAlign w:val="top"/>
-          </w:tcPr>
-          <w:p>
-            <w:pPr>
-              <w:spacing w:after="40" w:before="0"/>
-              <w:jc w:val="left"/>
-            </w:pPr>
-            <w:r>
-              <w:rPr>
-                <w:rFonts w:ascii="Arial" w:cs="Arial" w:eastAsia="Arial" w:hAnsi="Arial"/>
-                <w:b w:val="false"/>
-                <w:bCs w:val="false"/>
-                <w:i w:val="false"/>
-                <w:iCs w:val="false"/>
-                <w:color w:val="000000"/>
-                <w:sz w:val="18"/>
-                <w:szCs w:val="18"/>
-              </w:rPr>
-              <w:t xml:space="preserve">Read all posted questions before the next lesson. Categorise them into: (1) Conceptual questions (what is probability / how is it calculated); (2) Application questions (how does it help decisions); (3) Misconception-revealing questions (e.g., 'if probability is 0.5 does that mean exactly half will happen?'). Use the misconception-revealing questions to plan targeted clarification in Lesson 2. The starred 'burning question' should be referenced at the start of every subsequent lesson.</w:t>
-            </w:r>
-          </w:p>
-        </w:tc>
-      </w:tr>
-      <w:tr>
-        <w:tc>
-          <w:tcPr>
-            <w:tcW w:type="dxa" w:w="1520"/>
-            <w:shd w:fill="D5E8F0" w:color="auto" w:val="clear"/>
-            <w:tcMar>
-              <w:top w:type="dxa" w:w="60"/>
-              <w:left w:type="dxa" w:w="120"/>
-              <w:bottom w:type="dxa" w:w="60"/>
-              <w:right w:type="dxa" w:w="120"/>
-            </w:tcMar>
-            <w:vAlign w:val="top"/>
-          </w:tcPr>
-          <w:p>
-            <w:pPr>
-              <w:spacing w:after="40" w:before="0"/>
-              <w:jc w:val="left"/>
-            </w:pPr>
-            <w:r>
-              <w:rPr>
-                <w:rFonts w:ascii="Arial" w:cs="Arial" w:eastAsia="Arial" w:hAnsi="Arial"/>
-                <w:b/>
-                <w:bCs/>
-                <w:i w:val="false"/>
-                <w:iCs w:val="false"/>
-                <w:color w:val="000000"/>
-                <w:sz w:val="18"/>
-                <w:szCs w:val="18"/>
-              </w:rPr>
-              <w:t xml:space="preserve">Model Building Phase</w:t>
-            </w:r>
-          </w:p>
-          <w:p>
-            <w:pPr>
-              <w:spacing w:after="20" w:before="0"/>
-            </w:pPr>
-            <w:r>
-              <w:rPr>
-                <w:rFonts w:ascii="Arial" w:cs="Arial" w:eastAsia="Arial" w:hAnsi="Arial"/>
-                <w:b/>
-                <w:bCs/>
-                <w:color w:val="1F3864"/>
-                <w:sz w:val="16"/>
-                <w:szCs w:val="16"/>
-              </w:rPr>
-              <w:t xml:space="preserve">📹 VIDEO:</w:t>
-            </w:r>
-          </w:p>
-          <w:p>
-            <w:pPr>
-              <w:spacing w:after="20" w:before="0"/>
-            </w:pPr>
-            <w:hyperlink w:history="1" r:id="rIdw22iselksuyknxqkkmej_">
-              <w:r>
-                <w:rPr>
-                  <w:rFonts w:ascii="Arial" w:cs="Arial" w:eastAsia="Arial" w:hAnsi="Arial"/>
-                  <w:color w:val="2E75B6"/>
-                  <w:sz w:val="16"/>
-                  <w:szCs w:val="16"/>
-                  <w:u w:val="single" w:color="2E75B6"/>
-                </w:rPr>
-                <w:t xml:space="preserve">Video: Plinko Probability</w:t>
-              </w:r>
-            </w:hyperlink>
-          </w:p>
-          <w:p>
-            <w:pPr>
-              <w:spacing w:after="10" w:before="0"/>
-              <w:ind w:left="120"/>
-            </w:pPr>
-            <w:r>
-              <w:rPr>
-                <w:rFonts w:ascii="Arial" w:cs="Arial" w:eastAsia="Arial" w:hAnsi="Arial"/>
-                <w:color w:val="595959"/>
-                <w:sz w:val="14"/>
-                <w:szCs w:val="14"/>
-              </w:rPr>
-              <w:t xml:space="preserve">Source: PhET Interactive Simulations (English)</w:t>
-            </w:r>
-          </w:p>
-          <w:p>
-            <w:pPr>
-              <w:spacing w:after="10" w:before="0"/>
-              <w:ind w:left="120"/>
-            </w:pPr>
-            <w:hyperlink w:history="1" r:id="rId40ipxflhmrwwiljgp0tzy">
-              <w:r>
-                <w:rPr>
-                  <w:rFonts w:ascii="Arial" w:cs="Arial" w:eastAsia="Arial" w:hAnsi="Arial"/>
-                  <w:color w:val="595959"/>
-                  <w:sz w:val="14"/>
-                  <w:szCs w:val="14"/>
-                  <w:u w:val="single" w:color="595959"/>
-                </w:rPr>
-                <w:t xml:space="preserve">🔍 Search ARES for similar videos</w:t>
-              </w:r>
-            </w:hyperlink>
-          </w:p>
-          <w:p>
-            <w:pPr>
-              <w:spacing w:after="40" w:before="0"/>
-            </w:pPr>
-            <w:r>
-              <w:rPr>
-                <w:sz w:val="14"/>
-                <w:szCs w:val="14"/>
-              </w:rPr>
-              <w:t xml:space="preserve"/>
-            </w:r>
-          </w:p>
-          <w:p>
-            <w:pPr>
-              <w:spacing w:after="20" w:before="0"/>
-            </w:pPr>
-            <w:r>
-              <w:rPr>
-                <w:rFonts w:ascii="Arial" w:cs="Arial" w:eastAsia="Arial" w:hAnsi="Arial"/>
-                <w:b/>
-                <w:bCs/>
-                <w:color w:val="1F3864"/>
-                <w:sz w:val="16"/>
-                <w:szCs w:val="16"/>
-              </w:rPr>
-              <w:t xml:space="preserve">📖 HTML:</w:t>
-            </w:r>
-          </w:p>
-          <w:p>
-            <w:pPr>
-              <w:spacing w:after="20" w:before="0"/>
-            </w:pPr>
-            <w:hyperlink w:history="1" r:id="rIddcin1s6qclezbvrx96-yh">
-              <w:r>
-                <w:rPr>
-                  <w:rFonts w:ascii="Arial" w:cs="Arial" w:eastAsia="Arial" w:hAnsi="Arial"/>
-                  <w:color w:val="2E75B6"/>
-                  <w:sz w:val="16"/>
-                  <w:szCs w:val="16"/>
-                  <w:u w:val="single" w:color="2E75B6"/>
-                </w:rPr>
-                <w:t xml:space="preserve">Theoretical and Experimental Probability (Flexbook)</w:t>
-              </w:r>
-            </w:hyperlink>
-          </w:p>
-          <w:p>
-            <w:pPr>
-              <w:spacing w:after="10" w:before="0"/>
-              <w:ind w:left="120"/>
-            </w:pPr>
-            <w:r>
-              <w:rPr>
-                <w:rFonts w:ascii="Arial" w:cs="Arial" w:eastAsia="Arial" w:hAnsi="Arial"/>
-                <w:color w:val="595959"/>
-                <w:sz w:val="14"/>
-                <w:szCs w:val="14"/>
-              </w:rPr>
-              <w:t xml:space="preserve">Source: CK-12</w:t>
-            </w:r>
-          </w:p>
-          <w:p>
-            <w:pPr>
-              <w:spacing w:after="10" w:before="0"/>
-              <w:ind w:left="120"/>
-            </w:pPr>
-            <w:hyperlink w:history="1" r:id="rIduqm_b76qqrvlltv1g5g4c">
+            <w:hyperlink w:history="1" r:id="rIde97lcpk_kdvjsm1wbkc-0">
               <w:r>
                 <w:rPr>
                   <w:rFonts w:ascii="Arial" w:cs="Arial" w:eastAsia="Arial" w:hAnsi="Arial"/>
@@ -6640,7 +6640,7 @@
             <w:pPr>
               <w:spacing w:after="20" w:before="0"/>
             </w:pPr>
-            <w:hyperlink w:history="1" r:id="rIdeuxxpabcd08gobtiorztu">
+            <w:hyperlink w:history="1" r:id="rIdhuczjrd5b4bf8mnwmm7o8">
               <w:r>
                 <w:rPr>
                   <w:rFonts w:ascii="Arial" w:cs="Arial" w:eastAsia="Arial" w:hAnsi="Arial"/>
@@ -6649,7 +6649,7 @@
                   <w:szCs w:val="16"/>
                   <w:u w:val="single" w:color="2E75B6"/>
                 </w:rPr>
-                <w:t xml:space="preserve">Finding area with fractional sides 2</w:t>
+                <w:t xml:space="preserve">Random numbers for experimental probability</w:t>
               </w:r>
             </w:hyperlink>
           </w:p>
@@ -6673,7 +6673,7 @@
               <w:spacing w:after="10" w:before="0"/>
               <w:ind w:left="120"/>
             </w:pPr>
-            <w:hyperlink w:history="1" r:id="rIdhvghipeirglg9ps0rzedv">
+            <w:hyperlink w:history="1" r:id="rId-zgf6nso2ziki_bgmwxge">
               <w:r>
                 <w:rPr>
                   <w:rFonts w:ascii="Arial" w:cs="Arial" w:eastAsia="Arial" w:hAnsi="Arial"/>
@@ -6718,7 +6718,7 @@
             <w:pPr>
               <w:spacing w:after="20" w:before="0"/>
             </w:pPr>
-            <w:hyperlink w:history="1" r:id="rId9n6lobcnp2vnaau0jxyb5">
+            <w:hyperlink w:history="1" r:id="rIdbesmkivyfrx-jswvuynpe">
               <w:r>
                 <w:rPr>
                   <w:rFonts w:ascii="Arial" w:cs="Arial" w:eastAsia="Arial" w:hAnsi="Arial"/>
@@ -6751,7 +6751,7 @@
               <w:spacing w:after="10" w:before="0"/>
               <w:ind w:left="120"/>
             </w:pPr>
-            <w:hyperlink w:history="1" r:id="rId1q21toqfygs7ua7hllie0">
+            <w:hyperlink w:history="1" r:id="rIdw4dniimlq1afwb52pcrvm">
               <w:r>
                 <w:rPr>
                   <w:rFonts w:ascii="Arial" w:cs="Arial" w:eastAsia="Arial" w:hAnsi="Arial"/>
@@ -6946,7 +6946,7 @@
             <w:pPr>
               <w:spacing w:after="20" w:before="0"/>
             </w:pPr>
-            <w:hyperlink w:history="1" r:id="rIdltetq8z1io-odrcuzerfx">
+            <w:hyperlink w:history="1" r:id="rIdrgzklgmhbl0vsppnzrgxb">
               <w:r>
                 <w:rPr>
                   <w:rFonts w:ascii="Arial" w:cs="Arial" w:eastAsia="Arial" w:hAnsi="Arial"/>
@@ -6955,7 +6955,7 @@
                   <w:szCs w:val="16"/>
                   <w:u w:val="single" w:color="2E75B6"/>
                 </w:rPr>
-                <w:t xml:space="preserve">Finding area with fractional sides 2</w:t>
+                <w:t xml:space="preserve">Analyzing a cumulative relative frequency graph</w:t>
               </w:r>
             </w:hyperlink>
           </w:p>
@@ -6979,7 +6979,7 @@
               <w:spacing w:after="10" w:before="0"/>
               <w:ind w:left="120"/>
             </w:pPr>
-            <w:hyperlink w:history="1" r:id="rIdvlddyekfabgowovn7tvdd">
+            <w:hyperlink w:history="1" r:id="rId5mxyygb8uyxdenagyacd_">
               <w:r>
                 <w:rPr>
                   <w:rFonts w:ascii="Arial" w:cs="Arial" w:eastAsia="Arial" w:hAnsi="Arial"/>
@@ -7024,7 +7024,7 @@
             <w:pPr>
               <w:spacing w:after="20" w:before="0"/>
             </w:pPr>
-            <w:hyperlink w:history="1" r:id="rIdqgv_u_y_u-0npsyutx8bl">
+            <w:hyperlink w:history="1" r:id="rIdo5y3w8p20dvngtcz3imhb">
               <w:r>
                 <w:rPr>
                   <w:rFonts w:ascii="Arial" w:cs="Arial" w:eastAsia="Arial" w:hAnsi="Arial"/>
@@ -7033,7 +7033,7 @@
                   <w:szCs w:val="16"/>
                   <w:u w:val="single" w:color="2E75B6"/>
                 </w:rPr>
-                <w:t xml:space="preserve">Theoretical and Experimental Probability (Flexbook)</w:t>
+                <w:t xml:space="preserve">Use Simulations to Explore Experimental Probability (Flexbook)</w:t>
               </w:r>
             </w:hyperlink>
           </w:p>
@@ -7057,7 +7057,7 @@
               <w:spacing w:after="10" w:before="0"/>
               <w:ind w:left="120"/>
             </w:pPr>
-            <w:hyperlink w:history="1" r:id="rIdnyoi31ns8p1oxs7n4uqg0">
+            <w:hyperlink w:history="1" r:id="rIdpbbjt1xzniyif94djjmwc">
               <w:r>
                 <w:rPr>
                   <w:rFonts w:ascii="Arial" w:cs="Arial" w:eastAsia="Arial" w:hAnsi="Arial"/>
@@ -7252,7 +7252,7 @@
             <w:pPr>
               <w:spacing w:after="20" w:before="0"/>
             </w:pPr>
-            <w:hyperlink w:history="1" r:id="rIdma7y6tbzseq5ssahb4shq">
+            <w:hyperlink w:history="1" r:id="rIdcbng7gbzwsex__vc_0ei_">
               <w:r>
                 <w:rPr>
                   <w:rFonts w:ascii="Arial" w:cs="Arial" w:eastAsia="Arial" w:hAnsi="Arial"/>
@@ -7261,7 +7261,7 @@
                   <w:szCs w:val="16"/>
                   <w:u w:val="single" w:color="2E75B6"/>
                 </w:rPr>
-                <w:t xml:space="preserve">Finding area with fractional sides 2</w:t>
+                <w:t xml:space="preserve">Two-way relative frequency tables</w:t>
               </w:r>
             </w:hyperlink>
           </w:p>
@@ -7285,7 +7285,7 @@
               <w:spacing w:after="10" w:before="0"/>
               <w:ind w:left="120"/>
             </w:pPr>
-            <w:hyperlink w:history="1" r:id="rIdhonxiphoqwwmg_7gmdtuy">
+            <w:hyperlink w:history="1" r:id="rIdnvuynhvxthcllo1ib6nn-">
               <w:r>
                 <w:rPr>
                   <w:rFonts w:ascii="Arial" w:cs="Arial" w:eastAsia="Arial" w:hAnsi="Arial"/>
@@ -7323,14 +7323,14 @@
                 <w:sz w:val="16"/>
                 <w:szCs w:val="16"/>
               </w:rPr>
-              <w:t xml:space="preserve">📖 HTML:</w:t>
+              <w:t xml:space="preserve">📖 EXERCISE:</w:t>
             </w:r>
           </w:p>
           <w:p>
             <w:pPr>
               <w:spacing w:after="20" w:before="0"/>
             </w:pPr>
-            <w:hyperlink w:history="1" r:id="rIdswhb4cgnplgoyflt59sv8">
+            <w:hyperlink w:history="1" r:id="rIdujtyselo_3srh8p7p39wp">
               <w:r>
                 <w:rPr>
                   <w:rFonts w:ascii="Arial" w:cs="Arial" w:eastAsia="Arial" w:hAnsi="Arial"/>
@@ -7339,7 +7339,7 @@
                   <w:szCs w:val="16"/>
                   <w:u w:val="single" w:color="2E75B6"/>
                 </w:rPr>
-                <w:t xml:space="preserve">Theoretical and Experimental Probability (Flexbook)</w:t>
+                <w:t xml:space="preserve">Theoretical and Experimental Probability Practice</w:t>
               </w:r>
             </w:hyperlink>
           </w:p>
@@ -7363,7 +7363,7 @@
               <w:spacing w:after="10" w:before="0"/>
               <w:ind w:left="120"/>
             </w:pPr>
-            <w:hyperlink w:history="1" r:id="rIdmjuk-ah42q0hetoswcwke">
+            <w:hyperlink w:history="1" r:id="rId6otkkovhmswj2sxlns5et">
               <w:r>
                 <w:rPr>
                   <w:rFonts w:ascii="Arial" w:cs="Arial" w:eastAsia="Arial" w:hAnsi="Arial"/>
@@ -7558,7 +7558,7 @@
             <w:pPr>
               <w:spacing w:after="20" w:before="0"/>
             </w:pPr>
-            <w:hyperlink w:history="1" r:id="rIdxsnsyj5cngm_4ehvuqqdf">
+            <w:hyperlink w:history="1" r:id="rIdreo_zlbmgvjmnnwh25tbb">
               <w:r>
                 <w:rPr>
                   <w:rFonts w:ascii="Arial" w:cs="Arial" w:eastAsia="Arial" w:hAnsi="Arial"/>
@@ -7567,7 +7567,7 @@
                   <w:szCs w:val="16"/>
                   <w:u w:val="single" w:color="2E75B6"/>
                 </w:rPr>
-                <w:t xml:space="preserve">Finding area with fractional sides 2</w:t>
+                <w:t xml:space="preserve">Experimental versus theoretical probability simulation</w:t>
               </w:r>
             </w:hyperlink>
           </w:p>
@@ -7591,7 +7591,7 @@
               <w:spacing w:after="10" w:before="0"/>
               <w:ind w:left="120"/>
             </w:pPr>
-            <w:hyperlink w:history="1" r:id="rId-k9cmcde7cfqjj3bmslg4">
+            <w:hyperlink w:history="1" r:id="rIduo6-fldzmnrvu7vu5jnss">
               <w:r>
                 <w:rPr>
                   <w:rFonts w:ascii="Arial" w:cs="Arial" w:eastAsia="Arial" w:hAnsi="Arial"/>
@@ -7629,14 +7629,14 @@
                 <w:sz w:val="16"/>
                 <w:szCs w:val="16"/>
               </w:rPr>
-              <w:t xml:space="preserve">📖 HTML:</w:t>
+              <w:t xml:space="preserve">📖 EXERCISE:</w:t>
             </w:r>
           </w:p>
           <w:p>
             <w:pPr>
               <w:spacing w:after="20" w:before="0"/>
             </w:pPr>
-            <w:hyperlink w:history="1" r:id="rId9xbz7bjiwhg4oqod7mv7o">
+            <w:hyperlink w:history="1" r:id="rIdg_dkl8snrhghkiwy47bhd">
               <w:r>
                 <w:rPr>
                   <w:rFonts w:ascii="Arial" w:cs="Arial" w:eastAsia="Arial" w:hAnsi="Arial"/>
@@ -7645,7 +7645,7 @@
                   <w:szCs w:val="16"/>
                   <w:u w:val="single" w:color="2E75B6"/>
                 </w:rPr>
-                <w:t xml:space="preserve">Theoretical and Experimental Probability (Flexbook)</w:t>
+                <w:t xml:space="preserve">Relative Frequency Interpretation Practice</w:t>
               </w:r>
             </w:hyperlink>
           </w:p>
@@ -7669,7 +7669,7 @@
               <w:spacing w:after="10" w:before="0"/>
               <w:ind w:left="120"/>
             </w:pPr>
-            <w:hyperlink w:history="1" r:id="rIdetnyewim8ntnw48n75_ph">
+            <w:hyperlink w:history="1" r:id="rIdml71wrrj-wqcnxt7nn8l4">
               <w:r>
                 <w:rPr>
                   <w:rFonts w:ascii="Arial" w:cs="Arial" w:eastAsia="Arial" w:hAnsi="Arial"/>
@@ -7864,7 +7864,7 @@
             <w:pPr>
               <w:spacing w:after="20" w:before="0"/>
             </w:pPr>
-            <w:hyperlink w:history="1" r:id="rIda_zo2nylarqidobxvxca1">
+            <w:hyperlink w:history="1" r:id="rIdyhrvtpklpxlokuv1_qqwr">
               <w:r>
                 <w:rPr>
                   <w:rFonts w:ascii="Arial" w:cs="Arial" w:eastAsia="Arial" w:hAnsi="Arial"/>
@@ -7873,7 +7873,7 @@
                   <w:szCs w:val="16"/>
                   <w:u w:val="single" w:color="2E75B6"/>
                 </w:rPr>
-                <w:t xml:space="preserve">Finding area with fractional sides 2</w:t>
+                <w:t xml:space="preserve">Random numbers for experimental probability</w:t>
               </w:r>
             </w:hyperlink>
           </w:p>
@@ -7897,7 +7897,7 @@
               <w:spacing w:after="10" w:before="0"/>
               <w:ind w:left="120"/>
             </w:pPr>
-            <w:hyperlink w:history="1" r:id="rIdxygpfe1vrxof_pj8k6l2a">
+            <w:hyperlink w:history="1" r:id="rIdebrl9hrzytls840bewjwg">
               <w:r>
                 <w:rPr>
                   <w:rFonts w:ascii="Arial" w:cs="Arial" w:eastAsia="Arial" w:hAnsi="Arial"/>
@@ -7935,14 +7935,14 @@
                 <w:sz w:val="16"/>
                 <w:szCs w:val="16"/>
               </w:rPr>
-              <w:t xml:space="preserve">📖 HTML:</w:t>
+              <w:t xml:space="preserve">📖 EXERCISE:</w:t>
             </w:r>
           </w:p>
           <w:p>
             <w:pPr>
               <w:spacing w:after="20" w:before="0"/>
             </w:pPr>
-            <w:hyperlink w:history="1" r:id="rIddrenvidbwe-40zxixtodp">
+            <w:hyperlink w:history="1" r:id="rIdjxdivsr_nwfvizbmeaxbd">
               <w:r>
                 <w:rPr>
                   <w:rFonts w:ascii="Arial" w:cs="Arial" w:eastAsia="Arial" w:hAnsi="Arial"/>
@@ -7951,7 +7951,7 @@
                   <w:szCs w:val="16"/>
                   <w:u w:val="single" w:color="2E75B6"/>
                 </w:rPr>
-                <w:t xml:space="preserve">Theoretical and Experimental Probability (Flexbook)</w:t>
+                <w:t xml:space="preserve">Create two-way relative frequency tables</w:t>
               </w:r>
             </w:hyperlink>
           </w:p>
@@ -7967,7 +7967,7 @@
                 <w:sz w:val="14"/>
                 <w:szCs w:val="14"/>
               </w:rPr>
-              <w:t xml:space="preserve">Source: CK-12</w:t>
+              <w:t xml:space="preserve">Source: Khan Academy (English - US curriculum)</w:t>
             </w:r>
           </w:p>
           <w:p>
@@ -7975,7 +7975,7 @@
               <w:spacing w:after="10" w:before="0"/>
               <w:ind w:left="120"/>
             </w:pPr>
-            <w:hyperlink w:history="1" r:id="rId9bypnobiwu6ea9lzgxrtq">
+            <w:hyperlink w:history="1" r:id="rIdyf_vvvggkijhdu6wrbcmc">
               <w:r>
                 <w:rPr>
                   <w:rFonts w:ascii="Arial" w:cs="Arial" w:eastAsia="Arial" w:hAnsi="Arial"/>
@@ -9462,7 +9462,7 @@
             <w:pPr>
               <w:spacing w:after="20" w:before="0"/>
             </w:pPr>
-            <w:hyperlink w:history="1" r:id="rIdb81lhxud9ul5yluqvh4t5">
+            <w:hyperlink w:history="1" r:id="rId5-nhohcvvt9mkl6edy3rm">
               <w:r>
                 <w:rPr>
                   <w:rFonts w:ascii="Arial" w:cs="Arial" w:eastAsia="Arial" w:hAnsi="Arial"/>
@@ -9471,7 +9471,7 @@
                   <w:szCs w:val="16"/>
                   <w:u w:val="single" w:color="2E75B6"/>
                 </w:rPr>
-                <w:t xml:space="preserve">Finding area with fractional sides 2</w:t>
+                <w:t xml:space="preserve">Theoretical probability distribution example: tables</w:t>
               </w:r>
             </w:hyperlink>
           </w:p>
@@ -9495,7 +9495,7 @@
               <w:spacing w:after="10" w:before="0"/>
               <w:ind w:left="120"/>
             </w:pPr>
-            <w:hyperlink w:history="1" r:id="rIdhkdu1hat8_t5xvwydibbn">
+            <w:hyperlink w:history="1" r:id="rId_lafre6mbih9jrc1exwr3">
               <w:r>
                 <w:rPr>
                   <w:rFonts w:ascii="Arial" w:cs="Arial" w:eastAsia="Arial" w:hAnsi="Arial"/>
@@ -9533,14 +9533,14 @@
                 <w:sz w:val="16"/>
                 <w:szCs w:val="16"/>
               </w:rPr>
-              <w:t xml:space="preserve">📖 HTML:</w:t>
+              <w:t xml:space="preserve">📖 EXERCISE:</w:t>
             </w:r>
           </w:p>
           <w:p>
             <w:pPr>
               <w:spacing w:after="20" w:before="0"/>
             </w:pPr>
-            <w:hyperlink w:history="1" r:id="rIduryv9_tvr-d5jaueoslwx">
+            <w:hyperlink w:history="1" r:id="rIdop2jjhzcb0y_wrcyywpyn">
               <w:r>
                 <w:rPr>
                   <w:rFonts w:ascii="Arial" w:cs="Arial" w:eastAsia="Arial" w:hAnsi="Arial"/>
@@ -9549,7 +9549,7 @@
                   <w:szCs w:val="16"/>
                   <w:u w:val="single" w:color="2E75B6"/>
                 </w:rPr>
-                <w:t xml:space="preserve">Theoretical and Experimental Probability (Flexbook)</w:t>
+                <w:t xml:space="preserve">Probabilities of compound events</w:t>
               </w:r>
             </w:hyperlink>
           </w:p>
@@ -9565,7 +9565,7 @@
                 <w:sz w:val="14"/>
                 <w:szCs w:val="14"/>
               </w:rPr>
-              <w:t xml:space="preserve">Source: CK-12</w:t>
+              <w:t xml:space="preserve">Source: Khan Academy (English - US curriculum)</w:t>
             </w:r>
           </w:p>
           <w:p>
@@ -9573,7 +9573,7 @@
               <w:spacing w:after="10" w:before="0"/>
               <w:ind w:left="120"/>
             </w:pPr>
-            <w:hyperlink w:history="1" r:id="rId71him9izpgg-kuolnry9d">
+            <w:hyperlink w:history="1" r:id="rIdedrovc5xc-bzouimxtk3q">
               <w:r>
                 <w:rPr>
                   <w:rFonts w:ascii="Arial" w:cs="Arial" w:eastAsia="Arial" w:hAnsi="Arial"/>
@@ -9768,7 +9768,7 @@
             <w:pPr>
               <w:spacing w:after="20" w:before="0"/>
             </w:pPr>
-            <w:hyperlink w:history="1" r:id="rIdm1hwit1rdk1vvi42zwh-u">
+            <w:hyperlink w:history="1" r:id="rIduklqpekhiefvwptwaaqba">
               <w:r>
                 <w:rPr>
                   <w:rFonts w:ascii="Arial" w:cs="Arial" w:eastAsia="Arial" w:hAnsi="Arial"/>
@@ -9777,7 +9777,7 @@
                   <w:szCs w:val="16"/>
                   <w:u w:val="single" w:color="2E75B6"/>
                 </w:rPr>
-                <w:t xml:space="preserve">Finding area with fractional sides 2</w:t>
+                <w:t xml:space="preserve">Theoretical probability distribution example: tables</w:t>
               </w:r>
             </w:hyperlink>
           </w:p>
@@ -9801,7 +9801,7 @@
               <w:spacing w:after="10" w:before="0"/>
               <w:ind w:left="120"/>
             </w:pPr>
-            <w:hyperlink w:history="1" r:id="rIdmycki81kevcw7x8vkcdu3">
+            <w:hyperlink w:history="1" r:id="rIdx7vboqr9o9cdtlbumxh8l">
               <w:r>
                 <w:rPr>
                   <w:rFonts w:ascii="Arial" w:cs="Arial" w:eastAsia="Arial" w:hAnsi="Arial"/>
@@ -9839,14 +9839,14 @@
                 <w:sz w:val="16"/>
                 <w:szCs w:val="16"/>
               </w:rPr>
-              <w:t xml:space="preserve">📖 HTML:</w:t>
+              <w:t xml:space="preserve">📖 EXERCISE:</w:t>
             </w:r>
           </w:p>
           <w:p>
             <w:pPr>
               <w:spacing w:after="20" w:before="0"/>
             </w:pPr>
-            <w:hyperlink w:history="1" r:id="rIdpp_umbfyeobux7rppvi0q">
+            <w:hyperlink w:history="1" r:id="rIdqgthd0ydehukq4p2-p7pf">
               <w:r>
                 <w:rPr>
                   <w:rFonts w:ascii="Arial" w:cs="Arial" w:eastAsia="Arial" w:hAnsi="Arial"/>
@@ -9855,7 +9855,7 @@
                   <w:szCs w:val="16"/>
                   <w:u w:val="single" w:color="2E75B6"/>
                 </w:rPr>
-                <w:t xml:space="preserve">Theoretical and Experimental Probability (Flexbook)</w:t>
+                <w:t xml:space="preserve">Two-way tables, Venn diagrams, and probability</w:t>
               </w:r>
             </w:hyperlink>
           </w:p>
@@ -9871,7 +9871,7 @@
                 <w:sz w:val="14"/>
                 <w:szCs w:val="14"/>
               </w:rPr>
-              <w:t xml:space="preserve">Source: CK-12</w:t>
+              <w:t xml:space="preserve">Source: Khan Academy (English - US curriculum)</w:t>
             </w:r>
           </w:p>
           <w:p>
@@ -9879,7 +9879,7 @@
               <w:spacing w:after="10" w:before="0"/>
               <w:ind w:left="120"/>
             </w:pPr>
-            <w:hyperlink w:history="1" r:id="rIdr7u_7awg6dpqaxzqiw1p7">
+            <w:hyperlink w:history="1" r:id="rIdr_3mlhgh0al-6sfm97trc">
               <w:r>
                 <w:rPr>
                   <w:rFonts w:ascii="Arial" w:cs="Arial" w:eastAsia="Arial" w:hAnsi="Arial"/>
@@ -10074,7 +10074,7 @@
             <w:pPr>
               <w:spacing w:after="20" w:before="0"/>
             </w:pPr>
-            <w:hyperlink w:history="1" r:id="rIdmijghlaaxbdwb5jehe10h">
+            <w:hyperlink w:history="1" r:id="rIdpxn6vhdw_imqpoc5yntqs">
               <w:r>
                 <w:rPr>
                   <w:rFonts w:ascii="Arial" w:cs="Arial" w:eastAsia="Arial" w:hAnsi="Arial"/>
@@ -10083,7 +10083,7 @@
                   <w:szCs w:val="16"/>
                   <w:u w:val="single" w:color="2E75B6"/>
                 </w:rPr>
-                <w:t xml:space="preserve">Finding area with fractional sides 2</w:t>
+                <w:t xml:space="preserve">Theoretical probability distribution example: tables</w:t>
               </w:r>
             </w:hyperlink>
           </w:p>
@@ -10107,7 +10107,7 @@
               <w:spacing w:after="10" w:before="0"/>
               <w:ind w:left="120"/>
             </w:pPr>
-            <w:hyperlink w:history="1" r:id="rIdiy1q3m2rkks5hfgd6glwh">
+            <w:hyperlink w:history="1" r:id="rIdk7jett5xfn2a-saib5nvi">
               <w:r>
                 <w:rPr>
                   <w:rFonts w:ascii="Arial" w:cs="Arial" w:eastAsia="Arial" w:hAnsi="Arial"/>
@@ -10145,14 +10145,14 @@
                 <w:sz w:val="16"/>
                 <w:szCs w:val="16"/>
               </w:rPr>
-              <w:t xml:space="preserve">📖 HTML:</w:t>
+              <w:t xml:space="preserve">📖 EXERCISE:</w:t>
             </w:r>
           </w:p>
           <w:p>
             <w:pPr>
               <w:spacing w:after="20" w:before="0"/>
             </w:pPr>
-            <w:hyperlink w:history="1" r:id="rIdzikynja_r_egopx4fsgmv">
+            <w:hyperlink w:history="1" r:id="rIdfpiwoi-4niircmlkwenkm">
               <w:r>
                 <w:rPr>
                   <w:rFonts w:ascii="Arial" w:cs="Arial" w:eastAsia="Arial" w:hAnsi="Arial"/>
@@ -10161,7 +10161,7 @@
                   <w:szCs w:val="16"/>
                   <w:u w:val="single" w:color="2E75B6"/>
                 </w:rPr>
-                <w:t xml:space="preserve">Theoretical and Experimental Probability (Flexbook)</w:t>
+                <w:t xml:space="preserve">Sample spaces for compound events</w:t>
               </w:r>
             </w:hyperlink>
           </w:p>
@@ -10177,7 +10177,7 @@
                 <w:sz w:val="14"/>
                 <w:szCs w:val="14"/>
               </w:rPr>
-              <w:t xml:space="preserve">Source: CK-12</w:t>
+              <w:t xml:space="preserve">Source: Khan Academy (English - US curriculum)</w:t>
             </w:r>
           </w:p>
           <w:p>
@@ -10185,7 +10185,7 @@
               <w:spacing w:after="10" w:before="0"/>
               <w:ind w:left="120"/>
             </w:pPr>
-            <w:hyperlink w:history="1" r:id="rIdwbpai75kksvagzilroqw2">
+            <w:hyperlink w:history="1" r:id="rIdpvjy2onazoqbbtvrpzgu2">
               <w:r>
                 <w:rPr>
                   <w:rFonts w:ascii="Arial" w:cs="Arial" w:eastAsia="Arial" w:hAnsi="Arial"/>
@@ -10380,7 +10380,7 @@
             <w:pPr>
               <w:spacing w:after="20" w:before="0"/>
             </w:pPr>
-            <w:hyperlink w:history="1" r:id="rIdddadixuibqy9yqa73qi-m">
+            <w:hyperlink w:history="1" r:id="rIdbmkgpv130ljcw3bsl_dcc">
               <w:r>
                 <w:rPr>
                   <w:rFonts w:ascii="Arial" w:cs="Arial" w:eastAsia="Arial" w:hAnsi="Arial"/>
@@ -10389,7 +10389,7 @@
                   <w:szCs w:val="16"/>
                   <w:u w:val="single" w:color="2E75B6"/>
                 </w:rPr>
-                <w:t xml:space="preserve">Finding area with fractional sides 2</w:t>
+                <w:t xml:space="preserve">Theoretical probability distribution example: tables</w:t>
               </w:r>
             </w:hyperlink>
           </w:p>
@@ -10413,7 +10413,7 @@
               <w:spacing w:after="10" w:before="0"/>
               <w:ind w:left="120"/>
             </w:pPr>
-            <w:hyperlink w:history="1" r:id="rIdbduxi1bqbtxglmljpvshp">
+            <w:hyperlink w:history="1" r:id="rIdzi4ix2_5hnkgtbsjrovfs">
               <w:r>
                 <w:rPr>
                   <w:rFonts w:ascii="Arial" w:cs="Arial" w:eastAsia="Arial" w:hAnsi="Arial"/>
@@ -10451,14 +10451,14 @@
                 <w:sz w:val="16"/>
                 <w:szCs w:val="16"/>
               </w:rPr>
-              <w:t xml:space="preserve">📖 HTML:</w:t>
+              <w:t xml:space="preserve">📖 EXERCISE:</w:t>
             </w:r>
           </w:p>
           <w:p>
             <w:pPr>
               <w:spacing w:after="20" w:before="0"/>
             </w:pPr>
-            <w:hyperlink w:history="1" r:id="rId6kvz0kq-87qwpcndg6elb">
+            <w:hyperlink w:history="1" r:id="rIdka73-dbf7ezddv_zspio0">
               <w:r>
                 <w:rPr>
                   <w:rFonts w:ascii="Arial" w:cs="Arial" w:eastAsia="Arial" w:hAnsi="Arial"/>
@@ -10467,7 +10467,7 @@
                   <w:szCs w:val="16"/>
                   <w:u w:val="single" w:color="2E75B6"/>
                 </w:rPr>
-                <w:t xml:space="preserve">Theoretical and Experimental Probability (Flexbook)</w:t>
+                <w:t xml:space="preserve">Develop probability distributions: Theoretical probabilities</w:t>
               </w:r>
             </w:hyperlink>
           </w:p>
@@ -10483,7 +10483,7 @@
                 <w:sz w:val="14"/>
                 <w:szCs w:val="14"/>
               </w:rPr>
-              <w:t xml:space="preserve">Source: CK-12</w:t>
+              <w:t xml:space="preserve">Source: Khan Academy (English - US curriculum)</w:t>
             </w:r>
           </w:p>
           <w:p>
@@ -10491,7 +10491,7 @@
               <w:spacing w:after="10" w:before="0"/>
               <w:ind w:left="120"/>
             </w:pPr>
-            <w:hyperlink w:history="1" r:id="rIdpmxqjvsvgg5svsvj7nfgr">
+            <w:hyperlink w:history="1" r:id="rIdcusfd8c_h42jboeutv7kk">
               <w:r>
                 <w:rPr>
                   <w:rFonts w:ascii="Arial" w:cs="Arial" w:eastAsia="Arial" w:hAnsi="Arial"/>
@@ -10686,7 +10686,7 @@
             <w:pPr>
               <w:spacing w:after="20" w:before="0"/>
             </w:pPr>
-            <w:hyperlink w:history="1" r:id="rIdyofn8kquwj8v9xsp4doj7">
+            <w:hyperlink w:history="1" r:id="rId329yz3jeirt2dmk805ql4">
               <w:r>
                 <w:rPr>
                   <w:rFonts w:ascii="Arial" w:cs="Arial" w:eastAsia="Arial" w:hAnsi="Arial"/>
@@ -10695,7 +10695,7 @@
                   <w:szCs w:val="16"/>
                   <w:u w:val="single" w:color="2E75B6"/>
                 </w:rPr>
-                <w:t xml:space="preserve">Finding area with fractional sides 2</w:t>
+                <w:t xml:space="preserve">Theoretical probability distribution example: tables</w:t>
               </w:r>
             </w:hyperlink>
           </w:p>
@@ -10719,7 +10719,7 @@
               <w:spacing w:after="10" w:before="0"/>
               <w:ind w:left="120"/>
             </w:pPr>
-            <w:hyperlink w:history="1" r:id="rIdotvdtlxsszfssr8o1vj2q">
+            <w:hyperlink w:history="1" r:id="rIdjnzofglcff51tpmsqsqrx">
               <w:r>
                 <w:rPr>
                   <w:rFonts w:ascii="Arial" w:cs="Arial" w:eastAsia="Arial" w:hAnsi="Arial"/>
@@ -10764,7 +10764,7 @@
             <w:pPr>
               <w:spacing w:after="20" w:before="0"/>
             </w:pPr>
-            <w:hyperlink w:history="1" r:id="rIdtx-gxvz3whuf91lyqv3v2">
+            <w:hyperlink w:history="1" r:id="rId0wbwkbeeljd7fknrv7cfy">
               <w:r>
                 <w:rPr>
                   <w:rFonts w:ascii="Arial" w:cs="Arial" w:eastAsia="Arial" w:hAnsi="Arial"/>
@@ -10773,7 +10773,7 @@
                   <w:szCs w:val="16"/>
                   <w:u w:val="single" w:color="2E75B6"/>
                 </w:rPr>
-                <w:t xml:space="preserve">Theoretical and Experimental Probability (Flexbook)</w:t>
+                <w:t xml:space="preserve">Sample Spaces and Events (Flexbook)</w:t>
               </w:r>
             </w:hyperlink>
           </w:p>
@@ -10797,7 +10797,7 @@
               <w:spacing w:after="10" w:before="0"/>
               <w:ind w:left="120"/>
             </w:pPr>
-            <w:hyperlink w:history="1" r:id="rIdmckebbrvkepur8lrju4nf">
+            <w:hyperlink w:history="1" r:id="rIdczupbdrhvddh5oz2lpwbt">
               <w:r>
                 <w:rPr>
                   <w:rFonts w:ascii="Arial" w:cs="Arial" w:eastAsia="Arial" w:hAnsi="Arial"/>
@@ -12284,7 +12284,925 @@
             <w:pPr>
               <w:spacing w:after="20" w:before="0"/>
             </w:pPr>
-            <w:hyperlink w:history="1" r:id="rIdzdcpvnpobqjix_jsy1lkr">
+            <w:hyperlink w:history="1" r:id="rIdune2uvedqbs79wcywk33h">
+              <w:r>
+                <w:rPr>
+                  <w:rFonts w:ascii="Arial" w:cs="Arial" w:eastAsia="Arial" w:hAnsi="Arial"/>
+                  <w:color w:val="2E75B6"/>
+                  <w:sz w:val="16"/>
+                  <w:szCs w:val="16"/>
+                  <w:u w:val="single" w:color="2E75B6"/>
+                </w:rPr>
+                <w:t xml:space="preserve">Addition rule for probability</w:t>
+              </w:r>
+            </w:hyperlink>
+          </w:p>
+          <w:p>
+            <w:pPr>
+              <w:spacing w:after="10" w:before="0"/>
+              <w:ind w:left="120"/>
+            </w:pPr>
+            <w:r>
+              <w:rPr>
+                <w:rFonts w:ascii="Arial" w:cs="Arial" w:eastAsia="Arial" w:hAnsi="Arial"/>
+                <w:color w:val="595959"/>
+                <w:sz w:val="14"/>
+                <w:szCs w:val="14"/>
+              </w:rPr>
+              <w:t xml:space="preserve">Source: Khan Academy (English - US curriculum)</w:t>
+            </w:r>
+          </w:p>
+          <w:p>
+            <w:pPr>
+              <w:spacing w:after="10" w:before="0"/>
+              <w:ind w:left="120"/>
+            </w:pPr>
+            <w:hyperlink w:history="1" r:id="rIdjubi9vi9qimpeelmxjncx">
+              <w:r>
+                <w:rPr>
+                  <w:rFonts w:ascii="Arial" w:cs="Arial" w:eastAsia="Arial" w:hAnsi="Arial"/>
+                  <w:color w:val="595959"/>
+                  <w:sz w:val="14"/>
+                  <w:szCs w:val="14"/>
+                  <w:u w:val="single" w:color="595959"/>
+                </w:rPr>
+                <w:t xml:space="preserve">🔍 Search ARES for similar videos</w:t>
+              </w:r>
+            </w:hyperlink>
+          </w:p>
+          <w:p>
+            <w:pPr>
+              <w:spacing w:after="40" w:before="0"/>
+            </w:pPr>
+            <w:r>
+              <w:rPr>
+                <w:sz w:val="14"/>
+                <w:szCs w:val="14"/>
+              </w:rPr>
+              <w:t xml:space="preserve"/>
+            </w:r>
+          </w:p>
+          <w:p>
+            <w:pPr>
+              <w:spacing w:after="20" w:before="0"/>
+            </w:pPr>
+            <w:r>
+              <w:rPr>
+                <w:rFonts w:ascii="Arial" w:cs="Arial" w:eastAsia="Arial" w:hAnsi="Arial"/>
+                <w:b/>
+                <w:bCs/>
+                <w:color w:val="1F3864"/>
+                <w:sz w:val="16"/>
+                <w:szCs w:val="16"/>
+              </w:rPr>
+              <w:t xml:space="preserve">📖 EXERCISE:</w:t>
+            </w:r>
+          </w:p>
+          <w:p>
+            <w:pPr>
+              <w:spacing w:after="20" w:before="0"/>
+            </w:pPr>
+            <w:hyperlink w:history="1" r:id="rIdd8ggnedj6vcql6-jjvnl3">
+              <w:r>
+                <w:rPr>
+                  <w:rFonts w:ascii="Arial" w:cs="Arial" w:eastAsia="Arial" w:hAnsi="Arial"/>
+                  <w:color w:val="2E75B6"/>
+                  <w:sz w:val="16"/>
+                  <w:szCs w:val="16"/>
+                  <w:u w:val="single" w:color="2E75B6"/>
+                </w:rPr>
+                <w:t xml:space="preserve">Two-way tables, Venn diagrams, and probability</w:t>
+              </w:r>
+            </w:hyperlink>
+          </w:p>
+          <w:p>
+            <w:pPr>
+              <w:spacing w:after="10" w:before="0"/>
+              <w:ind w:left="120"/>
+            </w:pPr>
+            <w:r>
+              <w:rPr>
+                <w:rFonts w:ascii="Arial" w:cs="Arial" w:eastAsia="Arial" w:hAnsi="Arial"/>
+                <w:color w:val="595959"/>
+                <w:sz w:val="14"/>
+                <w:szCs w:val="14"/>
+              </w:rPr>
+              <w:t xml:space="preserve">Source: Khan Academy (English - US curriculum)</w:t>
+            </w:r>
+          </w:p>
+          <w:p>
+            <w:pPr>
+              <w:spacing w:after="10" w:before="0"/>
+              <w:ind w:left="120"/>
+            </w:pPr>
+            <w:hyperlink w:history="1" r:id="rIdbhphx9anepgis9shfdfit">
+              <w:r>
+                <w:rPr>
+                  <w:rFonts w:ascii="Arial" w:cs="Arial" w:eastAsia="Arial" w:hAnsi="Arial"/>
+                  <w:color w:val="595959"/>
+                  <w:sz w:val="14"/>
+                  <w:szCs w:val="14"/>
+                  <w:u w:val="single" w:color="595959"/>
+                </w:rPr>
+                <w:t xml:space="preserve">🔍 Search ARES for similar readings</w:t>
+              </w:r>
+            </w:hyperlink>
+          </w:p>
+        </w:tc>
+        <w:tc>
+          <w:tcPr>
+            <w:tcW w:type="dxa" w:w="3040"/>
+            <w:shd w:fill="FFFFFF" w:color="auto" w:val="clear"/>
+            <w:tcMar>
+              <w:top w:type="dxa" w:w="60"/>
+              <w:left w:type="dxa" w:w="120"/>
+              <w:bottom w:type="dxa" w:w="60"/>
+              <w:right w:type="dxa" w:w="120"/>
+            </w:tcMar>
+            <w:vAlign w:val="top"/>
+          </w:tcPr>
+          <w:p>
+            <w:pPr>
+              <w:spacing w:after="40" w:before="0"/>
+              <w:jc w:val="left"/>
+            </w:pPr>
+            <w:r>
+              <w:rPr>
+                <w:rFonts w:ascii="Arial" w:cs="Arial" w:eastAsia="Arial" w:hAnsi="Arial"/>
+                <w:b w:val="false"/>
+                <w:bCs w:val="false"/>
+                <w:i w:val="false"/>
+                <w:iCs w:val="false"/>
+                <w:color w:val="000000"/>
+                <w:sz w:val="18"/>
+                <w:szCs w:val="18"/>
+              </w:rPr>
+              <w:t xml:space="preserve">Learners receive a set of six event-pair cards drawn from Mama Njeri's world and the wider Kenyan context (e.g., 'Mama Njeri sells out her mandazi' AND 'Mama Njeri has mandazi left over at closing time'; 'It rains in Nairobi this afternoon' AND 'It is sunny all afternoon in Nairobi'; 'A matatu is painted red' AND 'The same matatu is painted blue'; 'A customer buys a beef mandazi' AND 'A customer buys a coconut mandazi'). Working individually in silence (3 minutes), learners sort the cards into two columns in their exercise books: CAN happen at the same time vs. CANNOT happen at the same time. They write a one-sentence justification for each decision. Pairs then compare their sorting and note any disagreements (2 minutes).</w:t>
+            </w:r>
+          </w:p>
+        </w:tc>
+        <w:tc>
+          <w:tcPr>
+            <w:tcW w:type="dxa" w:w="3040"/>
+            <w:shd w:fill="F2F2F2" w:color="auto" w:val="clear"/>
+            <w:tcMar>
+              <w:top w:type="dxa" w:w="60"/>
+              <w:left w:type="dxa" w:w="120"/>
+              <w:bottom w:type="dxa" w:w="60"/>
+              <w:right w:type="dxa" w:w="120"/>
+            </w:tcMar>
+            <w:vAlign w:val="top"/>
+          </w:tcPr>
+          <w:p>
+            <w:pPr>
+              <w:spacing w:after="40" w:before="0"/>
+              <w:jc w:val="left"/>
+            </w:pPr>
+            <w:r>
+              <w:rPr>
+                <w:rFonts w:ascii="Arial" w:cs="Arial" w:eastAsia="Arial" w:hAnsi="Arial"/>
+                <w:b w:val="false"/>
+                <w:bCs w:val="false"/>
+                <w:i w:val="false"/>
+                <w:iCs w:val="false"/>
+                <w:color w:val="000000"/>
+                <w:sz w:val="18"/>
+                <w:szCs w:val="18"/>
+              </w:rPr>
+              <w:t xml:space="preserve">Distribute the pre-printed event-pair cards (or read them aloud and ask learners to copy into their books). Say: 'Look at each pair of events. Think about Mama Njeri's stall, matatus on Ngong Road, the sky over Kisumu — can BOTH events in the pair happen at exactly the same time, or does one prevent the other? Sort them silently first.' Allow 3 minutes of individual think time — do NOT accept hands or answers during this window (enforce WAIT TIME). After pair-share, cold-call 3 learners: 'Achieng, which pair did you and your partner disagree on, and what was each of your reasons?' Do not confirm or correct yet — record disagreements on the board as 'Tensions to Resolve.'</w:t>
+            </w:r>
+          </w:p>
+        </w:tc>
+        <w:tc>
+          <w:tcPr>
+            <w:tcW w:type="dxa" w:w="3040"/>
+            <w:shd w:fill="FFFFFF" w:color="auto" w:val="clear"/>
+            <w:tcMar>
+              <w:top w:type="dxa" w:w="60"/>
+              <w:left w:type="dxa" w:w="120"/>
+              <w:bottom w:type="dxa" w:w="60"/>
+              <w:right w:type="dxa" w:w="120"/>
+            </w:tcMar>
+            <w:vAlign w:val="top"/>
+          </w:tcPr>
+          <w:p>
+            <w:pPr>
+              <w:spacing w:after="40" w:before="0"/>
+              <w:jc w:val="left"/>
+            </w:pPr>
+            <w:r>
+              <w:rPr>
+                <w:rFonts w:ascii="Arial" w:cs="Arial" w:eastAsia="Arial" w:hAnsi="Arial"/>
+                <w:b w:val="false"/>
+                <w:bCs w:val="false"/>
+                <w:i w:val="false"/>
+                <w:iCs w:val="false"/>
+                <w:color w:val="000000"/>
+                <w:sz w:val="18"/>
+                <w:szCs w:val="18"/>
+              </w:rPr>
+              <w:t xml:space="preserve">Predict-then-Discuss (Elicit Prior Knowledge): By sorting before any instruction, learners externalise their intuitive understanding of events that 'block' each other. Recording disagreements as 'Tensions to Resolve' creates cognitive dissonance that motivates the evidence-gathering phase and keeps the phenomenon central — Mama Njeri's stall provides the anchor context for every card.</w:t>
+            </w:r>
+          </w:p>
+        </w:tc>
+        <w:tc>
+          <w:tcPr>
+            <w:tcW w:type="dxa" w:w="3040"/>
+            <w:shd w:fill="F2F2F2" w:color="auto" w:val="clear"/>
+            <w:tcMar>
+              <w:top w:type="dxa" w:w="60"/>
+              <w:left w:type="dxa" w:w="120"/>
+              <w:bottom w:type="dxa" w:w="60"/>
+              <w:right w:type="dxa" w:w="120"/>
+            </w:tcMar>
+            <w:vAlign w:val="top"/>
+          </w:tcPr>
+          <w:p>
+            <w:pPr>
+              <w:spacing w:after="40" w:before="0"/>
+              <w:jc w:val="left"/>
+            </w:pPr>
+            <w:r>
+              <w:rPr>
+                <w:rFonts w:ascii="Arial" w:cs="Arial" w:eastAsia="Arial" w:hAnsi="Arial"/>
+                <w:b w:val="false"/>
+                <w:bCs w:val="false"/>
+                <w:i w:val="false"/>
+                <w:iCs w:val="false"/>
+                <w:color w:val="000000"/>
+                <w:sz w:val="18"/>
+                <w:szCs w:val="18"/>
+              </w:rPr>
+              <w:t xml:space="preserve">Observable indicator: Each learner's written sort (2 columns + justifications) is collected at the end of Phase 1. Teacher scans for: (1) correct identification of sold-out vs. left-over as mutually exclusive; (2) misconceptions such as treating 'rain' and 'sunshine' as always mutually exclusive in all weather contexts. Flag 2–3 misconception types to address explicitly in Phase 3.</w:t>
+            </w:r>
+          </w:p>
+        </w:tc>
+      </w:tr>
+      <w:tr>
+        <w:tc>
+          <w:tcPr>
+            <w:tcW w:type="dxa" w:w="1520"/>
+            <w:shd w:fill="D9EEF1" w:color="auto" w:val="clear"/>
+            <w:tcMar>
+              <w:top w:type="dxa" w:w="60"/>
+              <w:left w:type="dxa" w:w="120"/>
+              <w:bottom w:type="dxa" w:w="60"/>
+              <w:right w:type="dxa" w:w="120"/>
+            </w:tcMar>
+            <w:vAlign w:val="top"/>
+          </w:tcPr>
+          <w:p>
+            <w:pPr>
+              <w:spacing w:after="40" w:before="0"/>
+              <w:jc w:val="left"/>
+            </w:pPr>
+            <w:r>
+              <w:rPr>
+                <w:rFonts w:ascii="Arial" w:cs="Arial" w:eastAsia="Arial" w:hAnsi="Arial"/>
+                <w:b/>
+                <w:bCs/>
+                <w:i w:val="false"/>
+                <w:iCs w:val="false"/>
+                <w:color w:val="000000"/>
+                <w:sz w:val="18"/>
+                <w:szCs w:val="18"/>
+              </w:rPr>
+              <w:t xml:space="preserve">Observe Phase</w:t>
+            </w:r>
+          </w:p>
+          <w:p>
+            <w:pPr>
+              <w:spacing w:after="20" w:before="0"/>
+            </w:pPr>
+            <w:r>
+              <w:rPr>
+                <w:rFonts w:ascii="Arial" w:cs="Arial" w:eastAsia="Arial" w:hAnsi="Arial"/>
+                <w:b/>
+                <w:bCs/>
+                <w:color w:val="1F3864"/>
+                <w:sz w:val="16"/>
+                <w:szCs w:val="16"/>
+              </w:rPr>
+              <w:t xml:space="preserve">📹 VIDEO:</w:t>
+            </w:r>
+          </w:p>
+          <w:p>
+            <w:pPr>
+              <w:spacing w:after="20" w:before="0"/>
+            </w:pPr>
+            <w:hyperlink w:history="1" r:id="rIdrzfedwy2y66xbs45quypr">
+              <w:r>
+                <w:rPr>
+                  <w:rFonts w:ascii="Arial" w:cs="Arial" w:eastAsia="Arial" w:hAnsi="Arial"/>
+                  <w:color w:val="2E75B6"/>
+                  <w:sz w:val="16"/>
+                  <w:szCs w:val="16"/>
+                  <w:u w:val="single" w:color="2E75B6"/>
+                </w:rPr>
+                <w:t xml:space="preserve">Addition rule for probability -dubbed(KY)</w:t>
+              </w:r>
+            </w:hyperlink>
+          </w:p>
+          <w:p>
+            <w:pPr>
+              <w:spacing w:after="10" w:before="0"/>
+              <w:ind w:left="120"/>
+            </w:pPr>
+            <w:r>
+              <w:rPr>
+                <w:rFonts w:ascii="Arial" w:cs="Arial" w:eastAsia="Arial" w:hAnsi="Arial"/>
+                <w:color w:val="595959"/>
+                <w:sz w:val="14"/>
+                <w:szCs w:val="14"/>
+              </w:rPr>
+              <w:t xml:space="preserve">Source: Khan Academy (Kiswahili)</w:t>
+            </w:r>
+          </w:p>
+          <w:p>
+            <w:pPr>
+              <w:spacing w:after="10" w:before="0"/>
+              <w:ind w:left="120"/>
+            </w:pPr>
+            <w:hyperlink w:history="1" r:id="rId6s3gzzki6pge1qovlck-r">
+              <w:r>
+                <w:rPr>
+                  <w:rFonts w:ascii="Arial" w:cs="Arial" w:eastAsia="Arial" w:hAnsi="Arial"/>
+                  <w:color w:val="595959"/>
+                  <w:sz w:val="14"/>
+                  <w:szCs w:val="14"/>
+                  <w:u w:val="single" w:color="595959"/>
+                </w:rPr>
+                <w:t xml:space="preserve">🔍 Search ARES for similar videos</w:t>
+              </w:r>
+            </w:hyperlink>
+          </w:p>
+          <w:p>
+            <w:pPr>
+              <w:spacing w:after="40" w:before="0"/>
+            </w:pPr>
+            <w:r>
+              <w:rPr>
+                <w:sz w:val="14"/>
+                <w:szCs w:val="14"/>
+              </w:rPr>
+              <w:t xml:space="preserve"/>
+            </w:r>
+          </w:p>
+          <w:p>
+            <w:pPr>
+              <w:spacing w:after="20" w:before="0"/>
+            </w:pPr>
+            <w:r>
+              <w:rPr>
+                <w:rFonts w:ascii="Arial" w:cs="Arial" w:eastAsia="Arial" w:hAnsi="Arial"/>
+                <w:b/>
+                <w:bCs/>
+                <w:color w:val="1F3864"/>
+                <w:sz w:val="16"/>
+                <w:szCs w:val="16"/>
+              </w:rPr>
+              <w:t xml:space="preserve">📖 HTML:</w:t>
+            </w:r>
+          </w:p>
+          <w:p>
+            <w:pPr>
+              <w:spacing w:after="20" w:before="0"/>
+            </w:pPr>
+            <w:hyperlink w:history="1" r:id="rIdfouuiwvjhihr1zp4znypp">
+              <w:r>
+                <w:rPr>
+                  <w:rFonts w:ascii="Arial" w:cs="Arial" w:eastAsia="Arial" w:hAnsi="Arial"/>
+                  <w:color w:val="2E75B6"/>
+                  <w:sz w:val="16"/>
+                  <w:szCs w:val="16"/>
+                  <w:u w:val="single" w:color="2E75B6"/>
+                </w:rPr>
+                <w:t xml:space="preserve">Mutually Exclusive Events (Flexbook)</w:t>
+              </w:r>
+            </w:hyperlink>
+          </w:p>
+          <w:p>
+            <w:pPr>
+              <w:spacing w:after="10" w:before="0"/>
+              <w:ind w:left="120"/>
+            </w:pPr>
+            <w:r>
+              <w:rPr>
+                <w:rFonts w:ascii="Arial" w:cs="Arial" w:eastAsia="Arial" w:hAnsi="Arial"/>
+                <w:color w:val="595959"/>
+                <w:sz w:val="14"/>
+                <w:szCs w:val="14"/>
+              </w:rPr>
+              <w:t xml:space="preserve">Source: CK-12</w:t>
+            </w:r>
+          </w:p>
+          <w:p>
+            <w:pPr>
+              <w:spacing w:after="10" w:before="0"/>
+              <w:ind w:left="120"/>
+            </w:pPr>
+            <w:hyperlink w:history="1" r:id="rIdmct6fjmqycbzmpyir2nkd">
+              <w:r>
+                <w:rPr>
+                  <w:rFonts w:ascii="Arial" w:cs="Arial" w:eastAsia="Arial" w:hAnsi="Arial"/>
+                  <w:color w:val="595959"/>
+                  <w:sz w:val="14"/>
+                  <w:szCs w:val="14"/>
+                  <w:u w:val="single" w:color="595959"/>
+                </w:rPr>
+                <w:t xml:space="preserve">🔍 Search ARES for similar readings</w:t>
+              </w:r>
+            </w:hyperlink>
+          </w:p>
+        </w:tc>
+        <w:tc>
+          <w:tcPr>
+            <w:tcW w:type="dxa" w:w="3040"/>
+            <w:shd w:fill="FFFFFF" w:color="auto" w:val="clear"/>
+            <w:tcMar>
+              <w:top w:type="dxa" w:w="60"/>
+              <w:left w:type="dxa" w:w="120"/>
+              <w:bottom w:type="dxa" w:w="60"/>
+              <w:right w:type="dxa" w:w="120"/>
+            </w:tcMar>
+            <w:vAlign w:val="top"/>
+          </w:tcPr>
+          <w:p>
+            <w:pPr>
+              <w:spacing w:after="40" w:before="0"/>
+              <w:jc w:val="left"/>
+            </w:pPr>
+            <w:r>
+              <w:rPr>
+                <w:rFonts w:ascii="Arial" w:cs="Arial" w:eastAsia="Arial" w:hAnsi="Arial"/>
+                <w:b w:val="false"/>
+                <w:bCs w:val="false"/>
+                <w:i w:val="false"/>
+                <w:iCs w:val="false"/>
+                <w:color w:val="000000"/>
+                <w:sz w:val="18"/>
+                <w:szCs w:val="18"/>
+              </w:rPr>
+              <w:t xml:space="preserve">Learners work in groups of four. Each group receives: (a) a large A3 Venn diagram template (two overlapping circles labelled Event A and Event B, inside a rectangle labelled Sample Space S); (b) a set of 20 small outcome cards representing the sample space of a combined scenario — 'Mama Njeri's morning: type of mandazi batch outcome AND weather in Gikomba Market.' Outcomes include combinations such as (Sold out, Rainy), (Sold out, Sunny), (Half unsold, Rainy), (Half unsold, Sunny), (Sold out, Cloudy), etc. Groups physically place each outcome card inside the correct region of the Venn diagram for two assigned event pairs — one mutually exclusive pair and one non-mutually exclusive pair. They record: (1) What is in the intersection? (2) What does the overlap mean? (3) Can both events occur for the same outcome card? Groups rotate their Venn diagrams to an adjacent group for a 'gallery check' (2 minutes) and sticky-note any corrections.</w:t>
+            </w:r>
+          </w:p>
+        </w:tc>
+        <w:tc>
+          <w:tcPr>
+            <w:tcW w:type="dxa" w:w="3040"/>
+            <w:shd w:fill="F2F2F2" w:color="auto" w:val="clear"/>
+            <w:tcMar>
+              <w:top w:type="dxa" w:w="60"/>
+              <w:left w:type="dxa" w:w="120"/>
+              <w:bottom w:type="dxa" w:w="60"/>
+              <w:right w:type="dxa" w:w="120"/>
+            </w:tcMar>
+            <w:vAlign w:val="top"/>
+          </w:tcPr>
+          <w:p>
+            <w:pPr>
+              <w:spacing w:after="40" w:before="0"/>
+              <w:jc w:val="left"/>
+            </w:pPr>
+            <w:r>
+              <w:rPr>
+                <w:rFonts w:ascii="Arial" w:cs="Arial" w:eastAsia="Arial" w:hAnsi="Arial"/>
+                <w:b w:val="false"/>
+                <w:bCs w:val="false"/>
+                <w:i w:val="false"/>
+                <w:iCs w:val="false"/>
+                <w:color w:val="000000"/>
+                <w:sz w:val="18"/>
+                <w:szCs w:val="18"/>
+              </w:rPr>
+              <w:t xml:space="preserve">Circulate continuously. At each group, ask probing questions: 'Show me one outcome card that belongs in BOTH circles — does such a card exist for this pair?' and 'What does an EMPTY intersection tell us?' (Allow 10-second WAIT TIME before prompting further.) After gallery rotation, bring the class together. Display a large class Venn diagram. Cold-call 2 group reporters: 'Kamau, your group had the sold-out vs. half-unsold pair — what did your intersection look like, and what did that tell you?' Then cold-call a second group: 'Fatuma, your group had rain vs. sunshine — same question.' Record key observations verbatim on the board beneath the 'Tensions to Resolve' list from Phase 1.</w:t>
+            </w:r>
+          </w:p>
+        </w:tc>
+        <w:tc>
+          <w:tcPr>
+            <w:tcW w:type="dxa" w:w="3040"/>
+            <w:shd w:fill="FFFFFF" w:color="auto" w:val="clear"/>
+            <w:tcMar>
+              <w:top w:type="dxa" w:w="60"/>
+              <w:left w:type="dxa" w:w="120"/>
+              <w:bottom w:type="dxa" w:w="60"/>
+              <w:right w:type="dxa" w:w="120"/>
+            </w:tcMar>
+            <w:vAlign w:val="top"/>
+          </w:tcPr>
+          <w:p>
+            <w:pPr>
+              <w:spacing w:after="40" w:before="0"/>
+              <w:jc w:val="left"/>
+            </w:pPr>
+            <w:r>
+              <w:rPr>
+                <w:rFonts w:ascii="Arial" w:cs="Arial" w:eastAsia="Arial" w:hAnsi="Arial"/>
+                <w:b w:val="false"/>
+                <w:bCs w:val="false"/>
+                <w:i w:val="false"/>
+                <w:iCs w:val="false"/>
+                <w:color w:val="000000"/>
+                <w:sz w:val="18"/>
+                <w:szCs w:val="18"/>
+              </w:rPr>
+              <w:t xml:space="preserve">Concrete Manipulative Venn Diagrams (NGSS Practice 2 — Developing and Using Models): Physically placing outcome cards into diagram regions makes the abstract concept of intersection tangible. An empty intersection is visible and memorable — no card can sit in two places at once if the events are mutually exclusive. The gallery-check rotation embeds peer critique (NGSS Practice 7 — Engaging in Argument from Evidence) and surfaces errors before formalisation.</w:t>
+            </w:r>
+          </w:p>
+        </w:tc>
+        <w:tc>
+          <w:tcPr>
+            <w:tcW w:type="dxa" w:w="3040"/>
+            <w:shd w:fill="F2F2F2" w:color="auto" w:val="clear"/>
+            <w:tcMar>
+              <w:top w:type="dxa" w:w="60"/>
+              <w:left w:type="dxa" w:w="120"/>
+              <w:bottom w:type="dxa" w:w="60"/>
+              <w:right w:type="dxa" w:w="120"/>
+            </w:tcMar>
+            <w:vAlign w:val="top"/>
+          </w:tcPr>
+          <w:p>
+            <w:pPr>
+              <w:spacing w:after="40" w:before="0"/>
+              <w:jc w:val="left"/>
+            </w:pPr>
+            <w:r>
+              <w:rPr>
+                <w:rFonts w:ascii="Arial" w:cs="Arial" w:eastAsia="Arial" w:hAnsi="Arial"/>
+                <w:b w:val="false"/>
+                <w:bCs w:val="false"/>
+                <w:i w:val="false"/>
+                <w:iCs w:val="false"/>
+                <w:color w:val="000000"/>
+                <w:sz w:val="18"/>
+                <w:szCs w:val="18"/>
+              </w:rPr>
+              <w:t xml:space="preserve">Observable indicator: Teacher checks each group's Venn diagram for correct placement of outcome cards — specifically, whether the intersection region is empty for the mutually exclusive pair and correctly populated for the non-mutually exclusive pair. Misconception to watch: learners who place 'Sold out' AND 'Half unsold' in the intersection because 'some days she almost sells out' — redirect by asking 'Can one day be BOTH fully sold out AND half unsold at closing time?'</w:t>
+            </w:r>
+          </w:p>
+        </w:tc>
+      </w:tr>
+      <w:tr>
+        <w:tc>
+          <w:tcPr>
+            <w:tcW w:type="dxa" w:w="1520"/>
+            <w:shd w:fill="E2EFDA" w:color="auto" w:val="clear"/>
+            <w:tcMar>
+              <w:top w:type="dxa" w:w="60"/>
+              <w:left w:type="dxa" w:w="120"/>
+              <w:bottom w:type="dxa" w:w="60"/>
+              <w:right w:type="dxa" w:w="120"/>
+            </w:tcMar>
+            <w:vAlign w:val="top"/>
+          </w:tcPr>
+          <w:p>
+            <w:pPr>
+              <w:spacing w:after="40" w:before="0"/>
+              <w:jc w:val="left"/>
+            </w:pPr>
+            <w:r>
+              <w:rPr>
+                <w:rFonts w:ascii="Arial" w:cs="Arial" w:eastAsia="Arial" w:hAnsi="Arial"/>
+                <w:b/>
+                <w:bCs/>
+                <w:i w:val="false"/>
+                <w:iCs w:val="false"/>
+                <w:color w:val="000000"/>
+                <w:sz w:val="18"/>
+                <w:szCs w:val="18"/>
+              </w:rPr>
+              <w:t xml:space="preserve">Explain Phase</w:t>
+            </w:r>
+          </w:p>
+          <w:p>
+            <w:pPr>
+              <w:spacing w:after="20" w:before="0"/>
+            </w:pPr>
+            <w:r>
+              <w:rPr>
+                <w:rFonts w:ascii="Arial" w:cs="Arial" w:eastAsia="Arial" w:hAnsi="Arial"/>
+                <w:b/>
+                <w:bCs/>
+                <w:color w:val="1F3864"/>
+                <w:sz w:val="16"/>
+                <w:szCs w:val="16"/>
+              </w:rPr>
+              <w:t xml:space="preserve">📹 VIDEO:</w:t>
+            </w:r>
+          </w:p>
+          <w:p>
+            <w:pPr>
+              <w:spacing w:after="20" w:before="0"/>
+            </w:pPr>
+            <w:hyperlink w:history="1" r:id="rIdhjmzg_-udl2dqcg-gk5tw">
+              <w:r>
+                <w:rPr>
+                  <w:rFonts w:ascii="Arial" w:cs="Arial" w:eastAsia="Arial" w:hAnsi="Arial"/>
+                  <w:color w:val="2E75B6"/>
+                  <w:sz w:val="16"/>
+                  <w:szCs w:val="16"/>
+                  <w:u w:val="single" w:color="2E75B6"/>
+                </w:rPr>
+                <w:t xml:space="preserve">Probability with Venn diagrams</w:t>
+              </w:r>
+            </w:hyperlink>
+          </w:p>
+          <w:p>
+            <w:pPr>
+              <w:spacing w:after="10" w:before="0"/>
+              <w:ind w:left="120"/>
+            </w:pPr>
+            <w:r>
+              <w:rPr>
+                <w:rFonts w:ascii="Arial" w:cs="Arial" w:eastAsia="Arial" w:hAnsi="Arial"/>
+                <w:color w:val="595959"/>
+                <w:sz w:val="14"/>
+                <w:szCs w:val="14"/>
+              </w:rPr>
+              <w:t xml:space="preserve">Source: Khan Academy (English - US curriculum)</w:t>
+            </w:r>
+          </w:p>
+          <w:p>
+            <w:pPr>
+              <w:spacing w:after="10" w:before="0"/>
+              <w:ind w:left="120"/>
+            </w:pPr>
+            <w:hyperlink w:history="1" r:id="rId4arupfpa-roj9yurjopip">
+              <w:r>
+                <w:rPr>
+                  <w:rFonts w:ascii="Arial" w:cs="Arial" w:eastAsia="Arial" w:hAnsi="Arial"/>
+                  <w:color w:val="595959"/>
+                  <w:sz w:val="14"/>
+                  <w:szCs w:val="14"/>
+                  <w:u w:val="single" w:color="595959"/>
+                </w:rPr>
+                <w:t xml:space="preserve">🔍 Search ARES for similar videos</w:t>
+              </w:r>
+            </w:hyperlink>
+          </w:p>
+          <w:p>
+            <w:pPr>
+              <w:spacing w:after="40" w:before="0"/>
+            </w:pPr>
+            <w:r>
+              <w:rPr>
+                <w:sz w:val="14"/>
+                <w:szCs w:val="14"/>
+              </w:rPr>
+              <w:t xml:space="preserve"/>
+            </w:r>
+          </w:p>
+          <w:p>
+            <w:pPr>
+              <w:spacing w:after="20" w:before="0"/>
+            </w:pPr>
+            <w:r>
+              <w:rPr>
+                <w:rFonts w:ascii="Arial" w:cs="Arial" w:eastAsia="Arial" w:hAnsi="Arial"/>
+                <w:b/>
+                <w:bCs/>
+                <w:color w:val="1F3864"/>
+                <w:sz w:val="16"/>
+                <w:szCs w:val="16"/>
+              </w:rPr>
+              <w:t xml:space="preserve">📖 EXERCISE:</w:t>
+            </w:r>
+          </w:p>
+          <w:p>
+            <w:pPr>
+              <w:spacing w:after="20" w:before="0"/>
+            </w:pPr>
+            <w:hyperlink w:history="1" r:id="rIdbsz41eodg6fdovu8nsgyw">
+              <w:r>
+                <w:rPr>
+                  <w:rFonts w:ascii="Arial" w:cs="Arial" w:eastAsia="Arial" w:hAnsi="Arial"/>
+                  <w:color w:val="2E75B6"/>
+                  <w:sz w:val="16"/>
+                  <w:szCs w:val="16"/>
+                  <w:u w:val="single" w:color="2E75B6"/>
+                </w:rPr>
+                <w:t xml:space="preserve">Mutually Exclusive Events Practice</w:t>
+              </w:r>
+            </w:hyperlink>
+          </w:p>
+          <w:p>
+            <w:pPr>
+              <w:spacing w:after="10" w:before="0"/>
+              <w:ind w:left="120"/>
+            </w:pPr>
+            <w:r>
+              <w:rPr>
+                <w:rFonts w:ascii="Arial" w:cs="Arial" w:eastAsia="Arial" w:hAnsi="Arial"/>
+                <w:color w:val="595959"/>
+                <w:sz w:val="14"/>
+                <w:szCs w:val="14"/>
+              </w:rPr>
+              <w:t xml:space="preserve">Source: CK-12</w:t>
+            </w:r>
+          </w:p>
+          <w:p>
+            <w:pPr>
+              <w:spacing w:after="10" w:before="0"/>
+              <w:ind w:left="120"/>
+            </w:pPr>
+            <w:hyperlink w:history="1" r:id="rIdfbxv3qqls12lmhvt_e9-p">
+              <w:r>
+                <w:rPr>
+                  <w:rFonts w:ascii="Arial" w:cs="Arial" w:eastAsia="Arial" w:hAnsi="Arial"/>
+                  <w:color w:val="595959"/>
+                  <w:sz w:val="14"/>
+                  <w:szCs w:val="14"/>
+                  <w:u w:val="single" w:color="595959"/>
+                </w:rPr>
+                <w:t xml:space="preserve">🔍 Search ARES for similar readings</w:t>
+              </w:r>
+            </w:hyperlink>
+          </w:p>
+        </w:tc>
+        <w:tc>
+          <w:tcPr>
+            <w:tcW w:type="dxa" w:w="3040"/>
+            <w:shd w:fill="FFFFFF" w:color="auto" w:val="clear"/>
+            <w:tcMar>
+              <w:top w:type="dxa" w:w="60"/>
+              <w:left w:type="dxa" w:w="120"/>
+              <w:bottom w:type="dxa" w:w="60"/>
+              <w:right w:type="dxa" w:w="120"/>
+            </w:tcMar>
+            <w:vAlign w:val="top"/>
+          </w:tcPr>
+          <w:p>
+            <w:pPr>
+              <w:spacing w:after="40" w:before="0"/>
+              <w:jc w:val="left"/>
+            </w:pPr>
+            <w:r>
+              <w:rPr>
+                <w:rFonts w:ascii="Arial" w:cs="Arial" w:eastAsia="Arial" w:hAnsi="Arial"/>
+                <w:b w:val="false"/>
+                <w:bCs w:val="false"/>
+                <w:i w:val="false"/>
+                <w:iCs w:val="false"/>
+                <w:color w:val="000000"/>
+                <w:sz w:val="18"/>
+                <w:szCs w:val="18"/>
+              </w:rPr>
+              <w:t xml:space="preserve">Whole-class formalisation. Teacher leads a structured discussion to derive the definition and addition rule. Learners copy the formal definition into their notebooks: 'Two events A and B are mutually exclusive if they cannot both occur in the same trial — their intersection is empty: A ∩ B = ∅, so P(A ∩ B) = 0.' Teacher then poses: 'If Mama Njeri's batch is either sold out (probability 0.55 based on her 3-month notebook) or half-unsold (probability 0.30), what is the probability that she experiences one OR the other outcome on a given day?' Learners attempt the calculation individually (2 minutes), then share with a partner. Teacher formalises: P(A ∪ B) = P(A) + P(B) = 0.55 + 0.30 = 0.85 — only valid because the events are mutually exclusive. Learners then practise three tiered problems: (1) Easy — A bag of maize at Wakulima Market is chosen at random; P(grade A) = 0.4, P(grade B) = 0.35 — find P(grade A or grade B). (2) Medium — In a school sports day in Eldoret, P(class wins relay) = 0.25, P(class wins javelin) = 0.40, P(class wins both) = 0 — find P(class wins at least one event). (3) Challenge — A weather forecast for Mombasa Coast gives P(heavy rain) = 0.3, P(light drizzle) = 0.25, P(sunny) = 0.45; are all three pairs mutually exclusive? Verify that probabilities sum correctly and explain why. Learners self-mark using an answer strip provided after all three problems are attempted.</w:t>
+            </w:r>
+          </w:p>
+        </w:tc>
+        <w:tc>
+          <w:tcPr>
+            <w:tcW w:type="dxa" w:w="3040"/>
+            <w:shd w:fill="F2F2F2" w:color="auto" w:val="clear"/>
+            <w:tcMar>
+              <w:top w:type="dxa" w:w="60"/>
+              <w:left w:type="dxa" w:w="120"/>
+              <w:bottom w:type="dxa" w:w="60"/>
+              <w:right w:type="dxa" w:w="120"/>
+            </w:tcMar>
+            <w:vAlign w:val="top"/>
+          </w:tcPr>
+          <w:p>
+            <w:pPr>
+              <w:spacing w:after="40" w:before="0"/>
+              <w:jc w:val="left"/>
+            </w:pPr>
+            <w:r>
+              <w:rPr>
+                <w:rFonts w:ascii="Arial" w:cs="Arial" w:eastAsia="Arial" w:hAnsi="Arial"/>
+                <w:b w:val="false"/>
+                <w:bCs w:val="false"/>
+                <w:i w:val="false"/>
+                <w:iCs w:val="false"/>
+                <w:color w:val="000000"/>
+                <w:sz w:val="18"/>
+                <w:szCs w:val="18"/>
+              </w:rPr>
+              <w:t xml:space="preserve">Open the formalisation with: 'Let's resolve the tensions on our board using what we saw in the Venn diagrams.' Point to the empty intersection from Phase 2. Say: 'Mathematicians gave this a name — mutually exclusive events.' Write the formal definition slowly, asking learners to read it back chorally. For the Mama Njeri calculation, say: 'I want EVERYONE to try this alone first — no talking for 2 minutes.' (Enforce silence and WAIT TIME.) After partner share, cold-call 3 learners at random: 'Otieno, what answer did you get and HOW did you get it?' After the three-problem practice, circulate and look for learners adding probabilities for non-mutually exclusive events on problem 3 — pull one such paper (anonymously) to display and ask: 'What question should we ask BEFORE we add two probabilities together?' Elicit: 'Are the events mutually exclusive?'</w:t>
+            </w:r>
+          </w:p>
+        </w:tc>
+        <w:tc>
+          <w:tcPr>
+            <w:tcW w:type="dxa" w:w="3040"/>
+            <w:shd w:fill="FFFFFF" w:color="auto" w:val="clear"/>
+            <w:tcMar>
+              <w:top w:type="dxa" w:w="60"/>
+              <w:left w:type="dxa" w:w="120"/>
+              <w:bottom w:type="dxa" w:w="60"/>
+              <w:right w:type="dxa" w:w="120"/>
+            </w:tcMar>
+            <w:vAlign w:val="top"/>
+          </w:tcPr>
+          <w:p>
+            <w:pPr>
+              <w:spacing w:after="40" w:before="0"/>
+              <w:jc w:val="left"/>
+            </w:pPr>
+            <w:r>
+              <w:rPr>
+                <w:rFonts w:ascii="Arial" w:cs="Arial" w:eastAsia="Arial" w:hAnsi="Arial"/>
+                <w:b w:val="false"/>
+                <w:bCs w:val="false"/>
+                <w:i w:val="false"/>
+                <w:iCs w:val="false"/>
+                <w:color w:val="000000"/>
+                <w:sz w:val="18"/>
+                <w:szCs w:val="18"/>
+              </w:rPr>
+              <w:t xml:space="preserve">Gradual Formalisation with Tiered Practice (NGSS Practice 6 — Constructing Explanations): Moving from the concrete Venn diagram evidence to symbolic notation (P(A ∩ B) = 0 → P(A ∪ B) = P(A) + P(B)) respects the learning progression. Tiered problems ensure all learners access the rule while challenge problems push higher-order thinking. Connecting every problem back to a Kenyan context (mandazi, maize grades, Eldoret sports day, Mombasa weather) maintains coherence with the anchoring phenomenon.</w:t>
+            </w:r>
+          </w:p>
+        </w:tc>
+        <w:tc>
+          <w:tcPr>
+            <w:tcW w:type="dxa" w:w="3040"/>
+            <w:shd w:fill="F2F2F2" w:color="auto" w:val="clear"/>
+            <w:tcMar>
+              <w:top w:type="dxa" w:w="60"/>
+              <w:left w:type="dxa" w:w="120"/>
+              <w:bottom w:type="dxa" w:w="60"/>
+              <w:right w:type="dxa" w:w="120"/>
+            </w:tcMar>
+            <w:vAlign w:val="top"/>
+          </w:tcPr>
+          <w:p>
+            <w:pPr>
+              <w:spacing w:after="40" w:before="0"/>
+              <w:jc w:val="left"/>
+            </w:pPr>
+            <w:r>
+              <w:rPr>
+                <w:rFonts w:ascii="Arial" w:cs="Arial" w:eastAsia="Arial" w:hAnsi="Arial"/>
+                <w:b w:val="false"/>
+                <w:bCs w:val="false"/>
+                <w:i w:val="false"/>
+                <w:iCs w:val="false"/>
+                <w:color w:val="000000"/>
+                <w:sz w:val="18"/>
+                <w:szCs w:val="18"/>
+              </w:rPr>
+              <w:t xml:space="preserve">Observable indicator: Learner responses to the three practice problems — teacher checks that (1) all learners correctly add for problems 1 and 2, (2) learners on problem 3 identify that heavy rain and light drizzle may not be mutually exclusive in all definitions and that probabilities summing to 1.0 is consistent with the sample space. Exit checkpoint: ask learners to hold up one finger if they got all three correct, two fingers if they got two, etc. — use this to group learners for the DQB phase.</w:t>
+            </w:r>
+          </w:p>
+        </w:tc>
+      </w:tr>
+      <w:tr>
+        <w:tc>
+          <w:tcPr>
+            <w:tcW w:type="dxa" w:w="1520"/>
+            <w:shd w:fill="FCE4D6" w:color="auto" w:val="clear"/>
+            <w:tcMar>
+              <w:top w:type="dxa" w:w="60"/>
+              <w:left w:type="dxa" w:w="120"/>
+              <w:bottom w:type="dxa" w:w="60"/>
+              <w:right w:type="dxa" w:w="120"/>
+            </w:tcMar>
+            <w:vAlign w:val="top"/>
+          </w:tcPr>
+          <w:p>
+            <w:pPr>
+              <w:spacing w:after="40" w:before="0"/>
+              <w:jc w:val="left"/>
+            </w:pPr>
+            <w:r>
+              <w:rPr>
+                <w:rFonts w:ascii="Arial" w:cs="Arial" w:eastAsia="Arial" w:hAnsi="Arial"/>
+                <w:b/>
+                <w:bCs/>
+                <w:i w:val="false"/>
+                <w:iCs w:val="false"/>
+                <w:color w:val="000000"/>
+                <w:sz w:val="18"/>
+                <w:szCs w:val="18"/>
+              </w:rPr>
+              <w:t xml:space="preserve">Driving Question Board (DQB) Creation</w:t>
+            </w:r>
+          </w:p>
+          <w:p>
+            <w:pPr>
+              <w:spacing w:after="20" w:before="0"/>
+            </w:pPr>
+            <w:r>
+              <w:rPr>
+                <w:rFonts w:ascii="Arial" w:cs="Arial" w:eastAsia="Arial" w:hAnsi="Arial"/>
+                <w:b/>
+                <w:bCs/>
+                <w:color w:val="1F3864"/>
+                <w:sz w:val="16"/>
+                <w:szCs w:val="16"/>
+              </w:rPr>
+              <w:t xml:space="preserve">📹 VIDEO:</w:t>
+            </w:r>
+          </w:p>
+          <w:p>
+            <w:pPr>
+              <w:spacing w:after="20" w:before="0"/>
+            </w:pPr>
+            <w:hyperlink w:history="1" r:id="rIdwvm4mnesykqtozolwzpn2">
               <w:r>
                 <w:rPr>
                   <w:rFonts w:ascii="Arial" w:cs="Arial" w:eastAsia="Arial" w:hAnsi="Arial"/>
@@ -12317,7 +13235,7 @@
               <w:spacing w:after="10" w:before="0"/>
               <w:ind w:left="120"/>
             </w:pPr>
-            <w:hyperlink w:history="1" r:id="rIdo1_weasyg9d_hucwombot">
+            <w:hyperlink w:history="1" r:id="rId0e43erk959b6pjil8pvqk">
               <w:r>
                 <w:rPr>
                   <w:rFonts w:ascii="Arial" w:cs="Arial" w:eastAsia="Arial" w:hAnsi="Arial"/>
@@ -12362,7 +13280,7 @@
             <w:pPr>
               <w:spacing w:after="20" w:before="0"/>
             </w:pPr>
-            <w:hyperlink w:history="1" r:id="rId8nh8vtrk7um8bwiceog1s">
+            <w:hyperlink w:history="1" r:id="rIdrhekwikcc3dezcfypcfio">
               <w:r>
                 <w:rPr>
                   <w:rFonts w:ascii="Arial" w:cs="Arial" w:eastAsia="Arial" w:hAnsi="Arial"/>
@@ -12371,7 +13289,7 @@
                   <w:szCs w:val="16"/>
                   <w:u w:val="single" w:color="2E75B6"/>
                 </w:rPr>
-                <w:t xml:space="preserve">Probability of Independent Events (Flexbook)</w:t>
+                <w:t xml:space="preserve">Independent, Conditional, and Mutually Exclusive Events (Flexbook)</w:t>
               </w:r>
             </w:hyperlink>
           </w:p>
@@ -12395,7 +13313,7 @@
               <w:spacing w:after="10" w:before="0"/>
               <w:ind w:left="120"/>
             </w:pPr>
-            <w:hyperlink w:history="1" r:id="rIdg1-lmgq430z_o8m1wnove">
+            <w:hyperlink w:history="1" r:id="rIdujxbbsjwfumn2cv_0mwhv">
               <w:r>
                 <w:rPr>
                   <w:rFonts w:ascii="Arial" w:cs="Arial" w:eastAsia="Arial" w:hAnsi="Arial"/>
@@ -12437,7 +13355,7 @@
                 <w:sz w:val="18"/>
                 <w:szCs w:val="18"/>
               </w:rPr>
-              <w:t xml:space="preserve">Learners receive a set of six event-pair cards drawn from Mama Njeri's world and the wider Kenyan context (e.g., 'Mama Njeri sells out her mandazi' AND 'Mama Njeri has mandazi left over at closing time'; 'It rains in Nairobi this afternoon' AND 'It is sunny all afternoon in Nairobi'; 'A matatu is painted red' AND 'The same matatu is painted blue'; 'A customer buys a beef mandazi' AND 'A customer buys a coconut mandazi'). Working individually in silence (3 minutes), learners sort the cards into two columns in their exercise books: CAN happen at the same time vs. CANNOT happen at the same time. They write a one-sentence justification for each decision. Pairs then compare their sorting and note any disagreements (2 minutes).</w:t>
+              <w:t xml:space="preserve">Learners return to the class Driving Question Board displayed at the front. The DQB carries the anchoring question: 'How can mathematics help Mama Njeri make smarter decisions about her mandazi stall?' Each learner receives two sticky notes. On the GREEN note they write one thing today's lesson has helped them understand about Mama Njeri's situation (e.g., 'Selling out and having leftovers are mutually exclusive — she can add those probabilities'). On the ORANGE note they write one new question today's lesson raised for them (e.g., 'What if two events are NOT mutually exclusive — how do we add then?'). Learners post their sticky notes on the DQB in designated columns. The teacher reads aloud 3–4 green and 3–4 orange notes, clustering related questions and previewing: 'Your orange questions are EXACTLY what Lesson 5 will tackle.'</w:t>
             </w:r>
           </w:p>
         </w:tc>
@@ -12469,7 +13387,7 @@
                 <w:sz w:val="18"/>
                 <w:szCs w:val="18"/>
               </w:rPr>
-              <w:t xml:space="preserve">Distribute the pre-printed event-pair cards (or read them aloud and ask learners to copy into their books). Say: 'Look at each pair of events. Think about Mama Njeri's stall, matatus on Ngong Road, the sky over Kisumu — can BOTH events in the pair happen at exactly the same time, or does one prevent the other? Sort them silently first.' Allow 3 minutes of individual think time — do NOT accept hands or answers during this window (enforce WAIT TIME). After pair-share, cold-call 3 learners: 'Achieng, which pair did you and your partner disagree on, and what was each of your reasons?' Do not confirm or correct yet — record disagreements on the board as 'Tensions to Resolve.'</w:t>
+              <w:t xml:space="preserve">Give learners 3 minutes of silent writing time for their sticky notes — say: 'Connect your green note directly to Mama Njeri. How does mutually exclusive events help HER, not just help you pass an exam?' After posting, read selected notes aloud using a warm, affirming tone. Point to orange questions and say: 'Notice how our understanding is growing — last week we didn't even know what mutually exclusive meant, and now we're already asking about what happens when events CAN overlap. That's mathematical thinking.' Circle 2–3 orange questions on the DQB with a marker and label them 'Next investigation.'</w:t>
             </w:r>
           </w:p>
         </w:tc>
@@ -12501,7 +13419,7 @@
                 <w:sz w:val="18"/>
                 <w:szCs w:val="18"/>
               </w:rPr>
-              <w:t xml:space="preserve">Predict-then-Discuss (Elicit Prior Knowledge): By sorting before any instruction, learners externalise their intuitive understanding of events that 'block' each other. Recording disagreements as 'Tensions to Resolve' creates cognitive dissonance that motivates the evidence-gathering phase and keeps the phenomenon central — Mama Njeri's stall provides the anchor context for every card.</w:t>
+              <w:t xml:space="preserve">Driving Question Board Protocol (NGSS Practice 1 — Asking Questions): The DQB externalises the class's collective growing understanding and makes the storyline progression visible. Separating 'what I now understand' (green) from 'new questions' (orange) models the scientific practice of distinguishing current evidence from remaining uncertainty — mirroring Mama Njeri's own notebook, which shows what she knows and what she still cannot predict.</w:t>
             </w:r>
           </w:p>
         </w:tc>
@@ -12533,7 +13451,7 @@
                 <w:sz w:val="18"/>
                 <w:szCs w:val="18"/>
               </w:rPr>
-              <w:t xml:space="preserve">Observable indicator: Each learner's written sort (2 columns + justifications) is collected at the end of Phase 1. Teacher scans for: (1) correct identification of sold-out vs. left-over as mutually exclusive; (2) misconceptions such as treating 'rain' and 'sunshine' as always mutually exclusive in all weather contexts. Flag 2–3 misconception types to address explicitly in Phase 3.</w:t>
+              <w:t xml:space="preserve">Observable indicator: Green sticky notes are assessed for specificity — a note that says 'I learned probability' is insufficiently connected to the phenomenon; a note that says 'Mama Njeri can add P(sold out) + P(half unsold) = 0.85 to know there is an 85% chance of one of those outcomes' shows deep connection. Teacher collects and photographs the DQB after class for planning Lesson 5.</w:t>
             </w:r>
           </w:p>
         </w:tc>
@@ -12542,32 +13460,32 @@
         <w:tc>
           <w:tcPr>
             <w:tcW w:type="dxa" w:w="1520"/>
-            <w:shd w:fill="D9EEF1" w:color="auto" w:val="clear"/>
-            <w:tcMar>
-              <w:top w:type="dxa" w:w="60"/>
-              <w:left w:type="dxa" w:w="120"/>
-              <w:bottom w:type="dxa" w:w="60"/>
-              <w:right w:type="dxa" w:w="120"/>
-            </w:tcMar>
-            <w:vAlign w:val="top"/>
-          </w:tcPr>
-          <w:p>
-            <w:pPr>
-              <w:spacing w:after="40" w:before="0"/>
-              <w:jc w:val="left"/>
-            </w:pPr>
-            <w:r>
-              <w:rPr>
-                <w:rFonts w:ascii="Arial" w:cs="Arial" w:eastAsia="Arial" w:hAnsi="Arial"/>
-                <w:b/>
-                <w:bCs/>
-                <w:i w:val="false"/>
-                <w:iCs w:val="false"/>
-                <w:color w:val="000000"/>
-                <w:sz w:val="18"/>
-                <w:szCs w:val="18"/>
-              </w:rPr>
-              <w:t xml:space="preserve">Observe Phase</w:t>
+            <w:shd w:fill="D5E8F0" w:color="auto" w:val="clear"/>
+            <w:tcMar>
+              <w:top w:type="dxa" w:w="60"/>
+              <w:left w:type="dxa" w:w="120"/>
+              <w:bottom w:type="dxa" w:w="60"/>
+              <w:right w:type="dxa" w:w="120"/>
+            </w:tcMar>
+            <w:vAlign w:val="top"/>
+          </w:tcPr>
+          <w:p>
+            <w:pPr>
+              <w:spacing w:after="40" w:before="0"/>
+              <w:jc w:val="left"/>
+            </w:pPr>
+            <w:r>
+              <w:rPr>
+                <w:rFonts w:ascii="Arial" w:cs="Arial" w:eastAsia="Arial" w:hAnsi="Arial"/>
+                <w:b/>
+                <w:bCs/>
+                <w:i w:val="false"/>
+                <w:iCs w:val="false"/>
+                <w:color w:val="000000"/>
+                <w:sz w:val="18"/>
+                <w:szCs w:val="18"/>
+              </w:rPr>
+              <w:t xml:space="preserve">Model Building Phase</w:t>
             </w:r>
           </w:p>
           <w:p>
@@ -12590,7 +13508,7 @@
             <w:pPr>
               <w:spacing w:after="20" w:before="0"/>
             </w:pPr>
-            <w:hyperlink w:history="1" r:id="rIdelxistunbcwsy_duoymlb">
+            <w:hyperlink w:history="1" r:id="rId6-gokgmbfoieap8pypxrc">
               <w:r>
                 <w:rPr>
                   <w:rFonts w:ascii="Arial" w:cs="Arial" w:eastAsia="Arial" w:hAnsi="Arial"/>
@@ -12599,7 +13517,7 @@
                   <w:szCs w:val="16"/>
                   <w:u w:val="single" w:color="2E75B6"/>
                 </w:rPr>
-                <w:t xml:space="preserve">Mutually Exclusive Events Principles</w:t>
+                <w:t xml:space="preserve">Addition rule for probability</w:t>
               </w:r>
             </w:hyperlink>
           </w:p>
@@ -12615,7 +13533,7 @@
                 <w:sz w:val="14"/>
                 <w:szCs w:val="14"/>
               </w:rPr>
-              <w:t xml:space="preserve">Source: CK-12</w:t>
+              <w:t xml:space="preserve">Source: Khan Academy (English - US curriculum)</w:t>
             </w:r>
           </w:p>
           <w:p>
@@ -12623,7 +13541,7 @@
               <w:spacing w:after="10" w:before="0"/>
               <w:ind w:left="120"/>
             </w:pPr>
-            <w:hyperlink w:history="1" r:id="rIdvpwn31xwyhwbio_3keyzj">
+            <w:hyperlink w:history="1" r:id="rIdtqht9qlbsn4nzogciro6g">
               <w:r>
                 <w:rPr>
                   <w:rFonts w:ascii="Arial" w:cs="Arial" w:eastAsia="Arial" w:hAnsi="Arial"/>
@@ -12661,14 +13579,14 @@
                 <w:sz w:val="16"/>
                 <w:szCs w:val="16"/>
               </w:rPr>
-              <w:t xml:space="preserve">📖 HTML:</w:t>
+              <w:t xml:space="preserve">📖 EXERCISE:</w:t>
             </w:r>
           </w:p>
           <w:p>
             <w:pPr>
               <w:spacing w:after="20" w:before="0"/>
             </w:pPr>
-            <w:hyperlink w:history="1" r:id="rIdjezzezp4oh1tgmtepowb4">
+            <w:hyperlink w:history="1" r:id="rIdlg3n05htenxjewq3q9ym-">
               <w:r>
                 <w:rPr>
                   <w:rFonts w:ascii="Arial" w:cs="Arial" w:eastAsia="Arial" w:hAnsi="Arial"/>
@@ -12677,7 +13595,7 @@
                   <w:szCs w:val="16"/>
                   <w:u w:val="single" w:color="2E75B6"/>
                 </w:rPr>
-                <w:t xml:space="preserve">Probability of Independent Events (Flexbook)</w:t>
+                <w:t xml:space="preserve">Two-way tables, Venn diagrams, and probability</w:t>
               </w:r>
             </w:hyperlink>
           </w:p>
@@ -12693,7 +13611,7 @@
                 <w:sz w:val="14"/>
                 <w:szCs w:val="14"/>
               </w:rPr>
-              <w:t xml:space="preserve">Source: CK-12</w:t>
+              <w:t xml:space="preserve">Source: Khan Academy (English - US curriculum)</w:t>
             </w:r>
           </w:p>
           <w:p>
@@ -12701,925 +13619,7 @@
               <w:spacing w:after="10" w:before="0"/>
               <w:ind w:left="120"/>
             </w:pPr>
-            <w:hyperlink w:history="1" r:id="rIdyeb0xsfxvcv9bvdg0mvy-">
-              <w:r>
-                <w:rPr>
-                  <w:rFonts w:ascii="Arial" w:cs="Arial" w:eastAsia="Arial" w:hAnsi="Arial"/>
-                  <w:color w:val="595959"/>
-                  <w:sz w:val="14"/>
-                  <w:szCs w:val="14"/>
-                  <w:u w:val="single" w:color="595959"/>
-                </w:rPr>
-                <w:t xml:space="preserve">🔍 Search ARES for similar readings</w:t>
-              </w:r>
-            </w:hyperlink>
-          </w:p>
-        </w:tc>
-        <w:tc>
-          <w:tcPr>
-            <w:tcW w:type="dxa" w:w="3040"/>
-            <w:shd w:fill="FFFFFF" w:color="auto" w:val="clear"/>
-            <w:tcMar>
-              <w:top w:type="dxa" w:w="60"/>
-              <w:left w:type="dxa" w:w="120"/>
-              <w:bottom w:type="dxa" w:w="60"/>
-              <w:right w:type="dxa" w:w="120"/>
-            </w:tcMar>
-            <w:vAlign w:val="top"/>
-          </w:tcPr>
-          <w:p>
-            <w:pPr>
-              <w:spacing w:after="40" w:before="0"/>
-              <w:jc w:val="left"/>
-            </w:pPr>
-            <w:r>
-              <w:rPr>
-                <w:rFonts w:ascii="Arial" w:cs="Arial" w:eastAsia="Arial" w:hAnsi="Arial"/>
-                <w:b w:val="false"/>
-                <w:bCs w:val="false"/>
-                <w:i w:val="false"/>
-                <w:iCs w:val="false"/>
-                <w:color w:val="000000"/>
-                <w:sz w:val="18"/>
-                <w:szCs w:val="18"/>
-              </w:rPr>
-              <w:t xml:space="preserve">Learners work in groups of four. Each group receives: (a) a large A3 Venn diagram template (two overlapping circles labelled Event A and Event B, inside a rectangle labelled Sample Space S); (b) a set of 20 small outcome cards representing the sample space of a combined scenario — 'Mama Njeri's morning: type of mandazi batch outcome AND weather in Gikomba Market.' Outcomes include combinations such as (Sold out, Rainy), (Sold out, Sunny), (Half unsold, Rainy), (Half unsold, Sunny), (Sold out, Cloudy), etc. Groups physically place each outcome card inside the correct region of the Venn diagram for two assigned event pairs — one mutually exclusive pair and one non-mutually exclusive pair. They record: (1) What is in the intersection? (2) What does the overlap mean? (3) Can both events occur for the same outcome card? Groups rotate their Venn diagrams to an adjacent group for a 'gallery check' (2 minutes) and sticky-note any corrections.</w:t>
-            </w:r>
-          </w:p>
-        </w:tc>
-        <w:tc>
-          <w:tcPr>
-            <w:tcW w:type="dxa" w:w="3040"/>
-            <w:shd w:fill="F2F2F2" w:color="auto" w:val="clear"/>
-            <w:tcMar>
-              <w:top w:type="dxa" w:w="60"/>
-              <w:left w:type="dxa" w:w="120"/>
-              <w:bottom w:type="dxa" w:w="60"/>
-              <w:right w:type="dxa" w:w="120"/>
-            </w:tcMar>
-            <w:vAlign w:val="top"/>
-          </w:tcPr>
-          <w:p>
-            <w:pPr>
-              <w:spacing w:after="40" w:before="0"/>
-              <w:jc w:val="left"/>
-            </w:pPr>
-            <w:r>
-              <w:rPr>
-                <w:rFonts w:ascii="Arial" w:cs="Arial" w:eastAsia="Arial" w:hAnsi="Arial"/>
-                <w:b w:val="false"/>
-                <w:bCs w:val="false"/>
-                <w:i w:val="false"/>
-                <w:iCs w:val="false"/>
-                <w:color w:val="000000"/>
-                <w:sz w:val="18"/>
-                <w:szCs w:val="18"/>
-              </w:rPr>
-              <w:t xml:space="preserve">Circulate continuously. At each group, ask probing questions: 'Show me one outcome card that belongs in BOTH circles — does such a card exist for this pair?' and 'What does an EMPTY intersection tell us?' (Allow 10-second WAIT TIME before prompting further.) After gallery rotation, bring the class together. Display a large class Venn diagram. Cold-call 2 group reporters: 'Kamau, your group had the sold-out vs. half-unsold pair — what did your intersection look like, and what did that tell you?' Then cold-call a second group: 'Fatuma, your group had rain vs. sunshine — same question.' Record key observations verbatim on the board beneath the 'Tensions to Resolve' list from Phase 1.</w:t>
-            </w:r>
-          </w:p>
-        </w:tc>
-        <w:tc>
-          <w:tcPr>
-            <w:tcW w:type="dxa" w:w="3040"/>
-            <w:shd w:fill="FFFFFF" w:color="auto" w:val="clear"/>
-            <w:tcMar>
-              <w:top w:type="dxa" w:w="60"/>
-              <w:left w:type="dxa" w:w="120"/>
-              <w:bottom w:type="dxa" w:w="60"/>
-              <w:right w:type="dxa" w:w="120"/>
-            </w:tcMar>
-            <w:vAlign w:val="top"/>
-          </w:tcPr>
-          <w:p>
-            <w:pPr>
-              <w:spacing w:after="40" w:before="0"/>
-              <w:jc w:val="left"/>
-            </w:pPr>
-            <w:r>
-              <w:rPr>
-                <w:rFonts w:ascii="Arial" w:cs="Arial" w:eastAsia="Arial" w:hAnsi="Arial"/>
-                <w:b w:val="false"/>
-                <w:bCs w:val="false"/>
-                <w:i w:val="false"/>
-                <w:iCs w:val="false"/>
-                <w:color w:val="000000"/>
-                <w:sz w:val="18"/>
-                <w:szCs w:val="18"/>
-              </w:rPr>
-              <w:t xml:space="preserve">Concrete Manipulative Venn Diagrams (NGSS Practice 2 — Developing and Using Models): Physically placing outcome cards into diagram regions makes the abstract concept of intersection tangible. An empty intersection is visible and memorable — no card can sit in two places at once if the events are mutually exclusive. The gallery-check rotation embeds peer critique (NGSS Practice 7 — Engaging in Argument from Evidence) and surfaces errors before formalisation.</w:t>
-            </w:r>
-          </w:p>
-        </w:tc>
-        <w:tc>
-          <w:tcPr>
-            <w:tcW w:type="dxa" w:w="3040"/>
-            <w:shd w:fill="F2F2F2" w:color="auto" w:val="clear"/>
-            <w:tcMar>
-              <w:top w:type="dxa" w:w="60"/>
-              <w:left w:type="dxa" w:w="120"/>
-              <w:bottom w:type="dxa" w:w="60"/>
-              <w:right w:type="dxa" w:w="120"/>
-            </w:tcMar>
-            <w:vAlign w:val="top"/>
-          </w:tcPr>
-          <w:p>
-            <w:pPr>
-              <w:spacing w:after="40" w:before="0"/>
-              <w:jc w:val="left"/>
-            </w:pPr>
-            <w:r>
-              <w:rPr>
-                <w:rFonts w:ascii="Arial" w:cs="Arial" w:eastAsia="Arial" w:hAnsi="Arial"/>
-                <w:b w:val="false"/>
-                <w:bCs w:val="false"/>
-                <w:i w:val="false"/>
-                <w:iCs w:val="false"/>
-                <w:color w:val="000000"/>
-                <w:sz w:val="18"/>
-                <w:szCs w:val="18"/>
-              </w:rPr>
-              <w:t xml:space="preserve">Observable indicator: Teacher checks each group's Venn diagram for correct placement of outcome cards — specifically, whether the intersection region is empty for the mutually exclusive pair and correctly populated for the non-mutually exclusive pair. Misconception to watch: learners who place 'Sold out' AND 'Half unsold' in the intersection because 'some days she almost sells out' — redirect by asking 'Can one day be BOTH fully sold out AND half unsold at closing time?'</w:t>
-            </w:r>
-          </w:p>
-        </w:tc>
-      </w:tr>
-      <w:tr>
-        <w:tc>
-          <w:tcPr>
-            <w:tcW w:type="dxa" w:w="1520"/>
-            <w:shd w:fill="E2EFDA" w:color="auto" w:val="clear"/>
-            <w:tcMar>
-              <w:top w:type="dxa" w:w="60"/>
-              <w:left w:type="dxa" w:w="120"/>
-              <w:bottom w:type="dxa" w:w="60"/>
-              <w:right w:type="dxa" w:w="120"/>
-            </w:tcMar>
-            <w:vAlign w:val="top"/>
-          </w:tcPr>
-          <w:p>
-            <w:pPr>
-              <w:spacing w:after="40" w:before="0"/>
-              <w:jc w:val="left"/>
-            </w:pPr>
-            <w:r>
-              <w:rPr>
-                <w:rFonts w:ascii="Arial" w:cs="Arial" w:eastAsia="Arial" w:hAnsi="Arial"/>
-                <w:b/>
-                <w:bCs/>
-                <w:i w:val="false"/>
-                <w:iCs w:val="false"/>
-                <w:color w:val="000000"/>
-                <w:sz w:val="18"/>
-                <w:szCs w:val="18"/>
-              </w:rPr>
-              <w:t xml:space="preserve">Explain Phase</w:t>
-            </w:r>
-          </w:p>
-          <w:p>
-            <w:pPr>
-              <w:spacing w:after="20" w:before="0"/>
-            </w:pPr>
-            <w:r>
-              <w:rPr>
-                <w:rFonts w:ascii="Arial" w:cs="Arial" w:eastAsia="Arial" w:hAnsi="Arial"/>
-                <w:b/>
-                <w:bCs/>
-                <w:color w:val="1F3864"/>
-                <w:sz w:val="16"/>
-                <w:szCs w:val="16"/>
-              </w:rPr>
-              <w:t xml:space="preserve">📹 VIDEO:</w:t>
-            </w:r>
-          </w:p>
-          <w:p>
-            <w:pPr>
-              <w:spacing w:after="20" w:before="0"/>
-            </w:pPr>
-            <w:hyperlink w:history="1" r:id="rIdth7pjmzapkkicu7t8llcz">
-              <w:r>
-                <w:rPr>
-                  <w:rFonts w:ascii="Arial" w:cs="Arial" w:eastAsia="Arial" w:hAnsi="Arial"/>
-                  <w:color w:val="2E75B6"/>
-                  <w:sz w:val="16"/>
-                  <w:szCs w:val="16"/>
-                  <w:u w:val="single" w:color="2E75B6"/>
-                </w:rPr>
-                <w:t xml:space="preserve">Mutually Exclusive Events Principles</w:t>
-              </w:r>
-            </w:hyperlink>
-          </w:p>
-          <w:p>
-            <w:pPr>
-              <w:spacing w:after="10" w:before="0"/>
-              <w:ind w:left="120"/>
-            </w:pPr>
-            <w:r>
-              <w:rPr>
-                <w:rFonts w:ascii="Arial" w:cs="Arial" w:eastAsia="Arial" w:hAnsi="Arial"/>
-                <w:color w:val="595959"/>
-                <w:sz w:val="14"/>
-                <w:szCs w:val="14"/>
-              </w:rPr>
-              <w:t xml:space="preserve">Source: CK-12</w:t>
-            </w:r>
-          </w:p>
-          <w:p>
-            <w:pPr>
-              <w:spacing w:after="10" w:before="0"/>
-              <w:ind w:left="120"/>
-            </w:pPr>
-            <w:hyperlink w:history="1" r:id="rIdztsoygu6j7ztoqlne0kjr">
-              <w:r>
-                <w:rPr>
-                  <w:rFonts w:ascii="Arial" w:cs="Arial" w:eastAsia="Arial" w:hAnsi="Arial"/>
-                  <w:color w:val="595959"/>
-                  <w:sz w:val="14"/>
-                  <w:szCs w:val="14"/>
-                  <w:u w:val="single" w:color="595959"/>
-                </w:rPr>
-                <w:t xml:space="preserve">🔍 Search ARES for similar videos</w:t>
-              </w:r>
-            </w:hyperlink>
-          </w:p>
-          <w:p>
-            <w:pPr>
-              <w:spacing w:after="40" w:before="0"/>
-            </w:pPr>
-            <w:r>
-              <w:rPr>
-                <w:sz w:val="14"/>
-                <w:szCs w:val="14"/>
-              </w:rPr>
-              <w:t xml:space="preserve"/>
-            </w:r>
-          </w:p>
-          <w:p>
-            <w:pPr>
-              <w:spacing w:after="20" w:before="0"/>
-            </w:pPr>
-            <w:r>
-              <w:rPr>
-                <w:rFonts w:ascii="Arial" w:cs="Arial" w:eastAsia="Arial" w:hAnsi="Arial"/>
-                <w:b/>
-                <w:bCs/>
-                <w:color w:val="1F3864"/>
-                <w:sz w:val="16"/>
-                <w:szCs w:val="16"/>
-              </w:rPr>
-              <w:t xml:space="preserve">📖 HTML:</w:t>
-            </w:r>
-          </w:p>
-          <w:p>
-            <w:pPr>
-              <w:spacing w:after="20" w:before="0"/>
-            </w:pPr>
-            <w:hyperlink w:history="1" r:id="rIdmvwnags2lyycl0eoyhtzs">
-              <w:r>
-                <w:rPr>
-                  <w:rFonts w:ascii="Arial" w:cs="Arial" w:eastAsia="Arial" w:hAnsi="Arial"/>
-                  <w:color w:val="2E75B6"/>
-                  <w:sz w:val="16"/>
-                  <w:szCs w:val="16"/>
-                  <w:u w:val="single" w:color="2E75B6"/>
-                </w:rPr>
-                <w:t xml:space="preserve">Probability of Independent Events (Flexbook)</w:t>
-              </w:r>
-            </w:hyperlink>
-          </w:p>
-          <w:p>
-            <w:pPr>
-              <w:spacing w:after="10" w:before="0"/>
-              <w:ind w:left="120"/>
-            </w:pPr>
-            <w:r>
-              <w:rPr>
-                <w:rFonts w:ascii="Arial" w:cs="Arial" w:eastAsia="Arial" w:hAnsi="Arial"/>
-                <w:color w:val="595959"/>
-                <w:sz w:val="14"/>
-                <w:szCs w:val="14"/>
-              </w:rPr>
-              <w:t xml:space="preserve">Source: CK-12</w:t>
-            </w:r>
-          </w:p>
-          <w:p>
-            <w:pPr>
-              <w:spacing w:after="10" w:before="0"/>
-              <w:ind w:left="120"/>
-            </w:pPr>
-            <w:hyperlink w:history="1" r:id="rIdpnyxyxhsqb9huvdy1pfm2">
-              <w:r>
-                <w:rPr>
-                  <w:rFonts w:ascii="Arial" w:cs="Arial" w:eastAsia="Arial" w:hAnsi="Arial"/>
-                  <w:color w:val="595959"/>
-                  <w:sz w:val="14"/>
-                  <w:szCs w:val="14"/>
-                  <w:u w:val="single" w:color="595959"/>
-                </w:rPr>
-                <w:t xml:space="preserve">🔍 Search ARES for similar readings</w:t>
-              </w:r>
-            </w:hyperlink>
-          </w:p>
-        </w:tc>
-        <w:tc>
-          <w:tcPr>
-            <w:tcW w:type="dxa" w:w="3040"/>
-            <w:shd w:fill="FFFFFF" w:color="auto" w:val="clear"/>
-            <w:tcMar>
-              <w:top w:type="dxa" w:w="60"/>
-              <w:left w:type="dxa" w:w="120"/>
-              <w:bottom w:type="dxa" w:w="60"/>
-              <w:right w:type="dxa" w:w="120"/>
-            </w:tcMar>
-            <w:vAlign w:val="top"/>
-          </w:tcPr>
-          <w:p>
-            <w:pPr>
-              <w:spacing w:after="40" w:before="0"/>
-              <w:jc w:val="left"/>
-            </w:pPr>
-            <w:r>
-              <w:rPr>
-                <w:rFonts w:ascii="Arial" w:cs="Arial" w:eastAsia="Arial" w:hAnsi="Arial"/>
-                <w:b w:val="false"/>
-                <w:bCs w:val="false"/>
-                <w:i w:val="false"/>
-                <w:iCs w:val="false"/>
-                <w:color w:val="000000"/>
-                <w:sz w:val="18"/>
-                <w:szCs w:val="18"/>
-              </w:rPr>
-              <w:t xml:space="preserve">Whole-class formalisation. Teacher leads a structured discussion to derive the definition and addition rule. Learners copy the formal definition into their notebooks: 'Two events A and B are mutually exclusive if they cannot both occur in the same trial — their intersection is empty: A ∩ B = ∅, so P(A ∩ B) = 0.' Teacher then poses: 'If Mama Njeri's batch is either sold out (probability 0.55 based on her 3-month notebook) or half-unsold (probability 0.30), what is the probability that she experiences one OR the other outcome on a given day?' Learners attempt the calculation individually (2 minutes), then share with a partner. Teacher formalises: P(A ∪ B) = P(A) + P(B) = 0.55 + 0.30 = 0.85 — only valid because the events are mutually exclusive. Learners then practise three tiered problems: (1) Easy — A bag of maize at Wakulima Market is chosen at random; P(grade A) = 0.4, P(grade B) = 0.35 — find P(grade A or grade B). (2) Medium — In a school sports day in Eldoret, P(class wins relay) = 0.25, P(class wins javelin) = 0.40, P(class wins both) = 0 — find P(class wins at least one event). (3) Challenge — A weather forecast for Mombasa Coast gives P(heavy rain) = 0.3, P(light drizzle) = 0.25, P(sunny) = 0.45; are all three pairs mutually exclusive? Verify that probabilities sum correctly and explain why. Learners self-mark using an answer strip provided after all three problems are attempted.</w:t>
-            </w:r>
-          </w:p>
-        </w:tc>
-        <w:tc>
-          <w:tcPr>
-            <w:tcW w:type="dxa" w:w="3040"/>
-            <w:shd w:fill="F2F2F2" w:color="auto" w:val="clear"/>
-            <w:tcMar>
-              <w:top w:type="dxa" w:w="60"/>
-              <w:left w:type="dxa" w:w="120"/>
-              <w:bottom w:type="dxa" w:w="60"/>
-              <w:right w:type="dxa" w:w="120"/>
-            </w:tcMar>
-            <w:vAlign w:val="top"/>
-          </w:tcPr>
-          <w:p>
-            <w:pPr>
-              <w:spacing w:after="40" w:before="0"/>
-              <w:jc w:val="left"/>
-            </w:pPr>
-            <w:r>
-              <w:rPr>
-                <w:rFonts w:ascii="Arial" w:cs="Arial" w:eastAsia="Arial" w:hAnsi="Arial"/>
-                <w:b w:val="false"/>
-                <w:bCs w:val="false"/>
-                <w:i w:val="false"/>
-                <w:iCs w:val="false"/>
-                <w:color w:val="000000"/>
-                <w:sz w:val="18"/>
-                <w:szCs w:val="18"/>
-              </w:rPr>
-              <w:t xml:space="preserve">Open the formalisation with: 'Let's resolve the tensions on our board using what we saw in the Venn diagrams.' Point to the empty intersection from Phase 2. Say: 'Mathematicians gave this a name — mutually exclusive events.' Write the formal definition slowly, asking learners to read it back chorally. For the Mama Njeri calculation, say: 'I want EVERYONE to try this alone first — no talking for 2 minutes.' (Enforce silence and WAIT TIME.) After partner share, cold-call 3 learners at random: 'Otieno, what answer did you get and HOW did you get it?' After the three-problem practice, circulate and look for learners adding probabilities for non-mutually exclusive events on problem 3 — pull one such paper (anonymously) to display and ask: 'What question should we ask BEFORE we add two probabilities together?' Elicit: 'Are the events mutually exclusive?'</w:t>
-            </w:r>
-          </w:p>
-        </w:tc>
-        <w:tc>
-          <w:tcPr>
-            <w:tcW w:type="dxa" w:w="3040"/>
-            <w:shd w:fill="FFFFFF" w:color="auto" w:val="clear"/>
-            <w:tcMar>
-              <w:top w:type="dxa" w:w="60"/>
-              <w:left w:type="dxa" w:w="120"/>
-              <w:bottom w:type="dxa" w:w="60"/>
-              <w:right w:type="dxa" w:w="120"/>
-            </w:tcMar>
-            <w:vAlign w:val="top"/>
-          </w:tcPr>
-          <w:p>
-            <w:pPr>
-              <w:spacing w:after="40" w:before="0"/>
-              <w:jc w:val="left"/>
-            </w:pPr>
-            <w:r>
-              <w:rPr>
-                <w:rFonts w:ascii="Arial" w:cs="Arial" w:eastAsia="Arial" w:hAnsi="Arial"/>
-                <w:b w:val="false"/>
-                <w:bCs w:val="false"/>
-                <w:i w:val="false"/>
-                <w:iCs w:val="false"/>
-                <w:color w:val="000000"/>
-                <w:sz w:val="18"/>
-                <w:szCs w:val="18"/>
-              </w:rPr>
-              <w:t xml:space="preserve">Gradual Formalisation with Tiered Practice (NGSS Practice 6 — Constructing Explanations): Moving from the concrete Venn diagram evidence to symbolic notation (P(A ∩ B) = 0 → P(A ∪ B) = P(A) + P(B)) respects the learning progression. Tiered problems ensure all learners access the rule while challenge problems push higher-order thinking. Connecting every problem back to a Kenyan context (mandazi, maize grades, Eldoret sports day, Mombasa weather) maintains coherence with the anchoring phenomenon.</w:t>
-            </w:r>
-          </w:p>
-        </w:tc>
-        <w:tc>
-          <w:tcPr>
-            <w:tcW w:type="dxa" w:w="3040"/>
-            <w:shd w:fill="F2F2F2" w:color="auto" w:val="clear"/>
-            <w:tcMar>
-              <w:top w:type="dxa" w:w="60"/>
-              <w:left w:type="dxa" w:w="120"/>
-              <w:bottom w:type="dxa" w:w="60"/>
-              <w:right w:type="dxa" w:w="120"/>
-            </w:tcMar>
-            <w:vAlign w:val="top"/>
-          </w:tcPr>
-          <w:p>
-            <w:pPr>
-              <w:spacing w:after="40" w:before="0"/>
-              <w:jc w:val="left"/>
-            </w:pPr>
-            <w:r>
-              <w:rPr>
-                <w:rFonts w:ascii="Arial" w:cs="Arial" w:eastAsia="Arial" w:hAnsi="Arial"/>
-                <w:b w:val="false"/>
-                <w:bCs w:val="false"/>
-                <w:i w:val="false"/>
-                <w:iCs w:val="false"/>
-                <w:color w:val="000000"/>
-                <w:sz w:val="18"/>
-                <w:szCs w:val="18"/>
-              </w:rPr>
-              <w:t xml:space="preserve">Observable indicator: Learner responses to the three practice problems — teacher checks that (1) all learners correctly add for problems 1 and 2, (2) learners on problem 3 identify that heavy rain and light drizzle may not be mutually exclusive in all definitions and that probabilities summing to 1.0 is consistent with the sample space. Exit checkpoint: ask learners to hold up one finger if they got all three correct, two fingers if they got two, etc. — use this to group learners for the DQB phase.</w:t>
-            </w:r>
-          </w:p>
-        </w:tc>
-      </w:tr>
-      <w:tr>
-        <w:tc>
-          <w:tcPr>
-            <w:tcW w:type="dxa" w:w="1520"/>
-            <w:shd w:fill="FCE4D6" w:color="auto" w:val="clear"/>
-            <w:tcMar>
-              <w:top w:type="dxa" w:w="60"/>
-              <w:left w:type="dxa" w:w="120"/>
-              <w:bottom w:type="dxa" w:w="60"/>
-              <w:right w:type="dxa" w:w="120"/>
-            </w:tcMar>
-            <w:vAlign w:val="top"/>
-          </w:tcPr>
-          <w:p>
-            <w:pPr>
-              <w:spacing w:after="40" w:before="0"/>
-              <w:jc w:val="left"/>
-            </w:pPr>
-            <w:r>
-              <w:rPr>
-                <w:rFonts w:ascii="Arial" w:cs="Arial" w:eastAsia="Arial" w:hAnsi="Arial"/>
-                <w:b/>
-                <w:bCs/>
-                <w:i w:val="false"/>
-                <w:iCs w:val="false"/>
-                <w:color w:val="000000"/>
-                <w:sz w:val="18"/>
-                <w:szCs w:val="18"/>
-              </w:rPr>
-              <w:t xml:space="preserve">Driving Question Board (DQB) Creation</w:t>
-            </w:r>
-          </w:p>
-          <w:p>
-            <w:pPr>
-              <w:spacing w:after="20" w:before="0"/>
-            </w:pPr>
-            <w:r>
-              <w:rPr>
-                <w:rFonts w:ascii="Arial" w:cs="Arial" w:eastAsia="Arial" w:hAnsi="Arial"/>
-                <w:b/>
-                <w:bCs/>
-                <w:color w:val="1F3864"/>
-                <w:sz w:val="16"/>
-                <w:szCs w:val="16"/>
-              </w:rPr>
-              <w:t xml:space="preserve">📹 VIDEO:</w:t>
-            </w:r>
-          </w:p>
-          <w:p>
-            <w:pPr>
-              <w:spacing w:after="20" w:before="0"/>
-            </w:pPr>
-            <w:hyperlink w:history="1" r:id="rIdmszqdq9myz9zyuy23lk9d">
-              <w:r>
-                <w:rPr>
-                  <w:rFonts w:ascii="Arial" w:cs="Arial" w:eastAsia="Arial" w:hAnsi="Arial"/>
-                  <w:color w:val="2E75B6"/>
-                  <w:sz w:val="16"/>
-                  <w:szCs w:val="16"/>
-                  <w:u w:val="single" w:color="2E75B6"/>
-                </w:rPr>
-                <w:t xml:space="preserve">Mutually Exclusive Events Principles</w:t>
-              </w:r>
-            </w:hyperlink>
-          </w:p>
-          <w:p>
-            <w:pPr>
-              <w:spacing w:after="10" w:before="0"/>
-              <w:ind w:left="120"/>
-            </w:pPr>
-            <w:r>
-              <w:rPr>
-                <w:rFonts w:ascii="Arial" w:cs="Arial" w:eastAsia="Arial" w:hAnsi="Arial"/>
-                <w:color w:val="595959"/>
-                <w:sz w:val="14"/>
-                <w:szCs w:val="14"/>
-              </w:rPr>
-              <w:t xml:space="preserve">Source: CK-12</w:t>
-            </w:r>
-          </w:p>
-          <w:p>
-            <w:pPr>
-              <w:spacing w:after="10" w:before="0"/>
-              <w:ind w:left="120"/>
-            </w:pPr>
-            <w:hyperlink w:history="1" r:id="rIdpyi12oc2hrwvsqsfrrzx7">
-              <w:r>
-                <w:rPr>
-                  <w:rFonts w:ascii="Arial" w:cs="Arial" w:eastAsia="Arial" w:hAnsi="Arial"/>
-                  <w:color w:val="595959"/>
-                  <w:sz w:val="14"/>
-                  <w:szCs w:val="14"/>
-                  <w:u w:val="single" w:color="595959"/>
-                </w:rPr>
-                <w:t xml:space="preserve">🔍 Search ARES for similar videos</w:t>
-              </w:r>
-            </w:hyperlink>
-          </w:p>
-          <w:p>
-            <w:pPr>
-              <w:spacing w:after="40" w:before="0"/>
-            </w:pPr>
-            <w:r>
-              <w:rPr>
-                <w:sz w:val="14"/>
-                <w:szCs w:val="14"/>
-              </w:rPr>
-              <w:t xml:space="preserve"/>
-            </w:r>
-          </w:p>
-          <w:p>
-            <w:pPr>
-              <w:spacing w:after="20" w:before="0"/>
-            </w:pPr>
-            <w:r>
-              <w:rPr>
-                <w:rFonts w:ascii="Arial" w:cs="Arial" w:eastAsia="Arial" w:hAnsi="Arial"/>
-                <w:b/>
-                <w:bCs/>
-                <w:color w:val="1F3864"/>
-                <w:sz w:val="16"/>
-                <w:szCs w:val="16"/>
-              </w:rPr>
-              <w:t xml:space="preserve">📖 HTML:</w:t>
-            </w:r>
-          </w:p>
-          <w:p>
-            <w:pPr>
-              <w:spacing w:after="20" w:before="0"/>
-            </w:pPr>
-            <w:hyperlink w:history="1" r:id="rIdi01hryrqcboj08hokisml">
-              <w:r>
-                <w:rPr>
-                  <w:rFonts w:ascii="Arial" w:cs="Arial" w:eastAsia="Arial" w:hAnsi="Arial"/>
-                  <w:color w:val="2E75B6"/>
-                  <w:sz w:val="16"/>
-                  <w:szCs w:val="16"/>
-                  <w:u w:val="single" w:color="2E75B6"/>
-                </w:rPr>
-                <w:t xml:space="preserve">Probability of Independent Events (Flexbook)</w:t>
-              </w:r>
-            </w:hyperlink>
-          </w:p>
-          <w:p>
-            <w:pPr>
-              <w:spacing w:after="10" w:before="0"/>
-              <w:ind w:left="120"/>
-            </w:pPr>
-            <w:r>
-              <w:rPr>
-                <w:rFonts w:ascii="Arial" w:cs="Arial" w:eastAsia="Arial" w:hAnsi="Arial"/>
-                <w:color w:val="595959"/>
-                <w:sz w:val="14"/>
-                <w:szCs w:val="14"/>
-              </w:rPr>
-              <w:t xml:space="preserve">Source: CK-12</w:t>
-            </w:r>
-          </w:p>
-          <w:p>
-            <w:pPr>
-              <w:spacing w:after="10" w:before="0"/>
-              <w:ind w:left="120"/>
-            </w:pPr>
-            <w:hyperlink w:history="1" r:id="rIdh4saehnh8xyhzvlfxstot">
-              <w:r>
-                <w:rPr>
-                  <w:rFonts w:ascii="Arial" w:cs="Arial" w:eastAsia="Arial" w:hAnsi="Arial"/>
-                  <w:color w:val="595959"/>
-                  <w:sz w:val="14"/>
-                  <w:szCs w:val="14"/>
-                  <w:u w:val="single" w:color="595959"/>
-                </w:rPr>
-                <w:t xml:space="preserve">🔍 Search ARES for similar readings</w:t>
-              </w:r>
-            </w:hyperlink>
-          </w:p>
-        </w:tc>
-        <w:tc>
-          <w:tcPr>
-            <w:tcW w:type="dxa" w:w="3040"/>
-            <w:shd w:fill="FFFFFF" w:color="auto" w:val="clear"/>
-            <w:tcMar>
-              <w:top w:type="dxa" w:w="60"/>
-              <w:left w:type="dxa" w:w="120"/>
-              <w:bottom w:type="dxa" w:w="60"/>
-              <w:right w:type="dxa" w:w="120"/>
-            </w:tcMar>
-            <w:vAlign w:val="top"/>
-          </w:tcPr>
-          <w:p>
-            <w:pPr>
-              <w:spacing w:after="40" w:before="0"/>
-              <w:jc w:val="left"/>
-            </w:pPr>
-            <w:r>
-              <w:rPr>
-                <w:rFonts w:ascii="Arial" w:cs="Arial" w:eastAsia="Arial" w:hAnsi="Arial"/>
-                <w:b w:val="false"/>
-                <w:bCs w:val="false"/>
-                <w:i w:val="false"/>
-                <w:iCs w:val="false"/>
-                <w:color w:val="000000"/>
-                <w:sz w:val="18"/>
-                <w:szCs w:val="18"/>
-              </w:rPr>
-              <w:t xml:space="preserve">Learners return to the class Driving Question Board displayed at the front. The DQB carries the anchoring question: 'How can mathematics help Mama Njeri make smarter decisions about her mandazi stall?' Each learner receives two sticky notes. On the GREEN note they write one thing today's lesson has helped them understand about Mama Njeri's situation (e.g., 'Selling out and having leftovers are mutually exclusive — she can add those probabilities'). On the ORANGE note they write one new question today's lesson raised for them (e.g., 'What if two events are NOT mutually exclusive — how do we add then?'). Learners post their sticky notes on the DQB in designated columns. The teacher reads aloud 3–4 green and 3–4 orange notes, clustering related questions and previewing: 'Your orange questions are EXACTLY what Lesson 5 will tackle.'</w:t>
-            </w:r>
-          </w:p>
-        </w:tc>
-        <w:tc>
-          <w:tcPr>
-            <w:tcW w:type="dxa" w:w="3040"/>
-            <w:shd w:fill="F2F2F2" w:color="auto" w:val="clear"/>
-            <w:tcMar>
-              <w:top w:type="dxa" w:w="60"/>
-              <w:left w:type="dxa" w:w="120"/>
-              <w:bottom w:type="dxa" w:w="60"/>
-              <w:right w:type="dxa" w:w="120"/>
-            </w:tcMar>
-            <w:vAlign w:val="top"/>
-          </w:tcPr>
-          <w:p>
-            <w:pPr>
-              <w:spacing w:after="40" w:before="0"/>
-              <w:jc w:val="left"/>
-            </w:pPr>
-            <w:r>
-              <w:rPr>
-                <w:rFonts w:ascii="Arial" w:cs="Arial" w:eastAsia="Arial" w:hAnsi="Arial"/>
-                <w:b w:val="false"/>
-                <w:bCs w:val="false"/>
-                <w:i w:val="false"/>
-                <w:iCs w:val="false"/>
-                <w:color w:val="000000"/>
-                <w:sz w:val="18"/>
-                <w:szCs w:val="18"/>
-              </w:rPr>
-              <w:t xml:space="preserve">Give learners 3 minutes of silent writing time for their sticky notes — say: 'Connect your green note directly to Mama Njeri. How does mutually exclusive events help HER, not just help you pass an exam?' After posting, read selected notes aloud using a warm, affirming tone. Point to orange questions and say: 'Notice how our understanding is growing — last week we didn't even know what mutually exclusive meant, and now we're already asking about what happens when events CAN overlap. That's mathematical thinking.' Circle 2–3 orange questions on the DQB with a marker and label them 'Next investigation.'</w:t>
-            </w:r>
-          </w:p>
-        </w:tc>
-        <w:tc>
-          <w:tcPr>
-            <w:tcW w:type="dxa" w:w="3040"/>
-            <w:shd w:fill="FFFFFF" w:color="auto" w:val="clear"/>
-            <w:tcMar>
-              <w:top w:type="dxa" w:w="60"/>
-              <w:left w:type="dxa" w:w="120"/>
-              <w:bottom w:type="dxa" w:w="60"/>
-              <w:right w:type="dxa" w:w="120"/>
-            </w:tcMar>
-            <w:vAlign w:val="top"/>
-          </w:tcPr>
-          <w:p>
-            <w:pPr>
-              <w:spacing w:after="40" w:before="0"/>
-              <w:jc w:val="left"/>
-            </w:pPr>
-            <w:r>
-              <w:rPr>
-                <w:rFonts w:ascii="Arial" w:cs="Arial" w:eastAsia="Arial" w:hAnsi="Arial"/>
-                <w:b w:val="false"/>
-                <w:bCs w:val="false"/>
-                <w:i w:val="false"/>
-                <w:iCs w:val="false"/>
-                <w:color w:val="000000"/>
-                <w:sz w:val="18"/>
-                <w:szCs w:val="18"/>
-              </w:rPr>
-              <w:t xml:space="preserve">Driving Question Board Protocol (NGSS Practice 1 — Asking Questions): The DQB externalises the class's collective growing understanding and makes the storyline progression visible. Separating 'what I now understand' (green) from 'new questions' (orange) models the scientific practice of distinguishing current evidence from remaining uncertainty — mirroring Mama Njeri's own notebook, which shows what she knows and what she still cannot predict.</w:t>
-            </w:r>
-          </w:p>
-        </w:tc>
-        <w:tc>
-          <w:tcPr>
-            <w:tcW w:type="dxa" w:w="3040"/>
-            <w:shd w:fill="F2F2F2" w:color="auto" w:val="clear"/>
-            <w:tcMar>
-              <w:top w:type="dxa" w:w="60"/>
-              <w:left w:type="dxa" w:w="120"/>
-              <w:bottom w:type="dxa" w:w="60"/>
-              <w:right w:type="dxa" w:w="120"/>
-            </w:tcMar>
-            <w:vAlign w:val="top"/>
-          </w:tcPr>
-          <w:p>
-            <w:pPr>
-              <w:spacing w:after="40" w:before="0"/>
-              <w:jc w:val="left"/>
-            </w:pPr>
-            <w:r>
-              <w:rPr>
-                <w:rFonts w:ascii="Arial" w:cs="Arial" w:eastAsia="Arial" w:hAnsi="Arial"/>
-                <w:b w:val="false"/>
-                <w:bCs w:val="false"/>
-                <w:i w:val="false"/>
-                <w:iCs w:val="false"/>
-                <w:color w:val="000000"/>
-                <w:sz w:val="18"/>
-                <w:szCs w:val="18"/>
-              </w:rPr>
-              <w:t xml:space="preserve">Observable indicator: Green sticky notes are assessed for specificity — a note that says 'I learned probability' is insufficiently connected to the phenomenon; a note that says 'Mama Njeri can add P(sold out) + P(half unsold) = 0.85 to know there is an 85% chance of one of those outcomes' shows deep connection. Teacher collects and photographs the DQB after class for planning Lesson 5.</w:t>
-            </w:r>
-          </w:p>
-        </w:tc>
-      </w:tr>
-      <w:tr>
-        <w:tc>
-          <w:tcPr>
-            <w:tcW w:type="dxa" w:w="1520"/>
-            <w:shd w:fill="D5E8F0" w:color="auto" w:val="clear"/>
-            <w:tcMar>
-              <w:top w:type="dxa" w:w="60"/>
-              <w:left w:type="dxa" w:w="120"/>
-              <w:bottom w:type="dxa" w:w="60"/>
-              <w:right w:type="dxa" w:w="120"/>
-            </w:tcMar>
-            <w:vAlign w:val="top"/>
-          </w:tcPr>
-          <w:p>
-            <w:pPr>
-              <w:spacing w:after="40" w:before="0"/>
-              <w:jc w:val="left"/>
-            </w:pPr>
-            <w:r>
-              <w:rPr>
-                <w:rFonts w:ascii="Arial" w:cs="Arial" w:eastAsia="Arial" w:hAnsi="Arial"/>
-                <w:b/>
-                <w:bCs/>
-                <w:i w:val="false"/>
-                <w:iCs w:val="false"/>
-                <w:color w:val="000000"/>
-                <w:sz w:val="18"/>
-                <w:szCs w:val="18"/>
-              </w:rPr>
-              <w:t xml:space="preserve">Model Building Phase</w:t>
-            </w:r>
-          </w:p>
-          <w:p>
-            <w:pPr>
-              <w:spacing w:after="20" w:before="0"/>
-            </w:pPr>
-            <w:r>
-              <w:rPr>
-                <w:rFonts w:ascii="Arial" w:cs="Arial" w:eastAsia="Arial" w:hAnsi="Arial"/>
-                <w:b/>
-                <w:bCs/>
-                <w:color w:val="1F3864"/>
-                <w:sz w:val="16"/>
-                <w:szCs w:val="16"/>
-              </w:rPr>
-              <w:t xml:space="preserve">📹 VIDEO:</w:t>
-            </w:r>
-          </w:p>
-          <w:p>
-            <w:pPr>
-              <w:spacing w:after="20" w:before="0"/>
-            </w:pPr>
-            <w:hyperlink w:history="1" r:id="rIdvb6lpt1vgxlhursi5i8w2">
-              <w:r>
-                <w:rPr>
-                  <w:rFonts w:ascii="Arial" w:cs="Arial" w:eastAsia="Arial" w:hAnsi="Arial"/>
-                  <w:color w:val="2E75B6"/>
-                  <w:sz w:val="16"/>
-                  <w:szCs w:val="16"/>
-                  <w:u w:val="single" w:color="2E75B6"/>
-                </w:rPr>
-                <w:t xml:space="preserve">Mutually Exclusive Events Principles</w:t>
-              </w:r>
-            </w:hyperlink>
-          </w:p>
-          <w:p>
-            <w:pPr>
-              <w:spacing w:after="10" w:before="0"/>
-              <w:ind w:left="120"/>
-            </w:pPr>
-            <w:r>
-              <w:rPr>
-                <w:rFonts w:ascii="Arial" w:cs="Arial" w:eastAsia="Arial" w:hAnsi="Arial"/>
-                <w:color w:val="595959"/>
-                <w:sz w:val="14"/>
-                <w:szCs w:val="14"/>
-              </w:rPr>
-              <w:t xml:space="preserve">Source: CK-12</w:t>
-            </w:r>
-          </w:p>
-          <w:p>
-            <w:pPr>
-              <w:spacing w:after="10" w:before="0"/>
-              <w:ind w:left="120"/>
-            </w:pPr>
-            <w:hyperlink w:history="1" r:id="rIdgesfbqetxqxailjzcrfll">
-              <w:r>
-                <w:rPr>
-                  <w:rFonts w:ascii="Arial" w:cs="Arial" w:eastAsia="Arial" w:hAnsi="Arial"/>
-                  <w:color w:val="595959"/>
-                  <w:sz w:val="14"/>
-                  <w:szCs w:val="14"/>
-                  <w:u w:val="single" w:color="595959"/>
-                </w:rPr>
-                <w:t xml:space="preserve">🔍 Search ARES for similar videos</w:t>
-              </w:r>
-            </w:hyperlink>
-          </w:p>
-          <w:p>
-            <w:pPr>
-              <w:spacing w:after="40" w:before="0"/>
-            </w:pPr>
-            <w:r>
-              <w:rPr>
-                <w:sz w:val="14"/>
-                <w:szCs w:val="14"/>
-              </w:rPr>
-              <w:t xml:space="preserve"/>
-            </w:r>
-          </w:p>
-          <w:p>
-            <w:pPr>
-              <w:spacing w:after="20" w:before="0"/>
-            </w:pPr>
-            <w:r>
-              <w:rPr>
-                <w:rFonts w:ascii="Arial" w:cs="Arial" w:eastAsia="Arial" w:hAnsi="Arial"/>
-                <w:b/>
-                <w:bCs/>
-                <w:color w:val="1F3864"/>
-                <w:sz w:val="16"/>
-                <w:szCs w:val="16"/>
-              </w:rPr>
-              <w:t xml:space="preserve">📖 HTML:</w:t>
-            </w:r>
-          </w:p>
-          <w:p>
-            <w:pPr>
-              <w:spacing w:after="20" w:before="0"/>
-            </w:pPr>
-            <w:hyperlink w:history="1" r:id="rIdi9jewwrcbv16fv_uqnbac">
-              <w:r>
-                <w:rPr>
-                  <w:rFonts w:ascii="Arial" w:cs="Arial" w:eastAsia="Arial" w:hAnsi="Arial"/>
-                  <w:color w:val="2E75B6"/>
-                  <w:sz w:val="16"/>
-                  <w:szCs w:val="16"/>
-                  <w:u w:val="single" w:color="2E75B6"/>
-                </w:rPr>
-                <w:t xml:space="preserve">Probability of Independent Events (Flexbook)</w:t>
-              </w:r>
-            </w:hyperlink>
-          </w:p>
-          <w:p>
-            <w:pPr>
-              <w:spacing w:after="10" w:before="0"/>
-              <w:ind w:left="120"/>
-            </w:pPr>
-            <w:r>
-              <w:rPr>
-                <w:rFonts w:ascii="Arial" w:cs="Arial" w:eastAsia="Arial" w:hAnsi="Arial"/>
-                <w:color w:val="595959"/>
-                <w:sz w:val="14"/>
-                <w:szCs w:val="14"/>
-              </w:rPr>
-              <w:t xml:space="preserve">Source: CK-12</w:t>
-            </w:r>
-          </w:p>
-          <w:p>
-            <w:pPr>
-              <w:spacing w:after="10" w:before="0"/>
-              <w:ind w:left="120"/>
-            </w:pPr>
-            <w:hyperlink w:history="1" r:id="rIdcuug42wsnsy2o-sh_6jgy">
+            <w:hyperlink w:history="1" r:id="rId8ko4uokmyrpw-bi12r-uc">
               <w:r>
                 <w:rPr>
                   <w:rFonts w:ascii="Arial" w:cs="Arial" w:eastAsia="Arial" w:hAnsi="Arial"/>
@@ -15106,7 +15106,7 @@
             <w:pPr>
               <w:spacing w:after="20" w:before="0"/>
             </w:pPr>
-            <w:hyperlink w:history="1" r:id="rIdzd8lhxu1axt-wryu8uibp">
+            <w:hyperlink w:history="1" r:id="rIdp0tbajcpv0xmd6wsygt18">
               <w:r>
                 <w:rPr>
                   <w:rFonts w:ascii="Arial" w:cs="Arial" w:eastAsia="Arial" w:hAnsi="Arial"/>
@@ -15115,7 +15115,7 @@
                   <w:szCs w:val="16"/>
                   <w:u w:val="single" w:color="2E75B6"/>
                 </w:rPr>
-                <w:t xml:space="preserve">Mutually Exclusive Events Principles</w:t>
+                <w:t xml:space="preserve">General multiplication rule example: independent events</w:t>
               </w:r>
             </w:hyperlink>
           </w:p>
@@ -15131,7 +15131,7 @@
                 <w:sz w:val="14"/>
                 <w:szCs w:val="14"/>
               </w:rPr>
-              <w:t xml:space="preserve">Source: CK-12</w:t>
+              <w:t xml:space="preserve">Source: Khan Academy (English - US curriculum)</w:t>
             </w:r>
           </w:p>
           <w:p>
@@ -15139,7 +15139,7 @@
               <w:spacing w:after="10" w:before="0"/>
               <w:ind w:left="120"/>
             </w:pPr>
-            <w:hyperlink w:history="1" r:id="rIdluixfsi66g1q0plz73qwv">
+            <w:hyperlink w:history="1" r:id="rId-le2yc5uzsk0eyoufkgax">
               <w:r>
                 <w:rPr>
                   <w:rFonts w:ascii="Arial" w:cs="Arial" w:eastAsia="Arial" w:hAnsi="Arial"/>
@@ -15177,14 +15177,14 @@
                 <w:sz w:val="16"/>
                 <w:szCs w:val="16"/>
               </w:rPr>
-              <w:t xml:space="preserve">📖 HTML:</w:t>
+              <w:t xml:space="preserve">📖 EXERCISE:</w:t>
             </w:r>
           </w:p>
           <w:p>
             <w:pPr>
               <w:spacing w:after="20" w:before="0"/>
             </w:pPr>
-            <w:hyperlink w:history="1" r:id="rId68te3rc6j2e8hhtkyyl-7">
+            <w:hyperlink w:history="1" r:id="rIdoog-nutelvwu9j9jurmtl">
               <w:r>
                 <w:rPr>
                   <w:rFonts w:ascii="Arial" w:cs="Arial" w:eastAsia="Arial" w:hAnsi="Arial"/>
@@ -15193,7 +15193,7 @@
                   <w:szCs w:val="16"/>
                   <w:u w:val="single" w:color="2E75B6"/>
                 </w:rPr>
-                <w:t xml:space="preserve">Probability of Independent Events (Flexbook)</w:t>
+                <w:t xml:space="preserve">Probability with general multiplication rule</w:t>
               </w:r>
             </w:hyperlink>
           </w:p>
@@ -15209,7 +15209,7 @@
                 <w:sz w:val="14"/>
                 <w:szCs w:val="14"/>
               </w:rPr>
-              <w:t xml:space="preserve">Source: CK-12</w:t>
+              <w:t xml:space="preserve">Source: Khan Academy (English - US curriculum)</w:t>
             </w:r>
           </w:p>
           <w:p>
@@ -15217,7 +15217,7 @@
               <w:spacing w:after="10" w:before="0"/>
               <w:ind w:left="120"/>
             </w:pPr>
-            <w:hyperlink w:history="1" r:id="rIdnnughic4shsdbupvfww7i">
+            <w:hyperlink w:history="1" r:id="rIduccbtq_uzake1tvagsdad">
               <w:r>
                 <w:rPr>
                   <w:rFonts w:ascii="Arial" w:cs="Arial" w:eastAsia="Arial" w:hAnsi="Arial"/>
@@ -15412,7 +15412,7 @@
             <w:pPr>
               <w:spacing w:after="20" w:before="0"/>
             </w:pPr>
-            <w:hyperlink w:history="1" r:id="rIdkuwsga7ohsna5_fxx3pyi">
+            <w:hyperlink w:history="1" r:id="rIdmgctilq8pgr7uu5kynvco">
               <w:r>
                 <w:rPr>
                   <w:rFonts w:ascii="Arial" w:cs="Arial" w:eastAsia="Arial" w:hAnsi="Arial"/>
@@ -15421,7 +15421,7 @@
                   <w:szCs w:val="16"/>
                   <w:u w:val="single" w:color="2E75B6"/>
                 </w:rPr>
-                <w:t xml:space="preserve">Mutually Exclusive Events Principles</w:t>
+                <w:t xml:space="preserve">Independent Events and Sample Spaces Principles</w:t>
               </w:r>
             </w:hyperlink>
           </w:p>
@@ -15445,7 +15445,7 @@
               <w:spacing w:after="10" w:before="0"/>
               <w:ind w:left="120"/>
             </w:pPr>
-            <w:hyperlink w:history="1" r:id="rIdw7ezferedyfzhu6plmano">
+            <w:hyperlink w:history="1" r:id="rIdeteezo-0kbrue_uiezjya">
               <w:r>
                 <w:rPr>
                   <w:rFonts w:ascii="Arial" w:cs="Arial" w:eastAsia="Arial" w:hAnsi="Arial"/>
@@ -15490,7 +15490,7 @@
             <w:pPr>
               <w:spacing w:after="20" w:before="0"/>
             </w:pPr>
-            <w:hyperlink w:history="1" r:id="rIdf9sxkuljpvggxwkagbdif">
+            <w:hyperlink w:history="1" r:id="rIdz5uxijjk5luwl7qul00g-">
               <w:r>
                 <w:rPr>
                   <w:rFonts w:ascii="Arial" w:cs="Arial" w:eastAsia="Arial" w:hAnsi="Arial"/>
@@ -15499,7 +15499,7 @@
                   <w:szCs w:val="16"/>
                   <w:u w:val="single" w:color="2E75B6"/>
                 </w:rPr>
-                <w:t xml:space="preserve">Probability of Independent Events (Flexbook)</w:t>
+                <w:t xml:space="preserve">Independent, Conditional, and Mutually Exclusive Events (Flexbook)</w:t>
               </w:r>
             </w:hyperlink>
           </w:p>
@@ -15523,7 +15523,7 @@
               <w:spacing w:after="10" w:before="0"/>
               <w:ind w:left="120"/>
             </w:pPr>
-            <w:hyperlink w:history="1" r:id="rIdmplwjch4stjj7gmewgo7r">
+            <w:hyperlink w:history="1" r:id="rIdefgq3l4kdgc2fca5eskm8">
               <w:r>
                 <w:rPr>
                   <w:rFonts w:ascii="Arial" w:cs="Arial" w:eastAsia="Arial" w:hAnsi="Arial"/>
@@ -15718,7 +15718,7 @@
             <w:pPr>
               <w:spacing w:after="20" w:before="0"/>
             </w:pPr>
-            <w:hyperlink w:history="1" r:id="rId_rimdy1szorc5pprlhwvx">
+            <w:hyperlink w:history="1" r:id="rIds42zxycjyx5wtnwk2f25r">
               <w:r>
                 <w:rPr>
                   <w:rFonts w:ascii="Arial" w:cs="Arial" w:eastAsia="Arial" w:hAnsi="Arial"/>
@@ -15727,7 +15727,7 @@
                   <w:szCs w:val="16"/>
                   <w:u w:val="single" w:color="2E75B6"/>
                 </w:rPr>
-                <w:t xml:space="preserve">Mutually Exclusive Events Principles</w:t>
+                <w:t xml:space="preserve">General multiplication rule example: dependent events</w:t>
               </w:r>
             </w:hyperlink>
           </w:p>
@@ -15743,7 +15743,7 @@
                 <w:sz w:val="14"/>
                 <w:szCs w:val="14"/>
               </w:rPr>
-              <w:t xml:space="preserve">Source: CK-12</w:t>
+              <w:t xml:space="preserve">Source: Khan Academy (English - US curriculum)</w:t>
             </w:r>
           </w:p>
           <w:p>
@@ -15751,7 +15751,7 @@
               <w:spacing w:after="10" w:before="0"/>
               <w:ind w:left="120"/>
             </w:pPr>
-            <w:hyperlink w:history="1" r:id="rIdpahcyeq_fcffb2e2s6nlv">
+            <w:hyperlink w:history="1" r:id="rIdflg3gfpotizt6ja2s2oh-">
               <w:r>
                 <w:rPr>
                   <w:rFonts w:ascii="Arial" w:cs="Arial" w:eastAsia="Arial" w:hAnsi="Arial"/>
@@ -15796,7 +15796,7 @@
             <w:pPr>
               <w:spacing w:after="20" w:before="0"/>
             </w:pPr>
-            <w:hyperlink w:history="1" r:id="rIdtxjahw5damjdidazkderm">
+            <w:hyperlink w:history="1" r:id="rIdgdkgfo3vyakhzm6bdmz3_">
               <w:r>
                 <w:rPr>
                   <w:rFonts w:ascii="Arial" w:cs="Arial" w:eastAsia="Arial" w:hAnsi="Arial"/>
@@ -15805,7 +15805,7 @@
                   <w:szCs w:val="16"/>
                   <w:u w:val="single" w:color="2E75B6"/>
                 </w:rPr>
-                <w:t xml:space="preserve">Probability of Independent Events (Flexbook)</w:t>
+                <w:t xml:space="preserve">Independent Events and Sample Spaces (Flexbook)</w:t>
               </w:r>
             </w:hyperlink>
           </w:p>
@@ -15829,7 +15829,7 @@
               <w:spacing w:after="10" w:before="0"/>
               <w:ind w:left="120"/>
             </w:pPr>
-            <w:hyperlink w:history="1" r:id="rId0ahag5ao8dlejy-wraejs">
+            <w:hyperlink w:history="1" r:id="rIdhz5r25plc_6npx3ve3-k9">
               <w:r>
                 <w:rPr>
                   <w:rFonts w:ascii="Arial" w:cs="Arial" w:eastAsia="Arial" w:hAnsi="Arial"/>
@@ -16024,7 +16024,7 @@
             <w:pPr>
               <w:spacing w:after="20" w:before="0"/>
             </w:pPr>
-            <w:hyperlink w:history="1" r:id="rIdh82sehzu_e-a15jsnfiaz">
+            <w:hyperlink w:history="1" r:id="rId6u4y70iccya5hy4hsduul">
               <w:r>
                 <w:rPr>
                   <w:rFonts w:ascii="Arial" w:cs="Arial" w:eastAsia="Arial" w:hAnsi="Arial"/>
@@ -16033,7 +16033,7 @@
                   <w:szCs w:val="16"/>
                   <w:u w:val="single" w:color="2E75B6"/>
                 </w:rPr>
-                <w:t xml:space="preserve">Mutually Exclusive Events Principles</w:t>
+                <w:t xml:space="preserve">Die rolling probability with independent events</w:t>
               </w:r>
             </w:hyperlink>
           </w:p>
@@ -16049,7 +16049,7 @@
                 <w:sz w:val="14"/>
                 <w:szCs w:val="14"/>
               </w:rPr>
-              <w:t xml:space="preserve">Source: CK-12</w:t>
+              <w:t xml:space="preserve">Source: Khan Academy (English - US curriculum)</w:t>
             </w:r>
           </w:p>
           <w:p>
@@ -16057,7 +16057,7 @@
               <w:spacing w:after="10" w:before="0"/>
               <w:ind w:left="120"/>
             </w:pPr>
-            <w:hyperlink w:history="1" r:id="rIdhwmbg55wmwwixnaa2tkld">
+            <w:hyperlink w:history="1" r:id="rIdvdamrwcm8dcoereeuwjdm">
               <w:r>
                 <w:rPr>
                   <w:rFonts w:ascii="Arial" w:cs="Arial" w:eastAsia="Arial" w:hAnsi="Arial"/>
@@ -16095,14 +16095,14 @@
                 <w:sz w:val="16"/>
                 <w:szCs w:val="16"/>
               </w:rPr>
-              <w:t xml:space="preserve">📖 HTML:</w:t>
+              <w:t xml:space="preserve">📖 EXERCISE:</w:t>
             </w:r>
           </w:p>
           <w:p>
             <w:pPr>
               <w:spacing w:after="20" w:before="0"/>
             </w:pPr>
-            <w:hyperlink w:history="1" r:id="rIdvzdjbt9zwljtxuc6c2qkn">
+            <w:hyperlink w:history="1" r:id="rId3mnyuywgiyajl4rivcjgo">
               <w:r>
                 <w:rPr>
                   <w:rFonts w:ascii="Arial" w:cs="Arial" w:eastAsia="Arial" w:hAnsi="Arial"/>
@@ -16111,7 +16111,7 @@
                   <w:szCs w:val="16"/>
                   <w:u w:val="single" w:color="2E75B6"/>
                 </w:rPr>
-                <w:t xml:space="preserve">Probability of Independent Events (Flexbook)</w:t>
+                <w:t xml:space="preserve">Independent Events and Sample Spaces Practice</w:t>
               </w:r>
             </w:hyperlink>
           </w:p>
@@ -16135,7 +16135,7 @@
               <w:spacing w:after="10" w:before="0"/>
               <w:ind w:left="120"/>
             </w:pPr>
-            <w:hyperlink w:history="1" r:id="rIdzakupwccj5-v2a5qkhs9o">
+            <w:hyperlink w:history="1" r:id="rIdlnc0axgzf_vob49jnmzls">
               <w:r>
                 <w:rPr>
                   <w:rFonts w:ascii="Arial" w:cs="Arial" w:eastAsia="Arial" w:hAnsi="Arial"/>
@@ -16330,7 +16330,7 @@
             <w:pPr>
               <w:spacing w:after="20" w:before="0"/>
             </w:pPr>
-            <w:hyperlink w:history="1" r:id="rIdb6cnrxuhs4frpoevafkty">
+            <w:hyperlink w:history="1" r:id="rIdtgmz-uytpsx_zimpalmlk">
               <w:r>
                 <w:rPr>
                   <w:rFonts w:ascii="Arial" w:cs="Arial" w:eastAsia="Arial" w:hAnsi="Arial"/>
@@ -16339,7 +16339,7 @@
                   <w:szCs w:val="16"/>
                   <w:u w:val="single" w:color="2E75B6"/>
                 </w:rPr>
-                <w:t xml:space="preserve">Mutually Exclusive Events Principles</w:t>
+                <w:t xml:space="preserve">Die rolling probability with independent events -dubbed(KY)</w:t>
               </w:r>
             </w:hyperlink>
           </w:p>
@@ -16355,7 +16355,7 @@
                 <w:sz w:val="14"/>
                 <w:szCs w:val="14"/>
               </w:rPr>
-              <w:t xml:space="preserve">Source: CK-12</w:t>
+              <w:t xml:space="preserve">Source: Khan Academy (Kiswahili)</w:t>
             </w:r>
           </w:p>
           <w:p>
@@ -16363,7 +16363,7 @@
               <w:spacing w:after="10" w:before="0"/>
               <w:ind w:left="120"/>
             </w:pPr>
-            <w:hyperlink w:history="1" r:id="rIdleupwbukui-evjjyez4qn">
+            <w:hyperlink w:history="1" r:id="rIdiy5uqoleec_m4k7t7o4wf">
               <w:r>
                 <w:rPr>
                   <w:rFonts w:ascii="Arial" w:cs="Arial" w:eastAsia="Arial" w:hAnsi="Arial"/>
@@ -16401,14 +16401,14 @@
                 <w:sz w:val="16"/>
                 <w:szCs w:val="16"/>
               </w:rPr>
-              <w:t xml:space="preserve">📖 HTML:</w:t>
+              <w:t xml:space="preserve">📖 EXERCISE:</w:t>
             </w:r>
           </w:p>
           <w:p>
             <w:pPr>
               <w:spacing w:after="20" w:before="0"/>
             </w:pPr>
-            <w:hyperlink w:history="1" r:id="rIdz61cuodihvg0mp_avynkz">
+            <w:hyperlink w:history="1" r:id="rId-xwi7nlribdgkvkcbhrm8">
               <w:r>
                 <w:rPr>
                   <w:rFonts w:ascii="Arial" w:cs="Arial" w:eastAsia="Arial" w:hAnsi="Arial"/>
@@ -16417,7 +16417,7 @@
                   <w:szCs w:val="16"/>
                   <w:u w:val="single" w:color="2E75B6"/>
                 </w:rPr>
-                <w:t xml:space="preserve">Probability of Independent Events (Flexbook)</w:t>
+                <w:t xml:space="preserve">Probability with general multiplication rule</w:t>
               </w:r>
             </w:hyperlink>
           </w:p>
@@ -16433,7 +16433,7 @@
                 <w:sz w:val="14"/>
                 <w:szCs w:val="14"/>
               </w:rPr>
-              <w:t xml:space="preserve">Source: CK-12</w:t>
+              <w:t xml:space="preserve">Source: Khan Academy (English - US curriculum)</w:t>
             </w:r>
           </w:p>
           <w:p>
@@ -16441,7 +16441,7 @@
               <w:spacing w:after="10" w:before="0"/>
               <w:ind w:left="120"/>
             </w:pPr>
-            <w:hyperlink w:history="1" r:id="rIddrqhremuxhx6w2ywv2eje">
+            <w:hyperlink w:history="1" r:id="rIdpakpstnkt9a5hewgvqplw">
               <w:r>
                 <w:rPr>
                   <w:rFonts w:ascii="Arial" w:cs="Arial" w:eastAsia="Arial" w:hAnsi="Arial"/>
@@ -17928,7 +17928,7 @@
             <w:pPr>
               <w:spacing w:after="20" w:before="0"/>
             </w:pPr>
-            <w:hyperlink w:history="1" r:id="rIdkif-xbyreg8-7n3ualzdv">
+            <w:hyperlink w:history="1" r:id="rIdecam8uwvjd0uedhyc-got">
               <w:r>
                 <w:rPr>
                   <w:rFonts w:ascii="Arial" w:cs="Arial" w:eastAsia="Arial" w:hAnsi="Arial"/>
@@ -17937,7 +17937,7 @@
                   <w:szCs w:val="16"/>
                   <w:u w:val="single" w:color="2E75B6"/>
                 </w:rPr>
-                <w:t xml:space="preserve">Venn Diagrams Principles</w:t>
+                <w:t xml:space="preserve">Addition rule for probability</w:t>
               </w:r>
             </w:hyperlink>
           </w:p>
@@ -17953,7 +17953,7 @@
                 <w:sz w:val="14"/>
                 <w:szCs w:val="14"/>
               </w:rPr>
-              <w:t xml:space="preserve">Source: CK-12</w:t>
+              <w:t xml:space="preserve">Source: Khan Academy (English - US curriculum)</w:t>
             </w:r>
           </w:p>
           <w:p>
@@ -17961,7 +17961,7 @@
               <w:spacing w:after="10" w:before="0"/>
               <w:ind w:left="120"/>
             </w:pPr>
-            <w:hyperlink w:history="1" r:id="rIdxy9tsrru5elswjo2_l_6r">
+            <w:hyperlink w:history="1" r:id="rIdifm1xvefryynlkv3cucax">
               <w:r>
                 <w:rPr>
                   <w:rFonts w:ascii="Arial" w:cs="Arial" w:eastAsia="Arial" w:hAnsi="Arial"/>
@@ -17999,14 +17999,14 @@
                 <w:sz w:val="16"/>
                 <w:szCs w:val="16"/>
               </w:rPr>
-              <w:t xml:space="preserve">📖 HTML:</w:t>
+              <w:t xml:space="preserve">📖 EXERCISE:</w:t>
             </w:r>
           </w:p>
           <w:p>
             <w:pPr>
               <w:spacing w:after="20" w:before="0"/>
             </w:pPr>
-            <w:hyperlink w:history="1" r:id="rIdrk9fsugjbov61f8u8ce-r">
+            <w:hyperlink w:history="1" r:id="rIdd0rvcplwe8usucxgiudtd">
               <w:r>
                 <w:rPr>
                   <w:rFonts w:ascii="Arial" w:cs="Arial" w:eastAsia="Arial" w:hAnsi="Arial"/>
@@ -18015,7 +18015,7 @@
                   <w:szCs w:val="16"/>
                   <w:u w:val="single" w:color="2E75B6"/>
                 </w:rPr>
-                <w:t xml:space="preserve">Addition of Fractions: Walking to School (PLIX)</w:t>
+                <w:t xml:space="preserve">Two-way tables, Venn diagrams, and probability</w:t>
               </w:r>
             </w:hyperlink>
           </w:p>
@@ -18031,7 +18031,7 @@
                 <w:sz w:val="14"/>
                 <w:szCs w:val="14"/>
               </w:rPr>
-              <w:t xml:space="preserve">Source: CK-12</w:t>
+              <w:t xml:space="preserve">Source: Khan Academy (English - US curriculum)</w:t>
             </w:r>
           </w:p>
           <w:p>
@@ -18039,7 +18039,7 @@
               <w:spacing w:after="10" w:before="0"/>
               <w:ind w:left="120"/>
             </w:pPr>
-            <w:hyperlink w:history="1" r:id="rId6soinzbzshwpzou-rcbns">
+            <w:hyperlink w:history="1" r:id="rId_xnapvu1z72rmmeepkhlx">
               <w:r>
                 <w:rPr>
                   <w:rFonts w:ascii="Arial" w:cs="Arial" w:eastAsia="Arial" w:hAnsi="Arial"/>
@@ -18234,7 +18234,7 @@
             <w:pPr>
               <w:spacing w:after="20" w:before="0"/>
             </w:pPr>
-            <w:hyperlink w:history="1" r:id="rIdz4heyfa4-veln1rmjqt1w">
+            <w:hyperlink w:history="1" r:id="rId1tablq1-bkaeqc9hc6vq3">
               <w:r>
                 <w:rPr>
                   <w:rFonts w:ascii="Arial" w:cs="Arial" w:eastAsia="Arial" w:hAnsi="Arial"/>
@@ -18243,7 +18243,7 @@
                   <w:szCs w:val="16"/>
                   <w:u w:val="single" w:color="2E75B6"/>
                 </w:rPr>
-                <w:t xml:space="preserve">Venn Diagrams Principles</w:t>
+                <w:t xml:space="preserve">Addition rule for probability -dubbed(KY)</w:t>
               </w:r>
             </w:hyperlink>
           </w:p>
@@ -18259,7 +18259,7 @@
                 <w:sz w:val="14"/>
                 <w:szCs w:val="14"/>
               </w:rPr>
-              <w:t xml:space="preserve">Source: CK-12</w:t>
+              <w:t xml:space="preserve">Source: Khan Academy (Kiswahili)</w:t>
             </w:r>
           </w:p>
           <w:p>
@@ -18267,7 +18267,7 @@
               <w:spacing w:after="10" w:before="0"/>
               <w:ind w:left="120"/>
             </w:pPr>
-            <w:hyperlink w:history="1" r:id="rIdyo3kdl9hwbw7tabllzvuo">
+            <w:hyperlink w:history="1" r:id="rIdj5fjv8gpmgt3byciezuj7">
               <w:r>
                 <w:rPr>
                   <w:rFonts w:ascii="Arial" w:cs="Arial" w:eastAsia="Arial" w:hAnsi="Arial"/>
@@ -18312,7 +18312,7 @@
             <w:pPr>
               <w:spacing w:after="20" w:before="0"/>
             </w:pPr>
-            <w:hyperlink w:history="1" r:id="rIduodyqxsdmxrjm-ncsne8x">
+            <w:hyperlink w:history="1" r:id="rIdeqfido0tklto4zddjmdcq">
               <w:r>
                 <w:rPr>
                   <w:rFonts w:ascii="Arial" w:cs="Arial" w:eastAsia="Arial" w:hAnsi="Arial"/>
@@ -18321,7 +18321,7 @@
                   <w:szCs w:val="16"/>
                   <w:u w:val="single" w:color="2E75B6"/>
                 </w:rPr>
-                <w:t xml:space="preserve">Addition of Fractions: Walking to School (PLIX)</w:t>
+                <w:t xml:space="preserve">Mutually Exclusive Events (Flexbook)</w:t>
               </w:r>
             </w:hyperlink>
           </w:p>
@@ -18345,7 +18345,7 @@
               <w:spacing w:after="10" w:before="0"/>
               <w:ind w:left="120"/>
             </w:pPr>
-            <w:hyperlink w:history="1" r:id="rIdxks68fj5fjvdajudx5mpw">
+            <w:hyperlink w:history="1" r:id="rIdesxnwpfqxpqi6vnb7o3tt">
               <w:r>
                 <w:rPr>
                   <w:rFonts w:ascii="Arial" w:cs="Arial" w:eastAsia="Arial" w:hAnsi="Arial"/>
@@ -18540,7 +18540,7 @@
             <w:pPr>
               <w:spacing w:after="20" w:before="0"/>
             </w:pPr>
-            <w:hyperlink w:history="1" r:id="rIdejuzcvmrqtpuojcbloemo">
+            <w:hyperlink w:history="1" r:id="rIdf5yp-jsy0hxpriljuvvow">
               <w:r>
                 <w:rPr>
                   <w:rFonts w:ascii="Arial" w:cs="Arial" w:eastAsia="Arial" w:hAnsi="Arial"/>
@@ -18549,7 +18549,7 @@
                   <w:szCs w:val="16"/>
                   <w:u w:val="single" w:color="2E75B6"/>
                 </w:rPr>
-                <w:t xml:space="preserve">Venn Diagrams Principles</w:t>
+                <w:t xml:space="preserve">Mutually Exclusive Events Principles</w:t>
               </w:r>
             </w:hyperlink>
           </w:p>
@@ -18573,7 +18573,7 @@
               <w:spacing w:after="10" w:before="0"/>
               <w:ind w:left="120"/>
             </w:pPr>
-            <w:hyperlink w:history="1" r:id="rIdcnf-jzzs_m23lohkp9w-x">
+            <w:hyperlink w:history="1" r:id="rIdzevejiaj-k0pm-mf9rmag">
               <w:r>
                 <w:rPr>
                   <w:rFonts w:ascii="Arial" w:cs="Arial" w:eastAsia="Arial" w:hAnsi="Arial"/>
@@ -18611,14 +18611,14 @@
                 <w:sz w:val="16"/>
                 <w:szCs w:val="16"/>
               </w:rPr>
-              <w:t xml:space="preserve">📖 HTML:</w:t>
+              <w:t xml:space="preserve">📖 EXERCISE:</w:t>
             </w:r>
           </w:p>
           <w:p>
             <w:pPr>
               <w:spacing w:after="20" w:before="0"/>
             </w:pPr>
-            <w:hyperlink w:history="1" r:id="rIdzh9b5ijoja0w2p4hfsz5i">
+            <w:hyperlink w:history="1" r:id="rIdgj6qrp4strgytswwssenc">
               <w:r>
                 <w:rPr>
                   <w:rFonts w:ascii="Arial" w:cs="Arial" w:eastAsia="Arial" w:hAnsi="Arial"/>
@@ -18627,7 +18627,7 @@
                   <w:szCs w:val="16"/>
                   <w:u w:val="single" w:color="2E75B6"/>
                 </w:rPr>
-                <w:t xml:space="preserve">Addition of Fractions: Walking to School (PLIX)</w:t>
+                <w:t xml:space="preserve">Mutually Exclusive Events Practice</w:t>
               </w:r>
             </w:hyperlink>
           </w:p>
@@ -18651,7 +18651,7 @@
               <w:spacing w:after="10" w:before="0"/>
               <w:ind w:left="120"/>
             </w:pPr>
-            <w:hyperlink w:history="1" r:id="rIdgqozhamwzec-d0mxcnswb">
+            <w:hyperlink w:history="1" r:id="rIdjtkcn1ahwy4rtn1updjgr">
               <w:r>
                 <w:rPr>
                   <w:rFonts w:ascii="Arial" w:cs="Arial" w:eastAsia="Arial" w:hAnsi="Arial"/>
@@ -18846,7 +18846,7 @@
             <w:pPr>
               <w:spacing w:after="20" w:before="0"/>
             </w:pPr>
-            <w:hyperlink w:history="1" r:id="rIdy6f9vfhjf-0ofowoqdgsc">
+            <w:hyperlink w:history="1" r:id="rIdpeurdbt10mx9_u8gldek4">
               <w:r>
                 <w:rPr>
                   <w:rFonts w:ascii="Arial" w:cs="Arial" w:eastAsia="Arial" w:hAnsi="Arial"/>
@@ -18855,7 +18855,7 @@
                   <w:szCs w:val="16"/>
                   <w:u w:val="single" w:color="2E75B6"/>
                 </w:rPr>
-                <w:t xml:space="preserve">Venn Diagrams Principles</w:t>
+                <w:t xml:space="preserve">Probability with Venn diagrams</w:t>
               </w:r>
             </w:hyperlink>
           </w:p>
@@ -18871,7 +18871,7 @@
                 <w:sz w:val="14"/>
                 <w:szCs w:val="14"/>
               </w:rPr>
-              <w:t xml:space="preserve">Source: CK-12</w:t>
+              <w:t xml:space="preserve">Source: Khan Academy (English - US curriculum)</w:t>
             </w:r>
           </w:p>
           <w:p>
@@ -18879,7 +18879,7 @@
               <w:spacing w:after="10" w:before="0"/>
               <w:ind w:left="120"/>
             </w:pPr>
-            <w:hyperlink w:history="1" r:id="rId8mic-csxkrp-8jd12tvyh">
+            <w:hyperlink w:history="1" r:id="rId9xc54rtjkooxzbit0t3ho">
               <w:r>
                 <w:rPr>
                   <w:rFonts w:ascii="Arial" w:cs="Arial" w:eastAsia="Arial" w:hAnsi="Arial"/>
@@ -18924,7 +18924,7 @@
             <w:pPr>
               <w:spacing w:after="20" w:before="0"/>
             </w:pPr>
-            <w:hyperlink w:history="1" r:id="rIdpuqxr-1zuswbagoisdekf">
+            <w:hyperlink w:history="1" r:id="rIddn_jcohs8bynvqbaq2j1c">
               <w:r>
                 <w:rPr>
                   <w:rFonts w:ascii="Arial" w:cs="Arial" w:eastAsia="Arial" w:hAnsi="Arial"/>
@@ -18933,7 +18933,7 @@
                   <w:szCs w:val="16"/>
                   <w:u w:val="single" w:color="2E75B6"/>
                 </w:rPr>
-                <w:t xml:space="preserve">Addition of Fractions: Walking to School (PLIX)</w:t>
+                <w:t xml:space="preserve">Independent, Conditional, and Mutually Exclusive Events (Flexbook)</w:t>
               </w:r>
             </w:hyperlink>
           </w:p>
@@ -18957,7 +18957,7 @@
               <w:spacing w:after="10" w:before="0"/>
               <w:ind w:left="120"/>
             </w:pPr>
-            <w:hyperlink w:history="1" r:id="rIdz3cgqc0jpgalyv98fp_7s">
+            <w:hyperlink w:history="1" r:id="rId0cez1hhn_bjujlg8v9ebl">
               <w:r>
                 <w:rPr>
                   <w:rFonts w:ascii="Arial" w:cs="Arial" w:eastAsia="Arial" w:hAnsi="Arial"/>
@@ -19152,7 +19152,7 @@
             <w:pPr>
               <w:spacing w:after="20" w:before="0"/>
             </w:pPr>
-            <w:hyperlink w:history="1" r:id="rId9ywmx5db0w7ix1my6awki">
+            <w:hyperlink w:history="1" r:id="rIdhytbk8wb_nqmtcwcuzxdu">
               <w:r>
                 <w:rPr>
                   <w:rFonts w:ascii="Arial" w:cs="Arial" w:eastAsia="Arial" w:hAnsi="Arial"/>
@@ -19161,7 +19161,7 @@
                   <w:szCs w:val="16"/>
                   <w:u w:val="single" w:color="2E75B6"/>
                 </w:rPr>
-                <w:t xml:space="preserve">Venn Diagrams Principles</w:t>
+                <w:t xml:space="preserve">Theoretical probability distribution example: tables</w:t>
               </w:r>
             </w:hyperlink>
           </w:p>
@@ -19177,7 +19177,7 @@
                 <w:sz w:val="14"/>
                 <w:szCs w:val="14"/>
               </w:rPr>
-              <w:t xml:space="preserve">Source: CK-12</w:t>
+              <w:t xml:space="preserve">Source: Khan Academy (English - US curriculum)</w:t>
             </w:r>
           </w:p>
           <w:p>
@@ -19185,7 +19185,7 @@
               <w:spacing w:after="10" w:before="0"/>
               <w:ind w:left="120"/>
             </w:pPr>
-            <w:hyperlink w:history="1" r:id="rIdncv0qlwegqajnaxksoruz">
+            <w:hyperlink w:history="1" r:id="rId0nmgkui6wj9oeq36xjass">
               <w:r>
                 <w:rPr>
                   <w:rFonts w:ascii="Arial" w:cs="Arial" w:eastAsia="Arial" w:hAnsi="Arial"/>
@@ -19223,14 +19223,14 @@
                 <w:sz w:val="16"/>
                 <w:szCs w:val="16"/>
               </w:rPr>
-              <w:t xml:space="preserve">📖 HTML:</w:t>
+              <w:t xml:space="preserve">📖 EXERCISE:</w:t>
             </w:r>
           </w:p>
           <w:p>
             <w:pPr>
               <w:spacing w:after="20" w:before="0"/>
             </w:pPr>
-            <w:hyperlink w:history="1" r:id="rIdih8wvfrcpyzme323y-n0e">
+            <w:hyperlink w:history="1" r:id="rIdletqawz1lo6iphiqlfhhc">
               <w:r>
                 <w:rPr>
                   <w:rFonts w:ascii="Arial" w:cs="Arial" w:eastAsia="Arial" w:hAnsi="Arial"/>
@@ -19239,7 +19239,7 @@
                   <w:szCs w:val="16"/>
                   <w:u w:val="single" w:color="2E75B6"/>
                 </w:rPr>
-                <w:t xml:space="preserve">Addition of Fractions: Walking to School (PLIX)</w:t>
+                <w:t xml:space="preserve">Two-way tables, Venn diagrams, and probability</w:t>
               </w:r>
             </w:hyperlink>
           </w:p>
@@ -19255,7 +19255,7 @@
                 <w:sz w:val="14"/>
                 <w:szCs w:val="14"/>
               </w:rPr>
-              <w:t xml:space="preserve">Source: CK-12</w:t>
+              <w:t xml:space="preserve">Source: Khan Academy (English - US curriculum)</w:t>
             </w:r>
           </w:p>
           <w:p>
@@ -19263,7 +19263,7 @@
               <w:spacing w:after="10" w:before="0"/>
               <w:ind w:left="120"/>
             </w:pPr>
-            <w:hyperlink w:history="1" r:id="rIdterno3ntceb0kwazjhtq3">
+            <w:hyperlink w:history="1" r:id="rIdboitjgxg1lw_idryv_tko">
               <w:r>
                 <w:rPr>
                   <w:rFonts w:ascii="Arial" w:cs="Arial" w:eastAsia="Arial" w:hAnsi="Arial"/>
@@ -20750,7 +20750,7 @@
             <w:pPr>
               <w:spacing w:after="20" w:before="0"/>
             </w:pPr>
-            <w:hyperlink w:history="1" r:id="rIdkrighhf-pql0_997cdl6s">
+            <w:hyperlink w:history="1" r:id="rIdkuuwmjca8uvglsgcwxclu">
               <w:r>
                 <w:rPr>
                   <w:rFonts w:ascii="Arial" w:cs="Arial" w:eastAsia="Arial" w:hAnsi="Arial"/>
@@ -20759,7 +20759,7 @@
                   <w:szCs w:val="16"/>
                   <w:u w:val="single" w:color="2E75B6"/>
                 </w:rPr>
-                <w:t xml:space="preserve">Conditional Probability Principles</w:t>
+                <w:t xml:space="preserve">Conditional probability tree diagram example</w:t>
               </w:r>
             </w:hyperlink>
           </w:p>
@@ -20775,7 +20775,7 @@
                 <w:sz w:val="14"/>
                 <w:szCs w:val="14"/>
               </w:rPr>
-              <w:t xml:space="preserve">Source: CK-12</w:t>
+              <w:t xml:space="preserve">Source: Khan Academy (English - US curriculum)</w:t>
             </w:r>
           </w:p>
           <w:p>
@@ -20783,7 +20783,7 @@
               <w:spacing w:after="10" w:before="0"/>
               <w:ind w:left="120"/>
             </w:pPr>
-            <w:hyperlink w:history="1" r:id="rIdn2bhbbwuqxwlxyi1-tycf">
+            <w:hyperlink w:history="1" r:id="rIdguhrgba_85fv0atnzgoqw">
               <w:r>
                 <w:rPr>
                   <w:rFonts w:ascii="Arial" w:cs="Arial" w:eastAsia="Arial" w:hAnsi="Arial"/>
@@ -20821,14 +20821,14 @@
                 <w:sz w:val="16"/>
                 <w:szCs w:val="16"/>
               </w:rPr>
-              <w:t xml:space="preserve">📖 HTML:</w:t>
+              <w:t xml:space="preserve">📖 EXERCISE:</w:t>
             </w:r>
           </w:p>
           <w:p>
             <w:pPr>
               <w:spacing w:after="20" w:before="0"/>
             </w:pPr>
-            <w:hyperlink w:history="1" r:id="rIdofrou8jzikvaucdyt98jx">
+            <w:hyperlink w:history="1" r:id="rIdqvjs6om7wuc-qi45skyfv">
               <w:r>
                 <w:rPr>
                   <w:rFonts w:ascii="Arial" w:cs="Arial" w:eastAsia="Arial" w:hAnsi="Arial"/>
@@ -20837,7 +20837,7 @@
                   <w:szCs w:val="16"/>
                   <w:u w:val="single" w:color="2E75B6"/>
                 </w:rPr>
-                <w:t xml:space="preserve">Multiplication of Fractions by Whole Numbers (PLIX)</w:t>
+                <w:t xml:space="preserve">Probability with general multiplication rule</w:t>
               </w:r>
             </w:hyperlink>
           </w:p>
@@ -20853,7 +20853,7 @@
                 <w:sz w:val="14"/>
                 <w:szCs w:val="14"/>
               </w:rPr>
-              <w:t xml:space="preserve">Source: CK-12</w:t>
+              <w:t xml:space="preserve">Source: Khan Academy (English - US curriculum)</w:t>
             </w:r>
           </w:p>
           <w:p>
@@ -20861,7 +20861,7 @@
               <w:spacing w:after="10" w:before="0"/>
               <w:ind w:left="120"/>
             </w:pPr>
-            <w:hyperlink w:history="1" r:id="rIdqecnvs2u1oakotv7rgh6k">
+            <w:hyperlink w:history="1" r:id="rIdluvipvydtxvdfddibvkjr">
               <w:r>
                 <w:rPr>
                   <w:rFonts w:ascii="Arial" w:cs="Arial" w:eastAsia="Arial" w:hAnsi="Arial"/>
@@ -21056,7 +21056,7 @@
             <w:pPr>
               <w:spacing w:after="20" w:before="0"/>
             </w:pPr>
-            <w:hyperlink w:history="1" r:id="rIdykzj8dyqj8bijsrqulqby">
+            <w:hyperlink w:history="1" r:id="rIdas6mz-yegmbf7t3b5xnfc">
               <w:r>
                 <w:rPr>
                   <w:rFonts w:ascii="Arial" w:cs="Arial" w:eastAsia="Arial" w:hAnsi="Arial"/>
@@ -21065,7 +21065,7 @@
                   <w:szCs w:val="16"/>
                   <w:u w:val="single" w:color="2E75B6"/>
                 </w:rPr>
-                <w:t xml:space="preserve">Conditional Probability Principles</w:t>
+                <w:t xml:space="preserve">Conditional probability and independence</w:t>
               </w:r>
             </w:hyperlink>
           </w:p>
@@ -21081,7 +21081,7 @@
                 <w:sz w:val="14"/>
                 <w:szCs w:val="14"/>
               </w:rPr>
-              <w:t xml:space="preserve">Source: CK-12</w:t>
+              <w:t xml:space="preserve">Source: Khan Academy (English - US curriculum)</w:t>
             </w:r>
           </w:p>
           <w:p>
@@ -21089,7 +21089,7 @@
               <w:spacing w:after="10" w:before="0"/>
               <w:ind w:left="120"/>
             </w:pPr>
-            <w:hyperlink w:history="1" r:id="rIdiizr28v0lqnqv_jq_9tw3">
+            <w:hyperlink w:history="1" r:id="rIdmjsxuyjs982gcgcqaxqqj">
               <w:r>
                 <w:rPr>
                   <w:rFonts w:ascii="Arial" w:cs="Arial" w:eastAsia="Arial" w:hAnsi="Arial"/>
@@ -21127,14 +21127,14 @@
                 <w:sz w:val="16"/>
                 <w:szCs w:val="16"/>
               </w:rPr>
-              <w:t xml:space="preserve">📖 HTML:</w:t>
+              <w:t xml:space="preserve">📖 EXERCISE:</w:t>
             </w:r>
           </w:p>
           <w:p>
             <w:pPr>
               <w:spacing w:after="20" w:before="0"/>
             </w:pPr>
-            <w:hyperlink w:history="1" r:id="rIddc-l0wej1m4n284pjlctr">
+            <w:hyperlink w:history="1" r:id="rIdn49kk-jlnww4rjckcsxpb">
               <w:r>
                 <w:rPr>
                   <w:rFonts w:ascii="Arial" w:cs="Arial" w:eastAsia="Arial" w:hAnsi="Arial"/>
@@ -21143,7 +21143,7 @@
                   <w:szCs w:val="16"/>
                   <w:u w:val="single" w:color="2E75B6"/>
                 </w:rPr>
-                <w:t xml:space="preserve">Multiplication of Fractions by Whole Numbers (PLIX)</w:t>
+                <w:t xml:space="preserve">Calculate conditional probability</w:t>
               </w:r>
             </w:hyperlink>
           </w:p>
@@ -21159,7 +21159,7 @@
                 <w:sz w:val="14"/>
                 <w:szCs w:val="14"/>
               </w:rPr>
-              <w:t xml:space="preserve">Source: CK-12</w:t>
+              <w:t xml:space="preserve">Source: Khan Academy (English - US curriculum)</w:t>
             </w:r>
           </w:p>
           <w:p>
@@ -21167,7 +21167,7 @@
               <w:spacing w:after="10" w:before="0"/>
               <w:ind w:left="120"/>
             </w:pPr>
-            <w:hyperlink w:history="1" r:id="rIdaedqqkq-3i0fy8mlcsdhm">
+            <w:hyperlink w:history="1" r:id="rIdygdckxhtzxvxu8uhiw6eu">
               <w:r>
                 <w:rPr>
                   <w:rFonts w:ascii="Arial" w:cs="Arial" w:eastAsia="Arial" w:hAnsi="Arial"/>
@@ -21362,7 +21362,7 @@
             <w:pPr>
               <w:spacing w:after="20" w:before="0"/>
             </w:pPr>
-            <w:hyperlink w:history="1" r:id="rIdyxbno-urys-9g9mcchq0j">
+            <w:hyperlink w:history="1" r:id="rIdveu0djvha73bhwl6qlksc">
               <w:r>
                 <w:rPr>
                   <w:rFonts w:ascii="Arial" w:cs="Arial" w:eastAsia="Arial" w:hAnsi="Arial"/>
@@ -21371,7 +21371,7 @@
                   <w:szCs w:val="16"/>
                   <w:u w:val="single" w:color="2E75B6"/>
                 </w:rPr>
-                <w:t xml:space="preserve">Conditional Probability Principles</w:t>
+                <w:t xml:space="preserve">Compound probability of independent events -dubbed(KY)</w:t>
               </w:r>
             </w:hyperlink>
           </w:p>
@@ -21387,7 +21387,7 @@
                 <w:sz w:val="14"/>
                 <w:szCs w:val="14"/>
               </w:rPr>
-              <w:t xml:space="preserve">Source: CK-12</w:t>
+              <w:t xml:space="preserve">Source: Khan Academy (Kiswahili)</w:t>
             </w:r>
           </w:p>
           <w:p>
@@ -21395,7 +21395,7 @@
               <w:spacing w:after="10" w:before="0"/>
               <w:ind w:left="120"/>
             </w:pPr>
-            <w:hyperlink w:history="1" r:id="rIdlq-zsclds1j_jfgoccop2">
+            <w:hyperlink w:history="1" r:id="rId9fm9jeb6jn7clcxofwnnf">
               <w:r>
                 <w:rPr>
                   <w:rFonts w:ascii="Arial" w:cs="Arial" w:eastAsia="Arial" w:hAnsi="Arial"/>
@@ -21440,7 +21440,7 @@
             <w:pPr>
               <w:spacing w:after="20" w:before="0"/>
             </w:pPr>
-            <w:hyperlink w:history="1" r:id="rIdh-eywdzbnfgw-xqnhg_px">
+            <w:hyperlink w:history="1" r:id="rIdzvl_gyxzwxru7k6bocvyp">
               <w:r>
                 <w:rPr>
                   <w:rFonts w:ascii="Arial" w:cs="Arial" w:eastAsia="Arial" w:hAnsi="Arial"/>
@@ -21449,7 +21449,7 @@
                   <w:szCs w:val="16"/>
                   <w:u w:val="single" w:color="2E75B6"/>
                 </w:rPr>
-                <w:t xml:space="preserve">Multiplication of Fractions by Whole Numbers (PLIX)</w:t>
+                <w:t xml:space="preserve">Independent Events and Sample Spaces (Flexbook)</w:t>
               </w:r>
             </w:hyperlink>
           </w:p>
@@ -21473,7 +21473,7 @@
               <w:spacing w:after="10" w:before="0"/>
               <w:ind w:left="120"/>
             </w:pPr>
-            <w:hyperlink w:history="1" r:id="rIdfshatyskww8n26c3b3-wv">
+            <w:hyperlink w:history="1" r:id="rIdw3j6ydtp5jt8ax8gblmjr">
               <w:r>
                 <w:rPr>
                   <w:rFonts w:ascii="Arial" w:cs="Arial" w:eastAsia="Arial" w:hAnsi="Arial"/>
@@ -21668,7 +21668,7 @@
             <w:pPr>
               <w:spacing w:after="20" w:before="0"/>
             </w:pPr>
-            <w:hyperlink w:history="1" r:id="rIdo1aemd1ae8c-j97ohieep">
+            <w:hyperlink w:history="1" r:id="rIdcl_hzlnoc7hopxys-kgud">
               <w:r>
                 <w:rPr>
                   <w:rFonts w:ascii="Arial" w:cs="Arial" w:eastAsia="Arial" w:hAnsi="Arial"/>
@@ -21677,7 +21677,7 @@
                   <w:szCs w:val="16"/>
                   <w:u w:val="single" w:color="2E75B6"/>
                 </w:rPr>
-                <w:t xml:space="preserve">Conditional Probability Principles</w:t>
+                <w:t xml:space="preserve">General multiplication rule example: dependent events</w:t>
               </w:r>
             </w:hyperlink>
           </w:p>
@@ -21693,7 +21693,7 @@
                 <w:sz w:val="14"/>
                 <w:szCs w:val="14"/>
               </w:rPr>
-              <w:t xml:space="preserve">Source: CK-12</w:t>
+              <w:t xml:space="preserve">Source: Khan Academy (English - US curriculum)</w:t>
             </w:r>
           </w:p>
           <w:p>
@@ -21701,7 +21701,7 @@
               <w:spacing w:after="10" w:before="0"/>
               <w:ind w:left="120"/>
             </w:pPr>
-            <w:hyperlink w:history="1" r:id="rIdgw00xyobr_tvetpc-gxno">
+            <w:hyperlink w:history="1" r:id="rId95w13wyzhkcavfzahndvr">
               <w:r>
                 <w:rPr>
                   <w:rFonts w:ascii="Arial" w:cs="Arial" w:eastAsia="Arial" w:hAnsi="Arial"/>
@@ -21739,14 +21739,14 @@
                 <w:sz w:val="16"/>
                 <w:szCs w:val="16"/>
               </w:rPr>
-              <w:t xml:space="preserve">📖 HTML:</w:t>
+              <w:t xml:space="preserve">📖 EXERCISE:</w:t>
             </w:r>
           </w:p>
           <w:p>
             <w:pPr>
               <w:spacing w:after="20" w:before="0"/>
             </w:pPr>
-            <w:hyperlink w:history="1" r:id="rIdxpzjebown515cgy99tg6s">
+            <w:hyperlink w:history="1" r:id="rIdmpdflatu8palbyheithn3">
               <w:r>
                 <w:rPr>
                   <w:rFonts w:ascii="Arial" w:cs="Arial" w:eastAsia="Arial" w:hAnsi="Arial"/>
@@ -21755,7 +21755,7 @@
                   <w:szCs w:val="16"/>
                   <w:u w:val="single" w:color="2E75B6"/>
                 </w:rPr>
-                <w:t xml:space="preserve">Multiplication of Fractions by Whole Numbers (PLIX)</w:t>
+                <w:t xml:space="preserve">Independent Events and Sample Spaces Practice</w:t>
               </w:r>
             </w:hyperlink>
           </w:p>
@@ -21779,7 +21779,7 @@
               <w:spacing w:after="10" w:before="0"/>
               <w:ind w:left="120"/>
             </w:pPr>
-            <w:hyperlink w:history="1" r:id="rIdgkbnmw-8zuzlbki6p1rdt">
+            <w:hyperlink w:history="1" r:id="rId3g3ylkaeox2qcfsicacoz">
               <w:r>
                 <w:rPr>
                   <w:rFonts w:ascii="Arial" w:cs="Arial" w:eastAsia="Arial" w:hAnsi="Arial"/>
@@ -21974,7 +21974,7 @@
             <w:pPr>
               <w:spacing w:after="20" w:before="0"/>
             </w:pPr>
-            <w:hyperlink w:history="1" r:id="rIdwkxj5rnscssiunqsm06h5">
+            <w:hyperlink w:history="1" r:id="rIddfs1cpekn0y3lareyki4q">
               <w:r>
                 <w:rPr>
                   <w:rFonts w:ascii="Arial" w:cs="Arial" w:eastAsia="Arial" w:hAnsi="Arial"/>
@@ -21983,7 +21983,7 @@
                   <w:szCs w:val="16"/>
                   <w:u w:val="single" w:color="2E75B6"/>
                 </w:rPr>
-                <w:t xml:space="preserve">Conditional Probability Principles</w:t>
+                <w:t xml:space="preserve">Independent Events and Sample Spaces Principles</w:t>
               </w:r>
             </w:hyperlink>
           </w:p>
@@ -22007,7 +22007,7 @@
               <w:spacing w:after="10" w:before="0"/>
               <w:ind w:left="120"/>
             </w:pPr>
-            <w:hyperlink w:history="1" r:id="rIddrg0hg598cdod1_xylmbu">
+            <w:hyperlink w:history="1" r:id="rId6bhvs5zqaoi-6cc1dta_f">
               <w:r>
                 <w:rPr>
                   <w:rFonts w:ascii="Arial" w:cs="Arial" w:eastAsia="Arial" w:hAnsi="Arial"/>
@@ -22052,7 +22052,7 @@
             <w:pPr>
               <w:spacing w:after="20" w:before="0"/>
             </w:pPr>
-            <w:hyperlink w:history="1" r:id="rId6-tsqzjzxsh5oa6yg7f67">
+            <w:hyperlink w:history="1" r:id="rIdfi7dz2xllo2ghjxvc_jq7">
               <w:r>
                 <w:rPr>
                   <w:rFonts w:ascii="Arial" w:cs="Arial" w:eastAsia="Arial" w:hAnsi="Arial"/>
@@ -22061,7 +22061,7 @@
                   <w:szCs w:val="16"/>
                   <w:u w:val="single" w:color="2E75B6"/>
                 </w:rPr>
-                <w:t xml:space="preserve">Multiplication of Fractions by Whole Numbers (PLIX)</w:t>
+                <w:t xml:space="preserve">Dependent Events and Sample Spaces (Flexbook)</w:t>
               </w:r>
             </w:hyperlink>
           </w:p>
@@ -22085,7 +22085,7 @@
               <w:spacing w:after="10" w:before="0"/>
               <w:ind w:left="120"/>
             </w:pPr>
-            <w:hyperlink w:history="1" r:id="rId_zjxaojh1oxmbjefccxde">
+            <w:hyperlink w:history="1" r:id="rId39v_wa1pvo13emxxzodep">
               <w:r>
                 <w:rPr>
                   <w:rFonts w:ascii="Arial" w:cs="Arial" w:eastAsia="Arial" w:hAnsi="Arial"/>
@@ -23572,7 +23572,7 @@
             <w:pPr>
               <w:spacing w:after="20" w:before="0"/>
             </w:pPr>
-            <w:hyperlink w:history="1" r:id="rIdwr9ti_zjwxyxzsj4adagn">
+            <w:hyperlink w:history="1" r:id="rIdttsmd3d_ai-fmfbf8o1ud">
               <w:r>
                 <w:rPr>
                   <w:rFonts w:ascii="Arial" w:cs="Arial" w:eastAsia="Arial" w:hAnsi="Arial"/>
@@ -23581,7 +23581,7 @@
                   <w:szCs w:val="16"/>
                   <w:u w:val="single" w:color="2E75B6"/>
                 </w:rPr>
-                <w:t xml:space="preserve">Addition of Sequential Capacities - Word Problems</w:t>
+                <w:t xml:space="preserve">Conditional probability tree diagram example</w:t>
               </w:r>
             </w:hyperlink>
           </w:p>
@@ -23597,7 +23597,7 @@
                 <w:sz w:val="14"/>
                 <w:szCs w:val="14"/>
               </w:rPr>
-              <w:t xml:space="preserve">Source: CK-12</w:t>
+              <w:t xml:space="preserve">Source: Khan Academy (English - US curriculum)</w:t>
             </w:r>
           </w:p>
           <w:p>
@@ -23605,7 +23605,7 @@
               <w:spacing w:after="10" w:before="0"/>
               <w:ind w:left="120"/>
             </w:pPr>
-            <w:hyperlink w:history="1" r:id="rIdd4fygjgzm8t2tocmzisew">
+            <w:hyperlink w:history="1" r:id="rIdjchogcur0o-lylfsvlwu-">
               <w:r>
                 <w:rPr>
                   <w:rFonts w:ascii="Arial" w:cs="Arial" w:eastAsia="Arial" w:hAnsi="Arial"/>
@@ -23650,7 +23650,7 @@
             <w:pPr>
               <w:spacing w:after="20" w:before="0"/>
             </w:pPr>
-            <w:hyperlink w:history="1" r:id="rIdvx06vp5sklirwd3j3mfgf">
+            <w:hyperlink w:history="1" r:id="rIdyfwookzxqsznjkbknf7cy">
               <w:r>
                 <w:rPr>
                   <w:rFonts w:ascii="Arial" w:cs="Arial" w:eastAsia="Arial" w:hAnsi="Arial"/>
@@ -23659,7 +23659,7 @@
                   <w:szCs w:val="16"/>
                   <w:u w:val="single" w:color="2E75B6"/>
                 </w:rPr>
-                <w:t xml:space="preserve">Theoretical and Experimental Probability (Flexbook)</w:t>
+                <w:t xml:space="preserve">Independent Events and Sample Spaces (Flexbook)</w:t>
               </w:r>
             </w:hyperlink>
           </w:p>
@@ -23683,7 +23683,7 @@
               <w:spacing w:after="10" w:before="0"/>
               <w:ind w:left="120"/>
             </w:pPr>
-            <w:hyperlink w:history="1" r:id="rIdtttfdqly4zr35ahnhz_jf">
+            <w:hyperlink w:history="1" r:id="rIdjmawfovi8qymnh3w7k46l">
               <w:r>
                 <w:rPr>
                   <w:rFonts w:ascii="Arial" w:cs="Arial" w:eastAsia="Arial" w:hAnsi="Arial"/>
@@ -23878,7 +23878,7 @@
             <w:pPr>
               <w:spacing w:after="20" w:before="0"/>
             </w:pPr>
-            <w:hyperlink w:history="1" r:id="rIdjuih7gby6h91t-fpxvizo">
+            <w:hyperlink w:history="1" r:id="rIdn63ibtzotmxk6u-zp8m2y">
               <w:r>
                 <w:rPr>
                   <w:rFonts w:ascii="Arial" w:cs="Arial" w:eastAsia="Arial" w:hAnsi="Arial"/>
@@ -23887,7 +23887,7 @@
                   <w:szCs w:val="16"/>
                   <w:u w:val="single" w:color="2E75B6"/>
                 </w:rPr>
-                <w:t xml:space="preserve">Addition of Sequential Capacities - Word Problems</w:t>
+                <w:t xml:space="preserve">Count outcomes using tree diagram</w:t>
               </w:r>
             </w:hyperlink>
           </w:p>
@@ -23903,7 +23903,7 @@
                 <w:sz w:val="14"/>
                 <w:szCs w:val="14"/>
               </w:rPr>
-              <w:t xml:space="preserve">Source: CK-12</w:t>
+              <w:t xml:space="preserve">Source: Khan Academy (English - US curriculum)</w:t>
             </w:r>
           </w:p>
           <w:p>
@@ -23911,7 +23911,7 @@
               <w:spacing w:after="10" w:before="0"/>
               <w:ind w:left="120"/>
             </w:pPr>
-            <w:hyperlink w:history="1" r:id="rIdmchmzn3duhtrziyzdvr0n">
+            <w:hyperlink w:history="1" r:id="rIdfmjhsore0znu27-hx-wfi">
               <w:r>
                 <w:rPr>
                   <w:rFonts w:ascii="Arial" w:cs="Arial" w:eastAsia="Arial" w:hAnsi="Arial"/>
@@ -23949,14 +23949,14 @@
                 <w:sz w:val="16"/>
                 <w:szCs w:val="16"/>
               </w:rPr>
-              <w:t xml:space="preserve">📖 HTML:</w:t>
+              <w:t xml:space="preserve">📖 EXERCISE:</w:t>
             </w:r>
           </w:p>
           <w:p>
             <w:pPr>
               <w:spacing w:after="20" w:before="0"/>
             </w:pPr>
-            <w:hyperlink w:history="1" r:id="rIdlzluezuswmdrj-bg6b3rp">
+            <w:hyperlink w:history="1" r:id="rIdtdyb6aglixokbwe5jmrqb">
               <w:r>
                 <w:rPr>
                   <w:rFonts w:ascii="Arial" w:cs="Arial" w:eastAsia="Arial" w:hAnsi="Arial"/>
@@ -23965,7 +23965,7 @@
                   <w:szCs w:val="16"/>
                   <w:u w:val="single" w:color="2E75B6"/>
                 </w:rPr>
-                <w:t xml:space="preserve">Theoretical and Experimental Probability (Flexbook)</w:t>
+                <w:t xml:space="preserve">Independent Events and Sample Spaces Practice</w:t>
               </w:r>
             </w:hyperlink>
           </w:p>
@@ -23989,7 +23989,7 @@
               <w:spacing w:after="10" w:before="0"/>
               <w:ind w:left="120"/>
             </w:pPr>
-            <w:hyperlink w:history="1" r:id="rIdetydqqybozvgpa5_i76ao">
+            <w:hyperlink w:history="1" r:id="rIdykzha9s8nvp29swkfqu2q">
               <w:r>
                 <w:rPr>
                   <w:rFonts w:ascii="Arial" w:cs="Arial" w:eastAsia="Arial" w:hAnsi="Arial"/>
@@ -24184,7 +24184,7 @@
             <w:pPr>
               <w:spacing w:after="20" w:before="0"/>
             </w:pPr>
-            <w:hyperlink w:history="1" r:id="rIdanaxmzd9ajq2cmk-sk59o">
+            <w:hyperlink w:history="1" r:id="rId7y7mglsk_1tlixdq-beat">
               <w:r>
                 <w:rPr>
                   <w:rFonts w:ascii="Arial" w:cs="Arial" w:eastAsia="Arial" w:hAnsi="Arial"/>
@@ -24193,7 +24193,7 @@
                   <w:szCs w:val="16"/>
                   <w:u w:val="single" w:color="2E75B6"/>
                 </w:rPr>
-                <w:t xml:space="preserve">Addition of Sequential Capacities - Word Problems</w:t>
+                <w:t xml:space="preserve">Conditional probability and independence</w:t>
               </w:r>
             </w:hyperlink>
           </w:p>
@@ -24209,7 +24209,7 @@
                 <w:sz w:val="14"/>
                 <w:szCs w:val="14"/>
               </w:rPr>
-              <w:t xml:space="preserve">Source: CK-12</w:t>
+              <w:t xml:space="preserve">Source: Khan Academy (English - US curriculum)</w:t>
             </w:r>
           </w:p>
           <w:p>
@@ -24217,7 +24217,7 @@
               <w:spacing w:after="10" w:before="0"/>
               <w:ind w:left="120"/>
             </w:pPr>
-            <w:hyperlink w:history="1" r:id="rIdicbvcqew4l3vjmaw2hqkv">
+            <w:hyperlink w:history="1" r:id="rId0f55cphh_wqmkfaqybrax">
               <w:r>
                 <w:rPr>
                   <w:rFonts w:ascii="Arial" w:cs="Arial" w:eastAsia="Arial" w:hAnsi="Arial"/>
@@ -24262,7 +24262,7 @@
             <w:pPr>
               <w:spacing w:after="20" w:before="0"/>
             </w:pPr>
-            <w:hyperlink w:history="1" r:id="rIdpnqx76p3wygzzhjrbupw7">
+            <w:hyperlink w:history="1" r:id="rIddpuafwvotn2h6yifc_3oe">
               <w:r>
                 <w:rPr>
                   <w:rFonts w:ascii="Arial" w:cs="Arial" w:eastAsia="Arial" w:hAnsi="Arial"/>
@@ -24271,7 +24271,7 @@
                   <w:szCs w:val="16"/>
                   <w:u w:val="single" w:color="2E75B6"/>
                 </w:rPr>
-                <w:t xml:space="preserve">Theoretical and Experimental Probability (Flexbook)</w:t>
+                <w:t xml:space="preserve">Probability of Independent Events (Flexbook)</w:t>
               </w:r>
             </w:hyperlink>
           </w:p>
@@ -24295,7 +24295,7 @@
               <w:spacing w:after="10" w:before="0"/>
               <w:ind w:left="120"/>
             </w:pPr>
-            <w:hyperlink w:history="1" r:id="rIdg9qkxmqi4n7xt0p1uy22d">
+            <w:hyperlink w:history="1" r:id="rIdcuutnb6ljs4pdtrnbhfab">
               <w:r>
                 <w:rPr>
                   <w:rFonts w:ascii="Arial" w:cs="Arial" w:eastAsia="Arial" w:hAnsi="Arial"/>
@@ -24490,7 +24490,7 @@
             <w:pPr>
               <w:spacing w:after="20" w:before="0"/>
             </w:pPr>
-            <w:hyperlink w:history="1" r:id="rIdannb68nkbfsu5scousayo">
+            <w:hyperlink w:history="1" r:id="rIda1yokzgcoavnt9tn5zipm">
               <w:r>
                 <w:rPr>
                   <w:rFonts w:ascii="Arial" w:cs="Arial" w:eastAsia="Arial" w:hAnsi="Arial"/>
@@ -24499,7 +24499,7 @@
                   <w:szCs w:val="16"/>
                   <w:u w:val="single" w:color="2E75B6"/>
                 </w:rPr>
-                <w:t xml:space="preserve">Addition of Sequential Capacities - Word Problems</w:t>
+                <w:t xml:space="preserve">Conditional probability tree diagram example</w:t>
               </w:r>
             </w:hyperlink>
           </w:p>
@@ -24515,7 +24515,7 @@
                 <w:sz w:val="14"/>
                 <w:szCs w:val="14"/>
               </w:rPr>
-              <w:t xml:space="preserve">Source: CK-12</w:t>
+              <w:t xml:space="preserve">Source: Khan Academy (English - US curriculum)</w:t>
             </w:r>
           </w:p>
           <w:p>
@@ -24523,7 +24523,7 @@
               <w:spacing w:after="10" w:before="0"/>
               <w:ind w:left="120"/>
             </w:pPr>
-            <w:hyperlink w:history="1" r:id="rIdvzxn0fonpmll19kgkjrj0">
+            <w:hyperlink w:history="1" r:id="rId11cfdwvnechbzdi9nq-hz">
               <w:r>
                 <w:rPr>
                   <w:rFonts w:ascii="Arial" w:cs="Arial" w:eastAsia="Arial" w:hAnsi="Arial"/>
@@ -24561,14 +24561,14 @@
                 <w:sz w:val="16"/>
                 <w:szCs w:val="16"/>
               </w:rPr>
-              <w:t xml:space="preserve">📖 HTML:</w:t>
+              <w:t xml:space="preserve">📖 EXERCISE:</w:t>
             </w:r>
           </w:p>
           <w:p>
             <w:pPr>
               <w:spacing w:after="20" w:before="0"/>
             </w:pPr>
-            <w:hyperlink w:history="1" r:id="rIdgiwugb3epiu12cgvucap4">
+            <w:hyperlink w:history="1" r:id="rIdyc9ncm1n76q73nicsngje">
               <w:r>
                 <w:rPr>
                   <w:rFonts w:ascii="Arial" w:cs="Arial" w:eastAsia="Arial" w:hAnsi="Arial"/>
@@ -24577,7 +24577,7 @@
                   <w:szCs w:val="16"/>
                   <w:u w:val="single" w:color="2E75B6"/>
                 </w:rPr>
-                <w:t xml:space="preserve">Theoretical and Experimental Probability (Flexbook)</w:t>
+                <w:t xml:space="preserve">Probability of Independent Events Practice</w:t>
               </w:r>
             </w:hyperlink>
           </w:p>
@@ -24601,7 +24601,7 @@
               <w:spacing w:after="10" w:before="0"/>
               <w:ind w:left="120"/>
             </w:pPr>
-            <w:hyperlink w:history="1" r:id="rIdemwcy3fo1kbwdqigdady5">
+            <w:hyperlink w:history="1" r:id="rIduor8zwovb3nwszfmvlkop">
               <w:r>
                 <w:rPr>
                   <w:rFonts w:ascii="Arial" w:cs="Arial" w:eastAsia="Arial" w:hAnsi="Arial"/>
@@ -24796,7 +24796,7 @@
             <w:pPr>
               <w:spacing w:after="20" w:before="0"/>
             </w:pPr>
-            <w:hyperlink w:history="1" r:id="rIdcfqhqgkf1kb_qdr6goy3y">
+            <w:hyperlink w:history="1" r:id="rIdaqvjlsksr0ww45oawlth6">
               <w:r>
                 <w:rPr>
                   <w:rFonts w:ascii="Arial" w:cs="Arial" w:eastAsia="Arial" w:hAnsi="Arial"/>
@@ -24805,7 +24805,7 @@
                   <w:szCs w:val="16"/>
                   <w:u w:val="single" w:color="2E75B6"/>
                 </w:rPr>
-                <w:t xml:space="preserve">Addition of Sequential Capacities - Word Problems</w:t>
+                <w:t xml:space="preserve">Conditional probability tree diagram example</w:t>
               </w:r>
             </w:hyperlink>
           </w:p>
@@ -24821,7 +24821,7 @@
                 <w:sz w:val="14"/>
                 <w:szCs w:val="14"/>
               </w:rPr>
-              <w:t xml:space="preserve">Source: CK-12</w:t>
+              <w:t xml:space="preserve">Source: Khan Academy (English - US curriculum)</w:t>
             </w:r>
           </w:p>
           <w:p>
@@ -24829,7 +24829,7 @@
               <w:spacing w:after="10" w:before="0"/>
               <w:ind w:left="120"/>
             </w:pPr>
-            <w:hyperlink w:history="1" r:id="rId5mmklc6wpf-a2ur6u5qv2">
+            <w:hyperlink w:history="1" r:id="rIdrqt8tted9lnhnv3oglc3n">
               <w:r>
                 <w:rPr>
                   <w:rFonts w:ascii="Arial" w:cs="Arial" w:eastAsia="Arial" w:hAnsi="Arial"/>
@@ -24867,14 +24867,14 @@
                 <w:sz w:val="16"/>
                 <w:szCs w:val="16"/>
               </w:rPr>
-              <w:t xml:space="preserve">📖 HTML:</w:t>
+              <w:t xml:space="preserve">📖 EXERCISE:</w:t>
             </w:r>
           </w:p>
           <w:p>
             <w:pPr>
               <w:spacing w:after="20" w:before="0"/>
             </w:pPr>
-            <w:hyperlink w:history="1" r:id="rId18ib4w3adke9tykearedl">
+            <w:hyperlink w:history="1" r:id="rIdrqtkg4rodub0yvs8wchc3">
               <w:r>
                 <w:rPr>
                   <w:rFonts w:ascii="Arial" w:cs="Arial" w:eastAsia="Arial" w:hAnsi="Arial"/>
@@ -24883,7 +24883,7 @@
                   <w:szCs w:val="16"/>
                   <w:u w:val="single" w:color="2E75B6"/>
                 </w:rPr>
-                <w:t xml:space="preserve">Theoretical and Experimental Probability (Flexbook)</w:t>
+                <w:t xml:space="preserve">Calculate conditional probability</w:t>
               </w:r>
             </w:hyperlink>
           </w:p>
@@ -24899,7 +24899,7 @@
                 <w:sz w:val="14"/>
                 <w:szCs w:val="14"/>
               </w:rPr>
-              <w:t xml:space="preserve">Source: CK-12</w:t>
+              <w:t xml:space="preserve">Source: Khan Academy (English - US curriculum)</w:t>
             </w:r>
           </w:p>
           <w:p>
@@ -24907,7 +24907,7 @@
               <w:spacing w:after="10" w:before="0"/>
               <w:ind w:left="120"/>
             </w:pPr>
-            <w:hyperlink w:history="1" r:id="rIdsp5mk0nbg7qhhheqkjoaz">
+            <w:hyperlink w:history="1" r:id="rId5zxlkpi-shaitrxg6ynax">
               <w:r>
                 <w:rPr>
                   <w:rFonts w:ascii="Arial" w:cs="Arial" w:eastAsia="Arial" w:hAnsi="Arial"/>
@@ -26394,7 +26394,7 @@
             <w:pPr>
               <w:spacing w:after="20" w:before="0"/>
             </w:pPr>
-            <w:hyperlink w:history="1" r:id="rId_zz-_1gfy2xma1l0_whfr">
+            <w:hyperlink w:history="1" r:id="rId3vpr9ltyu9fboqmuwlxtb">
               <w:r>
                 <w:rPr>
                   <w:rFonts w:ascii="Arial" w:cs="Arial" w:eastAsia="Arial" w:hAnsi="Arial"/>
@@ -26403,7 +26403,7 @@
                   <w:szCs w:val="16"/>
                   <w:u w:val="single" w:color="2E75B6"/>
                 </w:rPr>
-                <w:t xml:space="preserve">Mutually Exclusive Events Principles</w:t>
+                <w:t xml:space="preserve">Theoretical probability distribution example: tables</w:t>
               </w:r>
             </w:hyperlink>
           </w:p>
@@ -26419,7 +26419,7 @@
                 <w:sz w:val="14"/>
                 <w:szCs w:val="14"/>
               </w:rPr>
-              <w:t xml:space="preserve">Source: CK-12</w:t>
+              <w:t xml:space="preserve">Source: Khan Academy (English - US curriculum)</w:t>
             </w:r>
           </w:p>
           <w:p>
@@ -26427,7 +26427,7 @@
               <w:spacing w:after="10" w:before="0"/>
               <w:ind w:left="120"/>
             </w:pPr>
-            <w:hyperlink w:history="1" r:id="rIdfboug8c9czqtc09vgjt5q">
+            <w:hyperlink w:history="1" r:id="rIdsyewhqxjrkfw8qvixb3jo">
               <w:r>
                 <w:rPr>
                   <w:rFonts w:ascii="Arial" w:cs="Arial" w:eastAsia="Arial" w:hAnsi="Arial"/>
@@ -26472,7 +26472,7 @@
             <w:pPr>
               <w:spacing w:after="20" w:before="0"/>
             </w:pPr>
-            <w:hyperlink w:history="1" r:id="rId2x9wobwrggogf1-kvy6mu">
+            <w:hyperlink w:history="1" r:id="rId9rznmamevxkx3lmig1so5">
               <w:r>
                 <w:rPr>
                   <w:rFonts w:ascii="Arial" w:cs="Arial" w:eastAsia="Arial" w:hAnsi="Arial"/>
@@ -26481,7 +26481,7 @@
                   <w:szCs w:val="16"/>
                   <w:u w:val="single" w:color="2E75B6"/>
                 </w:rPr>
-                <w:t xml:space="preserve">Theoretical and Experimental Probability (Flexbook)</w:t>
+                <w:t xml:space="preserve">Independent Events and Sample Spaces (Flexbook)</w:t>
               </w:r>
             </w:hyperlink>
           </w:p>
@@ -26505,7 +26505,7 @@
               <w:spacing w:after="10" w:before="0"/>
               <w:ind w:left="120"/>
             </w:pPr>
-            <w:hyperlink w:history="1" r:id="rIdg32bdr3jx_0df8jbn0phl">
+            <w:hyperlink w:history="1" r:id="rId8827fwykbmckarrobibrf">
               <w:r>
                 <w:rPr>
                   <w:rFonts w:ascii="Arial" w:cs="Arial" w:eastAsia="Arial" w:hAnsi="Arial"/>
@@ -26700,7 +26700,7 @@
             <w:pPr>
               <w:spacing w:after="20" w:before="0"/>
             </w:pPr>
-            <w:hyperlink w:history="1" r:id="rIdeh4c1sfyebtz8tloov8ju">
+            <w:hyperlink w:history="1" r:id="rIdoe3arxclncz6a_cm0keaz">
               <w:r>
                 <w:rPr>
                   <w:rFonts w:ascii="Arial" w:cs="Arial" w:eastAsia="Arial" w:hAnsi="Arial"/>
@@ -26709,7 +26709,7 @@
                   <w:szCs w:val="16"/>
                   <w:u w:val="single" w:color="2E75B6"/>
                 </w:rPr>
-                <w:t xml:space="preserve">Mutually Exclusive Events Principles</w:t>
+                <w:t xml:space="preserve">Independent Events and Sample Spaces Principles</w:t>
               </w:r>
             </w:hyperlink>
           </w:p>
@@ -26733,7 +26733,7 @@
               <w:spacing w:after="10" w:before="0"/>
               <w:ind w:left="120"/>
             </w:pPr>
-            <w:hyperlink w:history="1" r:id="rId5-kxbgbf3cslqowv00cvu">
+            <w:hyperlink w:history="1" r:id="rIdidqbjo3fmrefywamx405z">
               <w:r>
                 <w:rPr>
                   <w:rFonts w:ascii="Arial" w:cs="Arial" w:eastAsia="Arial" w:hAnsi="Arial"/>
@@ -26771,14 +26771,14 @@
                 <w:sz w:val="16"/>
                 <w:szCs w:val="16"/>
               </w:rPr>
-              <w:t xml:space="preserve">📖 HTML:</w:t>
+              <w:t xml:space="preserve">📖 EXERCISE:</w:t>
             </w:r>
           </w:p>
           <w:p>
             <w:pPr>
               <w:spacing w:after="20" w:before="0"/>
             </w:pPr>
-            <w:hyperlink w:history="1" r:id="rIda5145daz49tqu8x68tbv8">
+            <w:hyperlink w:history="1" r:id="rIdghjjw3kqvmkxbbpcvbquu">
               <w:r>
                 <w:rPr>
                   <w:rFonts w:ascii="Arial" w:cs="Arial" w:eastAsia="Arial" w:hAnsi="Arial"/>
@@ -26787,7 +26787,7 @@
                   <w:szCs w:val="16"/>
                   <w:u w:val="single" w:color="2E75B6"/>
                 </w:rPr>
-                <w:t xml:space="preserve">Theoretical and Experimental Probability (Flexbook)</w:t>
+                <w:t xml:space="preserve">Independent Events and Sample Spaces Practice</w:t>
               </w:r>
             </w:hyperlink>
           </w:p>
@@ -26811,7 +26811,7 @@
               <w:spacing w:after="10" w:before="0"/>
               <w:ind w:left="120"/>
             </w:pPr>
-            <w:hyperlink w:history="1" r:id="rIdzy_bpritye2aomt4rqg7a">
+            <w:hyperlink w:history="1" r:id="rIdzqqzoq6t_ipcfaql2mnr3">
               <w:r>
                 <w:rPr>
                   <w:rFonts w:ascii="Arial" w:cs="Arial" w:eastAsia="Arial" w:hAnsi="Arial"/>
@@ -27006,7 +27006,7 @@
             <w:pPr>
               <w:spacing w:after="20" w:before="0"/>
             </w:pPr>
-            <w:hyperlink w:history="1" r:id="rIde2qzbeqokkoh28mji7j-m">
+            <w:hyperlink w:history="1" r:id="rIddvdflsvoub4xdsfmi3yep">
               <w:r>
                 <w:rPr>
                   <w:rFonts w:ascii="Arial" w:cs="Arial" w:eastAsia="Arial" w:hAnsi="Arial"/>
@@ -27015,7 +27015,7 @@
                   <w:szCs w:val="16"/>
                   <w:u w:val="single" w:color="2E75B6"/>
                 </w:rPr>
-                <w:t xml:space="preserve">Mutually Exclusive Events Principles</w:t>
+                <w:t xml:space="preserve">Sample spaces for compound events</w:t>
               </w:r>
             </w:hyperlink>
           </w:p>
@@ -27031,7 +27031,7 @@
                 <w:sz w:val="14"/>
                 <w:szCs w:val="14"/>
               </w:rPr>
-              <w:t xml:space="preserve">Source: CK-12</w:t>
+              <w:t xml:space="preserve">Source: Khan Academy (English - US curriculum)</w:t>
             </w:r>
           </w:p>
           <w:p>
@@ -27039,7 +27039,7 @@
               <w:spacing w:after="10" w:before="0"/>
               <w:ind w:left="120"/>
             </w:pPr>
-            <w:hyperlink w:history="1" r:id="rIdi7k4bdkm7jmhu-ly_ksfm">
+            <w:hyperlink w:history="1" r:id="rIdbkajggbgogz6m7vo9px87">
               <w:r>
                 <w:rPr>
                   <w:rFonts w:ascii="Arial" w:cs="Arial" w:eastAsia="Arial" w:hAnsi="Arial"/>
@@ -27084,7 +27084,7 @@
             <w:pPr>
               <w:spacing w:after="20" w:before="0"/>
             </w:pPr>
-            <w:hyperlink w:history="1" r:id="rIdluuzlnqamti_tdsiazrpy">
+            <w:hyperlink w:history="1" r:id="rIdwivc04wq3_vzxmeot46w3">
               <w:r>
                 <w:rPr>
                   <w:rFonts w:ascii="Arial" w:cs="Arial" w:eastAsia="Arial" w:hAnsi="Arial"/>
@@ -27093,7 +27093,7 @@
                   <w:szCs w:val="16"/>
                   <w:u w:val="single" w:color="2E75B6"/>
                 </w:rPr>
-                <w:t xml:space="preserve">Theoretical and Experimental Probability (Flexbook)</w:t>
+                <w:t xml:space="preserve">Independent, Conditional, and Mutually Exclusive Events (Flexbook)</w:t>
               </w:r>
             </w:hyperlink>
           </w:p>
@@ -27117,7 +27117,7 @@
               <w:spacing w:after="10" w:before="0"/>
               <w:ind w:left="120"/>
             </w:pPr>
-            <w:hyperlink w:history="1" r:id="rId3t71hogvtsvxbfby-y_57">
+            <w:hyperlink w:history="1" r:id="rIdjnjede881qzn61de577fg">
               <w:r>
                 <w:rPr>
                   <w:rFonts w:ascii="Arial" w:cs="Arial" w:eastAsia="Arial" w:hAnsi="Arial"/>
@@ -27312,7 +27312,7 @@
             <w:pPr>
               <w:spacing w:after="20" w:before="0"/>
             </w:pPr>
-            <w:hyperlink w:history="1" r:id="rIdn_vu-giie34a9vcyuu-je">
+            <w:hyperlink w:history="1" r:id="rIdmlu0yscoffezemrh4kipt">
               <w:r>
                 <w:rPr>
                   <w:rFonts w:ascii="Arial" w:cs="Arial" w:eastAsia="Arial" w:hAnsi="Arial"/>
@@ -27321,7 +27321,7 @@
                   <w:szCs w:val="16"/>
                   <w:u w:val="single" w:color="2E75B6"/>
                 </w:rPr>
-                <w:t xml:space="preserve">Mutually Exclusive Events Principles</w:t>
+                <w:t xml:space="preserve">Compound probability of independent events -dubbed(KY)</w:t>
               </w:r>
             </w:hyperlink>
           </w:p>
@@ -27337,7 +27337,7 @@
                 <w:sz w:val="14"/>
                 <w:szCs w:val="14"/>
               </w:rPr>
-              <w:t xml:space="preserve">Source: CK-12</w:t>
+              <w:t xml:space="preserve">Source: Khan Academy (Kiswahili)</w:t>
             </w:r>
           </w:p>
           <w:p>
@@ -27345,7 +27345,7 @@
               <w:spacing w:after="10" w:before="0"/>
               <w:ind w:left="120"/>
             </w:pPr>
-            <w:hyperlink w:history="1" r:id="rIdsryobucsxg2ubf-fdstoi">
+            <w:hyperlink w:history="1" r:id="rId1zc8jrirq5bqplqe250zy">
               <w:r>
                 <w:rPr>
                   <w:rFonts w:ascii="Arial" w:cs="Arial" w:eastAsia="Arial" w:hAnsi="Arial"/>
@@ -27390,7 +27390,7 @@
             <w:pPr>
               <w:spacing w:after="20" w:before="0"/>
             </w:pPr>
-            <w:hyperlink w:history="1" r:id="rIdye9bo3vyjjvo7qyflolhd">
+            <w:hyperlink w:history="1" r:id="rId6o0nalfda2pcevb8a_0an">
               <w:r>
                 <w:rPr>
                   <w:rFonts w:ascii="Arial" w:cs="Arial" w:eastAsia="Arial" w:hAnsi="Arial"/>
@@ -27399,7 +27399,7 @@
                   <w:szCs w:val="16"/>
                   <w:u w:val="single" w:color="2E75B6"/>
                 </w:rPr>
-                <w:t xml:space="preserve">Theoretical and Experimental Probability (Flexbook)</w:t>
+                <w:t xml:space="preserve">Probability of Independent Events (Flexbook)</w:t>
               </w:r>
             </w:hyperlink>
           </w:p>
@@ -27423,7 +27423,7 @@
               <w:spacing w:after="10" w:before="0"/>
               <w:ind w:left="120"/>
             </w:pPr>
-            <w:hyperlink w:history="1" r:id="rIdw52cikp9hl0jnseaec9vp">
+            <w:hyperlink w:history="1" r:id="rIdlvhtanchz9opywh4kf-ly">
               <w:r>
                 <w:rPr>
                   <w:rFonts w:ascii="Arial" w:cs="Arial" w:eastAsia="Arial" w:hAnsi="Arial"/>
@@ -27618,7 +27618,7 @@
             <w:pPr>
               <w:spacing w:after="20" w:before="0"/>
             </w:pPr>
-            <w:hyperlink w:history="1" r:id="rIdzd7q9xc26aqcxze5jg4nz">
+            <w:hyperlink w:history="1" r:id="rIdk7p0j3fiv_dx_bee1dvbq">
               <w:r>
                 <w:rPr>
                   <w:rFonts w:ascii="Arial" w:cs="Arial" w:eastAsia="Arial" w:hAnsi="Arial"/>
@@ -27627,7 +27627,7 @@
                   <w:szCs w:val="16"/>
                   <w:u w:val="single" w:color="2E75B6"/>
                 </w:rPr>
-                <w:t xml:space="preserve">Mutually Exclusive Events Principles</w:t>
+                <w:t xml:space="preserve">Conditional probability tree diagram example</w:t>
               </w:r>
             </w:hyperlink>
           </w:p>
@@ -27643,7 +27643,7 @@
                 <w:sz w:val="14"/>
                 <w:szCs w:val="14"/>
               </w:rPr>
-              <w:t xml:space="preserve">Source: CK-12</w:t>
+              <w:t xml:space="preserve">Source: Khan Academy (English - US curriculum)</w:t>
             </w:r>
           </w:p>
           <w:p>
@@ -27651,7 +27651,7 @@
               <w:spacing w:after="10" w:before="0"/>
               <w:ind w:left="120"/>
             </w:pPr>
-            <w:hyperlink w:history="1" r:id="rIdkduywestwr2ek-s1ztbgo">
+            <w:hyperlink w:history="1" r:id="rIdhza0hv-67g29tspr5_hsv">
               <w:r>
                 <w:rPr>
                   <w:rFonts w:ascii="Arial" w:cs="Arial" w:eastAsia="Arial" w:hAnsi="Arial"/>
@@ -27689,14 +27689,14 @@
                 <w:sz w:val="16"/>
                 <w:szCs w:val="16"/>
               </w:rPr>
-              <w:t xml:space="preserve">📖 HTML:</w:t>
+              <w:t xml:space="preserve">📖 EXERCISE:</w:t>
             </w:r>
           </w:p>
           <w:p>
             <w:pPr>
               <w:spacing w:after="20" w:before="0"/>
             </w:pPr>
-            <w:hyperlink w:history="1" r:id="rIdkybucjs1pqgrboc9c-log">
+            <w:hyperlink w:history="1" r:id="rIdw2wblenvll_f7fkjffalc">
               <w:r>
                 <w:rPr>
                   <w:rFonts w:ascii="Arial" w:cs="Arial" w:eastAsia="Arial" w:hAnsi="Arial"/>
@@ -27705,7 +27705,7 @@
                   <w:szCs w:val="16"/>
                   <w:u w:val="single" w:color="2E75B6"/>
                 </w:rPr>
-                <w:t xml:space="preserve">Theoretical and Experimental Probability (Flexbook)</w:t>
+                <w:t xml:space="preserve">Probability of Independent Events Practice</w:t>
               </w:r>
             </w:hyperlink>
           </w:p>
@@ -27729,7 +27729,7 @@
               <w:spacing w:after="10" w:before="0"/>
               <w:ind w:left="120"/>
             </w:pPr>
-            <w:hyperlink w:history="1" r:id="rIdrmxm3jfpooejz-fmmzsg_">
+            <w:hyperlink w:history="1" r:id="rIdg4djcdqh0wgt0s1sexvxw">
               <w:r>
                 <w:rPr>
                   <w:rFonts w:ascii="Arial" w:cs="Arial" w:eastAsia="Arial" w:hAnsi="Arial"/>

--- a/data/outputs/v2/Maths/SS4.2_Probability_I/Mathematics_Probability_I_CBE_LessonSequence.docx
+++ b/data/outputs/v2/Maths/SS4.2_Probability_I/Mathematics_Probability_I_CBE_LessonSequence.docx
@@ -42,6 +42,177 @@
     </w:p>
     <w:p>
       <w:pPr>
+        <w:spacing w:after="80" w:before="120"/>
+      </w:pPr>
+      <w:r>
+        <w:rPr>
+          <w:rFonts w:ascii="Arial" w:cs="Arial" w:eastAsia="Arial" w:hAnsi="Arial"/>
+          <w:b/>
+          <w:bCs/>
+          <w:color w:val="1F3864"/>
+          <w:sz w:val="20"/>
+          <w:szCs w:val="20"/>
+        </w:rPr>
+        <w:t xml:space="preserve">ATTRIBUTION AND LICENSING</w:t>
+      </w:r>
+    </w:p>
+    <w:p>
+      <w:pPr>
+        <w:spacing w:after="60" w:before="0"/>
+      </w:pPr>
+      <w:r>
+        <w:rPr>
+          <w:rFonts w:ascii="Arial" w:cs="Arial" w:eastAsia="Arial" w:hAnsi="Arial"/>
+          <w:b/>
+          <w:bCs/>
+          <w:sz w:val="17"/>
+          <w:szCs w:val="17"/>
+        </w:rPr>
+        <w:t xml:space="preserve">Curriculum Alignment: </w:t>
+      </w:r>
+      <w:r>
+        <w:rPr>
+          <w:rFonts w:ascii="Arial" w:cs="Arial" w:eastAsia="Arial" w:hAnsi="Arial"/>
+          <w:sz w:val="17"/>
+          <w:szCs w:val="17"/>
+        </w:rPr>
+        <w:t xml:space="preserve">Structured in pedagogical alignment with the competence-based curriculum format and learning outcomes established by the Kenya Institute of Curriculum Development (KICD). This material is independently developed and is not officially endorsed or published by KICD.</w:t>
+      </w:r>
+    </w:p>
+    <w:p>
+      <w:pPr>
+        <w:spacing w:after="60" w:before="0"/>
+      </w:pPr>
+      <w:r>
+        <w:rPr>
+          <w:rFonts w:ascii="Arial" w:cs="Arial" w:eastAsia="Arial" w:hAnsi="Arial"/>
+          <w:b/>
+          <w:bCs/>
+          <w:sz w:val="17"/>
+          <w:szCs w:val="17"/>
+        </w:rPr>
+        <w:t xml:space="preserve">Content &amp; Pedagogy: </w:t>
+      </w:r>
+      <w:r>
+        <w:rPr>
+          <w:rFonts w:ascii="Arial" w:cs="Arial" w:eastAsia="Arial" w:hAnsi="Arial"/>
+          <w:sz w:val="17"/>
+          <w:szCs w:val="17"/>
+        </w:rPr>
+        <w:t xml:space="preserve">Developed and adapted by the educator team at SeaVuria (registered 501(c)(3) in the United States and registered NGO in Kenya, No. 872-850A-BF11), who designed the pedagogical framework, lesson templates and exemplar lessons on which this material is based.</w:t>
+      </w:r>
+    </w:p>
+    <w:p>
+      <w:pPr>
+        <w:spacing w:after="60" w:before="0"/>
+      </w:pPr>
+      <w:r>
+        <w:rPr>
+          <w:rFonts w:ascii="Arial" w:cs="Arial" w:eastAsia="Arial" w:hAnsi="Arial"/>
+          <w:b/>
+          <w:bCs/>
+          <w:sz w:val="17"/>
+          <w:szCs w:val="17"/>
+        </w:rPr>
+        <w:t xml:space="preserve">Production &amp; Layout: </w:t>
+      </w:r>
+      <w:r>
+        <w:rPr>
+          <w:rFonts w:ascii="Arial" w:cs="Arial" w:eastAsia="Arial" w:hAnsi="Arial"/>
+          <w:sz w:val="17"/>
+          <w:szCs w:val="17"/>
+        </w:rPr>
+        <w:t xml:space="preserve">Educational design and curriculum sequencing by SeaVuria. Technical layout, structural formatting, and digital optimization/implementation executed in partnership with ARES Education (registered 501(c)(3) in the United States and Canada (as Afretech Aid) and registered NGO in Kenya), with lesson drafting and compilation assisted by AI (Claude, Anthropic).</w:t>
+      </w:r>
+    </w:p>
+    <w:p>
+      <w:pPr>
+        <w:pBdr>
+          <w:bottom w:val="single" w:color="1F3864" w:sz="6" w:space="6"/>
+        </w:pBdr>
+        <w:spacing w:after="60" w:before="0"/>
+      </w:pPr>
+      <w:r>
+        <w:rPr>
+          <w:rFonts w:ascii="Arial" w:cs="Arial" w:eastAsia="Arial" w:hAnsi="Arial"/>
+          <w:b/>
+          <w:bCs/>
+          <w:sz w:val="17"/>
+          <w:szCs w:val="17"/>
+        </w:rPr>
+        <w:t xml:space="preserve">Licensing &amp; Copyright: </w:t>
+      </w:r>
+      <w:r>
+        <w:rPr>
+          <w:rFonts w:ascii="Arial" w:cs="Arial" w:eastAsia="Arial" w:hAnsi="Arial"/>
+          <w:sz w:val="17"/>
+          <w:szCs w:val="17"/>
+        </w:rPr>
+        <w:t xml:space="preserve">© 2026 SeaVuria and ARES. This work is licensed under a </w:t>
+      </w:r>
+      <w:hyperlink w:history="1" r:id="rId_r_2frhtfabsr3fn-_gmw">
+        <w:r>
+          <w:rPr>
+            <w:rFonts w:ascii="Arial" w:cs="Arial" w:eastAsia="Arial" w:hAnsi="Arial"/>
+            <w:color w:val="1F6B75"/>
+            <w:sz w:val="17"/>
+            <w:szCs w:val="17"/>
+            <w:u w:val="single" w:color="1F6B75"/>
+          </w:rPr>
+          <w:t xml:space="preserve">Creative Commons Attribution-NonCommercial 4.0 International License</w:t>
+        </w:r>
+      </w:hyperlink>
+      <w:r>
+        <w:rPr>
+          <w:rFonts w:ascii="Arial" w:cs="Arial" w:eastAsia="Arial" w:hAnsi="Arial"/>
+          <w:sz w:val="17"/>
+          <w:szCs w:val="17"/>
+        </w:rPr>
+        <w:t xml:space="preserve"> (</w:t>
+      </w:r>
+      <w:hyperlink w:history="1" r:id="rId0yi7xmcx4pd06chhkvm7c">
+        <w:r>
+          <w:rPr>
+            <w:rFonts w:ascii="Arial" w:cs="Arial" w:eastAsia="Arial" w:hAnsi="Arial"/>
+            <w:color w:val="1F6B75"/>
+            <w:sz w:val="17"/>
+            <w:szCs w:val="17"/>
+            <w:u w:val="single" w:color="1F6B75"/>
+          </w:rPr>
+          <w:t xml:space="preserve">CC BY-NC 4.0</w:t>
+        </w:r>
+      </w:hyperlink>
+      <w:r>
+        <w:rPr>
+          <w:rFonts w:ascii="Arial" w:cs="Arial" w:eastAsia="Arial" w:hAnsi="Arial"/>
+          <w:sz w:val="17"/>
+          <w:szCs w:val="17"/>
+        </w:rPr>
+        <w:t xml:space="preserve">). To view a copy of this license, visit </w:t>
+      </w:r>
+      <w:hyperlink w:history="1" r:id="rIdbl-k9ytn3i0t_hye8wrjb">
+        <w:r>
+          <w:rPr>
+            <w:rFonts w:ascii="Arial" w:cs="Arial" w:eastAsia="Arial" w:hAnsi="Arial"/>
+            <w:color w:val="1F6B75"/>
+            <w:sz w:val="17"/>
+            <w:szCs w:val="17"/>
+            <w:u w:val="single" w:color="1F6B75"/>
+          </w:rPr>
+          <w:t xml:space="preserve">https://creativecommons.org/licenses/by-nc/4.0/</w:t>
+        </w:r>
+      </w:hyperlink>
+      <w:r>
+        <w:rPr>
+          <w:rFonts w:ascii="Arial" w:cs="Arial" w:eastAsia="Arial" w:hAnsi="Arial"/>
+          <w:sz w:val="17"/>
+          <w:szCs w:val="17"/>
+        </w:rPr>
+        <w:t xml:space="preserve">. You are free to copy, redistribute, and adapt this material in any medium or format, provided appropriate credit is given and the material is not used for commercial purposes. KICD learning outcomes and curriculum designations reproduced here for alignment purposes remain the property of KICD and are not covered by this license. Linked external resources (e.g. CK-12, Khan Academy, PhET) are subject to their own licenses.</w:t>
+      </w:r>
+    </w:p>
+    <w:p>
+      <w:pPr>
         <w:spacing w:after="120"/>
       </w:pPr>
       <w:r>
@@ -3362,7 +3533,7 @@
             <w:pPr>
               <w:spacing w:after="20" w:before="0"/>
             </w:pPr>
-            <w:hyperlink w:history="1" r:id="rId8v1hdzi5kd9ebvm5b23wg">
+            <w:hyperlink w:history="1" r:id="rId6hx2eroxj74zzizlsych-">
               <w:r>
                 <w:rPr>
                   <w:rFonts w:ascii="Arial" w:cs="Arial" w:eastAsia="Arial" w:hAnsi="Arial"/>
@@ -3395,7 +3566,7 @@
               <w:spacing w:after="10" w:before="0"/>
               <w:ind w:left="120"/>
             </w:pPr>
-            <w:hyperlink w:history="1" r:id="rIdn5hpdcos0dexrvwpbwji7">
+            <w:hyperlink w:history="1" r:id="rIddshpmaq7h9wfukcgctebc">
               <w:r>
                 <w:rPr>
                   <w:rFonts w:ascii="Arial" w:cs="Arial" w:eastAsia="Arial" w:hAnsi="Arial"/>
@@ -3440,7 +3611,7 @@
             <w:pPr>
               <w:spacing w:after="20" w:before="0"/>
             </w:pPr>
-            <w:hyperlink w:history="1" r:id="rIdmrxe_kz0pqbhfvg9swpin">
+            <w:hyperlink w:history="1" r:id="rIdorfrqdmr55bfr3otbwvkv">
               <w:r>
                 <w:rPr>
                   <w:rFonts w:ascii="Arial" w:cs="Arial" w:eastAsia="Arial" w:hAnsi="Arial"/>
@@ -3473,7 +3644,7 @@
               <w:spacing w:after="10" w:before="0"/>
               <w:ind w:left="120"/>
             </w:pPr>
-            <w:hyperlink w:history="1" r:id="rIdg_-j6fd2avjgxh8nc7hp6">
+            <w:hyperlink w:history="1" r:id="rIdecphzheitxhx9skreqqsc">
               <w:r>
                 <w:rPr>
                   <w:rFonts w:ascii="Arial" w:cs="Arial" w:eastAsia="Arial" w:hAnsi="Arial"/>
@@ -3763,7 +3934,7 @@
             <w:pPr>
               <w:spacing w:after="20" w:before="0"/>
             </w:pPr>
-            <w:hyperlink w:history="1" r:id="rIdmywegg2wk_av-ksdb0qgn">
+            <w:hyperlink w:history="1" r:id="rIdrgzxikepvjvvyhgbhiv9t">
               <w:r>
                 <w:rPr>
                   <w:rFonts w:ascii="Arial" w:cs="Arial" w:eastAsia="Arial" w:hAnsi="Arial"/>
@@ -3796,7 +3967,7 @@
               <w:spacing w:after="10" w:before="0"/>
               <w:ind w:left="120"/>
             </w:pPr>
-            <w:hyperlink w:history="1" r:id="rIdjs-f-z9ookqsdujusx8ru">
+            <w:hyperlink w:history="1" r:id="rIdkldn1b17wtwwwjn3r6fdo">
               <w:r>
                 <w:rPr>
                   <w:rFonts w:ascii="Arial" w:cs="Arial" w:eastAsia="Arial" w:hAnsi="Arial"/>
@@ -3841,7 +4012,7 @@
             <w:pPr>
               <w:spacing w:after="20" w:before="0"/>
             </w:pPr>
-            <w:hyperlink w:history="1" r:id="rIdd-bmy7gqao3wqyvi6orlz">
+            <w:hyperlink w:history="1" r:id="rIdq506fgxk2rqxi7mh8s9ya">
               <w:r>
                 <w:rPr>
                   <w:rFonts w:ascii="Arial" w:cs="Arial" w:eastAsia="Arial" w:hAnsi="Arial"/>
@@ -3874,7 +4045,7 @@
               <w:spacing w:after="10" w:before="0"/>
               <w:ind w:left="120"/>
             </w:pPr>
-            <w:hyperlink w:history="1" r:id="rIduu63godtszzrcjphtyr3j">
+            <w:hyperlink w:history="1" r:id="rId-kv-dwsf15ms7b9alnhaq">
               <w:r>
                 <w:rPr>
                   <w:rFonts w:ascii="Arial" w:cs="Arial" w:eastAsia="Arial" w:hAnsi="Arial"/>
@@ -4183,7 +4354,7 @@
             <w:pPr>
               <w:spacing w:after="20" w:before="0"/>
             </w:pPr>
-            <w:hyperlink w:history="1" r:id="rIdtgk-hdbm0of8nqxtvzaqq">
+            <w:hyperlink w:history="1" r:id="rId5cxwrf2lqjriz8gzvygnf">
               <w:r>
                 <w:rPr>
                   <w:rFonts w:ascii="Arial" w:cs="Arial" w:eastAsia="Arial" w:hAnsi="Arial"/>
@@ -4216,7 +4387,7 @@
               <w:spacing w:after="10" w:before="0"/>
               <w:ind w:left="120"/>
             </w:pPr>
-            <w:hyperlink w:history="1" r:id="rIdkx4nud_01bslcu7xngyx9">
+            <w:hyperlink w:history="1" r:id="rId7wk5xzlvehgfhlfyy3gmu">
               <w:r>
                 <w:rPr>
                   <w:rFonts w:ascii="Arial" w:cs="Arial" w:eastAsia="Arial" w:hAnsi="Arial"/>
@@ -4261,7 +4432,7 @@
             <w:pPr>
               <w:spacing w:after="20" w:before="0"/>
             </w:pPr>
-            <w:hyperlink w:history="1" r:id="rIdo0_5mhs19jeessx-c0xoh">
+            <w:hyperlink w:history="1" r:id="rIdglbwwnn4coyvscudzhet_">
               <w:r>
                 <w:rPr>
                   <w:rFonts w:ascii="Arial" w:cs="Arial" w:eastAsia="Arial" w:hAnsi="Arial"/>
@@ -4294,7 +4465,7 @@
               <w:spacing w:after="10" w:before="0"/>
               <w:ind w:left="120"/>
             </w:pPr>
-            <w:hyperlink w:history="1" r:id="rIdvewc7965d3fqhgmcvtjrn">
+            <w:hyperlink w:history="1" r:id="rIdhivfyvtkiq2jwfiiy3wcv">
               <w:r>
                 <w:rPr>
                   <w:rFonts w:ascii="Arial" w:cs="Arial" w:eastAsia="Arial" w:hAnsi="Arial"/>
@@ -4565,7 +4736,7 @@
             <w:pPr>
               <w:spacing w:after="20" w:before="0"/>
             </w:pPr>
-            <w:hyperlink w:history="1" r:id="rId6kkt7h2mh_voumgkvspt8">
+            <w:hyperlink w:history="1" r:id="rIdhhk8tcwokmvwrwgozxke7">
               <w:r>
                 <w:rPr>
                   <w:rFonts w:ascii="Arial" w:cs="Arial" w:eastAsia="Arial" w:hAnsi="Arial"/>
@@ -4598,7 +4769,7 @@
               <w:spacing w:after="10" w:before="0"/>
               <w:ind w:left="120"/>
             </w:pPr>
-            <w:hyperlink w:history="1" r:id="rIdu4mxwtkwqomeqxdx30yaj">
+            <w:hyperlink w:history="1" r:id="rId8jhoiaeezdtsgwvhm76bx">
               <w:r>
                 <w:rPr>
                   <w:rFonts w:ascii="Arial" w:cs="Arial" w:eastAsia="Arial" w:hAnsi="Arial"/>
@@ -4643,7 +4814,7 @@
             <w:pPr>
               <w:spacing w:after="20" w:before="0"/>
             </w:pPr>
-            <w:hyperlink w:history="1" r:id="rIdbcjya05kxkbs2-8bikchr">
+            <w:hyperlink w:history="1" r:id="rId1qomd1_mri_alttm_q4z-">
               <w:r>
                 <w:rPr>
                   <w:rFonts w:ascii="Arial" w:cs="Arial" w:eastAsia="Arial" w:hAnsi="Arial"/>
@@ -4676,7 +4847,7 @@
               <w:spacing w:after="10" w:before="0"/>
               <w:ind w:left="120"/>
             </w:pPr>
-            <w:hyperlink w:history="1" r:id="rId-4anm_10y-ml0oooghf3d">
+            <w:hyperlink w:history="1" r:id="rIdhxtavliabile_i0rlbzp3">
               <w:r>
                 <w:rPr>
                   <w:rFonts w:ascii="Arial" w:cs="Arial" w:eastAsia="Arial" w:hAnsi="Arial"/>
@@ -4947,7 +5118,7 @@
             <w:pPr>
               <w:spacing w:after="20" w:before="0"/>
             </w:pPr>
-            <w:hyperlink w:history="1" r:id="rId2zjj3e5biegffm-suouqk">
+            <w:hyperlink w:history="1" r:id="rIdi0bbub7dmykw9xzpys2bi">
               <w:r>
                 <w:rPr>
                   <w:rFonts w:ascii="Arial" w:cs="Arial" w:eastAsia="Arial" w:hAnsi="Arial"/>
@@ -4980,7 +5151,7 @@
               <w:spacing w:after="10" w:before="0"/>
               <w:ind w:left="120"/>
             </w:pPr>
-            <w:hyperlink w:history="1" r:id="rIdfil3koodazayejywogtgq">
+            <w:hyperlink w:history="1" r:id="rIdeu-doaacif9-mfsvwkwwc">
               <w:r>
                 <w:rPr>
                   <w:rFonts w:ascii="Arial" w:cs="Arial" w:eastAsia="Arial" w:hAnsi="Arial"/>
@@ -5025,7 +5196,7 @@
             <w:pPr>
               <w:spacing w:after="20" w:before="0"/>
             </w:pPr>
-            <w:hyperlink w:history="1" r:id="rIdwrcycro_lgklb0zmh0254">
+            <w:hyperlink w:history="1" r:id="rIdyvrfazs5vzwkgxdd1rxyx">
               <w:r>
                 <w:rPr>
                   <w:rFonts w:ascii="Arial" w:cs="Arial" w:eastAsia="Arial" w:hAnsi="Arial"/>
@@ -5058,7 +5229,7 @@
               <w:spacing w:after="10" w:before="0"/>
               <w:ind w:left="120"/>
             </w:pPr>
-            <w:hyperlink w:history="1" r:id="rIddr--ymrgqpsce29wton1n">
+            <w:hyperlink w:history="1" r:id="rIdclnl07r6dzecuawhv0nk-">
               <w:r>
                 <w:rPr>
                   <w:rFonts w:ascii="Arial" w:cs="Arial" w:eastAsia="Arial" w:hAnsi="Arial"/>
@@ -5649,6 +5820,65 @@
         </w:tc>
       </w:tr>
     </w:tbl>
+    <w:p>
+      <w:pPr>
+        <w:pBdr>
+          <w:top w:val="single" w:color="BBBBBB" w:sz="4" w:space="4"/>
+        </w:pBdr>
+        <w:spacing w:after="0" w:before="160"/>
+      </w:pPr>
+      <w:r>
+        <w:rPr>
+          <w:rFonts w:ascii="Arial" w:cs="Arial" w:eastAsia="Arial" w:hAnsi="Arial"/>
+          <w:color w:val="666666"/>
+          <w:sz w:val="14"/>
+          <w:szCs w:val="14"/>
+        </w:rPr>
+        <w:t xml:space="preserve">© 2026 SeaVuria and ARES. Aligned with KICD objectives. Developed by SeaVuria; technical implementation by ARES (with AI assistance from Claude). Licensed under </w:t>
+      </w:r>
+      <w:hyperlink w:history="1" r:id="rIdtvpwfmo_bd9zkz1jsiv2k">
+        <w:r>
+          <w:rPr>
+            <w:rFonts w:ascii="Arial" w:cs="Arial" w:eastAsia="Arial" w:hAnsi="Arial"/>
+            <w:color w:val="1F6B75"/>
+            <w:sz w:val="14"/>
+            <w:szCs w:val="14"/>
+            <w:u w:val="single" w:color="1F6B75"/>
+          </w:rPr>
+          <w:t xml:space="preserve">CC BY-NC 4.0</w:t>
+        </w:r>
+      </w:hyperlink>
+      <w:r>
+        <w:rPr>
+          <w:rFonts w:ascii="Arial" w:cs="Arial" w:eastAsia="Arial" w:hAnsi="Arial"/>
+          <w:color w:val="666666"/>
+          <w:sz w:val="14"/>
+          <w:szCs w:val="14"/>
+        </w:rPr>
+        <w:t xml:space="preserve"> (</w:t>
+      </w:r>
+      <w:hyperlink w:history="1" r:id="rIdiiqjcl3s-bdjxktdy-uxe">
+        <w:r>
+          <w:rPr>
+            <w:rFonts w:ascii="Arial" w:cs="Arial" w:eastAsia="Arial" w:hAnsi="Arial"/>
+            <w:color w:val="1F6B75"/>
+            <w:sz w:val="14"/>
+            <w:szCs w:val="14"/>
+            <w:u w:val="single" w:color="1F6B75"/>
+          </w:rPr>
+          <w:t xml:space="preserve">https://creativecommons.org/licenses/by-nc/4.0/</w:t>
+        </w:r>
+      </w:hyperlink>
+      <w:r>
+        <w:rPr>
+          <w:rFonts w:ascii="Arial" w:cs="Arial" w:eastAsia="Arial" w:hAnsi="Arial"/>
+          <w:color w:val="666666"/>
+          <w:sz w:val="14"/>
+          <w:szCs w:val="14"/>
+        </w:rPr>
+        <w:t xml:space="preserve">).</w:t>
+      </w:r>
+    </w:p>
     <w:p>
       <w:r>
         <w:br w:type="page"/>
@@ -6640,7 +6870,7 @@
             <w:pPr>
               <w:spacing w:after="20" w:before="0"/>
             </w:pPr>
-            <w:hyperlink w:history="1" r:id="rIdbgqdh1ukyyiqw1-4nr9ib">
+            <w:hyperlink w:history="1" r:id="rIdacdgwzxvh50coevzjp_qk">
               <w:r>
                 <w:rPr>
                   <w:rFonts w:ascii="Arial" w:cs="Arial" w:eastAsia="Arial" w:hAnsi="Arial"/>
@@ -6673,7 +6903,7 @@
               <w:spacing w:after="10" w:before="0"/>
               <w:ind w:left="120"/>
             </w:pPr>
-            <w:hyperlink w:history="1" r:id="rId8z_y9r0kfminxns2qff9n">
+            <w:hyperlink w:history="1" r:id="rIdrhkztyxaknzsvuhlvbk3v">
               <w:r>
                 <w:rPr>
                   <w:rFonts w:ascii="Arial" w:cs="Arial" w:eastAsia="Arial" w:hAnsi="Arial"/>
@@ -6718,7 +6948,7 @@
             <w:pPr>
               <w:spacing w:after="20" w:before="0"/>
             </w:pPr>
-            <w:hyperlink w:history="1" r:id="rIdkmhqc64qvqyc-xtd7recn">
+            <w:hyperlink w:history="1" r:id="rIdkjyktfl9axjej0stgguzi">
               <w:r>
                 <w:rPr>
                   <w:rFonts w:ascii="Arial" w:cs="Arial" w:eastAsia="Arial" w:hAnsi="Arial"/>
@@ -6751,7 +6981,7 @@
               <w:spacing w:after="10" w:before="0"/>
               <w:ind w:left="120"/>
             </w:pPr>
-            <w:hyperlink w:history="1" r:id="rIdspexmabhz1plzcrnd7wac">
+            <w:hyperlink w:history="1" r:id="rId_sxpctfgreg8cxwphp_rz">
               <w:r>
                 <w:rPr>
                   <w:rFonts w:ascii="Arial" w:cs="Arial" w:eastAsia="Arial" w:hAnsi="Arial"/>
@@ -6946,7 +7176,7 @@
             <w:pPr>
               <w:spacing w:after="20" w:before="0"/>
             </w:pPr>
-            <w:hyperlink w:history="1" r:id="rId_2piyrk4zhof7hl8mb9gs">
+            <w:hyperlink w:history="1" r:id="rIddlnbv9jlabsurtgzgfsp6">
               <w:r>
                 <w:rPr>
                   <w:rFonts w:ascii="Arial" w:cs="Arial" w:eastAsia="Arial" w:hAnsi="Arial"/>
@@ -6979,7 +7209,7 @@
               <w:spacing w:after="10" w:before="0"/>
               <w:ind w:left="120"/>
             </w:pPr>
-            <w:hyperlink w:history="1" r:id="rIduwj0ot2z6vruhemxvcysx">
+            <w:hyperlink w:history="1" r:id="rId00v9wb-bjqvs1nkytglgf">
               <w:r>
                 <w:rPr>
                   <w:rFonts w:ascii="Arial" w:cs="Arial" w:eastAsia="Arial" w:hAnsi="Arial"/>
@@ -7024,7 +7254,7 @@
             <w:pPr>
               <w:spacing w:after="20" w:before="0"/>
             </w:pPr>
-            <w:hyperlink w:history="1" r:id="rId_te-z6nzpdbcxmfvrgaun">
+            <w:hyperlink w:history="1" r:id="rIdngdl-gpdmkuhnrx12xg81">
               <w:r>
                 <w:rPr>
                   <w:rFonts w:ascii="Arial" w:cs="Arial" w:eastAsia="Arial" w:hAnsi="Arial"/>
@@ -7057,7 +7287,7 @@
               <w:spacing w:after="10" w:before="0"/>
               <w:ind w:left="120"/>
             </w:pPr>
-            <w:hyperlink w:history="1" r:id="rIdgnxa0xbov03j2ycpq80qe">
+            <w:hyperlink w:history="1" r:id="rIduvzy9ugrrevait73kyqh6">
               <w:r>
                 <w:rPr>
                   <w:rFonts w:ascii="Arial" w:cs="Arial" w:eastAsia="Arial" w:hAnsi="Arial"/>
@@ -7252,7 +7482,7 @@
             <w:pPr>
               <w:spacing w:after="20" w:before="0"/>
             </w:pPr>
-            <w:hyperlink w:history="1" r:id="rIdv3f8ahxktgk-c7hoxnqrw">
+            <w:hyperlink w:history="1" r:id="rIdppsg7ma8xsb-7nbpabu19">
               <w:r>
                 <w:rPr>
                   <w:rFonts w:ascii="Arial" w:cs="Arial" w:eastAsia="Arial" w:hAnsi="Arial"/>
@@ -7285,7 +7515,7 @@
               <w:spacing w:after="10" w:before="0"/>
               <w:ind w:left="120"/>
             </w:pPr>
-            <w:hyperlink w:history="1" r:id="rId5jelyzyg7pwggpbtoalq8">
+            <w:hyperlink w:history="1" r:id="rId6l5rrg9u9ceuajngd6jcm">
               <w:r>
                 <w:rPr>
                   <w:rFonts w:ascii="Arial" w:cs="Arial" w:eastAsia="Arial" w:hAnsi="Arial"/>
@@ -7330,7 +7560,7 @@
             <w:pPr>
               <w:spacing w:after="20" w:before="0"/>
             </w:pPr>
-            <w:hyperlink w:history="1" r:id="rIdpoirwgz4kg3y8docnh2wr">
+            <w:hyperlink w:history="1" r:id="rId20hhcu7_1gef7a_ffjeab">
               <w:r>
                 <w:rPr>
                   <w:rFonts w:ascii="Arial" w:cs="Arial" w:eastAsia="Arial" w:hAnsi="Arial"/>
@@ -7363,7 +7593,7 @@
               <w:spacing w:after="10" w:before="0"/>
               <w:ind w:left="120"/>
             </w:pPr>
-            <w:hyperlink w:history="1" r:id="rId-tervtnvrdbuaajfxm1fz">
+            <w:hyperlink w:history="1" r:id="rIdggy0ee8a4oeuamombylnc">
               <w:r>
                 <w:rPr>
                   <w:rFonts w:ascii="Arial" w:cs="Arial" w:eastAsia="Arial" w:hAnsi="Arial"/>
@@ -7558,7 +7788,7 @@
             <w:pPr>
               <w:spacing w:after="20" w:before="0"/>
             </w:pPr>
-            <w:hyperlink w:history="1" r:id="rIdaxjlgcahsww6ciitn9o6h">
+            <w:hyperlink w:history="1" r:id="rIdylylcdwpplxvv18lzi6er">
               <w:r>
                 <w:rPr>
                   <w:rFonts w:ascii="Arial" w:cs="Arial" w:eastAsia="Arial" w:hAnsi="Arial"/>
@@ -7591,7 +7821,7 @@
               <w:spacing w:after="10" w:before="0"/>
               <w:ind w:left="120"/>
             </w:pPr>
-            <w:hyperlink w:history="1" r:id="rId7b3myr_gp20ojs0p_eqzv">
+            <w:hyperlink w:history="1" r:id="rIduwte1h1-ukmhzdbleopxy">
               <w:r>
                 <w:rPr>
                   <w:rFonts w:ascii="Arial" w:cs="Arial" w:eastAsia="Arial" w:hAnsi="Arial"/>
@@ -7636,7 +7866,7 @@
             <w:pPr>
               <w:spacing w:after="20" w:before="0"/>
             </w:pPr>
-            <w:hyperlink w:history="1" r:id="rIdoecccsircubokft1mml2p">
+            <w:hyperlink w:history="1" r:id="rIdspfjrrcgivugbtgj_eij_">
               <w:r>
                 <w:rPr>
                   <w:rFonts w:ascii="Arial" w:cs="Arial" w:eastAsia="Arial" w:hAnsi="Arial"/>
@@ -7669,7 +7899,7 @@
               <w:spacing w:after="10" w:before="0"/>
               <w:ind w:left="120"/>
             </w:pPr>
-            <w:hyperlink w:history="1" r:id="rIdxfmf7gmni9gp5j9fghwe-">
+            <w:hyperlink w:history="1" r:id="rId8eljnpuibxmairjhjdnhg">
               <w:r>
                 <w:rPr>
                   <w:rFonts w:ascii="Arial" w:cs="Arial" w:eastAsia="Arial" w:hAnsi="Arial"/>
@@ -7864,7 +8094,7 @@
             <w:pPr>
               <w:spacing w:after="20" w:before="0"/>
             </w:pPr>
-            <w:hyperlink w:history="1" r:id="rIdc5440ufexlb0kl6bjvmsy">
+            <w:hyperlink w:history="1" r:id="rIdyws2xtfdn4ylfdma3qqfn">
               <w:r>
                 <w:rPr>
                   <w:rFonts w:ascii="Arial" w:cs="Arial" w:eastAsia="Arial" w:hAnsi="Arial"/>
@@ -7897,7 +8127,7 @@
               <w:spacing w:after="10" w:before="0"/>
               <w:ind w:left="120"/>
             </w:pPr>
-            <w:hyperlink w:history="1" r:id="rIdxhhijmjkykviinxibchus">
+            <w:hyperlink w:history="1" r:id="rId8rjk7okqfxplipwdosv_w">
               <w:r>
                 <w:rPr>
                   <w:rFonts w:ascii="Arial" w:cs="Arial" w:eastAsia="Arial" w:hAnsi="Arial"/>
@@ -7942,7 +8172,7 @@
             <w:pPr>
               <w:spacing w:after="20" w:before="0"/>
             </w:pPr>
-            <w:hyperlink w:history="1" r:id="rIdolafwedaq_t1mmyqg04xa">
+            <w:hyperlink w:history="1" r:id="rIdta00prwak5-w_nvuq4xka">
               <w:r>
                 <w:rPr>
                   <w:rFonts w:ascii="Arial" w:cs="Arial" w:eastAsia="Arial" w:hAnsi="Arial"/>
@@ -7975,7 +8205,7 @@
               <w:spacing w:after="10" w:before="0"/>
               <w:ind w:left="120"/>
             </w:pPr>
-            <w:hyperlink w:history="1" r:id="rIdxvurncdecjkkajkm-fdxg">
+            <w:hyperlink w:history="1" r:id="rIdzd35sgyuojcnlyckwhlh4">
               <w:r>
                 <w:rPr>
                   <w:rFonts w:ascii="Arial" w:cs="Arial" w:eastAsia="Arial" w:hAnsi="Arial"/>
@@ -8471,6 +8701,65 @@
         </w:tc>
       </w:tr>
     </w:tbl>
+    <w:p>
+      <w:pPr>
+        <w:pBdr>
+          <w:top w:val="single" w:color="BBBBBB" w:sz="4" w:space="4"/>
+        </w:pBdr>
+        <w:spacing w:after="0" w:before="160"/>
+      </w:pPr>
+      <w:r>
+        <w:rPr>
+          <w:rFonts w:ascii="Arial" w:cs="Arial" w:eastAsia="Arial" w:hAnsi="Arial"/>
+          <w:color w:val="666666"/>
+          <w:sz w:val="14"/>
+          <w:szCs w:val="14"/>
+        </w:rPr>
+        <w:t xml:space="preserve">© 2026 SeaVuria and ARES. Aligned with KICD objectives. Developed by SeaVuria; technical implementation by ARES (with AI assistance from Claude). Licensed under </w:t>
+      </w:r>
+      <w:hyperlink w:history="1" r:id="rIdlwxg9bplcqdyjn67wwsjb">
+        <w:r>
+          <w:rPr>
+            <w:rFonts w:ascii="Arial" w:cs="Arial" w:eastAsia="Arial" w:hAnsi="Arial"/>
+            <w:color w:val="1F6B75"/>
+            <w:sz w:val="14"/>
+            <w:szCs w:val="14"/>
+            <w:u w:val="single" w:color="1F6B75"/>
+          </w:rPr>
+          <w:t xml:space="preserve">CC BY-NC 4.0</w:t>
+        </w:r>
+      </w:hyperlink>
+      <w:r>
+        <w:rPr>
+          <w:rFonts w:ascii="Arial" w:cs="Arial" w:eastAsia="Arial" w:hAnsi="Arial"/>
+          <w:color w:val="666666"/>
+          <w:sz w:val="14"/>
+          <w:szCs w:val="14"/>
+        </w:rPr>
+        <w:t xml:space="preserve"> (</w:t>
+      </w:r>
+      <w:hyperlink w:history="1" r:id="rIdk4c6_vagkgpv25fyses0r">
+        <w:r>
+          <w:rPr>
+            <w:rFonts w:ascii="Arial" w:cs="Arial" w:eastAsia="Arial" w:hAnsi="Arial"/>
+            <w:color w:val="1F6B75"/>
+            <w:sz w:val="14"/>
+            <w:szCs w:val="14"/>
+            <w:u w:val="single" w:color="1F6B75"/>
+          </w:rPr>
+          <w:t xml:space="preserve">https://creativecommons.org/licenses/by-nc/4.0/</w:t>
+        </w:r>
+      </w:hyperlink>
+      <w:r>
+        <w:rPr>
+          <w:rFonts w:ascii="Arial" w:cs="Arial" w:eastAsia="Arial" w:hAnsi="Arial"/>
+          <w:color w:val="666666"/>
+          <w:sz w:val="14"/>
+          <w:szCs w:val="14"/>
+        </w:rPr>
+        <w:t xml:space="preserve">).</w:t>
+      </w:r>
+    </w:p>
     <w:p>
       <w:r>
         <w:br w:type="page"/>
@@ -9462,7 +9751,7 @@
             <w:pPr>
               <w:spacing w:after="20" w:before="0"/>
             </w:pPr>
-            <w:hyperlink w:history="1" r:id="rIdkknglze8vqiai6bmvszyx">
+            <w:hyperlink w:history="1" r:id="rIdsvt5f_d42yaloju3aqhqv">
               <w:r>
                 <w:rPr>
                   <w:rFonts w:ascii="Arial" w:cs="Arial" w:eastAsia="Arial" w:hAnsi="Arial"/>
@@ -9495,7 +9784,7 @@
               <w:spacing w:after="10" w:before="0"/>
               <w:ind w:left="120"/>
             </w:pPr>
-            <w:hyperlink w:history="1" r:id="rIdok0fd5pezvsgcbahnbrn4">
+            <w:hyperlink w:history="1" r:id="rIdpzpkeywogaoq55pln-nxr">
               <w:r>
                 <w:rPr>
                   <w:rFonts w:ascii="Arial" w:cs="Arial" w:eastAsia="Arial" w:hAnsi="Arial"/>
@@ -9540,7 +9829,7 @@
             <w:pPr>
               <w:spacing w:after="20" w:before="0"/>
             </w:pPr>
-            <w:hyperlink w:history="1" r:id="rIdpd0bf5t2xof_6fqeq2n53">
+            <w:hyperlink w:history="1" r:id="rIdq2kkui2foh7uddlsrzg9x">
               <w:r>
                 <w:rPr>
                   <w:rFonts w:ascii="Arial" w:cs="Arial" w:eastAsia="Arial" w:hAnsi="Arial"/>
@@ -9573,7 +9862,7 @@
               <w:spacing w:after="10" w:before="0"/>
               <w:ind w:left="120"/>
             </w:pPr>
-            <w:hyperlink w:history="1" r:id="rIds9ccrfvc-z5if-upsbhba">
+            <w:hyperlink w:history="1" r:id="rId3-69rgo88cbd82g0lprfk">
               <w:r>
                 <w:rPr>
                   <w:rFonts w:ascii="Arial" w:cs="Arial" w:eastAsia="Arial" w:hAnsi="Arial"/>
@@ -9768,7 +10057,7 @@
             <w:pPr>
               <w:spacing w:after="20" w:before="0"/>
             </w:pPr>
-            <w:hyperlink w:history="1" r:id="rId66krvcg9exiitxpvovxdl">
+            <w:hyperlink w:history="1" r:id="rId7g9bsotahlac234ukgrm-">
               <w:r>
                 <w:rPr>
                   <w:rFonts w:ascii="Arial" w:cs="Arial" w:eastAsia="Arial" w:hAnsi="Arial"/>
@@ -9801,7 +10090,7 @@
               <w:spacing w:after="10" w:before="0"/>
               <w:ind w:left="120"/>
             </w:pPr>
-            <w:hyperlink w:history="1" r:id="rIdabgsn586vlebwzfxx-ifq">
+            <w:hyperlink w:history="1" r:id="rId_t09fgnj9ostkbnrm7_dm">
               <w:r>
                 <w:rPr>
                   <w:rFonts w:ascii="Arial" w:cs="Arial" w:eastAsia="Arial" w:hAnsi="Arial"/>
@@ -9846,7 +10135,7 @@
             <w:pPr>
               <w:spacing w:after="20" w:before="0"/>
             </w:pPr>
-            <w:hyperlink w:history="1" r:id="rIdsqqjzoadk1daj55whtom0">
+            <w:hyperlink w:history="1" r:id="rIdr-ujgdoczm6znbog5susr">
               <w:r>
                 <w:rPr>
                   <w:rFonts w:ascii="Arial" w:cs="Arial" w:eastAsia="Arial" w:hAnsi="Arial"/>
@@ -9879,7 +10168,7 @@
               <w:spacing w:after="10" w:before="0"/>
               <w:ind w:left="120"/>
             </w:pPr>
-            <w:hyperlink w:history="1" r:id="rIdrtvkohb1bycx6xk7sv-_v">
+            <w:hyperlink w:history="1" r:id="rId9rs5phyvn17rzuk-denf4">
               <w:r>
                 <w:rPr>
                   <w:rFonts w:ascii="Arial" w:cs="Arial" w:eastAsia="Arial" w:hAnsi="Arial"/>
@@ -10074,7 +10363,7 @@
             <w:pPr>
               <w:spacing w:after="20" w:before="0"/>
             </w:pPr>
-            <w:hyperlink w:history="1" r:id="rIdwakuj7gadgexgapcybs_0">
+            <w:hyperlink w:history="1" r:id="rIdacf0kq2x4odqg2lzgletw">
               <w:r>
                 <w:rPr>
                   <w:rFonts w:ascii="Arial" w:cs="Arial" w:eastAsia="Arial" w:hAnsi="Arial"/>
@@ -10107,7 +10396,7 @@
               <w:spacing w:after="10" w:before="0"/>
               <w:ind w:left="120"/>
             </w:pPr>
-            <w:hyperlink w:history="1" r:id="rIdvacnzqvssupfoy6vvieua">
+            <w:hyperlink w:history="1" r:id="rIdwxkn8sikzv_vxqhuzbg7r">
               <w:r>
                 <w:rPr>
                   <w:rFonts w:ascii="Arial" w:cs="Arial" w:eastAsia="Arial" w:hAnsi="Arial"/>
@@ -10152,7 +10441,7 @@
             <w:pPr>
               <w:spacing w:after="20" w:before="0"/>
             </w:pPr>
-            <w:hyperlink w:history="1" r:id="rIdym9foc0xewel9scwdechm">
+            <w:hyperlink w:history="1" r:id="rIdbyk9oof3augvm8qt1hwwe">
               <w:r>
                 <w:rPr>
                   <w:rFonts w:ascii="Arial" w:cs="Arial" w:eastAsia="Arial" w:hAnsi="Arial"/>
@@ -10185,7 +10474,7 @@
               <w:spacing w:after="10" w:before="0"/>
               <w:ind w:left="120"/>
             </w:pPr>
-            <w:hyperlink w:history="1" r:id="rIdvymodalz2126ovwk8wamo">
+            <w:hyperlink w:history="1" r:id="rIdwkyxpeko0ibkfj5ggcszn">
               <w:r>
                 <w:rPr>
                   <w:rFonts w:ascii="Arial" w:cs="Arial" w:eastAsia="Arial" w:hAnsi="Arial"/>
@@ -10380,7 +10669,7 @@
             <w:pPr>
               <w:spacing w:after="20" w:before="0"/>
             </w:pPr>
-            <w:hyperlink w:history="1" r:id="rIdpxohvyipi2bsyu76toopn">
+            <w:hyperlink w:history="1" r:id="rId0ckvoosyvoyib3iwwbi3h">
               <w:r>
                 <w:rPr>
                   <w:rFonts w:ascii="Arial" w:cs="Arial" w:eastAsia="Arial" w:hAnsi="Arial"/>
@@ -10413,7 +10702,7 @@
               <w:spacing w:after="10" w:before="0"/>
               <w:ind w:left="120"/>
             </w:pPr>
-            <w:hyperlink w:history="1" r:id="rIdhdveuzfm8fgdeu0xfy6b3">
+            <w:hyperlink w:history="1" r:id="rIdsrw-qtmq5wc85nooid18y">
               <w:r>
                 <w:rPr>
                   <w:rFonts w:ascii="Arial" w:cs="Arial" w:eastAsia="Arial" w:hAnsi="Arial"/>
@@ -10458,7 +10747,7 @@
             <w:pPr>
               <w:spacing w:after="20" w:before="0"/>
             </w:pPr>
-            <w:hyperlink w:history="1" r:id="rIdgtunsswlvaafi08d1fybg">
+            <w:hyperlink w:history="1" r:id="rIdr-f1dklyassg24gwyt0rc">
               <w:r>
                 <w:rPr>
                   <w:rFonts w:ascii="Arial" w:cs="Arial" w:eastAsia="Arial" w:hAnsi="Arial"/>
@@ -10491,7 +10780,7 @@
               <w:spacing w:after="10" w:before="0"/>
               <w:ind w:left="120"/>
             </w:pPr>
-            <w:hyperlink w:history="1" r:id="rId74t2l8w69pbgfw3_ncud1">
+            <w:hyperlink w:history="1" r:id="rIdahcwh08f-jxbxbxvcsgef">
               <w:r>
                 <w:rPr>
                   <w:rFonts w:ascii="Arial" w:cs="Arial" w:eastAsia="Arial" w:hAnsi="Arial"/>
@@ -10686,7 +10975,7 @@
             <w:pPr>
               <w:spacing w:after="20" w:before="0"/>
             </w:pPr>
-            <w:hyperlink w:history="1" r:id="rIdoifahdkzwpqhwov4h1qmf">
+            <w:hyperlink w:history="1" r:id="rIdjxr52feyu3m_alakgud8g">
               <w:r>
                 <w:rPr>
                   <w:rFonts w:ascii="Arial" w:cs="Arial" w:eastAsia="Arial" w:hAnsi="Arial"/>
@@ -10719,7 +11008,7 @@
               <w:spacing w:after="10" w:before="0"/>
               <w:ind w:left="120"/>
             </w:pPr>
-            <w:hyperlink w:history="1" r:id="rId--8gxpiu69qvnztfbkzhh">
+            <w:hyperlink w:history="1" r:id="rIdo6aan-840agw8e0kbztwd">
               <w:r>
                 <w:rPr>
                   <w:rFonts w:ascii="Arial" w:cs="Arial" w:eastAsia="Arial" w:hAnsi="Arial"/>
@@ -10764,7 +11053,7 @@
             <w:pPr>
               <w:spacing w:after="20" w:before="0"/>
             </w:pPr>
-            <w:hyperlink w:history="1" r:id="rId-zlvkvgee25vd1bhjbxh2">
+            <w:hyperlink w:history="1" r:id="rId1tlngcadjlwh0sv3qg_zy">
               <w:r>
                 <w:rPr>
                   <w:rFonts w:ascii="Arial" w:cs="Arial" w:eastAsia="Arial" w:hAnsi="Arial"/>
@@ -10797,7 +11086,7 @@
               <w:spacing w:after="10" w:before="0"/>
               <w:ind w:left="120"/>
             </w:pPr>
-            <w:hyperlink w:history="1" r:id="rIdmsjvxxvcrw_jg8lq-micn">
+            <w:hyperlink w:history="1" r:id="rId8cj_ezq0oxhakvsmtza03">
               <w:r>
                 <w:rPr>
                   <w:rFonts w:ascii="Arial" w:cs="Arial" w:eastAsia="Arial" w:hAnsi="Arial"/>
@@ -11293,6 +11582,65 @@
         </w:tc>
       </w:tr>
     </w:tbl>
+    <w:p>
+      <w:pPr>
+        <w:pBdr>
+          <w:top w:val="single" w:color="BBBBBB" w:sz="4" w:space="4"/>
+        </w:pBdr>
+        <w:spacing w:after="0" w:before="160"/>
+      </w:pPr>
+      <w:r>
+        <w:rPr>
+          <w:rFonts w:ascii="Arial" w:cs="Arial" w:eastAsia="Arial" w:hAnsi="Arial"/>
+          <w:color w:val="666666"/>
+          <w:sz w:val="14"/>
+          <w:szCs w:val="14"/>
+        </w:rPr>
+        <w:t xml:space="preserve">© 2026 SeaVuria and ARES. Aligned with KICD objectives. Developed by SeaVuria; technical implementation by ARES (with AI assistance from Claude). Licensed under </w:t>
+      </w:r>
+      <w:hyperlink w:history="1" r:id="rIdufjmduii9w_b5cghgj7pn">
+        <w:r>
+          <w:rPr>
+            <w:rFonts w:ascii="Arial" w:cs="Arial" w:eastAsia="Arial" w:hAnsi="Arial"/>
+            <w:color w:val="1F6B75"/>
+            <w:sz w:val="14"/>
+            <w:szCs w:val="14"/>
+            <w:u w:val="single" w:color="1F6B75"/>
+          </w:rPr>
+          <w:t xml:space="preserve">CC BY-NC 4.0</w:t>
+        </w:r>
+      </w:hyperlink>
+      <w:r>
+        <w:rPr>
+          <w:rFonts w:ascii="Arial" w:cs="Arial" w:eastAsia="Arial" w:hAnsi="Arial"/>
+          <w:color w:val="666666"/>
+          <w:sz w:val="14"/>
+          <w:szCs w:val="14"/>
+        </w:rPr>
+        <w:t xml:space="preserve"> (</w:t>
+      </w:r>
+      <w:hyperlink w:history="1" r:id="rIdw-67n5r439ufckc7-b1hj">
+        <w:r>
+          <w:rPr>
+            <w:rFonts w:ascii="Arial" w:cs="Arial" w:eastAsia="Arial" w:hAnsi="Arial"/>
+            <w:color w:val="1F6B75"/>
+            <w:sz w:val="14"/>
+            <w:szCs w:val="14"/>
+            <w:u w:val="single" w:color="1F6B75"/>
+          </w:rPr>
+          <w:t xml:space="preserve">https://creativecommons.org/licenses/by-nc/4.0/</w:t>
+        </w:r>
+      </w:hyperlink>
+      <w:r>
+        <w:rPr>
+          <w:rFonts w:ascii="Arial" w:cs="Arial" w:eastAsia="Arial" w:hAnsi="Arial"/>
+          <w:color w:val="666666"/>
+          <w:sz w:val="14"/>
+          <w:szCs w:val="14"/>
+        </w:rPr>
+        <w:t xml:space="preserve">).</w:t>
+      </w:r>
+    </w:p>
     <w:p>
       <w:r>
         <w:br w:type="page"/>
@@ -12284,7 +12632,7 @@
             <w:pPr>
               <w:spacing w:after="20" w:before="0"/>
             </w:pPr>
-            <w:hyperlink w:history="1" r:id="rIdewz_if4bs6qyatuf09crb">
+            <w:hyperlink w:history="1" r:id="rIdhm9kc5tvtxdr88hpegbgp">
               <w:r>
                 <w:rPr>
                   <w:rFonts w:ascii="Arial" w:cs="Arial" w:eastAsia="Arial" w:hAnsi="Arial"/>
@@ -12317,7 +12665,7 @@
               <w:spacing w:after="10" w:before="0"/>
               <w:ind w:left="120"/>
             </w:pPr>
-            <w:hyperlink w:history="1" r:id="rIdy7sxmfnm-f4-zripbytmy">
+            <w:hyperlink w:history="1" r:id="rId1b0fvwbsjahsdjwlwva2k">
               <w:r>
                 <w:rPr>
                   <w:rFonts w:ascii="Arial" w:cs="Arial" w:eastAsia="Arial" w:hAnsi="Arial"/>
@@ -12362,7 +12710,7 @@
             <w:pPr>
               <w:spacing w:after="20" w:before="0"/>
             </w:pPr>
-            <w:hyperlink w:history="1" r:id="rIdqlpiysbheew6eljx19zl4">
+            <w:hyperlink w:history="1" r:id="rId2h1ltk6ny5rbxuq0tp7m0">
               <w:r>
                 <w:rPr>
                   <w:rFonts w:ascii="Arial" w:cs="Arial" w:eastAsia="Arial" w:hAnsi="Arial"/>
@@ -12395,7 +12743,7 @@
               <w:spacing w:after="10" w:before="0"/>
               <w:ind w:left="120"/>
             </w:pPr>
-            <w:hyperlink w:history="1" r:id="rIdd4aa9rqy-6mwn4iw2lsm0">
+            <w:hyperlink w:history="1" r:id="rIdl6rcj4wpabfwu8xntpt-w">
               <w:r>
                 <w:rPr>
                   <w:rFonts w:ascii="Arial" w:cs="Arial" w:eastAsia="Arial" w:hAnsi="Arial"/>
@@ -12590,7 +12938,7 @@
             <w:pPr>
               <w:spacing w:after="20" w:before="0"/>
             </w:pPr>
-            <w:hyperlink w:history="1" r:id="rIdokwvjdywymbxrslaaih6a">
+            <w:hyperlink w:history="1" r:id="rIdgixsxn7uwmni-wofhajyk">
               <w:r>
                 <w:rPr>
                   <w:rFonts w:ascii="Arial" w:cs="Arial" w:eastAsia="Arial" w:hAnsi="Arial"/>
@@ -12623,7 +12971,7 @@
               <w:spacing w:after="10" w:before="0"/>
               <w:ind w:left="120"/>
             </w:pPr>
-            <w:hyperlink w:history="1" r:id="rIdmu9h8y9i2e3ry9xozj-w-">
+            <w:hyperlink w:history="1" r:id="rIdz8twbw90kzj_ndqtis_ws">
               <w:r>
                 <w:rPr>
                   <w:rFonts w:ascii="Arial" w:cs="Arial" w:eastAsia="Arial" w:hAnsi="Arial"/>
@@ -12668,7 +13016,7 @@
             <w:pPr>
               <w:spacing w:after="20" w:before="0"/>
             </w:pPr>
-            <w:hyperlink w:history="1" r:id="rIdnkyqfhnofskxmnetv2_7k">
+            <w:hyperlink w:history="1" r:id="rIdfg0qzgtwofsxhlynbdvfv">
               <w:r>
                 <w:rPr>
                   <w:rFonts w:ascii="Arial" w:cs="Arial" w:eastAsia="Arial" w:hAnsi="Arial"/>
@@ -12701,7 +13049,7 @@
               <w:spacing w:after="10" w:before="0"/>
               <w:ind w:left="120"/>
             </w:pPr>
-            <w:hyperlink w:history="1" r:id="rIdwafgxibdpc8ryfnypijpw">
+            <w:hyperlink w:history="1" r:id="rIdxcqltayjq2jy7wwobaf0g">
               <w:r>
                 <w:rPr>
                   <w:rFonts w:ascii="Arial" w:cs="Arial" w:eastAsia="Arial" w:hAnsi="Arial"/>
@@ -12896,7 +13244,7 @@
             <w:pPr>
               <w:spacing w:after="20" w:before="0"/>
             </w:pPr>
-            <w:hyperlink w:history="1" r:id="rIdiaugsh_g58maeniv7tesz">
+            <w:hyperlink w:history="1" r:id="rId_6l7oil0jszvqljsmn4f8">
               <w:r>
                 <w:rPr>
                   <w:rFonts w:ascii="Arial" w:cs="Arial" w:eastAsia="Arial" w:hAnsi="Arial"/>
@@ -12929,7 +13277,7 @@
               <w:spacing w:after="10" w:before="0"/>
               <w:ind w:left="120"/>
             </w:pPr>
-            <w:hyperlink w:history="1" r:id="rIdfv2o_mdjd32ysw2pn2-01">
+            <w:hyperlink w:history="1" r:id="rIdpvfgeldqx54v38nsk4lht">
               <w:r>
                 <w:rPr>
                   <w:rFonts w:ascii="Arial" w:cs="Arial" w:eastAsia="Arial" w:hAnsi="Arial"/>
@@ -12974,7 +13322,7 @@
             <w:pPr>
               <w:spacing w:after="20" w:before="0"/>
             </w:pPr>
-            <w:hyperlink w:history="1" r:id="rIdscrjbfzcomrxeanhwrrdk">
+            <w:hyperlink w:history="1" r:id="rIdppx2lvm-f6bjjpkurz6e7">
               <w:r>
                 <w:rPr>
                   <w:rFonts w:ascii="Arial" w:cs="Arial" w:eastAsia="Arial" w:hAnsi="Arial"/>
@@ -13007,7 +13355,7 @@
               <w:spacing w:after="10" w:before="0"/>
               <w:ind w:left="120"/>
             </w:pPr>
-            <w:hyperlink w:history="1" r:id="rIdswxdcqanbjl0ufdhk5nxc">
+            <w:hyperlink w:history="1" r:id="rIda5uip6eighpsravj5rkt_">
               <w:r>
                 <w:rPr>
                   <w:rFonts w:ascii="Arial" w:cs="Arial" w:eastAsia="Arial" w:hAnsi="Arial"/>
@@ -13202,7 +13550,7 @@
             <w:pPr>
               <w:spacing w:after="20" w:before="0"/>
             </w:pPr>
-            <w:hyperlink w:history="1" r:id="rIdkbkwpv25jkkcqqcooqooy">
+            <w:hyperlink w:history="1" r:id="rId0ylk6i37vgtovn73ozc64">
               <w:r>
                 <w:rPr>
                   <w:rFonts w:ascii="Arial" w:cs="Arial" w:eastAsia="Arial" w:hAnsi="Arial"/>
@@ -13235,7 +13583,7 @@
               <w:spacing w:after="10" w:before="0"/>
               <w:ind w:left="120"/>
             </w:pPr>
-            <w:hyperlink w:history="1" r:id="rId8nqyxljwvdcac1_goyl70">
+            <w:hyperlink w:history="1" r:id="rIddsu9zxguigyoxh-09eoxe">
               <w:r>
                 <w:rPr>
                   <w:rFonts w:ascii="Arial" w:cs="Arial" w:eastAsia="Arial" w:hAnsi="Arial"/>
@@ -13280,7 +13628,7 @@
             <w:pPr>
               <w:spacing w:after="20" w:before="0"/>
             </w:pPr>
-            <w:hyperlink w:history="1" r:id="rIdg7mv1xbfajmbnvyjpessh">
+            <w:hyperlink w:history="1" r:id="rIdpemk9p_jmrc4i771ao5g_">
               <w:r>
                 <w:rPr>
                   <w:rFonts w:ascii="Arial" w:cs="Arial" w:eastAsia="Arial" w:hAnsi="Arial"/>
@@ -13313,7 +13661,7 @@
               <w:spacing w:after="10" w:before="0"/>
               <w:ind w:left="120"/>
             </w:pPr>
-            <w:hyperlink w:history="1" r:id="rIdgsei5f_zkks_cadr2ieze">
+            <w:hyperlink w:history="1" r:id="rIdh6tdx7ffrzz_ksnw6n49h">
               <w:r>
                 <w:rPr>
                   <w:rFonts w:ascii="Arial" w:cs="Arial" w:eastAsia="Arial" w:hAnsi="Arial"/>
@@ -13508,7 +13856,7 @@
             <w:pPr>
               <w:spacing w:after="20" w:before="0"/>
             </w:pPr>
-            <w:hyperlink w:history="1" r:id="rIds6vp0ay_cs8cx2ewvr5y8">
+            <w:hyperlink w:history="1" r:id="rIdvbetqctjs8nxdebx9vzck">
               <w:r>
                 <w:rPr>
                   <w:rFonts w:ascii="Arial" w:cs="Arial" w:eastAsia="Arial" w:hAnsi="Arial"/>
@@ -13541,7 +13889,7 @@
               <w:spacing w:after="10" w:before="0"/>
               <w:ind w:left="120"/>
             </w:pPr>
-            <w:hyperlink w:history="1" r:id="rId2bm_jzaplsqgbog0_5k44">
+            <w:hyperlink w:history="1" r:id="rIdswikadhv4j8udpzqjl3yg">
               <w:r>
                 <w:rPr>
                   <w:rFonts w:ascii="Arial" w:cs="Arial" w:eastAsia="Arial" w:hAnsi="Arial"/>
@@ -13586,7 +13934,7 @@
             <w:pPr>
               <w:spacing w:after="20" w:before="0"/>
             </w:pPr>
-            <w:hyperlink w:history="1" r:id="rIdm9b8brya9fcyhczodg20l">
+            <w:hyperlink w:history="1" r:id="rIdu3r2508r78-vtomxezfqa">
               <w:r>
                 <w:rPr>
                   <w:rFonts w:ascii="Arial" w:cs="Arial" w:eastAsia="Arial" w:hAnsi="Arial"/>
@@ -13619,7 +13967,7 @@
               <w:spacing w:after="10" w:before="0"/>
               <w:ind w:left="120"/>
             </w:pPr>
-            <w:hyperlink w:history="1" r:id="rIdwfr8agxaj9khub9inpft4">
+            <w:hyperlink w:history="1" r:id="rIdn0qrh1enptwegm--6zyoj">
               <w:r>
                 <w:rPr>
                   <w:rFonts w:ascii="Arial" w:cs="Arial" w:eastAsia="Arial" w:hAnsi="Arial"/>
@@ -14115,6 +14463,65 @@
         </w:tc>
       </w:tr>
     </w:tbl>
+    <w:p>
+      <w:pPr>
+        <w:pBdr>
+          <w:top w:val="single" w:color="BBBBBB" w:sz="4" w:space="4"/>
+        </w:pBdr>
+        <w:spacing w:after="0" w:before="160"/>
+      </w:pPr>
+      <w:r>
+        <w:rPr>
+          <w:rFonts w:ascii="Arial" w:cs="Arial" w:eastAsia="Arial" w:hAnsi="Arial"/>
+          <w:color w:val="666666"/>
+          <w:sz w:val="14"/>
+          <w:szCs w:val="14"/>
+        </w:rPr>
+        <w:t xml:space="preserve">© 2026 SeaVuria and ARES. Aligned with KICD objectives. Developed by SeaVuria; technical implementation by ARES (with AI assistance from Claude). Licensed under </w:t>
+      </w:r>
+      <w:hyperlink w:history="1" r:id="rIdwxyqqhu2xzjesckkl2hah">
+        <w:r>
+          <w:rPr>
+            <w:rFonts w:ascii="Arial" w:cs="Arial" w:eastAsia="Arial" w:hAnsi="Arial"/>
+            <w:color w:val="1F6B75"/>
+            <w:sz w:val="14"/>
+            <w:szCs w:val="14"/>
+            <w:u w:val="single" w:color="1F6B75"/>
+          </w:rPr>
+          <w:t xml:space="preserve">CC BY-NC 4.0</w:t>
+        </w:r>
+      </w:hyperlink>
+      <w:r>
+        <w:rPr>
+          <w:rFonts w:ascii="Arial" w:cs="Arial" w:eastAsia="Arial" w:hAnsi="Arial"/>
+          <w:color w:val="666666"/>
+          <w:sz w:val="14"/>
+          <w:szCs w:val="14"/>
+        </w:rPr>
+        <w:t xml:space="preserve"> (</w:t>
+      </w:r>
+      <w:hyperlink w:history="1" r:id="rIdvqeft7ooqbbokon1ujdk7">
+        <w:r>
+          <w:rPr>
+            <w:rFonts w:ascii="Arial" w:cs="Arial" w:eastAsia="Arial" w:hAnsi="Arial"/>
+            <w:color w:val="1F6B75"/>
+            <w:sz w:val="14"/>
+            <w:szCs w:val="14"/>
+            <w:u w:val="single" w:color="1F6B75"/>
+          </w:rPr>
+          <w:t xml:space="preserve">https://creativecommons.org/licenses/by-nc/4.0/</w:t>
+        </w:r>
+      </w:hyperlink>
+      <w:r>
+        <w:rPr>
+          <w:rFonts w:ascii="Arial" w:cs="Arial" w:eastAsia="Arial" w:hAnsi="Arial"/>
+          <w:color w:val="666666"/>
+          <w:sz w:val="14"/>
+          <w:szCs w:val="14"/>
+        </w:rPr>
+        <w:t xml:space="preserve">).</w:t>
+      </w:r>
+    </w:p>
     <w:p>
       <w:r>
         <w:br w:type="page"/>
@@ -15106,7 +15513,7 @@
             <w:pPr>
               <w:spacing w:after="20" w:before="0"/>
             </w:pPr>
-            <w:hyperlink w:history="1" r:id="rIduyhu7ddx-vwqlphaefvza">
+            <w:hyperlink w:history="1" r:id="rId2p-byecmyh8rs0pzsclpk">
               <w:r>
                 <w:rPr>
                   <w:rFonts w:ascii="Arial" w:cs="Arial" w:eastAsia="Arial" w:hAnsi="Arial"/>
@@ -15139,7 +15546,7 @@
               <w:spacing w:after="10" w:before="0"/>
               <w:ind w:left="120"/>
             </w:pPr>
-            <w:hyperlink w:history="1" r:id="rIdfz4aaid7kygjdrwvqppnm">
+            <w:hyperlink w:history="1" r:id="rIdpmrxpatvbdjuctof3czrb">
               <w:r>
                 <w:rPr>
                   <w:rFonts w:ascii="Arial" w:cs="Arial" w:eastAsia="Arial" w:hAnsi="Arial"/>
@@ -15184,7 +15591,7 @@
             <w:pPr>
               <w:spacing w:after="20" w:before="0"/>
             </w:pPr>
-            <w:hyperlink w:history="1" r:id="rIdmugmjikob7tpv8n9wvgz0">
+            <w:hyperlink w:history="1" r:id="rIdrfhd8d618pkh6deqel-6x">
               <w:r>
                 <w:rPr>
                   <w:rFonts w:ascii="Arial" w:cs="Arial" w:eastAsia="Arial" w:hAnsi="Arial"/>
@@ -15217,7 +15624,7 @@
               <w:spacing w:after="10" w:before="0"/>
               <w:ind w:left="120"/>
             </w:pPr>
-            <w:hyperlink w:history="1" r:id="rId8eywqkm9h3s1i9f-ktdz5">
+            <w:hyperlink w:history="1" r:id="rIdozmzxrksddxs_xyhdktdz">
               <w:r>
                 <w:rPr>
                   <w:rFonts w:ascii="Arial" w:cs="Arial" w:eastAsia="Arial" w:hAnsi="Arial"/>
@@ -15412,7 +15819,7 @@
             <w:pPr>
               <w:spacing w:after="20" w:before="0"/>
             </w:pPr>
-            <w:hyperlink w:history="1" r:id="rIdkdmnm3a45kbak8tsfowti">
+            <w:hyperlink w:history="1" r:id="rIdruoabo5jv2md0esubi5sy">
               <w:r>
                 <w:rPr>
                   <w:rFonts w:ascii="Arial" w:cs="Arial" w:eastAsia="Arial" w:hAnsi="Arial"/>
@@ -15445,7 +15852,7 @@
               <w:spacing w:after="10" w:before="0"/>
               <w:ind w:left="120"/>
             </w:pPr>
-            <w:hyperlink w:history="1" r:id="rIdikvquu0iscq2rvgpkemwa">
+            <w:hyperlink w:history="1" r:id="rId4jfyhsrwbiehnv-wa4ufn">
               <w:r>
                 <w:rPr>
                   <w:rFonts w:ascii="Arial" w:cs="Arial" w:eastAsia="Arial" w:hAnsi="Arial"/>
@@ -15490,7 +15897,7 @@
             <w:pPr>
               <w:spacing w:after="20" w:before="0"/>
             </w:pPr>
-            <w:hyperlink w:history="1" r:id="rIdcmtpdxwwhb9_kxaoqi7ay">
+            <w:hyperlink w:history="1" r:id="rIdqw9piequhqjlyjzeeuowh">
               <w:r>
                 <w:rPr>
                   <w:rFonts w:ascii="Arial" w:cs="Arial" w:eastAsia="Arial" w:hAnsi="Arial"/>
@@ -15523,7 +15930,7 @@
               <w:spacing w:after="10" w:before="0"/>
               <w:ind w:left="120"/>
             </w:pPr>
-            <w:hyperlink w:history="1" r:id="rIdegnrejz5frljneftp-pbu">
+            <w:hyperlink w:history="1" r:id="rIdjbiy7g9ghsrhnsp2pbll5">
               <w:r>
                 <w:rPr>
                   <w:rFonts w:ascii="Arial" w:cs="Arial" w:eastAsia="Arial" w:hAnsi="Arial"/>
@@ -15718,7 +16125,7 @@
             <w:pPr>
               <w:spacing w:after="20" w:before="0"/>
             </w:pPr>
-            <w:hyperlink w:history="1" r:id="rIdar6itcuny4hty-wk5q594">
+            <w:hyperlink w:history="1" r:id="rIdjlozqkampys8qqas1pcke">
               <w:r>
                 <w:rPr>
                   <w:rFonts w:ascii="Arial" w:cs="Arial" w:eastAsia="Arial" w:hAnsi="Arial"/>
@@ -15751,7 +16158,7 @@
               <w:spacing w:after="10" w:before="0"/>
               <w:ind w:left="120"/>
             </w:pPr>
-            <w:hyperlink w:history="1" r:id="rIda2w30wi9ai9jyinorjy9r">
+            <w:hyperlink w:history="1" r:id="rId8rk0o8ryfm_mcvxdgjr3g">
               <w:r>
                 <w:rPr>
                   <w:rFonts w:ascii="Arial" w:cs="Arial" w:eastAsia="Arial" w:hAnsi="Arial"/>
@@ -15796,7 +16203,7 @@
             <w:pPr>
               <w:spacing w:after="20" w:before="0"/>
             </w:pPr>
-            <w:hyperlink w:history="1" r:id="rIdisfmd0ouqjhjqvjekgssx">
+            <w:hyperlink w:history="1" r:id="rIdotgjonnfjop1cme-t9t8a">
               <w:r>
                 <w:rPr>
                   <w:rFonts w:ascii="Arial" w:cs="Arial" w:eastAsia="Arial" w:hAnsi="Arial"/>
@@ -15829,7 +16236,7 @@
               <w:spacing w:after="10" w:before="0"/>
               <w:ind w:left="120"/>
             </w:pPr>
-            <w:hyperlink w:history="1" r:id="rIdhvzejmdpdn7psjrpfx65p">
+            <w:hyperlink w:history="1" r:id="rIddxwegunygv0iryr1lb80x">
               <w:r>
                 <w:rPr>
                   <w:rFonts w:ascii="Arial" w:cs="Arial" w:eastAsia="Arial" w:hAnsi="Arial"/>
@@ -16024,7 +16431,7 @@
             <w:pPr>
               <w:spacing w:after="20" w:before="0"/>
             </w:pPr>
-            <w:hyperlink w:history="1" r:id="rIdwyfy-r5m1zewo4l-v7ivw">
+            <w:hyperlink w:history="1" r:id="rIdntgfsip_ghccgzwqorcwt">
               <w:r>
                 <w:rPr>
                   <w:rFonts w:ascii="Arial" w:cs="Arial" w:eastAsia="Arial" w:hAnsi="Arial"/>
@@ -16057,7 +16464,7 @@
               <w:spacing w:after="10" w:before="0"/>
               <w:ind w:left="120"/>
             </w:pPr>
-            <w:hyperlink w:history="1" r:id="rIdxdhp823_h_kcurfyucpab">
+            <w:hyperlink w:history="1" r:id="rIdlry62km5ecbuumjwizqp3">
               <w:r>
                 <w:rPr>
                   <w:rFonts w:ascii="Arial" w:cs="Arial" w:eastAsia="Arial" w:hAnsi="Arial"/>
@@ -16102,7 +16509,7 @@
             <w:pPr>
               <w:spacing w:after="20" w:before="0"/>
             </w:pPr>
-            <w:hyperlink w:history="1" r:id="rId3jayh0ktchvuezivwioja">
+            <w:hyperlink w:history="1" r:id="rIdnl2b6tyuhlolaxm0el3cl">
               <w:r>
                 <w:rPr>
                   <w:rFonts w:ascii="Arial" w:cs="Arial" w:eastAsia="Arial" w:hAnsi="Arial"/>
@@ -16135,7 +16542,7 @@
               <w:spacing w:after="10" w:before="0"/>
               <w:ind w:left="120"/>
             </w:pPr>
-            <w:hyperlink w:history="1" r:id="rIduuwcqwhybuwwbc0q0oxwu">
+            <w:hyperlink w:history="1" r:id="rId-zxzfgvdruysyh4hitspp">
               <w:r>
                 <w:rPr>
                   <w:rFonts w:ascii="Arial" w:cs="Arial" w:eastAsia="Arial" w:hAnsi="Arial"/>
@@ -16330,7 +16737,7 @@
             <w:pPr>
               <w:spacing w:after="20" w:before="0"/>
             </w:pPr>
-            <w:hyperlink w:history="1" r:id="rIdtxpqxdsvwrzqt1_sdxcv_">
+            <w:hyperlink w:history="1" r:id="rIdzg3i-9gur8om9bbkhm_gh">
               <w:r>
                 <w:rPr>
                   <w:rFonts w:ascii="Arial" w:cs="Arial" w:eastAsia="Arial" w:hAnsi="Arial"/>
@@ -16363,7 +16770,7 @@
               <w:spacing w:after="10" w:before="0"/>
               <w:ind w:left="120"/>
             </w:pPr>
-            <w:hyperlink w:history="1" r:id="rIdlhaxeje1l0cm0pj50m2jv">
+            <w:hyperlink w:history="1" r:id="rIdnsfozd5_lgtpltmbq6mxw">
               <w:r>
                 <w:rPr>
                   <w:rFonts w:ascii="Arial" w:cs="Arial" w:eastAsia="Arial" w:hAnsi="Arial"/>
@@ -16408,7 +16815,7 @@
             <w:pPr>
               <w:spacing w:after="20" w:before="0"/>
             </w:pPr>
-            <w:hyperlink w:history="1" r:id="rIdmoqydmspcdzljdqjupifj">
+            <w:hyperlink w:history="1" r:id="rIdeekly9t0f4lf-cirabofq">
               <w:r>
                 <w:rPr>
                   <w:rFonts w:ascii="Arial" w:cs="Arial" w:eastAsia="Arial" w:hAnsi="Arial"/>
@@ -16441,7 +16848,7 @@
               <w:spacing w:after="10" w:before="0"/>
               <w:ind w:left="120"/>
             </w:pPr>
-            <w:hyperlink w:history="1" r:id="rId5rccdmsadrugz568dnbfe">
+            <w:hyperlink w:history="1" r:id="rIdzxeqtkftyiwe_cgytcm5f">
               <w:r>
                 <w:rPr>
                   <w:rFonts w:ascii="Arial" w:cs="Arial" w:eastAsia="Arial" w:hAnsi="Arial"/>
@@ -16937,6 +17344,65 @@
         </w:tc>
       </w:tr>
     </w:tbl>
+    <w:p>
+      <w:pPr>
+        <w:pBdr>
+          <w:top w:val="single" w:color="BBBBBB" w:sz="4" w:space="4"/>
+        </w:pBdr>
+        <w:spacing w:after="0" w:before="160"/>
+      </w:pPr>
+      <w:r>
+        <w:rPr>
+          <w:rFonts w:ascii="Arial" w:cs="Arial" w:eastAsia="Arial" w:hAnsi="Arial"/>
+          <w:color w:val="666666"/>
+          <w:sz w:val="14"/>
+          <w:szCs w:val="14"/>
+        </w:rPr>
+        <w:t xml:space="preserve">© 2026 SeaVuria and ARES. Aligned with KICD objectives. Developed by SeaVuria; technical implementation by ARES (with AI assistance from Claude). Licensed under </w:t>
+      </w:r>
+      <w:hyperlink w:history="1" r:id="rIdlukrc8ul1vobzttjdrdbm">
+        <w:r>
+          <w:rPr>
+            <w:rFonts w:ascii="Arial" w:cs="Arial" w:eastAsia="Arial" w:hAnsi="Arial"/>
+            <w:color w:val="1F6B75"/>
+            <w:sz w:val="14"/>
+            <w:szCs w:val="14"/>
+            <w:u w:val="single" w:color="1F6B75"/>
+          </w:rPr>
+          <w:t xml:space="preserve">CC BY-NC 4.0</w:t>
+        </w:r>
+      </w:hyperlink>
+      <w:r>
+        <w:rPr>
+          <w:rFonts w:ascii="Arial" w:cs="Arial" w:eastAsia="Arial" w:hAnsi="Arial"/>
+          <w:color w:val="666666"/>
+          <w:sz w:val="14"/>
+          <w:szCs w:val="14"/>
+        </w:rPr>
+        <w:t xml:space="preserve"> (</w:t>
+      </w:r>
+      <w:hyperlink w:history="1" r:id="rIdfcd4icnfi368uqimpveas">
+        <w:r>
+          <w:rPr>
+            <w:rFonts w:ascii="Arial" w:cs="Arial" w:eastAsia="Arial" w:hAnsi="Arial"/>
+            <w:color w:val="1F6B75"/>
+            <w:sz w:val="14"/>
+            <w:szCs w:val="14"/>
+            <w:u w:val="single" w:color="1F6B75"/>
+          </w:rPr>
+          <w:t xml:space="preserve">https://creativecommons.org/licenses/by-nc/4.0/</w:t>
+        </w:r>
+      </w:hyperlink>
+      <w:r>
+        <w:rPr>
+          <w:rFonts w:ascii="Arial" w:cs="Arial" w:eastAsia="Arial" w:hAnsi="Arial"/>
+          <w:color w:val="666666"/>
+          <w:sz w:val="14"/>
+          <w:szCs w:val="14"/>
+        </w:rPr>
+        <w:t xml:space="preserve">).</w:t>
+      </w:r>
+    </w:p>
     <w:p>
       <w:r>
         <w:br w:type="page"/>
@@ -17928,7 +18394,7 @@
             <w:pPr>
               <w:spacing w:after="20" w:before="0"/>
             </w:pPr>
-            <w:hyperlink w:history="1" r:id="rId33bhbxtn8aoizxboyvhdn">
+            <w:hyperlink w:history="1" r:id="rIdytoyvqech92dxs6fwxe64">
               <w:r>
                 <w:rPr>
                   <w:rFonts w:ascii="Arial" w:cs="Arial" w:eastAsia="Arial" w:hAnsi="Arial"/>
@@ -17961,7 +18427,7 @@
               <w:spacing w:after="10" w:before="0"/>
               <w:ind w:left="120"/>
             </w:pPr>
-            <w:hyperlink w:history="1" r:id="rIdqkhswluzivfp0so2fugwx">
+            <w:hyperlink w:history="1" r:id="rIdfuw6hrscay-ayov_sruvy">
               <w:r>
                 <w:rPr>
                   <w:rFonts w:ascii="Arial" w:cs="Arial" w:eastAsia="Arial" w:hAnsi="Arial"/>
@@ -18006,7 +18472,7 @@
             <w:pPr>
               <w:spacing w:after="20" w:before="0"/>
             </w:pPr>
-            <w:hyperlink w:history="1" r:id="rIddag6ebrvhmcmo9ai30qbe">
+            <w:hyperlink w:history="1" r:id="rIdqtjnj_-7l56m3u8csxk5o">
               <w:r>
                 <w:rPr>
                   <w:rFonts w:ascii="Arial" w:cs="Arial" w:eastAsia="Arial" w:hAnsi="Arial"/>
@@ -18039,7 +18505,7 @@
               <w:spacing w:after="10" w:before="0"/>
               <w:ind w:left="120"/>
             </w:pPr>
-            <w:hyperlink w:history="1" r:id="rIdgo6-_xldf6rvstmnba9ah">
+            <w:hyperlink w:history="1" r:id="rIdml44k__cdormucegqu96w">
               <w:r>
                 <w:rPr>
                   <w:rFonts w:ascii="Arial" w:cs="Arial" w:eastAsia="Arial" w:hAnsi="Arial"/>
@@ -18234,7 +18700,7 @@
             <w:pPr>
               <w:spacing w:after="20" w:before="0"/>
             </w:pPr>
-            <w:hyperlink w:history="1" r:id="rIdhp30shqtjp1a95osk2plr">
+            <w:hyperlink w:history="1" r:id="rIdhizynaa0ncgosllyz85rt">
               <w:r>
                 <w:rPr>
                   <w:rFonts w:ascii="Arial" w:cs="Arial" w:eastAsia="Arial" w:hAnsi="Arial"/>
@@ -18267,7 +18733,7 @@
               <w:spacing w:after="10" w:before="0"/>
               <w:ind w:left="120"/>
             </w:pPr>
-            <w:hyperlink w:history="1" r:id="rIde5jdp-c2bp-r92uxox3c3">
+            <w:hyperlink w:history="1" r:id="rIdebsqub12tzdrjjnxt-r1t">
               <w:r>
                 <w:rPr>
                   <w:rFonts w:ascii="Arial" w:cs="Arial" w:eastAsia="Arial" w:hAnsi="Arial"/>
@@ -18312,7 +18778,7 @@
             <w:pPr>
               <w:spacing w:after="20" w:before="0"/>
             </w:pPr>
-            <w:hyperlink w:history="1" r:id="rIdnd7r5qdugsfjtvkc7oqgk">
+            <w:hyperlink w:history="1" r:id="rIdbiyij3jqjvp_e4nbjbwxm">
               <w:r>
                 <w:rPr>
                   <w:rFonts w:ascii="Arial" w:cs="Arial" w:eastAsia="Arial" w:hAnsi="Arial"/>
@@ -18345,7 +18811,7 @@
               <w:spacing w:after="10" w:before="0"/>
               <w:ind w:left="120"/>
             </w:pPr>
-            <w:hyperlink w:history="1" r:id="rIdxsqolqf-0tuy4o0smxjha">
+            <w:hyperlink w:history="1" r:id="rIdghnufpjobrbdxpmdgrlcj">
               <w:r>
                 <w:rPr>
                   <w:rFonts w:ascii="Arial" w:cs="Arial" w:eastAsia="Arial" w:hAnsi="Arial"/>
@@ -18540,7 +19006,7 @@
             <w:pPr>
               <w:spacing w:after="20" w:before="0"/>
             </w:pPr>
-            <w:hyperlink w:history="1" r:id="rId7uwj3jhvctz_ilicsbreg">
+            <w:hyperlink w:history="1" r:id="rIdikofaciy0yvcoagiymelo">
               <w:r>
                 <w:rPr>
                   <w:rFonts w:ascii="Arial" w:cs="Arial" w:eastAsia="Arial" w:hAnsi="Arial"/>
@@ -18573,7 +19039,7 @@
               <w:spacing w:after="10" w:before="0"/>
               <w:ind w:left="120"/>
             </w:pPr>
-            <w:hyperlink w:history="1" r:id="rIdcd2bdezcvbs75nfgfdheh">
+            <w:hyperlink w:history="1" r:id="rIdzjigydrzlpnwap55dkurs">
               <w:r>
                 <w:rPr>
                   <w:rFonts w:ascii="Arial" w:cs="Arial" w:eastAsia="Arial" w:hAnsi="Arial"/>
@@ -18618,7 +19084,7 @@
             <w:pPr>
               <w:spacing w:after="20" w:before="0"/>
             </w:pPr>
-            <w:hyperlink w:history="1" r:id="rIdlm_ykwkcnbdnlp-l3iyp-">
+            <w:hyperlink w:history="1" r:id="rIduxtse9vdb3guh0fv9mfb5">
               <w:r>
                 <w:rPr>
                   <w:rFonts w:ascii="Arial" w:cs="Arial" w:eastAsia="Arial" w:hAnsi="Arial"/>
@@ -18651,7 +19117,7 @@
               <w:spacing w:after="10" w:before="0"/>
               <w:ind w:left="120"/>
             </w:pPr>
-            <w:hyperlink w:history="1" r:id="rIdkwjljosbpof96ojthxawg">
+            <w:hyperlink w:history="1" r:id="rIdietl0mnmkwkk68jrhfi2m">
               <w:r>
                 <w:rPr>
                   <w:rFonts w:ascii="Arial" w:cs="Arial" w:eastAsia="Arial" w:hAnsi="Arial"/>
@@ -18846,7 +19312,7 @@
             <w:pPr>
               <w:spacing w:after="20" w:before="0"/>
             </w:pPr>
-            <w:hyperlink w:history="1" r:id="rIdhpuvga6b7w7onvsmnirrk">
+            <w:hyperlink w:history="1" r:id="rIdvb6xfo8kzmldpwa8hnt_p">
               <w:r>
                 <w:rPr>
                   <w:rFonts w:ascii="Arial" w:cs="Arial" w:eastAsia="Arial" w:hAnsi="Arial"/>
@@ -18879,7 +19345,7 @@
               <w:spacing w:after="10" w:before="0"/>
               <w:ind w:left="120"/>
             </w:pPr>
-            <w:hyperlink w:history="1" r:id="rId8-jcipq4caecdkhzrcjlr">
+            <w:hyperlink w:history="1" r:id="rIdn3rmygwj4v93l5xaw1dwg">
               <w:r>
                 <w:rPr>
                   <w:rFonts w:ascii="Arial" w:cs="Arial" w:eastAsia="Arial" w:hAnsi="Arial"/>
@@ -18924,7 +19390,7 @@
             <w:pPr>
               <w:spacing w:after="20" w:before="0"/>
             </w:pPr>
-            <w:hyperlink w:history="1" r:id="rIdwdkbqcg5prqqbigp_q9y6">
+            <w:hyperlink w:history="1" r:id="rIdm_k6dhdpqxh14bxw2qsff">
               <w:r>
                 <w:rPr>
                   <w:rFonts w:ascii="Arial" w:cs="Arial" w:eastAsia="Arial" w:hAnsi="Arial"/>
@@ -18957,7 +19423,7 @@
               <w:spacing w:after="10" w:before="0"/>
               <w:ind w:left="120"/>
             </w:pPr>
-            <w:hyperlink w:history="1" r:id="rIdh5if-_ls8cg6d_bkcxqdg">
+            <w:hyperlink w:history="1" r:id="rIdyoo91pqmj-zndsbcwi1br">
               <w:r>
                 <w:rPr>
                   <w:rFonts w:ascii="Arial" w:cs="Arial" w:eastAsia="Arial" w:hAnsi="Arial"/>
@@ -19152,7 +19618,7 @@
             <w:pPr>
               <w:spacing w:after="20" w:before="0"/>
             </w:pPr>
-            <w:hyperlink w:history="1" r:id="rId0dflhunsc7sjsxm2ltwmr">
+            <w:hyperlink w:history="1" r:id="rId1pfda4nypzijblqcklyax">
               <w:r>
                 <w:rPr>
                   <w:rFonts w:ascii="Arial" w:cs="Arial" w:eastAsia="Arial" w:hAnsi="Arial"/>
@@ -19185,7 +19651,7 @@
               <w:spacing w:after="10" w:before="0"/>
               <w:ind w:left="120"/>
             </w:pPr>
-            <w:hyperlink w:history="1" r:id="rIde8xut22rxqphyuzbnz4cy">
+            <w:hyperlink w:history="1" r:id="rIdx2iuk82ylofmvgn_8ihpv">
               <w:r>
                 <w:rPr>
                   <w:rFonts w:ascii="Arial" w:cs="Arial" w:eastAsia="Arial" w:hAnsi="Arial"/>
@@ -19230,7 +19696,7 @@
             <w:pPr>
               <w:spacing w:after="20" w:before="0"/>
             </w:pPr>
-            <w:hyperlink w:history="1" r:id="rId5tcfufsbmeejt2sdwolse">
+            <w:hyperlink w:history="1" r:id="rIdy5mn4rkzc0vmbf1sdjeoe">
               <w:r>
                 <w:rPr>
                   <w:rFonts w:ascii="Arial" w:cs="Arial" w:eastAsia="Arial" w:hAnsi="Arial"/>
@@ -19263,7 +19729,7 @@
               <w:spacing w:after="10" w:before="0"/>
               <w:ind w:left="120"/>
             </w:pPr>
-            <w:hyperlink w:history="1" r:id="rIdtwpu7efxcegmqrcm4-1or">
+            <w:hyperlink w:history="1" r:id="rIdv8o4qdof8mdlacfhjmud5">
               <w:r>
                 <w:rPr>
                   <w:rFonts w:ascii="Arial" w:cs="Arial" w:eastAsia="Arial" w:hAnsi="Arial"/>
@@ -19759,6 +20225,65 @@
         </w:tc>
       </w:tr>
     </w:tbl>
+    <w:p>
+      <w:pPr>
+        <w:pBdr>
+          <w:top w:val="single" w:color="BBBBBB" w:sz="4" w:space="4"/>
+        </w:pBdr>
+        <w:spacing w:after="0" w:before="160"/>
+      </w:pPr>
+      <w:r>
+        <w:rPr>
+          <w:rFonts w:ascii="Arial" w:cs="Arial" w:eastAsia="Arial" w:hAnsi="Arial"/>
+          <w:color w:val="666666"/>
+          <w:sz w:val="14"/>
+          <w:szCs w:val="14"/>
+        </w:rPr>
+        <w:t xml:space="preserve">© 2026 SeaVuria and ARES. Aligned with KICD objectives. Developed by SeaVuria; technical implementation by ARES (with AI assistance from Claude). Licensed under </w:t>
+      </w:r>
+      <w:hyperlink w:history="1" r:id="rIdvy2ilrt0objbtiomyweaj">
+        <w:r>
+          <w:rPr>
+            <w:rFonts w:ascii="Arial" w:cs="Arial" w:eastAsia="Arial" w:hAnsi="Arial"/>
+            <w:color w:val="1F6B75"/>
+            <w:sz w:val="14"/>
+            <w:szCs w:val="14"/>
+            <w:u w:val="single" w:color="1F6B75"/>
+          </w:rPr>
+          <w:t xml:space="preserve">CC BY-NC 4.0</w:t>
+        </w:r>
+      </w:hyperlink>
+      <w:r>
+        <w:rPr>
+          <w:rFonts w:ascii="Arial" w:cs="Arial" w:eastAsia="Arial" w:hAnsi="Arial"/>
+          <w:color w:val="666666"/>
+          <w:sz w:val="14"/>
+          <w:szCs w:val="14"/>
+        </w:rPr>
+        <w:t xml:space="preserve"> (</w:t>
+      </w:r>
+      <w:hyperlink w:history="1" r:id="rIdqwpsy95o2ccg90j2kntlo">
+        <w:r>
+          <w:rPr>
+            <w:rFonts w:ascii="Arial" w:cs="Arial" w:eastAsia="Arial" w:hAnsi="Arial"/>
+            <w:color w:val="1F6B75"/>
+            <w:sz w:val="14"/>
+            <w:szCs w:val="14"/>
+            <w:u w:val="single" w:color="1F6B75"/>
+          </w:rPr>
+          <w:t xml:space="preserve">https://creativecommons.org/licenses/by-nc/4.0/</w:t>
+        </w:r>
+      </w:hyperlink>
+      <w:r>
+        <w:rPr>
+          <w:rFonts w:ascii="Arial" w:cs="Arial" w:eastAsia="Arial" w:hAnsi="Arial"/>
+          <w:color w:val="666666"/>
+          <w:sz w:val="14"/>
+          <w:szCs w:val="14"/>
+        </w:rPr>
+        <w:t xml:space="preserve">).</w:t>
+      </w:r>
+    </w:p>
     <w:p>
       <w:r>
         <w:br w:type="page"/>
@@ -20750,7 +21275,7 @@
             <w:pPr>
               <w:spacing w:after="20" w:before="0"/>
             </w:pPr>
-            <w:hyperlink w:history="1" r:id="rIdmfiueybthyacg4skls5nt">
+            <w:hyperlink w:history="1" r:id="rId9f6vka5vkklvsek5g3lzj">
               <w:r>
                 <w:rPr>
                   <w:rFonts w:ascii="Arial" w:cs="Arial" w:eastAsia="Arial" w:hAnsi="Arial"/>
@@ -20783,7 +21308,7 @@
               <w:spacing w:after="10" w:before="0"/>
               <w:ind w:left="120"/>
             </w:pPr>
-            <w:hyperlink w:history="1" r:id="rIdhbgcgajipr-lq1jms430w">
+            <w:hyperlink w:history="1" r:id="rIdbcqw44wlwdeq09uxyi9ei">
               <w:r>
                 <w:rPr>
                   <w:rFonts w:ascii="Arial" w:cs="Arial" w:eastAsia="Arial" w:hAnsi="Arial"/>
@@ -20828,7 +21353,7 @@
             <w:pPr>
               <w:spacing w:after="20" w:before="0"/>
             </w:pPr>
-            <w:hyperlink w:history="1" r:id="rIdikxxukai3ixu1jwsrofdl">
+            <w:hyperlink w:history="1" r:id="rIdkqmbqg00dttwljvifbvwl">
               <w:r>
                 <w:rPr>
                   <w:rFonts w:ascii="Arial" w:cs="Arial" w:eastAsia="Arial" w:hAnsi="Arial"/>
@@ -20861,7 +21386,7 @@
               <w:spacing w:after="10" w:before="0"/>
               <w:ind w:left="120"/>
             </w:pPr>
-            <w:hyperlink w:history="1" r:id="rIdll1pymlhxeuglrwf86tp-">
+            <w:hyperlink w:history="1" r:id="rIdgqbxj6xuxgjvsyfzwxml9">
               <w:r>
                 <w:rPr>
                   <w:rFonts w:ascii="Arial" w:cs="Arial" w:eastAsia="Arial" w:hAnsi="Arial"/>
@@ -21056,7 +21581,7 @@
             <w:pPr>
               <w:spacing w:after="20" w:before="0"/>
             </w:pPr>
-            <w:hyperlink w:history="1" r:id="rIdjssgi815tvpdt6fz-qxbh">
+            <w:hyperlink w:history="1" r:id="rIdlq9bpvuq-femhyis2uvq4">
               <w:r>
                 <w:rPr>
                   <w:rFonts w:ascii="Arial" w:cs="Arial" w:eastAsia="Arial" w:hAnsi="Arial"/>
@@ -21089,7 +21614,7 @@
               <w:spacing w:after="10" w:before="0"/>
               <w:ind w:left="120"/>
             </w:pPr>
-            <w:hyperlink w:history="1" r:id="rIdrvrrkyk2caio8g6pmr12d">
+            <w:hyperlink w:history="1" r:id="rIdyesvve4iq97svxajcrezg">
               <w:r>
                 <w:rPr>
                   <w:rFonts w:ascii="Arial" w:cs="Arial" w:eastAsia="Arial" w:hAnsi="Arial"/>
@@ -21134,7 +21659,7 @@
             <w:pPr>
               <w:spacing w:after="20" w:before="0"/>
             </w:pPr>
-            <w:hyperlink w:history="1" r:id="rId2ljfisbbtnjzpqilmtpv4">
+            <w:hyperlink w:history="1" r:id="rIdcrd8zfpshn1yh-vsgpdmi">
               <w:r>
                 <w:rPr>
                   <w:rFonts w:ascii="Arial" w:cs="Arial" w:eastAsia="Arial" w:hAnsi="Arial"/>
@@ -21167,7 +21692,7 @@
               <w:spacing w:after="10" w:before="0"/>
               <w:ind w:left="120"/>
             </w:pPr>
-            <w:hyperlink w:history="1" r:id="rIdmn_i-7abjzdhjax1zxxra">
+            <w:hyperlink w:history="1" r:id="rIdz6n2rbdieqmsqugcdyjht">
               <w:r>
                 <w:rPr>
                   <w:rFonts w:ascii="Arial" w:cs="Arial" w:eastAsia="Arial" w:hAnsi="Arial"/>
@@ -21362,7 +21887,7 @@
             <w:pPr>
               <w:spacing w:after="20" w:before="0"/>
             </w:pPr>
-            <w:hyperlink w:history="1" r:id="rIdspvbipjsduooxe9hjnbfm">
+            <w:hyperlink w:history="1" r:id="rIdtcm5ishn-ykzxlwuadpim">
               <w:r>
                 <w:rPr>
                   <w:rFonts w:ascii="Arial" w:cs="Arial" w:eastAsia="Arial" w:hAnsi="Arial"/>
@@ -21395,7 +21920,7 @@
               <w:spacing w:after="10" w:before="0"/>
               <w:ind w:left="120"/>
             </w:pPr>
-            <w:hyperlink w:history="1" r:id="rId-nedcbgzvtq6b2y7hfhkc">
+            <w:hyperlink w:history="1" r:id="rId3bxbt52oscj89_og03iyd">
               <w:r>
                 <w:rPr>
                   <w:rFonts w:ascii="Arial" w:cs="Arial" w:eastAsia="Arial" w:hAnsi="Arial"/>
@@ -21440,7 +21965,7 @@
             <w:pPr>
               <w:spacing w:after="20" w:before="0"/>
             </w:pPr>
-            <w:hyperlink w:history="1" r:id="rIdjpxtfzrcpiarnemhjqz67">
+            <w:hyperlink w:history="1" r:id="rIdruopzj2g7uej5waouy1bo">
               <w:r>
                 <w:rPr>
                   <w:rFonts w:ascii="Arial" w:cs="Arial" w:eastAsia="Arial" w:hAnsi="Arial"/>
@@ -21473,7 +21998,7 @@
               <w:spacing w:after="10" w:before="0"/>
               <w:ind w:left="120"/>
             </w:pPr>
-            <w:hyperlink w:history="1" r:id="rIdpqjrd_vbmuv9i995ptlb8">
+            <w:hyperlink w:history="1" r:id="rIdjt0hhzw8wroinge9zemuz">
               <w:r>
                 <w:rPr>
                   <w:rFonts w:ascii="Arial" w:cs="Arial" w:eastAsia="Arial" w:hAnsi="Arial"/>
@@ -21668,7 +22193,7 @@
             <w:pPr>
               <w:spacing w:after="20" w:before="0"/>
             </w:pPr>
-            <w:hyperlink w:history="1" r:id="rIdshuzs82n9ffeqaw_hn1bp">
+            <w:hyperlink w:history="1" r:id="rIdvnzlvjh4o8zcn247wh7bk">
               <w:r>
                 <w:rPr>
                   <w:rFonts w:ascii="Arial" w:cs="Arial" w:eastAsia="Arial" w:hAnsi="Arial"/>
@@ -21701,7 +22226,7 @@
               <w:spacing w:after="10" w:before="0"/>
               <w:ind w:left="120"/>
             </w:pPr>
-            <w:hyperlink w:history="1" r:id="rIdl8yuq91kiur5nuprrcbqw">
+            <w:hyperlink w:history="1" r:id="rId8qa9zgwxpb_oulxgqan1a">
               <w:r>
                 <w:rPr>
                   <w:rFonts w:ascii="Arial" w:cs="Arial" w:eastAsia="Arial" w:hAnsi="Arial"/>
@@ -21746,7 +22271,7 @@
             <w:pPr>
               <w:spacing w:after="20" w:before="0"/>
             </w:pPr>
-            <w:hyperlink w:history="1" r:id="rIdvwh8ahrvauv0qxumxngzz">
+            <w:hyperlink w:history="1" r:id="rIdkbjtdvaakbxnmvhrwqbcj">
               <w:r>
                 <w:rPr>
                   <w:rFonts w:ascii="Arial" w:cs="Arial" w:eastAsia="Arial" w:hAnsi="Arial"/>
@@ -21779,7 +22304,7 @@
               <w:spacing w:after="10" w:before="0"/>
               <w:ind w:left="120"/>
             </w:pPr>
-            <w:hyperlink w:history="1" r:id="rIdi8jrkrhsm_q5ffcw9aqae">
+            <w:hyperlink w:history="1" r:id="rIdhwzlplcmzhoi-70_asucd">
               <w:r>
                 <w:rPr>
                   <w:rFonts w:ascii="Arial" w:cs="Arial" w:eastAsia="Arial" w:hAnsi="Arial"/>
@@ -21974,7 +22499,7 @@
             <w:pPr>
               <w:spacing w:after="20" w:before="0"/>
             </w:pPr>
-            <w:hyperlink w:history="1" r:id="rIdgnxqvpppa_drnxiklw8aw">
+            <w:hyperlink w:history="1" r:id="rIdwsz2e-q9wnhufkyczvci5">
               <w:r>
                 <w:rPr>
                   <w:rFonts w:ascii="Arial" w:cs="Arial" w:eastAsia="Arial" w:hAnsi="Arial"/>
@@ -22007,7 +22532,7 @@
               <w:spacing w:after="10" w:before="0"/>
               <w:ind w:left="120"/>
             </w:pPr>
-            <w:hyperlink w:history="1" r:id="rIdfncg18qzycsbtaqqy5nh4">
+            <w:hyperlink w:history="1" r:id="rIdv-8x0sqakle8h6kk_vnh1">
               <w:r>
                 <w:rPr>
                   <w:rFonts w:ascii="Arial" w:cs="Arial" w:eastAsia="Arial" w:hAnsi="Arial"/>
@@ -22052,7 +22577,7 @@
             <w:pPr>
               <w:spacing w:after="20" w:before="0"/>
             </w:pPr>
-            <w:hyperlink w:history="1" r:id="rIdrptttsn3qg4ajwo5gsuwv">
+            <w:hyperlink w:history="1" r:id="rIdmuaovfh8wmzysqwt3_pkk">
               <w:r>
                 <w:rPr>
                   <w:rFonts w:ascii="Arial" w:cs="Arial" w:eastAsia="Arial" w:hAnsi="Arial"/>
@@ -22085,7 +22610,7 @@
               <w:spacing w:after="10" w:before="0"/>
               <w:ind w:left="120"/>
             </w:pPr>
-            <w:hyperlink w:history="1" r:id="rIdrpl5cmb_eupupjhaoulyx">
+            <w:hyperlink w:history="1" r:id="rIdzzedma4dpw6vs3wm57g7j">
               <w:r>
                 <w:rPr>
                   <w:rFonts w:ascii="Arial" w:cs="Arial" w:eastAsia="Arial" w:hAnsi="Arial"/>
@@ -22581,6 +23106,65 @@
         </w:tc>
       </w:tr>
     </w:tbl>
+    <w:p>
+      <w:pPr>
+        <w:pBdr>
+          <w:top w:val="single" w:color="BBBBBB" w:sz="4" w:space="4"/>
+        </w:pBdr>
+        <w:spacing w:after="0" w:before="160"/>
+      </w:pPr>
+      <w:r>
+        <w:rPr>
+          <w:rFonts w:ascii="Arial" w:cs="Arial" w:eastAsia="Arial" w:hAnsi="Arial"/>
+          <w:color w:val="666666"/>
+          <w:sz w:val="14"/>
+          <w:szCs w:val="14"/>
+        </w:rPr>
+        <w:t xml:space="preserve">© 2026 SeaVuria and ARES. Aligned with KICD objectives. Developed by SeaVuria; technical implementation by ARES (with AI assistance from Claude). Licensed under </w:t>
+      </w:r>
+      <w:hyperlink w:history="1" r:id="rIdtpm-nrovov6mhvhxds-rg">
+        <w:r>
+          <w:rPr>
+            <w:rFonts w:ascii="Arial" w:cs="Arial" w:eastAsia="Arial" w:hAnsi="Arial"/>
+            <w:color w:val="1F6B75"/>
+            <w:sz w:val="14"/>
+            <w:szCs w:val="14"/>
+            <w:u w:val="single" w:color="1F6B75"/>
+          </w:rPr>
+          <w:t xml:space="preserve">CC BY-NC 4.0</w:t>
+        </w:r>
+      </w:hyperlink>
+      <w:r>
+        <w:rPr>
+          <w:rFonts w:ascii="Arial" w:cs="Arial" w:eastAsia="Arial" w:hAnsi="Arial"/>
+          <w:color w:val="666666"/>
+          <w:sz w:val="14"/>
+          <w:szCs w:val="14"/>
+        </w:rPr>
+        <w:t xml:space="preserve"> (</w:t>
+      </w:r>
+      <w:hyperlink w:history="1" r:id="rIddbxtp2dsvov7oufotkkwi">
+        <w:r>
+          <w:rPr>
+            <w:rFonts w:ascii="Arial" w:cs="Arial" w:eastAsia="Arial" w:hAnsi="Arial"/>
+            <w:color w:val="1F6B75"/>
+            <w:sz w:val="14"/>
+            <w:szCs w:val="14"/>
+            <w:u w:val="single" w:color="1F6B75"/>
+          </w:rPr>
+          <w:t xml:space="preserve">https://creativecommons.org/licenses/by-nc/4.0/</w:t>
+        </w:r>
+      </w:hyperlink>
+      <w:r>
+        <w:rPr>
+          <w:rFonts w:ascii="Arial" w:cs="Arial" w:eastAsia="Arial" w:hAnsi="Arial"/>
+          <w:color w:val="666666"/>
+          <w:sz w:val="14"/>
+          <w:szCs w:val="14"/>
+        </w:rPr>
+        <w:t xml:space="preserve">).</w:t>
+      </w:r>
+    </w:p>
     <w:p>
       <w:r>
         <w:br w:type="page"/>
@@ -23572,7 +24156,7 @@
             <w:pPr>
               <w:spacing w:after="20" w:before="0"/>
             </w:pPr>
-            <w:hyperlink w:history="1" r:id="rId4ydefko-ge-quh5uqh7vq">
+            <w:hyperlink w:history="1" r:id="rId-uy7gj96zndswcz6_iimx">
               <w:r>
                 <w:rPr>
                   <w:rFonts w:ascii="Arial" w:cs="Arial" w:eastAsia="Arial" w:hAnsi="Arial"/>
@@ -23605,7 +24189,7 @@
               <w:spacing w:after="10" w:before="0"/>
               <w:ind w:left="120"/>
             </w:pPr>
-            <w:hyperlink w:history="1" r:id="rId2ha3cunslabhr9sf0ae-u">
+            <w:hyperlink w:history="1" r:id="rIdc2ha6jm_rvvmnj7vumiys">
               <w:r>
                 <w:rPr>
                   <w:rFonts w:ascii="Arial" w:cs="Arial" w:eastAsia="Arial" w:hAnsi="Arial"/>
@@ -23650,7 +24234,7 @@
             <w:pPr>
               <w:spacing w:after="20" w:before="0"/>
             </w:pPr>
-            <w:hyperlink w:history="1" r:id="rId-9aqe5qudzktiv-q7bcis">
+            <w:hyperlink w:history="1" r:id="rIdvz7ugspd17u0o6n0_rzqs">
               <w:r>
                 <w:rPr>
                   <w:rFonts w:ascii="Arial" w:cs="Arial" w:eastAsia="Arial" w:hAnsi="Arial"/>
@@ -23683,7 +24267,7 @@
               <w:spacing w:after="10" w:before="0"/>
               <w:ind w:left="120"/>
             </w:pPr>
-            <w:hyperlink w:history="1" r:id="rIdibubcw-q7lzswosmfxabr">
+            <w:hyperlink w:history="1" r:id="rIdngt2pyineiwgctubphwxa">
               <w:r>
                 <w:rPr>
                   <w:rFonts w:ascii="Arial" w:cs="Arial" w:eastAsia="Arial" w:hAnsi="Arial"/>
@@ -23878,7 +24462,7 @@
             <w:pPr>
               <w:spacing w:after="20" w:before="0"/>
             </w:pPr>
-            <w:hyperlink w:history="1" r:id="rIdocroxvitupnoo7ridhjtc">
+            <w:hyperlink w:history="1" r:id="rId7omfpt9y2v9wwgeegi2ru">
               <w:r>
                 <w:rPr>
                   <w:rFonts w:ascii="Arial" w:cs="Arial" w:eastAsia="Arial" w:hAnsi="Arial"/>
@@ -23911,7 +24495,7 @@
               <w:spacing w:after="10" w:before="0"/>
               <w:ind w:left="120"/>
             </w:pPr>
-            <w:hyperlink w:history="1" r:id="rId1yscuvfrcp2deya-8f4ss">
+            <w:hyperlink w:history="1" r:id="rIdgbcuaxhkuqvd9p0nelijy">
               <w:r>
                 <w:rPr>
                   <w:rFonts w:ascii="Arial" w:cs="Arial" w:eastAsia="Arial" w:hAnsi="Arial"/>
@@ -23956,7 +24540,7 @@
             <w:pPr>
               <w:spacing w:after="20" w:before="0"/>
             </w:pPr>
-            <w:hyperlink w:history="1" r:id="rIdceymnvm-6jnhpukajs2je">
+            <w:hyperlink w:history="1" r:id="rIdcvdl8dvw9ayt8tg_pxwzq">
               <w:r>
                 <w:rPr>
                   <w:rFonts w:ascii="Arial" w:cs="Arial" w:eastAsia="Arial" w:hAnsi="Arial"/>
@@ -23989,7 +24573,7 @@
               <w:spacing w:after="10" w:before="0"/>
               <w:ind w:left="120"/>
             </w:pPr>
-            <w:hyperlink w:history="1" r:id="rIdskfwxuvdic4tgq5iwa3eq">
+            <w:hyperlink w:history="1" r:id="rIdwygnuexapizl7snsxrj6h">
               <w:r>
                 <w:rPr>
                   <w:rFonts w:ascii="Arial" w:cs="Arial" w:eastAsia="Arial" w:hAnsi="Arial"/>
@@ -24184,7 +24768,7 @@
             <w:pPr>
               <w:spacing w:after="20" w:before="0"/>
             </w:pPr>
-            <w:hyperlink w:history="1" r:id="rId07enyan1lgfhxrslhmlva">
+            <w:hyperlink w:history="1" r:id="rId5z057orgh9-87aqeuduw8">
               <w:r>
                 <w:rPr>
                   <w:rFonts w:ascii="Arial" w:cs="Arial" w:eastAsia="Arial" w:hAnsi="Arial"/>
@@ -24217,7 +24801,7 @@
               <w:spacing w:after="10" w:before="0"/>
               <w:ind w:left="120"/>
             </w:pPr>
-            <w:hyperlink w:history="1" r:id="rIdeethvdhnd5010gyluqrff">
+            <w:hyperlink w:history="1" r:id="rIdpxcuj6mvllq7tj82lpsgh">
               <w:r>
                 <w:rPr>
                   <w:rFonts w:ascii="Arial" w:cs="Arial" w:eastAsia="Arial" w:hAnsi="Arial"/>
@@ -24262,7 +24846,7 @@
             <w:pPr>
               <w:spacing w:after="20" w:before="0"/>
             </w:pPr>
-            <w:hyperlink w:history="1" r:id="rIdvkeb3zvnuu3n1eenng00-">
+            <w:hyperlink w:history="1" r:id="rIdrlhk68ajh7ljjxeyctnoh">
               <w:r>
                 <w:rPr>
                   <w:rFonts w:ascii="Arial" w:cs="Arial" w:eastAsia="Arial" w:hAnsi="Arial"/>
@@ -24295,7 +24879,7 @@
               <w:spacing w:after="10" w:before="0"/>
               <w:ind w:left="120"/>
             </w:pPr>
-            <w:hyperlink w:history="1" r:id="rId7jxri0gera7rwfg5ate1j">
+            <w:hyperlink w:history="1" r:id="rIds53mqpjaewptd0iurbgsu">
               <w:r>
                 <w:rPr>
                   <w:rFonts w:ascii="Arial" w:cs="Arial" w:eastAsia="Arial" w:hAnsi="Arial"/>
@@ -24490,7 +25074,7 @@
             <w:pPr>
               <w:spacing w:after="20" w:before="0"/>
             </w:pPr>
-            <w:hyperlink w:history="1" r:id="rIdicgew2c4yv9fadmfzb9kv">
+            <w:hyperlink w:history="1" r:id="rIdeh6yqpvmyk1dnxyid1alt">
               <w:r>
                 <w:rPr>
                   <w:rFonts w:ascii="Arial" w:cs="Arial" w:eastAsia="Arial" w:hAnsi="Arial"/>
@@ -24523,7 +25107,7 @@
               <w:spacing w:after="10" w:before="0"/>
               <w:ind w:left="120"/>
             </w:pPr>
-            <w:hyperlink w:history="1" r:id="rIdgm4glml2ugyiktwcshubq">
+            <w:hyperlink w:history="1" r:id="rIdcjvews2i8ltx91y78gsj6">
               <w:r>
                 <w:rPr>
                   <w:rFonts w:ascii="Arial" w:cs="Arial" w:eastAsia="Arial" w:hAnsi="Arial"/>
@@ -24568,7 +25152,7 @@
             <w:pPr>
               <w:spacing w:after="20" w:before="0"/>
             </w:pPr>
-            <w:hyperlink w:history="1" r:id="rIddiptj2fi2l4jbhc8a8jr5">
+            <w:hyperlink w:history="1" r:id="rIdcmfstshoxvuympe1w0vvi">
               <w:r>
                 <w:rPr>
                   <w:rFonts w:ascii="Arial" w:cs="Arial" w:eastAsia="Arial" w:hAnsi="Arial"/>
@@ -24601,7 +25185,7 @@
               <w:spacing w:after="10" w:before="0"/>
               <w:ind w:left="120"/>
             </w:pPr>
-            <w:hyperlink w:history="1" r:id="rId5hsblk9bhslblr-brcioj">
+            <w:hyperlink w:history="1" r:id="rIdm30pdcgof4j8nzokraz2-">
               <w:r>
                 <w:rPr>
                   <w:rFonts w:ascii="Arial" w:cs="Arial" w:eastAsia="Arial" w:hAnsi="Arial"/>
@@ -24796,7 +25380,7 @@
             <w:pPr>
               <w:spacing w:after="20" w:before="0"/>
             </w:pPr>
-            <w:hyperlink w:history="1" r:id="rIdyvitjhnas7aq05mxvarkl">
+            <w:hyperlink w:history="1" r:id="rIdrw61nehmhbwxfyv736nnf">
               <w:r>
                 <w:rPr>
                   <w:rFonts w:ascii="Arial" w:cs="Arial" w:eastAsia="Arial" w:hAnsi="Arial"/>
@@ -24829,7 +25413,7 @@
               <w:spacing w:after="10" w:before="0"/>
               <w:ind w:left="120"/>
             </w:pPr>
-            <w:hyperlink w:history="1" r:id="rIdejxjvnpzssx2cptqltlex">
+            <w:hyperlink w:history="1" r:id="rIdf7brmkltyc0zxmy47gcpv">
               <w:r>
                 <w:rPr>
                   <w:rFonts w:ascii="Arial" w:cs="Arial" w:eastAsia="Arial" w:hAnsi="Arial"/>
@@ -24874,7 +25458,7 @@
             <w:pPr>
               <w:spacing w:after="20" w:before="0"/>
             </w:pPr>
-            <w:hyperlink w:history="1" r:id="rIdg-9hu24jvegfduq7glvsk">
+            <w:hyperlink w:history="1" r:id="rIdgdyb1a_5hnnle_xohjywl">
               <w:r>
                 <w:rPr>
                   <w:rFonts w:ascii="Arial" w:cs="Arial" w:eastAsia="Arial" w:hAnsi="Arial"/>
@@ -24907,7 +25491,7 @@
               <w:spacing w:after="10" w:before="0"/>
               <w:ind w:left="120"/>
             </w:pPr>
-            <w:hyperlink w:history="1" r:id="rIdj9kggupbzwpwbg8mepary">
+            <w:hyperlink w:history="1" r:id="rId6gstm7c6hqpiv2ux-u4_m">
               <w:r>
                 <w:rPr>
                   <w:rFonts w:ascii="Arial" w:cs="Arial" w:eastAsia="Arial" w:hAnsi="Arial"/>
@@ -25403,6 +25987,65 @@
         </w:tc>
       </w:tr>
     </w:tbl>
+    <w:p>
+      <w:pPr>
+        <w:pBdr>
+          <w:top w:val="single" w:color="BBBBBB" w:sz="4" w:space="4"/>
+        </w:pBdr>
+        <w:spacing w:after="0" w:before="160"/>
+      </w:pPr>
+      <w:r>
+        <w:rPr>
+          <w:rFonts w:ascii="Arial" w:cs="Arial" w:eastAsia="Arial" w:hAnsi="Arial"/>
+          <w:color w:val="666666"/>
+          <w:sz w:val="14"/>
+          <w:szCs w:val="14"/>
+        </w:rPr>
+        <w:t xml:space="preserve">© 2026 SeaVuria and ARES. Aligned with KICD objectives. Developed by SeaVuria; technical implementation by ARES (with AI assistance from Claude). Licensed under </w:t>
+      </w:r>
+      <w:hyperlink w:history="1" r:id="rIdaeca725vlbr6xto-ax5la">
+        <w:r>
+          <w:rPr>
+            <w:rFonts w:ascii="Arial" w:cs="Arial" w:eastAsia="Arial" w:hAnsi="Arial"/>
+            <w:color w:val="1F6B75"/>
+            <w:sz w:val="14"/>
+            <w:szCs w:val="14"/>
+            <w:u w:val="single" w:color="1F6B75"/>
+          </w:rPr>
+          <w:t xml:space="preserve">CC BY-NC 4.0</w:t>
+        </w:r>
+      </w:hyperlink>
+      <w:r>
+        <w:rPr>
+          <w:rFonts w:ascii="Arial" w:cs="Arial" w:eastAsia="Arial" w:hAnsi="Arial"/>
+          <w:color w:val="666666"/>
+          <w:sz w:val="14"/>
+          <w:szCs w:val="14"/>
+        </w:rPr>
+        <w:t xml:space="preserve"> (</w:t>
+      </w:r>
+      <w:hyperlink w:history="1" r:id="rIdh2pcj_r5yevkfgelr7gws">
+        <w:r>
+          <w:rPr>
+            <w:rFonts w:ascii="Arial" w:cs="Arial" w:eastAsia="Arial" w:hAnsi="Arial"/>
+            <w:color w:val="1F6B75"/>
+            <w:sz w:val="14"/>
+            <w:szCs w:val="14"/>
+            <w:u w:val="single" w:color="1F6B75"/>
+          </w:rPr>
+          <w:t xml:space="preserve">https://creativecommons.org/licenses/by-nc/4.0/</w:t>
+        </w:r>
+      </w:hyperlink>
+      <w:r>
+        <w:rPr>
+          <w:rFonts w:ascii="Arial" w:cs="Arial" w:eastAsia="Arial" w:hAnsi="Arial"/>
+          <w:color w:val="666666"/>
+          <w:sz w:val="14"/>
+          <w:szCs w:val="14"/>
+        </w:rPr>
+        <w:t xml:space="preserve">).</w:t>
+      </w:r>
+    </w:p>
     <w:p>
       <w:r>
         <w:br w:type="page"/>
@@ -26394,7 +27037,7 @@
             <w:pPr>
               <w:spacing w:after="20" w:before="0"/>
             </w:pPr>
-            <w:hyperlink w:history="1" r:id="rIdq3gs1utfen-2_8ktpmv26">
+            <w:hyperlink w:history="1" r:id="rIdqap5vfev09rrv9yn2ls6q">
               <w:r>
                 <w:rPr>
                   <w:rFonts w:ascii="Arial" w:cs="Arial" w:eastAsia="Arial" w:hAnsi="Arial"/>
@@ -26427,7 +27070,7 @@
               <w:spacing w:after="10" w:before="0"/>
               <w:ind w:left="120"/>
             </w:pPr>
-            <w:hyperlink w:history="1" r:id="rIdewygt0didnv526gs_mgpw">
+            <w:hyperlink w:history="1" r:id="rIdf5srilbw_v_ey41ryrxqf">
               <w:r>
                 <w:rPr>
                   <w:rFonts w:ascii="Arial" w:cs="Arial" w:eastAsia="Arial" w:hAnsi="Arial"/>
@@ -26472,7 +27115,7 @@
             <w:pPr>
               <w:spacing w:after="20" w:before="0"/>
             </w:pPr>
-            <w:hyperlink w:history="1" r:id="rIdtguadjxzh6-_bf1ap8k6t">
+            <w:hyperlink w:history="1" r:id="rIdirjsyjievqmlw4tptzxvl">
               <w:r>
                 <w:rPr>
                   <w:rFonts w:ascii="Arial" w:cs="Arial" w:eastAsia="Arial" w:hAnsi="Arial"/>
@@ -26505,7 +27148,7 @@
               <w:spacing w:after="10" w:before="0"/>
               <w:ind w:left="120"/>
             </w:pPr>
-            <w:hyperlink w:history="1" r:id="rIdha6d8yhrwh6o-3whsu0wy">
+            <w:hyperlink w:history="1" r:id="rId_fhmw4yl4ysiyhj3qhmte">
               <w:r>
                 <w:rPr>
                   <w:rFonts w:ascii="Arial" w:cs="Arial" w:eastAsia="Arial" w:hAnsi="Arial"/>
@@ -26700,7 +27343,7 @@
             <w:pPr>
               <w:spacing w:after="20" w:before="0"/>
             </w:pPr>
-            <w:hyperlink w:history="1" r:id="rId8kctiv0ss325avglt9xsv">
+            <w:hyperlink w:history="1" r:id="rIdou-jszgcsrqzjdjhupolc">
               <w:r>
                 <w:rPr>
                   <w:rFonts w:ascii="Arial" w:cs="Arial" w:eastAsia="Arial" w:hAnsi="Arial"/>
@@ -26733,7 +27376,7 @@
               <w:spacing w:after="10" w:before="0"/>
               <w:ind w:left="120"/>
             </w:pPr>
-            <w:hyperlink w:history="1" r:id="rIdndkqb9axmducmqbhopz-p">
+            <w:hyperlink w:history="1" r:id="rIde4r5cr2jce1vz592qqzvq">
               <w:r>
                 <w:rPr>
                   <w:rFonts w:ascii="Arial" w:cs="Arial" w:eastAsia="Arial" w:hAnsi="Arial"/>
@@ -26778,7 +27421,7 @@
             <w:pPr>
               <w:spacing w:after="20" w:before="0"/>
             </w:pPr>
-            <w:hyperlink w:history="1" r:id="rIdfqcf-d-_dqlmhqmmf7we-">
+            <w:hyperlink w:history="1" r:id="rId--i4fys4od1naeesywhmv">
               <w:r>
                 <w:rPr>
                   <w:rFonts w:ascii="Arial" w:cs="Arial" w:eastAsia="Arial" w:hAnsi="Arial"/>
@@ -26811,7 +27454,7 @@
               <w:spacing w:after="10" w:before="0"/>
               <w:ind w:left="120"/>
             </w:pPr>
-            <w:hyperlink w:history="1" r:id="rId4lmdxgrpujgamnsuxar36">
+            <w:hyperlink w:history="1" r:id="rIdop8sgzulwauh6mxekgvwx">
               <w:r>
                 <w:rPr>
                   <w:rFonts w:ascii="Arial" w:cs="Arial" w:eastAsia="Arial" w:hAnsi="Arial"/>
@@ -27006,7 +27649,7 @@
             <w:pPr>
               <w:spacing w:after="20" w:before="0"/>
             </w:pPr>
-            <w:hyperlink w:history="1" r:id="rIdvjsanqzxpaviq-b1n87-1">
+            <w:hyperlink w:history="1" r:id="rIdsjp3clblahthzrw3jfrak">
               <w:r>
                 <w:rPr>
                   <w:rFonts w:ascii="Arial" w:cs="Arial" w:eastAsia="Arial" w:hAnsi="Arial"/>
@@ -27039,7 +27682,7 @@
               <w:spacing w:after="10" w:before="0"/>
               <w:ind w:left="120"/>
             </w:pPr>
-            <w:hyperlink w:history="1" r:id="rIdsm5ldacxlyr_72hxewiuy">
+            <w:hyperlink w:history="1" r:id="rIdvkihatal4sxb8vamxtzpy">
               <w:r>
                 <w:rPr>
                   <w:rFonts w:ascii="Arial" w:cs="Arial" w:eastAsia="Arial" w:hAnsi="Arial"/>
@@ -27084,7 +27727,7 @@
             <w:pPr>
               <w:spacing w:after="20" w:before="0"/>
             </w:pPr>
-            <w:hyperlink w:history="1" r:id="rIdi08ybsvw7lfakub7s7_ey">
+            <w:hyperlink w:history="1" r:id="rIdyrqs4h9ottjogrfraucxm">
               <w:r>
                 <w:rPr>
                   <w:rFonts w:ascii="Arial" w:cs="Arial" w:eastAsia="Arial" w:hAnsi="Arial"/>
@@ -27117,7 +27760,7 @@
               <w:spacing w:after="10" w:before="0"/>
               <w:ind w:left="120"/>
             </w:pPr>
-            <w:hyperlink w:history="1" r:id="rIds-fbod0apajln1cike_-q">
+            <w:hyperlink w:history="1" r:id="rIdunpsenlkphkh_56p2bza2">
               <w:r>
                 <w:rPr>
                   <w:rFonts w:ascii="Arial" w:cs="Arial" w:eastAsia="Arial" w:hAnsi="Arial"/>
@@ -27312,7 +27955,7 @@
             <w:pPr>
               <w:spacing w:after="20" w:before="0"/>
             </w:pPr>
-            <w:hyperlink w:history="1" r:id="rIdirjydwpawc1bsmvlarhgz">
+            <w:hyperlink w:history="1" r:id="rIdwykgnajlzxkn6nqj2ok4h">
               <w:r>
                 <w:rPr>
                   <w:rFonts w:ascii="Arial" w:cs="Arial" w:eastAsia="Arial" w:hAnsi="Arial"/>
@@ -27345,7 +27988,7 @@
               <w:spacing w:after="10" w:before="0"/>
               <w:ind w:left="120"/>
             </w:pPr>
-            <w:hyperlink w:history="1" r:id="rIdof2wmx1n4bcugaeiccsg8">
+            <w:hyperlink w:history="1" r:id="rIdichz2mycvge-7ipyrhbze">
               <w:r>
                 <w:rPr>
                   <w:rFonts w:ascii="Arial" w:cs="Arial" w:eastAsia="Arial" w:hAnsi="Arial"/>
@@ -27390,7 +28033,7 @@
             <w:pPr>
               <w:spacing w:after="20" w:before="0"/>
             </w:pPr>
-            <w:hyperlink w:history="1" r:id="rIdsduf5c6nanmplxs8egxzc">
+            <w:hyperlink w:history="1" r:id="rIdjkogxgqeqk0qraguqzawm">
               <w:r>
                 <w:rPr>
                   <w:rFonts w:ascii="Arial" w:cs="Arial" w:eastAsia="Arial" w:hAnsi="Arial"/>
@@ -27423,7 +28066,7 @@
               <w:spacing w:after="10" w:before="0"/>
               <w:ind w:left="120"/>
             </w:pPr>
-            <w:hyperlink w:history="1" r:id="rId_iwdbyd4rneww2bqwvp9p">
+            <w:hyperlink w:history="1" r:id="rIdtfaahtcbwp98dhu_tie5u">
               <w:r>
                 <w:rPr>
                   <w:rFonts w:ascii="Arial" w:cs="Arial" w:eastAsia="Arial" w:hAnsi="Arial"/>
@@ -27618,7 +28261,7 @@
             <w:pPr>
               <w:spacing w:after="20" w:before="0"/>
             </w:pPr>
-            <w:hyperlink w:history="1" r:id="rIdgtdaf9skpqi-ssblesvjl">
+            <w:hyperlink w:history="1" r:id="rIdqzod-0lfmshkzq5ytssgr">
               <w:r>
                 <w:rPr>
                   <w:rFonts w:ascii="Arial" w:cs="Arial" w:eastAsia="Arial" w:hAnsi="Arial"/>
@@ -27651,7 +28294,7 @@
               <w:spacing w:after="10" w:before="0"/>
               <w:ind w:left="120"/>
             </w:pPr>
-            <w:hyperlink w:history="1" r:id="rIdekowufuxhcscgvozstfsy">
+            <w:hyperlink w:history="1" r:id="rId_rjc605wntsw-_vk3wm43">
               <w:r>
                 <w:rPr>
                   <w:rFonts w:ascii="Arial" w:cs="Arial" w:eastAsia="Arial" w:hAnsi="Arial"/>
@@ -27696,7 +28339,7 @@
             <w:pPr>
               <w:spacing w:after="20" w:before="0"/>
             </w:pPr>
-            <w:hyperlink w:history="1" r:id="rIdzjp9j40ki_qh_oja3oudm">
+            <w:hyperlink w:history="1" r:id="rIdfxbljizy_mrsum-skvpo5">
               <w:r>
                 <w:rPr>
                   <w:rFonts w:ascii="Arial" w:cs="Arial" w:eastAsia="Arial" w:hAnsi="Arial"/>
@@ -27729,7 +28372,7 @@
               <w:spacing w:after="10" w:before="0"/>
               <w:ind w:left="120"/>
             </w:pPr>
-            <w:hyperlink w:history="1" r:id="rIduftlcfnw3zuqoi-lhj3zl">
+            <w:hyperlink w:history="1" r:id="rIdfxbrlkzzsesiuaxyr1o7n">
               <w:r>
                 <w:rPr>
                   <w:rFonts w:ascii="Arial" w:cs="Arial" w:eastAsia="Arial" w:hAnsi="Arial"/>
@@ -28225,6 +28868,65 @@
         </w:tc>
       </w:tr>
     </w:tbl>
+    <w:p>
+      <w:pPr>
+        <w:pBdr>
+          <w:top w:val="single" w:color="BBBBBB" w:sz="4" w:space="4"/>
+        </w:pBdr>
+        <w:spacing w:after="0" w:before="160"/>
+      </w:pPr>
+      <w:r>
+        <w:rPr>
+          <w:rFonts w:ascii="Arial" w:cs="Arial" w:eastAsia="Arial" w:hAnsi="Arial"/>
+          <w:color w:val="666666"/>
+          <w:sz w:val="14"/>
+          <w:szCs w:val="14"/>
+        </w:rPr>
+        <w:t xml:space="preserve">© 2026 SeaVuria and ARES. Aligned with KICD objectives. Developed by SeaVuria; technical implementation by ARES (with AI assistance from Claude). Licensed under </w:t>
+      </w:r>
+      <w:hyperlink w:history="1" r:id="rId6tjhjeovtdthmwlpht2fe">
+        <w:r>
+          <w:rPr>
+            <w:rFonts w:ascii="Arial" w:cs="Arial" w:eastAsia="Arial" w:hAnsi="Arial"/>
+            <w:color w:val="1F6B75"/>
+            <w:sz w:val="14"/>
+            <w:szCs w:val="14"/>
+            <w:u w:val="single" w:color="1F6B75"/>
+          </w:rPr>
+          <w:t xml:space="preserve">CC BY-NC 4.0</w:t>
+        </w:r>
+      </w:hyperlink>
+      <w:r>
+        <w:rPr>
+          <w:rFonts w:ascii="Arial" w:cs="Arial" w:eastAsia="Arial" w:hAnsi="Arial"/>
+          <w:color w:val="666666"/>
+          <w:sz w:val="14"/>
+          <w:szCs w:val="14"/>
+        </w:rPr>
+        <w:t xml:space="preserve"> (</w:t>
+      </w:r>
+      <w:hyperlink w:history="1" r:id="rId_iouobgqwah9jyrowf8ij">
+        <w:r>
+          <w:rPr>
+            <w:rFonts w:ascii="Arial" w:cs="Arial" w:eastAsia="Arial" w:hAnsi="Arial"/>
+            <w:color w:val="1F6B75"/>
+            <w:sz w:val="14"/>
+            <w:szCs w:val="14"/>
+            <w:u w:val="single" w:color="1F6B75"/>
+          </w:rPr>
+          <w:t xml:space="preserve">https://creativecommons.org/licenses/by-nc/4.0/</w:t>
+        </w:r>
+      </w:hyperlink>
+      <w:r>
+        <w:rPr>
+          <w:rFonts w:ascii="Arial" w:cs="Arial" w:eastAsia="Arial" w:hAnsi="Arial"/>
+          <w:color w:val="666666"/>
+          <w:sz w:val="14"/>
+          <w:szCs w:val="14"/>
+        </w:rPr>
+        <w:t xml:space="preserve">).</w:t>
+      </w:r>
+    </w:p>
     <w:p>
       <w:r>
         <w:br w:type="page"/>

--- a/data/outputs/v2/Maths/SS4.2_Probability_I/Mathematics_Probability_I_CBE_LessonSequence.docx
+++ b/data/outputs/v2/Maths/SS4.2_Probability_I/Mathematics_Probability_I_CBE_LessonSequence.docx
@@ -38,6 +38,2337 @@
           <w:szCs w:val="22"/>
         </w:rPr>
         <w:t xml:space="preserve">CBE Phenomenon-Driven Lesson Sequence — Sub-Strand 4.2 (9 Lessons)</w:t>
+      </w:r>
+    </w:p>
+    <w:p>
+      <w:pPr>
+        <w:spacing w:after="120"/>
+      </w:pPr>
+      <w:r>
+        <w:t xml:space="preserve"/>
+      </w:r>
+    </w:p>
+    <w:tbl>
+      <w:tblPr>
+        <w:tblW w:type="dxa" w:w="13680"/>
+        <w:tblBorders>
+          <w:top w:val="single" w:color="AAAAAA" w:sz="4"/>
+          <w:left w:val="single" w:color="AAAAAA" w:sz="4"/>
+          <w:bottom w:val="single" w:color="AAAAAA" w:sz="4"/>
+          <w:right w:val="single" w:color="AAAAAA" w:sz="4"/>
+          <w:insideH w:val="single" w:color="auto" w:sz="4"/>
+          <w:insideV w:val="single" w:color="auto" w:sz="4"/>
+        </w:tblBorders>
+        <w:tblLayout w:type="fixed"/>
+      </w:tblPr>
+      <w:tblGrid>
+        <w:gridCol w:w="3000"/>
+        <w:gridCol w:w="10680"/>
+      </w:tblGrid>
+      <w:tr>
+        <w:tc>
+          <w:tcPr>
+            <w:tcW w:type="dxa" w:w="13680"/>
+            <w:gridSpan w:val="2"/>
+            <w:shd w:fill="1F3864" w:color="auto" w:val="clear"/>
+            <w:tcMar>
+              <w:top w:type="dxa" w:w="60"/>
+              <w:left w:type="dxa" w:w="120"/>
+              <w:bottom w:type="dxa" w:w="60"/>
+              <w:right w:type="dxa" w:w="120"/>
+            </w:tcMar>
+            <w:vAlign w:val="top"/>
+          </w:tcPr>
+          <w:p>
+            <w:pPr>
+              <w:spacing w:after="40" w:before="0"/>
+              <w:jc w:val="center"/>
+            </w:pPr>
+            <w:r>
+              <w:rPr>
+                <w:rFonts w:ascii="Arial" w:cs="Arial" w:eastAsia="Arial" w:hAnsi="Arial"/>
+                <w:b/>
+                <w:bCs/>
+                <w:i w:val="false"/>
+                <w:iCs w:val="false"/>
+                <w:color w:val="FFFFFF"/>
+                <w:sz w:val="22"/>
+                <w:szCs w:val="22"/>
+              </w:rPr>
+              <w:t xml:space="preserve">SUB-STRAND OVERVIEW</w:t>
+            </w:r>
+          </w:p>
+        </w:tc>
+      </w:tr>
+      <w:tr>
+        <w:tc>
+          <w:tcPr>
+            <w:tcW w:type="dxa" w:w="3000"/>
+            <w:shd w:fill="D5E8F0" w:color="auto" w:val="clear"/>
+            <w:tcMar>
+              <w:top w:type="dxa" w:w="60"/>
+              <w:left w:type="dxa" w:w="120"/>
+              <w:bottom w:type="dxa" w:w="60"/>
+              <w:right w:type="dxa" w:w="120"/>
+            </w:tcMar>
+            <w:vAlign w:val="top"/>
+          </w:tcPr>
+          <w:p>
+            <w:pPr>
+              <w:spacing w:after="40" w:before="0"/>
+              <w:jc w:val="left"/>
+            </w:pPr>
+            <w:r>
+              <w:rPr>
+                <w:rFonts w:ascii="Arial" w:cs="Arial" w:eastAsia="Arial" w:hAnsi="Arial"/>
+                <w:b/>
+                <w:bCs/>
+                <w:i w:val="false"/>
+                <w:iCs w:val="false"/>
+                <w:color w:val="000000"/>
+                <w:sz w:val="18"/>
+                <w:szCs w:val="18"/>
+              </w:rPr>
+              <w:t xml:space="preserve">Grade Level</w:t>
+            </w:r>
+          </w:p>
+        </w:tc>
+        <w:tc>
+          <w:tcPr>
+            <w:tcW w:type="dxa" w:w="10680"/>
+            <w:shd w:fill="FFFFFF" w:color="auto" w:val="clear"/>
+            <w:tcMar>
+              <w:top w:type="dxa" w:w="60"/>
+              <w:left w:type="dxa" w:w="120"/>
+              <w:bottom w:type="dxa" w:w="60"/>
+              <w:right w:type="dxa" w:w="120"/>
+            </w:tcMar>
+            <w:vAlign w:val="top"/>
+          </w:tcPr>
+          <w:p>
+            <w:pPr>
+              <w:spacing w:after="40" w:before="0"/>
+              <w:jc w:val="left"/>
+            </w:pPr>
+            <w:r>
+              <w:rPr>
+                <w:rFonts w:ascii="Arial" w:cs="Arial" w:eastAsia="Arial" w:hAnsi="Arial"/>
+                <w:b w:val="false"/>
+                <w:bCs w:val="false"/>
+                <w:i w:val="false"/>
+                <w:iCs w:val="false"/>
+                <w:color w:val="000000"/>
+                <w:sz w:val="18"/>
+                <w:szCs w:val="18"/>
+              </w:rPr>
+              <w:t xml:space="preserve">10</w:t>
+            </w:r>
+          </w:p>
+        </w:tc>
+      </w:tr>
+      <w:tr>
+        <w:tc>
+          <w:tcPr>
+            <w:tcW w:type="dxa" w:w="3000"/>
+            <w:shd w:fill="D5E8F0" w:color="auto" w:val="clear"/>
+            <w:tcMar>
+              <w:top w:type="dxa" w:w="60"/>
+              <w:left w:type="dxa" w:w="120"/>
+              <w:bottom w:type="dxa" w:w="60"/>
+              <w:right w:type="dxa" w:w="120"/>
+            </w:tcMar>
+            <w:vAlign w:val="top"/>
+          </w:tcPr>
+          <w:p>
+            <w:pPr>
+              <w:spacing w:after="40" w:before="0"/>
+              <w:jc w:val="left"/>
+            </w:pPr>
+            <w:r>
+              <w:rPr>
+                <w:rFonts w:ascii="Arial" w:cs="Arial" w:eastAsia="Arial" w:hAnsi="Arial"/>
+                <w:b/>
+                <w:bCs/>
+                <w:i w:val="false"/>
+                <w:iCs w:val="false"/>
+                <w:color w:val="000000"/>
+                <w:sz w:val="18"/>
+                <w:szCs w:val="18"/>
+              </w:rPr>
+              <w:t xml:space="preserve">Subject</w:t>
+            </w:r>
+          </w:p>
+        </w:tc>
+        <w:tc>
+          <w:tcPr>
+            <w:tcW w:type="dxa" w:w="10680"/>
+            <w:shd w:fill="FFFFFF" w:color="auto" w:val="clear"/>
+            <w:tcMar>
+              <w:top w:type="dxa" w:w="60"/>
+              <w:left w:type="dxa" w:w="120"/>
+              <w:bottom w:type="dxa" w:w="60"/>
+              <w:right w:type="dxa" w:w="120"/>
+            </w:tcMar>
+            <w:vAlign w:val="top"/>
+          </w:tcPr>
+          <w:p>
+            <w:pPr>
+              <w:spacing w:after="40" w:before="0"/>
+              <w:jc w:val="left"/>
+            </w:pPr>
+            <w:r>
+              <w:rPr>
+                <w:rFonts w:ascii="Arial" w:cs="Arial" w:eastAsia="Arial" w:hAnsi="Arial"/>
+                <w:b w:val="false"/>
+                <w:bCs w:val="false"/>
+                <w:i w:val="false"/>
+                <w:iCs w:val="false"/>
+                <w:color w:val="000000"/>
+                <w:sz w:val="18"/>
+                <w:szCs w:val="18"/>
+              </w:rPr>
+              <w:t xml:space="preserve">Mathematics</w:t>
+            </w:r>
+          </w:p>
+        </w:tc>
+      </w:tr>
+      <w:tr>
+        <w:tc>
+          <w:tcPr>
+            <w:tcW w:type="dxa" w:w="3000"/>
+            <w:shd w:fill="D5E8F0" w:color="auto" w:val="clear"/>
+            <w:tcMar>
+              <w:top w:type="dxa" w:w="60"/>
+              <w:left w:type="dxa" w:w="120"/>
+              <w:bottom w:type="dxa" w:w="60"/>
+              <w:right w:type="dxa" w:w="120"/>
+            </w:tcMar>
+            <w:vAlign w:val="top"/>
+          </w:tcPr>
+          <w:p>
+            <w:pPr>
+              <w:spacing w:after="40" w:before="0"/>
+              <w:jc w:val="left"/>
+            </w:pPr>
+            <w:r>
+              <w:rPr>
+                <w:rFonts w:ascii="Arial" w:cs="Arial" w:eastAsia="Arial" w:hAnsi="Arial"/>
+                <w:b/>
+                <w:bCs/>
+                <w:i w:val="false"/>
+                <w:iCs w:val="false"/>
+                <w:color w:val="000000"/>
+                <w:sz w:val="18"/>
+                <w:szCs w:val="18"/>
+              </w:rPr>
+              <w:t xml:space="preserve">Strand</w:t>
+            </w:r>
+          </w:p>
+        </w:tc>
+        <w:tc>
+          <w:tcPr>
+            <w:tcW w:type="dxa" w:w="10680"/>
+            <w:shd w:fill="FFFFFF" w:color="auto" w:val="clear"/>
+            <w:tcMar>
+              <w:top w:type="dxa" w:w="60"/>
+              <w:left w:type="dxa" w:w="120"/>
+              <w:bottom w:type="dxa" w:w="60"/>
+              <w:right w:type="dxa" w:w="120"/>
+            </w:tcMar>
+            <w:vAlign w:val="top"/>
+          </w:tcPr>
+          <w:p>
+            <w:pPr>
+              <w:spacing w:after="40" w:before="0"/>
+              <w:jc w:val="left"/>
+            </w:pPr>
+            <w:r>
+              <w:rPr>
+                <w:rFonts w:ascii="Arial" w:cs="Arial" w:eastAsia="Arial" w:hAnsi="Arial"/>
+                <w:b w:val="false"/>
+                <w:bCs w:val="false"/>
+                <w:i w:val="false"/>
+                <w:iCs w:val="false"/>
+                <w:color w:val="000000"/>
+                <w:sz w:val="18"/>
+                <w:szCs w:val="18"/>
+              </w:rPr>
+              <w:t xml:space="preserve">Strand 4.0: Data Handling and Probability</w:t>
+            </w:r>
+          </w:p>
+        </w:tc>
+      </w:tr>
+      <w:tr>
+        <w:tc>
+          <w:tcPr>
+            <w:tcW w:type="dxa" w:w="3000"/>
+            <w:shd w:fill="D5E8F0" w:color="auto" w:val="clear"/>
+            <w:tcMar>
+              <w:top w:type="dxa" w:w="60"/>
+              <w:left w:type="dxa" w:w="120"/>
+              <w:bottom w:type="dxa" w:w="60"/>
+              <w:right w:type="dxa" w:w="120"/>
+            </w:tcMar>
+            <w:vAlign w:val="top"/>
+          </w:tcPr>
+          <w:p>
+            <w:pPr>
+              <w:spacing w:after="40" w:before="0"/>
+              <w:jc w:val="left"/>
+            </w:pPr>
+            <w:r>
+              <w:rPr>
+                <w:rFonts w:ascii="Arial" w:cs="Arial" w:eastAsia="Arial" w:hAnsi="Arial"/>
+                <w:b/>
+                <w:bCs/>
+                <w:i w:val="false"/>
+                <w:iCs w:val="false"/>
+                <w:color w:val="000000"/>
+                <w:sz w:val="18"/>
+                <w:szCs w:val="18"/>
+              </w:rPr>
+              <w:t xml:space="preserve">Sub-Strand</w:t>
+            </w:r>
+          </w:p>
+        </w:tc>
+        <w:tc>
+          <w:tcPr>
+            <w:tcW w:type="dxa" w:w="10680"/>
+            <w:shd w:fill="FFFFFF" w:color="auto" w:val="clear"/>
+            <w:tcMar>
+              <w:top w:type="dxa" w:w="60"/>
+              <w:left w:type="dxa" w:w="120"/>
+              <w:bottom w:type="dxa" w:w="60"/>
+              <w:right w:type="dxa" w:w="120"/>
+            </w:tcMar>
+            <w:vAlign w:val="top"/>
+          </w:tcPr>
+          <w:p>
+            <w:pPr>
+              <w:spacing w:after="40" w:before="0"/>
+              <w:jc w:val="left"/>
+            </w:pPr>
+            <w:r>
+              <w:rPr>
+                <w:rFonts w:ascii="Arial" w:cs="Arial" w:eastAsia="Arial" w:hAnsi="Arial"/>
+                <w:b w:val="false"/>
+                <w:bCs w:val="false"/>
+                <w:i w:val="false"/>
+                <w:iCs w:val="false"/>
+                <w:color w:val="000000"/>
+                <w:sz w:val="18"/>
+                <w:szCs w:val="18"/>
+              </w:rPr>
+              <w:t xml:space="preserve">Sub-Strand 4.2: Probability I</w:t>
+            </w:r>
+          </w:p>
+        </w:tc>
+      </w:tr>
+      <w:tr>
+        <w:tc>
+          <w:tcPr>
+            <w:tcW w:type="dxa" w:w="3000"/>
+            <w:shd w:fill="D5E8F0" w:color="auto" w:val="clear"/>
+            <w:tcMar>
+              <w:top w:type="dxa" w:w="60"/>
+              <w:left w:type="dxa" w:w="120"/>
+              <w:bottom w:type="dxa" w:w="60"/>
+              <w:right w:type="dxa" w:w="120"/>
+            </w:tcMar>
+            <w:vAlign w:val="top"/>
+          </w:tcPr>
+          <w:p>
+            <w:pPr>
+              <w:spacing w:after="40" w:before="0"/>
+              <w:jc w:val="left"/>
+            </w:pPr>
+            <w:r>
+              <w:rPr>
+                <w:rFonts w:ascii="Arial" w:cs="Arial" w:eastAsia="Arial" w:hAnsi="Arial"/>
+                <w:b/>
+                <w:bCs/>
+                <w:i w:val="false"/>
+                <w:iCs w:val="false"/>
+                <w:color w:val="000000"/>
+                <w:sz w:val="18"/>
+                <w:szCs w:val="18"/>
+              </w:rPr>
+              <w:t xml:space="preserve">Total Duration</w:t>
+            </w:r>
+          </w:p>
+        </w:tc>
+        <w:tc>
+          <w:tcPr>
+            <w:tcW w:type="dxa" w:w="10680"/>
+            <w:shd w:fill="FFFFFF" w:color="auto" w:val="clear"/>
+            <w:tcMar>
+              <w:top w:type="dxa" w:w="60"/>
+              <w:left w:type="dxa" w:w="120"/>
+              <w:bottom w:type="dxa" w:w="60"/>
+              <w:right w:type="dxa" w:w="120"/>
+            </w:tcMar>
+            <w:vAlign w:val="top"/>
+          </w:tcPr>
+          <w:p>
+            <w:pPr>
+              <w:spacing w:after="40" w:before="0"/>
+              <w:jc w:val="left"/>
+            </w:pPr>
+            <w:r>
+              <w:rPr>
+                <w:rFonts w:ascii="Arial" w:cs="Arial" w:eastAsia="Arial" w:hAnsi="Arial"/>
+                <w:b w:val="false"/>
+                <w:bCs w:val="false"/>
+                <w:i w:val="false"/>
+                <w:iCs w:val="false"/>
+                <w:color w:val="000000"/>
+                <w:sz w:val="18"/>
+                <w:szCs w:val="18"/>
+              </w:rPr>
+              <w:t xml:space="preserve">9 lessons × 40 minutes = 360 minutes total</w:t>
+            </w:r>
+          </w:p>
+        </w:tc>
+      </w:tr>
+      <w:tr>
+        <w:tc>
+          <w:tcPr>
+            <w:tcW w:type="dxa" w:w="3000"/>
+            <w:shd w:fill="D5E8F0" w:color="auto" w:val="clear"/>
+            <w:tcMar>
+              <w:top w:type="dxa" w:w="60"/>
+              <w:left w:type="dxa" w:w="120"/>
+              <w:bottom w:type="dxa" w:w="60"/>
+              <w:right w:type="dxa" w:w="120"/>
+            </w:tcMar>
+            <w:vAlign w:val="top"/>
+          </w:tcPr>
+          <w:p>
+            <w:pPr>
+              <w:spacing w:after="40" w:before="0"/>
+              <w:jc w:val="left"/>
+            </w:pPr>
+            <w:r>
+              <w:rPr>
+                <w:rFonts w:ascii="Arial" w:cs="Arial" w:eastAsia="Arial" w:hAnsi="Arial"/>
+                <w:b/>
+                <w:bCs/>
+                <w:i w:val="false"/>
+                <w:iCs w:val="false"/>
+                <w:color w:val="000000"/>
+                <w:sz w:val="18"/>
+                <w:szCs w:val="18"/>
+              </w:rPr>
+              <w:t xml:space="preserve">Sub-Strand Content</w:t>
+            </w:r>
+          </w:p>
+        </w:tc>
+        <w:tc>
+          <w:tcPr>
+            <w:tcW w:type="dxa" w:w="10680"/>
+            <w:shd w:fill="FFFFFF" w:color="auto" w:val="clear"/>
+            <w:tcMar>
+              <w:top w:type="dxa" w:w="60"/>
+              <w:left w:type="dxa" w:w="120"/>
+              <w:bottom w:type="dxa" w:w="60"/>
+              <w:right w:type="dxa" w:w="120"/>
+            </w:tcMar>
+            <w:vAlign w:val="top"/>
+          </w:tcPr>
+          <w:p>
+            <w:pPr>
+              <w:spacing w:after="30" w:before="0"/>
+              <w:ind w:left="360" w:hanging="180"/>
+              <w:jc w:val="left"/>
+            </w:pPr>
+            <w:r>
+              <w:rPr>
+                <w:rFonts w:ascii="Arial" w:cs="Arial" w:eastAsia="Arial" w:hAnsi="Arial"/>
+                <w:b w:val="false"/>
+                <w:bCs w:val="false"/>
+                <w:i w:val="false"/>
+                <w:iCs w:val="false"/>
+                <w:color w:val="000000"/>
+                <w:sz w:val="18"/>
+                <w:szCs w:val="18"/>
+              </w:rPr>
+              <w:t xml:space="preserve">–  Experimental probability — conducting repeated trials (coin tosses, dice rolls, picking cards) and computing relative frequencies to estimate probability</w:t>
+            </w:r>
+          </w:p>
+          <w:p>
+            <w:pPr>
+              <w:spacing w:after="30" w:before="0"/>
+              <w:ind w:left="360" w:hanging="180"/>
+              <w:jc w:val="left"/>
+            </w:pPr>
+            <w:r>
+              <w:rPr>
+                <w:rFonts w:ascii="Arial" w:cs="Arial" w:eastAsia="Arial" w:hAnsi="Arial"/>
+                <w:b w:val="false"/>
+                <w:bCs w:val="false"/>
+                <w:i w:val="false"/>
+                <w:iCs w:val="false"/>
+                <w:color w:val="000000"/>
+                <w:sz w:val="18"/>
+                <w:szCs w:val="18"/>
+              </w:rPr>
+              <w:t xml:space="preserve">–  Probability space — listing sample spaces using tables, grids, and systematic enumeration for single and combined events</w:t>
+            </w:r>
+          </w:p>
+          <w:p>
+            <w:pPr>
+              <w:spacing w:after="30" w:before="0"/>
+              <w:ind w:left="360" w:hanging="180"/>
+              <w:jc w:val="left"/>
+            </w:pPr>
+            <w:r>
+              <w:rPr>
+                <w:rFonts w:ascii="Arial" w:cs="Arial" w:eastAsia="Arial" w:hAnsi="Arial"/>
+                <w:b w:val="false"/>
+                <w:bCs w:val="false"/>
+                <w:i w:val="false"/>
+                <w:iCs w:val="false"/>
+                <w:color w:val="000000"/>
+                <w:sz w:val="18"/>
+                <w:szCs w:val="18"/>
+              </w:rPr>
+              <w:t xml:space="preserve">–  Mutually exclusive events — identifying events that cannot occur simultaneously and applying the relevant probability rules</w:t>
+            </w:r>
+          </w:p>
+          <w:p>
+            <w:pPr>
+              <w:spacing w:after="30" w:before="0"/>
+              <w:ind w:left="360" w:hanging="180"/>
+              <w:jc w:val="left"/>
+            </w:pPr>
+            <w:r>
+              <w:rPr>
+                <w:rFonts w:ascii="Arial" w:cs="Arial" w:eastAsia="Arial" w:hAnsi="Arial"/>
+                <w:b w:val="false"/>
+                <w:bCs w:val="false"/>
+                <w:i w:val="false"/>
+                <w:iCs w:val="false"/>
+                <w:color w:val="000000"/>
+                <w:sz w:val="18"/>
+                <w:szCs w:val="18"/>
+              </w:rPr>
+              <w:t xml:space="preserve">–  Independent events — identifying events whose outcomes do not influence each other and applying the relevant probability rules</w:t>
+            </w:r>
+          </w:p>
+          <w:p>
+            <w:pPr>
+              <w:spacing w:after="30" w:before="0"/>
+              <w:ind w:left="360" w:hanging="180"/>
+              <w:jc w:val="left"/>
+            </w:pPr>
+            <w:r>
+              <w:rPr>
+                <w:rFonts w:ascii="Arial" w:cs="Arial" w:eastAsia="Arial" w:hAnsi="Arial"/>
+                <w:b w:val="false"/>
+                <w:bCs w:val="false"/>
+                <w:i w:val="false"/>
+                <w:iCs w:val="false"/>
+                <w:color w:val="000000"/>
+                <w:sz w:val="18"/>
+                <w:szCs w:val="18"/>
+              </w:rPr>
+              <w:t xml:space="preserve">–  Addition law of probability — P(A ∪ B) = P(A) + P(B) − P(A ∩ B), with the special case for mutually exclusive events</w:t>
+            </w:r>
+          </w:p>
+          <w:p>
+            <w:pPr>
+              <w:spacing w:after="30" w:before="0"/>
+              <w:ind w:left="360" w:hanging="180"/>
+              <w:jc w:val="left"/>
+            </w:pPr>
+            <w:r>
+              <w:rPr>
+                <w:rFonts w:ascii="Arial" w:cs="Arial" w:eastAsia="Arial" w:hAnsi="Arial"/>
+                <w:b w:val="false"/>
+                <w:bCs w:val="false"/>
+                <w:i w:val="false"/>
+                <w:iCs w:val="false"/>
+                <w:color w:val="000000"/>
+                <w:sz w:val="18"/>
+                <w:szCs w:val="18"/>
+              </w:rPr>
+              <w:t xml:space="preserve">–  Multiplication law of probability — P(A ∩ B) = P(A) × P(B) for independent events, and P(A ∩ B) = P(A) × P(B|A) for dependent events</w:t>
+            </w:r>
+          </w:p>
+          <w:p>
+            <w:pPr>
+              <w:spacing w:after="30" w:before="0"/>
+              <w:ind w:left="360" w:hanging="180"/>
+              <w:jc w:val="left"/>
+            </w:pPr>
+            <w:r>
+              <w:rPr>
+                <w:rFonts w:ascii="Arial" w:cs="Arial" w:eastAsia="Arial" w:hAnsi="Arial"/>
+                <w:b w:val="false"/>
+                <w:bCs w:val="false"/>
+                <w:i w:val="false"/>
+                <w:iCs w:val="false"/>
+                <w:color w:val="000000"/>
+                <w:sz w:val="18"/>
+                <w:szCs w:val="18"/>
+              </w:rPr>
+              <w:t xml:space="preserve">–  Probability tree diagrams — constructing and using tree diagrams to organise outcomes and calculate probabilities of sequential events</w:t>
+            </w:r>
+          </w:p>
+        </w:tc>
+      </w:tr>
+      <w:tr>
+        <w:tc>
+          <w:tcPr>
+            <w:tcW w:type="dxa" w:w="3000"/>
+            <w:shd w:fill="D5E8F0" w:color="auto" w:val="clear"/>
+            <w:tcMar>
+              <w:top w:type="dxa" w:w="60"/>
+              <w:left w:type="dxa" w:w="120"/>
+              <w:bottom w:type="dxa" w:w="60"/>
+              <w:right w:type="dxa" w:w="120"/>
+            </w:tcMar>
+            <w:vAlign w:val="top"/>
+          </w:tcPr>
+          <w:p>
+            <w:pPr>
+              <w:spacing w:after="40" w:before="0"/>
+              <w:jc w:val="left"/>
+            </w:pPr>
+            <w:r>
+              <w:rPr>
+                <w:rFonts w:ascii="Arial" w:cs="Arial" w:eastAsia="Arial" w:hAnsi="Arial"/>
+                <w:b/>
+                <w:bCs/>
+                <w:i w:val="false"/>
+                <w:iCs w:val="false"/>
+                <w:color w:val="000000"/>
+                <w:sz w:val="18"/>
+                <w:szCs w:val="18"/>
+              </w:rPr>
+              <w:t xml:space="preserve">Learning Outcomes</w:t>
+            </w:r>
+          </w:p>
+        </w:tc>
+        <w:tc>
+          <w:tcPr>
+            <w:tcW w:type="dxa" w:w="10680"/>
+            <w:shd w:fill="FFFFFF" w:color="auto" w:val="clear"/>
+            <w:tcMar>
+              <w:top w:type="dxa" w:w="60"/>
+              <w:left w:type="dxa" w:w="120"/>
+              <w:bottom w:type="dxa" w:w="60"/>
+              <w:right w:type="dxa" w:w="120"/>
+            </w:tcMar>
+            <w:vAlign w:val="top"/>
+          </w:tcPr>
+          <w:p>
+            <w:pPr>
+              <w:spacing w:after="40" w:before="0"/>
+              <w:jc w:val="left"/>
+            </w:pPr>
+            <w:r>
+              <w:rPr>
+                <w:rFonts w:ascii="Arial" w:cs="Arial" w:eastAsia="Arial" w:hAnsi="Arial"/>
+                <w:b w:val="false"/>
+                <w:bCs w:val="false"/>
+                <w:i w:val="false"/>
+                <w:iCs w:val="false"/>
+                <w:color w:val="000000"/>
+                <w:sz w:val="18"/>
+                <w:szCs w:val="18"/>
+              </w:rPr>
+              <w:t xml:space="preserve">By the end of the sub-strand, the learner should be able to:</w:t>
+            </w:r>
+          </w:p>
+          <w:p>
+            <w:pPr>
+              <w:spacing w:after="40" w:before="0"/>
+              <w:jc w:val="left"/>
+            </w:pPr>
+            <w:r>
+              <w:rPr>
+                <w:rFonts w:ascii="Arial" w:cs="Arial" w:eastAsia="Arial" w:hAnsi="Arial"/>
+                <w:b w:val="false"/>
+                <w:bCs w:val="false"/>
+                <w:i w:val="false"/>
+                <w:iCs w:val="false"/>
+                <w:color w:val="000000"/>
+                <w:sz w:val="18"/>
+                <w:szCs w:val="18"/>
+              </w:rPr>
+              <w:t xml:space="preserve">a) determine experimental probability by conducting repeated trials and computing relative frequencies in different real-life situations;</w:t>
+            </w:r>
+          </w:p>
+          <w:p>
+            <w:pPr>
+              <w:spacing w:after="40" w:before="0"/>
+              <w:jc w:val="left"/>
+            </w:pPr>
+            <w:r>
+              <w:rPr>
+                <w:rFonts w:ascii="Arial" w:cs="Arial" w:eastAsia="Arial" w:hAnsi="Arial"/>
+                <w:b w:val="false"/>
+                <w:bCs w:val="false"/>
+                <w:i w:val="false"/>
+                <w:iCs w:val="false"/>
+                <w:color w:val="000000"/>
+                <w:sz w:val="18"/>
+                <w:szCs w:val="18"/>
+              </w:rPr>
+              <w:t xml:space="preserve">b) construct and interpret a probability space (sample space) for single and combined events using tables, grids, and systematic listing;</w:t>
+            </w:r>
+          </w:p>
+          <w:p>
+            <w:pPr>
+              <w:spacing w:after="40" w:before="0"/>
+              <w:jc w:val="left"/>
+            </w:pPr>
+            <w:r>
+              <w:rPr>
+                <w:rFonts w:ascii="Arial" w:cs="Arial" w:eastAsia="Arial" w:hAnsi="Arial"/>
+                <w:b w:val="false"/>
+                <w:bCs w:val="false"/>
+                <w:i w:val="false"/>
+                <w:iCs w:val="false"/>
+                <w:color w:val="000000"/>
+                <w:sz w:val="18"/>
+                <w:szCs w:val="18"/>
+              </w:rPr>
+              <w:t xml:space="preserve">c) identify and distinguish between mutually exclusive events and independent events, giving real-life examples from the Kenyan context;</w:t>
+            </w:r>
+          </w:p>
+          <w:p>
+            <w:pPr>
+              <w:spacing w:after="40" w:before="0"/>
+              <w:jc w:val="left"/>
+            </w:pPr>
+            <w:r>
+              <w:rPr>
+                <w:rFonts w:ascii="Arial" w:cs="Arial" w:eastAsia="Arial" w:hAnsi="Arial"/>
+                <w:b w:val="false"/>
+                <w:bCs w:val="false"/>
+                <w:i w:val="false"/>
+                <w:iCs w:val="false"/>
+                <w:color w:val="000000"/>
+                <w:sz w:val="18"/>
+                <w:szCs w:val="18"/>
+              </w:rPr>
+              <w:t xml:space="preserve">d) apply the addition law and multiplication law of probability to solve problems involving combined events;</w:t>
+            </w:r>
+          </w:p>
+          <w:p>
+            <w:pPr>
+              <w:spacing w:after="40" w:before="0"/>
+              <w:jc w:val="left"/>
+            </w:pPr>
+            <w:r>
+              <w:rPr>
+                <w:rFonts w:ascii="Arial" w:cs="Arial" w:eastAsia="Arial" w:hAnsi="Arial"/>
+                <w:b w:val="false"/>
+                <w:bCs w:val="false"/>
+                <w:i w:val="false"/>
+                <w:iCs w:val="false"/>
+                <w:color w:val="000000"/>
+                <w:sz w:val="18"/>
+                <w:szCs w:val="18"/>
+              </w:rPr>
+              <w:t xml:space="preserve">e) construct and use probability tree diagrams to determine probabilities of sequential events and appreciate the role of probability in everyday decision-making.</w:t>
+            </w:r>
+          </w:p>
+        </w:tc>
+      </w:tr>
+      <w:tr>
+        <w:tc>
+          <w:tcPr>
+            <w:tcW w:type="dxa" w:w="3000"/>
+            <w:shd w:fill="D5E8F0" w:color="auto" w:val="clear"/>
+            <w:tcMar>
+              <w:top w:type="dxa" w:w="60"/>
+              <w:left w:type="dxa" w:w="120"/>
+              <w:bottom w:type="dxa" w:w="60"/>
+              <w:right w:type="dxa" w:w="120"/>
+            </w:tcMar>
+            <w:vAlign w:val="top"/>
+          </w:tcPr>
+          <w:p>
+            <w:pPr>
+              <w:spacing w:after="40" w:before="0"/>
+              <w:jc w:val="left"/>
+            </w:pPr>
+            <w:r>
+              <w:rPr>
+                <w:rFonts w:ascii="Arial" w:cs="Arial" w:eastAsia="Arial" w:hAnsi="Arial"/>
+                <w:b/>
+                <w:bCs/>
+                <w:i w:val="false"/>
+                <w:iCs w:val="false"/>
+                <w:color w:val="000000"/>
+                <w:sz w:val="18"/>
+                <w:szCs w:val="18"/>
+              </w:rPr>
+              <w:t xml:space="preserve">Core Competencies</w:t>
+            </w:r>
+          </w:p>
+        </w:tc>
+        <w:tc>
+          <w:tcPr>
+            <w:tcW w:type="dxa" w:w="10680"/>
+            <w:shd w:fill="FFFFFF" w:color="auto" w:val="clear"/>
+            <w:tcMar>
+              <w:top w:type="dxa" w:w="60"/>
+              <w:left w:type="dxa" w:w="120"/>
+              <w:bottom w:type="dxa" w:w="60"/>
+              <w:right w:type="dxa" w:w="120"/>
+            </w:tcMar>
+            <w:vAlign w:val="top"/>
+          </w:tcPr>
+          <w:p>
+            <w:pPr>
+              <w:spacing w:after="30" w:before="0"/>
+              <w:ind w:left="360" w:hanging="180"/>
+              <w:jc w:val="left"/>
+            </w:pPr>
+            <w:r>
+              <w:rPr>
+                <w:rFonts w:ascii="Arial" w:cs="Arial" w:eastAsia="Arial" w:hAnsi="Arial"/>
+                <w:b w:val="false"/>
+                <w:bCs w:val="false"/>
+                <w:i w:val="false"/>
+                <w:iCs w:val="false"/>
+                <w:color w:val="000000"/>
+                <w:sz w:val="18"/>
+                <w:szCs w:val="18"/>
+              </w:rPr>
+              <w:t xml:space="preserve">–  Critical Thinking and Problem Solving: Learners analyse data from experiments, identify patterns in outcomes, and apply probability laws to solve multi-step problems involving real-life scenarios such as weather prediction in Nairobi or crop yield chances in the Rift Valley.</w:t>
+            </w:r>
+          </w:p>
+          <w:p>
+            <w:pPr>
+              <w:spacing w:after="30" w:before="0"/>
+              <w:ind w:left="360" w:hanging="180"/>
+              <w:jc w:val="left"/>
+            </w:pPr>
+            <w:r>
+              <w:rPr>
+                <w:rFonts w:ascii="Arial" w:cs="Arial" w:eastAsia="Arial" w:hAnsi="Arial"/>
+                <w:b w:val="false"/>
+                <w:bCs w:val="false"/>
+                <w:i w:val="false"/>
+                <w:iCs w:val="false"/>
+                <w:color w:val="000000"/>
+                <w:sz w:val="18"/>
+                <w:szCs w:val="18"/>
+              </w:rPr>
+              <w:t xml:space="preserve">–  Communication and Collaboration: Learners discuss predictions, share experimental results in groups, and co-construct probability tree diagrams, articulating mathematical reasoning clearly to peers and the teacher.</w:t>
+            </w:r>
+          </w:p>
+          <w:p>
+            <w:pPr>
+              <w:spacing w:after="30" w:before="0"/>
+              <w:ind w:left="360" w:hanging="180"/>
+              <w:jc w:val="left"/>
+            </w:pPr>
+            <w:r>
+              <w:rPr>
+                <w:rFonts w:ascii="Arial" w:cs="Arial" w:eastAsia="Arial" w:hAnsi="Arial"/>
+                <w:b w:val="false"/>
+                <w:bCs w:val="false"/>
+                <w:i w:val="false"/>
+                <w:iCs w:val="false"/>
+                <w:color w:val="000000"/>
+                <w:sz w:val="18"/>
+                <w:szCs w:val="18"/>
+              </w:rPr>
+              <w:t xml:space="preserve">–  Creativity and Imagination: Learners design their own probability experiments using locally available materials (coins, bottle tops, seeds) and invent scenarios to model with tree diagrams.</w:t>
+            </w:r>
+          </w:p>
+          <w:p>
+            <w:pPr>
+              <w:spacing w:after="30" w:before="0"/>
+              <w:ind w:left="360" w:hanging="180"/>
+              <w:jc w:val="left"/>
+            </w:pPr>
+            <w:r>
+              <w:rPr>
+                <w:rFonts w:ascii="Arial" w:cs="Arial" w:eastAsia="Arial" w:hAnsi="Arial"/>
+                <w:b w:val="false"/>
+                <w:bCs w:val="false"/>
+                <w:i w:val="false"/>
+                <w:iCs w:val="false"/>
+                <w:color w:val="000000"/>
+                <w:sz w:val="18"/>
+                <w:szCs w:val="18"/>
+              </w:rPr>
+              <w:t xml:space="preserve">–  Digital Literacy: Learners engage with YouTube demonstrations and Khan Academy simulations to observe probability concepts in action and connect digital representations to pencil-and-paper methods.</w:t>
+            </w:r>
+          </w:p>
+          <w:p>
+            <w:pPr>
+              <w:spacing w:after="30" w:before="0"/>
+              <w:ind w:left="360" w:hanging="180"/>
+              <w:jc w:val="left"/>
+            </w:pPr>
+            <w:r>
+              <w:rPr>
+                <w:rFonts w:ascii="Arial" w:cs="Arial" w:eastAsia="Arial" w:hAnsi="Arial"/>
+                <w:b w:val="false"/>
+                <w:bCs w:val="false"/>
+                <w:i w:val="false"/>
+                <w:iCs w:val="false"/>
+                <w:color w:val="000000"/>
+                <w:sz w:val="18"/>
+                <w:szCs w:val="18"/>
+              </w:rPr>
+              <w:t xml:space="preserve">–  Learning to Learn: Learners reflect on how their initial predictions compare with experimental and theoretical results, building metacognitive awareness of uncertainty and mathematical reasoning.</w:t>
+            </w:r>
+          </w:p>
+        </w:tc>
+      </w:tr>
+      <w:tr>
+        <w:tc>
+          <w:tcPr>
+            <w:tcW w:type="dxa" w:w="3000"/>
+            <w:shd w:fill="E2EFDA" w:color="auto" w:val="clear"/>
+            <w:tcMar>
+              <w:top w:type="dxa" w:w="60"/>
+              <w:left w:type="dxa" w:w="120"/>
+              <w:bottom w:type="dxa" w:w="60"/>
+              <w:right w:type="dxa" w:w="120"/>
+            </w:tcMar>
+            <w:vAlign w:val="top"/>
+          </w:tcPr>
+          <w:p>
+            <w:pPr>
+              <w:spacing w:after="40" w:before="0"/>
+              <w:jc w:val="left"/>
+            </w:pPr>
+            <w:r>
+              <w:rPr>
+                <w:rFonts w:ascii="Arial" w:cs="Arial" w:eastAsia="Arial" w:hAnsi="Arial"/>
+                <w:b/>
+                <w:bCs/>
+                <w:i w:val="false"/>
+                <w:iCs w:val="false"/>
+                <w:color w:val="000000"/>
+                <w:sz w:val="18"/>
+                <w:szCs w:val="18"/>
+              </w:rPr>
+              <w:t xml:space="preserve">Core Values</w:t>
+            </w:r>
+          </w:p>
+        </w:tc>
+        <w:tc>
+          <w:tcPr>
+            <w:tcW w:type="dxa" w:w="10680"/>
+            <w:shd w:fill="FFFFFF" w:color="auto" w:val="clear"/>
+            <w:tcMar>
+              <w:top w:type="dxa" w:w="60"/>
+              <w:left w:type="dxa" w:w="120"/>
+              <w:bottom w:type="dxa" w:w="60"/>
+              <w:right w:type="dxa" w:w="120"/>
+            </w:tcMar>
+            <w:vAlign w:val="top"/>
+          </w:tcPr>
+          <w:p>
+            <w:pPr>
+              <w:spacing w:after="30" w:before="0"/>
+              <w:ind w:left="360" w:hanging="180"/>
+              <w:jc w:val="left"/>
+            </w:pPr>
+            <w:r>
+              <w:rPr>
+                <w:rFonts w:ascii="Arial" w:cs="Arial" w:eastAsia="Arial" w:hAnsi="Arial"/>
+                <w:b w:val="false"/>
+                <w:bCs w:val="false"/>
+                <w:i w:val="false"/>
+                <w:iCs w:val="false"/>
+                <w:color w:val="000000"/>
+                <w:sz w:val="18"/>
+                <w:szCs w:val="18"/>
+              </w:rPr>
+              <w:t xml:space="preserve">–  Responsibility: Learners take responsibility for accurate data collection during experiments and honest recording of results, understanding that skewed data leads to misleading probability estimates.</w:t>
+            </w:r>
+          </w:p>
+          <w:p>
+            <w:pPr>
+              <w:spacing w:after="30" w:before="0"/>
+              <w:ind w:left="360" w:hanging="180"/>
+              <w:jc w:val="left"/>
+            </w:pPr>
+            <w:r>
+              <w:rPr>
+                <w:rFonts w:ascii="Arial" w:cs="Arial" w:eastAsia="Arial" w:hAnsi="Arial"/>
+                <w:b w:val="false"/>
+                <w:bCs w:val="false"/>
+                <w:i w:val="false"/>
+                <w:iCs w:val="false"/>
+                <w:color w:val="000000"/>
+                <w:sz w:val="18"/>
+                <w:szCs w:val="18"/>
+              </w:rPr>
+              <w:t xml:space="preserve">–  Respect: Learners respect differing predictions and experimental outcomes among peers, recognising that uncertainty is inherent in probability and all contributions to group data are valued.</w:t>
+            </w:r>
+          </w:p>
+          <w:p>
+            <w:pPr>
+              <w:spacing w:after="30" w:before="0"/>
+              <w:ind w:left="360" w:hanging="180"/>
+              <w:jc w:val="left"/>
+            </w:pPr>
+            <w:r>
+              <w:rPr>
+                <w:rFonts w:ascii="Arial" w:cs="Arial" w:eastAsia="Arial" w:hAnsi="Arial"/>
+                <w:b w:val="false"/>
+                <w:bCs w:val="false"/>
+                <w:i w:val="false"/>
+                <w:iCs w:val="false"/>
+                <w:color w:val="000000"/>
+                <w:sz w:val="18"/>
+                <w:szCs w:val="18"/>
+              </w:rPr>
+              <w:t xml:space="preserve">–  Integrity: Learners uphold integrity by recording experimental results truthfully, even when outcomes differ from predictions, and by citing sources of data used in probability problems.</w:t>
+            </w:r>
+          </w:p>
+          <w:p>
+            <w:pPr>
+              <w:spacing w:after="30" w:before="0"/>
+              <w:ind w:left="360" w:hanging="180"/>
+              <w:jc w:val="left"/>
+            </w:pPr>
+            <w:r>
+              <w:rPr>
+                <w:rFonts w:ascii="Arial" w:cs="Arial" w:eastAsia="Arial" w:hAnsi="Arial"/>
+                <w:b w:val="false"/>
+                <w:bCs w:val="false"/>
+                <w:i w:val="false"/>
+                <w:iCs w:val="false"/>
+                <w:color w:val="000000"/>
+                <w:sz w:val="18"/>
+                <w:szCs w:val="18"/>
+              </w:rPr>
+              <w:t xml:space="preserve">–  Social Justice: Learners explore how probability and risk assessment relate to fair decision-making in society — e.g., equitable resource allocation in Kenyan counties based on likelihood of need.</w:t>
+            </w:r>
+          </w:p>
+          <w:p>
+            <w:pPr>
+              <w:spacing w:after="30" w:before="0"/>
+              <w:ind w:left="360" w:hanging="180"/>
+              <w:jc w:val="left"/>
+            </w:pPr>
+            <w:r>
+              <w:rPr>
+                <w:rFonts w:ascii="Arial" w:cs="Arial" w:eastAsia="Arial" w:hAnsi="Arial"/>
+                <w:b w:val="false"/>
+                <w:bCs w:val="false"/>
+                <w:i w:val="false"/>
+                <w:iCs w:val="false"/>
+                <w:color w:val="000000"/>
+                <w:sz w:val="18"/>
+                <w:szCs w:val="18"/>
+              </w:rPr>
+              <w:t xml:space="preserve">–  Unity: Learners collaborate across ability levels in group experiments, appreciating that pooling data from many trials produces more reliable probability estimates — a metaphor for community strength.</w:t>
+            </w:r>
+          </w:p>
+        </w:tc>
+      </w:tr>
+      <w:tr>
+        <w:tc>
+          <w:tcPr>
+            <w:tcW w:type="dxa" w:w="3000"/>
+            <w:shd w:fill="D5E8F0" w:color="auto" w:val="clear"/>
+            <w:tcMar>
+              <w:top w:type="dxa" w:w="60"/>
+              <w:left w:type="dxa" w:w="120"/>
+              <w:bottom w:type="dxa" w:w="60"/>
+              <w:right w:type="dxa" w:w="120"/>
+            </w:tcMar>
+            <w:vAlign w:val="top"/>
+          </w:tcPr>
+          <w:p>
+            <w:pPr>
+              <w:spacing w:after="40" w:before="0"/>
+              <w:jc w:val="left"/>
+            </w:pPr>
+            <w:r>
+              <w:rPr>
+                <w:rFonts w:ascii="Arial" w:cs="Arial" w:eastAsia="Arial" w:hAnsi="Arial"/>
+                <w:b/>
+                <w:bCs/>
+                <w:i w:val="false"/>
+                <w:iCs w:val="false"/>
+                <w:color w:val="000000"/>
+                <w:sz w:val="18"/>
+                <w:szCs w:val="18"/>
+              </w:rPr>
+              <w:t xml:space="preserve">Science &amp; Engineering Practices</w:t>
+            </w:r>
+          </w:p>
+        </w:tc>
+        <w:tc>
+          <w:tcPr>
+            <w:tcW w:type="dxa" w:w="10680"/>
+            <w:shd w:fill="FFFFFF" w:color="auto" w:val="clear"/>
+            <w:tcMar>
+              <w:top w:type="dxa" w:w="60"/>
+              <w:left w:type="dxa" w:w="120"/>
+              <w:bottom w:type="dxa" w:w="60"/>
+              <w:right w:type="dxa" w:w="120"/>
+            </w:tcMar>
+            <w:vAlign w:val="top"/>
+          </w:tcPr>
+          <w:p>
+            <w:pPr>
+              <w:spacing w:after="30" w:before="0"/>
+              <w:ind w:left="360" w:hanging="180"/>
+              <w:jc w:val="left"/>
+            </w:pPr>
+            <w:r>
+              <w:rPr>
+                <w:rFonts w:ascii="Arial" w:cs="Arial" w:eastAsia="Arial" w:hAnsi="Arial"/>
+                <w:b w:val="false"/>
+                <w:bCs w:val="false"/>
+                <w:i w:val="false"/>
+                <w:iCs w:val="false"/>
+                <w:color w:val="000000"/>
+                <w:sz w:val="18"/>
+                <w:szCs w:val="18"/>
+              </w:rPr>
+              <w:t xml:space="preserve">–  Asking Questions and Defining Problems: Learners pose investigable questions such as "How likely is it to get two heads when tossing two coins?" and refine questions as they gather experimental evidence.</w:t>
+            </w:r>
+          </w:p>
+          <w:p>
+            <w:pPr>
+              <w:spacing w:after="30" w:before="0"/>
+              <w:ind w:left="360" w:hanging="180"/>
+              <w:jc w:val="left"/>
+            </w:pPr>
+            <w:r>
+              <w:rPr>
+                <w:rFonts w:ascii="Arial" w:cs="Arial" w:eastAsia="Arial" w:hAnsi="Arial"/>
+                <w:b w:val="false"/>
+                <w:bCs w:val="false"/>
+                <w:i w:val="false"/>
+                <w:iCs w:val="false"/>
+                <w:color w:val="000000"/>
+                <w:sz w:val="18"/>
+                <w:szCs w:val="18"/>
+              </w:rPr>
+              <w:t xml:space="preserve">–  Planning and Carrying Out Investigations: Learners design and conduct repeated-trial experiments (coin tosses, dice rolls, spinner experiments using locally made spinners) to gather frequency data for estimating experimental probability.</w:t>
+            </w:r>
+          </w:p>
+          <w:p>
+            <w:pPr>
+              <w:spacing w:after="30" w:before="0"/>
+              <w:ind w:left="360" w:hanging="180"/>
+              <w:jc w:val="left"/>
+            </w:pPr>
+            <w:r>
+              <w:rPr>
+                <w:rFonts w:ascii="Arial" w:cs="Arial" w:eastAsia="Arial" w:hAnsi="Arial"/>
+                <w:b w:val="false"/>
+                <w:bCs w:val="false"/>
+                <w:i w:val="false"/>
+                <w:iCs w:val="false"/>
+                <w:color w:val="000000"/>
+                <w:sz w:val="18"/>
+                <w:szCs w:val="18"/>
+              </w:rPr>
+              <w:t xml:space="preserve">–  Analysing and Interpreting Data: Learners tabulate results from experiments, compute relative frequencies, compare them to theoretical probabilities, and identify trends as the number of trials increases.</w:t>
+            </w:r>
+          </w:p>
+          <w:p>
+            <w:pPr>
+              <w:spacing w:after="30" w:before="0"/>
+              <w:ind w:left="360" w:hanging="180"/>
+              <w:jc w:val="left"/>
+            </w:pPr>
+            <w:r>
+              <w:rPr>
+                <w:rFonts w:ascii="Arial" w:cs="Arial" w:eastAsia="Arial" w:hAnsi="Arial"/>
+                <w:b w:val="false"/>
+                <w:bCs w:val="false"/>
+                <w:i w:val="false"/>
+                <w:iCs w:val="false"/>
+                <w:color w:val="000000"/>
+                <w:sz w:val="18"/>
+                <w:szCs w:val="18"/>
+              </w:rPr>
+              <w:t xml:space="preserve">–  Using Mathematics and Computational Thinking: Learners apply the addition law, multiplication law, and tree diagram methods as formal mathematical tools to compute probabilities precisely.</w:t>
+            </w:r>
+          </w:p>
+          <w:p>
+            <w:pPr>
+              <w:spacing w:after="30" w:before="0"/>
+              <w:ind w:left="360" w:hanging="180"/>
+              <w:jc w:val="left"/>
+            </w:pPr>
+            <w:r>
+              <w:rPr>
+                <w:rFonts w:ascii="Arial" w:cs="Arial" w:eastAsia="Arial" w:hAnsi="Arial"/>
+                <w:b w:val="false"/>
+                <w:bCs w:val="false"/>
+                <w:i w:val="false"/>
+                <w:iCs w:val="false"/>
+                <w:color w:val="000000"/>
+                <w:sz w:val="18"/>
+                <w:szCs w:val="18"/>
+              </w:rPr>
+              <w:t xml:space="preserve">–  Constructing Explanations: Learners explain why experimental probability approaches theoretical probability with more trials (Law of Large Numbers) using evidence from their own data.</w:t>
+            </w:r>
+          </w:p>
+          <w:p>
+            <w:pPr>
+              <w:spacing w:after="30" w:before="0"/>
+              <w:ind w:left="360" w:hanging="180"/>
+              <w:jc w:val="left"/>
+            </w:pPr>
+            <w:r>
+              <w:rPr>
+                <w:rFonts w:ascii="Arial" w:cs="Arial" w:eastAsia="Arial" w:hAnsi="Arial"/>
+                <w:b w:val="false"/>
+                <w:bCs w:val="false"/>
+                <w:i w:val="false"/>
+                <w:iCs w:val="false"/>
+                <w:color w:val="000000"/>
+                <w:sz w:val="18"/>
+                <w:szCs w:val="18"/>
+              </w:rPr>
+              <w:t xml:space="preserve">–  Obtaining, Evaluating, and Communicating Information: Learners interpret probability presented in real-life Kenyan contexts (weather forecasts, health risk reports, sports statistics) and communicate findings using correct mathematical language and notation.</w:t>
+            </w:r>
+          </w:p>
+        </w:tc>
+      </w:tr>
+      <w:tr>
+        <w:tc>
+          <w:tcPr>
+            <w:tcW w:type="dxa" w:w="3000"/>
+            <w:shd w:fill="FCE4D6" w:color="auto" w:val="clear"/>
+            <w:tcMar>
+              <w:top w:type="dxa" w:w="60"/>
+              <w:left w:type="dxa" w:w="120"/>
+              <w:bottom w:type="dxa" w:w="60"/>
+              <w:right w:type="dxa" w:w="120"/>
+            </w:tcMar>
+            <w:vAlign w:val="top"/>
+          </w:tcPr>
+          <w:p>
+            <w:pPr>
+              <w:spacing w:after="40" w:before="0"/>
+              <w:jc w:val="left"/>
+            </w:pPr>
+            <w:r>
+              <w:rPr>
+                <w:rFonts w:ascii="Arial" w:cs="Arial" w:eastAsia="Arial" w:hAnsi="Arial"/>
+                <w:b/>
+                <w:bCs/>
+                <w:i w:val="false"/>
+                <w:iCs w:val="false"/>
+                <w:color w:val="000000"/>
+                <w:sz w:val="18"/>
+                <w:szCs w:val="18"/>
+              </w:rPr>
+              <w:t xml:space="preserve">Pertinent &amp; Contemporary Issues (PCIs)</w:t>
+            </w:r>
+          </w:p>
+        </w:tc>
+        <w:tc>
+          <w:tcPr>
+            <w:tcW w:type="dxa" w:w="10680"/>
+            <w:shd w:fill="FFFFFF" w:color="auto" w:val="clear"/>
+            <w:tcMar>
+              <w:top w:type="dxa" w:w="60"/>
+              <w:left w:type="dxa" w:w="120"/>
+              <w:bottom w:type="dxa" w:w="60"/>
+              <w:right w:type="dxa" w:w="120"/>
+            </w:tcMar>
+            <w:vAlign w:val="top"/>
+          </w:tcPr>
+          <w:p>
+            <w:pPr>
+              <w:spacing w:after="30" w:before="0"/>
+              <w:ind w:left="360" w:hanging="180"/>
+              <w:jc w:val="left"/>
+            </w:pPr>
+            <w:r>
+              <w:rPr>
+                <w:rFonts w:ascii="Arial" w:cs="Arial" w:eastAsia="Arial" w:hAnsi="Arial"/>
+                <w:b w:val="false"/>
+                <w:bCs w:val="false"/>
+                <w:i w:val="false"/>
+                <w:iCs w:val="false"/>
+                <w:color w:val="000000"/>
+                <w:sz w:val="18"/>
+                <w:szCs w:val="18"/>
+              </w:rPr>
+              <w:t xml:space="preserve">–  Financial Literacy: Learners connect probability to risk assessment in savings, insurance, and investment decisions — for example, estimating the probability of drought in Turkana County affecting crop income and the role of index-based insurance.</w:t>
+            </w:r>
+          </w:p>
+          <w:p>
+            <w:pPr>
+              <w:spacing w:after="30" w:before="0"/>
+              <w:ind w:left="360" w:hanging="180"/>
+              <w:jc w:val="left"/>
+            </w:pPr>
+            <w:r>
+              <w:rPr>
+                <w:rFonts w:ascii="Arial" w:cs="Arial" w:eastAsia="Arial" w:hAnsi="Arial"/>
+                <w:b w:val="false"/>
+                <w:bCs w:val="false"/>
+                <w:i w:val="false"/>
+                <w:iCs w:val="false"/>
+                <w:color w:val="000000"/>
+                <w:sz w:val="18"/>
+                <w:szCs w:val="18"/>
+              </w:rPr>
+              <w:t xml:space="preserve">–  Health Education: Learners explore how probability underpins medical testing and disease screening — e.g., the probability that a malaria rapid test gives a correct positive result in a Kenyan clinic.</w:t>
+            </w:r>
+          </w:p>
+          <w:p>
+            <w:pPr>
+              <w:spacing w:after="30" w:before="0"/>
+              <w:ind w:left="360" w:hanging="180"/>
+              <w:jc w:val="left"/>
+            </w:pPr>
+            <w:r>
+              <w:rPr>
+                <w:rFonts w:ascii="Arial" w:cs="Arial" w:eastAsia="Arial" w:hAnsi="Arial"/>
+                <w:b w:val="false"/>
+                <w:bCs w:val="false"/>
+                <w:i w:val="false"/>
+                <w:iCs w:val="false"/>
+                <w:color w:val="000000"/>
+                <w:sz w:val="18"/>
+                <w:szCs w:val="18"/>
+              </w:rPr>
+              <w:t xml:space="preserve">–  Environmental Education: Learners apply probability to weather and climate data — e.g., estimating the likelihood of rainfall in Kericho tea farms in any given month based on historical records.</w:t>
+            </w:r>
+          </w:p>
+          <w:p>
+            <w:pPr>
+              <w:spacing w:after="30" w:before="0"/>
+              <w:ind w:left="360" w:hanging="180"/>
+              <w:jc w:val="left"/>
+            </w:pPr>
+            <w:r>
+              <w:rPr>
+                <w:rFonts w:ascii="Arial" w:cs="Arial" w:eastAsia="Arial" w:hAnsi="Arial"/>
+                <w:b w:val="false"/>
+                <w:bCs w:val="false"/>
+                <w:i w:val="false"/>
+                <w:iCs w:val="false"/>
+                <w:color w:val="000000"/>
+                <w:sz w:val="18"/>
+                <w:szCs w:val="18"/>
+              </w:rPr>
+              <w:t xml:space="preserve">–  Life Skills: Learners practise decision-making under uncertainty, recognising that understanding probability helps them make informed choices in everyday Kenyan life, from games of chance to career planning.</w:t>
+            </w:r>
+          </w:p>
+          <w:p>
+            <w:pPr>
+              <w:spacing w:after="30" w:before="0"/>
+              <w:ind w:left="360" w:hanging="180"/>
+              <w:jc w:val="left"/>
+            </w:pPr>
+            <w:r>
+              <w:rPr>
+                <w:rFonts w:ascii="Arial" w:cs="Arial" w:eastAsia="Arial" w:hAnsi="Arial"/>
+                <w:b w:val="false"/>
+                <w:bCs w:val="false"/>
+                <w:i w:val="false"/>
+                <w:iCs w:val="false"/>
+                <w:color w:val="000000"/>
+                <w:sz w:val="18"/>
+                <w:szCs w:val="18"/>
+              </w:rPr>
+              <w:t xml:space="preserve">–  Citizenship: Learners discuss how governments and county authorities use probability models in public policy — such as estimating the probability of flooding along River Nyando — and the ethical responsibility to act on such data.</w:t>
+            </w:r>
+          </w:p>
+        </w:tc>
+      </w:tr>
+      <w:tr>
+        <w:tc>
+          <w:tcPr>
+            <w:tcW w:type="dxa" w:w="3000"/>
+            <w:shd w:fill="D9EEF1" w:color="auto" w:val="clear"/>
+            <w:tcMar>
+              <w:top w:type="dxa" w:w="60"/>
+              <w:left w:type="dxa" w:w="120"/>
+              <w:bottom w:type="dxa" w:w="60"/>
+              <w:right w:type="dxa" w:w="120"/>
+            </w:tcMar>
+            <w:vAlign w:val="top"/>
+          </w:tcPr>
+          <w:p>
+            <w:pPr>
+              <w:spacing w:after="40" w:before="0"/>
+              <w:jc w:val="left"/>
+            </w:pPr>
+            <w:r>
+              <w:rPr>
+                <w:rFonts w:ascii="Arial" w:cs="Arial" w:eastAsia="Arial" w:hAnsi="Arial"/>
+                <w:b/>
+                <w:bCs/>
+                <w:i w:val="false"/>
+                <w:iCs w:val="false"/>
+                <w:color w:val="000000"/>
+                <w:sz w:val="18"/>
+                <w:szCs w:val="18"/>
+              </w:rPr>
+              <w:t xml:space="preserve">Career Connections</w:t>
+            </w:r>
+          </w:p>
+        </w:tc>
+        <w:tc>
+          <w:tcPr>
+            <w:tcW w:type="dxa" w:w="10680"/>
+            <w:shd w:fill="FFFFFF" w:color="auto" w:val="clear"/>
+            <w:tcMar>
+              <w:top w:type="dxa" w:w="60"/>
+              <w:left w:type="dxa" w:w="120"/>
+              <w:bottom w:type="dxa" w:w="60"/>
+              <w:right w:type="dxa" w:w="120"/>
+            </w:tcMar>
+            <w:vAlign w:val="top"/>
+          </w:tcPr>
+          <w:p>
+            <w:pPr>
+              <w:spacing w:after="30" w:before="0"/>
+              <w:ind w:left="360" w:hanging="180"/>
+              <w:jc w:val="left"/>
+            </w:pPr>
+            <w:r>
+              <w:rPr>
+                <w:rFonts w:ascii="Arial" w:cs="Arial" w:eastAsia="Arial" w:hAnsi="Arial"/>
+                <w:b w:val="false"/>
+                <w:bCs w:val="false"/>
+                <w:i w:val="false"/>
+                <w:iCs w:val="false"/>
+                <w:color w:val="000000"/>
+                <w:sz w:val="18"/>
+                <w:szCs w:val="18"/>
+              </w:rPr>
+              <w:t xml:space="preserve">–  Actuarial Science and Insurance: This sub-strand directly underpins actuarial work, where professionals compute probabilities of risk events (accidents, illness, death) to price insurance products for Kenyan firms such as Jubilee Insurance or AAR.</w:t>
+            </w:r>
+          </w:p>
+          <w:p>
+            <w:pPr>
+              <w:spacing w:after="30" w:before="0"/>
+              <w:ind w:left="360" w:hanging="180"/>
+              <w:jc w:val="left"/>
+            </w:pPr>
+            <w:r>
+              <w:rPr>
+                <w:rFonts w:ascii="Arial" w:cs="Arial" w:eastAsia="Arial" w:hAnsi="Arial"/>
+                <w:b w:val="false"/>
+                <w:bCs w:val="false"/>
+                <w:i w:val="false"/>
+                <w:iCs w:val="false"/>
+                <w:color w:val="000000"/>
+                <w:sz w:val="18"/>
+                <w:szCs w:val="18"/>
+              </w:rPr>
+              <w:t xml:space="preserve">–  Medicine and Public Health: Epidemiologists and clinicians at facilities like Kenyatta National Hospital use probability to interpret diagnostic test reliability, model disease spread, and design clinical trials.</w:t>
+            </w:r>
+          </w:p>
+          <w:p>
+            <w:pPr>
+              <w:spacing w:after="30" w:before="0"/>
+              <w:ind w:left="360" w:hanging="180"/>
+              <w:jc w:val="left"/>
+            </w:pPr>
+            <w:r>
+              <w:rPr>
+                <w:rFonts w:ascii="Arial" w:cs="Arial" w:eastAsia="Arial" w:hAnsi="Arial"/>
+                <w:b w:val="false"/>
+                <w:bCs w:val="false"/>
+                <w:i w:val="false"/>
+                <w:iCs w:val="false"/>
+                <w:color w:val="000000"/>
+                <w:sz w:val="18"/>
+                <w:szCs w:val="18"/>
+              </w:rPr>
+              <w:t xml:space="preserve">–  Data Science and Statistics: Data analysts at organisations such as the Kenya National Bureau of Statistics (KNBS) use probability theory as the foundation for sampling, inference, and predictive modelling.</w:t>
+            </w:r>
+          </w:p>
+          <w:p>
+            <w:pPr>
+              <w:spacing w:after="30" w:before="0"/>
+              <w:ind w:left="360" w:hanging="180"/>
+              <w:jc w:val="left"/>
+            </w:pPr>
+            <w:r>
+              <w:rPr>
+                <w:rFonts w:ascii="Arial" w:cs="Arial" w:eastAsia="Arial" w:hAnsi="Arial"/>
+                <w:b w:val="false"/>
+                <w:bCs w:val="false"/>
+                <w:i w:val="false"/>
+                <w:iCs w:val="false"/>
+                <w:color w:val="000000"/>
+                <w:sz w:val="18"/>
+                <w:szCs w:val="18"/>
+              </w:rPr>
+              <w:t xml:space="preserve">–  Meteorology and Environmental Science: Kenya Meteorological Department forecasters apply probability to issue rainfall and drought probability outlooks that guide farmers, relief agencies, and county governments.</w:t>
+            </w:r>
+          </w:p>
+          <w:p>
+            <w:pPr>
+              <w:spacing w:after="30" w:before="0"/>
+              <w:ind w:left="360" w:hanging="180"/>
+              <w:jc w:val="left"/>
+            </w:pPr>
+            <w:r>
+              <w:rPr>
+                <w:rFonts w:ascii="Arial" w:cs="Arial" w:eastAsia="Arial" w:hAnsi="Arial"/>
+                <w:b w:val="false"/>
+                <w:bCs w:val="false"/>
+                <w:i w:val="false"/>
+                <w:iCs w:val="false"/>
+                <w:color w:val="000000"/>
+                <w:sz w:val="18"/>
+                <w:szCs w:val="18"/>
+              </w:rPr>
+              <w:t xml:space="preserve">–  Engineering and Quality Control: Engineers at manufacturing plants (e.g., EABL, Bidco) use probability in quality-control sampling to estimate the likelihood of defective products in a production batch.</w:t>
+            </w:r>
+          </w:p>
+          <w:p>
+            <w:pPr>
+              <w:spacing w:after="30" w:before="0"/>
+              <w:ind w:left="360" w:hanging="180"/>
+              <w:jc w:val="left"/>
+            </w:pPr>
+            <w:r>
+              <w:rPr>
+                <w:rFonts w:ascii="Arial" w:cs="Arial" w:eastAsia="Arial" w:hAnsi="Arial"/>
+                <w:b w:val="false"/>
+                <w:bCs w:val="false"/>
+                <w:i w:val="false"/>
+                <w:iCs w:val="false"/>
+                <w:color w:val="000000"/>
+                <w:sz w:val="18"/>
+                <w:szCs w:val="18"/>
+              </w:rPr>
+              <w:t xml:space="preserve">–  Finance and Banking: Analysts at Kenyan banks (KCB, Equity Bank) and the Nairobi Securities Exchange use probability models to assess investment risk and price financial derivatives.</w:t>
+            </w:r>
+          </w:p>
+        </w:tc>
+      </w:tr>
+      <w:tr>
+        <w:tc>
+          <w:tcPr>
+            <w:tcW w:type="dxa" w:w="3000"/>
+            <w:shd w:fill="D5E8F0" w:color="auto" w:val="clear"/>
+            <w:tcMar>
+              <w:top w:type="dxa" w:w="60"/>
+              <w:left w:type="dxa" w:w="120"/>
+              <w:bottom w:type="dxa" w:w="60"/>
+              <w:right w:type="dxa" w:w="120"/>
+            </w:tcMar>
+            <w:vAlign w:val="top"/>
+          </w:tcPr>
+          <w:p>
+            <w:pPr>
+              <w:spacing w:after="40" w:before="0"/>
+              <w:jc w:val="left"/>
+            </w:pPr>
+            <w:r>
+              <w:rPr>
+                <w:rFonts w:ascii="Arial" w:cs="Arial" w:eastAsia="Arial" w:hAnsi="Arial"/>
+                <w:b/>
+                <w:bCs/>
+                <w:i w:val="false"/>
+                <w:iCs w:val="false"/>
+                <w:color w:val="000000"/>
+                <w:sz w:val="18"/>
+                <w:szCs w:val="18"/>
+              </w:rPr>
+              <w:t xml:space="preserve">Focus for Lessons</w:t>
+            </w:r>
+          </w:p>
+        </w:tc>
+        <w:tc>
+          <w:tcPr>
+            <w:tcW w:type="dxa" w:w="10680"/>
+            <w:shd w:fill="FFFFFF" w:color="auto" w:val="clear"/>
+            <w:tcMar>
+              <w:top w:type="dxa" w:w="60"/>
+              <w:left w:type="dxa" w:w="120"/>
+              <w:bottom w:type="dxa" w:w="60"/>
+              <w:right w:type="dxa" w:w="120"/>
+            </w:tcMar>
+            <w:vAlign w:val="top"/>
+          </w:tcPr>
+          <w:p>
+            <w:pPr>
+              <w:spacing w:after="40" w:before="0"/>
+              <w:jc w:val="left"/>
+            </w:pPr>
+            <w:r>
+              <w:rPr>
+                <w:rFonts w:ascii="Arial" w:cs="Arial" w:eastAsia="Arial" w:hAnsi="Arial"/>
+                <w:b w:val="false"/>
+                <w:bCs w:val="false"/>
+                <w:i w:val="false"/>
+                <w:iCs w:val="false"/>
+                <w:color w:val="000000"/>
+                <w:sz w:val="18"/>
+                <w:szCs w:val="18"/>
+              </w:rPr>
+              <w:t xml:space="preserve">This unit introduces Grade 10 learners to the formal study of probability through a carefully sequenced progression — from hands-on experimental probability to the construction of probability spaces, the classification of events, and the application of addition and multiplication laws, culminating in probability tree diagrams. The unit is anchored in an engaging real-life phenomenon drawn from the Kenyan context, ensuring learners see probability not as an abstract mathematical exercise but as a powerful tool for reasoning about uncertainty in everyday life. Throughout the nine lessons, learners move from concrete experimentation and observation toward increasingly abstract and symbolic mathematical reasoning, building both conceptual understanding and procedural fluency.</w:t>
+            </w:r>
+          </w:p>
+        </w:tc>
+      </w:tr>
+      <w:tr>
+        <w:tc>
+          <w:tcPr>
+            <w:tcW w:type="dxa" w:w="3000"/>
+            <w:shd w:fill="EAD1F5" w:color="auto" w:val="clear"/>
+            <w:tcMar>
+              <w:top w:type="dxa" w:w="60"/>
+              <w:left w:type="dxa" w:w="120"/>
+              <w:bottom w:type="dxa" w:w="60"/>
+              <w:right w:type="dxa" w:w="120"/>
+            </w:tcMar>
+            <w:vAlign w:val="top"/>
+          </w:tcPr>
+          <w:p>
+            <w:pPr>
+              <w:spacing w:after="40" w:before="0"/>
+              <w:jc w:val="left"/>
+            </w:pPr>
+            <w:r>
+              <w:rPr>
+                <w:rFonts w:ascii="Arial" w:cs="Arial" w:eastAsia="Arial" w:hAnsi="Arial"/>
+                <w:b/>
+                <w:bCs/>
+                <w:i w:val="false"/>
+                <w:iCs w:val="false"/>
+                <w:color w:val="000000"/>
+                <w:sz w:val="18"/>
+                <w:szCs w:val="18"/>
+              </w:rPr>
+              <w:t xml:space="preserve">Driving Question / Key Inquiry Questions</w:t>
+            </w:r>
+          </w:p>
+        </w:tc>
+        <w:tc>
+          <w:tcPr>
+            <w:tcW w:type="dxa" w:w="10680"/>
+            <w:shd w:fill="FFFFFF" w:color="auto" w:val="clear"/>
+            <w:tcMar>
+              <w:top w:type="dxa" w:w="60"/>
+              <w:left w:type="dxa" w:w="120"/>
+              <w:bottom w:type="dxa" w:w="60"/>
+              <w:right w:type="dxa" w:w="120"/>
+            </w:tcMar>
+            <w:vAlign w:val="top"/>
+          </w:tcPr>
+          <w:p>
+            <w:pPr>
+              <w:spacing w:after="40" w:before="0"/>
+              <w:jc w:val="left"/>
+            </w:pPr>
+            <w:r>
+              <w:rPr>
+                <w:rFonts w:ascii="Arial" w:cs="Arial" w:eastAsia="Arial" w:hAnsi="Arial"/>
+                <w:b w:val="false"/>
+                <w:bCs w:val="false"/>
+                <w:i w:val="false"/>
+                <w:iCs w:val="false"/>
+                <w:color w:val="000000"/>
+                <w:sz w:val="18"/>
+                <w:szCs w:val="18"/>
+              </w:rPr>
+              <w:t xml:space="preserve">DRIVING QUESTION: How can we use mathematics to measure and predict the likelihood of uncertain everyday events — like Mama Njeri's mandazi sales — so we can make smarter decisions even when we cannot be certain of the outcome?</w:t>
+            </w:r>
+          </w:p>
+          <w:p>
+            <w:pPr>
+              <w:spacing w:after="40" w:before="0"/>
+              <w:jc w:val="left"/>
+            </w:pPr>
+            <w:r>
+              <w:rPr>
+                <w:rFonts w:ascii="Arial" w:cs="Arial" w:eastAsia="Arial" w:hAnsi="Arial"/>
+                <w:b w:val="false"/>
+                <w:bCs w:val="false"/>
+                <w:i w:val="false"/>
+                <w:iCs w:val="false"/>
+                <w:color w:val="000000"/>
+                <w:sz w:val="18"/>
+                <w:szCs w:val="18"/>
+              </w:rPr>
+              <w:t xml:space="preserve"/>
+            </w:r>
+          </w:p>
+          <w:p>
+            <w:pPr>
+              <w:spacing w:after="40" w:before="0"/>
+              <w:jc w:val="left"/>
+            </w:pPr>
+            <w:r>
+              <w:rPr>
+                <w:rFonts w:ascii="Arial" w:cs="Arial" w:eastAsia="Arial" w:hAnsi="Arial"/>
+                <w:b w:val="false"/>
+                <w:bCs w:val="false"/>
+                <w:i w:val="false"/>
+                <w:iCs w:val="false"/>
+                <w:color w:val="000000"/>
+                <w:sz w:val="18"/>
+                <w:szCs w:val="18"/>
+              </w:rPr>
+              <w:t xml:space="preserve">KICD KEY INQUIRY QUESTIONS:</w:t>
+            </w:r>
+          </w:p>
+          <w:p>
+            <w:pPr>
+              <w:spacing w:after="40" w:before="0"/>
+              <w:jc w:val="left"/>
+            </w:pPr>
+            <w:r>
+              <w:rPr>
+                <w:rFonts w:ascii="Arial" w:cs="Arial" w:eastAsia="Arial" w:hAnsi="Arial"/>
+                <w:b w:val="false"/>
+                <w:bCs w:val="false"/>
+                <w:i w:val="false"/>
+                <w:iCs w:val="false"/>
+                <w:color w:val="000000"/>
+                <w:sz w:val="18"/>
+                <w:szCs w:val="18"/>
+              </w:rPr>
+              <w:t xml:space="preserve">1. How do we determine the probability of an event?</w:t>
+            </w:r>
+          </w:p>
+          <w:p>
+            <w:pPr>
+              <w:spacing w:after="40" w:before="0"/>
+              <w:jc w:val="left"/>
+            </w:pPr>
+            <w:r>
+              <w:rPr>
+                <w:rFonts w:ascii="Arial" w:cs="Arial" w:eastAsia="Arial" w:hAnsi="Arial"/>
+                <w:b w:val="false"/>
+                <w:bCs w:val="false"/>
+                <w:i w:val="false"/>
+                <w:iCs w:val="false"/>
+                <w:color w:val="000000"/>
+                <w:sz w:val="18"/>
+                <w:szCs w:val="18"/>
+              </w:rPr>
+              <w:t xml:space="preserve">2. How do we use probability to make decisions in real-life situations?</w:t>
+            </w:r>
+          </w:p>
+        </w:tc>
+      </w:tr>
+      <w:tr>
+        <w:tc>
+          <w:tcPr>
+            <w:tcW w:type="dxa" w:w="3000"/>
+            <w:shd w:fill="EAD1F5" w:color="auto" w:val="clear"/>
+            <w:tcMar>
+              <w:top w:type="dxa" w:w="60"/>
+              <w:left w:type="dxa" w:w="120"/>
+              <w:bottom w:type="dxa" w:w="60"/>
+              <w:right w:type="dxa" w:w="120"/>
+            </w:tcMar>
+            <w:vAlign w:val="top"/>
+          </w:tcPr>
+          <w:p>
+            <w:pPr>
+              <w:spacing w:after="40" w:before="0"/>
+              <w:jc w:val="left"/>
+            </w:pPr>
+            <w:r>
+              <w:rPr>
+                <w:rFonts w:ascii="Arial" w:cs="Arial" w:eastAsia="Arial" w:hAnsi="Arial"/>
+                <w:b/>
+                <w:bCs/>
+                <w:i w:val="false"/>
+                <w:iCs w:val="false"/>
+                <w:color w:val="000000"/>
+                <w:sz w:val="18"/>
+                <w:szCs w:val="18"/>
+              </w:rPr>
+              <w:t xml:space="preserve">Anchoring Phenomenon</w:t>
+            </w:r>
+          </w:p>
+        </w:tc>
+        <w:tc>
+          <w:tcPr>
+            <w:tcW w:type="dxa" w:w="10680"/>
+            <w:shd w:fill="FFFFFF" w:color="auto" w:val="clear"/>
+            <w:tcMar>
+              <w:top w:type="dxa" w:w="60"/>
+              <w:left w:type="dxa" w:w="120"/>
+              <w:bottom w:type="dxa" w:w="60"/>
+              <w:right w:type="dxa" w:w="120"/>
+            </w:tcMar>
+            <w:vAlign w:val="top"/>
+          </w:tcPr>
+          <w:p>
+            <w:pPr>
+              <w:spacing w:after="40" w:before="0"/>
+              <w:jc w:val="left"/>
+            </w:pPr>
+            <w:r>
+              <w:rPr>
+                <w:rFonts w:ascii="Arial" w:cs="Arial" w:eastAsia="Arial" w:hAnsi="Arial"/>
+                <w:b w:val="false"/>
+                <w:bCs w:val="false"/>
+                <w:i w:val="false"/>
+                <w:iCs w:val="false"/>
+                <w:color w:val="000000"/>
+                <w:sz w:val="18"/>
+                <w:szCs w:val="18"/>
+              </w:rPr>
+              <w:t xml:space="preserve">ANCHORING PHENOMENON — "The Mandazi Stall Mystery: Why Can't Mama Njeri Predict Her Daily Sales?"</w:t>
+            </w:r>
+          </w:p>
+          <w:p>
+            <w:pPr>
+              <w:spacing w:after="40" w:before="0"/>
+              <w:jc w:val="left"/>
+            </w:pPr>
+            <w:r>
+              <w:rPr>
+                <w:rFonts w:ascii="Arial" w:cs="Arial" w:eastAsia="Arial" w:hAnsi="Arial"/>
+                <w:b w:val="false"/>
+                <w:bCs w:val="false"/>
+                <w:i w:val="false"/>
+                <w:iCs w:val="false"/>
+                <w:color w:val="000000"/>
+                <w:sz w:val="18"/>
+                <w:szCs w:val="18"/>
+              </w:rPr>
+              <w:t xml:space="preserve"/>
+            </w:r>
+          </w:p>
+          <w:p>
+            <w:pPr>
+              <w:spacing w:after="40" w:before="0"/>
+              <w:jc w:val="left"/>
+            </w:pPr>
+            <w:r>
+              <w:rPr>
+                <w:rFonts w:ascii="Arial" w:cs="Arial" w:eastAsia="Arial" w:hAnsi="Arial"/>
+                <w:b w:val="false"/>
+                <w:bCs w:val="false"/>
+                <w:i w:val="false"/>
+                <w:iCs w:val="false"/>
+                <w:color w:val="000000"/>
+                <w:sz w:val="18"/>
+                <w:szCs w:val="18"/>
+              </w:rPr>
+              <w:t xml:space="preserve">Every morning at Gikomba Market in Nairobi, Mama Njeri fries a fresh batch of mandazi to sell. Some days she sells out within two hours and turns away hungry customers; other days she is left with half her batch unsold and loses money. She has kept a notebook for three months recording how many mandazi she sells each day, yet she still cannot perfectly predict tomorrow's sales. When students examine her notebook data, they notice something puzzling: even though the average daily sales are fairly consistent, individual days vary wildly — and the proportion of "good days" (selling at least 80% of her stock) seems to hover around a stable fraction the longer they look at her records. Why does the fraction of good days stabilise over time even though each individual day is unpredictable? How can mathematics help Mama Njeri make a better decision about how many mandazi to fry each morning, even though she can never be certain? This phenomenon surfaces the core tension of the unit: individual outcomes are uncertain, yet patterns of outcomes over many trials are surprisingly predictable — the very foundation of probability.</w:t>
+            </w:r>
+          </w:p>
+        </w:tc>
+      </w:tr>
+      <w:tr>
+        <w:tc>
+          <w:tcPr>
+            <w:tcW w:type="dxa" w:w="3000"/>
+            <w:shd w:fill="D9EEF1" w:color="auto" w:val="clear"/>
+            <w:tcMar>
+              <w:top w:type="dxa" w:w="60"/>
+              <w:left w:type="dxa" w:w="120"/>
+              <w:bottom w:type="dxa" w:w="60"/>
+              <w:right w:type="dxa" w:w="120"/>
+            </w:tcMar>
+            <w:vAlign w:val="top"/>
+          </w:tcPr>
+          <w:p>
+            <w:pPr>
+              <w:spacing w:after="40" w:before="0"/>
+              <w:jc w:val="left"/>
+            </w:pPr>
+            <w:r>
+              <w:rPr>
+                <w:rFonts w:ascii="Arial" w:cs="Arial" w:eastAsia="Arial" w:hAnsi="Arial"/>
+                <w:b/>
+                <w:bCs/>
+                <w:i w:val="false"/>
+                <w:iCs w:val="false"/>
+                <w:color w:val="000000"/>
+                <w:sz w:val="18"/>
+                <w:szCs w:val="18"/>
+              </w:rPr>
+              <w:t xml:space="preserve">Storyline Thread</w:t>
+            </w:r>
+          </w:p>
+        </w:tc>
+        <w:tc>
+          <w:tcPr>
+            <w:tcW w:type="dxa" w:w="10680"/>
+            <w:shd w:fill="FFFFFF" w:color="auto" w:val="clear"/>
+            <w:tcMar>
+              <w:top w:type="dxa" w:w="60"/>
+              <w:left w:type="dxa" w:w="120"/>
+              <w:bottom w:type="dxa" w:w="60"/>
+              <w:right w:type="dxa" w:w="120"/>
+            </w:tcMar>
+            <w:vAlign w:val="top"/>
+          </w:tcPr>
+          <w:p>
+            <w:pPr>
+              <w:spacing w:after="40" w:before="0"/>
+              <w:jc w:val="left"/>
+            </w:pPr>
+            <w:r>
+              <w:rPr>
+                <w:rFonts w:ascii="Arial" w:cs="Arial" w:eastAsia="Arial" w:hAnsi="Arial"/>
+                <w:b w:val="false"/>
+                <w:bCs w:val="false"/>
+                <w:i w:val="false"/>
+                <w:iCs w:val="false"/>
+                <w:color w:val="000000"/>
+                <w:sz w:val="18"/>
+                <w:szCs w:val="18"/>
+              </w:rPr>
+              <w:t xml:space="preserve">Lesson 1 — INTRODUCING UNCERTAINTY (Experimental Probability I): Students examine Mama Njeri's sales notebook data and make initial predictions about her "good day" fraction. They conduct their own repeated-trial coin and bottle-cap experiments, record results in frequency tables, and compute relative frequencies. They discover that experimental probability stabilises with more trials and update the Driving Question Board (DQB) with their first questions and observations.</w:t>
+            </w:r>
+          </w:p>
+          <w:p>
+            <w:pPr>
+              <w:spacing w:after="40" w:before="0"/>
+              <w:jc w:val="left"/>
+            </w:pPr>
+            <w:r>
+              <w:rPr>
+                <w:rFonts w:ascii="Arial" w:cs="Arial" w:eastAsia="Arial" w:hAnsi="Arial"/>
+                <w:b w:val="false"/>
+                <w:bCs w:val="false"/>
+                <w:i w:val="false"/>
+                <w:iCs w:val="false"/>
+                <w:color w:val="000000"/>
+                <w:sz w:val="18"/>
+                <w:szCs w:val="18"/>
+              </w:rPr>
+              <w:t xml:space="preserve"/>
+            </w:r>
+          </w:p>
+          <w:p>
+            <w:pPr>
+              <w:spacing w:after="40" w:before="0"/>
+              <w:jc w:val="left"/>
+            </w:pPr>
+            <w:r>
+              <w:rPr>
+                <w:rFonts w:ascii="Arial" w:cs="Arial" w:eastAsia="Arial" w:hAnsi="Arial"/>
+                <w:b w:val="false"/>
+                <w:bCs w:val="false"/>
+                <w:i w:val="false"/>
+                <w:iCs w:val="false"/>
+                <w:color w:val="000000"/>
+                <w:sz w:val="18"/>
+                <w:szCs w:val="18"/>
+              </w:rPr>
+              <w:t xml:space="preserve">Lesson 2 — EXPERIMENTAL PROBABILITY II (More Trials, More Patterns): Students pool class data from Lesson 1 experiments to dramatically increase the number of trials, observing how relative frequency converges toward a stable value. They compare their bottle-cap probability (~0.3) with a coin (~0.5), distinguishing equally likely from unequally likely outcomes. They formally define experimental probability as P(E) = (number of favourable outcomes) ÷ (total number of trials) and revisit Mama Njeri's notebook through this lens.</w:t>
+            </w:r>
+          </w:p>
+          <w:p>
+            <w:pPr>
+              <w:spacing w:after="40" w:before="0"/>
+              <w:jc w:val="left"/>
+            </w:pPr>
+            <w:r>
+              <w:rPr>
+                <w:rFonts w:ascii="Arial" w:cs="Arial" w:eastAsia="Arial" w:hAnsi="Arial"/>
+                <w:b w:val="false"/>
+                <w:bCs w:val="false"/>
+                <w:i w:val="false"/>
+                <w:iCs w:val="false"/>
+                <w:color w:val="000000"/>
+                <w:sz w:val="18"/>
+                <w:szCs w:val="18"/>
+              </w:rPr>
+              <w:t xml:space="preserve"/>
+            </w:r>
+          </w:p>
+          <w:p>
+            <w:pPr>
+              <w:spacing w:after="40" w:before="0"/>
+              <w:jc w:val="left"/>
+            </w:pPr>
+            <w:r>
+              <w:rPr>
+                <w:rFonts w:ascii="Arial" w:cs="Arial" w:eastAsia="Arial" w:hAnsi="Arial"/>
+                <w:b w:val="false"/>
+                <w:bCs w:val="false"/>
+                <w:i w:val="false"/>
+                <w:iCs w:val="false"/>
+                <w:color w:val="000000"/>
+                <w:sz w:val="18"/>
+                <w:szCs w:val="18"/>
+              </w:rPr>
+              <w:t xml:space="preserve">Lesson 3 — PROBABILITY SPACE (Sample Space &amp; Theoretical Probability): Students move from experimental to theoretical probability by constructing sample spaces for single events (one die, one coin) and combined events (two coins, one coin + one die) using lists, two-way tables, and grids. They define the probability space, the range of probability (0 ≤ P(E) ≤ 1), and theoretical probability P(E) = (number of favourable outcomes) ÷ (total outcomes in sample space). They connect this to the Kisumu matatu scenario.</w:t>
+            </w:r>
+          </w:p>
+          <w:p>
+            <w:pPr>
+              <w:spacing w:after="40" w:before="0"/>
+              <w:jc w:val="left"/>
+            </w:pPr>
+            <w:r>
+              <w:rPr>
+                <w:rFonts w:ascii="Arial" w:cs="Arial" w:eastAsia="Arial" w:hAnsi="Arial"/>
+                <w:b w:val="false"/>
+                <w:bCs w:val="false"/>
+                <w:i w:val="false"/>
+                <w:iCs w:val="false"/>
+                <w:color w:val="000000"/>
+                <w:sz w:val="18"/>
+                <w:szCs w:val="18"/>
+              </w:rPr>
+              <w:t xml:space="preserve"/>
+            </w:r>
+          </w:p>
+          <w:p>
+            <w:pPr>
+              <w:spacing w:after="40" w:before="0"/>
+              <w:jc w:val="left"/>
+            </w:pPr>
+            <w:r>
+              <w:rPr>
+                <w:rFonts w:ascii="Arial" w:cs="Arial" w:eastAsia="Arial" w:hAnsi="Arial"/>
+                <w:b w:val="false"/>
+                <w:bCs w:val="false"/>
+                <w:i w:val="false"/>
+                <w:iCs w:val="false"/>
+                <w:color w:val="000000"/>
+                <w:sz w:val="18"/>
+                <w:szCs w:val="18"/>
+              </w:rPr>
+              <w:t xml:space="preserve">Lesson 4 — MUTUALLY EXCLUSIVE EVENTS: Students classify pairs of events as mutually exclusive or not using sorting activities and Venn diagrams. They identify that mutually exclusive events cannot occur simultaneously (e.g., a matatu cannot be both red AND blue) and derive P(A ∪ B) = P(A) + P(B) for mutually exclusive events. They apply this to solve problems drawn from Kenyan market, sports, and weather contexts.</w:t>
+            </w:r>
+          </w:p>
+          <w:p>
+            <w:pPr>
+              <w:spacing w:after="40" w:before="0"/>
+              <w:jc w:val="left"/>
+            </w:pPr>
+            <w:r>
+              <w:rPr>
+                <w:rFonts w:ascii="Arial" w:cs="Arial" w:eastAsia="Arial" w:hAnsi="Arial"/>
+                <w:b w:val="false"/>
+                <w:bCs w:val="false"/>
+                <w:i w:val="false"/>
+                <w:iCs w:val="false"/>
+                <w:color w:val="000000"/>
+                <w:sz w:val="18"/>
+                <w:szCs w:val="18"/>
+              </w:rPr>
+              <w:t xml:space="preserve"/>
+            </w:r>
+          </w:p>
+          <w:p>
+            <w:pPr>
+              <w:spacing w:after="40" w:before="0"/>
+              <w:jc w:val="left"/>
+            </w:pPr>
+            <w:r>
+              <w:rPr>
+                <w:rFonts w:ascii="Arial" w:cs="Arial" w:eastAsia="Arial" w:hAnsi="Arial"/>
+                <w:b w:val="false"/>
+                <w:bCs w:val="false"/>
+                <w:i w:val="false"/>
+                <w:iCs w:val="false"/>
+                <w:color w:val="000000"/>
+                <w:sz w:val="18"/>
+                <w:szCs w:val="18"/>
+              </w:rPr>
+              <w:t xml:space="preserve">Lesson 5 — INDEPENDENT EVENTS: Students investigate whether the outcome of one event affects another by analysing sequential coin tosses and the Eldoret seed germination scenario. They define independence formally: P(A ∩ B) = P(A) × P(B) and verify this against experimental data. They distinguish independence from mutual exclusivity — a common misconception addressed explicitly.</w:t>
+            </w:r>
+          </w:p>
+          <w:p>
+            <w:pPr>
+              <w:spacing w:after="40" w:before="0"/>
+              <w:jc w:val="left"/>
+            </w:pPr>
+            <w:r>
+              <w:rPr>
+                <w:rFonts w:ascii="Arial" w:cs="Arial" w:eastAsia="Arial" w:hAnsi="Arial"/>
+                <w:b w:val="false"/>
+                <w:bCs w:val="false"/>
+                <w:i w:val="false"/>
+                <w:iCs w:val="false"/>
+                <w:color w:val="000000"/>
+                <w:sz w:val="18"/>
+                <w:szCs w:val="18"/>
+              </w:rPr>
+              <w:t xml:space="preserve"/>
+            </w:r>
+          </w:p>
+          <w:p>
+            <w:pPr>
+              <w:spacing w:after="40" w:before="0"/>
+              <w:jc w:val="left"/>
+            </w:pPr>
+            <w:r>
+              <w:rPr>
+                <w:rFonts w:ascii="Arial" w:cs="Arial" w:eastAsia="Arial" w:hAnsi="Arial"/>
+                <w:b w:val="false"/>
+                <w:bCs w:val="false"/>
+                <w:i w:val="false"/>
+                <w:iCs w:val="false"/>
+                <w:color w:val="000000"/>
+                <w:sz w:val="18"/>
+                <w:szCs w:val="18"/>
+              </w:rPr>
+              <w:t xml:space="preserve">Lesson 6 — ADDITION LAW OF PROBABILITY: Students generalise from mutually exclusive events to the full addition law P(A ∪ B) = P(A) + P(B) − P(A ∩ B) using Venn diagrams. They apply the law to the Nakuru rainfall puzzle and other combined-event problems. They use the DQB to connect this lesson back to Mama Njeri's problem: on how many days might she experience high sales OR bad weather — two overlapping events?</w:t>
+            </w:r>
+          </w:p>
+          <w:p>
+            <w:pPr>
+              <w:spacing w:after="40" w:before="0"/>
+              <w:jc w:val="left"/>
+            </w:pPr>
+            <w:r>
+              <w:rPr>
+                <w:rFonts w:ascii="Arial" w:cs="Arial" w:eastAsia="Arial" w:hAnsi="Arial"/>
+                <w:b w:val="false"/>
+                <w:bCs w:val="false"/>
+                <w:i w:val="false"/>
+                <w:iCs w:val="false"/>
+                <w:color w:val="000000"/>
+                <w:sz w:val="18"/>
+                <w:szCs w:val="18"/>
+              </w:rPr>
+              <w:t xml:space="preserve"/>
+            </w:r>
+          </w:p>
+          <w:p>
+            <w:pPr>
+              <w:spacing w:after="40" w:before="0"/>
+              <w:jc w:val="left"/>
+            </w:pPr>
+            <w:r>
+              <w:rPr>
+                <w:rFonts w:ascii="Arial" w:cs="Arial" w:eastAsia="Arial" w:hAnsi="Arial"/>
+                <w:b w:val="false"/>
+                <w:bCs w:val="false"/>
+                <w:i w:val="false"/>
+                <w:iCs w:val="false"/>
+                <w:color w:val="000000"/>
+                <w:sz w:val="18"/>
+                <w:szCs w:val="18"/>
+              </w:rPr>
+              <w:t xml:space="preserve">Lesson 7 — MULTIPLICATION LAW OF PROBABILITY: Students derive and apply the multiplication law for independent events P(A ∩ B) = P(A) × P(B) and extend it to dependent events P(A ∩ B) = P(A) × P(B|A) using conditional reasoning. They apply the law to multi-step scenarios: the probability that two randomly selected maize seeds (without replacement) both germinate.</w:t>
+            </w:r>
+          </w:p>
+          <w:p>
+            <w:pPr>
+              <w:spacing w:after="40" w:before="0"/>
+              <w:jc w:val="left"/>
+            </w:pPr>
+            <w:r>
+              <w:rPr>
+                <w:rFonts w:ascii="Arial" w:cs="Arial" w:eastAsia="Arial" w:hAnsi="Arial"/>
+                <w:b w:val="false"/>
+                <w:bCs w:val="false"/>
+                <w:i w:val="false"/>
+                <w:iCs w:val="false"/>
+                <w:color w:val="000000"/>
+                <w:sz w:val="18"/>
+                <w:szCs w:val="18"/>
+              </w:rPr>
+              <w:t xml:space="preserve"/>
+            </w:r>
+          </w:p>
+          <w:p>
+            <w:pPr>
+              <w:spacing w:after="40" w:before="0"/>
+              <w:jc w:val="left"/>
+            </w:pPr>
+            <w:r>
+              <w:rPr>
+                <w:rFonts w:ascii="Arial" w:cs="Arial" w:eastAsia="Arial" w:hAnsi="Arial"/>
+                <w:b w:val="false"/>
+                <w:bCs w:val="false"/>
+                <w:i w:val="false"/>
+                <w:iCs w:val="false"/>
+                <w:color w:val="000000"/>
+                <w:sz w:val="18"/>
+                <w:szCs w:val="18"/>
+              </w:rPr>
+              <w:t xml:space="preserve">Lesson 8 — PROBABILITY TREE DIAGRAMS: Students construct tree diagrams to organise sequential outcomes for two- and three-stage experiments, multiplying along branches and adding across branches. They use tree diagrams to revisit the matatu scenario and the seed germination problem, appreciating how tree diagrams make complex combined-event calculations systematic and visual.</w:t>
+            </w:r>
+          </w:p>
+          <w:p>
+            <w:pPr>
+              <w:spacing w:after="40" w:before="0"/>
+              <w:jc w:val="left"/>
+            </w:pPr>
+            <w:r>
+              <w:rPr>
+                <w:rFonts w:ascii="Arial" w:cs="Arial" w:eastAsia="Arial" w:hAnsi="Arial"/>
+                <w:b w:val="false"/>
+                <w:bCs w:val="false"/>
+                <w:i w:val="false"/>
+                <w:iCs w:val="false"/>
+                <w:color w:val="000000"/>
+                <w:sz w:val="18"/>
+                <w:szCs w:val="18"/>
+              </w:rPr>
+              <w:t xml:space="preserve"/>
+            </w:r>
+          </w:p>
+          <w:p>
+            <w:pPr>
+              <w:spacing w:after="40" w:before="0"/>
+              <w:jc w:val="left"/>
+            </w:pPr>
+            <w:r>
+              <w:rPr>
+                <w:rFonts w:ascii="Arial" w:cs="Arial" w:eastAsia="Arial" w:hAnsi="Arial"/>
+                <w:b w:val="false"/>
+                <w:bCs w:val="false"/>
+                <w:i w:val="false"/>
+                <w:iCs w:val="false"/>
+                <w:color w:val="000000"/>
+                <w:sz w:val="18"/>
+                <w:szCs w:val="18"/>
+              </w:rPr>
+              <w:t xml:space="preserve">Lesson 9 — SYNTHESIS &amp; UNIT ASSESSMENT (Helping Mama Njeri): Students apply everything learned to a culminating performance task: using historical sales data, they compute experimental probability, construct the probability space for a simplified model, classify events, apply addition and multiplication laws, and draw a tree diagram to advise Mama Njeri on the optimal number of mandazi to fry. Groups present recommendations with mathematical justification, and the DQB is reviewed to celebrate questions answered and surface remaining curiosities.</w:t>
+            </w:r>
+          </w:p>
+        </w:tc>
+      </w:tr>
+      <w:tr>
+        <w:tc>
+          <w:tcPr>
+            <w:tcW w:type="dxa" w:w="3000"/>
+            <w:shd w:fill="EAD1F5" w:color="auto" w:val="clear"/>
+            <w:tcMar>
+              <w:top w:type="dxa" w:w="60"/>
+              <w:left w:type="dxa" w:w="120"/>
+              <w:bottom w:type="dxa" w:w="60"/>
+              <w:right w:type="dxa" w:w="120"/>
+            </w:tcMar>
+            <w:vAlign w:val="top"/>
+          </w:tcPr>
+          <w:p>
+            <w:pPr>
+              <w:spacing w:after="40" w:before="0"/>
+              <w:jc w:val="left"/>
+            </w:pPr>
+            <w:r>
+              <w:rPr>
+                <w:rFonts w:ascii="Arial" w:cs="Arial" w:eastAsia="Arial" w:hAnsi="Arial"/>
+                <w:b/>
+                <w:bCs/>
+                <w:i w:val="false"/>
+                <w:iCs w:val="false"/>
+                <w:color w:val="000000"/>
+                <w:sz w:val="18"/>
+                <w:szCs w:val="18"/>
+              </w:rPr>
+              <w:t xml:space="preserve">Supporting Phenomena</w:t>
+            </w:r>
+          </w:p>
+        </w:tc>
+        <w:tc>
+          <w:tcPr>
+            <w:tcW w:type="dxa" w:w="10680"/>
+            <w:shd w:fill="FFFFFF" w:color="auto" w:val="clear"/>
+            <w:tcMar>
+              <w:top w:type="dxa" w:w="60"/>
+              <w:left w:type="dxa" w:w="120"/>
+              <w:bottom w:type="dxa" w:w="60"/>
+              <w:right w:type="dxa" w:w="120"/>
+            </w:tcMar>
+            <w:vAlign w:val="top"/>
+          </w:tcPr>
+          <w:p>
+            <w:pPr>
+              <w:spacing w:after="30" w:before="0"/>
+              <w:ind w:left="360" w:hanging="180"/>
+              <w:jc w:val="left"/>
+            </w:pPr>
+            <w:r>
+              <w:rPr>
+                <w:rFonts w:ascii="Arial" w:cs="Arial" w:eastAsia="Arial" w:hAnsi="Arial"/>
+                <w:b w:val="false"/>
+                <w:bCs w:val="false"/>
+                <w:i w:val="false"/>
+                <w:iCs w:val="false"/>
+                <w:color w:val="000000"/>
+                <w:sz w:val="18"/>
+                <w:szCs w:val="18"/>
+              </w:rPr>
+              <w:t xml:space="preserve">–  The Spinning Bottle Cap: Students spin a plastic bottle cap on a desk and record whether it lands "up" or "down" over 50 trials. They find that neither outcome is equally likely — the experimental probability of "up" stabilises around 0.3, not 0.5 — raising the question of how we determine true probability when outcomes are not equally likely.</w:t>
+            </w:r>
+          </w:p>
+          <w:p>
+            <w:pPr>
+              <w:spacing w:after="30" w:before="0"/>
+              <w:ind w:left="360" w:hanging="180"/>
+              <w:jc w:val="left"/>
+            </w:pPr>
+            <w:r>
+              <w:rPr>
+                <w:rFonts w:ascii="Arial" w:cs="Arial" w:eastAsia="Arial" w:hAnsi="Arial"/>
+                <w:b w:val="false"/>
+                <w:bCs w:val="false"/>
+                <w:i w:val="false"/>
+                <w:iCs w:val="false"/>
+                <w:color w:val="000000"/>
+                <w:sz w:val="18"/>
+                <w:szCs w:val="18"/>
+              </w:rPr>
+              <w:t xml:space="preserve">–  The Matatu Colour Problem: In Kisumu town, matatus from two competing Saccos (one with red livery, one with blue) arrive at a stage. Students are told that on any given arrival, the chance of a red matatu is 3 in 5. If two matatus arrive in a row, what is the probability that at least one is red? This supports the development of the multiplication law and tree diagrams.</w:t>
+            </w:r>
+          </w:p>
+          <w:p>
+            <w:pPr>
+              <w:spacing w:after="30" w:before="0"/>
+              <w:ind w:left="360" w:hanging="180"/>
+              <w:jc w:val="left"/>
+            </w:pPr>
+            <w:r>
+              <w:rPr>
+                <w:rFonts w:ascii="Arial" w:cs="Arial" w:eastAsia="Arial" w:hAnsi="Arial"/>
+                <w:b w:val="false"/>
+                <w:bCs w:val="false"/>
+                <w:i w:val="false"/>
+                <w:iCs w:val="false"/>
+                <w:color w:val="000000"/>
+                <w:sz w:val="18"/>
+                <w:szCs w:val="18"/>
+              </w:rPr>
+              <w:t xml:space="preserve">–  The Rift Valley Rainfall Puzzle: The Kenya Meteorological Department reports that on any day in October in Nakuru, the probability of rain is 0.6, and the probability of both rain and strong wind is 0.2. Students ask: what is the probability of rain OR strong wind? This supports the addition law with non-mutually-exclusive events.</w:t>
+            </w:r>
+          </w:p>
+          <w:p>
+            <w:pPr>
+              <w:spacing w:after="30" w:before="0"/>
+              <w:ind w:left="360" w:hanging="180"/>
+              <w:jc w:val="left"/>
+            </w:pPr>
+            <w:r>
+              <w:rPr>
+                <w:rFonts w:ascii="Arial" w:cs="Arial" w:eastAsia="Arial" w:hAnsi="Arial"/>
+                <w:b w:val="false"/>
+                <w:bCs w:val="false"/>
+                <w:i w:val="false"/>
+                <w:iCs w:val="false"/>
+                <w:color w:val="000000"/>
+                <w:sz w:val="18"/>
+                <w:szCs w:val="18"/>
+              </w:rPr>
+              <w:t xml:space="preserve">–  The Maize Seed Germination Experiment: A farmer in Eldoret plants 200 maize seeds from two different seed varieties (Hybrid 614 and Hybrid 513) in equal proportions. Records show that Hybrid 614 seeds have a 90% germination rate and Hybrid 513 seeds have a 75% germination rate. If one seed is picked at random, what is the probability it germinates? This supports combined probability and tree diagram reasoning in an agricultural context.</w:t>
+            </w:r>
+          </w:p>
+        </w:tc>
+      </w:tr>
+    </w:tbl>
+    <w:p>
+      <w:pPr>
+        <w:spacing w:after="120"/>
+      </w:pPr>
+      <w:r>
+        <w:t xml:space="preserve"/>
       </w:r>
     </w:p>
     <w:p>
@@ -150,7 +2481,7 @@
         </w:rPr>
         <w:t xml:space="preserve">© 2026 SeaVuria and ARES. This work is licensed under a </w:t>
       </w:r>
-      <w:hyperlink w:history="1" r:id="rId_r_2frhtfabsr3fn-_gmw">
+      <w:hyperlink w:history="1" r:id="rId-ioggcsv2pa_dsl3pwmsi">
         <w:r>
           <w:rPr>
             <w:rFonts w:ascii="Arial" w:cs="Arial" w:eastAsia="Arial" w:hAnsi="Arial"/>
@@ -170,7 +2501,7 @@
         </w:rPr>
         <w:t xml:space="preserve"> (</w:t>
       </w:r>
-      <w:hyperlink w:history="1" r:id="rId0yi7xmcx4pd06chhkvm7c">
+      <w:hyperlink w:history="1" r:id="rId2u9j_hgwike8-3b84eyv6">
         <w:r>
           <w:rPr>
             <w:rFonts w:ascii="Arial" w:cs="Arial" w:eastAsia="Arial" w:hAnsi="Arial"/>
@@ -190,7 +2521,7 @@
         </w:rPr>
         <w:t xml:space="preserve">). To view a copy of this license, visit </w:t>
       </w:r>
-      <w:hyperlink w:history="1" r:id="rIdbl-k9ytn3i0t_hye8wrjb">
+      <w:hyperlink w:history="1" r:id="rId2xwmvioy0qo1tk51elgya">
         <w:r>
           <w:rPr>
             <w:rFonts w:ascii="Arial" w:cs="Arial" w:eastAsia="Arial" w:hAnsi="Arial"/>
@@ -209,2337 +2540,6 @@
           <w:szCs w:val="17"/>
         </w:rPr>
         <w:t xml:space="preserve">. You are free to copy, redistribute, and adapt this material in any medium or format, provided appropriate credit is given and the material is not used for commercial purposes. KICD learning outcomes and curriculum designations reproduced here for alignment purposes remain the property of KICD and are not covered by this license. Linked external resources (e.g. CK-12, Khan Academy, PhET) are subject to their own licenses.</w:t>
-      </w:r>
-    </w:p>
-    <w:p>
-      <w:pPr>
-        <w:spacing w:after="120"/>
-      </w:pPr>
-      <w:r>
-        <w:t xml:space="preserve"/>
-      </w:r>
-    </w:p>
-    <w:tbl>
-      <w:tblPr>
-        <w:tblW w:type="dxa" w:w="13680"/>
-        <w:tblBorders>
-          <w:top w:val="single" w:color="AAAAAA" w:sz="4"/>
-          <w:left w:val="single" w:color="AAAAAA" w:sz="4"/>
-          <w:bottom w:val="single" w:color="AAAAAA" w:sz="4"/>
-          <w:right w:val="single" w:color="AAAAAA" w:sz="4"/>
-          <w:insideH w:val="single" w:color="auto" w:sz="4"/>
-          <w:insideV w:val="single" w:color="auto" w:sz="4"/>
-        </w:tblBorders>
-        <w:tblLayout w:type="fixed"/>
-      </w:tblPr>
-      <w:tblGrid>
-        <w:gridCol w:w="3000"/>
-        <w:gridCol w:w="10680"/>
-      </w:tblGrid>
-      <w:tr>
-        <w:tc>
-          <w:tcPr>
-            <w:tcW w:type="dxa" w:w="13680"/>
-            <w:gridSpan w:val="2"/>
-            <w:shd w:fill="1F3864" w:color="auto" w:val="clear"/>
-            <w:tcMar>
-              <w:top w:type="dxa" w:w="60"/>
-              <w:left w:type="dxa" w:w="120"/>
-              <w:bottom w:type="dxa" w:w="60"/>
-              <w:right w:type="dxa" w:w="120"/>
-            </w:tcMar>
-            <w:vAlign w:val="top"/>
-          </w:tcPr>
-          <w:p>
-            <w:pPr>
-              <w:spacing w:after="40" w:before="0"/>
-              <w:jc w:val="center"/>
-            </w:pPr>
-            <w:r>
-              <w:rPr>
-                <w:rFonts w:ascii="Arial" w:cs="Arial" w:eastAsia="Arial" w:hAnsi="Arial"/>
-                <w:b/>
-                <w:bCs/>
-                <w:i w:val="false"/>
-                <w:iCs w:val="false"/>
-                <w:color w:val="FFFFFF"/>
-                <w:sz w:val="22"/>
-                <w:szCs w:val="22"/>
-              </w:rPr>
-              <w:t xml:space="preserve">SUB-STRAND OVERVIEW</w:t>
-            </w:r>
-          </w:p>
-        </w:tc>
-      </w:tr>
-      <w:tr>
-        <w:tc>
-          <w:tcPr>
-            <w:tcW w:type="dxa" w:w="3000"/>
-            <w:shd w:fill="D5E8F0" w:color="auto" w:val="clear"/>
-            <w:tcMar>
-              <w:top w:type="dxa" w:w="60"/>
-              <w:left w:type="dxa" w:w="120"/>
-              <w:bottom w:type="dxa" w:w="60"/>
-              <w:right w:type="dxa" w:w="120"/>
-            </w:tcMar>
-            <w:vAlign w:val="top"/>
-          </w:tcPr>
-          <w:p>
-            <w:pPr>
-              <w:spacing w:after="40" w:before="0"/>
-              <w:jc w:val="left"/>
-            </w:pPr>
-            <w:r>
-              <w:rPr>
-                <w:rFonts w:ascii="Arial" w:cs="Arial" w:eastAsia="Arial" w:hAnsi="Arial"/>
-                <w:b/>
-                <w:bCs/>
-                <w:i w:val="false"/>
-                <w:iCs w:val="false"/>
-                <w:color w:val="000000"/>
-                <w:sz w:val="18"/>
-                <w:szCs w:val="18"/>
-              </w:rPr>
-              <w:t xml:space="preserve">Grade Level</w:t>
-            </w:r>
-          </w:p>
-        </w:tc>
-        <w:tc>
-          <w:tcPr>
-            <w:tcW w:type="dxa" w:w="10680"/>
-            <w:shd w:fill="FFFFFF" w:color="auto" w:val="clear"/>
-            <w:tcMar>
-              <w:top w:type="dxa" w:w="60"/>
-              <w:left w:type="dxa" w:w="120"/>
-              <w:bottom w:type="dxa" w:w="60"/>
-              <w:right w:type="dxa" w:w="120"/>
-            </w:tcMar>
-            <w:vAlign w:val="top"/>
-          </w:tcPr>
-          <w:p>
-            <w:pPr>
-              <w:spacing w:after="40" w:before="0"/>
-              <w:jc w:val="left"/>
-            </w:pPr>
-            <w:r>
-              <w:rPr>
-                <w:rFonts w:ascii="Arial" w:cs="Arial" w:eastAsia="Arial" w:hAnsi="Arial"/>
-                <w:b w:val="false"/>
-                <w:bCs w:val="false"/>
-                <w:i w:val="false"/>
-                <w:iCs w:val="false"/>
-                <w:color w:val="000000"/>
-                <w:sz w:val="18"/>
-                <w:szCs w:val="18"/>
-              </w:rPr>
-              <w:t xml:space="preserve">10</w:t>
-            </w:r>
-          </w:p>
-        </w:tc>
-      </w:tr>
-      <w:tr>
-        <w:tc>
-          <w:tcPr>
-            <w:tcW w:type="dxa" w:w="3000"/>
-            <w:shd w:fill="D5E8F0" w:color="auto" w:val="clear"/>
-            <w:tcMar>
-              <w:top w:type="dxa" w:w="60"/>
-              <w:left w:type="dxa" w:w="120"/>
-              <w:bottom w:type="dxa" w:w="60"/>
-              <w:right w:type="dxa" w:w="120"/>
-            </w:tcMar>
-            <w:vAlign w:val="top"/>
-          </w:tcPr>
-          <w:p>
-            <w:pPr>
-              <w:spacing w:after="40" w:before="0"/>
-              <w:jc w:val="left"/>
-            </w:pPr>
-            <w:r>
-              <w:rPr>
-                <w:rFonts w:ascii="Arial" w:cs="Arial" w:eastAsia="Arial" w:hAnsi="Arial"/>
-                <w:b/>
-                <w:bCs/>
-                <w:i w:val="false"/>
-                <w:iCs w:val="false"/>
-                <w:color w:val="000000"/>
-                <w:sz w:val="18"/>
-                <w:szCs w:val="18"/>
-              </w:rPr>
-              <w:t xml:space="preserve">Subject</w:t>
-            </w:r>
-          </w:p>
-        </w:tc>
-        <w:tc>
-          <w:tcPr>
-            <w:tcW w:type="dxa" w:w="10680"/>
-            <w:shd w:fill="FFFFFF" w:color="auto" w:val="clear"/>
-            <w:tcMar>
-              <w:top w:type="dxa" w:w="60"/>
-              <w:left w:type="dxa" w:w="120"/>
-              <w:bottom w:type="dxa" w:w="60"/>
-              <w:right w:type="dxa" w:w="120"/>
-            </w:tcMar>
-            <w:vAlign w:val="top"/>
-          </w:tcPr>
-          <w:p>
-            <w:pPr>
-              <w:spacing w:after="40" w:before="0"/>
-              <w:jc w:val="left"/>
-            </w:pPr>
-            <w:r>
-              <w:rPr>
-                <w:rFonts w:ascii="Arial" w:cs="Arial" w:eastAsia="Arial" w:hAnsi="Arial"/>
-                <w:b w:val="false"/>
-                <w:bCs w:val="false"/>
-                <w:i w:val="false"/>
-                <w:iCs w:val="false"/>
-                <w:color w:val="000000"/>
-                <w:sz w:val="18"/>
-                <w:szCs w:val="18"/>
-              </w:rPr>
-              <w:t xml:space="preserve">Mathematics</w:t>
-            </w:r>
-          </w:p>
-        </w:tc>
-      </w:tr>
-      <w:tr>
-        <w:tc>
-          <w:tcPr>
-            <w:tcW w:type="dxa" w:w="3000"/>
-            <w:shd w:fill="D5E8F0" w:color="auto" w:val="clear"/>
-            <w:tcMar>
-              <w:top w:type="dxa" w:w="60"/>
-              <w:left w:type="dxa" w:w="120"/>
-              <w:bottom w:type="dxa" w:w="60"/>
-              <w:right w:type="dxa" w:w="120"/>
-            </w:tcMar>
-            <w:vAlign w:val="top"/>
-          </w:tcPr>
-          <w:p>
-            <w:pPr>
-              <w:spacing w:after="40" w:before="0"/>
-              <w:jc w:val="left"/>
-            </w:pPr>
-            <w:r>
-              <w:rPr>
-                <w:rFonts w:ascii="Arial" w:cs="Arial" w:eastAsia="Arial" w:hAnsi="Arial"/>
-                <w:b/>
-                <w:bCs/>
-                <w:i w:val="false"/>
-                <w:iCs w:val="false"/>
-                <w:color w:val="000000"/>
-                <w:sz w:val="18"/>
-                <w:szCs w:val="18"/>
-              </w:rPr>
-              <w:t xml:space="preserve">Strand</w:t>
-            </w:r>
-          </w:p>
-        </w:tc>
-        <w:tc>
-          <w:tcPr>
-            <w:tcW w:type="dxa" w:w="10680"/>
-            <w:shd w:fill="FFFFFF" w:color="auto" w:val="clear"/>
-            <w:tcMar>
-              <w:top w:type="dxa" w:w="60"/>
-              <w:left w:type="dxa" w:w="120"/>
-              <w:bottom w:type="dxa" w:w="60"/>
-              <w:right w:type="dxa" w:w="120"/>
-            </w:tcMar>
-            <w:vAlign w:val="top"/>
-          </w:tcPr>
-          <w:p>
-            <w:pPr>
-              <w:spacing w:after="40" w:before="0"/>
-              <w:jc w:val="left"/>
-            </w:pPr>
-            <w:r>
-              <w:rPr>
-                <w:rFonts w:ascii="Arial" w:cs="Arial" w:eastAsia="Arial" w:hAnsi="Arial"/>
-                <w:b w:val="false"/>
-                <w:bCs w:val="false"/>
-                <w:i w:val="false"/>
-                <w:iCs w:val="false"/>
-                <w:color w:val="000000"/>
-                <w:sz w:val="18"/>
-                <w:szCs w:val="18"/>
-              </w:rPr>
-              <w:t xml:space="preserve">Strand 4.0: Data Handling and Probability</w:t>
-            </w:r>
-          </w:p>
-        </w:tc>
-      </w:tr>
-      <w:tr>
-        <w:tc>
-          <w:tcPr>
-            <w:tcW w:type="dxa" w:w="3000"/>
-            <w:shd w:fill="D5E8F0" w:color="auto" w:val="clear"/>
-            <w:tcMar>
-              <w:top w:type="dxa" w:w="60"/>
-              <w:left w:type="dxa" w:w="120"/>
-              <w:bottom w:type="dxa" w:w="60"/>
-              <w:right w:type="dxa" w:w="120"/>
-            </w:tcMar>
-            <w:vAlign w:val="top"/>
-          </w:tcPr>
-          <w:p>
-            <w:pPr>
-              <w:spacing w:after="40" w:before="0"/>
-              <w:jc w:val="left"/>
-            </w:pPr>
-            <w:r>
-              <w:rPr>
-                <w:rFonts w:ascii="Arial" w:cs="Arial" w:eastAsia="Arial" w:hAnsi="Arial"/>
-                <w:b/>
-                <w:bCs/>
-                <w:i w:val="false"/>
-                <w:iCs w:val="false"/>
-                <w:color w:val="000000"/>
-                <w:sz w:val="18"/>
-                <w:szCs w:val="18"/>
-              </w:rPr>
-              <w:t xml:space="preserve">Sub-Strand</w:t>
-            </w:r>
-          </w:p>
-        </w:tc>
-        <w:tc>
-          <w:tcPr>
-            <w:tcW w:type="dxa" w:w="10680"/>
-            <w:shd w:fill="FFFFFF" w:color="auto" w:val="clear"/>
-            <w:tcMar>
-              <w:top w:type="dxa" w:w="60"/>
-              <w:left w:type="dxa" w:w="120"/>
-              <w:bottom w:type="dxa" w:w="60"/>
-              <w:right w:type="dxa" w:w="120"/>
-            </w:tcMar>
-            <w:vAlign w:val="top"/>
-          </w:tcPr>
-          <w:p>
-            <w:pPr>
-              <w:spacing w:after="40" w:before="0"/>
-              <w:jc w:val="left"/>
-            </w:pPr>
-            <w:r>
-              <w:rPr>
-                <w:rFonts w:ascii="Arial" w:cs="Arial" w:eastAsia="Arial" w:hAnsi="Arial"/>
-                <w:b w:val="false"/>
-                <w:bCs w:val="false"/>
-                <w:i w:val="false"/>
-                <w:iCs w:val="false"/>
-                <w:color w:val="000000"/>
-                <w:sz w:val="18"/>
-                <w:szCs w:val="18"/>
-              </w:rPr>
-              <w:t xml:space="preserve">Sub-Strand 4.2: Probability I</w:t>
-            </w:r>
-          </w:p>
-        </w:tc>
-      </w:tr>
-      <w:tr>
-        <w:tc>
-          <w:tcPr>
-            <w:tcW w:type="dxa" w:w="3000"/>
-            <w:shd w:fill="D5E8F0" w:color="auto" w:val="clear"/>
-            <w:tcMar>
-              <w:top w:type="dxa" w:w="60"/>
-              <w:left w:type="dxa" w:w="120"/>
-              <w:bottom w:type="dxa" w:w="60"/>
-              <w:right w:type="dxa" w:w="120"/>
-            </w:tcMar>
-            <w:vAlign w:val="top"/>
-          </w:tcPr>
-          <w:p>
-            <w:pPr>
-              <w:spacing w:after="40" w:before="0"/>
-              <w:jc w:val="left"/>
-            </w:pPr>
-            <w:r>
-              <w:rPr>
-                <w:rFonts w:ascii="Arial" w:cs="Arial" w:eastAsia="Arial" w:hAnsi="Arial"/>
-                <w:b/>
-                <w:bCs/>
-                <w:i w:val="false"/>
-                <w:iCs w:val="false"/>
-                <w:color w:val="000000"/>
-                <w:sz w:val="18"/>
-                <w:szCs w:val="18"/>
-              </w:rPr>
-              <w:t xml:space="preserve">Total Duration</w:t>
-            </w:r>
-          </w:p>
-        </w:tc>
-        <w:tc>
-          <w:tcPr>
-            <w:tcW w:type="dxa" w:w="10680"/>
-            <w:shd w:fill="FFFFFF" w:color="auto" w:val="clear"/>
-            <w:tcMar>
-              <w:top w:type="dxa" w:w="60"/>
-              <w:left w:type="dxa" w:w="120"/>
-              <w:bottom w:type="dxa" w:w="60"/>
-              <w:right w:type="dxa" w:w="120"/>
-            </w:tcMar>
-            <w:vAlign w:val="top"/>
-          </w:tcPr>
-          <w:p>
-            <w:pPr>
-              <w:spacing w:after="40" w:before="0"/>
-              <w:jc w:val="left"/>
-            </w:pPr>
-            <w:r>
-              <w:rPr>
-                <w:rFonts w:ascii="Arial" w:cs="Arial" w:eastAsia="Arial" w:hAnsi="Arial"/>
-                <w:b w:val="false"/>
-                <w:bCs w:val="false"/>
-                <w:i w:val="false"/>
-                <w:iCs w:val="false"/>
-                <w:color w:val="000000"/>
-                <w:sz w:val="18"/>
-                <w:szCs w:val="18"/>
-              </w:rPr>
-              <w:t xml:space="preserve">9 lessons × 40 minutes = 360 minutes total</w:t>
-            </w:r>
-          </w:p>
-        </w:tc>
-      </w:tr>
-      <w:tr>
-        <w:tc>
-          <w:tcPr>
-            <w:tcW w:type="dxa" w:w="3000"/>
-            <w:shd w:fill="D5E8F0" w:color="auto" w:val="clear"/>
-            <w:tcMar>
-              <w:top w:type="dxa" w:w="60"/>
-              <w:left w:type="dxa" w:w="120"/>
-              <w:bottom w:type="dxa" w:w="60"/>
-              <w:right w:type="dxa" w:w="120"/>
-            </w:tcMar>
-            <w:vAlign w:val="top"/>
-          </w:tcPr>
-          <w:p>
-            <w:pPr>
-              <w:spacing w:after="40" w:before="0"/>
-              <w:jc w:val="left"/>
-            </w:pPr>
-            <w:r>
-              <w:rPr>
-                <w:rFonts w:ascii="Arial" w:cs="Arial" w:eastAsia="Arial" w:hAnsi="Arial"/>
-                <w:b/>
-                <w:bCs/>
-                <w:i w:val="false"/>
-                <w:iCs w:val="false"/>
-                <w:color w:val="000000"/>
-                <w:sz w:val="18"/>
-                <w:szCs w:val="18"/>
-              </w:rPr>
-              <w:t xml:space="preserve">Sub-Strand Content</w:t>
-            </w:r>
-          </w:p>
-        </w:tc>
-        <w:tc>
-          <w:tcPr>
-            <w:tcW w:type="dxa" w:w="10680"/>
-            <w:shd w:fill="FFFFFF" w:color="auto" w:val="clear"/>
-            <w:tcMar>
-              <w:top w:type="dxa" w:w="60"/>
-              <w:left w:type="dxa" w:w="120"/>
-              <w:bottom w:type="dxa" w:w="60"/>
-              <w:right w:type="dxa" w:w="120"/>
-            </w:tcMar>
-            <w:vAlign w:val="top"/>
-          </w:tcPr>
-          <w:p>
-            <w:pPr>
-              <w:spacing w:after="30" w:before="0"/>
-              <w:ind w:left="360" w:hanging="180"/>
-              <w:jc w:val="left"/>
-            </w:pPr>
-            <w:r>
-              <w:rPr>
-                <w:rFonts w:ascii="Arial" w:cs="Arial" w:eastAsia="Arial" w:hAnsi="Arial"/>
-                <w:b w:val="false"/>
-                <w:bCs w:val="false"/>
-                <w:i w:val="false"/>
-                <w:iCs w:val="false"/>
-                <w:color w:val="000000"/>
-                <w:sz w:val="18"/>
-                <w:szCs w:val="18"/>
-              </w:rPr>
-              <w:t xml:space="preserve">–  Experimental probability — conducting repeated trials (coin tosses, dice rolls, picking cards) and computing relative frequencies to estimate probability</w:t>
-            </w:r>
-          </w:p>
-          <w:p>
-            <w:pPr>
-              <w:spacing w:after="30" w:before="0"/>
-              <w:ind w:left="360" w:hanging="180"/>
-              <w:jc w:val="left"/>
-            </w:pPr>
-            <w:r>
-              <w:rPr>
-                <w:rFonts w:ascii="Arial" w:cs="Arial" w:eastAsia="Arial" w:hAnsi="Arial"/>
-                <w:b w:val="false"/>
-                <w:bCs w:val="false"/>
-                <w:i w:val="false"/>
-                <w:iCs w:val="false"/>
-                <w:color w:val="000000"/>
-                <w:sz w:val="18"/>
-                <w:szCs w:val="18"/>
-              </w:rPr>
-              <w:t xml:space="preserve">–  Probability space — listing sample spaces using tables, grids, and systematic enumeration for single and combined events</w:t>
-            </w:r>
-          </w:p>
-          <w:p>
-            <w:pPr>
-              <w:spacing w:after="30" w:before="0"/>
-              <w:ind w:left="360" w:hanging="180"/>
-              <w:jc w:val="left"/>
-            </w:pPr>
-            <w:r>
-              <w:rPr>
-                <w:rFonts w:ascii="Arial" w:cs="Arial" w:eastAsia="Arial" w:hAnsi="Arial"/>
-                <w:b w:val="false"/>
-                <w:bCs w:val="false"/>
-                <w:i w:val="false"/>
-                <w:iCs w:val="false"/>
-                <w:color w:val="000000"/>
-                <w:sz w:val="18"/>
-                <w:szCs w:val="18"/>
-              </w:rPr>
-              <w:t xml:space="preserve">–  Mutually exclusive events — identifying events that cannot occur simultaneously and applying the relevant probability rules</w:t>
-            </w:r>
-          </w:p>
-          <w:p>
-            <w:pPr>
-              <w:spacing w:after="30" w:before="0"/>
-              <w:ind w:left="360" w:hanging="180"/>
-              <w:jc w:val="left"/>
-            </w:pPr>
-            <w:r>
-              <w:rPr>
-                <w:rFonts w:ascii="Arial" w:cs="Arial" w:eastAsia="Arial" w:hAnsi="Arial"/>
-                <w:b w:val="false"/>
-                <w:bCs w:val="false"/>
-                <w:i w:val="false"/>
-                <w:iCs w:val="false"/>
-                <w:color w:val="000000"/>
-                <w:sz w:val="18"/>
-                <w:szCs w:val="18"/>
-              </w:rPr>
-              <w:t xml:space="preserve">–  Independent events — identifying events whose outcomes do not influence each other and applying the relevant probability rules</w:t>
-            </w:r>
-          </w:p>
-          <w:p>
-            <w:pPr>
-              <w:spacing w:after="30" w:before="0"/>
-              <w:ind w:left="360" w:hanging="180"/>
-              <w:jc w:val="left"/>
-            </w:pPr>
-            <w:r>
-              <w:rPr>
-                <w:rFonts w:ascii="Arial" w:cs="Arial" w:eastAsia="Arial" w:hAnsi="Arial"/>
-                <w:b w:val="false"/>
-                <w:bCs w:val="false"/>
-                <w:i w:val="false"/>
-                <w:iCs w:val="false"/>
-                <w:color w:val="000000"/>
-                <w:sz w:val="18"/>
-                <w:szCs w:val="18"/>
-              </w:rPr>
-              <w:t xml:space="preserve">–  Addition law of probability — P(A ∪ B) = P(A) + P(B) − P(A ∩ B), with the special case for mutually exclusive events</w:t>
-            </w:r>
-          </w:p>
-          <w:p>
-            <w:pPr>
-              <w:spacing w:after="30" w:before="0"/>
-              <w:ind w:left="360" w:hanging="180"/>
-              <w:jc w:val="left"/>
-            </w:pPr>
-            <w:r>
-              <w:rPr>
-                <w:rFonts w:ascii="Arial" w:cs="Arial" w:eastAsia="Arial" w:hAnsi="Arial"/>
-                <w:b w:val="false"/>
-                <w:bCs w:val="false"/>
-                <w:i w:val="false"/>
-                <w:iCs w:val="false"/>
-                <w:color w:val="000000"/>
-                <w:sz w:val="18"/>
-                <w:szCs w:val="18"/>
-              </w:rPr>
-              <w:t xml:space="preserve">–  Multiplication law of probability — P(A ∩ B) = P(A) × P(B) for independent events, and P(A ∩ B) = P(A) × P(B|A) for dependent events</w:t>
-            </w:r>
-          </w:p>
-          <w:p>
-            <w:pPr>
-              <w:spacing w:after="30" w:before="0"/>
-              <w:ind w:left="360" w:hanging="180"/>
-              <w:jc w:val="left"/>
-            </w:pPr>
-            <w:r>
-              <w:rPr>
-                <w:rFonts w:ascii="Arial" w:cs="Arial" w:eastAsia="Arial" w:hAnsi="Arial"/>
-                <w:b w:val="false"/>
-                <w:bCs w:val="false"/>
-                <w:i w:val="false"/>
-                <w:iCs w:val="false"/>
-                <w:color w:val="000000"/>
-                <w:sz w:val="18"/>
-                <w:szCs w:val="18"/>
-              </w:rPr>
-              <w:t xml:space="preserve">–  Probability tree diagrams — constructing and using tree diagrams to organise outcomes and calculate probabilities of sequential events</w:t>
-            </w:r>
-          </w:p>
-        </w:tc>
-      </w:tr>
-      <w:tr>
-        <w:tc>
-          <w:tcPr>
-            <w:tcW w:type="dxa" w:w="3000"/>
-            <w:shd w:fill="D5E8F0" w:color="auto" w:val="clear"/>
-            <w:tcMar>
-              <w:top w:type="dxa" w:w="60"/>
-              <w:left w:type="dxa" w:w="120"/>
-              <w:bottom w:type="dxa" w:w="60"/>
-              <w:right w:type="dxa" w:w="120"/>
-            </w:tcMar>
-            <w:vAlign w:val="top"/>
-          </w:tcPr>
-          <w:p>
-            <w:pPr>
-              <w:spacing w:after="40" w:before="0"/>
-              <w:jc w:val="left"/>
-            </w:pPr>
-            <w:r>
-              <w:rPr>
-                <w:rFonts w:ascii="Arial" w:cs="Arial" w:eastAsia="Arial" w:hAnsi="Arial"/>
-                <w:b/>
-                <w:bCs/>
-                <w:i w:val="false"/>
-                <w:iCs w:val="false"/>
-                <w:color w:val="000000"/>
-                <w:sz w:val="18"/>
-                <w:szCs w:val="18"/>
-              </w:rPr>
-              <w:t xml:space="preserve">Learning Outcomes</w:t>
-            </w:r>
-          </w:p>
-        </w:tc>
-        <w:tc>
-          <w:tcPr>
-            <w:tcW w:type="dxa" w:w="10680"/>
-            <w:shd w:fill="FFFFFF" w:color="auto" w:val="clear"/>
-            <w:tcMar>
-              <w:top w:type="dxa" w:w="60"/>
-              <w:left w:type="dxa" w:w="120"/>
-              <w:bottom w:type="dxa" w:w="60"/>
-              <w:right w:type="dxa" w:w="120"/>
-            </w:tcMar>
-            <w:vAlign w:val="top"/>
-          </w:tcPr>
-          <w:p>
-            <w:pPr>
-              <w:spacing w:after="40" w:before="0"/>
-              <w:jc w:val="left"/>
-            </w:pPr>
-            <w:r>
-              <w:rPr>
-                <w:rFonts w:ascii="Arial" w:cs="Arial" w:eastAsia="Arial" w:hAnsi="Arial"/>
-                <w:b w:val="false"/>
-                <w:bCs w:val="false"/>
-                <w:i w:val="false"/>
-                <w:iCs w:val="false"/>
-                <w:color w:val="000000"/>
-                <w:sz w:val="18"/>
-                <w:szCs w:val="18"/>
-              </w:rPr>
-              <w:t xml:space="preserve">By the end of the sub-strand, the learner should be able to:</w:t>
-            </w:r>
-          </w:p>
-          <w:p>
-            <w:pPr>
-              <w:spacing w:after="40" w:before="0"/>
-              <w:jc w:val="left"/>
-            </w:pPr>
-            <w:r>
-              <w:rPr>
-                <w:rFonts w:ascii="Arial" w:cs="Arial" w:eastAsia="Arial" w:hAnsi="Arial"/>
-                <w:b w:val="false"/>
-                <w:bCs w:val="false"/>
-                <w:i w:val="false"/>
-                <w:iCs w:val="false"/>
-                <w:color w:val="000000"/>
-                <w:sz w:val="18"/>
-                <w:szCs w:val="18"/>
-              </w:rPr>
-              <w:t xml:space="preserve">a) determine experimental probability by conducting repeated trials and computing relative frequencies in different real-life situations;</w:t>
-            </w:r>
-          </w:p>
-          <w:p>
-            <w:pPr>
-              <w:spacing w:after="40" w:before="0"/>
-              <w:jc w:val="left"/>
-            </w:pPr>
-            <w:r>
-              <w:rPr>
-                <w:rFonts w:ascii="Arial" w:cs="Arial" w:eastAsia="Arial" w:hAnsi="Arial"/>
-                <w:b w:val="false"/>
-                <w:bCs w:val="false"/>
-                <w:i w:val="false"/>
-                <w:iCs w:val="false"/>
-                <w:color w:val="000000"/>
-                <w:sz w:val="18"/>
-                <w:szCs w:val="18"/>
-              </w:rPr>
-              <w:t xml:space="preserve">b) construct and interpret a probability space (sample space) for single and combined events using tables, grids, and systematic listing;</w:t>
-            </w:r>
-          </w:p>
-          <w:p>
-            <w:pPr>
-              <w:spacing w:after="40" w:before="0"/>
-              <w:jc w:val="left"/>
-            </w:pPr>
-            <w:r>
-              <w:rPr>
-                <w:rFonts w:ascii="Arial" w:cs="Arial" w:eastAsia="Arial" w:hAnsi="Arial"/>
-                <w:b w:val="false"/>
-                <w:bCs w:val="false"/>
-                <w:i w:val="false"/>
-                <w:iCs w:val="false"/>
-                <w:color w:val="000000"/>
-                <w:sz w:val="18"/>
-                <w:szCs w:val="18"/>
-              </w:rPr>
-              <w:t xml:space="preserve">c) identify and distinguish between mutually exclusive events and independent events, giving real-life examples from the Kenyan context;</w:t>
-            </w:r>
-          </w:p>
-          <w:p>
-            <w:pPr>
-              <w:spacing w:after="40" w:before="0"/>
-              <w:jc w:val="left"/>
-            </w:pPr>
-            <w:r>
-              <w:rPr>
-                <w:rFonts w:ascii="Arial" w:cs="Arial" w:eastAsia="Arial" w:hAnsi="Arial"/>
-                <w:b w:val="false"/>
-                <w:bCs w:val="false"/>
-                <w:i w:val="false"/>
-                <w:iCs w:val="false"/>
-                <w:color w:val="000000"/>
-                <w:sz w:val="18"/>
-                <w:szCs w:val="18"/>
-              </w:rPr>
-              <w:t xml:space="preserve">d) apply the addition law and multiplication law of probability to solve problems involving combined events;</w:t>
-            </w:r>
-          </w:p>
-          <w:p>
-            <w:pPr>
-              <w:spacing w:after="40" w:before="0"/>
-              <w:jc w:val="left"/>
-            </w:pPr>
-            <w:r>
-              <w:rPr>
-                <w:rFonts w:ascii="Arial" w:cs="Arial" w:eastAsia="Arial" w:hAnsi="Arial"/>
-                <w:b w:val="false"/>
-                <w:bCs w:val="false"/>
-                <w:i w:val="false"/>
-                <w:iCs w:val="false"/>
-                <w:color w:val="000000"/>
-                <w:sz w:val="18"/>
-                <w:szCs w:val="18"/>
-              </w:rPr>
-              <w:t xml:space="preserve">e) construct and use probability tree diagrams to determine probabilities of sequential events and appreciate the role of probability in everyday decision-making.</w:t>
-            </w:r>
-          </w:p>
-        </w:tc>
-      </w:tr>
-      <w:tr>
-        <w:tc>
-          <w:tcPr>
-            <w:tcW w:type="dxa" w:w="3000"/>
-            <w:shd w:fill="D5E8F0" w:color="auto" w:val="clear"/>
-            <w:tcMar>
-              <w:top w:type="dxa" w:w="60"/>
-              <w:left w:type="dxa" w:w="120"/>
-              <w:bottom w:type="dxa" w:w="60"/>
-              <w:right w:type="dxa" w:w="120"/>
-            </w:tcMar>
-            <w:vAlign w:val="top"/>
-          </w:tcPr>
-          <w:p>
-            <w:pPr>
-              <w:spacing w:after="40" w:before="0"/>
-              <w:jc w:val="left"/>
-            </w:pPr>
-            <w:r>
-              <w:rPr>
-                <w:rFonts w:ascii="Arial" w:cs="Arial" w:eastAsia="Arial" w:hAnsi="Arial"/>
-                <w:b/>
-                <w:bCs/>
-                <w:i w:val="false"/>
-                <w:iCs w:val="false"/>
-                <w:color w:val="000000"/>
-                <w:sz w:val="18"/>
-                <w:szCs w:val="18"/>
-              </w:rPr>
-              <w:t xml:space="preserve">Core Competencies</w:t>
-            </w:r>
-          </w:p>
-        </w:tc>
-        <w:tc>
-          <w:tcPr>
-            <w:tcW w:type="dxa" w:w="10680"/>
-            <w:shd w:fill="FFFFFF" w:color="auto" w:val="clear"/>
-            <w:tcMar>
-              <w:top w:type="dxa" w:w="60"/>
-              <w:left w:type="dxa" w:w="120"/>
-              <w:bottom w:type="dxa" w:w="60"/>
-              <w:right w:type="dxa" w:w="120"/>
-            </w:tcMar>
-            <w:vAlign w:val="top"/>
-          </w:tcPr>
-          <w:p>
-            <w:pPr>
-              <w:spacing w:after="30" w:before="0"/>
-              <w:ind w:left="360" w:hanging="180"/>
-              <w:jc w:val="left"/>
-            </w:pPr>
-            <w:r>
-              <w:rPr>
-                <w:rFonts w:ascii="Arial" w:cs="Arial" w:eastAsia="Arial" w:hAnsi="Arial"/>
-                <w:b w:val="false"/>
-                <w:bCs w:val="false"/>
-                <w:i w:val="false"/>
-                <w:iCs w:val="false"/>
-                <w:color w:val="000000"/>
-                <w:sz w:val="18"/>
-                <w:szCs w:val="18"/>
-              </w:rPr>
-              <w:t xml:space="preserve">–  Critical Thinking and Problem Solving: Learners analyse data from experiments, identify patterns in outcomes, and apply probability laws to solve multi-step problems involving real-life scenarios such as weather prediction in Nairobi or crop yield chances in the Rift Valley.</w:t>
-            </w:r>
-          </w:p>
-          <w:p>
-            <w:pPr>
-              <w:spacing w:after="30" w:before="0"/>
-              <w:ind w:left="360" w:hanging="180"/>
-              <w:jc w:val="left"/>
-            </w:pPr>
-            <w:r>
-              <w:rPr>
-                <w:rFonts w:ascii="Arial" w:cs="Arial" w:eastAsia="Arial" w:hAnsi="Arial"/>
-                <w:b w:val="false"/>
-                <w:bCs w:val="false"/>
-                <w:i w:val="false"/>
-                <w:iCs w:val="false"/>
-                <w:color w:val="000000"/>
-                <w:sz w:val="18"/>
-                <w:szCs w:val="18"/>
-              </w:rPr>
-              <w:t xml:space="preserve">–  Communication and Collaboration: Learners discuss predictions, share experimental results in groups, and co-construct probability tree diagrams, articulating mathematical reasoning clearly to peers and the teacher.</w:t>
-            </w:r>
-          </w:p>
-          <w:p>
-            <w:pPr>
-              <w:spacing w:after="30" w:before="0"/>
-              <w:ind w:left="360" w:hanging="180"/>
-              <w:jc w:val="left"/>
-            </w:pPr>
-            <w:r>
-              <w:rPr>
-                <w:rFonts w:ascii="Arial" w:cs="Arial" w:eastAsia="Arial" w:hAnsi="Arial"/>
-                <w:b w:val="false"/>
-                <w:bCs w:val="false"/>
-                <w:i w:val="false"/>
-                <w:iCs w:val="false"/>
-                <w:color w:val="000000"/>
-                <w:sz w:val="18"/>
-                <w:szCs w:val="18"/>
-              </w:rPr>
-              <w:t xml:space="preserve">–  Creativity and Imagination: Learners design their own probability experiments using locally available materials (coins, bottle tops, seeds) and invent scenarios to model with tree diagrams.</w:t>
-            </w:r>
-          </w:p>
-          <w:p>
-            <w:pPr>
-              <w:spacing w:after="30" w:before="0"/>
-              <w:ind w:left="360" w:hanging="180"/>
-              <w:jc w:val="left"/>
-            </w:pPr>
-            <w:r>
-              <w:rPr>
-                <w:rFonts w:ascii="Arial" w:cs="Arial" w:eastAsia="Arial" w:hAnsi="Arial"/>
-                <w:b w:val="false"/>
-                <w:bCs w:val="false"/>
-                <w:i w:val="false"/>
-                <w:iCs w:val="false"/>
-                <w:color w:val="000000"/>
-                <w:sz w:val="18"/>
-                <w:szCs w:val="18"/>
-              </w:rPr>
-              <w:t xml:space="preserve">–  Digital Literacy: Learners engage with YouTube demonstrations and Khan Academy simulations to observe probability concepts in action and connect digital representations to pencil-and-paper methods.</w:t>
-            </w:r>
-          </w:p>
-          <w:p>
-            <w:pPr>
-              <w:spacing w:after="30" w:before="0"/>
-              <w:ind w:left="360" w:hanging="180"/>
-              <w:jc w:val="left"/>
-            </w:pPr>
-            <w:r>
-              <w:rPr>
-                <w:rFonts w:ascii="Arial" w:cs="Arial" w:eastAsia="Arial" w:hAnsi="Arial"/>
-                <w:b w:val="false"/>
-                <w:bCs w:val="false"/>
-                <w:i w:val="false"/>
-                <w:iCs w:val="false"/>
-                <w:color w:val="000000"/>
-                <w:sz w:val="18"/>
-                <w:szCs w:val="18"/>
-              </w:rPr>
-              <w:t xml:space="preserve">–  Learning to Learn: Learners reflect on how their initial predictions compare with experimental and theoretical results, building metacognitive awareness of uncertainty and mathematical reasoning.</w:t>
-            </w:r>
-          </w:p>
-        </w:tc>
-      </w:tr>
-      <w:tr>
-        <w:tc>
-          <w:tcPr>
-            <w:tcW w:type="dxa" w:w="3000"/>
-            <w:shd w:fill="E2EFDA" w:color="auto" w:val="clear"/>
-            <w:tcMar>
-              <w:top w:type="dxa" w:w="60"/>
-              <w:left w:type="dxa" w:w="120"/>
-              <w:bottom w:type="dxa" w:w="60"/>
-              <w:right w:type="dxa" w:w="120"/>
-            </w:tcMar>
-            <w:vAlign w:val="top"/>
-          </w:tcPr>
-          <w:p>
-            <w:pPr>
-              <w:spacing w:after="40" w:before="0"/>
-              <w:jc w:val="left"/>
-            </w:pPr>
-            <w:r>
-              <w:rPr>
-                <w:rFonts w:ascii="Arial" w:cs="Arial" w:eastAsia="Arial" w:hAnsi="Arial"/>
-                <w:b/>
-                <w:bCs/>
-                <w:i w:val="false"/>
-                <w:iCs w:val="false"/>
-                <w:color w:val="000000"/>
-                <w:sz w:val="18"/>
-                <w:szCs w:val="18"/>
-              </w:rPr>
-              <w:t xml:space="preserve">Core Values</w:t>
-            </w:r>
-          </w:p>
-        </w:tc>
-        <w:tc>
-          <w:tcPr>
-            <w:tcW w:type="dxa" w:w="10680"/>
-            <w:shd w:fill="FFFFFF" w:color="auto" w:val="clear"/>
-            <w:tcMar>
-              <w:top w:type="dxa" w:w="60"/>
-              <w:left w:type="dxa" w:w="120"/>
-              <w:bottom w:type="dxa" w:w="60"/>
-              <w:right w:type="dxa" w:w="120"/>
-            </w:tcMar>
-            <w:vAlign w:val="top"/>
-          </w:tcPr>
-          <w:p>
-            <w:pPr>
-              <w:spacing w:after="30" w:before="0"/>
-              <w:ind w:left="360" w:hanging="180"/>
-              <w:jc w:val="left"/>
-            </w:pPr>
-            <w:r>
-              <w:rPr>
-                <w:rFonts w:ascii="Arial" w:cs="Arial" w:eastAsia="Arial" w:hAnsi="Arial"/>
-                <w:b w:val="false"/>
-                <w:bCs w:val="false"/>
-                <w:i w:val="false"/>
-                <w:iCs w:val="false"/>
-                <w:color w:val="000000"/>
-                <w:sz w:val="18"/>
-                <w:szCs w:val="18"/>
-              </w:rPr>
-              <w:t xml:space="preserve">–  Responsibility: Learners take responsibility for accurate data collection during experiments and honest recording of results, understanding that skewed data leads to misleading probability estimates.</w:t>
-            </w:r>
-          </w:p>
-          <w:p>
-            <w:pPr>
-              <w:spacing w:after="30" w:before="0"/>
-              <w:ind w:left="360" w:hanging="180"/>
-              <w:jc w:val="left"/>
-            </w:pPr>
-            <w:r>
-              <w:rPr>
-                <w:rFonts w:ascii="Arial" w:cs="Arial" w:eastAsia="Arial" w:hAnsi="Arial"/>
-                <w:b w:val="false"/>
-                <w:bCs w:val="false"/>
-                <w:i w:val="false"/>
-                <w:iCs w:val="false"/>
-                <w:color w:val="000000"/>
-                <w:sz w:val="18"/>
-                <w:szCs w:val="18"/>
-              </w:rPr>
-              <w:t xml:space="preserve">–  Respect: Learners respect differing predictions and experimental outcomes among peers, recognising that uncertainty is inherent in probability and all contributions to group data are valued.</w:t>
-            </w:r>
-          </w:p>
-          <w:p>
-            <w:pPr>
-              <w:spacing w:after="30" w:before="0"/>
-              <w:ind w:left="360" w:hanging="180"/>
-              <w:jc w:val="left"/>
-            </w:pPr>
-            <w:r>
-              <w:rPr>
-                <w:rFonts w:ascii="Arial" w:cs="Arial" w:eastAsia="Arial" w:hAnsi="Arial"/>
-                <w:b w:val="false"/>
-                <w:bCs w:val="false"/>
-                <w:i w:val="false"/>
-                <w:iCs w:val="false"/>
-                <w:color w:val="000000"/>
-                <w:sz w:val="18"/>
-                <w:szCs w:val="18"/>
-              </w:rPr>
-              <w:t xml:space="preserve">–  Integrity: Learners uphold integrity by recording experimental results truthfully, even when outcomes differ from predictions, and by citing sources of data used in probability problems.</w:t>
-            </w:r>
-          </w:p>
-          <w:p>
-            <w:pPr>
-              <w:spacing w:after="30" w:before="0"/>
-              <w:ind w:left="360" w:hanging="180"/>
-              <w:jc w:val="left"/>
-            </w:pPr>
-            <w:r>
-              <w:rPr>
-                <w:rFonts w:ascii="Arial" w:cs="Arial" w:eastAsia="Arial" w:hAnsi="Arial"/>
-                <w:b w:val="false"/>
-                <w:bCs w:val="false"/>
-                <w:i w:val="false"/>
-                <w:iCs w:val="false"/>
-                <w:color w:val="000000"/>
-                <w:sz w:val="18"/>
-                <w:szCs w:val="18"/>
-              </w:rPr>
-              <w:t xml:space="preserve">–  Social Justice: Learners explore how probability and risk assessment relate to fair decision-making in society — e.g., equitable resource allocation in Kenyan counties based on likelihood of need.</w:t>
-            </w:r>
-          </w:p>
-          <w:p>
-            <w:pPr>
-              <w:spacing w:after="30" w:before="0"/>
-              <w:ind w:left="360" w:hanging="180"/>
-              <w:jc w:val="left"/>
-            </w:pPr>
-            <w:r>
-              <w:rPr>
-                <w:rFonts w:ascii="Arial" w:cs="Arial" w:eastAsia="Arial" w:hAnsi="Arial"/>
-                <w:b w:val="false"/>
-                <w:bCs w:val="false"/>
-                <w:i w:val="false"/>
-                <w:iCs w:val="false"/>
-                <w:color w:val="000000"/>
-                <w:sz w:val="18"/>
-                <w:szCs w:val="18"/>
-              </w:rPr>
-              <w:t xml:space="preserve">–  Unity: Learners collaborate across ability levels in group experiments, appreciating that pooling data from many trials produces more reliable probability estimates — a metaphor for community strength.</w:t>
-            </w:r>
-          </w:p>
-        </w:tc>
-      </w:tr>
-      <w:tr>
-        <w:tc>
-          <w:tcPr>
-            <w:tcW w:type="dxa" w:w="3000"/>
-            <w:shd w:fill="D5E8F0" w:color="auto" w:val="clear"/>
-            <w:tcMar>
-              <w:top w:type="dxa" w:w="60"/>
-              <w:left w:type="dxa" w:w="120"/>
-              <w:bottom w:type="dxa" w:w="60"/>
-              <w:right w:type="dxa" w:w="120"/>
-            </w:tcMar>
-            <w:vAlign w:val="top"/>
-          </w:tcPr>
-          <w:p>
-            <w:pPr>
-              <w:spacing w:after="40" w:before="0"/>
-              <w:jc w:val="left"/>
-            </w:pPr>
-            <w:r>
-              <w:rPr>
-                <w:rFonts w:ascii="Arial" w:cs="Arial" w:eastAsia="Arial" w:hAnsi="Arial"/>
-                <w:b/>
-                <w:bCs/>
-                <w:i w:val="false"/>
-                <w:iCs w:val="false"/>
-                <w:color w:val="000000"/>
-                <w:sz w:val="18"/>
-                <w:szCs w:val="18"/>
-              </w:rPr>
-              <w:t xml:space="preserve">Science &amp; Engineering Practices</w:t>
-            </w:r>
-          </w:p>
-        </w:tc>
-        <w:tc>
-          <w:tcPr>
-            <w:tcW w:type="dxa" w:w="10680"/>
-            <w:shd w:fill="FFFFFF" w:color="auto" w:val="clear"/>
-            <w:tcMar>
-              <w:top w:type="dxa" w:w="60"/>
-              <w:left w:type="dxa" w:w="120"/>
-              <w:bottom w:type="dxa" w:w="60"/>
-              <w:right w:type="dxa" w:w="120"/>
-            </w:tcMar>
-            <w:vAlign w:val="top"/>
-          </w:tcPr>
-          <w:p>
-            <w:pPr>
-              <w:spacing w:after="30" w:before="0"/>
-              <w:ind w:left="360" w:hanging="180"/>
-              <w:jc w:val="left"/>
-            </w:pPr>
-            <w:r>
-              <w:rPr>
-                <w:rFonts w:ascii="Arial" w:cs="Arial" w:eastAsia="Arial" w:hAnsi="Arial"/>
-                <w:b w:val="false"/>
-                <w:bCs w:val="false"/>
-                <w:i w:val="false"/>
-                <w:iCs w:val="false"/>
-                <w:color w:val="000000"/>
-                <w:sz w:val="18"/>
-                <w:szCs w:val="18"/>
-              </w:rPr>
-              <w:t xml:space="preserve">–  Asking Questions and Defining Problems: Learners pose investigable questions such as "How likely is it to get two heads when tossing two coins?" and refine questions as they gather experimental evidence.</w:t>
-            </w:r>
-          </w:p>
-          <w:p>
-            <w:pPr>
-              <w:spacing w:after="30" w:before="0"/>
-              <w:ind w:left="360" w:hanging="180"/>
-              <w:jc w:val="left"/>
-            </w:pPr>
-            <w:r>
-              <w:rPr>
-                <w:rFonts w:ascii="Arial" w:cs="Arial" w:eastAsia="Arial" w:hAnsi="Arial"/>
-                <w:b w:val="false"/>
-                <w:bCs w:val="false"/>
-                <w:i w:val="false"/>
-                <w:iCs w:val="false"/>
-                <w:color w:val="000000"/>
-                <w:sz w:val="18"/>
-                <w:szCs w:val="18"/>
-              </w:rPr>
-              <w:t xml:space="preserve">–  Planning and Carrying Out Investigations: Learners design and conduct repeated-trial experiments (coin tosses, dice rolls, spinner experiments using locally made spinners) to gather frequency data for estimating experimental probability.</w:t>
-            </w:r>
-          </w:p>
-          <w:p>
-            <w:pPr>
-              <w:spacing w:after="30" w:before="0"/>
-              <w:ind w:left="360" w:hanging="180"/>
-              <w:jc w:val="left"/>
-            </w:pPr>
-            <w:r>
-              <w:rPr>
-                <w:rFonts w:ascii="Arial" w:cs="Arial" w:eastAsia="Arial" w:hAnsi="Arial"/>
-                <w:b w:val="false"/>
-                <w:bCs w:val="false"/>
-                <w:i w:val="false"/>
-                <w:iCs w:val="false"/>
-                <w:color w:val="000000"/>
-                <w:sz w:val="18"/>
-                <w:szCs w:val="18"/>
-              </w:rPr>
-              <w:t xml:space="preserve">–  Analysing and Interpreting Data: Learners tabulate results from experiments, compute relative frequencies, compare them to theoretical probabilities, and identify trends as the number of trials increases.</w:t>
-            </w:r>
-          </w:p>
-          <w:p>
-            <w:pPr>
-              <w:spacing w:after="30" w:before="0"/>
-              <w:ind w:left="360" w:hanging="180"/>
-              <w:jc w:val="left"/>
-            </w:pPr>
-            <w:r>
-              <w:rPr>
-                <w:rFonts w:ascii="Arial" w:cs="Arial" w:eastAsia="Arial" w:hAnsi="Arial"/>
-                <w:b w:val="false"/>
-                <w:bCs w:val="false"/>
-                <w:i w:val="false"/>
-                <w:iCs w:val="false"/>
-                <w:color w:val="000000"/>
-                <w:sz w:val="18"/>
-                <w:szCs w:val="18"/>
-              </w:rPr>
-              <w:t xml:space="preserve">–  Using Mathematics and Computational Thinking: Learners apply the addition law, multiplication law, and tree diagram methods as formal mathematical tools to compute probabilities precisely.</w:t>
-            </w:r>
-          </w:p>
-          <w:p>
-            <w:pPr>
-              <w:spacing w:after="30" w:before="0"/>
-              <w:ind w:left="360" w:hanging="180"/>
-              <w:jc w:val="left"/>
-            </w:pPr>
-            <w:r>
-              <w:rPr>
-                <w:rFonts w:ascii="Arial" w:cs="Arial" w:eastAsia="Arial" w:hAnsi="Arial"/>
-                <w:b w:val="false"/>
-                <w:bCs w:val="false"/>
-                <w:i w:val="false"/>
-                <w:iCs w:val="false"/>
-                <w:color w:val="000000"/>
-                <w:sz w:val="18"/>
-                <w:szCs w:val="18"/>
-              </w:rPr>
-              <w:t xml:space="preserve">–  Constructing Explanations: Learners explain why experimental probability approaches theoretical probability with more trials (Law of Large Numbers) using evidence from their own data.</w:t>
-            </w:r>
-          </w:p>
-          <w:p>
-            <w:pPr>
-              <w:spacing w:after="30" w:before="0"/>
-              <w:ind w:left="360" w:hanging="180"/>
-              <w:jc w:val="left"/>
-            </w:pPr>
-            <w:r>
-              <w:rPr>
-                <w:rFonts w:ascii="Arial" w:cs="Arial" w:eastAsia="Arial" w:hAnsi="Arial"/>
-                <w:b w:val="false"/>
-                <w:bCs w:val="false"/>
-                <w:i w:val="false"/>
-                <w:iCs w:val="false"/>
-                <w:color w:val="000000"/>
-                <w:sz w:val="18"/>
-                <w:szCs w:val="18"/>
-              </w:rPr>
-              <w:t xml:space="preserve">–  Obtaining, Evaluating, and Communicating Information: Learners interpret probability presented in real-life Kenyan contexts (weather forecasts, health risk reports, sports statistics) and communicate findings using correct mathematical language and notation.</w:t>
-            </w:r>
-          </w:p>
-        </w:tc>
-      </w:tr>
-      <w:tr>
-        <w:tc>
-          <w:tcPr>
-            <w:tcW w:type="dxa" w:w="3000"/>
-            <w:shd w:fill="FCE4D6" w:color="auto" w:val="clear"/>
-            <w:tcMar>
-              <w:top w:type="dxa" w:w="60"/>
-              <w:left w:type="dxa" w:w="120"/>
-              <w:bottom w:type="dxa" w:w="60"/>
-              <w:right w:type="dxa" w:w="120"/>
-            </w:tcMar>
-            <w:vAlign w:val="top"/>
-          </w:tcPr>
-          <w:p>
-            <w:pPr>
-              <w:spacing w:after="40" w:before="0"/>
-              <w:jc w:val="left"/>
-            </w:pPr>
-            <w:r>
-              <w:rPr>
-                <w:rFonts w:ascii="Arial" w:cs="Arial" w:eastAsia="Arial" w:hAnsi="Arial"/>
-                <w:b/>
-                <w:bCs/>
-                <w:i w:val="false"/>
-                <w:iCs w:val="false"/>
-                <w:color w:val="000000"/>
-                <w:sz w:val="18"/>
-                <w:szCs w:val="18"/>
-              </w:rPr>
-              <w:t xml:space="preserve">Pertinent &amp; Contemporary Issues (PCIs)</w:t>
-            </w:r>
-          </w:p>
-        </w:tc>
-        <w:tc>
-          <w:tcPr>
-            <w:tcW w:type="dxa" w:w="10680"/>
-            <w:shd w:fill="FFFFFF" w:color="auto" w:val="clear"/>
-            <w:tcMar>
-              <w:top w:type="dxa" w:w="60"/>
-              <w:left w:type="dxa" w:w="120"/>
-              <w:bottom w:type="dxa" w:w="60"/>
-              <w:right w:type="dxa" w:w="120"/>
-            </w:tcMar>
-            <w:vAlign w:val="top"/>
-          </w:tcPr>
-          <w:p>
-            <w:pPr>
-              <w:spacing w:after="30" w:before="0"/>
-              <w:ind w:left="360" w:hanging="180"/>
-              <w:jc w:val="left"/>
-            </w:pPr>
-            <w:r>
-              <w:rPr>
-                <w:rFonts w:ascii="Arial" w:cs="Arial" w:eastAsia="Arial" w:hAnsi="Arial"/>
-                <w:b w:val="false"/>
-                <w:bCs w:val="false"/>
-                <w:i w:val="false"/>
-                <w:iCs w:val="false"/>
-                <w:color w:val="000000"/>
-                <w:sz w:val="18"/>
-                <w:szCs w:val="18"/>
-              </w:rPr>
-              <w:t xml:space="preserve">–  Financial Literacy: Learners connect probability to risk assessment in savings, insurance, and investment decisions — for example, estimating the probability of drought in Turkana County affecting crop income and the role of index-based insurance.</w:t>
-            </w:r>
-          </w:p>
-          <w:p>
-            <w:pPr>
-              <w:spacing w:after="30" w:before="0"/>
-              <w:ind w:left="360" w:hanging="180"/>
-              <w:jc w:val="left"/>
-            </w:pPr>
-            <w:r>
-              <w:rPr>
-                <w:rFonts w:ascii="Arial" w:cs="Arial" w:eastAsia="Arial" w:hAnsi="Arial"/>
-                <w:b w:val="false"/>
-                <w:bCs w:val="false"/>
-                <w:i w:val="false"/>
-                <w:iCs w:val="false"/>
-                <w:color w:val="000000"/>
-                <w:sz w:val="18"/>
-                <w:szCs w:val="18"/>
-              </w:rPr>
-              <w:t xml:space="preserve">–  Health Education: Learners explore how probability underpins medical testing and disease screening — e.g., the probability that a malaria rapid test gives a correct positive result in a Kenyan clinic.</w:t>
-            </w:r>
-          </w:p>
-          <w:p>
-            <w:pPr>
-              <w:spacing w:after="30" w:before="0"/>
-              <w:ind w:left="360" w:hanging="180"/>
-              <w:jc w:val="left"/>
-            </w:pPr>
-            <w:r>
-              <w:rPr>
-                <w:rFonts w:ascii="Arial" w:cs="Arial" w:eastAsia="Arial" w:hAnsi="Arial"/>
-                <w:b w:val="false"/>
-                <w:bCs w:val="false"/>
-                <w:i w:val="false"/>
-                <w:iCs w:val="false"/>
-                <w:color w:val="000000"/>
-                <w:sz w:val="18"/>
-                <w:szCs w:val="18"/>
-              </w:rPr>
-              <w:t xml:space="preserve">–  Environmental Education: Learners apply probability to weather and climate data — e.g., estimating the likelihood of rainfall in Kericho tea farms in any given month based on historical records.</w:t>
-            </w:r>
-          </w:p>
-          <w:p>
-            <w:pPr>
-              <w:spacing w:after="30" w:before="0"/>
-              <w:ind w:left="360" w:hanging="180"/>
-              <w:jc w:val="left"/>
-            </w:pPr>
-            <w:r>
-              <w:rPr>
-                <w:rFonts w:ascii="Arial" w:cs="Arial" w:eastAsia="Arial" w:hAnsi="Arial"/>
-                <w:b w:val="false"/>
-                <w:bCs w:val="false"/>
-                <w:i w:val="false"/>
-                <w:iCs w:val="false"/>
-                <w:color w:val="000000"/>
-                <w:sz w:val="18"/>
-                <w:szCs w:val="18"/>
-              </w:rPr>
-              <w:t xml:space="preserve">–  Life Skills: Learners practise decision-making under uncertainty, recognising that understanding probability helps them make informed choices in everyday Kenyan life, from games of chance to career planning.</w:t>
-            </w:r>
-          </w:p>
-          <w:p>
-            <w:pPr>
-              <w:spacing w:after="30" w:before="0"/>
-              <w:ind w:left="360" w:hanging="180"/>
-              <w:jc w:val="left"/>
-            </w:pPr>
-            <w:r>
-              <w:rPr>
-                <w:rFonts w:ascii="Arial" w:cs="Arial" w:eastAsia="Arial" w:hAnsi="Arial"/>
-                <w:b w:val="false"/>
-                <w:bCs w:val="false"/>
-                <w:i w:val="false"/>
-                <w:iCs w:val="false"/>
-                <w:color w:val="000000"/>
-                <w:sz w:val="18"/>
-                <w:szCs w:val="18"/>
-              </w:rPr>
-              <w:t xml:space="preserve">–  Citizenship: Learners discuss how governments and county authorities use probability models in public policy — such as estimating the probability of flooding along River Nyando — and the ethical responsibility to act on such data.</w:t>
-            </w:r>
-          </w:p>
-        </w:tc>
-      </w:tr>
-      <w:tr>
-        <w:tc>
-          <w:tcPr>
-            <w:tcW w:type="dxa" w:w="3000"/>
-            <w:shd w:fill="D9EEF1" w:color="auto" w:val="clear"/>
-            <w:tcMar>
-              <w:top w:type="dxa" w:w="60"/>
-              <w:left w:type="dxa" w:w="120"/>
-              <w:bottom w:type="dxa" w:w="60"/>
-              <w:right w:type="dxa" w:w="120"/>
-            </w:tcMar>
-            <w:vAlign w:val="top"/>
-          </w:tcPr>
-          <w:p>
-            <w:pPr>
-              <w:spacing w:after="40" w:before="0"/>
-              <w:jc w:val="left"/>
-            </w:pPr>
-            <w:r>
-              <w:rPr>
-                <w:rFonts w:ascii="Arial" w:cs="Arial" w:eastAsia="Arial" w:hAnsi="Arial"/>
-                <w:b/>
-                <w:bCs/>
-                <w:i w:val="false"/>
-                <w:iCs w:val="false"/>
-                <w:color w:val="000000"/>
-                <w:sz w:val="18"/>
-                <w:szCs w:val="18"/>
-              </w:rPr>
-              <w:t xml:space="preserve">Career Connections</w:t>
-            </w:r>
-          </w:p>
-        </w:tc>
-        <w:tc>
-          <w:tcPr>
-            <w:tcW w:type="dxa" w:w="10680"/>
-            <w:shd w:fill="FFFFFF" w:color="auto" w:val="clear"/>
-            <w:tcMar>
-              <w:top w:type="dxa" w:w="60"/>
-              <w:left w:type="dxa" w:w="120"/>
-              <w:bottom w:type="dxa" w:w="60"/>
-              <w:right w:type="dxa" w:w="120"/>
-            </w:tcMar>
-            <w:vAlign w:val="top"/>
-          </w:tcPr>
-          <w:p>
-            <w:pPr>
-              <w:spacing w:after="30" w:before="0"/>
-              <w:ind w:left="360" w:hanging="180"/>
-              <w:jc w:val="left"/>
-            </w:pPr>
-            <w:r>
-              <w:rPr>
-                <w:rFonts w:ascii="Arial" w:cs="Arial" w:eastAsia="Arial" w:hAnsi="Arial"/>
-                <w:b w:val="false"/>
-                <w:bCs w:val="false"/>
-                <w:i w:val="false"/>
-                <w:iCs w:val="false"/>
-                <w:color w:val="000000"/>
-                <w:sz w:val="18"/>
-                <w:szCs w:val="18"/>
-              </w:rPr>
-              <w:t xml:space="preserve">–  Actuarial Science and Insurance: This sub-strand directly underpins actuarial work, where professionals compute probabilities of risk events (accidents, illness, death) to price insurance products for Kenyan firms such as Jubilee Insurance or AAR.</w:t>
-            </w:r>
-          </w:p>
-          <w:p>
-            <w:pPr>
-              <w:spacing w:after="30" w:before="0"/>
-              <w:ind w:left="360" w:hanging="180"/>
-              <w:jc w:val="left"/>
-            </w:pPr>
-            <w:r>
-              <w:rPr>
-                <w:rFonts w:ascii="Arial" w:cs="Arial" w:eastAsia="Arial" w:hAnsi="Arial"/>
-                <w:b w:val="false"/>
-                <w:bCs w:val="false"/>
-                <w:i w:val="false"/>
-                <w:iCs w:val="false"/>
-                <w:color w:val="000000"/>
-                <w:sz w:val="18"/>
-                <w:szCs w:val="18"/>
-              </w:rPr>
-              <w:t xml:space="preserve">–  Medicine and Public Health: Epidemiologists and clinicians at facilities like Kenyatta National Hospital use probability to interpret diagnostic test reliability, model disease spread, and design clinical trials.</w:t>
-            </w:r>
-          </w:p>
-          <w:p>
-            <w:pPr>
-              <w:spacing w:after="30" w:before="0"/>
-              <w:ind w:left="360" w:hanging="180"/>
-              <w:jc w:val="left"/>
-            </w:pPr>
-            <w:r>
-              <w:rPr>
-                <w:rFonts w:ascii="Arial" w:cs="Arial" w:eastAsia="Arial" w:hAnsi="Arial"/>
-                <w:b w:val="false"/>
-                <w:bCs w:val="false"/>
-                <w:i w:val="false"/>
-                <w:iCs w:val="false"/>
-                <w:color w:val="000000"/>
-                <w:sz w:val="18"/>
-                <w:szCs w:val="18"/>
-              </w:rPr>
-              <w:t xml:space="preserve">–  Data Science and Statistics: Data analysts at organisations such as the Kenya National Bureau of Statistics (KNBS) use probability theory as the foundation for sampling, inference, and predictive modelling.</w:t>
-            </w:r>
-          </w:p>
-          <w:p>
-            <w:pPr>
-              <w:spacing w:after="30" w:before="0"/>
-              <w:ind w:left="360" w:hanging="180"/>
-              <w:jc w:val="left"/>
-            </w:pPr>
-            <w:r>
-              <w:rPr>
-                <w:rFonts w:ascii="Arial" w:cs="Arial" w:eastAsia="Arial" w:hAnsi="Arial"/>
-                <w:b w:val="false"/>
-                <w:bCs w:val="false"/>
-                <w:i w:val="false"/>
-                <w:iCs w:val="false"/>
-                <w:color w:val="000000"/>
-                <w:sz w:val="18"/>
-                <w:szCs w:val="18"/>
-              </w:rPr>
-              <w:t xml:space="preserve">–  Meteorology and Environmental Science: Kenya Meteorological Department forecasters apply probability to issue rainfall and drought probability outlooks that guide farmers, relief agencies, and county governments.</w:t>
-            </w:r>
-          </w:p>
-          <w:p>
-            <w:pPr>
-              <w:spacing w:after="30" w:before="0"/>
-              <w:ind w:left="360" w:hanging="180"/>
-              <w:jc w:val="left"/>
-            </w:pPr>
-            <w:r>
-              <w:rPr>
-                <w:rFonts w:ascii="Arial" w:cs="Arial" w:eastAsia="Arial" w:hAnsi="Arial"/>
-                <w:b w:val="false"/>
-                <w:bCs w:val="false"/>
-                <w:i w:val="false"/>
-                <w:iCs w:val="false"/>
-                <w:color w:val="000000"/>
-                <w:sz w:val="18"/>
-                <w:szCs w:val="18"/>
-              </w:rPr>
-              <w:t xml:space="preserve">–  Engineering and Quality Control: Engineers at manufacturing plants (e.g., EABL, Bidco) use probability in quality-control sampling to estimate the likelihood of defective products in a production batch.</w:t>
-            </w:r>
-          </w:p>
-          <w:p>
-            <w:pPr>
-              <w:spacing w:after="30" w:before="0"/>
-              <w:ind w:left="360" w:hanging="180"/>
-              <w:jc w:val="left"/>
-            </w:pPr>
-            <w:r>
-              <w:rPr>
-                <w:rFonts w:ascii="Arial" w:cs="Arial" w:eastAsia="Arial" w:hAnsi="Arial"/>
-                <w:b w:val="false"/>
-                <w:bCs w:val="false"/>
-                <w:i w:val="false"/>
-                <w:iCs w:val="false"/>
-                <w:color w:val="000000"/>
-                <w:sz w:val="18"/>
-                <w:szCs w:val="18"/>
-              </w:rPr>
-              <w:t xml:space="preserve">–  Finance and Banking: Analysts at Kenyan banks (KCB, Equity Bank) and the Nairobi Securities Exchange use probability models to assess investment risk and price financial derivatives.</w:t>
-            </w:r>
-          </w:p>
-        </w:tc>
-      </w:tr>
-      <w:tr>
-        <w:tc>
-          <w:tcPr>
-            <w:tcW w:type="dxa" w:w="3000"/>
-            <w:shd w:fill="D5E8F0" w:color="auto" w:val="clear"/>
-            <w:tcMar>
-              <w:top w:type="dxa" w:w="60"/>
-              <w:left w:type="dxa" w:w="120"/>
-              <w:bottom w:type="dxa" w:w="60"/>
-              <w:right w:type="dxa" w:w="120"/>
-            </w:tcMar>
-            <w:vAlign w:val="top"/>
-          </w:tcPr>
-          <w:p>
-            <w:pPr>
-              <w:spacing w:after="40" w:before="0"/>
-              <w:jc w:val="left"/>
-            </w:pPr>
-            <w:r>
-              <w:rPr>
-                <w:rFonts w:ascii="Arial" w:cs="Arial" w:eastAsia="Arial" w:hAnsi="Arial"/>
-                <w:b/>
-                <w:bCs/>
-                <w:i w:val="false"/>
-                <w:iCs w:val="false"/>
-                <w:color w:val="000000"/>
-                <w:sz w:val="18"/>
-                <w:szCs w:val="18"/>
-              </w:rPr>
-              <w:t xml:space="preserve">Focus for Lessons</w:t>
-            </w:r>
-          </w:p>
-        </w:tc>
-        <w:tc>
-          <w:tcPr>
-            <w:tcW w:type="dxa" w:w="10680"/>
-            <w:shd w:fill="FFFFFF" w:color="auto" w:val="clear"/>
-            <w:tcMar>
-              <w:top w:type="dxa" w:w="60"/>
-              <w:left w:type="dxa" w:w="120"/>
-              <w:bottom w:type="dxa" w:w="60"/>
-              <w:right w:type="dxa" w:w="120"/>
-            </w:tcMar>
-            <w:vAlign w:val="top"/>
-          </w:tcPr>
-          <w:p>
-            <w:pPr>
-              <w:spacing w:after="40" w:before="0"/>
-              <w:jc w:val="left"/>
-            </w:pPr>
-            <w:r>
-              <w:rPr>
-                <w:rFonts w:ascii="Arial" w:cs="Arial" w:eastAsia="Arial" w:hAnsi="Arial"/>
-                <w:b w:val="false"/>
-                <w:bCs w:val="false"/>
-                <w:i w:val="false"/>
-                <w:iCs w:val="false"/>
-                <w:color w:val="000000"/>
-                <w:sz w:val="18"/>
-                <w:szCs w:val="18"/>
-              </w:rPr>
-              <w:t xml:space="preserve">This unit introduces Grade 10 learners to the formal study of probability through a carefully sequenced progression — from hands-on experimental probability to the construction of probability spaces, the classification of events, and the application of addition and multiplication laws, culminating in probability tree diagrams. The unit is anchored in an engaging real-life phenomenon drawn from the Kenyan context, ensuring learners see probability not as an abstract mathematical exercise but as a powerful tool for reasoning about uncertainty in everyday life. Throughout the nine lessons, learners move from concrete experimentation and observation toward increasingly abstract and symbolic mathematical reasoning, building both conceptual understanding and procedural fluency.</w:t>
-            </w:r>
-          </w:p>
-        </w:tc>
-      </w:tr>
-      <w:tr>
-        <w:tc>
-          <w:tcPr>
-            <w:tcW w:type="dxa" w:w="3000"/>
-            <w:shd w:fill="EAD1F5" w:color="auto" w:val="clear"/>
-            <w:tcMar>
-              <w:top w:type="dxa" w:w="60"/>
-              <w:left w:type="dxa" w:w="120"/>
-              <w:bottom w:type="dxa" w:w="60"/>
-              <w:right w:type="dxa" w:w="120"/>
-            </w:tcMar>
-            <w:vAlign w:val="top"/>
-          </w:tcPr>
-          <w:p>
-            <w:pPr>
-              <w:spacing w:after="40" w:before="0"/>
-              <w:jc w:val="left"/>
-            </w:pPr>
-            <w:r>
-              <w:rPr>
-                <w:rFonts w:ascii="Arial" w:cs="Arial" w:eastAsia="Arial" w:hAnsi="Arial"/>
-                <w:b/>
-                <w:bCs/>
-                <w:i w:val="false"/>
-                <w:iCs w:val="false"/>
-                <w:color w:val="000000"/>
-                <w:sz w:val="18"/>
-                <w:szCs w:val="18"/>
-              </w:rPr>
-              <w:t xml:space="preserve">Driving Question / Key Inquiry Questions</w:t>
-            </w:r>
-          </w:p>
-        </w:tc>
-        <w:tc>
-          <w:tcPr>
-            <w:tcW w:type="dxa" w:w="10680"/>
-            <w:shd w:fill="FFFFFF" w:color="auto" w:val="clear"/>
-            <w:tcMar>
-              <w:top w:type="dxa" w:w="60"/>
-              <w:left w:type="dxa" w:w="120"/>
-              <w:bottom w:type="dxa" w:w="60"/>
-              <w:right w:type="dxa" w:w="120"/>
-            </w:tcMar>
-            <w:vAlign w:val="top"/>
-          </w:tcPr>
-          <w:p>
-            <w:pPr>
-              <w:spacing w:after="40" w:before="0"/>
-              <w:jc w:val="left"/>
-            </w:pPr>
-            <w:r>
-              <w:rPr>
-                <w:rFonts w:ascii="Arial" w:cs="Arial" w:eastAsia="Arial" w:hAnsi="Arial"/>
-                <w:b w:val="false"/>
-                <w:bCs w:val="false"/>
-                <w:i w:val="false"/>
-                <w:iCs w:val="false"/>
-                <w:color w:val="000000"/>
-                <w:sz w:val="18"/>
-                <w:szCs w:val="18"/>
-              </w:rPr>
-              <w:t xml:space="preserve">DRIVING QUESTION: How can we use mathematics to measure and predict the likelihood of uncertain everyday events — like Mama Njeri's mandazi sales — so we can make smarter decisions even when we cannot be certain of the outcome?</w:t>
-            </w:r>
-          </w:p>
-          <w:p>
-            <w:pPr>
-              <w:spacing w:after="40" w:before="0"/>
-              <w:jc w:val="left"/>
-            </w:pPr>
-            <w:r>
-              <w:rPr>
-                <w:rFonts w:ascii="Arial" w:cs="Arial" w:eastAsia="Arial" w:hAnsi="Arial"/>
-                <w:b w:val="false"/>
-                <w:bCs w:val="false"/>
-                <w:i w:val="false"/>
-                <w:iCs w:val="false"/>
-                <w:color w:val="000000"/>
-                <w:sz w:val="18"/>
-                <w:szCs w:val="18"/>
-              </w:rPr>
-              <w:t xml:space="preserve"/>
-            </w:r>
-          </w:p>
-          <w:p>
-            <w:pPr>
-              <w:spacing w:after="40" w:before="0"/>
-              <w:jc w:val="left"/>
-            </w:pPr>
-            <w:r>
-              <w:rPr>
-                <w:rFonts w:ascii="Arial" w:cs="Arial" w:eastAsia="Arial" w:hAnsi="Arial"/>
-                <w:b w:val="false"/>
-                <w:bCs w:val="false"/>
-                <w:i w:val="false"/>
-                <w:iCs w:val="false"/>
-                <w:color w:val="000000"/>
-                <w:sz w:val="18"/>
-                <w:szCs w:val="18"/>
-              </w:rPr>
-              <w:t xml:space="preserve">KICD KEY INQUIRY QUESTIONS:</w:t>
-            </w:r>
-          </w:p>
-          <w:p>
-            <w:pPr>
-              <w:spacing w:after="40" w:before="0"/>
-              <w:jc w:val="left"/>
-            </w:pPr>
-            <w:r>
-              <w:rPr>
-                <w:rFonts w:ascii="Arial" w:cs="Arial" w:eastAsia="Arial" w:hAnsi="Arial"/>
-                <w:b w:val="false"/>
-                <w:bCs w:val="false"/>
-                <w:i w:val="false"/>
-                <w:iCs w:val="false"/>
-                <w:color w:val="000000"/>
-                <w:sz w:val="18"/>
-                <w:szCs w:val="18"/>
-              </w:rPr>
-              <w:t xml:space="preserve">1. How do we determine the probability of an event?</w:t>
-            </w:r>
-          </w:p>
-          <w:p>
-            <w:pPr>
-              <w:spacing w:after="40" w:before="0"/>
-              <w:jc w:val="left"/>
-            </w:pPr>
-            <w:r>
-              <w:rPr>
-                <w:rFonts w:ascii="Arial" w:cs="Arial" w:eastAsia="Arial" w:hAnsi="Arial"/>
-                <w:b w:val="false"/>
-                <w:bCs w:val="false"/>
-                <w:i w:val="false"/>
-                <w:iCs w:val="false"/>
-                <w:color w:val="000000"/>
-                <w:sz w:val="18"/>
-                <w:szCs w:val="18"/>
-              </w:rPr>
-              <w:t xml:space="preserve">2. How do we use probability to make decisions in real-life situations?</w:t>
-            </w:r>
-          </w:p>
-        </w:tc>
-      </w:tr>
-      <w:tr>
-        <w:tc>
-          <w:tcPr>
-            <w:tcW w:type="dxa" w:w="3000"/>
-            <w:shd w:fill="EAD1F5" w:color="auto" w:val="clear"/>
-            <w:tcMar>
-              <w:top w:type="dxa" w:w="60"/>
-              <w:left w:type="dxa" w:w="120"/>
-              <w:bottom w:type="dxa" w:w="60"/>
-              <w:right w:type="dxa" w:w="120"/>
-            </w:tcMar>
-            <w:vAlign w:val="top"/>
-          </w:tcPr>
-          <w:p>
-            <w:pPr>
-              <w:spacing w:after="40" w:before="0"/>
-              <w:jc w:val="left"/>
-            </w:pPr>
-            <w:r>
-              <w:rPr>
-                <w:rFonts w:ascii="Arial" w:cs="Arial" w:eastAsia="Arial" w:hAnsi="Arial"/>
-                <w:b/>
-                <w:bCs/>
-                <w:i w:val="false"/>
-                <w:iCs w:val="false"/>
-                <w:color w:val="000000"/>
-                <w:sz w:val="18"/>
-                <w:szCs w:val="18"/>
-              </w:rPr>
-              <w:t xml:space="preserve">Anchoring Phenomenon</w:t>
-            </w:r>
-          </w:p>
-        </w:tc>
-        <w:tc>
-          <w:tcPr>
-            <w:tcW w:type="dxa" w:w="10680"/>
-            <w:shd w:fill="FFFFFF" w:color="auto" w:val="clear"/>
-            <w:tcMar>
-              <w:top w:type="dxa" w:w="60"/>
-              <w:left w:type="dxa" w:w="120"/>
-              <w:bottom w:type="dxa" w:w="60"/>
-              <w:right w:type="dxa" w:w="120"/>
-            </w:tcMar>
-            <w:vAlign w:val="top"/>
-          </w:tcPr>
-          <w:p>
-            <w:pPr>
-              <w:spacing w:after="40" w:before="0"/>
-              <w:jc w:val="left"/>
-            </w:pPr>
-            <w:r>
-              <w:rPr>
-                <w:rFonts w:ascii="Arial" w:cs="Arial" w:eastAsia="Arial" w:hAnsi="Arial"/>
-                <w:b w:val="false"/>
-                <w:bCs w:val="false"/>
-                <w:i w:val="false"/>
-                <w:iCs w:val="false"/>
-                <w:color w:val="000000"/>
-                <w:sz w:val="18"/>
-                <w:szCs w:val="18"/>
-              </w:rPr>
-              <w:t xml:space="preserve">ANCHORING PHENOMENON — "The Mandazi Stall Mystery: Why Can't Mama Njeri Predict Her Daily Sales?"</w:t>
-            </w:r>
-          </w:p>
-          <w:p>
-            <w:pPr>
-              <w:spacing w:after="40" w:before="0"/>
-              <w:jc w:val="left"/>
-            </w:pPr>
-            <w:r>
-              <w:rPr>
-                <w:rFonts w:ascii="Arial" w:cs="Arial" w:eastAsia="Arial" w:hAnsi="Arial"/>
-                <w:b w:val="false"/>
-                <w:bCs w:val="false"/>
-                <w:i w:val="false"/>
-                <w:iCs w:val="false"/>
-                <w:color w:val="000000"/>
-                <w:sz w:val="18"/>
-                <w:szCs w:val="18"/>
-              </w:rPr>
-              <w:t xml:space="preserve"/>
-            </w:r>
-          </w:p>
-          <w:p>
-            <w:pPr>
-              <w:spacing w:after="40" w:before="0"/>
-              <w:jc w:val="left"/>
-            </w:pPr>
-            <w:r>
-              <w:rPr>
-                <w:rFonts w:ascii="Arial" w:cs="Arial" w:eastAsia="Arial" w:hAnsi="Arial"/>
-                <w:b w:val="false"/>
-                <w:bCs w:val="false"/>
-                <w:i w:val="false"/>
-                <w:iCs w:val="false"/>
-                <w:color w:val="000000"/>
-                <w:sz w:val="18"/>
-                <w:szCs w:val="18"/>
-              </w:rPr>
-              <w:t xml:space="preserve">Every morning at Gikomba Market in Nairobi, Mama Njeri fries a fresh batch of mandazi to sell. Some days she sells out within two hours and turns away hungry customers; other days she is left with half her batch unsold and loses money. She has kept a notebook for three months recording how many mandazi she sells each day, yet she still cannot perfectly predict tomorrow's sales. When students examine her notebook data, they notice something puzzling: even though the average daily sales are fairly consistent, individual days vary wildly — and the proportion of "good days" (selling at least 80% of her stock) seems to hover around a stable fraction the longer they look at her records. Why does the fraction of good days stabilise over time even though each individual day is unpredictable? How can mathematics help Mama Njeri make a better decision about how many mandazi to fry each morning, even though she can never be certain? This phenomenon surfaces the core tension of the unit: individual outcomes are uncertain, yet patterns of outcomes over many trials are surprisingly predictable — the very foundation of probability.</w:t>
-            </w:r>
-          </w:p>
-        </w:tc>
-      </w:tr>
-      <w:tr>
-        <w:tc>
-          <w:tcPr>
-            <w:tcW w:type="dxa" w:w="3000"/>
-            <w:shd w:fill="D9EEF1" w:color="auto" w:val="clear"/>
-            <w:tcMar>
-              <w:top w:type="dxa" w:w="60"/>
-              <w:left w:type="dxa" w:w="120"/>
-              <w:bottom w:type="dxa" w:w="60"/>
-              <w:right w:type="dxa" w:w="120"/>
-            </w:tcMar>
-            <w:vAlign w:val="top"/>
-          </w:tcPr>
-          <w:p>
-            <w:pPr>
-              <w:spacing w:after="40" w:before="0"/>
-              <w:jc w:val="left"/>
-            </w:pPr>
-            <w:r>
-              <w:rPr>
-                <w:rFonts w:ascii="Arial" w:cs="Arial" w:eastAsia="Arial" w:hAnsi="Arial"/>
-                <w:b/>
-                <w:bCs/>
-                <w:i w:val="false"/>
-                <w:iCs w:val="false"/>
-                <w:color w:val="000000"/>
-                <w:sz w:val="18"/>
-                <w:szCs w:val="18"/>
-              </w:rPr>
-              <w:t xml:space="preserve">Storyline Thread</w:t>
-            </w:r>
-          </w:p>
-        </w:tc>
-        <w:tc>
-          <w:tcPr>
-            <w:tcW w:type="dxa" w:w="10680"/>
-            <w:shd w:fill="FFFFFF" w:color="auto" w:val="clear"/>
-            <w:tcMar>
-              <w:top w:type="dxa" w:w="60"/>
-              <w:left w:type="dxa" w:w="120"/>
-              <w:bottom w:type="dxa" w:w="60"/>
-              <w:right w:type="dxa" w:w="120"/>
-            </w:tcMar>
-            <w:vAlign w:val="top"/>
-          </w:tcPr>
-          <w:p>
-            <w:pPr>
-              <w:spacing w:after="40" w:before="0"/>
-              <w:jc w:val="left"/>
-            </w:pPr>
-            <w:r>
-              <w:rPr>
-                <w:rFonts w:ascii="Arial" w:cs="Arial" w:eastAsia="Arial" w:hAnsi="Arial"/>
-                <w:b w:val="false"/>
-                <w:bCs w:val="false"/>
-                <w:i w:val="false"/>
-                <w:iCs w:val="false"/>
-                <w:color w:val="000000"/>
-                <w:sz w:val="18"/>
-                <w:szCs w:val="18"/>
-              </w:rPr>
-              <w:t xml:space="preserve">Lesson 1 — INTRODUCING UNCERTAINTY (Experimental Probability I): Students examine Mama Njeri's sales notebook data and make initial predictions about her "good day" fraction. They conduct their own repeated-trial coin and bottle-cap experiments, record results in frequency tables, and compute relative frequencies. They discover that experimental probability stabilises with more trials and update the Driving Question Board (DQB) with their first questions and observations.</w:t>
-            </w:r>
-          </w:p>
-          <w:p>
-            <w:pPr>
-              <w:spacing w:after="40" w:before="0"/>
-              <w:jc w:val="left"/>
-            </w:pPr>
-            <w:r>
-              <w:rPr>
-                <w:rFonts w:ascii="Arial" w:cs="Arial" w:eastAsia="Arial" w:hAnsi="Arial"/>
-                <w:b w:val="false"/>
-                <w:bCs w:val="false"/>
-                <w:i w:val="false"/>
-                <w:iCs w:val="false"/>
-                <w:color w:val="000000"/>
-                <w:sz w:val="18"/>
-                <w:szCs w:val="18"/>
-              </w:rPr>
-              <w:t xml:space="preserve"/>
-            </w:r>
-          </w:p>
-          <w:p>
-            <w:pPr>
-              <w:spacing w:after="40" w:before="0"/>
-              <w:jc w:val="left"/>
-            </w:pPr>
-            <w:r>
-              <w:rPr>
-                <w:rFonts w:ascii="Arial" w:cs="Arial" w:eastAsia="Arial" w:hAnsi="Arial"/>
-                <w:b w:val="false"/>
-                <w:bCs w:val="false"/>
-                <w:i w:val="false"/>
-                <w:iCs w:val="false"/>
-                <w:color w:val="000000"/>
-                <w:sz w:val="18"/>
-                <w:szCs w:val="18"/>
-              </w:rPr>
-              <w:t xml:space="preserve">Lesson 2 — EXPERIMENTAL PROBABILITY II (More Trials, More Patterns): Students pool class data from Lesson 1 experiments to dramatically increase the number of trials, observing how relative frequency converges toward a stable value. They compare their bottle-cap probability (~0.3) with a coin (~0.5), distinguishing equally likely from unequally likely outcomes. They formally define experimental probability as P(E) = (number of favourable outcomes) ÷ (total number of trials) and revisit Mama Njeri's notebook through this lens.</w:t>
-            </w:r>
-          </w:p>
-          <w:p>
-            <w:pPr>
-              <w:spacing w:after="40" w:before="0"/>
-              <w:jc w:val="left"/>
-            </w:pPr>
-            <w:r>
-              <w:rPr>
-                <w:rFonts w:ascii="Arial" w:cs="Arial" w:eastAsia="Arial" w:hAnsi="Arial"/>
-                <w:b w:val="false"/>
-                <w:bCs w:val="false"/>
-                <w:i w:val="false"/>
-                <w:iCs w:val="false"/>
-                <w:color w:val="000000"/>
-                <w:sz w:val="18"/>
-                <w:szCs w:val="18"/>
-              </w:rPr>
-              <w:t xml:space="preserve"/>
-            </w:r>
-          </w:p>
-          <w:p>
-            <w:pPr>
-              <w:spacing w:after="40" w:before="0"/>
-              <w:jc w:val="left"/>
-            </w:pPr>
-            <w:r>
-              <w:rPr>
-                <w:rFonts w:ascii="Arial" w:cs="Arial" w:eastAsia="Arial" w:hAnsi="Arial"/>
-                <w:b w:val="false"/>
-                <w:bCs w:val="false"/>
-                <w:i w:val="false"/>
-                <w:iCs w:val="false"/>
-                <w:color w:val="000000"/>
-                <w:sz w:val="18"/>
-                <w:szCs w:val="18"/>
-              </w:rPr>
-              <w:t xml:space="preserve">Lesson 3 — PROBABILITY SPACE (Sample Space &amp; Theoretical Probability): Students move from experimental to theoretical probability by constructing sample spaces for single events (one die, one coin) and combined events (two coins, one coin + one die) using lists, two-way tables, and grids. They define the probability space, the range of probability (0 ≤ P(E) ≤ 1), and theoretical probability P(E) = (number of favourable outcomes) ÷ (total outcomes in sample space). They connect this to the Kisumu matatu scenario.</w:t>
-            </w:r>
-          </w:p>
-          <w:p>
-            <w:pPr>
-              <w:spacing w:after="40" w:before="0"/>
-              <w:jc w:val="left"/>
-            </w:pPr>
-            <w:r>
-              <w:rPr>
-                <w:rFonts w:ascii="Arial" w:cs="Arial" w:eastAsia="Arial" w:hAnsi="Arial"/>
-                <w:b w:val="false"/>
-                <w:bCs w:val="false"/>
-                <w:i w:val="false"/>
-                <w:iCs w:val="false"/>
-                <w:color w:val="000000"/>
-                <w:sz w:val="18"/>
-                <w:szCs w:val="18"/>
-              </w:rPr>
-              <w:t xml:space="preserve"/>
-            </w:r>
-          </w:p>
-          <w:p>
-            <w:pPr>
-              <w:spacing w:after="40" w:before="0"/>
-              <w:jc w:val="left"/>
-            </w:pPr>
-            <w:r>
-              <w:rPr>
-                <w:rFonts w:ascii="Arial" w:cs="Arial" w:eastAsia="Arial" w:hAnsi="Arial"/>
-                <w:b w:val="false"/>
-                <w:bCs w:val="false"/>
-                <w:i w:val="false"/>
-                <w:iCs w:val="false"/>
-                <w:color w:val="000000"/>
-                <w:sz w:val="18"/>
-                <w:szCs w:val="18"/>
-              </w:rPr>
-              <w:t xml:space="preserve">Lesson 4 — MUTUALLY EXCLUSIVE EVENTS: Students classify pairs of events as mutually exclusive or not using sorting activities and Venn diagrams. They identify that mutually exclusive events cannot occur simultaneously (e.g., a matatu cannot be both red AND blue) and derive P(A ∪ B) = P(A) + P(B) for mutually exclusive events. They apply this to solve problems drawn from Kenyan market, sports, and weather contexts.</w:t>
-            </w:r>
-          </w:p>
-          <w:p>
-            <w:pPr>
-              <w:spacing w:after="40" w:before="0"/>
-              <w:jc w:val="left"/>
-            </w:pPr>
-            <w:r>
-              <w:rPr>
-                <w:rFonts w:ascii="Arial" w:cs="Arial" w:eastAsia="Arial" w:hAnsi="Arial"/>
-                <w:b w:val="false"/>
-                <w:bCs w:val="false"/>
-                <w:i w:val="false"/>
-                <w:iCs w:val="false"/>
-                <w:color w:val="000000"/>
-                <w:sz w:val="18"/>
-                <w:szCs w:val="18"/>
-              </w:rPr>
-              <w:t xml:space="preserve"/>
-            </w:r>
-          </w:p>
-          <w:p>
-            <w:pPr>
-              <w:spacing w:after="40" w:before="0"/>
-              <w:jc w:val="left"/>
-            </w:pPr>
-            <w:r>
-              <w:rPr>
-                <w:rFonts w:ascii="Arial" w:cs="Arial" w:eastAsia="Arial" w:hAnsi="Arial"/>
-                <w:b w:val="false"/>
-                <w:bCs w:val="false"/>
-                <w:i w:val="false"/>
-                <w:iCs w:val="false"/>
-                <w:color w:val="000000"/>
-                <w:sz w:val="18"/>
-                <w:szCs w:val="18"/>
-              </w:rPr>
-              <w:t xml:space="preserve">Lesson 5 — INDEPENDENT EVENTS: Students investigate whether the outcome of one event affects another by analysing sequential coin tosses and the Eldoret seed germination scenario. They define independence formally: P(A ∩ B) = P(A) × P(B) and verify this against experimental data. They distinguish independence from mutual exclusivity — a common misconception addressed explicitly.</w:t>
-            </w:r>
-          </w:p>
-          <w:p>
-            <w:pPr>
-              <w:spacing w:after="40" w:before="0"/>
-              <w:jc w:val="left"/>
-            </w:pPr>
-            <w:r>
-              <w:rPr>
-                <w:rFonts w:ascii="Arial" w:cs="Arial" w:eastAsia="Arial" w:hAnsi="Arial"/>
-                <w:b w:val="false"/>
-                <w:bCs w:val="false"/>
-                <w:i w:val="false"/>
-                <w:iCs w:val="false"/>
-                <w:color w:val="000000"/>
-                <w:sz w:val="18"/>
-                <w:szCs w:val="18"/>
-              </w:rPr>
-              <w:t xml:space="preserve"/>
-            </w:r>
-          </w:p>
-          <w:p>
-            <w:pPr>
-              <w:spacing w:after="40" w:before="0"/>
-              <w:jc w:val="left"/>
-            </w:pPr>
-            <w:r>
-              <w:rPr>
-                <w:rFonts w:ascii="Arial" w:cs="Arial" w:eastAsia="Arial" w:hAnsi="Arial"/>
-                <w:b w:val="false"/>
-                <w:bCs w:val="false"/>
-                <w:i w:val="false"/>
-                <w:iCs w:val="false"/>
-                <w:color w:val="000000"/>
-                <w:sz w:val="18"/>
-                <w:szCs w:val="18"/>
-              </w:rPr>
-              <w:t xml:space="preserve">Lesson 6 — ADDITION LAW OF PROBABILITY: Students generalise from mutually exclusive events to the full addition law P(A ∪ B) = P(A) + P(B) − P(A ∩ B) using Venn diagrams. They apply the law to the Nakuru rainfall puzzle and other combined-event problems. They use the DQB to connect this lesson back to Mama Njeri's problem: on how many days might she experience high sales OR bad weather — two overlapping events?</w:t>
-            </w:r>
-          </w:p>
-          <w:p>
-            <w:pPr>
-              <w:spacing w:after="40" w:before="0"/>
-              <w:jc w:val="left"/>
-            </w:pPr>
-            <w:r>
-              <w:rPr>
-                <w:rFonts w:ascii="Arial" w:cs="Arial" w:eastAsia="Arial" w:hAnsi="Arial"/>
-                <w:b w:val="false"/>
-                <w:bCs w:val="false"/>
-                <w:i w:val="false"/>
-                <w:iCs w:val="false"/>
-                <w:color w:val="000000"/>
-                <w:sz w:val="18"/>
-                <w:szCs w:val="18"/>
-              </w:rPr>
-              <w:t xml:space="preserve"/>
-            </w:r>
-          </w:p>
-          <w:p>
-            <w:pPr>
-              <w:spacing w:after="40" w:before="0"/>
-              <w:jc w:val="left"/>
-            </w:pPr>
-            <w:r>
-              <w:rPr>
-                <w:rFonts w:ascii="Arial" w:cs="Arial" w:eastAsia="Arial" w:hAnsi="Arial"/>
-                <w:b w:val="false"/>
-                <w:bCs w:val="false"/>
-                <w:i w:val="false"/>
-                <w:iCs w:val="false"/>
-                <w:color w:val="000000"/>
-                <w:sz w:val="18"/>
-                <w:szCs w:val="18"/>
-              </w:rPr>
-              <w:t xml:space="preserve">Lesson 7 — MULTIPLICATION LAW OF PROBABILITY: Students derive and apply the multiplication law for independent events P(A ∩ B) = P(A) × P(B) and extend it to dependent events P(A ∩ B) = P(A) × P(B|A) using conditional reasoning. They apply the law to multi-step scenarios: the probability that two randomly selected maize seeds (without replacement) both germinate.</w:t>
-            </w:r>
-          </w:p>
-          <w:p>
-            <w:pPr>
-              <w:spacing w:after="40" w:before="0"/>
-              <w:jc w:val="left"/>
-            </w:pPr>
-            <w:r>
-              <w:rPr>
-                <w:rFonts w:ascii="Arial" w:cs="Arial" w:eastAsia="Arial" w:hAnsi="Arial"/>
-                <w:b w:val="false"/>
-                <w:bCs w:val="false"/>
-                <w:i w:val="false"/>
-                <w:iCs w:val="false"/>
-                <w:color w:val="000000"/>
-                <w:sz w:val="18"/>
-                <w:szCs w:val="18"/>
-              </w:rPr>
-              <w:t xml:space="preserve"/>
-            </w:r>
-          </w:p>
-          <w:p>
-            <w:pPr>
-              <w:spacing w:after="40" w:before="0"/>
-              <w:jc w:val="left"/>
-            </w:pPr>
-            <w:r>
-              <w:rPr>
-                <w:rFonts w:ascii="Arial" w:cs="Arial" w:eastAsia="Arial" w:hAnsi="Arial"/>
-                <w:b w:val="false"/>
-                <w:bCs w:val="false"/>
-                <w:i w:val="false"/>
-                <w:iCs w:val="false"/>
-                <w:color w:val="000000"/>
-                <w:sz w:val="18"/>
-                <w:szCs w:val="18"/>
-              </w:rPr>
-              <w:t xml:space="preserve">Lesson 8 — PROBABILITY TREE DIAGRAMS: Students construct tree diagrams to organise sequential outcomes for two- and three-stage experiments, multiplying along branches and adding across branches. They use tree diagrams to revisit the matatu scenario and the seed germination problem, appreciating how tree diagrams make complex combined-event calculations systematic and visual.</w:t>
-            </w:r>
-          </w:p>
-          <w:p>
-            <w:pPr>
-              <w:spacing w:after="40" w:before="0"/>
-              <w:jc w:val="left"/>
-            </w:pPr>
-            <w:r>
-              <w:rPr>
-                <w:rFonts w:ascii="Arial" w:cs="Arial" w:eastAsia="Arial" w:hAnsi="Arial"/>
-                <w:b w:val="false"/>
-                <w:bCs w:val="false"/>
-                <w:i w:val="false"/>
-                <w:iCs w:val="false"/>
-                <w:color w:val="000000"/>
-                <w:sz w:val="18"/>
-                <w:szCs w:val="18"/>
-              </w:rPr>
-              <w:t xml:space="preserve"/>
-            </w:r>
-          </w:p>
-          <w:p>
-            <w:pPr>
-              <w:spacing w:after="40" w:before="0"/>
-              <w:jc w:val="left"/>
-            </w:pPr>
-            <w:r>
-              <w:rPr>
-                <w:rFonts w:ascii="Arial" w:cs="Arial" w:eastAsia="Arial" w:hAnsi="Arial"/>
-                <w:b w:val="false"/>
-                <w:bCs w:val="false"/>
-                <w:i w:val="false"/>
-                <w:iCs w:val="false"/>
-                <w:color w:val="000000"/>
-                <w:sz w:val="18"/>
-                <w:szCs w:val="18"/>
-              </w:rPr>
-              <w:t xml:space="preserve">Lesson 9 — SYNTHESIS &amp; UNIT ASSESSMENT (Helping Mama Njeri): Students apply everything learned to a culminating performance task: using historical sales data, they compute experimental probability, construct the probability space for a simplified model, classify events, apply addition and multiplication laws, and draw a tree diagram to advise Mama Njeri on the optimal number of mandazi to fry. Groups present recommendations with mathematical justification, and the DQB is reviewed to celebrate questions answered and surface remaining curiosities.</w:t>
-            </w:r>
-          </w:p>
-        </w:tc>
-      </w:tr>
-      <w:tr>
-        <w:tc>
-          <w:tcPr>
-            <w:tcW w:type="dxa" w:w="3000"/>
-            <w:shd w:fill="EAD1F5" w:color="auto" w:val="clear"/>
-            <w:tcMar>
-              <w:top w:type="dxa" w:w="60"/>
-              <w:left w:type="dxa" w:w="120"/>
-              <w:bottom w:type="dxa" w:w="60"/>
-              <w:right w:type="dxa" w:w="120"/>
-            </w:tcMar>
-            <w:vAlign w:val="top"/>
-          </w:tcPr>
-          <w:p>
-            <w:pPr>
-              <w:spacing w:after="40" w:before="0"/>
-              <w:jc w:val="left"/>
-            </w:pPr>
-            <w:r>
-              <w:rPr>
-                <w:rFonts w:ascii="Arial" w:cs="Arial" w:eastAsia="Arial" w:hAnsi="Arial"/>
-                <w:b/>
-                <w:bCs/>
-                <w:i w:val="false"/>
-                <w:iCs w:val="false"/>
-                <w:color w:val="000000"/>
-                <w:sz w:val="18"/>
-                <w:szCs w:val="18"/>
-              </w:rPr>
-              <w:t xml:space="preserve">Supporting Phenomena</w:t>
-            </w:r>
-          </w:p>
-        </w:tc>
-        <w:tc>
-          <w:tcPr>
-            <w:tcW w:type="dxa" w:w="10680"/>
-            <w:shd w:fill="FFFFFF" w:color="auto" w:val="clear"/>
-            <w:tcMar>
-              <w:top w:type="dxa" w:w="60"/>
-              <w:left w:type="dxa" w:w="120"/>
-              <w:bottom w:type="dxa" w:w="60"/>
-              <w:right w:type="dxa" w:w="120"/>
-            </w:tcMar>
-            <w:vAlign w:val="top"/>
-          </w:tcPr>
-          <w:p>
-            <w:pPr>
-              <w:spacing w:after="30" w:before="0"/>
-              <w:ind w:left="360" w:hanging="180"/>
-              <w:jc w:val="left"/>
-            </w:pPr>
-            <w:r>
-              <w:rPr>
-                <w:rFonts w:ascii="Arial" w:cs="Arial" w:eastAsia="Arial" w:hAnsi="Arial"/>
-                <w:b w:val="false"/>
-                <w:bCs w:val="false"/>
-                <w:i w:val="false"/>
-                <w:iCs w:val="false"/>
-                <w:color w:val="000000"/>
-                <w:sz w:val="18"/>
-                <w:szCs w:val="18"/>
-              </w:rPr>
-              <w:t xml:space="preserve">–  The Spinning Bottle Cap: Students spin a plastic bottle cap on a desk and record whether it lands "up" or "down" over 50 trials. They find that neither outcome is equally likely — the experimental probability of "up" stabilises around 0.3, not 0.5 — raising the question of how we determine true probability when outcomes are not equally likely.</w:t>
-            </w:r>
-          </w:p>
-          <w:p>
-            <w:pPr>
-              <w:spacing w:after="30" w:before="0"/>
-              <w:ind w:left="360" w:hanging="180"/>
-              <w:jc w:val="left"/>
-            </w:pPr>
-            <w:r>
-              <w:rPr>
-                <w:rFonts w:ascii="Arial" w:cs="Arial" w:eastAsia="Arial" w:hAnsi="Arial"/>
-                <w:b w:val="false"/>
-                <w:bCs w:val="false"/>
-                <w:i w:val="false"/>
-                <w:iCs w:val="false"/>
-                <w:color w:val="000000"/>
-                <w:sz w:val="18"/>
-                <w:szCs w:val="18"/>
-              </w:rPr>
-              <w:t xml:space="preserve">–  The Matatu Colour Problem: In Kisumu town, matatus from two competing Saccos (one with red livery, one with blue) arrive at a stage. Students are told that on any given arrival, the chance of a red matatu is 3 in 5. If two matatus arrive in a row, what is the probability that at least one is red? This supports the development of the multiplication law and tree diagrams.</w:t>
-            </w:r>
-          </w:p>
-          <w:p>
-            <w:pPr>
-              <w:spacing w:after="30" w:before="0"/>
-              <w:ind w:left="360" w:hanging="180"/>
-              <w:jc w:val="left"/>
-            </w:pPr>
-            <w:r>
-              <w:rPr>
-                <w:rFonts w:ascii="Arial" w:cs="Arial" w:eastAsia="Arial" w:hAnsi="Arial"/>
-                <w:b w:val="false"/>
-                <w:bCs w:val="false"/>
-                <w:i w:val="false"/>
-                <w:iCs w:val="false"/>
-                <w:color w:val="000000"/>
-                <w:sz w:val="18"/>
-                <w:szCs w:val="18"/>
-              </w:rPr>
-              <w:t xml:space="preserve">–  The Rift Valley Rainfall Puzzle: The Kenya Meteorological Department reports that on any day in October in Nakuru, the probability of rain is 0.6, and the probability of both rain and strong wind is 0.2. Students ask: what is the probability of rain OR strong wind? This supports the addition law with non-mutually-exclusive events.</w:t>
-            </w:r>
-          </w:p>
-          <w:p>
-            <w:pPr>
-              <w:spacing w:after="30" w:before="0"/>
-              <w:ind w:left="360" w:hanging="180"/>
-              <w:jc w:val="left"/>
-            </w:pPr>
-            <w:r>
-              <w:rPr>
-                <w:rFonts w:ascii="Arial" w:cs="Arial" w:eastAsia="Arial" w:hAnsi="Arial"/>
-                <w:b w:val="false"/>
-                <w:bCs w:val="false"/>
-                <w:i w:val="false"/>
-                <w:iCs w:val="false"/>
-                <w:color w:val="000000"/>
-                <w:sz w:val="18"/>
-                <w:szCs w:val="18"/>
-              </w:rPr>
-              <w:t xml:space="preserve">–  The Maize Seed Germination Experiment: A farmer in Eldoret plants 200 maize seeds from two different seed varieties (Hybrid 614 and Hybrid 513) in equal proportions. Records show that Hybrid 614 seeds have a 90% germination rate and Hybrid 513 seeds have a 75% germination rate. If one seed is picked at random, what is the probability it germinates? This supports combined probability and tree diagram reasoning in an agricultural context.</w:t>
-            </w:r>
-          </w:p>
-        </w:tc>
-      </w:tr>
-    </w:tbl>
-    <w:p>
-      <w:pPr>
-        <w:spacing w:after="120"/>
-      </w:pPr>
-      <w:r>
-        <w:t xml:space="preserve"/>
       </w:r>
     </w:p>
     <w:p>
@@ -3533,7 +3533,7 @@
             <w:pPr>
               <w:spacing w:after="20" w:before="0"/>
             </w:pPr>
-            <w:hyperlink w:history="1" r:id="rId6hx2eroxj74zzizlsych-">
+            <w:hyperlink w:history="1" r:id="rId483gdjm0qp8eyqbmpjp9l">
               <w:r>
                 <w:rPr>
                   <w:rFonts w:ascii="Arial" w:cs="Arial" w:eastAsia="Arial" w:hAnsi="Arial"/>
@@ -3566,7 +3566,7 @@
               <w:spacing w:after="10" w:before="0"/>
               <w:ind w:left="120"/>
             </w:pPr>
-            <w:hyperlink w:history="1" r:id="rIddshpmaq7h9wfukcgctebc">
+            <w:hyperlink w:history="1" r:id="rIdxwhywwvoizbtrl9ph3cs-">
               <w:r>
                 <w:rPr>
                   <w:rFonts w:ascii="Arial" w:cs="Arial" w:eastAsia="Arial" w:hAnsi="Arial"/>
@@ -3611,7 +3611,7 @@
             <w:pPr>
               <w:spacing w:after="20" w:before="0"/>
             </w:pPr>
-            <w:hyperlink w:history="1" r:id="rIdorfrqdmr55bfr3otbwvkv">
+            <w:hyperlink w:history="1" r:id="rIddmpfkgzvk3dayyzzecxje">
               <w:r>
                 <w:rPr>
                   <w:rFonts w:ascii="Arial" w:cs="Arial" w:eastAsia="Arial" w:hAnsi="Arial"/>
@@ -3644,7 +3644,7 @@
               <w:spacing w:after="10" w:before="0"/>
               <w:ind w:left="120"/>
             </w:pPr>
-            <w:hyperlink w:history="1" r:id="rIdecphzheitxhx9skreqqsc">
+            <w:hyperlink w:history="1" r:id="rIdtrenstjqegmutxie-asc6">
               <w:r>
                 <w:rPr>
                   <w:rFonts w:ascii="Arial" w:cs="Arial" w:eastAsia="Arial" w:hAnsi="Arial"/>
@@ -3934,7 +3934,7 @@
             <w:pPr>
               <w:spacing w:after="20" w:before="0"/>
             </w:pPr>
-            <w:hyperlink w:history="1" r:id="rIdrgzxikepvjvvyhgbhiv9t">
+            <w:hyperlink w:history="1" r:id="rIdcmxuytjpti2t-prnfg9av">
               <w:r>
                 <w:rPr>
                   <w:rFonts w:ascii="Arial" w:cs="Arial" w:eastAsia="Arial" w:hAnsi="Arial"/>
@@ -3967,7 +3967,7 @@
               <w:spacing w:after="10" w:before="0"/>
               <w:ind w:left="120"/>
             </w:pPr>
-            <w:hyperlink w:history="1" r:id="rIdkldn1b17wtwwwjn3r6fdo">
+            <w:hyperlink w:history="1" r:id="rIdim_ye-royfoafnzsqbdlu">
               <w:r>
                 <w:rPr>
                   <w:rFonts w:ascii="Arial" w:cs="Arial" w:eastAsia="Arial" w:hAnsi="Arial"/>
@@ -4012,7 +4012,7 @@
             <w:pPr>
               <w:spacing w:after="20" w:before="0"/>
             </w:pPr>
-            <w:hyperlink w:history="1" r:id="rIdq506fgxk2rqxi7mh8s9ya">
+            <w:hyperlink w:history="1" r:id="rIdljhmgmti0-snjpddrynxa">
               <w:r>
                 <w:rPr>
                   <w:rFonts w:ascii="Arial" w:cs="Arial" w:eastAsia="Arial" w:hAnsi="Arial"/>
@@ -4045,7 +4045,7 @@
               <w:spacing w:after="10" w:before="0"/>
               <w:ind w:left="120"/>
             </w:pPr>
-            <w:hyperlink w:history="1" r:id="rId-kv-dwsf15ms7b9alnhaq">
+            <w:hyperlink w:history="1" r:id="rId5hyvp2mc_nwawae64v2dv">
               <w:r>
                 <w:rPr>
                   <w:rFonts w:ascii="Arial" w:cs="Arial" w:eastAsia="Arial" w:hAnsi="Arial"/>
@@ -4354,7 +4354,7 @@
             <w:pPr>
               <w:spacing w:after="20" w:before="0"/>
             </w:pPr>
-            <w:hyperlink w:history="1" r:id="rId5cxwrf2lqjriz8gzvygnf">
+            <w:hyperlink w:history="1" r:id="rId1z8eozohssufj4-ade-zd">
               <w:r>
                 <w:rPr>
                   <w:rFonts w:ascii="Arial" w:cs="Arial" w:eastAsia="Arial" w:hAnsi="Arial"/>
@@ -4387,7 +4387,7 @@
               <w:spacing w:after="10" w:before="0"/>
               <w:ind w:left="120"/>
             </w:pPr>
-            <w:hyperlink w:history="1" r:id="rId7wk5xzlvehgfhlfyy3gmu">
+            <w:hyperlink w:history="1" r:id="rId4qp5o0ymgrrir9p2vevho">
               <w:r>
                 <w:rPr>
                   <w:rFonts w:ascii="Arial" w:cs="Arial" w:eastAsia="Arial" w:hAnsi="Arial"/>
@@ -4432,7 +4432,7 @@
             <w:pPr>
               <w:spacing w:after="20" w:before="0"/>
             </w:pPr>
-            <w:hyperlink w:history="1" r:id="rIdglbwwnn4coyvscudzhet_">
+            <w:hyperlink w:history="1" r:id="rIdgwh3slsd5l0sfa6ecg8vs">
               <w:r>
                 <w:rPr>
                   <w:rFonts w:ascii="Arial" w:cs="Arial" w:eastAsia="Arial" w:hAnsi="Arial"/>
@@ -4465,7 +4465,7 @@
               <w:spacing w:after="10" w:before="0"/>
               <w:ind w:left="120"/>
             </w:pPr>
-            <w:hyperlink w:history="1" r:id="rIdhivfyvtkiq2jwfiiy3wcv">
+            <w:hyperlink w:history="1" r:id="rIdyoi0dgk-rbux8p4ihapez">
               <w:r>
                 <w:rPr>
                   <w:rFonts w:ascii="Arial" w:cs="Arial" w:eastAsia="Arial" w:hAnsi="Arial"/>
@@ -4736,7 +4736,7 @@
             <w:pPr>
               <w:spacing w:after="20" w:before="0"/>
             </w:pPr>
-            <w:hyperlink w:history="1" r:id="rIdhhk8tcwokmvwrwgozxke7">
+            <w:hyperlink w:history="1" r:id="rIdyhlnaqcozb2dtim3o0v1w">
               <w:r>
                 <w:rPr>
                   <w:rFonts w:ascii="Arial" w:cs="Arial" w:eastAsia="Arial" w:hAnsi="Arial"/>
@@ -4769,7 +4769,7 @@
               <w:spacing w:after="10" w:before="0"/>
               <w:ind w:left="120"/>
             </w:pPr>
-            <w:hyperlink w:history="1" r:id="rId8jhoiaeezdtsgwvhm76bx">
+            <w:hyperlink w:history="1" r:id="rId8o2v0_1lwmyhaljgcirue">
               <w:r>
                 <w:rPr>
                   <w:rFonts w:ascii="Arial" w:cs="Arial" w:eastAsia="Arial" w:hAnsi="Arial"/>
@@ -4814,7 +4814,7 @@
             <w:pPr>
               <w:spacing w:after="20" w:before="0"/>
             </w:pPr>
-            <w:hyperlink w:history="1" r:id="rId1qomd1_mri_alttm_q4z-">
+            <w:hyperlink w:history="1" r:id="rIddjuhgfxtzgmolycohpuhc">
               <w:r>
                 <w:rPr>
                   <w:rFonts w:ascii="Arial" w:cs="Arial" w:eastAsia="Arial" w:hAnsi="Arial"/>
@@ -4847,7 +4847,7 @@
               <w:spacing w:after="10" w:before="0"/>
               <w:ind w:left="120"/>
             </w:pPr>
-            <w:hyperlink w:history="1" r:id="rIdhxtavliabile_i0rlbzp3">
+            <w:hyperlink w:history="1" r:id="rIdkzrdezsib9ou3jis6joly">
               <w:r>
                 <w:rPr>
                   <w:rFonts w:ascii="Arial" w:cs="Arial" w:eastAsia="Arial" w:hAnsi="Arial"/>
@@ -5118,7 +5118,7 @@
             <w:pPr>
               <w:spacing w:after="20" w:before="0"/>
             </w:pPr>
-            <w:hyperlink w:history="1" r:id="rIdi0bbub7dmykw9xzpys2bi">
+            <w:hyperlink w:history="1" r:id="rIdipklmswuoxtrfbeautmhd">
               <w:r>
                 <w:rPr>
                   <w:rFonts w:ascii="Arial" w:cs="Arial" w:eastAsia="Arial" w:hAnsi="Arial"/>
@@ -5151,7 +5151,7 @@
               <w:spacing w:after="10" w:before="0"/>
               <w:ind w:left="120"/>
             </w:pPr>
-            <w:hyperlink w:history="1" r:id="rIdeu-doaacif9-mfsvwkwwc">
+            <w:hyperlink w:history="1" r:id="rIdi_iua64d_rqhu_c_dqt0m">
               <w:r>
                 <w:rPr>
                   <w:rFonts w:ascii="Arial" w:cs="Arial" w:eastAsia="Arial" w:hAnsi="Arial"/>
@@ -5196,7 +5196,7 @@
             <w:pPr>
               <w:spacing w:after="20" w:before="0"/>
             </w:pPr>
-            <w:hyperlink w:history="1" r:id="rIdyvrfazs5vzwkgxdd1rxyx">
+            <w:hyperlink w:history="1" r:id="rIdmfsdbl-57gxm66e2xt-tl">
               <w:r>
                 <w:rPr>
                   <w:rFonts w:ascii="Arial" w:cs="Arial" w:eastAsia="Arial" w:hAnsi="Arial"/>
@@ -5229,7 +5229,7 @@
               <w:spacing w:after="10" w:before="0"/>
               <w:ind w:left="120"/>
             </w:pPr>
-            <w:hyperlink w:history="1" r:id="rIdclnl07r6dzecuawhv0nk-">
+            <w:hyperlink w:history="1" r:id="rIdepzojk7c1lty29ngix19n">
               <w:r>
                 <w:rPr>
                   <w:rFonts w:ascii="Arial" w:cs="Arial" w:eastAsia="Arial" w:hAnsi="Arial"/>
@@ -5836,7 +5836,7 @@
         </w:rPr>
         <w:t xml:space="preserve">© 2026 SeaVuria and ARES. Aligned with KICD objectives. Developed by SeaVuria; technical implementation by ARES (with AI assistance from Claude). Licensed under </w:t>
       </w:r>
-      <w:hyperlink w:history="1" r:id="rIdtvpwfmo_bd9zkz1jsiv2k">
+      <w:hyperlink w:history="1" r:id="rIdrgn3elkdwpqbiykzgb5os">
         <w:r>
           <w:rPr>
             <w:rFonts w:ascii="Arial" w:cs="Arial" w:eastAsia="Arial" w:hAnsi="Arial"/>
@@ -5857,7 +5857,7 @@
         </w:rPr>
         <w:t xml:space="preserve"> (</w:t>
       </w:r>
-      <w:hyperlink w:history="1" r:id="rIdiiqjcl3s-bdjxktdy-uxe">
+      <w:hyperlink w:history="1" r:id="rIdofzhekgfmy3lfzg2hypdi">
         <w:r>
           <w:rPr>
             <w:rFonts w:ascii="Arial" w:cs="Arial" w:eastAsia="Arial" w:hAnsi="Arial"/>
@@ -6870,7 +6870,7 @@
             <w:pPr>
               <w:spacing w:after="20" w:before="0"/>
             </w:pPr>
-            <w:hyperlink w:history="1" r:id="rIdacdgwzxvh50coevzjp_qk">
+            <w:hyperlink w:history="1" r:id="rIdrergqvyhcedsxtbzhtish">
               <w:r>
                 <w:rPr>
                   <w:rFonts w:ascii="Arial" w:cs="Arial" w:eastAsia="Arial" w:hAnsi="Arial"/>
@@ -6903,7 +6903,7 @@
               <w:spacing w:after="10" w:before="0"/>
               <w:ind w:left="120"/>
             </w:pPr>
-            <w:hyperlink w:history="1" r:id="rIdrhkztyxaknzsvuhlvbk3v">
+            <w:hyperlink w:history="1" r:id="rIdkw6qm5jbrb-txgjylyioc">
               <w:r>
                 <w:rPr>
                   <w:rFonts w:ascii="Arial" w:cs="Arial" w:eastAsia="Arial" w:hAnsi="Arial"/>
@@ -6948,7 +6948,7 @@
             <w:pPr>
               <w:spacing w:after="20" w:before="0"/>
             </w:pPr>
-            <w:hyperlink w:history="1" r:id="rIdkjyktfl9axjej0stgguzi">
+            <w:hyperlink w:history="1" r:id="rId0fn6fhsc33rx8jxfj5xy2">
               <w:r>
                 <w:rPr>
                   <w:rFonts w:ascii="Arial" w:cs="Arial" w:eastAsia="Arial" w:hAnsi="Arial"/>
@@ -6981,7 +6981,7 @@
               <w:spacing w:after="10" w:before="0"/>
               <w:ind w:left="120"/>
             </w:pPr>
-            <w:hyperlink w:history="1" r:id="rId_sxpctfgreg8cxwphp_rz">
+            <w:hyperlink w:history="1" r:id="rIdnlbqme2_sz5uhyil6dnct">
               <w:r>
                 <w:rPr>
                   <w:rFonts w:ascii="Arial" w:cs="Arial" w:eastAsia="Arial" w:hAnsi="Arial"/>
@@ -7176,7 +7176,7 @@
             <w:pPr>
               <w:spacing w:after="20" w:before="0"/>
             </w:pPr>
-            <w:hyperlink w:history="1" r:id="rIddlnbv9jlabsurtgzgfsp6">
+            <w:hyperlink w:history="1" r:id="rIdlrs4nd6rf-ifgk5oroqwo">
               <w:r>
                 <w:rPr>
                   <w:rFonts w:ascii="Arial" w:cs="Arial" w:eastAsia="Arial" w:hAnsi="Arial"/>
@@ -7209,7 +7209,7 @@
               <w:spacing w:after="10" w:before="0"/>
               <w:ind w:left="120"/>
             </w:pPr>
-            <w:hyperlink w:history="1" r:id="rId00v9wb-bjqvs1nkytglgf">
+            <w:hyperlink w:history="1" r:id="rIda3euzcjktabqnrzucqnrt">
               <w:r>
                 <w:rPr>
                   <w:rFonts w:ascii="Arial" w:cs="Arial" w:eastAsia="Arial" w:hAnsi="Arial"/>
@@ -7254,7 +7254,7 @@
             <w:pPr>
               <w:spacing w:after="20" w:before="0"/>
             </w:pPr>
-            <w:hyperlink w:history="1" r:id="rIdngdl-gpdmkuhnrx12xg81">
+            <w:hyperlink w:history="1" r:id="rIdurgdlemjqjhezhhtd3axp">
               <w:r>
                 <w:rPr>
                   <w:rFonts w:ascii="Arial" w:cs="Arial" w:eastAsia="Arial" w:hAnsi="Arial"/>
@@ -7287,7 +7287,7 @@
               <w:spacing w:after="10" w:before="0"/>
               <w:ind w:left="120"/>
             </w:pPr>
-            <w:hyperlink w:history="1" r:id="rIduvzy9ugrrevait73kyqh6">
+            <w:hyperlink w:history="1" r:id="rIddnfg-zzmkpwatjim1kwhl">
               <w:r>
                 <w:rPr>
                   <w:rFonts w:ascii="Arial" w:cs="Arial" w:eastAsia="Arial" w:hAnsi="Arial"/>
@@ -7482,7 +7482,7 @@
             <w:pPr>
               <w:spacing w:after="20" w:before="0"/>
             </w:pPr>
-            <w:hyperlink w:history="1" r:id="rIdppsg7ma8xsb-7nbpabu19">
+            <w:hyperlink w:history="1" r:id="rIdqgxxhlca8tmlqkx7czt_t">
               <w:r>
                 <w:rPr>
                   <w:rFonts w:ascii="Arial" w:cs="Arial" w:eastAsia="Arial" w:hAnsi="Arial"/>
@@ -7515,7 +7515,7 @@
               <w:spacing w:after="10" w:before="0"/>
               <w:ind w:left="120"/>
             </w:pPr>
-            <w:hyperlink w:history="1" r:id="rId6l5rrg9u9ceuajngd6jcm">
+            <w:hyperlink w:history="1" r:id="rIdvvm3ehvb1fjm8kutzc9gy">
               <w:r>
                 <w:rPr>
                   <w:rFonts w:ascii="Arial" w:cs="Arial" w:eastAsia="Arial" w:hAnsi="Arial"/>
@@ -7560,7 +7560,7 @@
             <w:pPr>
               <w:spacing w:after="20" w:before="0"/>
             </w:pPr>
-            <w:hyperlink w:history="1" r:id="rId20hhcu7_1gef7a_ffjeab">
+            <w:hyperlink w:history="1" r:id="rIdhl9cqbc844tfccsc-waqd">
               <w:r>
                 <w:rPr>
                   <w:rFonts w:ascii="Arial" w:cs="Arial" w:eastAsia="Arial" w:hAnsi="Arial"/>
@@ -7593,7 +7593,7 @@
               <w:spacing w:after="10" w:before="0"/>
               <w:ind w:left="120"/>
             </w:pPr>
-            <w:hyperlink w:history="1" r:id="rIdggy0ee8a4oeuamombylnc">
+            <w:hyperlink w:history="1" r:id="rIdc5j3zv-zr2vmbfnfgg5kh">
               <w:r>
                 <w:rPr>
                   <w:rFonts w:ascii="Arial" w:cs="Arial" w:eastAsia="Arial" w:hAnsi="Arial"/>
@@ -7788,7 +7788,7 @@
             <w:pPr>
               <w:spacing w:after="20" w:before="0"/>
             </w:pPr>
-            <w:hyperlink w:history="1" r:id="rIdylylcdwpplxvv18lzi6er">
+            <w:hyperlink w:history="1" r:id="rIdnkwucp-fw-jgo9zdff1u2">
               <w:r>
                 <w:rPr>
                   <w:rFonts w:ascii="Arial" w:cs="Arial" w:eastAsia="Arial" w:hAnsi="Arial"/>
@@ -7821,7 +7821,7 @@
               <w:spacing w:after="10" w:before="0"/>
               <w:ind w:left="120"/>
             </w:pPr>
-            <w:hyperlink w:history="1" r:id="rIduwte1h1-ukmhzdbleopxy">
+            <w:hyperlink w:history="1" r:id="rIdmfhil4igjw0qzjmtoowqf">
               <w:r>
                 <w:rPr>
                   <w:rFonts w:ascii="Arial" w:cs="Arial" w:eastAsia="Arial" w:hAnsi="Arial"/>
@@ -7866,7 +7866,7 @@
             <w:pPr>
               <w:spacing w:after="20" w:before="0"/>
             </w:pPr>
-            <w:hyperlink w:history="1" r:id="rIdspfjrrcgivugbtgj_eij_">
+            <w:hyperlink w:history="1" r:id="rId1lvl5n0ohl9vksd0e1a0h">
               <w:r>
                 <w:rPr>
                   <w:rFonts w:ascii="Arial" w:cs="Arial" w:eastAsia="Arial" w:hAnsi="Arial"/>
@@ -7899,7 +7899,7 @@
               <w:spacing w:after="10" w:before="0"/>
               <w:ind w:left="120"/>
             </w:pPr>
-            <w:hyperlink w:history="1" r:id="rId8eljnpuibxmairjhjdnhg">
+            <w:hyperlink w:history="1" r:id="rIdayzkspnfbwllhuedtux7u">
               <w:r>
                 <w:rPr>
                   <w:rFonts w:ascii="Arial" w:cs="Arial" w:eastAsia="Arial" w:hAnsi="Arial"/>
@@ -8094,7 +8094,7 @@
             <w:pPr>
               <w:spacing w:after="20" w:before="0"/>
             </w:pPr>
-            <w:hyperlink w:history="1" r:id="rIdyws2xtfdn4ylfdma3qqfn">
+            <w:hyperlink w:history="1" r:id="rIdvd6npbat5u9nvlqmhqxoy">
               <w:r>
                 <w:rPr>
                   <w:rFonts w:ascii="Arial" w:cs="Arial" w:eastAsia="Arial" w:hAnsi="Arial"/>
@@ -8127,7 +8127,7 @@
               <w:spacing w:after="10" w:before="0"/>
               <w:ind w:left="120"/>
             </w:pPr>
-            <w:hyperlink w:history="1" r:id="rId8rjk7okqfxplipwdosv_w">
+            <w:hyperlink w:history="1" r:id="rIdrwkae5css-yx_xabxqg61">
               <w:r>
                 <w:rPr>
                   <w:rFonts w:ascii="Arial" w:cs="Arial" w:eastAsia="Arial" w:hAnsi="Arial"/>
@@ -8172,7 +8172,7 @@
             <w:pPr>
               <w:spacing w:after="20" w:before="0"/>
             </w:pPr>
-            <w:hyperlink w:history="1" r:id="rIdta00prwak5-w_nvuq4xka">
+            <w:hyperlink w:history="1" r:id="rIddgtq1igden_x5htg8dmhv">
               <w:r>
                 <w:rPr>
                   <w:rFonts w:ascii="Arial" w:cs="Arial" w:eastAsia="Arial" w:hAnsi="Arial"/>
@@ -8205,7 +8205,7 @@
               <w:spacing w:after="10" w:before="0"/>
               <w:ind w:left="120"/>
             </w:pPr>
-            <w:hyperlink w:history="1" r:id="rIdzd35sgyuojcnlyckwhlh4">
+            <w:hyperlink w:history="1" r:id="rIdarwkxk60v1vmq-7hsbiif">
               <w:r>
                 <w:rPr>
                   <w:rFonts w:ascii="Arial" w:cs="Arial" w:eastAsia="Arial" w:hAnsi="Arial"/>
@@ -8717,7 +8717,7 @@
         </w:rPr>
         <w:t xml:space="preserve">© 2026 SeaVuria and ARES. Aligned with KICD objectives. Developed by SeaVuria; technical implementation by ARES (with AI assistance from Claude). Licensed under </w:t>
       </w:r>
-      <w:hyperlink w:history="1" r:id="rIdlwxg9bplcqdyjn67wwsjb">
+      <w:hyperlink w:history="1" r:id="rIdavumk4dp5eveiz7-swyfl">
         <w:r>
           <w:rPr>
             <w:rFonts w:ascii="Arial" w:cs="Arial" w:eastAsia="Arial" w:hAnsi="Arial"/>
@@ -8738,7 +8738,7 @@
         </w:rPr>
         <w:t xml:space="preserve"> (</w:t>
       </w:r>
-      <w:hyperlink w:history="1" r:id="rIdk4c6_vagkgpv25fyses0r">
+      <w:hyperlink w:history="1" r:id="rIdffwyeov2far1sigxf5q4q">
         <w:r>
           <w:rPr>
             <w:rFonts w:ascii="Arial" w:cs="Arial" w:eastAsia="Arial" w:hAnsi="Arial"/>
@@ -9751,7 +9751,7 @@
             <w:pPr>
               <w:spacing w:after="20" w:before="0"/>
             </w:pPr>
-            <w:hyperlink w:history="1" r:id="rIdsvt5f_d42yaloju3aqhqv">
+            <w:hyperlink w:history="1" r:id="rIdnjtlenwyhuzixdvytrlqy">
               <w:r>
                 <w:rPr>
                   <w:rFonts w:ascii="Arial" w:cs="Arial" w:eastAsia="Arial" w:hAnsi="Arial"/>
@@ -9784,7 +9784,7 @@
               <w:spacing w:after="10" w:before="0"/>
               <w:ind w:left="120"/>
             </w:pPr>
-            <w:hyperlink w:history="1" r:id="rIdpzpkeywogaoq55pln-nxr">
+            <w:hyperlink w:history="1" r:id="rId8z3lswab0ifrrtdfjepil">
               <w:r>
                 <w:rPr>
                   <w:rFonts w:ascii="Arial" w:cs="Arial" w:eastAsia="Arial" w:hAnsi="Arial"/>
@@ -9829,7 +9829,7 @@
             <w:pPr>
               <w:spacing w:after="20" w:before="0"/>
             </w:pPr>
-            <w:hyperlink w:history="1" r:id="rIdq2kkui2foh7uddlsrzg9x">
+            <w:hyperlink w:history="1" r:id="rIdt6b94mngseojhbgpcrgsy">
               <w:r>
                 <w:rPr>
                   <w:rFonts w:ascii="Arial" w:cs="Arial" w:eastAsia="Arial" w:hAnsi="Arial"/>
@@ -9862,7 +9862,7 @@
               <w:spacing w:after="10" w:before="0"/>
               <w:ind w:left="120"/>
             </w:pPr>
-            <w:hyperlink w:history="1" r:id="rId3-69rgo88cbd82g0lprfk">
+            <w:hyperlink w:history="1" r:id="rIdrayyucnvehgwpj_prv1vz">
               <w:r>
                 <w:rPr>
                   <w:rFonts w:ascii="Arial" w:cs="Arial" w:eastAsia="Arial" w:hAnsi="Arial"/>
@@ -10057,7 +10057,7 @@
             <w:pPr>
               <w:spacing w:after="20" w:before="0"/>
             </w:pPr>
-            <w:hyperlink w:history="1" r:id="rId7g9bsotahlac234ukgrm-">
+            <w:hyperlink w:history="1" r:id="rIdemmjzerud-jvctmlwgxnk">
               <w:r>
                 <w:rPr>
                   <w:rFonts w:ascii="Arial" w:cs="Arial" w:eastAsia="Arial" w:hAnsi="Arial"/>
@@ -10090,7 +10090,7 @@
               <w:spacing w:after="10" w:before="0"/>
               <w:ind w:left="120"/>
             </w:pPr>
-            <w:hyperlink w:history="1" r:id="rId_t09fgnj9ostkbnrm7_dm">
+            <w:hyperlink w:history="1" r:id="rIdenyhzilzkwqqh3oqg_85w">
               <w:r>
                 <w:rPr>
                   <w:rFonts w:ascii="Arial" w:cs="Arial" w:eastAsia="Arial" w:hAnsi="Arial"/>
@@ -10135,7 +10135,7 @@
             <w:pPr>
               <w:spacing w:after="20" w:before="0"/>
             </w:pPr>
-            <w:hyperlink w:history="1" r:id="rIdr-ujgdoczm6znbog5susr">
+            <w:hyperlink w:history="1" r:id="rIdjuzlzhjuz67rgur_7mvqi">
               <w:r>
                 <w:rPr>
                   <w:rFonts w:ascii="Arial" w:cs="Arial" w:eastAsia="Arial" w:hAnsi="Arial"/>
@@ -10168,7 +10168,7 @@
               <w:spacing w:after="10" w:before="0"/>
               <w:ind w:left="120"/>
             </w:pPr>
-            <w:hyperlink w:history="1" r:id="rId9rs5phyvn17rzuk-denf4">
+            <w:hyperlink w:history="1" r:id="rIdob696uohqrx65puktyy2x">
               <w:r>
                 <w:rPr>
                   <w:rFonts w:ascii="Arial" w:cs="Arial" w:eastAsia="Arial" w:hAnsi="Arial"/>
@@ -10363,7 +10363,7 @@
             <w:pPr>
               <w:spacing w:after="20" w:before="0"/>
             </w:pPr>
-            <w:hyperlink w:history="1" r:id="rIdacf0kq2x4odqg2lzgletw">
+            <w:hyperlink w:history="1" r:id="rIdaaqlm4aj0e-dhqc9e1hij">
               <w:r>
                 <w:rPr>
                   <w:rFonts w:ascii="Arial" w:cs="Arial" w:eastAsia="Arial" w:hAnsi="Arial"/>
@@ -10396,7 +10396,7 @@
               <w:spacing w:after="10" w:before="0"/>
               <w:ind w:left="120"/>
             </w:pPr>
-            <w:hyperlink w:history="1" r:id="rIdwxkn8sikzv_vxqhuzbg7r">
+            <w:hyperlink w:history="1" r:id="rId4uzshfrp-dauk-2aavcqf">
               <w:r>
                 <w:rPr>
                   <w:rFonts w:ascii="Arial" w:cs="Arial" w:eastAsia="Arial" w:hAnsi="Arial"/>
@@ -10441,7 +10441,7 @@
             <w:pPr>
               <w:spacing w:after="20" w:before="0"/>
             </w:pPr>
-            <w:hyperlink w:history="1" r:id="rIdbyk9oof3augvm8qt1hwwe">
+            <w:hyperlink w:history="1" r:id="rIdoqccppqnm9_13tlm8kxmx">
               <w:r>
                 <w:rPr>
                   <w:rFonts w:ascii="Arial" w:cs="Arial" w:eastAsia="Arial" w:hAnsi="Arial"/>
@@ -10474,7 +10474,7 @@
               <w:spacing w:after="10" w:before="0"/>
               <w:ind w:left="120"/>
             </w:pPr>
-            <w:hyperlink w:history="1" r:id="rIdwkyxpeko0ibkfj5ggcszn">
+            <w:hyperlink w:history="1" r:id="rIdsacsz-h3r15sh5nvy-ugy">
               <w:r>
                 <w:rPr>
                   <w:rFonts w:ascii="Arial" w:cs="Arial" w:eastAsia="Arial" w:hAnsi="Arial"/>
@@ -10669,7 +10669,7 @@
             <w:pPr>
               <w:spacing w:after="20" w:before="0"/>
             </w:pPr>
-            <w:hyperlink w:history="1" r:id="rId0ckvoosyvoyib3iwwbi3h">
+            <w:hyperlink w:history="1" r:id="rIdsbxh89jbtxtdhb2dvpgp2">
               <w:r>
                 <w:rPr>
                   <w:rFonts w:ascii="Arial" w:cs="Arial" w:eastAsia="Arial" w:hAnsi="Arial"/>
@@ -10702,7 +10702,7 @@
               <w:spacing w:after="10" w:before="0"/>
               <w:ind w:left="120"/>
             </w:pPr>
-            <w:hyperlink w:history="1" r:id="rIdsrw-qtmq5wc85nooid18y">
+            <w:hyperlink w:history="1" r:id="rIdajs9uhfegdtlxv5xpcgrq">
               <w:r>
                 <w:rPr>
                   <w:rFonts w:ascii="Arial" w:cs="Arial" w:eastAsia="Arial" w:hAnsi="Arial"/>
@@ -10747,7 +10747,7 @@
             <w:pPr>
               <w:spacing w:after="20" w:before="0"/>
             </w:pPr>
-            <w:hyperlink w:history="1" r:id="rIdr-f1dklyassg24gwyt0rc">
+            <w:hyperlink w:history="1" r:id="rIdvwa_a6mika7ybbhe1r3fa">
               <w:r>
                 <w:rPr>
                   <w:rFonts w:ascii="Arial" w:cs="Arial" w:eastAsia="Arial" w:hAnsi="Arial"/>
@@ -10780,7 +10780,7 @@
               <w:spacing w:after="10" w:before="0"/>
               <w:ind w:left="120"/>
             </w:pPr>
-            <w:hyperlink w:history="1" r:id="rIdahcwh08f-jxbxbxvcsgef">
+            <w:hyperlink w:history="1" r:id="rIdgxcb4bsxfobg3ytzp2dnb">
               <w:r>
                 <w:rPr>
                   <w:rFonts w:ascii="Arial" w:cs="Arial" w:eastAsia="Arial" w:hAnsi="Arial"/>
@@ -10975,7 +10975,7 @@
             <w:pPr>
               <w:spacing w:after="20" w:before="0"/>
             </w:pPr>
-            <w:hyperlink w:history="1" r:id="rIdjxr52feyu3m_alakgud8g">
+            <w:hyperlink w:history="1" r:id="rIdfz1cbdfyxhcbxda7uv_tb">
               <w:r>
                 <w:rPr>
                   <w:rFonts w:ascii="Arial" w:cs="Arial" w:eastAsia="Arial" w:hAnsi="Arial"/>
@@ -11008,7 +11008,7 @@
               <w:spacing w:after="10" w:before="0"/>
               <w:ind w:left="120"/>
             </w:pPr>
-            <w:hyperlink w:history="1" r:id="rIdo6aan-840agw8e0kbztwd">
+            <w:hyperlink w:history="1" r:id="rIdz0ogg0ub2tumbjyeouggr">
               <w:r>
                 <w:rPr>
                   <w:rFonts w:ascii="Arial" w:cs="Arial" w:eastAsia="Arial" w:hAnsi="Arial"/>
@@ -11053,7 +11053,7 @@
             <w:pPr>
               <w:spacing w:after="20" w:before="0"/>
             </w:pPr>
-            <w:hyperlink w:history="1" r:id="rId1tlngcadjlwh0sv3qg_zy">
+            <w:hyperlink w:history="1" r:id="rIdlhh7f7kstxccdi-fcgn3v">
               <w:r>
                 <w:rPr>
                   <w:rFonts w:ascii="Arial" w:cs="Arial" w:eastAsia="Arial" w:hAnsi="Arial"/>
@@ -11086,7 +11086,7 @@
               <w:spacing w:after="10" w:before="0"/>
               <w:ind w:left="120"/>
             </w:pPr>
-            <w:hyperlink w:history="1" r:id="rId8cj_ezq0oxhakvsmtza03">
+            <w:hyperlink w:history="1" r:id="rIdjcnfqoutti_n0mqzhchhz">
               <w:r>
                 <w:rPr>
                   <w:rFonts w:ascii="Arial" w:cs="Arial" w:eastAsia="Arial" w:hAnsi="Arial"/>
@@ -11598,7 +11598,7 @@
         </w:rPr>
         <w:t xml:space="preserve">© 2026 SeaVuria and ARES. Aligned with KICD objectives. Developed by SeaVuria; technical implementation by ARES (with AI assistance from Claude). Licensed under </w:t>
       </w:r>
-      <w:hyperlink w:history="1" r:id="rIdufjmduii9w_b5cghgj7pn">
+      <w:hyperlink w:history="1" r:id="rIdfw4xh99igtjmqvjk7pvce">
         <w:r>
           <w:rPr>
             <w:rFonts w:ascii="Arial" w:cs="Arial" w:eastAsia="Arial" w:hAnsi="Arial"/>
@@ -11619,7 +11619,7 @@
         </w:rPr>
         <w:t xml:space="preserve"> (</w:t>
       </w:r>
-      <w:hyperlink w:history="1" r:id="rIdw-67n5r439ufckc7-b1hj">
+      <w:hyperlink w:history="1" r:id="rIdqpg9aehnrhml2r4lsvnis">
         <w:r>
           <w:rPr>
             <w:rFonts w:ascii="Arial" w:cs="Arial" w:eastAsia="Arial" w:hAnsi="Arial"/>
@@ -12632,7 +12632,7 @@
             <w:pPr>
               <w:spacing w:after="20" w:before="0"/>
             </w:pPr>
-            <w:hyperlink w:history="1" r:id="rIdhm9kc5tvtxdr88hpegbgp">
+            <w:hyperlink w:history="1" r:id="rIdk3co-wun0hvchx6ng9jjf">
               <w:r>
                 <w:rPr>
                   <w:rFonts w:ascii="Arial" w:cs="Arial" w:eastAsia="Arial" w:hAnsi="Arial"/>
@@ -12665,7 +12665,7 @@
               <w:spacing w:after="10" w:before="0"/>
               <w:ind w:left="120"/>
             </w:pPr>
-            <w:hyperlink w:history="1" r:id="rId1b0fvwbsjahsdjwlwva2k">
+            <w:hyperlink w:history="1" r:id="rId_yqecpamspo5wpouehi_a">
               <w:r>
                 <w:rPr>
                   <w:rFonts w:ascii="Arial" w:cs="Arial" w:eastAsia="Arial" w:hAnsi="Arial"/>
@@ -12710,7 +12710,7 @@
             <w:pPr>
               <w:spacing w:after="20" w:before="0"/>
             </w:pPr>
-            <w:hyperlink w:history="1" r:id="rId2h1ltk6ny5rbxuq0tp7m0">
+            <w:hyperlink w:history="1" r:id="rIdhckpokjlziitxyfe-jrmd">
               <w:r>
                 <w:rPr>
                   <w:rFonts w:ascii="Arial" w:cs="Arial" w:eastAsia="Arial" w:hAnsi="Arial"/>
@@ -12743,7 +12743,7 @@
               <w:spacing w:after="10" w:before="0"/>
               <w:ind w:left="120"/>
             </w:pPr>
-            <w:hyperlink w:history="1" r:id="rIdl6rcj4wpabfwu8xntpt-w">
+            <w:hyperlink w:history="1" r:id="rId9a2iwk4ttjgyn_akzh9_h">
               <w:r>
                 <w:rPr>
                   <w:rFonts w:ascii="Arial" w:cs="Arial" w:eastAsia="Arial" w:hAnsi="Arial"/>
@@ -12938,7 +12938,7 @@
             <w:pPr>
               <w:spacing w:after="20" w:before="0"/>
             </w:pPr>
-            <w:hyperlink w:history="1" r:id="rIdgixsxn7uwmni-wofhajyk">
+            <w:hyperlink w:history="1" r:id="rId0k2qyte5c0unjmyuk3opt">
               <w:r>
                 <w:rPr>
                   <w:rFonts w:ascii="Arial" w:cs="Arial" w:eastAsia="Arial" w:hAnsi="Arial"/>
@@ -12971,7 +12971,7 @@
               <w:spacing w:after="10" w:before="0"/>
               <w:ind w:left="120"/>
             </w:pPr>
-            <w:hyperlink w:history="1" r:id="rIdz8twbw90kzj_ndqtis_ws">
+            <w:hyperlink w:history="1" r:id="rIdmnycoqvpkzr0nbjwgscxs">
               <w:r>
                 <w:rPr>
                   <w:rFonts w:ascii="Arial" w:cs="Arial" w:eastAsia="Arial" w:hAnsi="Arial"/>
@@ -13016,7 +13016,7 @@
             <w:pPr>
               <w:spacing w:after="20" w:before="0"/>
             </w:pPr>
-            <w:hyperlink w:history="1" r:id="rIdfg0qzgtwofsxhlynbdvfv">
+            <w:hyperlink w:history="1" r:id="rIdt9aeideulp2wsnbi1xsv9">
               <w:r>
                 <w:rPr>
                   <w:rFonts w:ascii="Arial" w:cs="Arial" w:eastAsia="Arial" w:hAnsi="Arial"/>
@@ -13049,7 +13049,7 @@
               <w:spacing w:after="10" w:before="0"/>
               <w:ind w:left="120"/>
             </w:pPr>
-            <w:hyperlink w:history="1" r:id="rIdxcqltayjq2jy7wwobaf0g">
+            <w:hyperlink w:history="1" r:id="rIdyhfeuwgkrsff2guxygetk">
               <w:r>
                 <w:rPr>
                   <w:rFonts w:ascii="Arial" w:cs="Arial" w:eastAsia="Arial" w:hAnsi="Arial"/>
@@ -13244,7 +13244,7 @@
             <w:pPr>
               <w:spacing w:after="20" w:before="0"/>
             </w:pPr>
-            <w:hyperlink w:history="1" r:id="rId_6l7oil0jszvqljsmn4f8">
+            <w:hyperlink w:history="1" r:id="rIdxql2_fiuomkxr2evhkrym">
               <w:r>
                 <w:rPr>
                   <w:rFonts w:ascii="Arial" w:cs="Arial" w:eastAsia="Arial" w:hAnsi="Arial"/>
@@ -13277,7 +13277,7 @@
               <w:spacing w:after="10" w:before="0"/>
               <w:ind w:left="120"/>
             </w:pPr>
-            <w:hyperlink w:history="1" r:id="rIdpvfgeldqx54v38nsk4lht">
+            <w:hyperlink w:history="1" r:id="rIde2pdovr0waohs_xavo-8y">
               <w:r>
                 <w:rPr>
                   <w:rFonts w:ascii="Arial" w:cs="Arial" w:eastAsia="Arial" w:hAnsi="Arial"/>
@@ -13322,7 +13322,7 @@
             <w:pPr>
               <w:spacing w:after="20" w:before="0"/>
             </w:pPr>
-            <w:hyperlink w:history="1" r:id="rIdppx2lvm-f6bjjpkurz6e7">
+            <w:hyperlink w:history="1" r:id="rIdw8m-wjtfp2f8jey4dc406">
               <w:r>
                 <w:rPr>
                   <w:rFonts w:ascii="Arial" w:cs="Arial" w:eastAsia="Arial" w:hAnsi="Arial"/>
@@ -13355,7 +13355,7 @@
               <w:spacing w:after="10" w:before="0"/>
               <w:ind w:left="120"/>
             </w:pPr>
-            <w:hyperlink w:history="1" r:id="rIda5uip6eighpsravj5rkt_">
+            <w:hyperlink w:history="1" r:id="rIdrsm8k7dilu3cstz5v1mfo">
               <w:r>
                 <w:rPr>
                   <w:rFonts w:ascii="Arial" w:cs="Arial" w:eastAsia="Arial" w:hAnsi="Arial"/>
@@ -13550,7 +13550,7 @@
             <w:pPr>
               <w:spacing w:after="20" w:before="0"/>
             </w:pPr>
-            <w:hyperlink w:history="1" r:id="rId0ylk6i37vgtovn73ozc64">
+            <w:hyperlink w:history="1" r:id="rIdqhqgxhbiu8fuynz7zvrcd">
               <w:r>
                 <w:rPr>
                   <w:rFonts w:ascii="Arial" w:cs="Arial" w:eastAsia="Arial" w:hAnsi="Arial"/>
@@ -13583,7 +13583,7 @@
               <w:spacing w:after="10" w:before="0"/>
               <w:ind w:left="120"/>
             </w:pPr>
-            <w:hyperlink w:history="1" r:id="rIddsu9zxguigyoxh-09eoxe">
+            <w:hyperlink w:history="1" r:id="rIdr22rgkis2oysr3irbzn7g">
               <w:r>
                 <w:rPr>
                   <w:rFonts w:ascii="Arial" w:cs="Arial" w:eastAsia="Arial" w:hAnsi="Arial"/>
@@ -13628,7 +13628,7 @@
             <w:pPr>
               <w:spacing w:after="20" w:before="0"/>
             </w:pPr>
-            <w:hyperlink w:history="1" r:id="rIdpemk9p_jmrc4i771ao5g_">
+            <w:hyperlink w:history="1" r:id="rIdrgylruqm_u767n1truu7d">
               <w:r>
                 <w:rPr>
                   <w:rFonts w:ascii="Arial" w:cs="Arial" w:eastAsia="Arial" w:hAnsi="Arial"/>
@@ -13661,7 +13661,7 @@
               <w:spacing w:after="10" w:before="0"/>
               <w:ind w:left="120"/>
             </w:pPr>
-            <w:hyperlink w:history="1" r:id="rIdh6tdx7ffrzz_ksnw6n49h">
+            <w:hyperlink w:history="1" r:id="rIdu7_bj9udxmxbxfapc8-qz">
               <w:r>
                 <w:rPr>
                   <w:rFonts w:ascii="Arial" w:cs="Arial" w:eastAsia="Arial" w:hAnsi="Arial"/>
@@ -13856,7 +13856,7 @@
             <w:pPr>
               <w:spacing w:after="20" w:before="0"/>
             </w:pPr>
-            <w:hyperlink w:history="1" r:id="rIdvbetqctjs8nxdebx9vzck">
+            <w:hyperlink w:history="1" r:id="rId223ehr_k_nqk_aah46ntd">
               <w:r>
                 <w:rPr>
                   <w:rFonts w:ascii="Arial" w:cs="Arial" w:eastAsia="Arial" w:hAnsi="Arial"/>
@@ -13889,7 +13889,7 @@
               <w:spacing w:after="10" w:before="0"/>
               <w:ind w:left="120"/>
             </w:pPr>
-            <w:hyperlink w:history="1" r:id="rIdswikadhv4j8udpzqjl3yg">
+            <w:hyperlink w:history="1" r:id="rIdutmhorcd8h3go8khpjga2">
               <w:r>
                 <w:rPr>
                   <w:rFonts w:ascii="Arial" w:cs="Arial" w:eastAsia="Arial" w:hAnsi="Arial"/>
@@ -13934,7 +13934,7 @@
             <w:pPr>
               <w:spacing w:after="20" w:before="0"/>
             </w:pPr>
-            <w:hyperlink w:history="1" r:id="rIdu3r2508r78-vtomxezfqa">
+            <w:hyperlink w:history="1" r:id="rIdxknqmw-t6ixwxpzqdqocn">
               <w:r>
                 <w:rPr>
                   <w:rFonts w:ascii="Arial" w:cs="Arial" w:eastAsia="Arial" w:hAnsi="Arial"/>
@@ -13967,7 +13967,7 @@
               <w:spacing w:after="10" w:before="0"/>
               <w:ind w:left="120"/>
             </w:pPr>
-            <w:hyperlink w:history="1" r:id="rIdn0qrh1enptwegm--6zyoj">
+            <w:hyperlink w:history="1" r:id="rIdftfhhnxd7zndhbtp9bslw">
               <w:r>
                 <w:rPr>
                   <w:rFonts w:ascii="Arial" w:cs="Arial" w:eastAsia="Arial" w:hAnsi="Arial"/>
@@ -14479,7 +14479,7 @@
         </w:rPr>
         <w:t xml:space="preserve">© 2026 SeaVuria and ARES. Aligned with KICD objectives. Developed by SeaVuria; technical implementation by ARES (with AI assistance from Claude). Licensed under </w:t>
       </w:r>
-      <w:hyperlink w:history="1" r:id="rIdwxyqqhu2xzjesckkl2hah">
+      <w:hyperlink w:history="1" r:id="rIduczkbxwftspqmn5dxc6mi">
         <w:r>
           <w:rPr>
             <w:rFonts w:ascii="Arial" w:cs="Arial" w:eastAsia="Arial" w:hAnsi="Arial"/>
@@ -14500,7 +14500,7 @@
         </w:rPr>
         <w:t xml:space="preserve"> (</w:t>
       </w:r>
-      <w:hyperlink w:history="1" r:id="rIdvqeft7ooqbbokon1ujdk7">
+      <w:hyperlink w:history="1" r:id="rId3javrj0v-nab4yeaory4g">
         <w:r>
           <w:rPr>
             <w:rFonts w:ascii="Arial" w:cs="Arial" w:eastAsia="Arial" w:hAnsi="Arial"/>
@@ -15513,7 +15513,7 @@
             <w:pPr>
               <w:spacing w:after="20" w:before="0"/>
             </w:pPr>
-            <w:hyperlink w:history="1" r:id="rId2p-byecmyh8rs0pzsclpk">
+            <w:hyperlink w:history="1" r:id="rIdu9olr6kj2ilehseni3bkm">
               <w:r>
                 <w:rPr>
                   <w:rFonts w:ascii="Arial" w:cs="Arial" w:eastAsia="Arial" w:hAnsi="Arial"/>
@@ -15546,7 +15546,7 @@
               <w:spacing w:after="10" w:before="0"/>
               <w:ind w:left="120"/>
             </w:pPr>
-            <w:hyperlink w:history="1" r:id="rIdpmrxpatvbdjuctof3czrb">
+            <w:hyperlink w:history="1" r:id="rId49iror5zbqjuscbhzehfu">
               <w:r>
                 <w:rPr>
                   <w:rFonts w:ascii="Arial" w:cs="Arial" w:eastAsia="Arial" w:hAnsi="Arial"/>
@@ -15591,7 +15591,7 @@
             <w:pPr>
               <w:spacing w:after="20" w:before="0"/>
             </w:pPr>
-            <w:hyperlink w:history="1" r:id="rIdrfhd8d618pkh6deqel-6x">
+            <w:hyperlink w:history="1" r:id="rIdjgmpvm9pcjec9docjdquz">
               <w:r>
                 <w:rPr>
                   <w:rFonts w:ascii="Arial" w:cs="Arial" w:eastAsia="Arial" w:hAnsi="Arial"/>
@@ -15624,7 +15624,7 @@
               <w:spacing w:after="10" w:before="0"/>
               <w:ind w:left="120"/>
             </w:pPr>
-            <w:hyperlink w:history="1" r:id="rIdozmzxrksddxs_xyhdktdz">
+            <w:hyperlink w:history="1" r:id="rIdtfztzl9xuwgu2t-exeedo">
               <w:r>
                 <w:rPr>
                   <w:rFonts w:ascii="Arial" w:cs="Arial" w:eastAsia="Arial" w:hAnsi="Arial"/>
@@ -15819,7 +15819,7 @@
             <w:pPr>
               <w:spacing w:after="20" w:before="0"/>
             </w:pPr>
-            <w:hyperlink w:history="1" r:id="rIdruoabo5jv2md0esubi5sy">
+            <w:hyperlink w:history="1" r:id="rIdxxiphppjklc3dftnsp1oa">
               <w:r>
                 <w:rPr>
                   <w:rFonts w:ascii="Arial" w:cs="Arial" w:eastAsia="Arial" w:hAnsi="Arial"/>
@@ -15852,7 +15852,7 @@
               <w:spacing w:after="10" w:before="0"/>
               <w:ind w:left="120"/>
             </w:pPr>
-            <w:hyperlink w:history="1" r:id="rId4jfyhsrwbiehnv-wa4ufn">
+            <w:hyperlink w:history="1" r:id="rIdowbjliloksvrwaql3wdvg">
               <w:r>
                 <w:rPr>
                   <w:rFonts w:ascii="Arial" w:cs="Arial" w:eastAsia="Arial" w:hAnsi="Arial"/>
@@ -15897,7 +15897,7 @@
             <w:pPr>
               <w:spacing w:after="20" w:before="0"/>
             </w:pPr>
-            <w:hyperlink w:history="1" r:id="rIdqw9piequhqjlyjzeeuowh">
+            <w:hyperlink w:history="1" r:id="rIdd6bgmc5gerk4pqugrzxfh">
               <w:r>
                 <w:rPr>
                   <w:rFonts w:ascii="Arial" w:cs="Arial" w:eastAsia="Arial" w:hAnsi="Arial"/>
@@ -15930,7 +15930,7 @@
               <w:spacing w:after="10" w:before="0"/>
               <w:ind w:left="120"/>
             </w:pPr>
-            <w:hyperlink w:history="1" r:id="rIdjbiy7g9ghsrhnsp2pbll5">
+            <w:hyperlink w:history="1" r:id="rIdolzx2azx4elxsqilc70_a">
               <w:r>
                 <w:rPr>
                   <w:rFonts w:ascii="Arial" w:cs="Arial" w:eastAsia="Arial" w:hAnsi="Arial"/>
@@ -16125,7 +16125,7 @@
             <w:pPr>
               <w:spacing w:after="20" w:before="0"/>
             </w:pPr>
-            <w:hyperlink w:history="1" r:id="rIdjlozqkampys8qqas1pcke">
+            <w:hyperlink w:history="1" r:id="rIdcw_ooq_aixh6jartvuc-b">
               <w:r>
                 <w:rPr>
                   <w:rFonts w:ascii="Arial" w:cs="Arial" w:eastAsia="Arial" w:hAnsi="Arial"/>
@@ -16158,7 +16158,7 @@
               <w:spacing w:after="10" w:before="0"/>
               <w:ind w:left="120"/>
             </w:pPr>
-            <w:hyperlink w:history="1" r:id="rId8rk0o8ryfm_mcvxdgjr3g">
+            <w:hyperlink w:history="1" r:id="rIdy6kkxenh5yatwkxptxjbi">
               <w:r>
                 <w:rPr>
                   <w:rFonts w:ascii="Arial" w:cs="Arial" w:eastAsia="Arial" w:hAnsi="Arial"/>
@@ -16203,7 +16203,7 @@
             <w:pPr>
               <w:spacing w:after="20" w:before="0"/>
             </w:pPr>
-            <w:hyperlink w:history="1" r:id="rIdotgjonnfjop1cme-t9t8a">
+            <w:hyperlink w:history="1" r:id="rIdry6qn0grnjbe7rnwcu-uj">
               <w:r>
                 <w:rPr>
                   <w:rFonts w:ascii="Arial" w:cs="Arial" w:eastAsia="Arial" w:hAnsi="Arial"/>
@@ -16236,7 +16236,7 @@
               <w:spacing w:after="10" w:before="0"/>
               <w:ind w:left="120"/>
             </w:pPr>
-            <w:hyperlink w:history="1" r:id="rIddxwegunygv0iryr1lb80x">
+            <w:hyperlink w:history="1" r:id="rIde-pyrlrh4oslymojxfaev">
               <w:r>
                 <w:rPr>
                   <w:rFonts w:ascii="Arial" w:cs="Arial" w:eastAsia="Arial" w:hAnsi="Arial"/>
@@ -16431,7 +16431,7 @@
             <w:pPr>
               <w:spacing w:after="20" w:before="0"/>
             </w:pPr>
-            <w:hyperlink w:history="1" r:id="rIdntgfsip_ghccgzwqorcwt">
+            <w:hyperlink w:history="1" r:id="rIdmc2p1xs0mm2eaaoiezif4">
               <w:r>
                 <w:rPr>
                   <w:rFonts w:ascii="Arial" w:cs="Arial" w:eastAsia="Arial" w:hAnsi="Arial"/>
@@ -16464,7 +16464,7 @@
               <w:spacing w:after="10" w:before="0"/>
               <w:ind w:left="120"/>
             </w:pPr>
-            <w:hyperlink w:history="1" r:id="rIdlry62km5ecbuumjwizqp3">
+            <w:hyperlink w:history="1" r:id="rIdcyx_2cbirmopex9h-doyn">
               <w:r>
                 <w:rPr>
                   <w:rFonts w:ascii="Arial" w:cs="Arial" w:eastAsia="Arial" w:hAnsi="Arial"/>
@@ -16509,7 +16509,7 @@
             <w:pPr>
               <w:spacing w:after="20" w:before="0"/>
             </w:pPr>
-            <w:hyperlink w:history="1" r:id="rIdnl2b6tyuhlolaxm0el3cl">
+            <w:hyperlink w:history="1" r:id="rIda706blstop_tb97durhhb">
               <w:r>
                 <w:rPr>
                   <w:rFonts w:ascii="Arial" w:cs="Arial" w:eastAsia="Arial" w:hAnsi="Arial"/>
@@ -16542,7 +16542,7 @@
               <w:spacing w:after="10" w:before="0"/>
               <w:ind w:left="120"/>
             </w:pPr>
-            <w:hyperlink w:history="1" r:id="rId-zxzfgvdruysyh4hitspp">
+            <w:hyperlink w:history="1" r:id="rIdcavbn2bmjuciavchxhwnv">
               <w:r>
                 <w:rPr>
                   <w:rFonts w:ascii="Arial" w:cs="Arial" w:eastAsia="Arial" w:hAnsi="Arial"/>
@@ -16737,7 +16737,7 @@
             <w:pPr>
               <w:spacing w:after="20" w:before="0"/>
             </w:pPr>
-            <w:hyperlink w:history="1" r:id="rIdzg3i-9gur8om9bbkhm_gh">
+            <w:hyperlink w:history="1" r:id="rIdlditt2l5weuhe4wbas82j">
               <w:r>
                 <w:rPr>
                   <w:rFonts w:ascii="Arial" w:cs="Arial" w:eastAsia="Arial" w:hAnsi="Arial"/>
@@ -16770,7 +16770,7 @@
               <w:spacing w:after="10" w:before="0"/>
               <w:ind w:left="120"/>
             </w:pPr>
-            <w:hyperlink w:history="1" r:id="rIdnsfozd5_lgtpltmbq6mxw">
+            <w:hyperlink w:history="1" r:id="rIdkeq1jtmirplvpychfqhbd">
               <w:r>
                 <w:rPr>
                   <w:rFonts w:ascii="Arial" w:cs="Arial" w:eastAsia="Arial" w:hAnsi="Arial"/>
@@ -16815,7 +16815,7 @@
             <w:pPr>
               <w:spacing w:after="20" w:before="0"/>
             </w:pPr>
-            <w:hyperlink w:history="1" r:id="rIdeekly9t0f4lf-cirabofq">
+            <w:hyperlink w:history="1" r:id="rIdk8gbt-g8eh6fbk59ajbno">
               <w:r>
                 <w:rPr>
                   <w:rFonts w:ascii="Arial" w:cs="Arial" w:eastAsia="Arial" w:hAnsi="Arial"/>
@@ -16848,7 +16848,7 @@
               <w:spacing w:after="10" w:before="0"/>
               <w:ind w:left="120"/>
             </w:pPr>
-            <w:hyperlink w:history="1" r:id="rIdzxeqtkftyiwe_cgytcm5f">
+            <w:hyperlink w:history="1" r:id="rIdszik6g1cov16hg8f_9dip">
               <w:r>
                 <w:rPr>
                   <w:rFonts w:ascii="Arial" w:cs="Arial" w:eastAsia="Arial" w:hAnsi="Arial"/>
@@ -17360,7 +17360,7 @@
         </w:rPr>
         <w:t xml:space="preserve">© 2026 SeaVuria and ARES. Aligned with KICD objectives. Developed by SeaVuria; technical implementation by ARES (with AI assistance from Claude). Licensed under </w:t>
       </w:r>
-      <w:hyperlink w:history="1" r:id="rIdlukrc8ul1vobzttjdrdbm">
+      <w:hyperlink w:history="1" r:id="rIdsh1sz9jyt0cq1hz_1ll8a">
         <w:r>
           <w:rPr>
             <w:rFonts w:ascii="Arial" w:cs="Arial" w:eastAsia="Arial" w:hAnsi="Arial"/>
@@ -17381,7 +17381,7 @@
         </w:rPr>
         <w:t xml:space="preserve"> (</w:t>
       </w:r>
-      <w:hyperlink w:history="1" r:id="rIdfcd4icnfi368uqimpveas">
+      <w:hyperlink w:history="1" r:id="rId5prcdjvk4dweefaijabhn">
         <w:r>
           <w:rPr>
             <w:rFonts w:ascii="Arial" w:cs="Arial" w:eastAsia="Arial" w:hAnsi="Arial"/>
@@ -18394,7 +18394,7 @@
             <w:pPr>
               <w:spacing w:after="20" w:before="0"/>
             </w:pPr>
-            <w:hyperlink w:history="1" r:id="rIdytoyvqech92dxs6fwxe64">
+            <w:hyperlink w:history="1" r:id="rIdtyj-lj7bxuwgkchjkwmlv">
               <w:r>
                 <w:rPr>
                   <w:rFonts w:ascii="Arial" w:cs="Arial" w:eastAsia="Arial" w:hAnsi="Arial"/>
@@ -18427,7 +18427,7 @@
               <w:spacing w:after="10" w:before="0"/>
               <w:ind w:left="120"/>
             </w:pPr>
-            <w:hyperlink w:history="1" r:id="rIdfuw6hrscay-ayov_sruvy">
+            <w:hyperlink w:history="1" r:id="rIdpvz857uxahtb4ol5blhti">
               <w:r>
                 <w:rPr>
                   <w:rFonts w:ascii="Arial" w:cs="Arial" w:eastAsia="Arial" w:hAnsi="Arial"/>
@@ -18472,7 +18472,7 @@
             <w:pPr>
               <w:spacing w:after="20" w:before="0"/>
             </w:pPr>
-            <w:hyperlink w:history="1" r:id="rIdqtjnj_-7l56m3u8csxk5o">
+            <w:hyperlink w:history="1" r:id="rIdlzxjejhqdxx2z78_6a1rn">
               <w:r>
                 <w:rPr>
                   <w:rFonts w:ascii="Arial" w:cs="Arial" w:eastAsia="Arial" w:hAnsi="Arial"/>
@@ -18505,7 +18505,7 @@
               <w:spacing w:after="10" w:before="0"/>
               <w:ind w:left="120"/>
             </w:pPr>
-            <w:hyperlink w:history="1" r:id="rIdml44k__cdormucegqu96w">
+            <w:hyperlink w:history="1" r:id="rId2j6u9nfsf6o62z09hgg_g">
               <w:r>
                 <w:rPr>
                   <w:rFonts w:ascii="Arial" w:cs="Arial" w:eastAsia="Arial" w:hAnsi="Arial"/>
@@ -18700,7 +18700,7 @@
             <w:pPr>
               <w:spacing w:after="20" w:before="0"/>
             </w:pPr>
-            <w:hyperlink w:history="1" r:id="rIdhizynaa0ncgosllyz85rt">
+            <w:hyperlink w:history="1" r:id="rIdgjxnve1yz8qjlmos25ssf">
               <w:r>
                 <w:rPr>
                   <w:rFonts w:ascii="Arial" w:cs="Arial" w:eastAsia="Arial" w:hAnsi="Arial"/>
@@ -18733,7 +18733,7 @@
               <w:spacing w:after="10" w:before="0"/>
               <w:ind w:left="120"/>
             </w:pPr>
-            <w:hyperlink w:history="1" r:id="rIdebsqub12tzdrjjnxt-r1t">
+            <w:hyperlink w:history="1" r:id="rIddkssnrnxafxtfgyn_1rmy">
               <w:r>
                 <w:rPr>
                   <w:rFonts w:ascii="Arial" w:cs="Arial" w:eastAsia="Arial" w:hAnsi="Arial"/>
@@ -18778,7 +18778,7 @@
             <w:pPr>
               <w:spacing w:after="20" w:before="0"/>
             </w:pPr>
-            <w:hyperlink w:history="1" r:id="rIdbiyij3jqjvp_e4nbjbwxm">
+            <w:hyperlink w:history="1" r:id="rIdpemms4zykydqpefp9i0rs">
               <w:r>
                 <w:rPr>
                   <w:rFonts w:ascii="Arial" w:cs="Arial" w:eastAsia="Arial" w:hAnsi="Arial"/>
@@ -18811,7 +18811,7 @@
               <w:spacing w:after="10" w:before="0"/>
               <w:ind w:left="120"/>
             </w:pPr>
-            <w:hyperlink w:history="1" r:id="rIdghnufpjobrbdxpmdgrlcj">
+            <w:hyperlink w:history="1" r:id="rIdxngnkpuytayum46blisgc">
               <w:r>
                 <w:rPr>
                   <w:rFonts w:ascii="Arial" w:cs="Arial" w:eastAsia="Arial" w:hAnsi="Arial"/>
@@ -19006,7 +19006,7 @@
             <w:pPr>
               <w:spacing w:after="20" w:before="0"/>
             </w:pPr>
-            <w:hyperlink w:history="1" r:id="rIdikofaciy0yvcoagiymelo">
+            <w:hyperlink w:history="1" r:id="rIdhavdsa5efcsdonupee4z9">
               <w:r>
                 <w:rPr>
                   <w:rFonts w:ascii="Arial" w:cs="Arial" w:eastAsia="Arial" w:hAnsi="Arial"/>
@@ -19039,7 +19039,7 @@
               <w:spacing w:after="10" w:before="0"/>
               <w:ind w:left="120"/>
             </w:pPr>
-            <w:hyperlink w:history="1" r:id="rIdzjigydrzlpnwap55dkurs">
+            <w:hyperlink w:history="1" r:id="rIdd46yjpf79odrp9u1dec_n">
               <w:r>
                 <w:rPr>
                   <w:rFonts w:ascii="Arial" w:cs="Arial" w:eastAsia="Arial" w:hAnsi="Arial"/>
@@ -19084,7 +19084,7 @@
             <w:pPr>
               <w:spacing w:after="20" w:before="0"/>
             </w:pPr>
-            <w:hyperlink w:history="1" r:id="rIduxtse9vdb3guh0fv9mfb5">
+            <w:hyperlink w:history="1" r:id="rIdrxwa2ayzvonibbnoan7gq">
               <w:r>
                 <w:rPr>
                   <w:rFonts w:ascii="Arial" w:cs="Arial" w:eastAsia="Arial" w:hAnsi="Arial"/>
@@ -19117,7 +19117,7 @@
               <w:spacing w:after="10" w:before="0"/>
               <w:ind w:left="120"/>
             </w:pPr>
-            <w:hyperlink w:history="1" r:id="rIdietl0mnmkwkk68jrhfi2m">
+            <w:hyperlink w:history="1" r:id="rId1ilrxzkvhcpkfqchg0d4d">
               <w:r>
                 <w:rPr>
                   <w:rFonts w:ascii="Arial" w:cs="Arial" w:eastAsia="Arial" w:hAnsi="Arial"/>
@@ -19312,7 +19312,7 @@
             <w:pPr>
               <w:spacing w:after="20" w:before="0"/>
             </w:pPr>
-            <w:hyperlink w:history="1" r:id="rIdvb6xfo8kzmldpwa8hnt_p">
+            <w:hyperlink w:history="1" r:id="rIdxwhsqvy7okchuhieujfcn">
               <w:r>
                 <w:rPr>
                   <w:rFonts w:ascii="Arial" w:cs="Arial" w:eastAsia="Arial" w:hAnsi="Arial"/>
@@ -19345,7 +19345,7 @@
               <w:spacing w:after="10" w:before="0"/>
               <w:ind w:left="120"/>
             </w:pPr>
-            <w:hyperlink w:history="1" r:id="rIdn3rmygwj4v93l5xaw1dwg">
+            <w:hyperlink w:history="1" r:id="rIdgdvlakj1da9nnf7svymww">
               <w:r>
                 <w:rPr>
                   <w:rFonts w:ascii="Arial" w:cs="Arial" w:eastAsia="Arial" w:hAnsi="Arial"/>
@@ -19390,7 +19390,7 @@
             <w:pPr>
               <w:spacing w:after="20" w:before="0"/>
             </w:pPr>
-            <w:hyperlink w:history="1" r:id="rIdm_k6dhdpqxh14bxw2qsff">
+            <w:hyperlink w:history="1" r:id="rIdjclebzkl4xd093vckedke">
               <w:r>
                 <w:rPr>
                   <w:rFonts w:ascii="Arial" w:cs="Arial" w:eastAsia="Arial" w:hAnsi="Arial"/>
@@ -19423,7 +19423,7 @@
               <w:spacing w:after="10" w:before="0"/>
               <w:ind w:left="120"/>
             </w:pPr>
-            <w:hyperlink w:history="1" r:id="rIdyoo91pqmj-zndsbcwi1br">
+            <w:hyperlink w:history="1" r:id="rIdu9ravuzsvr8dw6ne8ztpu">
               <w:r>
                 <w:rPr>
                   <w:rFonts w:ascii="Arial" w:cs="Arial" w:eastAsia="Arial" w:hAnsi="Arial"/>
@@ -19618,7 +19618,7 @@
             <w:pPr>
               <w:spacing w:after="20" w:before="0"/>
             </w:pPr>
-            <w:hyperlink w:history="1" r:id="rId1pfda4nypzijblqcklyax">
+            <w:hyperlink w:history="1" r:id="rIdc8fzmryfapjqba5pvkfyp">
               <w:r>
                 <w:rPr>
                   <w:rFonts w:ascii="Arial" w:cs="Arial" w:eastAsia="Arial" w:hAnsi="Arial"/>
@@ -19651,7 +19651,7 @@
               <w:spacing w:after="10" w:before="0"/>
               <w:ind w:left="120"/>
             </w:pPr>
-            <w:hyperlink w:history="1" r:id="rIdx2iuk82ylofmvgn_8ihpv">
+            <w:hyperlink w:history="1" r:id="rIdisu21vksx7awmcecp3qv5">
               <w:r>
                 <w:rPr>
                   <w:rFonts w:ascii="Arial" w:cs="Arial" w:eastAsia="Arial" w:hAnsi="Arial"/>
@@ -19696,7 +19696,7 @@
             <w:pPr>
               <w:spacing w:after="20" w:before="0"/>
             </w:pPr>
-            <w:hyperlink w:history="1" r:id="rIdy5mn4rkzc0vmbf1sdjeoe">
+            <w:hyperlink w:history="1" r:id="rIdwwta3kmwhzg1ee7owwn0c">
               <w:r>
                 <w:rPr>
                   <w:rFonts w:ascii="Arial" w:cs="Arial" w:eastAsia="Arial" w:hAnsi="Arial"/>
@@ -19729,7 +19729,7 @@
               <w:spacing w:after="10" w:before="0"/>
               <w:ind w:left="120"/>
             </w:pPr>
-            <w:hyperlink w:history="1" r:id="rIdv8o4qdof8mdlacfhjmud5">
+            <w:hyperlink w:history="1" r:id="rIdr8lzzfxfv2j7pgbu5scxy">
               <w:r>
                 <w:rPr>
                   <w:rFonts w:ascii="Arial" w:cs="Arial" w:eastAsia="Arial" w:hAnsi="Arial"/>
@@ -20241,7 +20241,7 @@
         </w:rPr>
         <w:t xml:space="preserve">© 2026 SeaVuria and ARES. Aligned with KICD objectives. Developed by SeaVuria; technical implementation by ARES (with AI assistance from Claude). Licensed under </w:t>
       </w:r>
-      <w:hyperlink w:history="1" r:id="rIdvy2ilrt0objbtiomyweaj">
+      <w:hyperlink w:history="1" r:id="rIdjw7_ujoj_p_hjlsitoboa">
         <w:r>
           <w:rPr>
             <w:rFonts w:ascii="Arial" w:cs="Arial" w:eastAsia="Arial" w:hAnsi="Arial"/>
@@ -20262,7 +20262,7 @@
         </w:rPr>
         <w:t xml:space="preserve"> (</w:t>
       </w:r>
-      <w:hyperlink w:history="1" r:id="rIdqwpsy95o2ccg90j2kntlo">
+      <w:hyperlink w:history="1" r:id="rIdwl50oyqiqnmw5i8-bwt12">
         <w:r>
           <w:rPr>
             <w:rFonts w:ascii="Arial" w:cs="Arial" w:eastAsia="Arial" w:hAnsi="Arial"/>
@@ -21275,7 +21275,7 @@
             <w:pPr>
               <w:spacing w:after="20" w:before="0"/>
             </w:pPr>
-            <w:hyperlink w:history="1" r:id="rId9f6vka5vkklvsek5g3lzj">
+            <w:hyperlink w:history="1" r:id="rIdkc8kddhrher5ksf-t19dj">
               <w:r>
                 <w:rPr>
                   <w:rFonts w:ascii="Arial" w:cs="Arial" w:eastAsia="Arial" w:hAnsi="Arial"/>
@@ -21308,7 +21308,7 @@
               <w:spacing w:after="10" w:before="0"/>
               <w:ind w:left="120"/>
             </w:pPr>
-            <w:hyperlink w:history="1" r:id="rIdbcqw44wlwdeq09uxyi9ei">
+            <w:hyperlink w:history="1" r:id="rIdd7rfl0_t0b0bpowoprjad">
               <w:r>
                 <w:rPr>
                   <w:rFonts w:ascii="Arial" w:cs="Arial" w:eastAsia="Arial" w:hAnsi="Arial"/>
@@ -21353,7 +21353,7 @@
             <w:pPr>
               <w:spacing w:after="20" w:before="0"/>
             </w:pPr>
-            <w:hyperlink w:history="1" r:id="rIdkqmbqg00dttwljvifbvwl">
+            <w:hyperlink w:history="1" r:id="rIdgfk8lf__qeh4ficcm4jfo">
               <w:r>
                 <w:rPr>
                   <w:rFonts w:ascii="Arial" w:cs="Arial" w:eastAsia="Arial" w:hAnsi="Arial"/>
@@ -21386,7 +21386,7 @@
               <w:spacing w:after="10" w:before="0"/>
               <w:ind w:left="120"/>
             </w:pPr>
-            <w:hyperlink w:history="1" r:id="rIdgqbxj6xuxgjvsyfzwxml9">
+            <w:hyperlink w:history="1" r:id="rIdtf8fhc953d-uthynyxuss">
               <w:r>
                 <w:rPr>
                   <w:rFonts w:ascii="Arial" w:cs="Arial" w:eastAsia="Arial" w:hAnsi="Arial"/>
@@ -21581,7 +21581,7 @@
             <w:pPr>
               <w:spacing w:after="20" w:before="0"/>
             </w:pPr>
-            <w:hyperlink w:history="1" r:id="rIdlq9bpvuq-femhyis2uvq4">
+            <w:hyperlink w:history="1" r:id="rIdbyyjzv1ukfygocal8bymx">
               <w:r>
                 <w:rPr>
                   <w:rFonts w:ascii="Arial" w:cs="Arial" w:eastAsia="Arial" w:hAnsi="Arial"/>
@@ -21614,7 +21614,7 @@
               <w:spacing w:after="10" w:before="0"/>
               <w:ind w:left="120"/>
             </w:pPr>
-            <w:hyperlink w:history="1" r:id="rIdyesvve4iq97svxajcrezg">
+            <w:hyperlink w:history="1" r:id="rIdpk54hftmyvoc3lr7glun5">
               <w:r>
                 <w:rPr>
                   <w:rFonts w:ascii="Arial" w:cs="Arial" w:eastAsia="Arial" w:hAnsi="Arial"/>
@@ -21659,7 +21659,7 @@
             <w:pPr>
               <w:spacing w:after="20" w:before="0"/>
             </w:pPr>
-            <w:hyperlink w:history="1" r:id="rIdcrd8zfpshn1yh-vsgpdmi">
+            <w:hyperlink w:history="1" r:id="rIdigejaqy6rt_tfjphswoqg">
               <w:r>
                 <w:rPr>
                   <w:rFonts w:ascii="Arial" w:cs="Arial" w:eastAsia="Arial" w:hAnsi="Arial"/>
@@ -21692,7 +21692,7 @@
               <w:spacing w:after="10" w:before="0"/>
               <w:ind w:left="120"/>
             </w:pPr>
-            <w:hyperlink w:history="1" r:id="rIdz6n2rbdieqmsqugcdyjht">
+            <w:hyperlink w:history="1" r:id="rIdkoh9wwz5wip47xshi90xg">
               <w:r>
                 <w:rPr>
                   <w:rFonts w:ascii="Arial" w:cs="Arial" w:eastAsia="Arial" w:hAnsi="Arial"/>
@@ -21887,7 +21887,7 @@
             <w:pPr>
               <w:spacing w:after="20" w:before="0"/>
             </w:pPr>
-            <w:hyperlink w:history="1" r:id="rIdtcm5ishn-ykzxlwuadpim">
+            <w:hyperlink w:history="1" r:id="rIdtroyjtuyf5fx8pwcwkzew">
               <w:r>
                 <w:rPr>
                   <w:rFonts w:ascii="Arial" w:cs="Arial" w:eastAsia="Arial" w:hAnsi="Arial"/>
@@ -21920,7 +21920,7 @@
               <w:spacing w:after="10" w:before="0"/>
               <w:ind w:left="120"/>
             </w:pPr>
-            <w:hyperlink w:history="1" r:id="rId3bxbt52oscj89_og03iyd">
+            <w:hyperlink w:history="1" r:id="rIdzlhqi6sughfoc18vlxg-l">
               <w:r>
                 <w:rPr>
                   <w:rFonts w:ascii="Arial" w:cs="Arial" w:eastAsia="Arial" w:hAnsi="Arial"/>
@@ -21965,7 +21965,7 @@
             <w:pPr>
               <w:spacing w:after="20" w:before="0"/>
             </w:pPr>
-            <w:hyperlink w:history="1" r:id="rIdruopzj2g7uej5waouy1bo">
+            <w:hyperlink w:history="1" r:id="rIdqa4nk844xigi-tpajvz1r">
               <w:r>
                 <w:rPr>
                   <w:rFonts w:ascii="Arial" w:cs="Arial" w:eastAsia="Arial" w:hAnsi="Arial"/>
@@ -21998,7 +21998,7 @@
               <w:spacing w:after="10" w:before="0"/>
               <w:ind w:left="120"/>
             </w:pPr>
-            <w:hyperlink w:history="1" r:id="rIdjt0hhzw8wroinge9zemuz">
+            <w:hyperlink w:history="1" r:id="rIdada8bcxvor6x1wydr-dh9">
               <w:r>
                 <w:rPr>
                   <w:rFonts w:ascii="Arial" w:cs="Arial" w:eastAsia="Arial" w:hAnsi="Arial"/>
@@ -22193,7 +22193,7 @@
             <w:pPr>
               <w:spacing w:after="20" w:before="0"/>
             </w:pPr>
-            <w:hyperlink w:history="1" r:id="rIdvnzlvjh4o8zcn247wh7bk">
+            <w:hyperlink w:history="1" r:id="rId1alcl7e_kxxnwvvkrwmih">
               <w:r>
                 <w:rPr>
                   <w:rFonts w:ascii="Arial" w:cs="Arial" w:eastAsia="Arial" w:hAnsi="Arial"/>
@@ -22226,7 +22226,7 @@
               <w:spacing w:after="10" w:before="0"/>
               <w:ind w:left="120"/>
             </w:pPr>
-            <w:hyperlink w:history="1" r:id="rId8qa9zgwxpb_oulxgqan1a">
+            <w:hyperlink w:history="1" r:id="rIdfpv8blhusvmhwsy74shtp">
               <w:r>
                 <w:rPr>
                   <w:rFonts w:ascii="Arial" w:cs="Arial" w:eastAsia="Arial" w:hAnsi="Arial"/>
@@ -22271,7 +22271,7 @@
             <w:pPr>
               <w:spacing w:after="20" w:before="0"/>
             </w:pPr>
-            <w:hyperlink w:history="1" r:id="rIdkbjtdvaakbxnmvhrwqbcj">
+            <w:hyperlink w:history="1" r:id="rIdybmmfs_udp2m38yoyoz5w">
               <w:r>
                 <w:rPr>
                   <w:rFonts w:ascii="Arial" w:cs="Arial" w:eastAsia="Arial" w:hAnsi="Arial"/>
@@ -22304,7 +22304,7 @@
               <w:spacing w:after="10" w:before="0"/>
               <w:ind w:left="120"/>
             </w:pPr>
-            <w:hyperlink w:history="1" r:id="rIdhwzlplcmzhoi-70_asucd">
+            <w:hyperlink w:history="1" r:id="rIdxzaaqmnn43ktaykurhkak">
               <w:r>
                 <w:rPr>
                   <w:rFonts w:ascii="Arial" w:cs="Arial" w:eastAsia="Arial" w:hAnsi="Arial"/>
@@ -22499,7 +22499,7 @@
             <w:pPr>
               <w:spacing w:after="20" w:before="0"/>
             </w:pPr>
-            <w:hyperlink w:history="1" r:id="rIdwsz2e-q9wnhufkyczvci5">
+            <w:hyperlink w:history="1" r:id="rIdwa1olbzmaiuwtdxq5q3cg">
               <w:r>
                 <w:rPr>
                   <w:rFonts w:ascii="Arial" w:cs="Arial" w:eastAsia="Arial" w:hAnsi="Arial"/>
@@ -22532,7 +22532,7 @@
               <w:spacing w:after="10" w:before="0"/>
               <w:ind w:left="120"/>
             </w:pPr>
-            <w:hyperlink w:history="1" r:id="rIdv-8x0sqakle8h6kk_vnh1">
+            <w:hyperlink w:history="1" r:id="rIdoqljvdkto8a0egxvkl6u-">
               <w:r>
                 <w:rPr>
                   <w:rFonts w:ascii="Arial" w:cs="Arial" w:eastAsia="Arial" w:hAnsi="Arial"/>
@@ -22577,7 +22577,7 @@
             <w:pPr>
               <w:spacing w:after="20" w:before="0"/>
             </w:pPr>
-            <w:hyperlink w:history="1" r:id="rIdmuaovfh8wmzysqwt3_pkk">
+            <w:hyperlink w:history="1" r:id="rIdy0j_rj5tzalsgn5fig0gv">
               <w:r>
                 <w:rPr>
                   <w:rFonts w:ascii="Arial" w:cs="Arial" w:eastAsia="Arial" w:hAnsi="Arial"/>
@@ -22610,7 +22610,7 @@
               <w:spacing w:after="10" w:before="0"/>
               <w:ind w:left="120"/>
             </w:pPr>
-            <w:hyperlink w:history="1" r:id="rIdzzedma4dpw6vs3wm57g7j">
+            <w:hyperlink w:history="1" r:id="rIdnp_z1h2aqzcbuxa3kzejx">
               <w:r>
                 <w:rPr>
                   <w:rFonts w:ascii="Arial" w:cs="Arial" w:eastAsia="Arial" w:hAnsi="Arial"/>
@@ -23122,7 +23122,7 @@
         </w:rPr>
         <w:t xml:space="preserve">© 2026 SeaVuria and ARES. Aligned with KICD objectives. Developed by SeaVuria; technical implementation by ARES (with AI assistance from Claude). Licensed under </w:t>
       </w:r>
-      <w:hyperlink w:history="1" r:id="rIdtpm-nrovov6mhvhxds-rg">
+      <w:hyperlink w:history="1" r:id="rIdh0vutrqjomohc0jyamvqo">
         <w:r>
           <w:rPr>
             <w:rFonts w:ascii="Arial" w:cs="Arial" w:eastAsia="Arial" w:hAnsi="Arial"/>
@@ -23143,7 +23143,7 @@
         </w:rPr>
         <w:t xml:space="preserve"> (</w:t>
       </w:r>
-      <w:hyperlink w:history="1" r:id="rIddbxtp2dsvov7oufotkkwi">
+      <w:hyperlink w:history="1" r:id="rIdenkg_cj0fzje1yasbxqqh">
         <w:r>
           <w:rPr>
             <w:rFonts w:ascii="Arial" w:cs="Arial" w:eastAsia="Arial" w:hAnsi="Arial"/>
@@ -24156,7 +24156,7 @@
             <w:pPr>
               <w:spacing w:after="20" w:before="0"/>
             </w:pPr>
-            <w:hyperlink w:history="1" r:id="rId-uy7gj96zndswcz6_iimx">
+            <w:hyperlink w:history="1" r:id="rIdxuojlvnatiz_ipavebvns">
               <w:r>
                 <w:rPr>
                   <w:rFonts w:ascii="Arial" w:cs="Arial" w:eastAsia="Arial" w:hAnsi="Arial"/>
@@ -24189,7 +24189,7 @@
               <w:spacing w:after="10" w:before="0"/>
               <w:ind w:left="120"/>
             </w:pPr>
-            <w:hyperlink w:history="1" r:id="rIdc2ha6jm_rvvmnj7vumiys">
+            <w:hyperlink w:history="1" r:id="rIdyku5lwx36mlygr_oh4ved">
               <w:r>
                 <w:rPr>
                   <w:rFonts w:ascii="Arial" w:cs="Arial" w:eastAsia="Arial" w:hAnsi="Arial"/>
@@ -24234,7 +24234,7 @@
             <w:pPr>
               <w:spacing w:after="20" w:before="0"/>
             </w:pPr>
-            <w:hyperlink w:history="1" r:id="rIdvz7ugspd17u0o6n0_rzqs">
+            <w:hyperlink w:history="1" r:id="rIdliijzclkow93vwykrwz3j">
               <w:r>
                 <w:rPr>
                   <w:rFonts w:ascii="Arial" w:cs="Arial" w:eastAsia="Arial" w:hAnsi="Arial"/>
@@ -24267,7 +24267,7 @@
               <w:spacing w:after="10" w:before="0"/>
               <w:ind w:left="120"/>
             </w:pPr>
-            <w:hyperlink w:history="1" r:id="rIdngt2pyineiwgctubphwxa">
+            <w:hyperlink w:history="1" r:id="rId7jksg1jxepckfgki6mvsn">
               <w:r>
                 <w:rPr>
                   <w:rFonts w:ascii="Arial" w:cs="Arial" w:eastAsia="Arial" w:hAnsi="Arial"/>
@@ -24462,7 +24462,7 @@
             <w:pPr>
               <w:spacing w:after="20" w:before="0"/>
             </w:pPr>
-            <w:hyperlink w:history="1" r:id="rId7omfpt9y2v9wwgeegi2ru">
+            <w:hyperlink w:history="1" r:id="rIdnc4dkyznarrbe9ie6vqxf">
               <w:r>
                 <w:rPr>
                   <w:rFonts w:ascii="Arial" w:cs="Arial" w:eastAsia="Arial" w:hAnsi="Arial"/>
@@ -24495,7 +24495,7 @@
               <w:spacing w:after="10" w:before="0"/>
               <w:ind w:left="120"/>
             </w:pPr>
-            <w:hyperlink w:history="1" r:id="rIdgbcuaxhkuqvd9p0nelijy">
+            <w:hyperlink w:history="1" r:id="rIdl0s0b_d-zcizgyx-b9afe">
               <w:r>
                 <w:rPr>
                   <w:rFonts w:ascii="Arial" w:cs="Arial" w:eastAsia="Arial" w:hAnsi="Arial"/>
@@ -24540,7 +24540,7 @@
             <w:pPr>
               <w:spacing w:after="20" w:before="0"/>
             </w:pPr>
-            <w:hyperlink w:history="1" r:id="rIdcvdl8dvw9ayt8tg_pxwzq">
+            <w:hyperlink w:history="1" r:id="rIddgbpj6v6psuvkamunj6vp">
               <w:r>
                 <w:rPr>
                   <w:rFonts w:ascii="Arial" w:cs="Arial" w:eastAsia="Arial" w:hAnsi="Arial"/>
@@ -24573,7 +24573,7 @@
               <w:spacing w:after="10" w:before="0"/>
               <w:ind w:left="120"/>
             </w:pPr>
-            <w:hyperlink w:history="1" r:id="rIdwygnuexapizl7snsxrj6h">
+            <w:hyperlink w:history="1" r:id="rIdazzgvfjdbrvd4untswgfi">
               <w:r>
                 <w:rPr>
                   <w:rFonts w:ascii="Arial" w:cs="Arial" w:eastAsia="Arial" w:hAnsi="Arial"/>
@@ -24768,7 +24768,7 @@
             <w:pPr>
               <w:spacing w:after="20" w:before="0"/>
             </w:pPr>
-            <w:hyperlink w:history="1" r:id="rId5z057orgh9-87aqeuduw8">
+            <w:hyperlink w:history="1" r:id="rIdjxihbp2ejdvfzt9vsgzxf">
               <w:r>
                 <w:rPr>
                   <w:rFonts w:ascii="Arial" w:cs="Arial" w:eastAsia="Arial" w:hAnsi="Arial"/>
@@ -24801,7 +24801,7 @@
               <w:spacing w:after="10" w:before="0"/>
               <w:ind w:left="120"/>
             </w:pPr>
-            <w:hyperlink w:history="1" r:id="rIdpxcuj6mvllq7tj82lpsgh">
+            <w:hyperlink w:history="1" r:id="rId8bizzjcmioyupnmgm83jf">
               <w:r>
                 <w:rPr>
                   <w:rFonts w:ascii="Arial" w:cs="Arial" w:eastAsia="Arial" w:hAnsi="Arial"/>
@@ -24846,7 +24846,7 @@
             <w:pPr>
               <w:spacing w:after="20" w:before="0"/>
             </w:pPr>
-            <w:hyperlink w:history="1" r:id="rIdrlhk68ajh7ljjxeyctnoh">
+            <w:hyperlink w:history="1" r:id="rIdniztxmwlmic_kboydjbfo">
               <w:r>
                 <w:rPr>
                   <w:rFonts w:ascii="Arial" w:cs="Arial" w:eastAsia="Arial" w:hAnsi="Arial"/>
@@ -24879,7 +24879,7 @@
               <w:spacing w:after="10" w:before="0"/>
               <w:ind w:left="120"/>
             </w:pPr>
-            <w:hyperlink w:history="1" r:id="rIds53mqpjaewptd0iurbgsu">
+            <w:hyperlink w:history="1" r:id="rIdvdsfgs9sqiryu9hxu5w1y">
               <w:r>
                 <w:rPr>
                   <w:rFonts w:ascii="Arial" w:cs="Arial" w:eastAsia="Arial" w:hAnsi="Arial"/>
@@ -25074,7 +25074,7 @@
             <w:pPr>
               <w:spacing w:after="20" w:before="0"/>
             </w:pPr>
-            <w:hyperlink w:history="1" r:id="rIdeh6yqpvmyk1dnxyid1alt">
+            <w:hyperlink w:history="1" r:id="rIdvbpjczhrc0mi1o36ry4yn">
               <w:r>
                 <w:rPr>
                   <w:rFonts w:ascii="Arial" w:cs="Arial" w:eastAsia="Arial" w:hAnsi="Arial"/>
@@ -25107,7 +25107,7 @@
               <w:spacing w:after="10" w:before="0"/>
               <w:ind w:left="120"/>
             </w:pPr>
-            <w:hyperlink w:history="1" r:id="rIdcjvews2i8ltx91y78gsj6">
+            <w:hyperlink w:history="1" r:id="rIdg0xueovgk0al0onlqcypa">
               <w:r>
                 <w:rPr>
                   <w:rFonts w:ascii="Arial" w:cs="Arial" w:eastAsia="Arial" w:hAnsi="Arial"/>
@@ -25152,7 +25152,7 @@
             <w:pPr>
               <w:spacing w:after="20" w:before="0"/>
             </w:pPr>
-            <w:hyperlink w:history="1" r:id="rIdcmfstshoxvuympe1w0vvi">
+            <w:hyperlink w:history="1" r:id="rIdh0twf1hpizttayd949a2l">
               <w:r>
                 <w:rPr>
                   <w:rFonts w:ascii="Arial" w:cs="Arial" w:eastAsia="Arial" w:hAnsi="Arial"/>
@@ -25185,7 +25185,7 @@
               <w:spacing w:after="10" w:before="0"/>
               <w:ind w:left="120"/>
             </w:pPr>
-            <w:hyperlink w:history="1" r:id="rIdm30pdcgof4j8nzokraz2-">
+            <w:hyperlink w:history="1" r:id="rIdu8vunlposm9gcm0dkelvr">
               <w:r>
                 <w:rPr>
                   <w:rFonts w:ascii="Arial" w:cs="Arial" w:eastAsia="Arial" w:hAnsi="Arial"/>
@@ -25380,7 +25380,7 @@
             <w:pPr>
               <w:spacing w:after="20" w:before="0"/>
             </w:pPr>
-            <w:hyperlink w:history="1" r:id="rIdrw61nehmhbwxfyv736nnf">
+            <w:hyperlink w:history="1" r:id="rIdmrvh5t_otnrnuu_erziv3">
               <w:r>
                 <w:rPr>
                   <w:rFonts w:ascii="Arial" w:cs="Arial" w:eastAsia="Arial" w:hAnsi="Arial"/>
@@ -25413,7 +25413,7 @@
               <w:spacing w:after="10" w:before="0"/>
               <w:ind w:left="120"/>
             </w:pPr>
-            <w:hyperlink w:history="1" r:id="rIdf7brmkltyc0zxmy47gcpv">
+            <w:hyperlink w:history="1" r:id="rIdydp5qajaswkoqwwtizqmz">
               <w:r>
                 <w:rPr>
                   <w:rFonts w:ascii="Arial" w:cs="Arial" w:eastAsia="Arial" w:hAnsi="Arial"/>
@@ -25458,7 +25458,7 @@
             <w:pPr>
               <w:spacing w:after="20" w:before="0"/>
             </w:pPr>
-            <w:hyperlink w:history="1" r:id="rIdgdyb1a_5hnnle_xohjywl">
+            <w:hyperlink w:history="1" r:id="rIdyvbobz6eu9rxbnzio0mpq">
               <w:r>
                 <w:rPr>
                   <w:rFonts w:ascii="Arial" w:cs="Arial" w:eastAsia="Arial" w:hAnsi="Arial"/>
@@ -25491,7 +25491,7 @@
               <w:spacing w:after="10" w:before="0"/>
               <w:ind w:left="120"/>
             </w:pPr>
-            <w:hyperlink w:history="1" r:id="rId6gstm7c6hqpiv2ux-u4_m">
+            <w:hyperlink w:history="1" r:id="rIdhh4vl9hrn-hpnfzq3kk4h">
               <w:r>
                 <w:rPr>
                   <w:rFonts w:ascii="Arial" w:cs="Arial" w:eastAsia="Arial" w:hAnsi="Arial"/>
@@ -26003,7 +26003,7 @@
         </w:rPr>
         <w:t xml:space="preserve">© 2026 SeaVuria and ARES. Aligned with KICD objectives. Developed by SeaVuria; technical implementation by ARES (with AI assistance from Claude). Licensed under </w:t>
       </w:r>
-      <w:hyperlink w:history="1" r:id="rIdaeca725vlbr6xto-ax5la">
+      <w:hyperlink w:history="1" r:id="rIdaoq-trwkk8tl38uaeicso">
         <w:r>
           <w:rPr>
             <w:rFonts w:ascii="Arial" w:cs="Arial" w:eastAsia="Arial" w:hAnsi="Arial"/>
@@ -26024,7 +26024,7 @@
         </w:rPr>
         <w:t xml:space="preserve"> (</w:t>
       </w:r>
-      <w:hyperlink w:history="1" r:id="rIdh2pcj_r5yevkfgelr7gws">
+      <w:hyperlink w:history="1" r:id="rIdzwpcl9239c9nb-doizm4l">
         <w:r>
           <w:rPr>
             <w:rFonts w:ascii="Arial" w:cs="Arial" w:eastAsia="Arial" w:hAnsi="Arial"/>
@@ -27037,7 +27037,7 @@
             <w:pPr>
               <w:spacing w:after="20" w:before="0"/>
             </w:pPr>
-            <w:hyperlink w:history="1" r:id="rIdqap5vfev09rrv9yn2ls6q">
+            <w:hyperlink w:history="1" r:id="rIda5zf14ia86cv6di_lmpqb">
               <w:r>
                 <w:rPr>
                   <w:rFonts w:ascii="Arial" w:cs="Arial" w:eastAsia="Arial" w:hAnsi="Arial"/>
@@ -27070,7 +27070,7 @@
               <w:spacing w:after="10" w:before="0"/>
               <w:ind w:left="120"/>
             </w:pPr>
-            <w:hyperlink w:history="1" r:id="rIdf5srilbw_v_ey41ryrxqf">
+            <w:hyperlink w:history="1" r:id="rId7vtewy7ji-pe7notymd_b">
               <w:r>
                 <w:rPr>
                   <w:rFonts w:ascii="Arial" w:cs="Arial" w:eastAsia="Arial" w:hAnsi="Arial"/>
@@ -27115,7 +27115,7 @@
             <w:pPr>
               <w:spacing w:after="20" w:before="0"/>
             </w:pPr>
-            <w:hyperlink w:history="1" r:id="rIdirjsyjievqmlw4tptzxvl">
+            <w:hyperlink w:history="1" r:id="rIdlenncf933ipzfxw_g11-f">
               <w:r>
                 <w:rPr>
                   <w:rFonts w:ascii="Arial" w:cs="Arial" w:eastAsia="Arial" w:hAnsi="Arial"/>
@@ -27148,7 +27148,7 @@
               <w:spacing w:after="10" w:before="0"/>
               <w:ind w:left="120"/>
             </w:pPr>
-            <w:hyperlink w:history="1" r:id="rId_fhmw4yl4ysiyhj3qhmte">
+            <w:hyperlink w:history="1" r:id="rIdkkmdo209ckbwlgccgzfjn">
               <w:r>
                 <w:rPr>
                   <w:rFonts w:ascii="Arial" w:cs="Arial" w:eastAsia="Arial" w:hAnsi="Arial"/>
@@ -27343,7 +27343,7 @@
             <w:pPr>
               <w:spacing w:after="20" w:before="0"/>
             </w:pPr>
-            <w:hyperlink w:history="1" r:id="rIdou-jszgcsrqzjdjhupolc">
+            <w:hyperlink w:history="1" r:id="rIdkifzufbeqfrldsve7lqk8">
               <w:r>
                 <w:rPr>
                   <w:rFonts w:ascii="Arial" w:cs="Arial" w:eastAsia="Arial" w:hAnsi="Arial"/>
@@ -27376,7 +27376,7 @@
               <w:spacing w:after="10" w:before="0"/>
               <w:ind w:left="120"/>
             </w:pPr>
-            <w:hyperlink w:history="1" r:id="rIde4r5cr2jce1vz592qqzvq">
+            <w:hyperlink w:history="1" r:id="rIdoibfujeexj-yj7ns2acyo">
               <w:r>
                 <w:rPr>
                   <w:rFonts w:ascii="Arial" w:cs="Arial" w:eastAsia="Arial" w:hAnsi="Arial"/>
@@ -27421,7 +27421,7 @@
             <w:pPr>
               <w:spacing w:after="20" w:before="0"/>
             </w:pPr>
-            <w:hyperlink w:history="1" r:id="rId--i4fys4od1naeesywhmv">
+            <w:hyperlink w:history="1" r:id="rIdnlc2oc9rd_rz_cwdvga0u">
               <w:r>
                 <w:rPr>
                   <w:rFonts w:ascii="Arial" w:cs="Arial" w:eastAsia="Arial" w:hAnsi="Arial"/>
@@ -27454,7 +27454,7 @@
               <w:spacing w:after="10" w:before="0"/>
               <w:ind w:left="120"/>
             </w:pPr>
-            <w:hyperlink w:history="1" r:id="rIdop8sgzulwauh6mxekgvwx">
+            <w:hyperlink w:history="1" r:id="rIdngal5quowpjlrqmeswwye">
               <w:r>
                 <w:rPr>
                   <w:rFonts w:ascii="Arial" w:cs="Arial" w:eastAsia="Arial" w:hAnsi="Arial"/>
@@ -27649,7 +27649,7 @@
             <w:pPr>
               <w:spacing w:after="20" w:before="0"/>
             </w:pPr>
-            <w:hyperlink w:history="1" r:id="rIdsjp3clblahthzrw3jfrak">
+            <w:hyperlink w:history="1" r:id="rIdlyncnmgdyrrgsse3iq4d6">
               <w:r>
                 <w:rPr>
                   <w:rFonts w:ascii="Arial" w:cs="Arial" w:eastAsia="Arial" w:hAnsi="Arial"/>
@@ -27682,7 +27682,7 @@
               <w:spacing w:after="10" w:before="0"/>
               <w:ind w:left="120"/>
             </w:pPr>
-            <w:hyperlink w:history="1" r:id="rIdvkihatal4sxb8vamxtzpy">
+            <w:hyperlink w:history="1" r:id="rIdhiqcqvyqoclixai9_yxj5">
               <w:r>
                 <w:rPr>
                   <w:rFonts w:ascii="Arial" w:cs="Arial" w:eastAsia="Arial" w:hAnsi="Arial"/>
@@ -27727,7 +27727,7 @@
             <w:pPr>
               <w:spacing w:after="20" w:before="0"/>
             </w:pPr>
-            <w:hyperlink w:history="1" r:id="rIdyrqs4h9ottjogrfraucxm">
+            <w:hyperlink w:history="1" r:id="rIdo3rxx7vlpvihvmj0scygt">
               <w:r>
                 <w:rPr>
                   <w:rFonts w:ascii="Arial" w:cs="Arial" w:eastAsia="Arial" w:hAnsi="Arial"/>
@@ -27760,7 +27760,7 @@
               <w:spacing w:after="10" w:before="0"/>
               <w:ind w:left="120"/>
             </w:pPr>
-            <w:hyperlink w:history="1" r:id="rIdunpsenlkphkh_56p2bza2">
+            <w:hyperlink w:history="1" r:id="rId3s1fg2dqe6wcuinh--p5y">
               <w:r>
                 <w:rPr>
                   <w:rFonts w:ascii="Arial" w:cs="Arial" w:eastAsia="Arial" w:hAnsi="Arial"/>
@@ -27955,7 +27955,7 @@
             <w:pPr>
               <w:spacing w:after="20" w:before="0"/>
             </w:pPr>
-            <w:hyperlink w:history="1" r:id="rIdwykgnajlzxkn6nqj2ok4h">
+            <w:hyperlink w:history="1" r:id="rId1hllq2x7fp0kotl7gctut">
               <w:r>
                 <w:rPr>
                   <w:rFonts w:ascii="Arial" w:cs="Arial" w:eastAsia="Arial" w:hAnsi="Arial"/>
@@ -27988,7 +27988,7 @@
               <w:spacing w:after="10" w:before="0"/>
               <w:ind w:left="120"/>
             </w:pPr>
-            <w:hyperlink w:history="1" r:id="rIdichz2mycvge-7ipyrhbze">
+            <w:hyperlink w:history="1" r:id="rIdn2ioytrxz6bwxywu33okl">
               <w:r>
                 <w:rPr>
                   <w:rFonts w:ascii="Arial" w:cs="Arial" w:eastAsia="Arial" w:hAnsi="Arial"/>
@@ -28033,7 +28033,7 @@
             <w:pPr>
               <w:spacing w:after="20" w:before="0"/>
             </w:pPr>
-            <w:hyperlink w:history="1" r:id="rIdjkogxgqeqk0qraguqzawm">
+            <w:hyperlink w:history="1" r:id="rIdocym7kq6zpua4eiydvu8n">
               <w:r>
                 <w:rPr>
                   <w:rFonts w:ascii="Arial" w:cs="Arial" w:eastAsia="Arial" w:hAnsi="Arial"/>
@@ -28066,7 +28066,7 @@
               <w:spacing w:after="10" w:before="0"/>
               <w:ind w:left="120"/>
             </w:pPr>
-            <w:hyperlink w:history="1" r:id="rIdtfaahtcbwp98dhu_tie5u">
+            <w:hyperlink w:history="1" r:id="rIdtkgbrcl7qg_ifx55rayc7">
               <w:r>
                 <w:rPr>
                   <w:rFonts w:ascii="Arial" w:cs="Arial" w:eastAsia="Arial" w:hAnsi="Arial"/>
@@ -28261,7 +28261,7 @@
             <w:pPr>
               <w:spacing w:after="20" w:before="0"/>
             </w:pPr>
-            <w:hyperlink w:history="1" r:id="rIdqzod-0lfmshkzq5ytssgr">
+            <w:hyperlink w:history="1" r:id="rIdplrdltumz-m0wd7f-e-hs">
               <w:r>
                 <w:rPr>
                   <w:rFonts w:ascii="Arial" w:cs="Arial" w:eastAsia="Arial" w:hAnsi="Arial"/>
@@ -28294,7 +28294,7 @@
               <w:spacing w:after="10" w:before="0"/>
               <w:ind w:left="120"/>
             </w:pPr>
-            <w:hyperlink w:history="1" r:id="rId_rjc605wntsw-_vk3wm43">
+            <w:hyperlink w:history="1" r:id="rId_ls5khrbe40dkfv25tz1_">
               <w:r>
                 <w:rPr>
                   <w:rFonts w:ascii="Arial" w:cs="Arial" w:eastAsia="Arial" w:hAnsi="Arial"/>
@@ -28339,7 +28339,7 @@
             <w:pPr>
               <w:spacing w:after="20" w:before="0"/>
             </w:pPr>
-            <w:hyperlink w:history="1" r:id="rIdfxbljizy_mrsum-skvpo5">
+            <w:hyperlink w:history="1" r:id="rIdn44ruosrivirgom7crocf">
               <w:r>
                 <w:rPr>
                   <w:rFonts w:ascii="Arial" w:cs="Arial" w:eastAsia="Arial" w:hAnsi="Arial"/>
@@ -28372,7 +28372,7 @@
               <w:spacing w:after="10" w:before="0"/>
               <w:ind w:left="120"/>
             </w:pPr>
-            <w:hyperlink w:history="1" r:id="rIdfxbrlkzzsesiuaxyr1o7n">
+            <w:hyperlink w:history="1" r:id="rIdfy4-qfjsqjww60vbguwz7">
               <w:r>
                 <w:rPr>
                   <w:rFonts w:ascii="Arial" w:cs="Arial" w:eastAsia="Arial" w:hAnsi="Arial"/>
@@ -28884,7 +28884,7 @@
         </w:rPr>
         <w:t xml:space="preserve">© 2026 SeaVuria and ARES. Aligned with KICD objectives. Developed by SeaVuria; technical implementation by ARES (with AI assistance from Claude). Licensed under </w:t>
       </w:r>
-      <w:hyperlink w:history="1" r:id="rId6tjhjeovtdthmwlpht2fe">
+      <w:hyperlink w:history="1" r:id="rIddybhdzxqoyjmq46s8bpqq">
         <w:r>
           <w:rPr>
             <w:rFonts w:ascii="Arial" w:cs="Arial" w:eastAsia="Arial" w:hAnsi="Arial"/>
@@ -28905,7 +28905,7 @@
         </w:rPr>
         <w:t xml:space="preserve"> (</w:t>
       </w:r>
-      <w:hyperlink w:history="1" r:id="rId_iouobgqwah9jyrowf8ij">
+      <w:hyperlink w:history="1" r:id="rId6wgdnt01tdewiiznr2s4a">
         <w:r>
           <w:rPr>
             <w:rFonts w:ascii="Arial" w:cs="Arial" w:eastAsia="Arial" w:hAnsi="Arial"/>

--- a/data/outputs/v2/Maths/SS4.2_Probability_I/Mathematics_Probability_I_CBE_LessonSequence.docx
+++ b/data/outputs/v2/Maths/SS4.2_Probability_I/Mathematics_Probability_I_CBE_LessonSequence.docx
@@ -2481,7 +2481,7 @@
         </w:rPr>
         <w:t xml:space="preserve">© 2026 SeaVuria and ARES. This work is licensed under a </w:t>
       </w:r>
-      <w:hyperlink w:history="1" r:id="rIdouves-ssxwvedldee2yo5">
+      <w:hyperlink w:history="1" r:id="rIdwnjk_-z5wgsho51o331c1">
         <w:r>
           <w:rPr>
             <w:rFonts w:ascii="Arial" w:cs="Arial" w:eastAsia="Arial" w:hAnsi="Arial"/>
@@ -2501,7 +2501,7 @@
         </w:rPr>
         <w:t xml:space="preserve"> (</w:t>
       </w:r>
-      <w:hyperlink w:history="1" r:id="rId8dhdkhk_-_f44xl9aodrg">
+      <w:hyperlink w:history="1" r:id="rIdstx9e9vfgwzrbjxfwiusk">
         <w:r>
           <w:rPr>
             <w:rFonts w:ascii="Arial" w:cs="Arial" w:eastAsia="Arial" w:hAnsi="Arial"/>
@@ -2521,7 +2521,7 @@
         </w:rPr>
         <w:t xml:space="preserve">). To view a copy of this license, visit </w:t>
       </w:r>
-      <w:hyperlink w:history="1" r:id="rIdcpisk8zzltxs2ecn-iwac">
+      <w:hyperlink w:history="1" r:id="rIdip4rz5-4j1ebqyqsnwuam">
         <w:r>
           <w:rPr>
             <w:rFonts w:ascii="Arial" w:cs="Arial" w:eastAsia="Arial" w:hAnsi="Arial"/>
@@ -3533,7 +3533,7 @@
             <w:pPr>
               <w:spacing w:after="20" w:before="0"/>
             </w:pPr>
-            <w:hyperlink w:history="1" r:id="rIdphbp9ii3aty1w-xkm4sva">
+            <w:hyperlink w:history="1" r:id="rId-mb8a6zqj8fwrovjyvezc">
               <w:r>
                 <w:rPr>
                   <w:rFonts w:ascii="Arial" w:cs="Arial" w:eastAsia="Arial" w:hAnsi="Arial"/>
@@ -3566,7 +3566,7 @@
               <w:spacing w:after="10" w:before="0"/>
               <w:ind w:left="120"/>
             </w:pPr>
-            <w:hyperlink w:history="1" r:id="rId417uv7qdpu5vcfxf0a3mz">
+            <w:hyperlink w:history="1" r:id="rIdcvzazlpg-nd91ukzlmox7">
               <w:r>
                 <w:rPr>
                   <w:rFonts w:ascii="Arial" w:cs="Arial" w:eastAsia="Arial" w:hAnsi="Arial"/>
@@ -3611,7 +3611,7 @@
             <w:pPr>
               <w:spacing w:after="20" w:before="0"/>
             </w:pPr>
-            <w:hyperlink w:history="1" r:id="rIdyr0dbllr6c-icju-knnkh">
+            <w:hyperlink w:history="1" r:id="rId_lqnihnkeeekz1bllmomt">
               <w:r>
                 <w:rPr>
                   <w:rFonts w:ascii="Arial" w:cs="Arial" w:eastAsia="Arial" w:hAnsi="Arial"/>
@@ -3644,7 +3644,7 @@
               <w:spacing w:after="10" w:before="0"/>
               <w:ind w:left="120"/>
             </w:pPr>
-            <w:hyperlink w:history="1" r:id="rId2-8sx3hf6cozq8thwplt2">
+            <w:hyperlink w:history="1" r:id="rIdpkzqopw5qbigtufsenbcs">
               <w:r>
                 <w:rPr>
                   <w:rFonts w:ascii="Arial" w:cs="Arial" w:eastAsia="Arial" w:hAnsi="Arial"/>
@@ -3934,7 +3934,7 @@
             <w:pPr>
               <w:spacing w:after="20" w:before="0"/>
             </w:pPr>
-            <w:hyperlink w:history="1" r:id="rIdynadvzcmcrlrvvmkcma80">
+            <w:hyperlink w:history="1" r:id="rId1uj-blwoadsmixyrzgrzh">
               <w:r>
                 <w:rPr>
                   <w:rFonts w:ascii="Arial" w:cs="Arial" w:eastAsia="Arial" w:hAnsi="Arial"/>
@@ -3967,7 +3967,7 @@
               <w:spacing w:after="10" w:before="0"/>
               <w:ind w:left="120"/>
             </w:pPr>
-            <w:hyperlink w:history="1" r:id="rIdnbaimplmy0o1zbau3mcmy">
+            <w:hyperlink w:history="1" r:id="rId5fprmjklb08gl9_i07qrm">
               <w:r>
                 <w:rPr>
                   <w:rFonts w:ascii="Arial" w:cs="Arial" w:eastAsia="Arial" w:hAnsi="Arial"/>
@@ -4012,7 +4012,7 @@
             <w:pPr>
               <w:spacing w:after="20" w:before="0"/>
             </w:pPr>
-            <w:hyperlink w:history="1" r:id="rIdzpyhu9ilwce0rhdgxzgfd">
+            <w:hyperlink w:history="1" r:id="rIdc1wqhdvax-3s0dmxrm2rn">
               <w:r>
                 <w:rPr>
                   <w:rFonts w:ascii="Arial" w:cs="Arial" w:eastAsia="Arial" w:hAnsi="Arial"/>
@@ -4045,7 +4045,7 @@
               <w:spacing w:after="10" w:before="0"/>
               <w:ind w:left="120"/>
             </w:pPr>
-            <w:hyperlink w:history="1" r:id="rIdwhjgpgmk2r9dibnaghurf">
+            <w:hyperlink w:history="1" r:id="rIdxnrqjoiccsdx5rk3shkgi">
               <w:r>
                 <w:rPr>
                   <w:rFonts w:ascii="Arial" w:cs="Arial" w:eastAsia="Arial" w:hAnsi="Arial"/>
@@ -4354,7 +4354,7 @@
             <w:pPr>
               <w:spacing w:after="20" w:before="0"/>
             </w:pPr>
-            <w:hyperlink w:history="1" r:id="rId5-uxfbfvdhfd24tkdaiyz">
+            <w:hyperlink w:history="1" r:id="rId2zmvd4cm0_mnbtv0stzgk">
               <w:r>
                 <w:rPr>
                   <w:rFonts w:ascii="Arial" w:cs="Arial" w:eastAsia="Arial" w:hAnsi="Arial"/>
@@ -4387,7 +4387,7 @@
               <w:spacing w:after="10" w:before="0"/>
               <w:ind w:left="120"/>
             </w:pPr>
-            <w:hyperlink w:history="1" r:id="rId4rsfmyllctokpn3zxy4bt">
+            <w:hyperlink w:history="1" r:id="rIdqlosurg1fqec8ylbfjtse">
               <w:r>
                 <w:rPr>
                   <w:rFonts w:ascii="Arial" w:cs="Arial" w:eastAsia="Arial" w:hAnsi="Arial"/>
@@ -4432,7 +4432,7 @@
             <w:pPr>
               <w:spacing w:after="20" w:before="0"/>
             </w:pPr>
-            <w:hyperlink w:history="1" r:id="rIdrzbosg4spvdkpfffaoqof">
+            <w:hyperlink w:history="1" r:id="rIdncasx9q0etyhjrsj_s3hj">
               <w:r>
                 <w:rPr>
                   <w:rFonts w:ascii="Arial" w:cs="Arial" w:eastAsia="Arial" w:hAnsi="Arial"/>
@@ -4465,7 +4465,7 @@
               <w:spacing w:after="10" w:before="0"/>
               <w:ind w:left="120"/>
             </w:pPr>
-            <w:hyperlink w:history="1" r:id="rIdslqtqhfacfschn8hdne_w">
+            <w:hyperlink w:history="1" r:id="rIdf-1_hc5xqoem2wnnijmwr">
               <w:r>
                 <w:rPr>
                   <w:rFonts w:ascii="Arial" w:cs="Arial" w:eastAsia="Arial" w:hAnsi="Arial"/>
@@ -4736,7 +4736,7 @@
             <w:pPr>
               <w:spacing w:after="20" w:before="0"/>
             </w:pPr>
-            <w:hyperlink w:history="1" r:id="rIdbz9bphet3pa7eualjny5i">
+            <w:hyperlink w:history="1" r:id="rIdhllqmogdy8ijsgotnzsic">
               <w:r>
                 <w:rPr>
                   <w:rFonts w:ascii="Arial" w:cs="Arial" w:eastAsia="Arial" w:hAnsi="Arial"/>
@@ -4769,7 +4769,7 @@
               <w:spacing w:after="10" w:before="0"/>
               <w:ind w:left="120"/>
             </w:pPr>
-            <w:hyperlink w:history="1" r:id="rId4pl7bqnmflyewoppiov2u">
+            <w:hyperlink w:history="1" r:id="rIdp8chxxyenwdscc-y8ajvi">
               <w:r>
                 <w:rPr>
                   <w:rFonts w:ascii="Arial" w:cs="Arial" w:eastAsia="Arial" w:hAnsi="Arial"/>
@@ -4814,7 +4814,7 @@
             <w:pPr>
               <w:spacing w:after="20" w:before="0"/>
             </w:pPr>
-            <w:hyperlink w:history="1" r:id="rIddermoeqktrll1ktcgtwar">
+            <w:hyperlink w:history="1" r:id="rIdlsdc1kto1xnwyb6kq564o">
               <w:r>
                 <w:rPr>
                   <w:rFonts w:ascii="Arial" w:cs="Arial" w:eastAsia="Arial" w:hAnsi="Arial"/>
@@ -4847,7 +4847,7 @@
               <w:spacing w:after="10" w:before="0"/>
               <w:ind w:left="120"/>
             </w:pPr>
-            <w:hyperlink w:history="1" r:id="rIdigw4ts5p1o9imal5obszc">
+            <w:hyperlink w:history="1" r:id="rId5wqddzpvakgfacner_gih">
               <w:r>
                 <w:rPr>
                   <w:rFonts w:ascii="Arial" w:cs="Arial" w:eastAsia="Arial" w:hAnsi="Arial"/>
@@ -5118,7 +5118,7 @@
             <w:pPr>
               <w:spacing w:after="20" w:before="0"/>
             </w:pPr>
-            <w:hyperlink w:history="1" r:id="rIddlkcwqrnlkbzesobkgzn4">
+            <w:hyperlink w:history="1" r:id="rIdviv7wwt-gutqpxsrzcbs4">
               <w:r>
                 <w:rPr>
                   <w:rFonts w:ascii="Arial" w:cs="Arial" w:eastAsia="Arial" w:hAnsi="Arial"/>
@@ -5167,7 +5167,7 @@
               <w:spacing w:after="10" w:before="0"/>
               <w:ind w:left="120"/>
             </w:pPr>
-            <w:hyperlink w:history="1" r:id="rIdol5ghyqqr0g42hjqvf3q1">
+            <w:hyperlink w:history="1" r:id="rId7uphm_cpw7s1k-t-u4wsx">
               <w:r>
                 <w:rPr>
                   <w:rFonts w:ascii="Arial" w:cs="Arial" w:eastAsia="Arial" w:hAnsi="Arial"/>
@@ -5212,7 +5212,7 @@
             <w:pPr>
               <w:spacing w:after="20" w:before="0"/>
             </w:pPr>
-            <w:hyperlink w:history="1" r:id="rIdfnwdkemonqt1zmhecdb7r">
+            <w:hyperlink w:history="1" r:id="rId2bcawv2tcrtvf7zswvtry">
               <w:r>
                 <w:rPr>
                   <w:rFonts w:ascii="Arial" w:cs="Arial" w:eastAsia="Arial" w:hAnsi="Arial"/>
@@ -5245,7 +5245,7 @@
               <w:spacing w:after="10" w:before="0"/>
               <w:ind w:left="120"/>
             </w:pPr>
-            <w:hyperlink w:history="1" r:id="rIdvsvvljoqqbjsmcxc7tued">
+            <w:hyperlink w:history="1" r:id="rIdvye4yuf4cmd4igqa89it2">
               <w:r>
                 <w:rPr>
                   <w:rFonts w:ascii="Arial" w:cs="Arial" w:eastAsia="Arial" w:hAnsi="Arial"/>
@@ -5478,7 +5478,7 @@
                 <w:sz w:val="18"/>
                 <w:szCs w:val="18"/>
               </w:rPr>
-              <w:t xml:space="preserve">Collect 5–6 model pages (photograph or collect exercise books) before students leave. Look for: (1) Number line correctly labelled with 0 and 1 at the extremes; (2) Mama Njeri's good-day probability placed between 0.5 and 1 (based on the 60-day data, which is designed to yield approximately 0.6–0.65); (3) At least one honest 'what I don't know yet' sentence. Students who place the probability outside the 0–1 range, or who write 'nothing' for what they don't know, are flagged for a brief individual check-in at the start of Lesson 2.</w:t>
+              <w:t xml:space="preserve">Collect 5–6 model pages (photograph or collect exercise books) before students leave. Look for: (1) Number line correctly labelled with 0 and 1 at the extremes; (2) Mama Njeri's good-day probability placed between 0 and 0.5 (based on the 60-day data, which is designed to yield 24 ÷ 60 = 0.4); (3) At least one honest 'what I don't know yet' sentence. Students who place the probability outside the 0–1 range, or who write 'nothing' for what they don't know, are flagged for a brief individual check-in at the start of Lesson 2.</w:t>
             </w:r>
           </w:p>
         </w:tc>
@@ -5852,7 +5852,7 @@
         </w:rPr>
         <w:t xml:space="preserve">© 2026 SeaVuria and ARES. Aligned with KICD objectives. Developed by SeaVuria; technical implementation by ARES (with AI assistance from Claude). Licensed under </w:t>
       </w:r>
-      <w:hyperlink w:history="1" r:id="rIdzdmaarfdlfux2wovd8ivn">
+      <w:hyperlink w:history="1" r:id="rIdlkvaiutyc0mxou-ieuuis">
         <w:r>
           <w:rPr>
             <w:rFonts w:ascii="Arial" w:cs="Arial" w:eastAsia="Arial" w:hAnsi="Arial"/>
@@ -5873,7 +5873,7 @@
         </w:rPr>
         <w:t xml:space="preserve"> (</w:t>
       </w:r>
-      <w:hyperlink w:history="1" r:id="rIdxyomez4m6puqik6c7ehx8">
+      <w:hyperlink w:history="1" r:id="rIdc_9_3lrjha_cevfo1tijd">
         <w:r>
           <w:rPr>
             <w:rFonts w:ascii="Arial" w:cs="Arial" w:eastAsia="Arial" w:hAnsi="Arial"/>
@@ -6886,7 +6886,7 @@
             <w:pPr>
               <w:spacing w:after="20" w:before="0"/>
             </w:pPr>
-            <w:hyperlink w:history="1" r:id="rIdx9blhgg5fxywwkulkatvy">
+            <w:hyperlink w:history="1" r:id="rId2qaqv5zibkohrmxcsvm2n">
               <w:r>
                 <w:rPr>
                   <w:rFonts w:ascii="Arial" w:cs="Arial" w:eastAsia="Arial" w:hAnsi="Arial"/>
@@ -6919,7 +6919,7 @@
               <w:spacing w:after="10" w:before="0"/>
               <w:ind w:left="120"/>
             </w:pPr>
-            <w:hyperlink w:history="1" r:id="rId16bve9hoaxytj_uvjntac">
+            <w:hyperlink w:history="1" r:id="rId_wjqacsp0ed7tdhbft8-7">
               <w:r>
                 <w:rPr>
                   <w:rFonts w:ascii="Arial" w:cs="Arial" w:eastAsia="Arial" w:hAnsi="Arial"/>
@@ -6964,7 +6964,7 @@
             <w:pPr>
               <w:spacing w:after="20" w:before="0"/>
             </w:pPr>
-            <w:hyperlink w:history="1" r:id="rIdzedtobkstwrcsuqn1nbhx">
+            <w:hyperlink w:history="1" r:id="rIdkvoeh7gst8wyz2e80wbra">
               <w:r>
                 <w:rPr>
                   <w:rFonts w:ascii="Arial" w:cs="Arial" w:eastAsia="Arial" w:hAnsi="Arial"/>
@@ -6997,7 +6997,7 @@
               <w:spacing w:after="10" w:before="0"/>
               <w:ind w:left="120"/>
             </w:pPr>
-            <w:hyperlink w:history="1" r:id="rIdpnxv1nsnp1eq5rdmna-zz">
+            <w:hyperlink w:history="1" r:id="rIdm_effdictvmwibrxqxduh">
               <w:r>
                 <w:rPr>
                   <w:rFonts w:ascii="Arial" w:cs="Arial" w:eastAsia="Arial" w:hAnsi="Arial"/>
@@ -7192,7 +7192,7 @@
             <w:pPr>
               <w:spacing w:after="20" w:before="0"/>
             </w:pPr>
-            <w:hyperlink w:history="1" r:id="rIdwrsvgyyftljpdiaklyr-e">
+            <w:hyperlink w:history="1" r:id="rIdpkg39czpy_r5gs_matydk">
               <w:r>
                 <w:rPr>
                   <w:rFonts w:ascii="Arial" w:cs="Arial" w:eastAsia="Arial" w:hAnsi="Arial"/>
@@ -7225,7 +7225,7 @@
               <w:spacing w:after="10" w:before="0"/>
               <w:ind w:left="120"/>
             </w:pPr>
-            <w:hyperlink w:history="1" r:id="rIdhbko8z3qar36lpc9j6uvm">
+            <w:hyperlink w:history="1" r:id="rIdfgr0aqhecquwyphy1o3nv">
               <w:r>
                 <w:rPr>
                   <w:rFonts w:ascii="Arial" w:cs="Arial" w:eastAsia="Arial" w:hAnsi="Arial"/>
@@ -7270,7 +7270,7 @@
             <w:pPr>
               <w:spacing w:after="20" w:before="0"/>
             </w:pPr>
-            <w:hyperlink w:history="1" r:id="rIdnuvm5vlebuc34vzh1ihak">
+            <w:hyperlink w:history="1" r:id="rIdhhuladpvhzgsmdjuv8vw2">
               <w:r>
                 <w:rPr>
                   <w:rFonts w:ascii="Arial" w:cs="Arial" w:eastAsia="Arial" w:hAnsi="Arial"/>
@@ -7303,7 +7303,7 @@
               <w:spacing w:after="10" w:before="0"/>
               <w:ind w:left="120"/>
             </w:pPr>
-            <w:hyperlink w:history="1" r:id="rId1s5s5owjggfjp8abepdrk">
+            <w:hyperlink w:history="1" r:id="rIdvtr4xlbqejizavpqzmgsv">
               <w:r>
                 <w:rPr>
                   <w:rFonts w:ascii="Arial" w:cs="Arial" w:eastAsia="Arial" w:hAnsi="Arial"/>
@@ -7498,7 +7498,7 @@
             <w:pPr>
               <w:spacing w:after="20" w:before="0"/>
             </w:pPr>
-            <w:hyperlink w:history="1" r:id="rIdumf5jj3xy1w9xnom0khxb">
+            <w:hyperlink w:history="1" r:id="rIdm8hzcvvhau2w-2agvbx3a">
               <w:r>
                 <w:rPr>
                   <w:rFonts w:ascii="Arial" w:cs="Arial" w:eastAsia="Arial" w:hAnsi="Arial"/>
@@ -7531,7 +7531,7 @@
               <w:spacing w:after="10" w:before="0"/>
               <w:ind w:left="120"/>
             </w:pPr>
-            <w:hyperlink w:history="1" r:id="rIdg74f25ioxdpqbmzj5ddt8">
+            <w:hyperlink w:history="1" r:id="rIdxhrpmebhley6ffana_nmf">
               <w:r>
                 <w:rPr>
                   <w:rFonts w:ascii="Arial" w:cs="Arial" w:eastAsia="Arial" w:hAnsi="Arial"/>
@@ -7576,7 +7576,7 @@
             <w:pPr>
               <w:spacing w:after="20" w:before="0"/>
             </w:pPr>
-            <w:hyperlink w:history="1" r:id="rIdl8wqra4fthqqmlgevruec">
+            <w:hyperlink w:history="1" r:id="rIde2kbzmekizl8va3jg63w0">
               <w:r>
                 <w:rPr>
                   <w:rFonts w:ascii="Arial" w:cs="Arial" w:eastAsia="Arial" w:hAnsi="Arial"/>
@@ -7609,7 +7609,7 @@
               <w:spacing w:after="10" w:before="0"/>
               <w:ind w:left="120"/>
             </w:pPr>
-            <w:hyperlink w:history="1" r:id="rIdppt6xviayg69adcbk2jwt">
+            <w:hyperlink w:history="1" r:id="rId8kzdy7oid5y_lyqkkv2js">
               <w:r>
                 <w:rPr>
                   <w:rFonts w:ascii="Arial" w:cs="Arial" w:eastAsia="Arial" w:hAnsi="Arial"/>
@@ -7651,7 +7651,7 @@
                 <w:sz w:val="18"/>
                 <w:szCs w:val="18"/>
               </w:rPr>
-              <w:t xml:space="preserve">The teacher formally introduces the definition and formula for experimental probability: P(E) = number of favourable outcomes ÷ total number of trials. Students apply the formula to three worked examples: (1) using the pooled class bottle-cap data; (2) using the pooled coin data; (3) using Mama Njeri's notebook — she recorded 90 days of data and had 27 'good days' (selling ≥ 80% of stock). Students calculate P(good day) = 27 ÷ 90 = 0.3, then discuss what this means for her decision-making. The teacher introduces the vocabulary: equally likely outcomes (coin), unequally likely outcomes (bottle-cap), and explains that experimental probability is an estimate that improves with more trials. Students write a formal definition and the three worked examples in their notes.</w:t>
+              <w:t xml:space="preserve">The teacher formally introduces the definition and formula for experimental probability: P(E) = number of favourable outcomes ÷ total number of trials. Students apply the formula to three worked examples: (1) using the pooled class bottle-cap data; (2) using the pooled coin data; (3) using Mama Njeri's notebook — she recorded 60 days of data and had 24 'good days' (selling ≥ 80% of stock). Students calculate P(good day) = 24 ÷ 60 = 0.4, then discuss what this means for her decision-making. The teacher introduces the vocabulary: equally likely outcomes (coin), unequally likely outcomes (bottle-cap), and explains that experimental probability is an estimate that improves with more trials. Students write a formal definition and the three worked examples in their notes.</w:t>
             </w:r>
           </w:p>
         </w:tc>
@@ -7683,7 +7683,7 @@
                 <w:sz w:val="18"/>
                 <w:szCs w:val="18"/>
               </w:rPr>
-              <w:t xml:space="preserve">Write on the board in large print: 'P(E) = number of favourable outcomes ÷ total number of trials.' Say: 'This is the formal definition of experimental probability. Say it with me.' [Class reads aloud together once.] 'Now let us use it.' Work through Example 1 (bottle-cap) with full class participation: 'Our total trials were [class total]. Cap-up count was [class total cap-up]. Someone calculate P(cap up) for me — you have 20 seconds, write it in your book.' [WAIT TIME: 20 seconds]. Cold-call 2 students to give the answer and one to explain the division. Repeat for Example 2 (coin). Then say: 'Now — Mama Njeri. She has 90 days of data. 27 were good days. What is P(good day)?' [WAIT TIME: 15 seconds]. Cold-call 3 students. Then ask: 'What does this 0.3 tell Mama Njeri about tomorrow?' [WAIT TIME: 12 seconds]. Cold-call 4 students. Push deeper: 'Is 0.3 a guarantee? Or something else?' Introduce the terms 'equally likely' (coin, P = 0.5) and 'unequally likely' (bottle-cap/mandazi sales, P ≠ 0.5) explicitly, writing both terms on the board with examples.</w:t>
+              <w:t xml:space="preserve">Write on the board in large print: 'P(E) = number of favourable outcomes ÷ total number of trials.' Say: 'This is the formal definition of experimental probability. Say it with me.' [Class reads aloud together once.] 'Now let us use it.' Work through Example 1 (bottle-cap) with full class participation: 'Our total trials were [class total]. Cap-up count was [class total cap-up]. Someone calculate P(cap up) for me — you have 20 seconds, write it in your book.' [WAIT TIME: 20 seconds]. Cold-call 2 students to give the answer and one to explain the division. Repeat for Example 2 (coin). Then say: 'Now — Mama Njeri. She has 60 days of data. 24 were good days. What is P(good day)?' [WAIT TIME: 15 seconds]. Cold-call 3 students. Then ask: 'What does this 0.4 tell Mama Njeri about tomorrow?' [WAIT TIME: 12 seconds]. Cold-call 4 students. Push deeper: 'Is 0.4 a guarantee? Or something else?' Introduce the terms 'equally likely' (coin, P = 0.5) and 'unequally likely' (bottle-cap/mandazi sales, P ≠ 0.5) explicitly, writing both terms on the board with examples.</w:t>
             </w:r>
           </w:p>
         </w:tc>
@@ -7747,7 +7747,7 @@
                 <w:sz w:val="18"/>
                 <w:szCs w:val="18"/>
               </w:rPr>
-              <w:t xml:space="preserve">Observable indicator: Students can independently calculate P(good day) = 27 ÷ 90 = 0.3 and state in one sentence what it means for Mama Njeri's decision. Exit check — after the Mama Njeri calculation, teacher says: 'Write in your own words: what does P = 0.3 mean for Mama Njeri? You have 90 seconds.' Collect 6 random books and read responses. Red flag: students who write 'she will have a good day 0.3 times' without connecting it to 30% of days over many days — address with a whole-class clarification before moving on.</w:t>
+              <w:t xml:space="preserve">Observable indicator: Students can independently calculate P(good day) = 24 ÷ 60 = 0.4 and state in one sentence what it means for Mama Njeri's decision. Exit check — after the Mama Njeri calculation, teacher says: 'Write in your own words: what does P = 0.4 mean for Mama Njeri? You have 90 seconds.' Collect 6 random books and read responses. Red flag: students who write 'she will have a good day 0.4 times' without connecting it to 40% of days over many days — address with a whole-class clarification before moving on.</w:t>
             </w:r>
           </w:p>
         </w:tc>
@@ -7804,7 +7804,7 @@
             <w:pPr>
               <w:spacing w:after="20" w:before="0"/>
             </w:pPr>
-            <w:hyperlink w:history="1" r:id="rIdd6sj78li5xojxc5uttu2v">
+            <w:hyperlink w:history="1" r:id="rIdf49koxhe_ldy3nl1-jfgh">
               <w:r>
                 <w:rPr>
                   <w:rFonts w:ascii="Arial" w:cs="Arial" w:eastAsia="Arial" w:hAnsi="Arial"/>
@@ -7837,7 +7837,7 @@
               <w:spacing w:after="10" w:before="0"/>
               <w:ind w:left="120"/>
             </w:pPr>
-            <w:hyperlink w:history="1" r:id="rIdy2fsnpy8bqwavs1su_bcv">
+            <w:hyperlink w:history="1" r:id="rId7ohj4x4g5qltas2r8p8ot">
               <w:r>
                 <w:rPr>
                   <w:rFonts w:ascii="Arial" w:cs="Arial" w:eastAsia="Arial" w:hAnsi="Arial"/>
@@ -7882,7 +7882,7 @@
             <w:pPr>
               <w:spacing w:after="20" w:before="0"/>
             </w:pPr>
-            <w:hyperlink w:history="1" r:id="rIdessbqb0najz2pcac9fle9">
+            <w:hyperlink w:history="1" r:id="rIdvo_xx1vcsbgqklqnpbbrv">
               <w:r>
                 <w:rPr>
                   <w:rFonts w:ascii="Arial" w:cs="Arial" w:eastAsia="Arial" w:hAnsi="Arial"/>
@@ -7915,7 +7915,7 @@
               <w:spacing w:after="10" w:before="0"/>
               <w:ind w:left="120"/>
             </w:pPr>
-            <w:hyperlink w:history="1" r:id="rIdw9d3fa2heqxfjpfr8a4tc">
+            <w:hyperlink w:history="1" r:id="rIdo3oqawlvlzdq9inc8ddl1">
               <w:r>
                 <w:rPr>
                   <w:rFonts w:ascii="Arial" w:cs="Arial" w:eastAsia="Arial" w:hAnsi="Arial"/>
@@ -7957,7 +7957,7 @@
                 <w:sz w:val="18"/>
                 <w:szCs w:val="18"/>
               </w:rPr>
-              <w:t xml:space="preserve">Students return to the class Driving Question Board. They review the two KICD Key Inquiry Questions and discuss in pairs for 2 minutes: 'What new evidence from today can we add to help answer each question?' Each pair writes one claim on a sticky note (or index card) in the format: 'We now know that… because our data showed…' and adds it to the DQB under the relevant question. Students also update their personal 'Probability Scale' strip (created in Lesson 1) by marking where P(good day for Mama Njeri) = 0.3 falls, and annotating: 'experimental probability from 90 days of data.' The class briefly shares 3–4 sticky notes aloud, and the teacher highlights any notes that show the connection between more trials → more reliable probability estimate.</w:t>
+              <w:t xml:space="preserve">Students return to the class Driving Question Board. They review the two KICD Key Inquiry Questions and discuss in pairs for 2 minutes: 'What new evidence from today can we add to help answer each question?' Each pair writes one claim on a sticky note (or index card) in the format: 'We now know that… because our data showed…' and adds it to the DQB under the relevant question. Students also update their personal 'Probability Scale' strip (created in Lesson 1) by marking where P(good day for Mama Njeri) = 0.4 falls, and annotating: 'experimental probability from 60 days of data.' The class briefly shares 3–4 sticky notes aloud, and the teacher highlights any notes that show the connection between more trials → more reliable probability estimate.</w:t>
             </w:r>
           </w:p>
         </w:tc>
@@ -8021,7 +8021,7 @@
                 <w:sz w:val="18"/>
                 <w:szCs w:val="18"/>
               </w:rPr>
-              <w:t xml:space="preserve">Claim–Evidence Linking on the DQB — Requiring students to write in the format 'We now know… because our data showed…' forces explicit connection between empirical evidence (the pooled graph, Mama Njeri's 90-day data) and conceptual claims (probability converges, P(E) formula). The public display creates a cumulative, visible record of the class's growing understanding across all 9 lessons.</w:t>
+              <w:t xml:space="preserve">Claim–Evidence Linking on the DQB — Requiring students to write in the format 'We now know… because our data showed…' forces explicit connection between empirical evidence (the pooled graph, Mama Njeri's 60-day data) and conceptual claims (probability converges, P(E) formula). The public display creates a cumulative, visible record of the class's growing understanding across all 9 lessons.</w:t>
             </w:r>
           </w:p>
         </w:tc>
@@ -8110,7 +8110,7 @@
             <w:pPr>
               <w:spacing w:after="20" w:before="0"/>
             </w:pPr>
-            <w:hyperlink w:history="1" r:id="rIdnfkatlkggmd2nnmg2jeou">
+            <w:hyperlink w:history="1" r:id="rIdauncsm8lnqkq2t6qqnm-g">
               <w:r>
                 <w:rPr>
                   <w:rFonts w:ascii="Arial" w:cs="Arial" w:eastAsia="Arial" w:hAnsi="Arial"/>
@@ -8143,7 +8143,7 @@
               <w:spacing w:after="10" w:before="0"/>
               <w:ind w:left="120"/>
             </w:pPr>
-            <w:hyperlink w:history="1" r:id="rIdwdwiulqwe78bipcyj7-y6">
+            <w:hyperlink w:history="1" r:id="rIdbeakhurzm7rguhx5uq81f">
               <w:r>
                 <w:rPr>
                   <w:rFonts w:ascii="Arial" w:cs="Arial" w:eastAsia="Arial" w:hAnsi="Arial"/>
@@ -8188,7 +8188,7 @@
             <w:pPr>
               <w:spacing w:after="20" w:before="0"/>
             </w:pPr>
-            <w:hyperlink w:history="1" r:id="rIdjwa0xttahvqpsxvpni5n3">
+            <w:hyperlink w:history="1" r:id="rIdziei5jyheameb-fhlcha6">
               <w:r>
                 <w:rPr>
                   <w:rFonts w:ascii="Arial" w:cs="Arial" w:eastAsia="Arial" w:hAnsi="Arial"/>
@@ -8221,7 +8221,7 @@
               <w:spacing w:after="10" w:before="0"/>
               <w:ind w:left="120"/>
             </w:pPr>
-            <w:hyperlink w:history="1" r:id="rIdz5vhecw62osucbzslobdz">
+            <w:hyperlink w:history="1" r:id="rId6gby6uy4plqzzfd5c-z5d">
               <w:r>
                 <w:rPr>
                   <w:rFonts w:ascii="Arial" w:cs="Arial" w:eastAsia="Arial" w:hAnsi="Arial"/>
@@ -8263,7 +8263,7 @@
                 <w:sz w:val="18"/>
                 <w:szCs w:val="18"/>
               </w:rPr>
-              <w:t xml:space="preserve">Students retrieve their probability model from Lesson 1 (a diagram or written explanation of why Mama Njeri cannot predict her daily sales). They now revise and extend it in light of today's learning. The model must now include: (1) the P(E) formula labelled; (2) an arrow or annotation showing 'more trials → more stable estimate'; (3) Mama Njeri's P(good day) = 0.3 marked on a 0–1 probability scale within the model; (4) a distinction between 'individual day is unpredictable' and 'pattern over many days is predictable.' Students annotate in a different colour so revision is visible. In the final 3 minutes, two volunteers share their updated models with the class and explain one change they made and why.</w:t>
+              <w:t xml:space="preserve">Students retrieve their probability model from Lesson 1 (a diagram or written explanation of why Mama Njeri cannot predict her daily sales). They now revise and extend it in light of today's learning. The model must now include: (1) the P(E) formula labelled; (2) an arrow or annotation showing 'more trials → more stable estimate'; (3) Mama Njeri's P(good day) = 0.4 marked on a 0–1 probability scale within the model; (4) a distinction between 'individual day is unpredictable' and 'pattern over many days is predictable.' Students annotate in a different colour so revision is visible. In the final 3 minutes, two volunteers share their updated models with the class and explain one change they made and why.</w:t>
             </w:r>
           </w:p>
         </w:tc>
@@ -8295,7 +8295,7 @@
                 <w:sz w:val="18"/>
                 <w:szCs w:val="18"/>
               </w:rPr>
-              <w:t xml:space="preserve">Say: 'Take out the model you drew in Lesson 1. You have 8 minutes to revise it using what you learned today. Your model must show the formula, the convergence idea, and Mama Njeri's 0.3. Use a different colour pen for today's additions so we can see your thinking grow.' [WAIT TIME: 8 minutes of individual model work — circulate continuously]. Prompt students who have not yet included convergence: 'Your graph today showed the line was jumpy at first, then settled — can your model show that?' After 8 minutes, cold-call 2 volunteers to display and explain their models. Ask the class after each: 'What did this model show well? What could make it even clearer?' [WAIT TIME: 10 seconds each time]. Close by saying: 'In Lesson 3, we will ask: what if we never ran the experiment — can mathematics predict probability without any trials at all? Keep that question in mind.'</w:t>
+              <w:t xml:space="preserve">Say: 'Take out the model you drew in Lesson 1. You have 8 minutes to revise it using what you learned today. Your model must show the formula, the convergence idea, and Mama Njeri's 0.4. Use a different colour pen for today's additions so we can see your thinking grow.' [WAIT TIME: 8 minutes of individual model work — circulate continuously]. Prompt students who have not yet included convergence: 'Your graph today showed the line was jumpy at first, then settled — can your model show that?' After 8 minutes, cold-call 2 volunteers to display and explain their models. Ask the class after each: 'What did this model show well? What could make it even clearer?' [WAIT TIME: 10 seconds each time]. Close by saying: 'In Lesson 3, we will ask: what if we never ran the experiment — can mathematics predict probability without any trials at all? Keep that question in mind.'</w:t>
             </w:r>
           </w:p>
         </w:tc>
@@ -8359,7 +8359,7 @@
                 <w:sz w:val="18"/>
                 <w:szCs w:val="18"/>
               </w:rPr>
-              <w:t xml:space="preserve">Observable indicator: Updated model contains all four required elements (formula, convergence annotation, P = 0.3 on scale, individual vs. pattern distinction) in a visibly different colour from Lesson 1 work. Teacher collects 8 models at the end of class for detailed review. Success threshold: at least 6 of 8 collected models include the convergence annotation and Mama Njeri's 0.3. Models missing these elements flag students who need a brief targeted intervention at the start of Lesson 3.</w:t>
+              <w:t xml:space="preserve">Observable indicator: Updated model contains all four required elements (formula, convergence annotation, P = 0.4 on scale, individual vs. pattern distinction) in a visibly different colour from Lesson 1 work. Teacher collects 8 models at the end of class for detailed review. Success threshold: at least 6 of 8 collected models include the convergence annotation and Mama Njeri's 0.4. Models missing these elements flag students who need a brief targeted intervention at the start of Lesson 3.</w:t>
             </w:r>
           </w:p>
         </w:tc>
@@ -8452,7 +8452,7 @@
                 <w:sz w:val="18"/>
                 <w:szCs w:val="18"/>
               </w:rPr>
-              <w:t xml:space="preserve">After the lesson, consider the following questions: (1) Did the pooled data graph clearly show convergence — was the visual convincing enough that students could see the line 'settling'? If the class had fewer than 15 groups, the convergence may have been weak; consider supplementing with a pre-prepared dataset of 500 simulated bottle-cap flips next time. (2) Were students able to correctly apply P(E) = favourable ÷ total to Mama Njeri's 90-day data independently, or did most need the worked example on the board? If fewer than 70% solved it independently, introduce a structured calculation scaffold (a table template) in Lesson 3. (3) Did the distinction between equally likely (coin) and unequally likely (bottle-cap) land clearly? Check the DQB sticky notes — if none mention this distinction, explicitly revisit it as a warm-up in Lesson 3. (4) Were the 8 collected models sufficient quality to reveal misconceptions before Lesson 3? Identify any students who conflated experimental probability with certainty (e.g. 'Mama Njeri will have 27 good days next month') — these students need a targeted question at the start of Lesson 3: 'Does P = 0.3 mean exactly 27 out of the next 90 days will be good?' (5) Was 80 minutes sufficient? The live graphing activity in Phase 2 is the most time-consuming — if it overran, consider pre-plotting the first 5 data points before class to save 5–8 minutes.</w:t>
+              <w:t xml:space="preserve">After the lesson, consider the following questions: (1) Did the pooled data graph clearly show convergence — was the visual convincing enough that students could see the line 'settling'? If the class had fewer than 15 groups, the convergence may have been weak; consider supplementing with a pre-prepared dataset of 500 simulated bottle-cap flips next time. (2) Were students able to correctly apply P(E) = favourable ÷ total to Mama Njeri's 60-day data independently, or did most need the worked example on the board? If fewer than 70% solved it independently, introduce a structured calculation scaffold (a table template) in Lesson 3. (3) Did the distinction between equally likely (coin) and unequally likely (bottle-cap) land clearly? Check the DQB sticky notes — if none mention this distinction, explicitly revisit it as a warm-up in Lesson 3. (4) Were the 8 collected models sufficient quality to reveal misconceptions before Lesson 3? Identify any students who conflated experimental probability with certainty (e.g. 'Mama Njeri will have 24 good days in the next 60') — these students need a targeted question at the start of Lesson 3: 'Does P = 0.4 mean exactly 24 out of the next 60 days will be good?' (5) Was 80 minutes sufficient? The live graphing activity in Phase 2 is the most time-consuming — if it overran, consider pre-plotting the first 5 data points before class to save 5–8 minutes.</w:t>
             </w:r>
           </w:p>
         </w:tc>
@@ -8711,7 +8711,7 @@
                 <w:sz w:val="18"/>
                 <w:szCs w:val="18"/>
               </w:rPr>
-              <w:t xml:space="preserve">Students applied the P(E) formula to Mama Njeri's three-month notebook, calculating P(good day) = 27 ÷ 90 = 0.3. They explained that this means approximately 30% of days are 'good days' over many days of trading — not that any specific tomorrow is guaranteed. They connected the convergence pattern in their bottle-cap graph to why Mama Njeri's fraction of good days stabilised over three months even though individual days remained unpredictable, advancing the class's answer to the driving question.</w:t>
+              <w:t xml:space="preserve">Students applied the P(E) formula to Mama Njeri's three-month notebook, calculating P(good day) = 24 ÷ 60 = 0.4. They explained that this means approximately 40% of days are 'good days' over many days of trading — not that any specific tomorrow is guaranteed. They connected the convergence pattern in their bottle-cap graph to why Mama Njeri's fraction of good days stabilised over three months even though individual days remained unpredictable, advancing the class's answer to the driving question.</w:t>
             </w:r>
           </w:p>
         </w:tc>
@@ -8733,7 +8733,7 @@
         </w:rPr>
         <w:t xml:space="preserve">© 2026 SeaVuria and ARES. Aligned with KICD objectives. Developed by SeaVuria; technical implementation by ARES (with AI assistance from Claude). Licensed under </w:t>
       </w:r>
-      <w:hyperlink w:history="1" r:id="rIdgxn_tobnqlmlwcod7x65r">
+      <w:hyperlink w:history="1" r:id="rIdci1pmij0ydbk0-d13qyev">
         <w:r>
           <w:rPr>
             <w:rFonts w:ascii="Arial" w:cs="Arial" w:eastAsia="Arial" w:hAnsi="Arial"/>
@@ -8754,7 +8754,7 @@
         </w:rPr>
         <w:t xml:space="preserve"> (</w:t>
       </w:r>
-      <w:hyperlink w:history="1" r:id="rId8-yncjmb-kf0qqrmlbxq7">
+      <w:hyperlink w:history="1" r:id="rIddmtnnhvpu7onubobteawe">
         <w:r>
           <w:rPr>
             <w:rFonts w:ascii="Arial" w:cs="Arial" w:eastAsia="Arial" w:hAnsi="Arial"/>
@@ -9767,7 +9767,7 @@
             <w:pPr>
               <w:spacing w:after="20" w:before="0"/>
             </w:pPr>
-            <w:hyperlink w:history="1" r:id="rIdpzwolai3bvok1oj_3vpue">
+            <w:hyperlink w:history="1" r:id="rId-3xmwcxsebgys4docdx_3">
               <w:r>
                 <w:rPr>
                   <w:rFonts w:ascii="Arial" w:cs="Arial" w:eastAsia="Arial" w:hAnsi="Arial"/>
@@ -9800,7 +9800,7 @@
               <w:spacing w:after="10" w:before="0"/>
               <w:ind w:left="120"/>
             </w:pPr>
-            <w:hyperlink w:history="1" r:id="rIduvcp9rhfzqzti4omzjma0">
+            <w:hyperlink w:history="1" r:id="rIdootnpnb5u1pzsjpxzpdgq">
               <w:r>
                 <w:rPr>
                   <w:rFonts w:ascii="Arial" w:cs="Arial" w:eastAsia="Arial" w:hAnsi="Arial"/>
@@ -9845,7 +9845,7 @@
             <w:pPr>
               <w:spacing w:after="20" w:before="0"/>
             </w:pPr>
-            <w:hyperlink w:history="1" r:id="rIdrb-tqb239sacey4rs5wiu">
+            <w:hyperlink w:history="1" r:id="rIdntugexmhmnxr3qwftvnkl">
               <w:r>
                 <w:rPr>
                   <w:rFonts w:ascii="Arial" w:cs="Arial" w:eastAsia="Arial" w:hAnsi="Arial"/>
@@ -9878,7 +9878,7 @@
               <w:spacing w:after="10" w:before="0"/>
               <w:ind w:left="120"/>
             </w:pPr>
-            <w:hyperlink w:history="1" r:id="rIdmenustjdezjs0zovgvvc7">
+            <w:hyperlink w:history="1" r:id="rIdlptb0ovrmiikdqt1qse0u">
               <w:r>
                 <w:rPr>
                   <w:rFonts w:ascii="Arial" w:cs="Arial" w:eastAsia="Arial" w:hAnsi="Arial"/>
@@ -10073,7 +10073,7 @@
             <w:pPr>
               <w:spacing w:after="20" w:before="0"/>
             </w:pPr>
-            <w:hyperlink w:history="1" r:id="rIdo1f-xsaczomejlooqd-ow">
+            <w:hyperlink w:history="1" r:id="rIdo_8jy-bku5wuymfviknyw">
               <w:r>
                 <w:rPr>
                   <w:rFonts w:ascii="Arial" w:cs="Arial" w:eastAsia="Arial" w:hAnsi="Arial"/>
@@ -10106,7 +10106,7 @@
               <w:spacing w:after="10" w:before="0"/>
               <w:ind w:left="120"/>
             </w:pPr>
-            <w:hyperlink w:history="1" r:id="rIdlcmeiawufi909nemhx76i">
+            <w:hyperlink w:history="1" r:id="rIdbpxhup3j7te7hd6dtmtii">
               <w:r>
                 <w:rPr>
                   <w:rFonts w:ascii="Arial" w:cs="Arial" w:eastAsia="Arial" w:hAnsi="Arial"/>
@@ -10151,7 +10151,7 @@
             <w:pPr>
               <w:spacing w:after="20" w:before="0"/>
             </w:pPr>
-            <w:hyperlink w:history="1" r:id="rIdgwajr202z5z0zua1mm2me">
+            <w:hyperlink w:history="1" r:id="rIdg3in4d9tznjsow1iora_q">
               <w:r>
                 <w:rPr>
                   <w:rFonts w:ascii="Arial" w:cs="Arial" w:eastAsia="Arial" w:hAnsi="Arial"/>
@@ -10184,7 +10184,7 @@
               <w:spacing w:after="10" w:before="0"/>
               <w:ind w:left="120"/>
             </w:pPr>
-            <w:hyperlink w:history="1" r:id="rIdsqohzl50o0nsggb0avpph">
+            <w:hyperlink w:history="1" r:id="rIdci2hgmxhytlfzjyjqix96">
               <w:r>
                 <w:rPr>
                   <w:rFonts w:ascii="Arial" w:cs="Arial" w:eastAsia="Arial" w:hAnsi="Arial"/>
@@ -10379,7 +10379,7 @@
             <w:pPr>
               <w:spacing w:after="20" w:before="0"/>
             </w:pPr>
-            <w:hyperlink w:history="1" r:id="rId3tcjz-cxzpbyrw-87n1xg">
+            <w:hyperlink w:history="1" r:id="rId7ibyikiaxity-0my6cqjd">
               <w:r>
                 <w:rPr>
                   <w:rFonts w:ascii="Arial" w:cs="Arial" w:eastAsia="Arial" w:hAnsi="Arial"/>
@@ -10428,7 +10428,7 @@
               <w:spacing w:after="10" w:before="0"/>
               <w:ind w:left="120"/>
             </w:pPr>
-            <w:hyperlink w:history="1" r:id="rIdn4oy8bxwi0_apil5vgn78">
+            <w:hyperlink w:history="1" r:id="rIdt7vq1jxjtb6i7wxozgwc_">
               <w:r>
                 <w:rPr>
                   <w:rFonts w:ascii="Arial" w:cs="Arial" w:eastAsia="Arial" w:hAnsi="Arial"/>
@@ -10473,7 +10473,7 @@
             <w:pPr>
               <w:spacing w:after="20" w:before="0"/>
             </w:pPr>
-            <w:hyperlink w:history="1" r:id="rIdrs-tgtajntfbgwgeewv4p">
+            <w:hyperlink w:history="1" r:id="rIdonaqjc5r4travffkg-uwe">
               <w:r>
                 <w:rPr>
                   <w:rFonts w:ascii="Arial" w:cs="Arial" w:eastAsia="Arial" w:hAnsi="Arial"/>
@@ -10506,7 +10506,7 @@
               <w:spacing w:after="10" w:before="0"/>
               <w:ind w:left="120"/>
             </w:pPr>
-            <w:hyperlink w:history="1" r:id="rIdqoqvfyaxyswe5ijpyxonv">
+            <w:hyperlink w:history="1" r:id="rIdccjflygit8m7bbcha1w-b">
               <w:r>
                 <w:rPr>
                   <w:rFonts w:ascii="Arial" w:cs="Arial" w:eastAsia="Arial" w:hAnsi="Arial"/>
@@ -10701,7 +10701,7 @@
             <w:pPr>
               <w:spacing w:after="20" w:before="0"/>
             </w:pPr>
-            <w:hyperlink w:history="1" r:id="rIdx235ogbtblpirwoqlobyc">
+            <w:hyperlink w:history="1" r:id="rIdkhwr7b8rirjk89dztxxi2">
               <w:r>
                 <w:rPr>
                   <w:rFonts w:ascii="Arial" w:cs="Arial" w:eastAsia="Arial" w:hAnsi="Arial"/>
@@ -10750,7 +10750,7 @@
               <w:spacing w:after="10" w:before="0"/>
               <w:ind w:left="120"/>
             </w:pPr>
-            <w:hyperlink w:history="1" r:id="rIdu94snjnpx1zdarjoo98zx">
+            <w:hyperlink w:history="1" r:id="rIdtjby_mbfuwlgzijvqnydd">
               <w:r>
                 <w:rPr>
                   <w:rFonts w:ascii="Arial" w:cs="Arial" w:eastAsia="Arial" w:hAnsi="Arial"/>
@@ -10795,7 +10795,7 @@
             <w:pPr>
               <w:spacing w:after="20" w:before="0"/>
             </w:pPr>
-            <w:hyperlink w:history="1" r:id="rIdooz0ve2_ohtnzypjioqt-">
+            <w:hyperlink w:history="1" r:id="rIdbmfxg2trscij0wjdgmdcq">
               <w:r>
                 <w:rPr>
                   <w:rFonts w:ascii="Arial" w:cs="Arial" w:eastAsia="Arial" w:hAnsi="Arial"/>
@@ -10828,7 +10828,7 @@
               <w:spacing w:after="10" w:before="0"/>
               <w:ind w:left="120"/>
             </w:pPr>
-            <w:hyperlink w:history="1" r:id="rIdkmy3xckjm1efbb7a05qhc">
+            <w:hyperlink w:history="1" r:id="rIdqz_x54taelas8p-zoevtd">
               <w:r>
                 <w:rPr>
                   <w:rFonts w:ascii="Arial" w:cs="Arial" w:eastAsia="Arial" w:hAnsi="Arial"/>
@@ -11023,7 +11023,7 @@
             <w:pPr>
               <w:spacing w:after="20" w:before="0"/>
             </w:pPr>
-            <w:hyperlink w:history="1" r:id="rIdlvyxfm5keepdocm0ui9o4">
+            <w:hyperlink w:history="1" r:id="rIdebll-nzsbnt5tk1u6gtsg">
               <w:r>
                 <w:rPr>
                   <w:rFonts w:ascii="Arial" w:cs="Arial" w:eastAsia="Arial" w:hAnsi="Arial"/>
@@ -11072,7 +11072,7 @@
               <w:spacing w:after="10" w:before="0"/>
               <w:ind w:left="120"/>
             </w:pPr>
-            <w:hyperlink w:history="1" r:id="rIdzm9z_aa_51alu9odm0kp2">
+            <w:hyperlink w:history="1" r:id="rIdx_bg6wyqrhtkbv3cbnzuv">
               <w:r>
                 <w:rPr>
                   <w:rFonts w:ascii="Arial" w:cs="Arial" w:eastAsia="Arial" w:hAnsi="Arial"/>
@@ -11117,7 +11117,7 @@
             <w:pPr>
               <w:spacing w:after="20" w:before="0"/>
             </w:pPr>
-            <w:hyperlink w:history="1" r:id="rIdg4wwjftg_fhvqzaawm-rj">
+            <w:hyperlink w:history="1" r:id="rIdppwpifl0sxnpi23hlxrgz">
               <w:r>
                 <w:rPr>
                   <w:rFonts w:ascii="Arial" w:cs="Arial" w:eastAsia="Arial" w:hAnsi="Arial"/>
@@ -11166,7 +11166,7 @@
               <w:spacing w:after="10" w:before="0"/>
               <w:ind w:left="120"/>
             </w:pPr>
-            <w:hyperlink w:history="1" r:id="rIdcydalb-uq_be36uuo_fzg">
+            <w:hyperlink w:history="1" r:id="rIduc5_dsx9ccnurznyn05ot">
               <w:r>
                 <w:rPr>
                   <w:rFonts w:ascii="Arial" w:cs="Arial" w:eastAsia="Arial" w:hAnsi="Arial"/>
@@ -11678,7 +11678,7 @@
         </w:rPr>
         <w:t xml:space="preserve">© 2026 SeaVuria and ARES. Aligned with KICD objectives. Developed by SeaVuria; technical implementation by ARES (with AI assistance from Claude). Licensed under </w:t>
       </w:r>
-      <w:hyperlink w:history="1" r:id="rIdh4ydyrjjof5_ytxhnm4de">
+      <w:hyperlink w:history="1" r:id="rIdj8etdllclat7xzty1espi">
         <w:r>
           <w:rPr>
             <w:rFonts w:ascii="Arial" w:cs="Arial" w:eastAsia="Arial" w:hAnsi="Arial"/>
@@ -11699,7 +11699,7 @@
         </w:rPr>
         <w:t xml:space="preserve"> (</w:t>
       </w:r>
-      <w:hyperlink w:history="1" r:id="rIdqepiannscfea9nxszwqqg">
+      <w:hyperlink w:history="1" r:id="rIddnrey67um83yshzn4mo3q">
         <w:r>
           <w:rPr>
             <w:rFonts w:ascii="Arial" w:cs="Arial" w:eastAsia="Arial" w:hAnsi="Arial"/>
@@ -12712,7 +12712,7 @@
             <w:pPr>
               <w:spacing w:after="20" w:before="0"/>
             </w:pPr>
-            <w:hyperlink w:history="1" r:id="rIdu3-y-c7kdk6jq272eayvr">
+            <w:hyperlink w:history="1" r:id="rId5hhfjq4gafeiqouvr3ijf">
               <w:r>
                 <w:rPr>
                   <w:rFonts w:ascii="Arial" w:cs="Arial" w:eastAsia="Arial" w:hAnsi="Arial"/>
@@ -12745,7 +12745,7 @@
               <w:spacing w:after="10" w:before="0"/>
               <w:ind w:left="120"/>
             </w:pPr>
-            <w:hyperlink w:history="1" r:id="rIdabpy4wf7a1loikzvhwyzf">
+            <w:hyperlink w:history="1" r:id="rIdbg0svplopoh3vin2qvdby">
               <w:r>
                 <w:rPr>
                   <w:rFonts w:ascii="Arial" w:cs="Arial" w:eastAsia="Arial" w:hAnsi="Arial"/>
@@ -12790,7 +12790,7 @@
             <w:pPr>
               <w:spacing w:after="20" w:before="0"/>
             </w:pPr>
-            <w:hyperlink w:history="1" r:id="rIdp9pnjfqlfuv5dq00wwfs7">
+            <w:hyperlink w:history="1" r:id="rIdfakv0ar72klbwwq_k8w5h">
               <w:r>
                 <w:rPr>
                   <w:rFonts w:ascii="Arial" w:cs="Arial" w:eastAsia="Arial" w:hAnsi="Arial"/>
@@ -12823,7 +12823,7 @@
               <w:spacing w:after="10" w:before="0"/>
               <w:ind w:left="120"/>
             </w:pPr>
-            <w:hyperlink w:history="1" r:id="rId3b1_yn0zaw7sjoaf8agnb">
+            <w:hyperlink w:history="1" r:id="rId4ujbd42tqxvwe0mynadzv">
               <w:r>
                 <w:rPr>
                   <w:rFonts w:ascii="Arial" w:cs="Arial" w:eastAsia="Arial" w:hAnsi="Arial"/>
@@ -13018,7 +13018,7 @@
             <w:pPr>
               <w:spacing w:after="20" w:before="0"/>
             </w:pPr>
-            <w:hyperlink w:history="1" r:id="rId3habikg9mk33c5gnfh_cv">
+            <w:hyperlink w:history="1" r:id="rIdzghdz09xqf14e1qewlyp1">
               <w:r>
                 <w:rPr>
                   <w:rFonts w:ascii="Arial" w:cs="Arial" w:eastAsia="Arial" w:hAnsi="Arial"/>
@@ -13051,7 +13051,7 @@
               <w:spacing w:after="10" w:before="0"/>
               <w:ind w:left="120"/>
             </w:pPr>
-            <w:hyperlink w:history="1" r:id="rId1quwvipuxhlvkwfr6js98">
+            <w:hyperlink w:history="1" r:id="rId3tkdlvq1woktfmovjyl4y">
               <w:r>
                 <w:rPr>
                   <w:rFonts w:ascii="Arial" w:cs="Arial" w:eastAsia="Arial" w:hAnsi="Arial"/>
@@ -13096,7 +13096,7 @@
             <w:pPr>
               <w:spacing w:after="20" w:before="0"/>
             </w:pPr>
-            <w:hyperlink w:history="1" r:id="rId25nfwxti92e6ppyhe6xfi">
+            <w:hyperlink w:history="1" r:id="rId8ooadibfliw74nhk0ggwq">
               <w:r>
                 <w:rPr>
                   <w:rFonts w:ascii="Arial" w:cs="Arial" w:eastAsia="Arial" w:hAnsi="Arial"/>
@@ -13129,7 +13129,7 @@
               <w:spacing w:after="10" w:before="0"/>
               <w:ind w:left="120"/>
             </w:pPr>
-            <w:hyperlink w:history="1" r:id="rIdvwkwmusezeefllxtxr_ra">
+            <w:hyperlink w:history="1" r:id="rIdrhwbdom147l38ruhozusk">
               <w:r>
                 <w:rPr>
                   <w:rFonts w:ascii="Arial" w:cs="Arial" w:eastAsia="Arial" w:hAnsi="Arial"/>
@@ -13324,7 +13324,7 @@
             <w:pPr>
               <w:spacing w:after="20" w:before="0"/>
             </w:pPr>
-            <w:hyperlink w:history="1" r:id="rId2mxkl92bcd5ukishdernn">
+            <w:hyperlink w:history="1" r:id="rIdjbg7xxznfmo6q-eg3pun1">
               <w:r>
                 <w:rPr>
                   <w:rFonts w:ascii="Arial" w:cs="Arial" w:eastAsia="Arial" w:hAnsi="Arial"/>
@@ -13357,7 +13357,7 @@
               <w:spacing w:after="10" w:before="0"/>
               <w:ind w:left="120"/>
             </w:pPr>
-            <w:hyperlink w:history="1" r:id="rIdudwzaygslynuhs1li0xwy">
+            <w:hyperlink w:history="1" r:id="rIdmprnlaavz0x1px2tcvbnx">
               <w:r>
                 <w:rPr>
                   <w:rFonts w:ascii="Arial" w:cs="Arial" w:eastAsia="Arial" w:hAnsi="Arial"/>
@@ -13402,7 +13402,7 @@
             <w:pPr>
               <w:spacing w:after="20" w:before="0"/>
             </w:pPr>
-            <w:hyperlink w:history="1" r:id="rIdvbg0mviv9xaqrloch3po7">
+            <w:hyperlink w:history="1" r:id="rIdpudcbg0nz5lzceunhtlbm">
               <w:r>
                 <w:rPr>
                   <w:rFonts w:ascii="Arial" w:cs="Arial" w:eastAsia="Arial" w:hAnsi="Arial"/>
@@ -13435,7 +13435,7 @@
               <w:spacing w:after="10" w:before="0"/>
               <w:ind w:left="120"/>
             </w:pPr>
-            <w:hyperlink w:history="1" r:id="rIdiufpyzvz9m-xeq67l7hl8">
+            <w:hyperlink w:history="1" r:id="rIdmicmzpxkiasxnk7klms4i">
               <w:r>
                 <w:rPr>
                   <w:rFonts w:ascii="Arial" w:cs="Arial" w:eastAsia="Arial" w:hAnsi="Arial"/>
@@ -13477,7 +13477,7 @@
                 <w:sz w:val="18"/>
                 <w:szCs w:val="18"/>
               </w:rPr>
-              <w:t xml:space="preserve">Whole-class formalisation. Teacher leads a structured discussion to derive the definition and addition rule. Learners copy the formal definition into their notebooks: 'Two events A and B are mutually exclusive if they cannot both occur in the same trial — their intersection is empty: A ∩ B = ∅, so P(A ∩ B) = 0.' Teacher then poses: 'If Mama Njeri's batch is either sold out (probability 0.55 based on her 3-month notebook) or half-unsold (probability 0.30), what is the probability that she experiences one OR the other outcome on a given day?' Learners attempt the calculation individually (2 minutes), then share with a partner. Teacher formalises: P(A ∪ B) = P(A) + P(B) = 0.55 + 0.30 = 0.85 — only valid because the events are mutually exclusive. Learners then practise three tiered problems: (1) Easy — A bag of maize at Wakulima Market is chosen at random; P(grade A) = 0.4, P(grade B) = 0.35 — find P(grade A or grade B). (2) Medium — In a school sports day in Eldoret, P(class wins relay) = 0.25, P(class wins javelin) = 0.40, P(class wins both) = 0 — find P(class wins at least one event). (3) Challenge — A weather forecast for Mombasa Coast gives P(heavy rain) = 0.3, P(light drizzle) = 0.25, P(sunny) = 0.45; are all three pairs mutually exclusive? Verify that probabilities sum correctly and explain why. Learners self-mark using an answer strip provided after all three problems are attempted.</w:t>
+              <w:t xml:space="preserve">Whole-class formalisation. Teacher leads a structured discussion to derive the definition and addition rule. Learners copy the formal definition into their notebooks: 'Two events A and B are mutually exclusive if they cannot both occur in the same trial — their intersection is empty: A ∩ B = ∅, so P(A ∩ B) = 0.' Teacher then poses: 'If Mama Njeri's batch is either sold out (probability 0.25 based on her 3-month notebook) or half-unsold (probability 0.30), what is the probability that she experiences one OR the other outcome on a given day?' Learners attempt the calculation individually (2 minutes), then share with a partner. Teacher formalises: P(A ∪ B) = P(A) + P(B) = 0.25 + 0.30 = 0.55 — only valid because the events are mutually exclusive. Learners then practise three tiered problems: (1) Easy — A bag of maize at Wakulima Market is chosen at random; P(grade A) = 0.4, P(grade B) = 0.35 — find P(grade A or grade B). (2) Medium — In a school sports day in Eldoret, P(class wins relay) = 0.25, P(class wins javelin) = 0.40, P(class wins both) = 0 — find P(class wins at least one event). (3) Challenge — A weather forecast for Mombasa Coast gives P(heavy rain) = 0.3, P(light drizzle) = 0.25, P(sunny) = 0.45; are all three pairs mutually exclusive? Verify that probabilities sum correctly and explain why. Learners self-mark using an answer strip provided after all three problems are attempted.</w:t>
             </w:r>
           </w:p>
         </w:tc>
@@ -13630,7 +13630,7 @@
             <w:pPr>
               <w:spacing w:after="20" w:before="0"/>
             </w:pPr>
-            <w:hyperlink w:history="1" r:id="rIdhxru3h_dqcoemj3lczdpt">
+            <w:hyperlink w:history="1" r:id="rIdj5qm1fxb1prfc1zc5opek">
               <w:r>
                 <w:rPr>
                   <w:rFonts w:ascii="Arial" w:cs="Arial" w:eastAsia="Arial" w:hAnsi="Arial"/>
@@ -13663,7 +13663,7 @@
               <w:spacing w:after="10" w:before="0"/>
               <w:ind w:left="120"/>
             </w:pPr>
-            <w:hyperlink w:history="1" r:id="rIdyd1j1ud8riyvnaqdv-qqq">
+            <w:hyperlink w:history="1" r:id="rIdbqdw_rlmwygvlazwvr7cu">
               <w:r>
                 <w:rPr>
                   <w:rFonts w:ascii="Arial" w:cs="Arial" w:eastAsia="Arial" w:hAnsi="Arial"/>
@@ -13708,7 +13708,7 @@
             <w:pPr>
               <w:spacing w:after="20" w:before="0"/>
             </w:pPr>
-            <w:hyperlink w:history="1" r:id="rIdutxtmqpvaegsh82az6jx0">
+            <w:hyperlink w:history="1" r:id="rIdjuzparnbfpnjsbwfbdbnc">
               <w:r>
                 <w:rPr>
                   <w:rFonts w:ascii="Arial" w:cs="Arial" w:eastAsia="Arial" w:hAnsi="Arial"/>
@@ -13741,7 +13741,7 @@
               <w:spacing w:after="10" w:before="0"/>
               <w:ind w:left="120"/>
             </w:pPr>
-            <w:hyperlink w:history="1" r:id="rIdcm0ixu40axb7ckqyav8vu">
+            <w:hyperlink w:history="1" r:id="rId7fu9txklay-gvbtcwnss-">
               <w:r>
                 <w:rPr>
                   <w:rFonts w:ascii="Arial" w:cs="Arial" w:eastAsia="Arial" w:hAnsi="Arial"/>
@@ -13879,7 +13879,7 @@
                 <w:sz w:val="18"/>
                 <w:szCs w:val="18"/>
               </w:rPr>
-              <w:t xml:space="preserve">Observable indicator: Green sticky notes are assessed for specificity — a note that says 'I learned probability' is insufficiently connected to the phenomenon; a note that says 'Mama Njeri can add P(sold out) + P(half unsold) = 0.85 to know there is an 85% chance of one of those outcomes' shows deep connection. Teacher collects and photographs the DQB after class for planning Lesson 5.</w:t>
+              <w:t xml:space="preserve">Observable indicator: Green sticky notes are assessed for specificity — a note that says 'I learned probability' is insufficiently connected to the phenomenon; a note that says 'Mama Njeri can add P(sold out) + P(half unsold) = 0.55 to know there is a 55% chance of one of those outcomes' shows deep connection. Teacher collects and photographs the DQB after class for planning Lesson 5.</w:t>
             </w:r>
           </w:p>
         </w:tc>
@@ -13936,7 +13936,7 @@
             <w:pPr>
               <w:spacing w:after="20" w:before="0"/>
             </w:pPr>
-            <w:hyperlink w:history="1" r:id="rIdv8k2oy1uondxbbqkgz-wj">
+            <w:hyperlink w:history="1" r:id="rId7p0mmnjj2vht7d2py23ji">
               <w:r>
                 <w:rPr>
                   <w:rFonts w:ascii="Arial" w:cs="Arial" w:eastAsia="Arial" w:hAnsi="Arial"/>
@@ -13969,7 +13969,7 @@
               <w:spacing w:after="10" w:before="0"/>
               <w:ind w:left="120"/>
             </w:pPr>
-            <w:hyperlink w:history="1" r:id="rIdcz7kqdwacym_ckq-jslk_">
+            <w:hyperlink w:history="1" r:id="rId46bffebtlvciantacz88x">
               <w:r>
                 <w:rPr>
                   <w:rFonts w:ascii="Arial" w:cs="Arial" w:eastAsia="Arial" w:hAnsi="Arial"/>
@@ -14014,7 +14014,7 @@
             <w:pPr>
               <w:spacing w:after="20" w:before="0"/>
             </w:pPr>
-            <w:hyperlink w:history="1" r:id="rIdb8k44uqt2stemhwmmgfa-">
+            <w:hyperlink w:history="1" r:id="rIds9e5mnrirxa1o0mtsqrzw">
               <w:r>
                 <w:rPr>
                   <w:rFonts w:ascii="Arial" w:cs="Arial" w:eastAsia="Arial" w:hAnsi="Arial"/>
@@ -14063,7 +14063,7 @@
               <w:spacing w:after="10" w:before="0"/>
               <w:ind w:left="120"/>
             </w:pPr>
-            <w:hyperlink w:history="1" r:id="rIdn_k221pfijg_epejokfpa">
+            <w:hyperlink w:history="1" r:id="rIdkn568xzbbfzdp_ykcelo6">
               <w:r>
                 <w:rPr>
                   <w:rFonts w:ascii="Arial" w:cs="Arial" w:eastAsia="Arial" w:hAnsi="Arial"/>
@@ -14575,7 +14575,7 @@
         </w:rPr>
         <w:t xml:space="preserve">© 2026 SeaVuria and ARES. Aligned with KICD objectives. Developed by SeaVuria; technical implementation by ARES (with AI assistance from Claude). Licensed under </w:t>
       </w:r>
-      <w:hyperlink w:history="1" r:id="rIdkhrdscwvcsltyiewtyl4j">
+      <w:hyperlink w:history="1" r:id="rId_uug1otvdowx-8i4fjhuy">
         <w:r>
           <w:rPr>
             <w:rFonts w:ascii="Arial" w:cs="Arial" w:eastAsia="Arial" w:hAnsi="Arial"/>
@@ -14596,7 +14596,7 @@
         </w:rPr>
         <w:t xml:space="preserve"> (</w:t>
       </w:r>
-      <w:hyperlink w:history="1" r:id="rIdnmnfld_0kvbfp2ne5pv8z">
+      <w:hyperlink w:history="1" r:id="rId4ug_e8ejxkho5h0ikwt5o">
         <w:r>
           <w:rPr>
             <w:rFonts w:ascii="Arial" w:cs="Arial" w:eastAsia="Arial" w:hAnsi="Arial"/>
@@ -15326,7 +15326,7 @@
                 <w:sz w:val="18"/>
                 <w:szCs w:val="18"/>
               </w:rPr>
-              <w:t xml:space="preserve">Learners open by revisiting Mama Njeri's sales notebook data from prior lessons and debating whether yesterday's 'good day' makes today's outcome more likely to be good — surfacing the intuitive misconception that sequential events influence each other. In the Predict phase, learners commit individual written predictions. In the Observe phase, they run a structured coin-toss experiment (20 trials of two simultaneous coins) and analyse printed Eldoret seed germination data cards, recording joint frequencies. In the Explain phase, learners are introduced to the formal definition of independence — P(A ∩ B) = P(A) × P(B) — and test it against their experimental results. A critical whole-class discussion explicitly confronts the misconception that independent events and mutually exclusive events are the same. In the DQB phase, learners update the Driving Question Board with new evidence and lingering questions. In the Model Building phase, learners revise their personal probability models for Mama Njeri's sales sequence, now incorporating independence as an analytical lens.</w:t>
+              <w:t xml:space="preserve">Learners open by revisiting Mama Njeri's sales notebook data from prior lessons and debating whether yesterday's 'good day' makes today's outcome more likely to be good — surfacing the intuitive misconception that sequential events influence each other. In the Predict phase, learners commit individual written predictions. In the Observe phase, they run a structured coin-toss experiment (40 trials of two simultaneous coins) and analyse printed Eldoret seed germination data cards, recording joint frequencies. In the Explain phase, learners are introduced to the formal definition of independence — P(A ∩ B) = P(A) × P(B) — and test it against their experimental results. A critical whole-class discussion explicitly confronts the misconception that independent events and mutually exclusive events are the same. In the DQB phase, learners update the Driving Question Board with new evidence and lingering questions. In the Model Building phase, learners revise their personal probability models for Mama Njeri's sales sequence, now incorporating independence as an analytical lens.</w:t>
             </w:r>
           </w:p>
         </w:tc>
@@ -15609,7 +15609,7 @@
             <w:pPr>
               <w:spacing w:after="20" w:before="0"/>
             </w:pPr>
-            <w:hyperlink w:history="1" r:id="rIdy6wh9ypj9lmnco8mwie-6">
+            <w:hyperlink w:history="1" r:id="rIdzjvpqominwznbi3ajj_uk">
               <w:r>
                 <w:rPr>
                   <w:rFonts w:ascii="Arial" w:cs="Arial" w:eastAsia="Arial" w:hAnsi="Arial"/>
@@ -15642,7 +15642,7 @@
               <w:spacing w:after="10" w:before="0"/>
               <w:ind w:left="120"/>
             </w:pPr>
-            <w:hyperlink w:history="1" r:id="rIdgsvsza22hhejrebegqdtk">
+            <w:hyperlink w:history="1" r:id="rIdne9edxqeckncqn4cbvkdf">
               <w:r>
                 <w:rPr>
                   <w:rFonts w:ascii="Arial" w:cs="Arial" w:eastAsia="Arial" w:hAnsi="Arial"/>
@@ -15687,7 +15687,7 @@
             <w:pPr>
               <w:spacing w:after="20" w:before="0"/>
             </w:pPr>
-            <w:hyperlink w:history="1" r:id="rId_ekja7_mmahiupqgt9jx9">
+            <w:hyperlink w:history="1" r:id="rIdjbr9wccp9inqrhjolklex">
               <w:r>
                 <w:rPr>
                   <w:rFonts w:ascii="Arial" w:cs="Arial" w:eastAsia="Arial" w:hAnsi="Arial"/>
@@ -15720,7 +15720,7 @@
               <w:spacing w:after="10" w:before="0"/>
               <w:ind w:left="120"/>
             </w:pPr>
-            <w:hyperlink w:history="1" r:id="rIdc364kfjkydbee3hmunde7">
+            <w:hyperlink w:history="1" r:id="rIdvutoptmv22awqncpot3ap">
               <w:r>
                 <w:rPr>
                   <w:rFonts w:ascii="Arial" w:cs="Arial" w:eastAsia="Arial" w:hAnsi="Arial"/>
@@ -15915,7 +15915,7 @@
             <w:pPr>
               <w:spacing w:after="20" w:before="0"/>
             </w:pPr>
-            <w:hyperlink w:history="1" r:id="rId4uxlddycwunde_n_otbiw">
+            <w:hyperlink w:history="1" r:id="rId66xhoaleztinqnwjbpku_">
               <w:r>
                 <w:rPr>
                   <w:rFonts w:ascii="Arial" w:cs="Arial" w:eastAsia="Arial" w:hAnsi="Arial"/>
@@ -15948,7 +15948,7 @@
               <w:spacing w:after="10" w:before="0"/>
               <w:ind w:left="120"/>
             </w:pPr>
-            <w:hyperlink w:history="1" r:id="rIdmoveka6zzfebfta-z1rrc">
+            <w:hyperlink w:history="1" r:id="rIduozk-ney6j-n3pptruey8">
               <w:r>
                 <w:rPr>
                   <w:rFonts w:ascii="Arial" w:cs="Arial" w:eastAsia="Arial" w:hAnsi="Arial"/>
@@ -15993,7 +15993,7 @@
             <w:pPr>
               <w:spacing w:after="20" w:before="0"/>
             </w:pPr>
-            <w:hyperlink w:history="1" r:id="rIdnr2cvbj7tuqu0ye0zuol1">
+            <w:hyperlink w:history="1" r:id="rId6xn9im4wjtzsd92qhqfd4">
               <w:r>
                 <w:rPr>
                   <w:rFonts w:ascii="Arial" w:cs="Arial" w:eastAsia="Arial" w:hAnsi="Arial"/>
@@ -16026,7 +16026,7 @@
               <w:spacing w:after="10" w:before="0"/>
               <w:ind w:left="120"/>
             </w:pPr>
-            <w:hyperlink w:history="1" r:id="rIdqlg3aqspr2llgzb-_uzag">
+            <w:hyperlink w:history="1" r:id="rIdb0k5lw7a3gmyaaav-h9pi">
               <w:r>
                 <w:rPr>
                   <w:rFonts w:ascii="Arial" w:cs="Arial" w:eastAsia="Arial" w:hAnsi="Arial"/>
@@ -16221,7 +16221,7 @@
             <w:pPr>
               <w:spacing w:after="20" w:before="0"/>
             </w:pPr>
-            <w:hyperlink w:history="1" r:id="rIdtvid4ztw6ppaz2rd-fkk_">
+            <w:hyperlink w:history="1" r:id="rIdxpbxirvof66f5agiz8j3i">
               <w:r>
                 <w:rPr>
                   <w:rFonts w:ascii="Arial" w:cs="Arial" w:eastAsia="Arial" w:hAnsi="Arial"/>
@@ -16254,7 +16254,7 @@
               <w:spacing w:after="10" w:before="0"/>
               <w:ind w:left="120"/>
             </w:pPr>
-            <w:hyperlink w:history="1" r:id="rIdis41r4mpz0htw-e8priii">
+            <w:hyperlink w:history="1" r:id="rIdunmhpufagkla2hd6a5qh8">
               <w:r>
                 <w:rPr>
                   <w:rFonts w:ascii="Arial" w:cs="Arial" w:eastAsia="Arial" w:hAnsi="Arial"/>
@@ -16299,7 +16299,7 @@
             <w:pPr>
               <w:spacing w:after="20" w:before="0"/>
             </w:pPr>
-            <w:hyperlink w:history="1" r:id="rIdsj7lk2kmanscgmkpn8zxi">
+            <w:hyperlink w:history="1" r:id="rIdbgn64eymgftimdz56ug0g">
               <w:r>
                 <w:rPr>
                   <w:rFonts w:ascii="Arial" w:cs="Arial" w:eastAsia="Arial" w:hAnsi="Arial"/>
@@ -16332,7 +16332,7 @@
               <w:spacing w:after="10" w:before="0"/>
               <w:ind w:left="120"/>
             </w:pPr>
-            <w:hyperlink w:history="1" r:id="rIdodio_wwwkg4f-_-m1djhp">
+            <w:hyperlink w:history="1" r:id="rIdyvlfbjhqrgkl6a1al8jpg">
               <w:r>
                 <w:rPr>
                   <w:rFonts w:ascii="Arial" w:cs="Arial" w:eastAsia="Arial" w:hAnsi="Arial"/>
@@ -16527,7 +16527,7 @@
             <w:pPr>
               <w:spacing w:after="20" w:before="0"/>
             </w:pPr>
-            <w:hyperlink w:history="1" r:id="rIdipi1ttbqs0lp-qscoemjv">
+            <w:hyperlink w:history="1" r:id="rIdqtlomnylacdlmddcmctby">
               <w:r>
                 <w:rPr>
                   <w:rFonts w:ascii="Arial" w:cs="Arial" w:eastAsia="Arial" w:hAnsi="Arial"/>
@@ -16560,7 +16560,7 @@
               <w:spacing w:after="10" w:before="0"/>
               <w:ind w:left="120"/>
             </w:pPr>
-            <w:hyperlink w:history="1" r:id="rIdnc2nkg_31sos9j4n4m9f3">
+            <w:hyperlink w:history="1" r:id="rId2bolrv5kzarigo639ky1v">
               <w:r>
                 <w:rPr>
                   <w:rFonts w:ascii="Arial" w:cs="Arial" w:eastAsia="Arial" w:hAnsi="Arial"/>
@@ -16605,7 +16605,7 @@
             <w:pPr>
               <w:spacing w:after="20" w:before="0"/>
             </w:pPr>
-            <w:hyperlink w:history="1" r:id="rIdnllr3qvhgn44bxdwuckq0">
+            <w:hyperlink w:history="1" r:id="rIdob71yofuojpaz2pd_qpqv">
               <w:r>
                 <w:rPr>
                   <w:rFonts w:ascii="Arial" w:cs="Arial" w:eastAsia="Arial" w:hAnsi="Arial"/>
@@ -16638,7 +16638,7 @@
               <w:spacing w:after="10" w:before="0"/>
               <w:ind w:left="120"/>
             </w:pPr>
-            <w:hyperlink w:history="1" r:id="rId09lqkt5qze9ye5qsntpwb">
+            <w:hyperlink w:history="1" r:id="rIdktdcv7_n4gtpngdufexhy">
               <w:r>
                 <w:rPr>
                   <w:rFonts w:ascii="Arial" w:cs="Arial" w:eastAsia="Arial" w:hAnsi="Arial"/>
@@ -16833,7 +16833,7 @@
             <w:pPr>
               <w:spacing w:after="20" w:before="0"/>
             </w:pPr>
-            <w:hyperlink w:history="1" r:id="rIdnwxybh45gu3ab_sxdxb2w">
+            <w:hyperlink w:history="1" r:id="rIdam1lx__-0anyd5qy9nel0">
               <w:r>
                 <w:rPr>
                   <w:rFonts w:ascii="Arial" w:cs="Arial" w:eastAsia="Arial" w:hAnsi="Arial"/>
@@ -16866,7 +16866,7 @@
               <w:spacing w:after="10" w:before="0"/>
               <w:ind w:left="120"/>
             </w:pPr>
-            <w:hyperlink w:history="1" r:id="rIdmsa9goazkyqeimdjcbyhr">
+            <w:hyperlink w:history="1" r:id="rId3u9iyuoapu8o573smyyn1">
               <w:r>
                 <w:rPr>
                   <w:rFonts w:ascii="Arial" w:cs="Arial" w:eastAsia="Arial" w:hAnsi="Arial"/>
@@ -16911,7 +16911,7 @@
             <w:pPr>
               <w:spacing w:after="20" w:before="0"/>
             </w:pPr>
-            <w:hyperlink w:history="1" r:id="rIde69prevumgf0g3kmlkhbu">
+            <w:hyperlink w:history="1" r:id="rId_fzsq-tygkirbibyz8anb">
               <w:r>
                 <w:rPr>
                   <w:rFonts w:ascii="Arial" w:cs="Arial" w:eastAsia="Arial" w:hAnsi="Arial"/>
@@ -16944,7 +16944,7 @@
               <w:spacing w:after="10" w:before="0"/>
               <w:ind w:left="120"/>
             </w:pPr>
-            <w:hyperlink w:history="1" r:id="rIdgmk6gmceofbkk9ttok_po">
+            <w:hyperlink w:history="1" r:id="rId2f6a0cdvfigc2ddceccuv">
               <w:r>
                 <w:rPr>
                   <w:rFonts w:ascii="Arial" w:cs="Arial" w:eastAsia="Arial" w:hAnsi="Arial"/>
@@ -17456,7 +17456,7 @@
         </w:rPr>
         <w:t xml:space="preserve">© 2026 SeaVuria and ARES. Aligned with KICD objectives. Developed by SeaVuria; technical implementation by ARES (with AI assistance from Claude). Licensed under </w:t>
       </w:r>
-      <w:hyperlink w:history="1" r:id="rIdr1sj-p8t49ytekvdaq_7i">
+      <w:hyperlink w:history="1" r:id="rIdjnebpl4efyrscbs3prizz">
         <w:r>
           <w:rPr>
             <w:rFonts w:ascii="Arial" w:cs="Arial" w:eastAsia="Arial" w:hAnsi="Arial"/>
@@ -17477,7 +17477,7 @@
         </w:rPr>
         <w:t xml:space="preserve"> (</w:t>
       </w:r>
-      <w:hyperlink w:history="1" r:id="rIdin9jeldmmx3tx8-w0ru8z">
+      <w:hyperlink w:history="1" r:id="rIdxu3cpxw-vy8kpoh3-33v4">
         <w:r>
           <w:rPr>
             <w:rFonts w:ascii="Arial" w:cs="Arial" w:eastAsia="Arial" w:hAnsi="Arial"/>
@@ -18048,7 +18048,7 @@
                 <w:sz w:val="18"/>
                 <w:szCs w:val="18"/>
               </w:rPr>
-              <w:t xml:space="preserve">In Lesson 5, students established the Complementary Rule and explored mutually exclusive events — situations where two events cannot both happen on the same day (e.g., Mama Njeri either sells out OR she doesn't). Now, in Lesson 6, the storyline advances to a more realistic and messier question: what about events that CAN overlap? On a given day at Gikomba Market, Mama Njeri might experience BOTH high sales AND good weather — these are not mutually exclusive. Students discover that simply adding P(A) + P(B) double-counts the overlap, and the Addition Law corrects this. By the end of the lesson, students can estimate: 'On how many days might Mama Njeri experience high sales OR good weather (or both)?' — a combined probability that directly informs her morning decision about how many mandazi to fry.</w:t>
+              <w:t xml:space="preserve">In Lesson 4, students established the Complementary Rule and explored mutually exclusive events — situations where two events cannot both happen on the same day (e.g., Mama Njeri either sells out OR she doesn't). Now, in Lesson 6, the storyline advances to a more realistic and messier question: what about events that CAN overlap? On a given day at Gikomba Market, Mama Njeri might experience BOTH high sales AND heavy rain — these are not mutually exclusive. Students discover that simply adding P(A) + P(B) double-counts the overlap, and the Addition Law corrects this. By the end of the lesson, students can estimate: 'On how many days might Mama Njeri experience high sales OR heavy rain (or both)?' — a combined probability that directly informs her morning decision about how many mandazi to fry.</w:t>
             </w:r>
           </w:p>
         </w:tc>
@@ -18207,7 +18207,7 @@
                 <w:sz w:val="18"/>
                 <w:szCs w:val="18"/>
               </w:rPr>
-              <w:t xml:space="preserve">Lesson 6 is the conceptual centrepiece of the Addition Law sequence. Students begin by revisiting the Driving Question Board and their accumulated evidence about Mama Njeri's mandazi sales patterns. They make a prediction about a combined-event problem (high sales OR good weather) before discovering, through a structured Venn diagram activity using Nakuru rainfall and sales data, that naively adding two probabilities can overcount outcomes. Through guided sensemaking, students derive and apply P(A ∪ B) = P(A) + P(B) − P(A ∩ B), recognise mutually exclusive events as a special case, and update both their Venn diagram models and their DQB entries. The lesson closes with students explicitly connecting the Addition Law back to advising Mama Njeri — how many mandazi should she fry on a day when either high sales OR bad weather (which reduces foot traffic) could occur?</w:t>
+              <w:t xml:space="preserve">Lesson 6 is the conceptual centrepiece of the Addition Law sequence. Students begin by revisiting the Driving Question Board and their accumulated evidence about Mama Njeri's mandazi sales patterns. They make a prediction about a combined-event problem (high sales OR heavy rain) before discovering, through a structured Venn diagram activity using Nakuru rainfall and sales data, that naively adding two probabilities can overcount outcomes. Through guided sensemaking, students derive and apply P(A ∪ B) = P(A) + P(B) − P(A ∩ B), recognise mutually exclusive events as a special case, and update both their Venn diagram models and their DQB entries. The lesson closes with students explicitly connecting the Addition Law back to advising Mama Njeri — how many mandazi should she fry on a day when either high sales OR bad weather (which reduces foot traffic) could occur?</w:t>
             </w:r>
           </w:p>
         </w:tc>
@@ -18490,7 +18490,7 @@
             <w:pPr>
               <w:spacing w:after="20" w:before="0"/>
             </w:pPr>
-            <w:hyperlink w:history="1" r:id="rIdeoa9qs1wrrpmx15c8f4zu">
+            <w:hyperlink w:history="1" r:id="rIdzbyb2cviudln_4w0dh2os">
               <w:r>
                 <w:rPr>
                   <w:rFonts w:ascii="Arial" w:cs="Arial" w:eastAsia="Arial" w:hAnsi="Arial"/>
@@ -18523,7 +18523,7 @@
               <w:spacing w:after="10" w:before="0"/>
               <w:ind w:left="120"/>
             </w:pPr>
-            <w:hyperlink w:history="1" r:id="rId2wevkwmkkrzmh44pp7qxu">
+            <w:hyperlink w:history="1" r:id="rIdedx12ndcvp8j-xaojw5ly">
               <w:r>
                 <w:rPr>
                   <w:rFonts w:ascii="Arial" w:cs="Arial" w:eastAsia="Arial" w:hAnsi="Arial"/>
@@ -18568,7 +18568,7 @@
             <w:pPr>
               <w:spacing w:after="20" w:before="0"/>
             </w:pPr>
-            <w:hyperlink w:history="1" r:id="rIdata33k8bnvoimimyfz3rn">
+            <w:hyperlink w:history="1" r:id="rIdvr_xp3h5vnu75xebyzwdm">
               <w:r>
                 <w:rPr>
                   <w:rFonts w:ascii="Arial" w:cs="Arial" w:eastAsia="Arial" w:hAnsi="Arial"/>
@@ -18601,7 +18601,7 @@
               <w:spacing w:after="10" w:before="0"/>
               <w:ind w:left="120"/>
             </w:pPr>
-            <w:hyperlink w:history="1" r:id="rIdz62wmh7jgwm5caeamceap">
+            <w:hyperlink w:history="1" r:id="rIdksrzczuxpax8bofopdxir">
               <w:r>
                 <w:rPr>
                   <w:rFonts w:ascii="Arial" w:cs="Arial" w:eastAsia="Arial" w:hAnsi="Arial"/>
@@ -18796,7 +18796,7 @@
             <w:pPr>
               <w:spacing w:after="20" w:before="0"/>
             </w:pPr>
-            <w:hyperlink w:history="1" r:id="rIdv5b5bwjwheebywbxdssfc">
+            <w:hyperlink w:history="1" r:id="rIdcrtm8530uobrl1b-z6shr">
               <w:r>
                 <w:rPr>
                   <w:rFonts w:ascii="Arial" w:cs="Arial" w:eastAsia="Arial" w:hAnsi="Arial"/>
@@ -18829,7 +18829,7 @@
               <w:spacing w:after="10" w:before="0"/>
               <w:ind w:left="120"/>
             </w:pPr>
-            <w:hyperlink w:history="1" r:id="rIdqgsruargipn9mlffaz3e6">
+            <w:hyperlink w:history="1" r:id="rIdrhqr1k8dabwztdmaubozk">
               <w:r>
                 <w:rPr>
                   <w:rFonts w:ascii="Arial" w:cs="Arial" w:eastAsia="Arial" w:hAnsi="Arial"/>
@@ -18874,7 +18874,7 @@
             <w:pPr>
               <w:spacing w:after="20" w:before="0"/>
             </w:pPr>
-            <w:hyperlink w:history="1" r:id="rIdzalwa55dcys2lozi1qg4c">
+            <w:hyperlink w:history="1" r:id="rIdbvtsrpjqrssuw-v6wsuxy">
               <w:r>
                 <w:rPr>
                   <w:rFonts w:ascii="Arial" w:cs="Arial" w:eastAsia="Arial" w:hAnsi="Arial"/>
@@ -18907,7 +18907,7 @@
               <w:spacing w:after="10" w:before="0"/>
               <w:ind w:left="120"/>
             </w:pPr>
-            <w:hyperlink w:history="1" r:id="rIdqmj0tzpm7zrbkfamsxogp">
+            <w:hyperlink w:history="1" r:id="rIdfl67xtkzn8kf23adu4sgd">
               <w:r>
                 <w:rPr>
                   <w:rFonts w:ascii="Arial" w:cs="Arial" w:eastAsia="Arial" w:hAnsi="Arial"/>
@@ -19102,7 +19102,7 @@
             <w:pPr>
               <w:spacing w:after="20" w:before="0"/>
             </w:pPr>
-            <w:hyperlink w:history="1" r:id="rIdpf9vnnniqo7-saab2lsuy">
+            <w:hyperlink w:history="1" r:id="rIdgybairxm-73axendggf6i">
               <w:r>
                 <w:rPr>
                   <w:rFonts w:ascii="Arial" w:cs="Arial" w:eastAsia="Arial" w:hAnsi="Arial"/>
@@ -19135,7 +19135,7 @@
               <w:spacing w:after="10" w:before="0"/>
               <w:ind w:left="120"/>
             </w:pPr>
-            <w:hyperlink w:history="1" r:id="rId1ol8e3dvs_upgt1mzc3oz">
+            <w:hyperlink w:history="1" r:id="rId9ho1ssre70vzp25vuzn3f">
               <w:r>
                 <w:rPr>
                   <w:rFonts w:ascii="Arial" w:cs="Arial" w:eastAsia="Arial" w:hAnsi="Arial"/>
@@ -19180,7 +19180,7 @@
             <w:pPr>
               <w:spacing w:after="20" w:before="0"/>
             </w:pPr>
-            <w:hyperlink w:history="1" r:id="rIdrgadriqfabhedywa089rt">
+            <w:hyperlink w:history="1" r:id="rIdpfsduwv3kgqzjgnexrhus">
               <w:r>
                 <w:rPr>
                   <w:rFonts w:ascii="Arial" w:cs="Arial" w:eastAsia="Arial" w:hAnsi="Arial"/>
@@ -19213,7 +19213,7 @@
               <w:spacing w:after="10" w:before="0"/>
               <w:ind w:left="120"/>
             </w:pPr>
-            <w:hyperlink w:history="1" r:id="rIdpv_dyo6nl5jl_op2umukv">
+            <w:hyperlink w:history="1" r:id="rIdnaqemi_qoewsjgruoyx9m">
               <w:r>
                 <w:rPr>
                   <w:rFonts w:ascii="Arial" w:cs="Arial" w:eastAsia="Arial" w:hAnsi="Arial"/>
@@ -19287,7 +19287,7 @@
                 <w:sz w:val="18"/>
                 <w:szCs w:val="18"/>
               </w:rPr>
-              <w:t xml:space="preserve">Begin the explanation by returning to the prediction board: 'Many of us predicted 75. Let's see what our Venn diagrams actually show.' Point to a displayed diagram. 'How many days total are in Circle H?' [8] 'How many in Circle R?' [7] 'If I add those, I get 15. But your diagram shows only 12 days shaded. Why?' Allow 10 seconds WAIT TIME. Cold-call 3 students. Guide the class to articulate: 'The 3 days in the middle were counted TWICE — once in H and once in R — so we must subtract them once.' Write on the board: n(H ∪ R) = n(H) + n(R) − n(H ∩ R) = 8 + 7 − 3 = 12. Say: 'Now divide everything by 20 to get probability.' Write: P(H ∪ R) = P(H) + P(R) − P(H ∩ R) = 8/20 + 7/20 − 3/20 = 12/20 = 0.6. Box the formula. Say: 'This is the Addition Law of Probability. Write it in your notebook and circle it.' Pause 30 seconds for students to write. Then: 'Now — when are P(A ∩ B) = 0? Turn and talk — 60 seconds.' Cold-call 2 students. Confirm: mutually exclusive events have no overlap, so the formula reduces to what we learned in Lesson 5. Then pose Practice Problem 1: 'Using the Nakuru data, what is the probability that a randomly chosen day is a HIGH SALES day or a HEAVY RAIN day? Use the formula.' Students work individually — 3 minutes. Then Practice Problem 2 (Kisumu): 'In a Kisumu fishing cooperative, P(large catch) = 0.5, P(calm weather) = 0.4, P(large catch AND calm weather) = 0.2. Find P(large catch OR calm weather).' Students work in pairs — 4 minutes. Cold-call 2 pairs. Finally, return to the Mama Njeri prediction: 'Now recalculate — if P(high sales) = 0.40, P(heavy rain) = 0.35, and P(both) = 0.15, what is P(high sales OR heavy rain)?' Students work individually — 3 minutes. Reveal answer: 0.60. Ask: 'Whose prediction was closest? What did they understand intuitively that others missed?'</w:t>
+              <w:t xml:space="preserve">Begin the explanation by returning to the prediction board: 'Many of us predicted 75. Let's see what our Venn diagrams actually show.' Point to a displayed diagram. 'How many days total are in Circle H?' [8] 'How many in Circle R?' [7] 'If I add those, I get 15. But your diagram shows only 12 days shaded. Why?' Allow 10 seconds WAIT TIME. Cold-call 3 students. Guide the class to articulate: 'The 3 days in the middle were counted TWICE — once in H and once in R — so we must subtract them once.' Write on the board: n(H ∪ R) = n(H) + n(R) − n(H ∩ R) = 8 + 7 − 3 = 12. Say: 'Now divide everything by 20 to get probability.' Write: P(H ∪ R) = P(H) + P(R) − P(H ∩ R) = 8/20 + 7/20 − 3/20 = 12/20 = 0.6. Box the formula. Say: 'This is the Addition Law of Probability. Write it in your notebook and circle it.' Pause 30 seconds for students to write. Then: 'Now — when are P(A ∩ B) = 0? Turn and talk — 60 seconds.' Cold-call 2 students. Confirm: mutually exclusive events have no overlap, so the formula reduces to what we learned in Lesson 4. Then pose Practice Problem 1: 'Using the Nakuru data, what is the probability that a randomly chosen day is a HIGH SALES day or a HEAVY RAIN day? Use the formula.' Students work individually — 3 minutes. Then Practice Problem 2 (Kisumu): 'In a Kisumu fishing cooperative, P(large catch) = 0.5, P(calm weather) = 0.4, P(large catch AND calm weather) = 0.2. Find P(large catch OR calm weather).' Students work in pairs — 4 minutes. Cold-call 2 pairs. Finally, return to the Mama Njeri prediction: 'Now recalculate — if P(high sales) = 0.40, P(heavy rain) = 0.35, and P(both) = 0.15, what is P(high sales OR heavy rain)?' Students work individually — 3 minutes. Reveal answer: 0.60. Ask: 'Whose prediction was closest? What did they understand intuitively that others missed?'</w:t>
             </w:r>
           </w:p>
         </w:tc>
@@ -19408,7 +19408,7 @@
             <w:pPr>
               <w:spacing w:after="20" w:before="0"/>
             </w:pPr>
-            <w:hyperlink w:history="1" r:id="rIduudtnuqimswllj9goa8hr">
+            <w:hyperlink w:history="1" r:id="rIdsh_vha3mbdfsxuyg_oywr">
               <w:r>
                 <w:rPr>
                   <w:rFonts w:ascii="Arial" w:cs="Arial" w:eastAsia="Arial" w:hAnsi="Arial"/>
@@ -19441,7 +19441,7 @@
               <w:spacing w:after="10" w:before="0"/>
               <w:ind w:left="120"/>
             </w:pPr>
-            <w:hyperlink w:history="1" r:id="rId1m4w47fnbd8uejxwugul_">
+            <w:hyperlink w:history="1" r:id="rIdiprvsracqwi0hgdhj8bu4">
               <w:r>
                 <w:rPr>
                   <w:rFonts w:ascii="Arial" w:cs="Arial" w:eastAsia="Arial" w:hAnsi="Arial"/>
@@ -19486,7 +19486,7 @@
             <w:pPr>
               <w:spacing w:after="20" w:before="0"/>
             </w:pPr>
-            <w:hyperlink w:history="1" r:id="rIds9nopwbziowlzlwpvl8pq">
+            <w:hyperlink w:history="1" r:id="rIdmoo18ywsbcqm95ymaiin7">
               <w:r>
                 <w:rPr>
                   <w:rFonts w:ascii="Arial" w:cs="Arial" w:eastAsia="Arial" w:hAnsi="Arial"/>
@@ -19519,7 +19519,7 @@
               <w:spacing w:after="10" w:before="0"/>
               <w:ind w:left="120"/>
             </w:pPr>
-            <w:hyperlink w:history="1" r:id="rIdobto13_mj0oflnkrcdjdy">
+            <w:hyperlink w:history="1" r:id="rIdqqqhyfmt7nbnfckn9iy8-">
               <w:r>
                 <w:rPr>
                   <w:rFonts w:ascii="Arial" w:cs="Arial" w:eastAsia="Arial" w:hAnsi="Arial"/>
@@ -19714,7 +19714,7 @@
             <w:pPr>
               <w:spacing w:after="20" w:before="0"/>
             </w:pPr>
-            <w:hyperlink w:history="1" r:id="rIdyfekdvaenm7pooyk4tpfb">
+            <w:hyperlink w:history="1" r:id="rIdkyxobyapjuntfqri8lt7n">
               <w:r>
                 <w:rPr>
                   <w:rFonts w:ascii="Arial" w:cs="Arial" w:eastAsia="Arial" w:hAnsi="Arial"/>
@@ -19747,7 +19747,7 @@
               <w:spacing w:after="10" w:before="0"/>
               <w:ind w:left="120"/>
             </w:pPr>
-            <w:hyperlink w:history="1" r:id="rIdhhkxu5whkgefrp88w8bfj">
+            <w:hyperlink w:history="1" r:id="rIddz3aklmkksbg_y3snv-bf">
               <w:r>
                 <w:rPr>
                   <w:rFonts w:ascii="Arial" w:cs="Arial" w:eastAsia="Arial" w:hAnsi="Arial"/>
@@ -19792,7 +19792,7 @@
             <w:pPr>
               <w:spacing w:after="20" w:before="0"/>
             </w:pPr>
-            <w:hyperlink w:history="1" r:id="rIdhwyodoaoslicndnyufy5c">
+            <w:hyperlink w:history="1" r:id="rIdurh4tnsckgbl0iuof-iq0">
               <w:r>
                 <w:rPr>
                   <w:rFonts w:ascii="Arial" w:cs="Arial" w:eastAsia="Arial" w:hAnsi="Arial"/>
@@ -19825,7 +19825,7 @@
               <w:spacing w:after="10" w:before="0"/>
               <w:ind w:left="120"/>
             </w:pPr>
-            <w:hyperlink w:history="1" r:id="rIdonbc4juyepyybli6mdlx2">
+            <w:hyperlink w:history="1" r:id="rIdgdzopoku6wokngppuwhzq">
               <w:r>
                 <w:rPr>
                   <w:rFonts w:ascii="Arial" w:cs="Arial" w:eastAsia="Arial" w:hAnsi="Arial"/>
@@ -19867,7 +19867,7 @@
                 <w:sz w:val="18"/>
                 <w:szCs w:val="18"/>
               </w:rPr>
-              <w:t xml:space="preserve">Students retrieve their cumulative probability model of Mama Njeri's situation — a Venn diagram / probability map begun in earlier lessons. They now add a new layer: a two-circle Venn diagram for HIGH SALES (A) and GOOD WEATHER (B), populated with the lesson's values (P(A) = 0.40, P(B) = 0.35, P(A ∩ B) = 0.15, P(A ∪ B) = 0.60). They annotate the diagram with the Addition Law formula and write a one-sentence 'Decision Advice' box: 'Based on this model, Mama Njeri should expect a HIGH SALES or GOOD WEATHER day approximately ___ out of every 10 days, so she should consider ___.' Students also note on their model: 'What this model still CANNOT tell us: ___.' Groups share their 'Decision Advice' sentences with a neighbouring group and give one piece of feedback.</w:t>
+              <w:t xml:space="preserve">Students retrieve their cumulative probability model of Mama Njeri's situation — a Venn diagram / probability map begun in earlier lessons. They now add a new layer: a two-circle Venn diagram for HIGH SALES (A) and HEAVY RAIN (B), populated with the lesson's values (P(A) = 0.40, P(B) = 0.35, P(A ∩ B) = 0.15, P(A ∪ B) = 0.60). They annotate the diagram with the Addition Law formula and write a one-sentence 'Decision Advice' box: 'Based on this model, Mama Njeri should expect a HIGH SALES or HEAVY RAIN day approximately ___ out of every 10 days, so she should consider ___.' Students also note on their model: 'What this model still CANNOT tell us: ___.' Groups share their 'Decision Advice' sentences with a neighbouring group and give one piece of feedback.</w:t>
             </w:r>
           </w:p>
         </w:tc>
@@ -19899,7 +19899,7 @@
                 <w:sz w:val="18"/>
                 <w:szCs w:val="18"/>
               </w:rPr>
-              <w:t xml:space="preserve">Say: 'Every lesson, we make our model of Mama Njeri's world more complete and more honest about what it can and cannot do. Open your model from previous lessons.' Give students 2 minutes to locate their models. Then: 'Add today's Venn diagram layer. Use the values we calculated. You have 7 minutes — include the formula, the numbers in each region, and your Decision Advice sentence.' Circulate and prompt: 'What does the area OUTSIDE both circles represent? Add that to your diagram.' [Days with neither high sales nor good weather: 1 − 0.60 = 0.40 of days.] At the 5-minute mark, prompt the 'Still CANNOT tell us' annotation: 'An honest model admits its limits. What does even this improved model not explain about why individual days vary?' After 7 minutes, say: 'Share your Decision Advice sentence with the group next to you. Give them one star — something strong — and one wish — something to improve or add.' Allow 3 minutes for peer feedback. Close: 'Next lesson, we will ask an even deeper question — if it IS raining today, does that change the probability of high sales? That is conditional probability, and it will make our model even more powerful for Mama Njeri.'</w:t>
+              <w:t xml:space="preserve">Say: 'Every lesson, we make our model of Mama Njeri's world more complete and more honest about what it can and cannot do. Open your model from previous lessons.' Give students 2 minutes to locate their models. Then: 'Add today's Venn diagram layer. Use the values we calculated. You have 7 minutes — include the formula, the numbers in each region, and your Decision Advice sentence.' Circulate and prompt: 'What does the area OUTSIDE both circles represent? Add that to your diagram.' [Days with neither high sales nor heavy rain: 1 − 0.60 = 0.40 of days.] At the 5-minute mark, prompt the 'Still CANNOT tell us' annotation: 'An honest model admits its limits. What does even this improved model not explain about why individual days vary?' After 7 minutes, say: 'Share your Decision Advice sentence with the group next to you. Give them one star — something strong — and one wish — something to improve or add.' Allow 3 minutes for peer feedback. Close: 'Next lesson, we will ask an even deeper question — if it IS raining today, does that change the probability of high sales? That is conditional probability, and it will make our model even more powerful for Mama Njeri.'</w:t>
             </w:r>
           </w:p>
         </w:tc>
@@ -20249,7 +20249,7 @@
                 <w:sz w:val="18"/>
                 <w:szCs w:val="18"/>
               </w:rPr>
-              <w:t xml:space="preserve">Students learned the Addition Law of Probability: P(A ∪ B) = P(A) + P(B) − P(A ∩ B), recognised that mutually exclusive events are the special case where P(A ∩ B) = 0 (reducing the law to the rule from Lesson 5), and applied the law to calculate that on approximately 60% of days, Mama Njeri can expect HIGH SALES or HEAVY RAIN (or both) — directly informing her daily mandazi production decision.</w:t>
+              <w:t xml:space="preserve">Students learned the Addition Law of Probability: P(A ∪ B) = P(A) + P(B) − P(A ∩ B), recognised that mutually exclusive events are the special case where P(A ∩ B) = 0 (reducing the law to the rule from Lesson 4), and applied the law to calculate that on approximately 60% of days, Mama Njeri can expect HIGH SALES or HEAVY RAIN (or both) — directly informing her daily mandazi production decision.</w:t>
             </w:r>
           </w:p>
         </w:tc>
@@ -20337,7 +20337,7 @@
         </w:rPr>
         <w:t xml:space="preserve">© 2026 SeaVuria and ARES. Aligned with KICD objectives. Developed by SeaVuria; technical implementation by ARES (with AI assistance from Claude). Licensed under </w:t>
       </w:r>
-      <w:hyperlink w:history="1" r:id="rIdldjz6p6qbnjkywg1cxvko">
+      <w:hyperlink w:history="1" r:id="rIdh3lfbpw7k96ywlyu7olx3">
         <w:r>
           <w:rPr>
             <w:rFonts w:ascii="Arial" w:cs="Arial" w:eastAsia="Arial" w:hAnsi="Arial"/>
@@ -20358,7 +20358,7 @@
         </w:rPr>
         <w:t xml:space="preserve"> (</w:t>
       </w:r>
-      <w:hyperlink w:history="1" r:id="rId2pc5e2czexst9oeskdlfi">
+      <w:hyperlink w:history="1" r:id="rIdpplxc65hz-oipyiibjmrj">
         <w:r>
           <w:rPr>
             <w:rFonts w:ascii="Arial" w:cs="Arial" w:eastAsia="Arial" w:hAnsi="Arial"/>
@@ -21371,7 +21371,7 @@
             <w:pPr>
               <w:spacing w:after="20" w:before="0"/>
             </w:pPr>
-            <w:hyperlink w:history="1" r:id="rId9jkjo7jcx0zi5oluyasjv">
+            <w:hyperlink w:history="1" r:id="rId-xicwfs_wfpq6ofhrohuz">
               <w:r>
                 <w:rPr>
                   <w:rFonts w:ascii="Arial" w:cs="Arial" w:eastAsia="Arial" w:hAnsi="Arial"/>
@@ -21404,7 +21404,7 @@
               <w:spacing w:after="10" w:before="0"/>
               <w:ind w:left="120"/>
             </w:pPr>
-            <w:hyperlink w:history="1" r:id="rIdxslicxqsucsddgijymh0i">
+            <w:hyperlink w:history="1" r:id="rId9vahbfzpebc9panrshgvl">
               <w:r>
                 <w:rPr>
                   <w:rFonts w:ascii="Arial" w:cs="Arial" w:eastAsia="Arial" w:hAnsi="Arial"/>
@@ -21449,7 +21449,7 @@
             <w:pPr>
               <w:spacing w:after="20" w:before="0"/>
             </w:pPr>
-            <w:hyperlink w:history="1" r:id="rIdvi4pdksn-5pgqxkjemrt5">
+            <w:hyperlink w:history="1" r:id="rIdi5mqrhfwjc50n22pn4g6d">
               <w:r>
                 <w:rPr>
                   <w:rFonts w:ascii="Arial" w:cs="Arial" w:eastAsia="Arial" w:hAnsi="Arial"/>
@@ -21482,7 +21482,7 @@
               <w:spacing w:after="10" w:before="0"/>
               <w:ind w:left="120"/>
             </w:pPr>
-            <w:hyperlink w:history="1" r:id="rIdsh1zshuxme-wtt4g0bizr">
+            <w:hyperlink w:history="1" r:id="rId33t-o7y4yursd397wrz_l">
               <w:r>
                 <w:rPr>
                   <w:rFonts w:ascii="Arial" w:cs="Arial" w:eastAsia="Arial" w:hAnsi="Arial"/>
@@ -21677,7 +21677,7 @@
             <w:pPr>
               <w:spacing w:after="20" w:before="0"/>
             </w:pPr>
-            <w:hyperlink w:history="1" r:id="rIdu7bls5gpdfdgzd0cybtdt">
+            <w:hyperlink w:history="1" r:id="rIdhbv0vgi4tropv2aznvh0_">
               <w:r>
                 <w:rPr>
                   <w:rFonts w:ascii="Arial" w:cs="Arial" w:eastAsia="Arial" w:hAnsi="Arial"/>
@@ -21710,7 +21710,7 @@
               <w:spacing w:after="10" w:before="0"/>
               <w:ind w:left="120"/>
             </w:pPr>
-            <w:hyperlink w:history="1" r:id="rIdzzvidgiu-tabypz05xixa">
+            <w:hyperlink w:history="1" r:id="rIdessqohtc9fsazh2gjt40t">
               <w:r>
                 <w:rPr>
                   <w:rFonts w:ascii="Arial" w:cs="Arial" w:eastAsia="Arial" w:hAnsi="Arial"/>
@@ -21755,7 +21755,7 @@
             <w:pPr>
               <w:spacing w:after="20" w:before="0"/>
             </w:pPr>
-            <w:hyperlink w:history="1" r:id="rIdcq4hf4ywbj82l1emf2mxm">
+            <w:hyperlink w:history="1" r:id="rIdb9b5qzjvophjzytv6jtuw">
               <w:r>
                 <w:rPr>
                   <w:rFonts w:ascii="Arial" w:cs="Arial" w:eastAsia="Arial" w:hAnsi="Arial"/>
@@ -21788,7 +21788,7 @@
               <w:spacing w:after="10" w:before="0"/>
               <w:ind w:left="120"/>
             </w:pPr>
-            <w:hyperlink w:history="1" r:id="rIdm2b1mznk1mxtjtvluvqkj">
+            <w:hyperlink w:history="1" r:id="rIdizo5ra0swr-feu7q2qsoj">
               <w:r>
                 <w:rPr>
                   <w:rFonts w:ascii="Arial" w:cs="Arial" w:eastAsia="Arial" w:hAnsi="Arial"/>
@@ -21983,7 +21983,7 @@
             <w:pPr>
               <w:spacing w:after="20" w:before="0"/>
             </w:pPr>
-            <w:hyperlink w:history="1" r:id="rIdx1l0c9wllo4xbfwyscsga">
+            <w:hyperlink w:history="1" r:id="rIdkv98pe0bqlsimjhl7jq09">
               <w:r>
                 <w:rPr>
                   <w:rFonts w:ascii="Arial" w:cs="Arial" w:eastAsia="Arial" w:hAnsi="Arial"/>
@@ -22016,7 +22016,7 @@
               <w:spacing w:after="10" w:before="0"/>
               <w:ind w:left="120"/>
             </w:pPr>
-            <w:hyperlink w:history="1" r:id="rIdjxylbajccrofy5zhpara8">
+            <w:hyperlink w:history="1" r:id="rIdx3aw3foojmc5fmlnvl-dg">
               <w:r>
                 <w:rPr>
                   <w:rFonts w:ascii="Arial" w:cs="Arial" w:eastAsia="Arial" w:hAnsi="Arial"/>
@@ -22061,7 +22061,7 @@
             <w:pPr>
               <w:spacing w:after="20" w:before="0"/>
             </w:pPr>
-            <w:hyperlink w:history="1" r:id="rIdvy5zocxaogzyttsqa2oxl">
+            <w:hyperlink w:history="1" r:id="rIdxa2hsacc2_zmh7of0-fco">
               <w:r>
                 <w:rPr>
                   <w:rFonts w:ascii="Arial" w:cs="Arial" w:eastAsia="Arial" w:hAnsi="Arial"/>
@@ -22110,7 +22110,7 @@
               <w:spacing w:after="10" w:before="0"/>
               <w:ind w:left="120"/>
             </w:pPr>
-            <w:hyperlink w:history="1" r:id="rIdfoqng5luq-csiywr6ttq-">
+            <w:hyperlink w:history="1" r:id="rId36yy5wqjkterlwro065ww">
               <w:r>
                 <w:rPr>
                   <w:rFonts w:ascii="Arial" w:cs="Arial" w:eastAsia="Arial" w:hAnsi="Arial"/>
@@ -22152,7 +22152,7 @@
                 <w:sz w:val="18"/>
                 <w:szCs w:val="18"/>
               </w:rPr>
-              <w:t xml:space="preserve">The teacher leads a whole-class derivation of BOTH forms of the multiplication law, using the tree diagram evidence students just produced. Students record the derivations in their exercise books with worked examples. Part A — Independent Events: Using the coin-flip tree, students formalise P(A ∩ B) = P(A) × P(B) and verify with a new example (probability that Mama Njeri has a 'good sales day' on both Monday AND Tuesday, if each day independently has P(good day) = 3/5 based on her notebook data from earlier lessons). Part B — Dependent Events: Using the maize seed tree, students formalise P(A ∩ B) = P(A) × P(B|A), reading P(B|A) as 'the probability that the second seed germinates GIVEN THAT the first seed already germinated.' Students then solve the original prediction problem from Phase 1 and compare to their earlier guesses. Part C — Group Practice: Groups solve two additional problems: (1) From a crate of 10 mangoes (7 ripe, 3 unripe), two are selected without replacement — find P(both ripe); (2) A matatu on the Nairobi–Thika route and a boda-boda both independently have P(on time) = 4/5 — find P(both arrive on time).</w:t>
+              <w:t xml:space="preserve">The teacher leads a whole-class derivation of BOTH forms of the multiplication law, using the tree diagram evidence students just produced. Students record the derivations in their exercise books with worked examples. Part A — Independent Events: Using the coin-flip tree, students formalise P(A ∩ B) = P(A) × P(B) and verify with a new example (probability that Mama Njeri has a 'good sales day' on both Monday AND Tuesday, if each day independently has P(good day) = 2/5 based on her notebook data from earlier lessons). Part B — Dependent Events: Using the maize seed tree, students formalise P(A ∩ B) = P(A) × P(B|A), reading P(B|A) as 'the probability that the second seed germinates GIVEN THAT the first seed already germinated.' Students then solve the original prediction problem from Phase 1 and compare to their earlier guesses. Part C — Group Practice: Groups solve two additional problems: (1) From a crate of 10 mangoes (7 ripe, 3 unripe), two are selected without replacement — find P(both ripe); (2) A matatu on the Nairobi–Thika route and a boda-boda both independently have P(on time) = 4/5 — find P(both arrive on time).</w:t>
             </w:r>
           </w:p>
         </w:tc>
@@ -22305,7 +22305,7 @@
             <w:pPr>
               <w:spacing w:after="20" w:before="0"/>
             </w:pPr>
-            <w:hyperlink w:history="1" r:id="rId7eu3mvm0trpyokel_9j_e">
+            <w:hyperlink w:history="1" r:id="rId-x7eip7xpef33t2r9ptan">
               <w:r>
                 <w:rPr>
                   <w:rFonts w:ascii="Arial" w:cs="Arial" w:eastAsia="Arial" w:hAnsi="Arial"/>
@@ -22338,7 +22338,7 @@
               <w:spacing w:after="10" w:before="0"/>
               <w:ind w:left="120"/>
             </w:pPr>
-            <w:hyperlink w:history="1" r:id="rIdc-bbk3jkt01-bdqlfmtvu">
+            <w:hyperlink w:history="1" r:id="rIdh5psfnzatagvn5mk38y8v">
               <w:r>
                 <w:rPr>
                   <w:rFonts w:ascii="Arial" w:cs="Arial" w:eastAsia="Arial" w:hAnsi="Arial"/>
@@ -22383,7 +22383,7 @@
             <w:pPr>
               <w:spacing w:after="20" w:before="0"/>
             </w:pPr>
-            <w:hyperlink w:history="1" r:id="rIdfgojkgrna2af8wmxct_nj">
+            <w:hyperlink w:history="1" r:id="rIdl8_1h9s4j6dyyc8j-9bsl">
               <w:r>
                 <w:rPr>
                   <w:rFonts w:ascii="Arial" w:cs="Arial" w:eastAsia="Arial" w:hAnsi="Arial"/>
@@ -22432,7 +22432,7 @@
               <w:spacing w:after="10" w:before="0"/>
               <w:ind w:left="120"/>
             </w:pPr>
-            <w:hyperlink w:history="1" r:id="rIdpiefow26pvzobe3kq44au">
+            <w:hyperlink w:history="1" r:id="rIdr8dyizb7olgnlc670zscv">
               <w:r>
                 <w:rPr>
                   <w:rFonts w:ascii="Arial" w:cs="Arial" w:eastAsia="Arial" w:hAnsi="Arial"/>
@@ -22627,7 +22627,7 @@
             <w:pPr>
               <w:spacing w:after="20" w:before="0"/>
             </w:pPr>
-            <w:hyperlink w:history="1" r:id="rId9vzyb-arrlbtlowhq9l2p">
+            <w:hyperlink w:history="1" r:id="rIdc5ag4brefgo23aflebgfw">
               <w:r>
                 <w:rPr>
                   <w:rFonts w:ascii="Arial" w:cs="Arial" w:eastAsia="Arial" w:hAnsi="Arial"/>
@@ -22660,7 +22660,7 @@
               <w:spacing w:after="10" w:before="0"/>
               <w:ind w:left="120"/>
             </w:pPr>
-            <w:hyperlink w:history="1" r:id="rId8mu-hkmjtabm8ddg-5zd9">
+            <w:hyperlink w:history="1" r:id="rId4ve4txujzkj44ivyzraqe">
               <w:r>
                 <w:rPr>
                   <w:rFonts w:ascii="Arial" w:cs="Arial" w:eastAsia="Arial" w:hAnsi="Arial"/>
@@ -22705,7 +22705,7 @@
             <w:pPr>
               <w:spacing w:after="20" w:before="0"/>
             </w:pPr>
-            <w:hyperlink w:history="1" r:id="rIdbyjtad3sgeifep-ltpjnd">
+            <w:hyperlink w:history="1" r:id="rIdbtmlrg1v3g7w_m9wuej3u">
               <w:r>
                 <w:rPr>
                   <w:rFonts w:ascii="Arial" w:cs="Arial" w:eastAsia="Arial" w:hAnsi="Arial"/>
@@ -22754,7 +22754,7 @@
               <w:spacing w:after="10" w:before="0"/>
               <w:ind w:left="120"/>
             </w:pPr>
-            <w:hyperlink w:history="1" r:id="rIdel6ueaqakc89-iynsgltb">
+            <w:hyperlink w:history="1" r:id="rIdbjs8tyagqp_cblaplic0w">
               <w:r>
                 <w:rPr>
                   <w:rFonts w:ascii="Arial" w:cs="Arial" w:eastAsia="Arial" w:hAnsi="Arial"/>
@@ -22796,7 +22796,7 @@
                 <w:sz w:val="18"/>
                 <w:szCs w:val="18"/>
               </w:rPr>
-              <w:t xml:space="preserve">Students revise their individual Probability Model for Mama Njeri's Stall — a visual model they have been building since Lesson 1. Today they must add a new section labelled 'COMPOUND EVENTS' to their model. In this section, they: (1) Add the multiplication law formulas for both independent and dependent events with a worked example from today's lesson; (2) Revise their model's 'Predictions' section to include at least one compound probability statement about Mama Njeri's situation (e.g., estimating P(good sales day AND quality flour delivery) if these are independent events each with probability 3/5); (3) Write one 'Model Limitation' note — what does the multiplication law still NOT tell Mama Njeri? (e.g., it doesn't tell her how many mandazi to fry, only the probability of joint events). Students share their updated model with a partner for a 2-minute peer review using one prompt: 'Is the distinction between independent and dependent events clear in your partner's model?'</w:t>
+              <w:t xml:space="preserve">Students revise their individual Probability Model for Mama Njeri's Stall — a visual model they have been building since Lesson 1. Today they must add a new section labelled 'COMPOUND EVENTS' to their model. In this section, they: (1) Add the multiplication law formulas for both independent and dependent events with a worked example from today's lesson; (2) Revise their model's 'Predictions' section to include at least one compound probability statement about Mama Njeri's situation (e.g., estimating P(good sales day AND quality flour delivery) if these are independent events with probabilities 2/5 and 3/5); (3) Write one 'Model Limitation' note — what does the multiplication law still NOT tell Mama Njeri? (e.g., it doesn't tell her how many mandazi to fry, only the probability of joint events). Students share their updated model with a partner for a 2-minute peer review using one prompt: 'Is the distinction between independent and dependent events clear in your partner's model?'</w:t>
             </w:r>
           </w:p>
         </w:tc>
@@ -23266,7 +23266,7 @@
         </w:rPr>
         <w:t xml:space="preserve">© 2026 SeaVuria and ARES. Aligned with KICD objectives. Developed by SeaVuria; technical implementation by ARES (with AI assistance from Claude). Licensed under </w:t>
       </w:r>
-      <w:hyperlink w:history="1" r:id="rIdu3_xrpfiwgvkiqntgjrw3">
+      <w:hyperlink w:history="1" r:id="rIdeumji6pkujrvj8k0mslnl">
         <w:r>
           <w:rPr>
             <w:rFonts w:ascii="Arial" w:cs="Arial" w:eastAsia="Arial" w:hAnsi="Arial"/>
@@ -23287,7 +23287,7 @@
         </w:rPr>
         <w:t xml:space="preserve"> (</w:t>
       </w:r>
-      <w:hyperlink w:history="1" r:id="rIdroshtqa8y3oqubd6lcvkn">
+      <w:hyperlink w:history="1" r:id="rId3fs7di0wrrgkqlbghrova">
         <w:r>
           <w:rPr>
             <w:rFonts w:ascii="Arial" w:cs="Arial" w:eastAsia="Arial" w:hAnsi="Arial"/>
@@ -24300,7 +24300,7 @@
             <w:pPr>
               <w:spacing w:after="20" w:before="0"/>
             </w:pPr>
-            <w:hyperlink w:history="1" r:id="rIdwzhw8cafmgmykvwmwz4ws">
+            <w:hyperlink w:history="1" r:id="rIdt9ybn5jhfv4m42yldw25l">
               <w:r>
                 <w:rPr>
                   <w:rFonts w:ascii="Arial" w:cs="Arial" w:eastAsia="Arial" w:hAnsi="Arial"/>
@@ -24333,7 +24333,7 @@
               <w:spacing w:after="10" w:before="0"/>
               <w:ind w:left="120"/>
             </w:pPr>
-            <w:hyperlink w:history="1" r:id="rIdmrztcmck8wlrdhphbyi3q">
+            <w:hyperlink w:history="1" r:id="rIdqg2nklpx_y9hj7hklc7nn">
               <w:r>
                 <w:rPr>
                   <w:rFonts w:ascii="Arial" w:cs="Arial" w:eastAsia="Arial" w:hAnsi="Arial"/>
@@ -24378,7 +24378,7 @@
             <w:pPr>
               <w:spacing w:after="20" w:before="0"/>
             </w:pPr>
-            <w:hyperlink w:history="1" r:id="rId-7ct6jam1sx6jesgtv9wm">
+            <w:hyperlink w:history="1" r:id="rIdiyf9-rgnupkhwbgcrq0tu">
               <w:r>
                 <w:rPr>
                   <w:rFonts w:ascii="Arial" w:cs="Arial" w:eastAsia="Arial" w:hAnsi="Arial"/>
@@ -24411,7 +24411,7 @@
               <w:spacing w:after="10" w:before="0"/>
               <w:ind w:left="120"/>
             </w:pPr>
-            <w:hyperlink w:history="1" r:id="rIdycxgc-0roe2hdj17itzci">
+            <w:hyperlink w:history="1" r:id="rIddoaed1t6-ruidzh26soxu">
               <w:r>
                 <w:rPr>
                   <w:rFonts w:ascii="Arial" w:cs="Arial" w:eastAsia="Arial" w:hAnsi="Arial"/>
@@ -24453,7 +24453,7 @@
                 <w:sz w:val="18"/>
                 <w:szCs w:val="18"/>
               </w:rPr>
-              <w:t xml:space="preserve">Students are presented with a short story recap: Mama Njeri's notebook shows that on any given day, the probability of a 'good day' (selling ≥ 80% of her mandazi) is 0.6 and a 'bad day' is 0.4. Students are asked to predict — WITHOUT calculating — the probability that she has (a) two good days in a row, (b) exactly one good day out of two consecutive days, and (c) two bad days in a row. They record individual predictions in their exercise books, then share with a partner. The teacher polls the class by show of hands for each scenario and records the spread of predictions on the board.</w:t>
+              <w:t xml:space="preserve">Students are presented with a short story recap: Mama Njeri's notebook shows that on any given day, the probability of a 'good day' (selling ≥ 80% of her mandazi) is 0.4 and a 'bad day' is 0.6. Students are asked to predict — WITHOUT calculating — the probability that she has (a) two good days in a row, (b) exactly one good day out of two consecutive days, and (c) two bad days in a row. They record individual predictions in their exercise books, then share with a partner. The teacher polls the class by show of hands for each scenario and records the spread of predictions on the board.</w:t>
             </w:r>
           </w:p>
         </w:tc>
@@ -24485,7 +24485,7 @@
                 <w:sz w:val="18"/>
                 <w:szCs w:val="18"/>
               </w:rPr>
-              <w:t xml:space="preserve">Display the prompt on the board: 'Mama Njeri's records show P(good day) = 0.6. Without doing any formal calculation, predict the probability of: (a) two good days in a row, (b) exactly one good day in two days, (c) two bad days in a row. Write your best guess as a fraction or decimal.' Allow 3 minutes of silent individual thinking (WAIT TIME: do not accept answers yet). Then say: 'Turn to your partner — compare your predictions and decide together on one answer per scenario.' Allow 2 minutes. Cold-call 3 pairs for scenario (a), 3 different pairs for (b), 2 pairs for (c). Record all predictions in a class tally on the board without affirming or correcting. Say: 'We are going to build a mathematical tool today that will tell us exactly who is right — and more importantly, WHY.'</w:t>
+              <w:t xml:space="preserve">Display the prompt on the board: 'Mama Njeri's records show P(good day) = 0.4. Without doing any formal calculation, predict the probability of: (a) two good days in a row, (b) exactly one good day in two days, (c) two bad days in a row. Write your best guess as a fraction or decimal.' Allow 3 minutes of silent individual thinking (WAIT TIME: do not accept answers yet). Then say: 'Turn to your partner — compare your predictions and decide together on one answer per scenario.' Allow 2 minutes. Cold-call 3 pairs for scenario (a), 3 different pairs for (b), 2 pairs for (c). Record all predictions in a class tally on the board without affirming or correcting. Say: 'We are going to build a mathematical tool today that will tell us exactly who is right — and more importantly, WHY.'</w:t>
             </w:r>
           </w:p>
         </w:tc>
@@ -24549,7 +24549,7 @@
                 <w:sz w:val="18"/>
                 <w:szCs w:val="18"/>
               </w:rPr>
-              <w:t xml:space="preserve">Observable indicator: Students produce a written numerical prediction for all three scenarios before instruction begins. Listen for students who correctly identify that scenario (b) has more than one way to occur — this reveals readiness for multi-path addition. Flag students who predict P(two good days) &gt; 0.6, as they may not yet apply the multiplication rule to sequential events; these students need targeted scaffolding in Phase 3.</w:t>
+              <w:t xml:space="preserve">Observable indicator: Students produce a written numerical prediction for all three scenarios before instruction begins. Listen for students who correctly identify that scenario (b) has more than one way to occur — this reveals readiness for multi-path addition. Flag students who predict P(two good days) &gt; 0.4, as they may not yet apply the multiplication rule to sequential events; these students need targeted scaffolding in Phase 3.</w:t>
             </w:r>
           </w:p>
         </w:tc>
@@ -24606,7 +24606,7 @@
             <w:pPr>
               <w:spacing w:after="20" w:before="0"/>
             </w:pPr>
-            <w:hyperlink w:history="1" r:id="rId2xah3co7msyz0j_ksrksb">
+            <w:hyperlink w:history="1" r:id="rIdtydaesw1i85qyux4v_vaw">
               <w:r>
                 <w:rPr>
                   <w:rFonts w:ascii="Arial" w:cs="Arial" w:eastAsia="Arial" w:hAnsi="Arial"/>
@@ -24639,7 +24639,7 @@
               <w:spacing w:after="10" w:before="0"/>
               <w:ind w:left="120"/>
             </w:pPr>
-            <w:hyperlink w:history="1" r:id="rIda4mo1psq2_zp92etumk3m">
+            <w:hyperlink w:history="1" r:id="rId1b-uhlaopkjaekstmrppi">
               <w:r>
                 <w:rPr>
                   <w:rFonts w:ascii="Arial" w:cs="Arial" w:eastAsia="Arial" w:hAnsi="Arial"/>
@@ -24684,7 +24684,7 @@
             <w:pPr>
               <w:spacing w:after="20" w:before="0"/>
             </w:pPr>
-            <w:hyperlink w:history="1" r:id="rIdvoaqpkwarsydmotegofkp">
+            <w:hyperlink w:history="1" r:id="rIdnpvqkpyy-qnvecicvjj8q">
               <w:r>
                 <w:rPr>
                   <w:rFonts w:ascii="Arial" w:cs="Arial" w:eastAsia="Arial" w:hAnsi="Arial"/>
@@ -24717,7 +24717,7 @@
               <w:spacing w:after="10" w:before="0"/>
               <w:ind w:left="120"/>
             </w:pPr>
-            <w:hyperlink w:history="1" r:id="rId3emx88nfajyq-xh3obrre">
+            <w:hyperlink w:history="1" r:id="rIdi2n_n3jvsqfipxp_kmrza">
               <w:r>
                 <w:rPr>
                   <w:rFonts w:ascii="Arial" w:cs="Arial" w:eastAsia="Arial" w:hAnsi="Arial"/>
@@ -24759,7 +24759,7 @@
                 <w:sz w:val="18"/>
                 <w:szCs w:val="18"/>
               </w:rPr>
-              <w:t xml:space="preserve">The teacher live-constructs a probability tree diagram for Mama Njeri's two-day sales scenario on the board, narrating every decision aloud. Students copy the diagram step by step into their books. The tree shows: Stage 1 (Day 1) → two branches labelled G (0.6) and B (0.4); Stage 2 (Day 2) → from each Stage 1 branch, two further branches G (0.6) and B (0.4), giving four terminal nodes: GG, GB, BG, BB. The teacher then models multiplying along each branch-path and recording the path probability at the terminal node: P(GG) = 0.6 × 0.6 = 0.36; P(GB) = 0.6 × 0.4 = 0.24; P(BG) = 0.4 × 0.6 = 0.24; P(BB) = 0.4 × 0.4 = 0.16. Students verify the sum: 0.36 + 0.24 + 0.24 + 0.16 = 1.00. Students then observe the teacher model how to answer: 'What is P(exactly one good day)?' by circling the two relevant paths (GB and BG) and adding: 0.24 + 0.24 = 0.48. Students compare this answer to their Phase 1 predictions and annotate their diagrams.</w:t>
+              <w:t xml:space="preserve">The teacher live-constructs a probability tree diagram for Mama Njeri's two-day sales scenario on the board, narrating every decision aloud. Students copy the diagram step by step into their books. The tree shows: Stage 1 (Day 1) → two branches labelled G (0.4) and B (0.6); Stage 2 (Day 2) → from each Stage 1 branch, two further branches G (0.4) and B (0.6), giving four terminal nodes: GG, GB, BG, BB. The teacher then models multiplying along each branch-path and recording the path probability at the terminal node: P(GG) = 0.4 × 0.4 = 0.16; P(GB) = 0.4 × 0.6 = 0.24; P(BG) = 0.6 × 0.4 = 0.24; P(BB) = 0.6 × 0.6 = 0.36. Students verify the sum: 0.16 + 0.24 + 0.24 + 0.36 = 1.00. Students then observe the teacher model how to answer: 'What is P(exactly one good day)?' by circling the two relevant paths (GB and BG) and adding: 0.24 + 0.24 = 0.48. Students compare this answer to their Phase 1 predictions and annotate their diagrams.</w:t>
             </w:r>
           </w:p>
         </w:tc>
@@ -24912,7 +24912,7 @@
             <w:pPr>
               <w:spacing w:after="20" w:before="0"/>
             </w:pPr>
-            <w:hyperlink w:history="1" r:id="rIdnund6djjhoasol3qqxy46">
+            <w:hyperlink w:history="1" r:id="rIdq7gmmizcuh0imu9vfyp4e">
               <w:r>
                 <w:rPr>
                   <w:rFonts w:ascii="Arial" w:cs="Arial" w:eastAsia="Arial" w:hAnsi="Arial"/>
@@ -24945,7 +24945,7 @@
               <w:spacing w:after="10" w:before="0"/>
               <w:ind w:left="120"/>
             </w:pPr>
-            <w:hyperlink w:history="1" r:id="rIdtefkfoffl3mgd15hokkn7">
+            <w:hyperlink w:history="1" r:id="rId5cbxmek4_orazp5gef8nh">
               <w:r>
                 <w:rPr>
                   <w:rFonts w:ascii="Arial" w:cs="Arial" w:eastAsia="Arial" w:hAnsi="Arial"/>
@@ -24990,7 +24990,7 @@
             <w:pPr>
               <w:spacing w:after="20" w:before="0"/>
             </w:pPr>
-            <w:hyperlink w:history="1" r:id="rIdpfiwybbbert_w9sxx_fs_">
+            <w:hyperlink w:history="1" r:id="rIdsiqhxvtb5y06_xbnetdio">
               <w:r>
                 <w:rPr>
                   <w:rFonts w:ascii="Arial" w:cs="Arial" w:eastAsia="Arial" w:hAnsi="Arial"/>
@@ -25023,7 +25023,7 @@
               <w:spacing w:after="10" w:before="0"/>
               <w:ind w:left="120"/>
             </w:pPr>
-            <w:hyperlink w:history="1" r:id="rIdohkyjexfrukvjr6jmzh1_">
+            <w:hyperlink w:history="1" r:id="rIdgqhcv95xtzavcse_6xvm4">
               <w:r>
                 <w:rPr>
                   <w:rFonts w:ascii="Arial" w:cs="Arial" w:eastAsia="Arial" w:hAnsi="Arial"/>
@@ -25218,7 +25218,7 @@
             <w:pPr>
               <w:spacing w:after="20" w:before="0"/>
             </w:pPr>
-            <w:hyperlink w:history="1" r:id="rIddef9ezvfiwyge3u1dney0">
+            <w:hyperlink w:history="1" r:id="rIdd1axxikbzqalxo8wajgat">
               <w:r>
                 <w:rPr>
                   <w:rFonts w:ascii="Arial" w:cs="Arial" w:eastAsia="Arial" w:hAnsi="Arial"/>
@@ -25251,7 +25251,7 @@
               <w:spacing w:after="10" w:before="0"/>
               <w:ind w:left="120"/>
             </w:pPr>
-            <w:hyperlink w:history="1" r:id="rIdewn9xr_zh5bct_tjdtr7o">
+            <w:hyperlink w:history="1" r:id="rIdgvtjd-ttlhkntmrqge340">
               <w:r>
                 <w:rPr>
                   <w:rFonts w:ascii="Arial" w:cs="Arial" w:eastAsia="Arial" w:hAnsi="Arial"/>
@@ -25296,7 +25296,7 @@
             <w:pPr>
               <w:spacing w:after="20" w:before="0"/>
             </w:pPr>
-            <w:hyperlink w:history="1" r:id="rIdkvhmikltunwfgophrxtdl">
+            <w:hyperlink w:history="1" r:id="rIdz_wcymdbbobgjqrrfcq8h">
               <w:r>
                 <w:rPr>
                   <w:rFonts w:ascii="Arial" w:cs="Arial" w:eastAsia="Arial" w:hAnsi="Arial"/>
@@ -25329,7 +25329,7 @@
               <w:spacing w:after="10" w:before="0"/>
               <w:ind w:left="120"/>
             </w:pPr>
-            <w:hyperlink w:history="1" r:id="rIdwkjjz2nw_kduuboiwl89w">
+            <w:hyperlink w:history="1" r:id="rIdwyxtkvjm4zpjoj3nhk2yy">
               <w:r>
                 <w:rPr>
                   <w:rFonts w:ascii="Arial" w:cs="Arial" w:eastAsia="Arial" w:hAnsi="Arial"/>
@@ -25467,7 +25467,7 @@
                 <w:sz w:val="18"/>
                 <w:szCs w:val="18"/>
               </w:rPr>
-              <w:t xml:space="preserve">Observable indicator: Each student's sticky note names a specific, calculable probability (e.g., 'P(good day followed by bad day) = 0.6 × 0.4 = 0.24') rather than a vague statement ('we can predict better'). Vocabulary cards must include a mandazi-context example sentence, not just a definition. Students who write only vague notes need questioning: 'Can you give me a number? What would Mama Njeri multiply or add?'</w:t>
+              <w:t xml:space="preserve">Observable indicator: Each student's sticky note names a specific, calculable probability (e.g., 'P(good day followed by bad day) = 0.4 × 0.6 = 0.24') rather than a vague statement ('we can predict better'). Vocabulary cards must include a mandazi-context example sentence, not just a definition. Students who write only vague notes need questioning: 'Can you give me a number? What would Mama Njeri multiply or add?'</w:t>
             </w:r>
           </w:p>
         </w:tc>
@@ -25524,7 +25524,7 @@
             <w:pPr>
               <w:spacing w:after="20" w:before="0"/>
             </w:pPr>
-            <w:hyperlink w:history="1" r:id="rIdfhflkoqhuz2kgwwgodbzj">
+            <w:hyperlink w:history="1" r:id="rIdp3zr1_828b08trhwzrph3">
               <w:r>
                 <w:rPr>
                   <w:rFonts w:ascii="Arial" w:cs="Arial" w:eastAsia="Arial" w:hAnsi="Arial"/>
@@ -25557,7 +25557,7 @@
               <w:spacing w:after="10" w:before="0"/>
               <w:ind w:left="120"/>
             </w:pPr>
-            <w:hyperlink w:history="1" r:id="rIdaheq52ht9syqzmchf4g1d">
+            <w:hyperlink w:history="1" r:id="rIdx3jv6u3elbu3ywn7joovr">
               <w:r>
                 <w:rPr>
                   <w:rFonts w:ascii="Arial" w:cs="Arial" w:eastAsia="Arial" w:hAnsi="Arial"/>
@@ -25602,7 +25602,7 @@
             <w:pPr>
               <w:spacing w:after="20" w:before="0"/>
             </w:pPr>
-            <w:hyperlink w:history="1" r:id="rId33ytchr6pnnztztcuc95u">
+            <w:hyperlink w:history="1" r:id="rIdvhabguxtd5h_vc40esuw9">
               <w:r>
                 <w:rPr>
                   <w:rFonts w:ascii="Arial" w:cs="Arial" w:eastAsia="Arial" w:hAnsi="Arial"/>
@@ -25635,7 +25635,7 @@
               <w:spacing w:after="10" w:before="0"/>
               <w:ind w:left="120"/>
             </w:pPr>
-            <w:hyperlink w:history="1" r:id="rId3mhbkmovcyzxahz8cdczp">
+            <w:hyperlink w:history="1" r:id="rIddpegolazljg_bw9ddlpvo">
               <w:r>
                 <w:rPr>
                   <w:rFonts w:ascii="Arial" w:cs="Arial" w:eastAsia="Arial" w:hAnsi="Arial"/>
@@ -25773,7 +25773,7 @@
                 <w:sz w:val="18"/>
                 <w:szCs w:val="18"/>
               </w:rPr>
-              <w:t xml:space="preserve">Observable indicator: The tree diagram panel contains: correctly labelled branches with probabilities, correct terminal path probabilities that sum to 1, clear MULTIPLY and ADD annotations, and a written explanation that mentions a specific decision Mama Njeri could make (e.g., 'fry more mandazi when P(two consecutive good days) = 0.36'). The connector arrow is present and annotated. Students who cannot answer the 'three consecutive days → 8 nodes' question need to re-examine Stage 2 of the matatu task to see the pattern of branching.</w:t>
+              <w:t xml:space="preserve">Observable indicator: The tree diagram panel contains: correctly labelled branches with probabilities, correct terminal path probabilities that sum to 1, clear MULTIPLY and ADD annotations, and a written explanation that mentions a specific decision Mama Njeri could make (e.g., 'fry more mandazi when P(two consecutive good days) = 0.16'). The connector arrow is present and annotated. Students who cannot answer the 'three consecutive days → 8 nodes' question need to re-examine Stage 2 of the matatu task to see the pattern of branching.</w:t>
             </w:r>
           </w:p>
         </w:tc>
@@ -26125,7 +26125,7 @@
                 <w:sz w:val="18"/>
                 <w:szCs w:val="18"/>
               </w:rPr>
-              <w:t xml:space="preserve">Students explained how Mama Njeri can use a two-day tree diagram to calculate the probability of two consecutive good days (P = 0.36), exactly one good day (P = 0.48), and two bad days (P = 0.16), and connected this to a concrete decision: because the most likely two-day outcome is exactly one good day (probability 0.48), Mama Njeri should plan her stock levels for a mix of good and bad days rather than assuming two good days in a row. Students also explained that tree diagrams make the multiplication rule for combined events visual and systematic, reducing errors in complex multi-stage calculations.</w:t>
+              <w:t xml:space="preserve">Students explained how Mama Njeri can use a two-day tree diagram to calculate the probability of two consecutive good days (P = 0.16), exactly one good day (P = 0.48), and two bad days (P = 0.36), and connected this to a concrete decision: because the most likely two-day outcome is exactly one good day (probability 0.48), Mama Njeri should plan her stock levels for a mix of good and bad days rather than assuming two good days in a row. Students also explained that tree diagrams make the multiplication rule for combined events visual and systematic, reducing errors in complex multi-stage calculations.</w:t>
             </w:r>
           </w:p>
         </w:tc>
@@ -26147,7 +26147,7 @@
         </w:rPr>
         <w:t xml:space="preserve">© 2026 SeaVuria and ARES. Aligned with KICD objectives. Developed by SeaVuria; technical implementation by ARES (with AI assistance from Claude). Licensed under </w:t>
       </w:r>
-      <w:hyperlink w:history="1" r:id="rIddfowgrinl6s1ojhoyoqit">
+      <w:hyperlink w:history="1" r:id="rIdjxd70z80w2b4sujsf3xty">
         <w:r>
           <w:rPr>
             <w:rFonts w:ascii="Arial" w:cs="Arial" w:eastAsia="Arial" w:hAnsi="Arial"/>
@@ -26168,7 +26168,7 @@
         </w:rPr>
         <w:t xml:space="preserve"> (</w:t>
       </w:r>
-      <w:hyperlink w:history="1" r:id="rId2kex4q7yv-zyxckbdvlof">
+      <w:hyperlink w:history="1" r:id="rIdnghy6lcodixwccxxn1hqb">
         <w:r>
           <w:rPr>
             <w:rFonts w:ascii="Arial" w:cs="Arial" w:eastAsia="Arial" w:hAnsi="Arial"/>
@@ -27181,7 +27181,7 @@
             <w:pPr>
               <w:spacing w:after="20" w:before="0"/>
             </w:pPr>
-            <w:hyperlink w:history="1" r:id="rId0o-b7s8jvdh0mcr3nslxb">
+            <w:hyperlink w:history="1" r:id="rIdvt4r11wbpvnk2kdlzn_ba">
               <w:r>
                 <w:rPr>
                   <w:rFonts w:ascii="Arial" w:cs="Arial" w:eastAsia="Arial" w:hAnsi="Arial"/>
@@ -27214,7 +27214,7 @@
               <w:spacing w:after="10" w:before="0"/>
               <w:ind w:left="120"/>
             </w:pPr>
-            <w:hyperlink w:history="1" r:id="rIdjbj_ugpli_ry0yucucz5y">
+            <w:hyperlink w:history="1" r:id="rIdser0aehswpw1x2ful3nvj">
               <w:r>
                 <w:rPr>
                   <w:rFonts w:ascii="Arial" w:cs="Arial" w:eastAsia="Arial" w:hAnsi="Arial"/>
@@ -27259,7 +27259,7 @@
             <w:pPr>
               <w:spacing w:after="20" w:before="0"/>
             </w:pPr>
-            <w:hyperlink w:history="1" r:id="rIddjlg1s5f-fvnljnbma8xo">
+            <w:hyperlink w:history="1" r:id="rIdm-9i8ezlgshhbo3m0m2lx">
               <w:r>
                 <w:rPr>
                   <w:rFonts w:ascii="Arial" w:cs="Arial" w:eastAsia="Arial" w:hAnsi="Arial"/>
@@ -27292,7 +27292,7 @@
               <w:spacing w:after="10" w:before="0"/>
               <w:ind w:left="120"/>
             </w:pPr>
-            <w:hyperlink w:history="1" r:id="rIdl-bhr_umnpjzbmunuoy-l">
+            <w:hyperlink w:history="1" r:id="rIdccqlizrjoudm_vrw6gn7y">
               <w:r>
                 <w:rPr>
                   <w:rFonts w:ascii="Arial" w:cs="Arial" w:eastAsia="Arial" w:hAnsi="Arial"/>
@@ -27487,7 +27487,7 @@
             <w:pPr>
               <w:spacing w:after="20" w:before="0"/>
             </w:pPr>
-            <w:hyperlink w:history="1" r:id="rIdktz-z1nje34blixgz_mzh">
+            <w:hyperlink w:history="1" r:id="rIdvia2eo1gxljp3yvwb6tya">
               <w:r>
                 <w:rPr>
                   <w:rFonts w:ascii="Arial" w:cs="Arial" w:eastAsia="Arial" w:hAnsi="Arial"/>
@@ -27520,7 +27520,7 @@
               <w:spacing w:after="10" w:before="0"/>
               <w:ind w:left="120"/>
             </w:pPr>
-            <w:hyperlink w:history="1" r:id="rIdn4gldzicsxonaknt9gmft">
+            <w:hyperlink w:history="1" r:id="rId9zjoffnt00x8gpdq92d6s">
               <w:r>
                 <w:rPr>
                   <w:rFonts w:ascii="Arial" w:cs="Arial" w:eastAsia="Arial" w:hAnsi="Arial"/>
@@ -27565,7 +27565,7 @@
             <w:pPr>
               <w:spacing w:after="20" w:before="0"/>
             </w:pPr>
-            <w:hyperlink w:history="1" r:id="rIddym3rpjov1bi2bdh5ehop">
+            <w:hyperlink w:history="1" r:id="rIdoy59bf34qejq7qmuqkzlh">
               <w:r>
                 <w:rPr>
                   <w:rFonts w:ascii="Arial" w:cs="Arial" w:eastAsia="Arial" w:hAnsi="Arial"/>
@@ -27598,7 +27598,7 @@
               <w:spacing w:after="10" w:before="0"/>
               <w:ind w:left="120"/>
             </w:pPr>
-            <w:hyperlink w:history="1" r:id="rId5bz9d3reng6c6babmigx8">
+            <w:hyperlink w:history="1" r:id="rIddnwcnoy_kbrvr9ynjm8xz">
               <w:r>
                 <w:rPr>
                   <w:rFonts w:ascii="Arial" w:cs="Arial" w:eastAsia="Arial" w:hAnsi="Arial"/>
@@ -27793,7 +27793,7 @@
             <w:pPr>
               <w:spacing w:after="20" w:before="0"/>
             </w:pPr>
-            <w:hyperlink w:history="1" r:id="rIdpqsblmubi5bhxlu9mz3mi">
+            <w:hyperlink w:history="1" r:id="rIdjujwedqtuliiykuzkmaue">
               <w:r>
                 <w:rPr>
                   <w:rFonts w:ascii="Arial" w:cs="Arial" w:eastAsia="Arial" w:hAnsi="Arial"/>
@@ -27826,7 +27826,7 @@
               <w:spacing w:after="10" w:before="0"/>
               <w:ind w:left="120"/>
             </w:pPr>
-            <w:hyperlink w:history="1" r:id="rIdoeojkna3pbufingm7rcy-">
+            <w:hyperlink w:history="1" r:id="rIdrxm6kmeqlhod3yqenw-eo">
               <w:r>
                 <w:rPr>
                   <w:rFonts w:ascii="Arial" w:cs="Arial" w:eastAsia="Arial" w:hAnsi="Arial"/>
@@ -27871,7 +27871,7 @@
             <w:pPr>
               <w:spacing w:after="20" w:before="0"/>
             </w:pPr>
-            <w:hyperlink w:history="1" r:id="rIdnc1h2ut6i40qs7j8ige7z">
+            <w:hyperlink w:history="1" r:id="rId7255qmxohvvrz5dcvamo5">
               <w:r>
                 <w:rPr>
                   <w:rFonts w:ascii="Arial" w:cs="Arial" w:eastAsia="Arial" w:hAnsi="Arial"/>
@@ -27904,7 +27904,7 @@
               <w:spacing w:after="10" w:before="0"/>
               <w:ind w:left="120"/>
             </w:pPr>
-            <w:hyperlink w:history="1" r:id="rIdcot55c3kcv8darw9atrw9">
+            <w:hyperlink w:history="1" r:id="rIdxpvwj3fjq5mf4zavcw8fm">
               <w:r>
                 <w:rPr>
                   <w:rFonts w:ascii="Arial" w:cs="Arial" w:eastAsia="Arial" w:hAnsi="Arial"/>
@@ -28099,7 +28099,7 @@
             <w:pPr>
               <w:spacing w:after="20" w:before="0"/>
             </w:pPr>
-            <w:hyperlink w:history="1" r:id="rIdmqpmchpfwvw-5pwpnzc64">
+            <w:hyperlink w:history="1" r:id="rIdvua8jnlkzunxsetl3ecuk">
               <w:r>
                 <w:rPr>
                   <w:rFonts w:ascii="Arial" w:cs="Arial" w:eastAsia="Arial" w:hAnsi="Arial"/>
@@ -28132,7 +28132,7 @@
               <w:spacing w:after="10" w:before="0"/>
               <w:ind w:left="120"/>
             </w:pPr>
-            <w:hyperlink w:history="1" r:id="rIdludwx6imex8i6e8icruic">
+            <w:hyperlink w:history="1" r:id="rIdmxkaa62i2aynhmztr7q95">
               <w:r>
                 <w:rPr>
                   <w:rFonts w:ascii="Arial" w:cs="Arial" w:eastAsia="Arial" w:hAnsi="Arial"/>
@@ -28177,7 +28177,7 @@
             <w:pPr>
               <w:spacing w:after="20" w:before="0"/>
             </w:pPr>
-            <w:hyperlink w:history="1" r:id="rIdkzqs7iwy4h3fnprb6vrne">
+            <w:hyperlink w:history="1" r:id="rIdbxu3lwnzwkh_mbdiy0glq">
               <w:r>
                 <w:rPr>
                   <w:rFonts w:ascii="Arial" w:cs="Arial" w:eastAsia="Arial" w:hAnsi="Arial"/>
@@ -28210,7 +28210,7 @@
               <w:spacing w:after="10" w:before="0"/>
               <w:ind w:left="120"/>
             </w:pPr>
-            <w:hyperlink w:history="1" r:id="rIds3tlagovwxbkfpqkvjke8">
+            <w:hyperlink w:history="1" r:id="rIdb0jadfqnglhylfkzxqylj">
               <w:r>
                 <w:rPr>
                   <w:rFonts w:ascii="Arial" w:cs="Arial" w:eastAsia="Arial" w:hAnsi="Arial"/>
@@ -28405,7 +28405,7 @@
             <w:pPr>
               <w:spacing w:after="20" w:before="0"/>
             </w:pPr>
-            <w:hyperlink w:history="1" r:id="rIdkoxz6qdtv6ph1twp4rmmk">
+            <w:hyperlink w:history="1" r:id="rId-r75rl3-a2ujbt9rfkijz">
               <w:r>
                 <w:rPr>
                   <w:rFonts w:ascii="Arial" w:cs="Arial" w:eastAsia="Arial" w:hAnsi="Arial"/>
@@ -28438,7 +28438,7 @@
               <w:spacing w:after="10" w:before="0"/>
               <w:ind w:left="120"/>
             </w:pPr>
-            <w:hyperlink w:history="1" r:id="rId5psdu-ymiwtvjw3plad12">
+            <w:hyperlink w:history="1" r:id="rId_kujeb_wi4gmykpjquiye">
               <w:r>
                 <w:rPr>
                   <w:rFonts w:ascii="Arial" w:cs="Arial" w:eastAsia="Arial" w:hAnsi="Arial"/>
@@ -28483,7 +28483,7 @@
             <w:pPr>
               <w:spacing w:after="20" w:before="0"/>
             </w:pPr>
-            <w:hyperlink w:history="1" r:id="rIddsjw9ziu0onxjcldyncku">
+            <w:hyperlink w:history="1" r:id="rIdsbsnkczcs2dafmi2hg8yo">
               <w:r>
                 <w:rPr>
                   <w:rFonts w:ascii="Arial" w:cs="Arial" w:eastAsia="Arial" w:hAnsi="Arial"/>
@@ -28516,7 +28516,7 @@
               <w:spacing w:after="10" w:before="0"/>
               <w:ind w:left="120"/>
             </w:pPr>
-            <w:hyperlink w:history="1" r:id="rIdxg2at-luf5stbdizwklw1">
+            <w:hyperlink w:history="1" r:id="rId8dn7sapyuduuzkrsmoshs">
               <w:r>
                 <w:rPr>
                   <w:rFonts w:ascii="Arial" w:cs="Arial" w:eastAsia="Arial" w:hAnsi="Arial"/>
@@ -29028,7 +29028,7 @@
         </w:rPr>
         <w:t xml:space="preserve">© 2026 SeaVuria and ARES. Aligned with KICD objectives. Developed by SeaVuria; technical implementation by ARES (with AI assistance from Claude). Licensed under </w:t>
       </w:r>
-      <w:hyperlink w:history="1" r:id="rIdde9vmbkxdjyip6d8hvecq">
+      <w:hyperlink w:history="1" r:id="rIdww38kjia57v1prgas5-x0">
         <w:r>
           <w:rPr>
             <w:rFonts w:ascii="Arial" w:cs="Arial" w:eastAsia="Arial" w:hAnsi="Arial"/>
@@ -29049,7 +29049,7 @@
         </w:rPr>
         <w:t xml:space="preserve"> (</w:t>
       </w:r>
-      <w:hyperlink w:history="1" r:id="rIdqii9p6chblnsv1akw9gec">
+      <w:hyperlink w:history="1" r:id="rIdipujdneg6ffm40ozde8wg">
         <w:r>
           <w:rPr>
             <w:rFonts w:ascii="Arial" w:cs="Arial" w:eastAsia="Arial" w:hAnsi="Arial"/>

--- a/data/outputs/v2/Maths/SS4.2_Probability_I/Mathematics_Probability_I_CBE_LessonSequence.docx
+++ b/data/outputs/v2/Maths/SS4.2_Probability_I/Mathematics_Probability_I_CBE_LessonSequence.docx
@@ -2481,7 +2481,7 @@
         </w:rPr>
         <w:t xml:space="preserve">© 2026 SeaVuria and ARES. This work is licensed under a </w:t>
       </w:r>
-      <w:hyperlink w:history="1" r:id="rIdwnjk_-z5wgsho51o331c1">
+      <w:hyperlink w:history="1" r:id="rIdorxlrp9me2mhkizrlbkf2">
         <w:r>
           <w:rPr>
             <w:rFonts w:ascii="Arial" w:cs="Arial" w:eastAsia="Arial" w:hAnsi="Arial"/>
@@ -2501,7 +2501,7 @@
         </w:rPr>
         <w:t xml:space="preserve"> (</w:t>
       </w:r>
-      <w:hyperlink w:history="1" r:id="rIdstx9e9vfgwzrbjxfwiusk">
+      <w:hyperlink w:history="1" r:id="rIdtp-446qlhth7yvirpk4pl">
         <w:r>
           <w:rPr>
             <w:rFonts w:ascii="Arial" w:cs="Arial" w:eastAsia="Arial" w:hAnsi="Arial"/>
@@ -2521,7 +2521,7 @@
         </w:rPr>
         <w:t xml:space="preserve">). To view a copy of this license, visit </w:t>
       </w:r>
-      <w:hyperlink w:history="1" r:id="rIdip4rz5-4j1ebqyqsnwuam">
+      <w:hyperlink w:history="1" r:id="rIdvjlbf1pf16mrxazzuhfeg">
         <w:r>
           <w:rPr>
             <w:rFonts w:ascii="Arial" w:cs="Arial" w:eastAsia="Arial" w:hAnsi="Arial"/>
@@ -3533,7 +3533,7 @@
             <w:pPr>
               <w:spacing w:after="20" w:before="0"/>
             </w:pPr>
-            <w:hyperlink w:history="1" r:id="rId-mb8a6zqj8fwrovjyvezc">
+            <w:hyperlink w:history="1" r:id="rId9tbuhjcpjliwmbb685bmb">
               <w:r>
                 <w:rPr>
                   <w:rFonts w:ascii="Arial" w:cs="Arial" w:eastAsia="Arial" w:hAnsi="Arial"/>
@@ -3566,7 +3566,7 @@
               <w:spacing w:after="10" w:before="0"/>
               <w:ind w:left="120"/>
             </w:pPr>
-            <w:hyperlink w:history="1" r:id="rIdcvzazlpg-nd91ukzlmox7">
+            <w:hyperlink w:history="1" r:id="rIdxg4hmns6dquyflllmndar">
               <w:r>
                 <w:rPr>
                   <w:rFonts w:ascii="Arial" w:cs="Arial" w:eastAsia="Arial" w:hAnsi="Arial"/>
@@ -3611,7 +3611,7 @@
             <w:pPr>
               <w:spacing w:after="20" w:before="0"/>
             </w:pPr>
-            <w:hyperlink w:history="1" r:id="rId_lqnihnkeeekz1bllmomt">
+            <w:hyperlink w:history="1" r:id="rIdp_vps5rfyzqgs5mltma9o">
               <w:r>
                 <w:rPr>
                   <w:rFonts w:ascii="Arial" w:cs="Arial" w:eastAsia="Arial" w:hAnsi="Arial"/>
@@ -3644,7 +3644,7 @@
               <w:spacing w:after="10" w:before="0"/>
               <w:ind w:left="120"/>
             </w:pPr>
-            <w:hyperlink w:history="1" r:id="rIdpkzqopw5qbigtufsenbcs">
+            <w:hyperlink w:history="1" r:id="rId0_1spb8g6npb6pkdwo8y2">
               <w:r>
                 <w:rPr>
                   <w:rFonts w:ascii="Arial" w:cs="Arial" w:eastAsia="Arial" w:hAnsi="Arial"/>
@@ -3934,7 +3934,7 @@
             <w:pPr>
               <w:spacing w:after="20" w:before="0"/>
             </w:pPr>
-            <w:hyperlink w:history="1" r:id="rId1uj-blwoadsmixyrzgrzh">
+            <w:hyperlink w:history="1" r:id="rIdur0rvrymljud3dbzebnog">
               <w:r>
                 <w:rPr>
                   <w:rFonts w:ascii="Arial" w:cs="Arial" w:eastAsia="Arial" w:hAnsi="Arial"/>
@@ -3967,7 +3967,7 @@
               <w:spacing w:after="10" w:before="0"/>
               <w:ind w:left="120"/>
             </w:pPr>
-            <w:hyperlink w:history="1" r:id="rId5fprmjklb08gl9_i07qrm">
+            <w:hyperlink w:history="1" r:id="rIdz9cdsmb7zqxc61frhe0tp">
               <w:r>
                 <w:rPr>
                   <w:rFonts w:ascii="Arial" w:cs="Arial" w:eastAsia="Arial" w:hAnsi="Arial"/>
@@ -4012,7 +4012,7 @@
             <w:pPr>
               <w:spacing w:after="20" w:before="0"/>
             </w:pPr>
-            <w:hyperlink w:history="1" r:id="rIdc1wqhdvax-3s0dmxrm2rn">
+            <w:hyperlink w:history="1" r:id="rId4sdvk0ugyqq3cgpaxth3g">
               <w:r>
                 <w:rPr>
                   <w:rFonts w:ascii="Arial" w:cs="Arial" w:eastAsia="Arial" w:hAnsi="Arial"/>
@@ -4045,7 +4045,7 @@
               <w:spacing w:after="10" w:before="0"/>
               <w:ind w:left="120"/>
             </w:pPr>
-            <w:hyperlink w:history="1" r:id="rIdxnrqjoiccsdx5rk3shkgi">
+            <w:hyperlink w:history="1" r:id="rIdhdpzef8ehzt94ggt8n80t">
               <w:r>
                 <w:rPr>
                   <w:rFonts w:ascii="Arial" w:cs="Arial" w:eastAsia="Arial" w:hAnsi="Arial"/>
@@ -4354,7 +4354,7 @@
             <w:pPr>
               <w:spacing w:after="20" w:before="0"/>
             </w:pPr>
-            <w:hyperlink w:history="1" r:id="rId2zmvd4cm0_mnbtv0stzgk">
+            <w:hyperlink w:history="1" r:id="rIdklolmquul8xkbequwcdyy">
               <w:r>
                 <w:rPr>
                   <w:rFonts w:ascii="Arial" w:cs="Arial" w:eastAsia="Arial" w:hAnsi="Arial"/>
@@ -4387,7 +4387,7 @@
               <w:spacing w:after="10" w:before="0"/>
               <w:ind w:left="120"/>
             </w:pPr>
-            <w:hyperlink w:history="1" r:id="rIdqlosurg1fqec8ylbfjtse">
+            <w:hyperlink w:history="1" r:id="rIdzrdzpztvkb3ru7fgbrpfo">
               <w:r>
                 <w:rPr>
                   <w:rFonts w:ascii="Arial" w:cs="Arial" w:eastAsia="Arial" w:hAnsi="Arial"/>
@@ -4432,7 +4432,7 @@
             <w:pPr>
               <w:spacing w:after="20" w:before="0"/>
             </w:pPr>
-            <w:hyperlink w:history="1" r:id="rIdncasx9q0etyhjrsj_s3hj">
+            <w:hyperlink w:history="1" r:id="rIdjycn8ugink4nco1tglgso">
               <w:r>
                 <w:rPr>
                   <w:rFonts w:ascii="Arial" w:cs="Arial" w:eastAsia="Arial" w:hAnsi="Arial"/>
@@ -4465,7 +4465,7 @@
               <w:spacing w:after="10" w:before="0"/>
               <w:ind w:left="120"/>
             </w:pPr>
-            <w:hyperlink w:history="1" r:id="rIdf-1_hc5xqoem2wnnijmwr">
+            <w:hyperlink w:history="1" r:id="rIdmzhmmjwl0pw7fr8qymtrt">
               <w:r>
                 <w:rPr>
                   <w:rFonts w:ascii="Arial" w:cs="Arial" w:eastAsia="Arial" w:hAnsi="Arial"/>
@@ -4736,7 +4736,7 @@
             <w:pPr>
               <w:spacing w:after="20" w:before="0"/>
             </w:pPr>
-            <w:hyperlink w:history="1" r:id="rIdhllqmogdy8ijsgotnzsic">
+            <w:hyperlink w:history="1" r:id="rId1vbiv7yswollv4wr1ll_c">
               <w:r>
                 <w:rPr>
                   <w:rFonts w:ascii="Arial" w:cs="Arial" w:eastAsia="Arial" w:hAnsi="Arial"/>
@@ -4769,7 +4769,7 @@
               <w:spacing w:after="10" w:before="0"/>
               <w:ind w:left="120"/>
             </w:pPr>
-            <w:hyperlink w:history="1" r:id="rIdp8chxxyenwdscc-y8ajvi">
+            <w:hyperlink w:history="1" r:id="rIdrcpnn5nzyjwgq_iweuxjq">
               <w:r>
                 <w:rPr>
                   <w:rFonts w:ascii="Arial" w:cs="Arial" w:eastAsia="Arial" w:hAnsi="Arial"/>
@@ -4814,7 +4814,7 @@
             <w:pPr>
               <w:spacing w:after="20" w:before="0"/>
             </w:pPr>
-            <w:hyperlink w:history="1" r:id="rIdlsdc1kto1xnwyb6kq564o">
+            <w:hyperlink w:history="1" r:id="rIddzhr-pnr4-nfdqeqoctls">
               <w:r>
                 <w:rPr>
                   <w:rFonts w:ascii="Arial" w:cs="Arial" w:eastAsia="Arial" w:hAnsi="Arial"/>
@@ -4847,7 +4847,7 @@
               <w:spacing w:after="10" w:before="0"/>
               <w:ind w:left="120"/>
             </w:pPr>
-            <w:hyperlink w:history="1" r:id="rId5wqddzpvakgfacner_gih">
+            <w:hyperlink w:history="1" r:id="rIdneiqowsvspvswmxppvqj-">
               <w:r>
                 <w:rPr>
                   <w:rFonts w:ascii="Arial" w:cs="Arial" w:eastAsia="Arial" w:hAnsi="Arial"/>
@@ -5118,7 +5118,7 @@
             <w:pPr>
               <w:spacing w:after="20" w:before="0"/>
             </w:pPr>
-            <w:hyperlink w:history="1" r:id="rIdviv7wwt-gutqpxsrzcbs4">
+            <w:hyperlink w:history="1" r:id="rId-0o63kn4l5o9v0dzhqivo">
               <w:r>
                 <w:rPr>
                   <w:rFonts w:ascii="Arial" w:cs="Arial" w:eastAsia="Arial" w:hAnsi="Arial"/>
@@ -5167,7 +5167,7 @@
               <w:spacing w:after="10" w:before="0"/>
               <w:ind w:left="120"/>
             </w:pPr>
-            <w:hyperlink w:history="1" r:id="rId7uphm_cpw7s1k-t-u4wsx">
+            <w:hyperlink w:history="1" r:id="rIddcbdickruw_g8nxqqv0g_">
               <w:r>
                 <w:rPr>
                   <w:rFonts w:ascii="Arial" w:cs="Arial" w:eastAsia="Arial" w:hAnsi="Arial"/>
@@ -5212,7 +5212,7 @@
             <w:pPr>
               <w:spacing w:after="20" w:before="0"/>
             </w:pPr>
-            <w:hyperlink w:history="1" r:id="rId2bcawv2tcrtvf7zswvtry">
+            <w:hyperlink w:history="1" r:id="rIdrn1qpypjtjcnpqe0qyhid">
               <w:r>
                 <w:rPr>
                   <w:rFonts w:ascii="Arial" w:cs="Arial" w:eastAsia="Arial" w:hAnsi="Arial"/>
@@ -5245,7 +5245,7 @@
               <w:spacing w:after="10" w:before="0"/>
               <w:ind w:left="120"/>
             </w:pPr>
-            <w:hyperlink w:history="1" r:id="rIdvye4yuf4cmd4igqa89it2">
+            <w:hyperlink w:history="1" r:id="rIdxsw-iadmqyhoedjjpfxy3">
               <w:r>
                 <w:rPr>
                   <w:rFonts w:ascii="Arial" w:cs="Arial" w:eastAsia="Arial" w:hAnsi="Arial"/>
@@ -5852,7 +5852,7 @@
         </w:rPr>
         <w:t xml:space="preserve">© 2026 SeaVuria and ARES. Aligned with KICD objectives. Developed by SeaVuria; technical implementation by ARES (with AI assistance from Claude). Licensed under </w:t>
       </w:r>
-      <w:hyperlink w:history="1" r:id="rIdlkvaiutyc0mxou-ieuuis">
+      <w:hyperlink w:history="1" r:id="rIdgxl4pstjhjkaheomq_byv">
         <w:r>
           <w:rPr>
             <w:rFonts w:ascii="Arial" w:cs="Arial" w:eastAsia="Arial" w:hAnsi="Arial"/>
@@ -5873,7 +5873,7 @@
         </w:rPr>
         <w:t xml:space="preserve"> (</w:t>
       </w:r>
-      <w:hyperlink w:history="1" r:id="rIdc_9_3lrjha_cevfo1tijd">
+      <w:hyperlink w:history="1" r:id="rIdoeh9icwiubxscma_m7gom">
         <w:r>
           <w:rPr>
             <w:rFonts w:ascii="Arial" w:cs="Arial" w:eastAsia="Arial" w:hAnsi="Arial"/>
@@ -6603,7 +6603,7 @@
                 <w:sz w:val="18"/>
                 <w:szCs w:val="18"/>
               </w:rPr>
-              <w:t xml:space="preserve">Students begin by re-examining the Lesson 1 bottle-cap data they recorded individually, then systematically pool all class results on a shared tally chart on the board. As the total trial count grows from ~30 (individual) to ~900+ (whole class), students plot a live relative-frequency graph and watch the probability estimate converge toward a stable value. They repeat this comparison with a coin (equally likely outcomes) and contrast the two convergence lines. The teacher formally introduces P(E) = favourable outcomes ÷ total trials, anchoring it to both the bottle-cap experiment and Mama Njeri's three-month notebook. Students calculate the experimental probability of a 'good day' from her records, add a new entry to the Driving Question Board, and update their probability models for the unit phenomenon.</w:t>
+              <w:t xml:space="preserve">Students begin by re-examining the Lesson 1 bottle-cap data they recorded individually, then systematically pool all class results on a shared tally chart on the board. As the total trial count grows from ~40 (one group) to ~900+ (whole class), students plot a live relative-frequency graph and watch the probability estimate converge toward a stable value. They repeat this comparison with a coin (equally likely outcomes) and contrast the two convergence lines. The teacher formally introduces P(E) = favourable outcomes ÷ total trials, anchoring it to both the bottle-cap experiment and Mama Njeri's three-month notebook. Students calculate the experimental probability of a 'good day' from her records, add a new entry to the Driving Question Board, and update their probability models for the unit phenomenon.</w:t>
             </w:r>
           </w:p>
         </w:tc>
@@ -6886,7 +6886,7 @@
             <w:pPr>
               <w:spacing w:after="20" w:before="0"/>
             </w:pPr>
-            <w:hyperlink w:history="1" r:id="rId2qaqv5zibkohrmxcsvm2n">
+            <w:hyperlink w:history="1" r:id="rIdayomv17hhu78lj0xn1e2j">
               <w:r>
                 <w:rPr>
                   <w:rFonts w:ascii="Arial" w:cs="Arial" w:eastAsia="Arial" w:hAnsi="Arial"/>
@@ -6919,7 +6919,7 @@
               <w:spacing w:after="10" w:before="0"/>
               <w:ind w:left="120"/>
             </w:pPr>
-            <w:hyperlink w:history="1" r:id="rId_wjqacsp0ed7tdhbft8-7">
+            <w:hyperlink w:history="1" r:id="rIdxlcubhaw9waodpezfc_v5">
               <w:r>
                 <w:rPr>
                   <w:rFonts w:ascii="Arial" w:cs="Arial" w:eastAsia="Arial" w:hAnsi="Arial"/>
@@ -6964,7 +6964,7 @@
             <w:pPr>
               <w:spacing w:after="20" w:before="0"/>
             </w:pPr>
-            <w:hyperlink w:history="1" r:id="rIdkvoeh7gst8wyz2e80wbra">
+            <w:hyperlink w:history="1" r:id="rIdebc9kjrnzpctca2f0hip1">
               <w:r>
                 <w:rPr>
                   <w:rFonts w:ascii="Arial" w:cs="Arial" w:eastAsia="Arial" w:hAnsi="Arial"/>
@@ -6997,7 +6997,7 @@
               <w:spacing w:after="10" w:before="0"/>
               <w:ind w:left="120"/>
             </w:pPr>
-            <w:hyperlink w:history="1" r:id="rIdm_effdictvmwibrxqxduh">
+            <w:hyperlink w:history="1" r:id="rIdjglrdhuygqxeyaucgdbtb">
               <w:r>
                 <w:rPr>
                   <w:rFonts w:ascii="Arial" w:cs="Arial" w:eastAsia="Arial" w:hAnsi="Arial"/>
@@ -7071,7 +7071,7 @@
                 <w:sz w:val="18"/>
                 <w:szCs w:val="18"/>
               </w:rPr>
-              <w:t xml:space="preserve">Display the individual tally sheets from Lesson 1 on the board (or projected). Say: 'Before we add anything together, look at these individual results. Some of you got cap-up 8 out of 30 times. Others got 12 out of 30. Take 10 seconds — predict silently: when we pool everything, what single fraction do you think we will land on?' [WAIT TIME: 12 seconds]. Cold-call 4 students: ask each to share their predicted fraction AND their reason. Record the four predictions visibly on the board under the heading 'Our Predictions — We Will Test These.' Then ask: 'Does anyone predict the coin will converge to the same fraction as the bottle-cap? Hands up.' Note the show-of-hands count aloud. Say: 'Keep your predictions in mind — we are about to find out together.'</w:t>
+              <w:t xml:space="preserve">Display the individual tally sheets from Lesson 1 on the board (or projected). Say: 'Before we add anything together, look at these individual results. Some groups got cap-up 10 out of 40 times. Others got 14 out of 40. Take 10 seconds — predict silently: when we pool everything, what single fraction do you think we will land on?' [WAIT TIME: 12 seconds]. Cold-call 4 students: ask each to share their predicted fraction AND their reason. Record the four predictions visibly on the board under the heading 'Our Predictions — We Will Test These.' Then ask: 'Does anyone predict the coin will converge to the same fraction as the bottle-cap? Hands up.' Note the show-of-hands count aloud. Say: 'Keep your predictions in mind — we are about to find out together.'</w:t>
             </w:r>
           </w:p>
         </w:tc>
@@ -7192,7 +7192,7 @@
             <w:pPr>
               <w:spacing w:after="20" w:before="0"/>
             </w:pPr>
-            <w:hyperlink w:history="1" r:id="rIdpkg39czpy_r5gs_matydk">
+            <w:hyperlink w:history="1" r:id="rId5hrpjrbjfqd1ovps5x6lv">
               <w:r>
                 <w:rPr>
                   <w:rFonts w:ascii="Arial" w:cs="Arial" w:eastAsia="Arial" w:hAnsi="Arial"/>
@@ -7225,7 +7225,7 @@
               <w:spacing w:after="10" w:before="0"/>
               <w:ind w:left="120"/>
             </w:pPr>
-            <w:hyperlink w:history="1" r:id="rIdfgr0aqhecquwyphy1o3nv">
+            <w:hyperlink w:history="1" r:id="rIdgrnqfks7muhihr4mcrrxc">
               <w:r>
                 <w:rPr>
                   <w:rFonts w:ascii="Arial" w:cs="Arial" w:eastAsia="Arial" w:hAnsi="Arial"/>
@@ -7270,7 +7270,7 @@
             <w:pPr>
               <w:spacing w:after="20" w:before="0"/>
             </w:pPr>
-            <w:hyperlink w:history="1" r:id="rIdhhuladpvhzgsmdjuv8vw2">
+            <w:hyperlink w:history="1" r:id="rIdujudcw70qcbq5kpy1kuyd">
               <w:r>
                 <w:rPr>
                   <w:rFonts w:ascii="Arial" w:cs="Arial" w:eastAsia="Arial" w:hAnsi="Arial"/>
@@ -7303,7 +7303,7 @@
               <w:spacing w:after="10" w:before="0"/>
               <w:ind w:left="120"/>
             </w:pPr>
-            <w:hyperlink w:history="1" r:id="rIdvtr4xlbqejizavpqzmgsv">
+            <w:hyperlink w:history="1" r:id="rIde0nczzswqsrt_hftdqriv">
               <w:r>
                 <w:rPr>
                   <w:rFonts w:ascii="Arial" w:cs="Arial" w:eastAsia="Arial" w:hAnsi="Arial"/>
@@ -7498,7 +7498,7 @@
             <w:pPr>
               <w:spacing w:after="20" w:before="0"/>
             </w:pPr>
-            <w:hyperlink w:history="1" r:id="rIdm8hzcvvhau2w-2agvbx3a">
+            <w:hyperlink w:history="1" r:id="rIdwdrbdhzrvpgw9tdbpwbtu">
               <w:r>
                 <w:rPr>
                   <w:rFonts w:ascii="Arial" w:cs="Arial" w:eastAsia="Arial" w:hAnsi="Arial"/>
@@ -7531,7 +7531,7 @@
               <w:spacing w:after="10" w:before="0"/>
               <w:ind w:left="120"/>
             </w:pPr>
-            <w:hyperlink w:history="1" r:id="rIdxhrpmebhley6ffana_nmf">
+            <w:hyperlink w:history="1" r:id="rIdlkwu4uhjp89oa5hadqybj">
               <w:r>
                 <w:rPr>
                   <w:rFonts w:ascii="Arial" w:cs="Arial" w:eastAsia="Arial" w:hAnsi="Arial"/>
@@ -7576,7 +7576,7 @@
             <w:pPr>
               <w:spacing w:after="20" w:before="0"/>
             </w:pPr>
-            <w:hyperlink w:history="1" r:id="rIde2kbzmekizl8va3jg63w0">
+            <w:hyperlink w:history="1" r:id="rIdhkc-poahovjv-2eqopuff">
               <w:r>
                 <w:rPr>
                   <w:rFonts w:ascii="Arial" w:cs="Arial" w:eastAsia="Arial" w:hAnsi="Arial"/>
@@ -7609,7 +7609,7 @@
               <w:spacing w:after="10" w:before="0"/>
               <w:ind w:left="120"/>
             </w:pPr>
-            <w:hyperlink w:history="1" r:id="rId8kzdy7oid5y_lyqkkv2js">
+            <w:hyperlink w:history="1" r:id="rIdafm0ydhrxgoeacphwnh9b">
               <w:r>
                 <w:rPr>
                   <w:rFonts w:ascii="Arial" w:cs="Arial" w:eastAsia="Arial" w:hAnsi="Arial"/>
@@ -7804,7 +7804,7 @@
             <w:pPr>
               <w:spacing w:after="20" w:before="0"/>
             </w:pPr>
-            <w:hyperlink w:history="1" r:id="rIdf49koxhe_ldy3nl1-jfgh">
+            <w:hyperlink w:history="1" r:id="rIdmw33cpoivh-_0k9ihzzab">
               <w:r>
                 <w:rPr>
                   <w:rFonts w:ascii="Arial" w:cs="Arial" w:eastAsia="Arial" w:hAnsi="Arial"/>
@@ -7837,7 +7837,7 @@
               <w:spacing w:after="10" w:before="0"/>
               <w:ind w:left="120"/>
             </w:pPr>
-            <w:hyperlink w:history="1" r:id="rId7ohj4x4g5qltas2r8p8ot">
+            <w:hyperlink w:history="1" r:id="rId6pyyr_sptivl_ewco8ppa">
               <w:r>
                 <w:rPr>
                   <w:rFonts w:ascii="Arial" w:cs="Arial" w:eastAsia="Arial" w:hAnsi="Arial"/>
@@ -7882,7 +7882,7 @@
             <w:pPr>
               <w:spacing w:after="20" w:before="0"/>
             </w:pPr>
-            <w:hyperlink w:history="1" r:id="rIdvo_xx1vcsbgqklqnpbbrv">
+            <w:hyperlink w:history="1" r:id="rId3g8veqdn-xsyksbafd7bv">
               <w:r>
                 <w:rPr>
                   <w:rFonts w:ascii="Arial" w:cs="Arial" w:eastAsia="Arial" w:hAnsi="Arial"/>
@@ -7915,7 +7915,7 @@
               <w:spacing w:after="10" w:before="0"/>
               <w:ind w:left="120"/>
             </w:pPr>
-            <w:hyperlink w:history="1" r:id="rIdo3oqawlvlzdq9inc8ddl1">
+            <w:hyperlink w:history="1" r:id="rIdoxwcncre-educhwbwecul">
               <w:r>
                 <w:rPr>
                   <w:rFonts w:ascii="Arial" w:cs="Arial" w:eastAsia="Arial" w:hAnsi="Arial"/>
@@ -8110,7 +8110,7 @@
             <w:pPr>
               <w:spacing w:after="20" w:before="0"/>
             </w:pPr>
-            <w:hyperlink w:history="1" r:id="rIdauncsm8lnqkq2t6qqnm-g">
+            <w:hyperlink w:history="1" r:id="rIdflegz3tt3-fhn_xu4q10m">
               <w:r>
                 <w:rPr>
                   <w:rFonts w:ascii="Arial" w:cs="Arial" w:eastAsia="Arial" w:hAnsi="Arial"/>
@@ -8143,7 +8143,7 @@
               <w:spacing w:after="10" w:before="0"/>
               <w:ind w:left="120"/>
             </w:pPr>
-            <w:hyperlink w:history="1" r:id="rIdbeakhurzm7rguhx5uq81f">
+            <w:hyperlink w:history="1" r:id="rIdtp2y569kbosikhne6r8qs">
               <w:r>
                 <w:rPr>
                   <w:rFonts w:ascii="Arial" w:cs="Arial" w:eastAsia="Arial" w:hAnsi="Arial"/>
@@ -8188,7 +8188,7 @@
             <w:pPr>
               <w:spacing w:after="20" w:before="0"/>
             </w:pPr>
-            <w:hyperlink w:history="1" r:id="rIdziei5jyheameb-fhlcha6">
+            <w:hyperlink w:history="1" r:id="rIdsbbrlh4unfocrku8s5m4w">
               <w:r>
                 <w:rPr>
                   <w:rFonts w:ascii="Arial" w:cs="Arial" w:eastAsia="Arial" w:hAnsi="Arial"/>
@@ -8221,7 +8221,7 @@
               <w:spacing w:after="10" w:before="0"/>
               <w:ind w:left="120"/>
             </w:pPr>
-            <w:hyperlink w:history="1" r:id="rId6gby6uy4plqzzfd5c-z5d">
+            <w:hyperlink w:history="1" r:id="rId3uc-txfuyze9chtgzegx_">
               <w:r>
                 <w:rPr>
                   <w:rFonts w:ascii="Arial" w:cs="Arial" w:eastAsia="Arial" w:hAnsi="Arial"/>
@@ -8733,7 +8733,7 @@
         </w:rPr>
         <w:t xml:space="preserve">© 2026 SeaVuria and ARES. Aligned with KICD objectives. Developed by SeaVuria; technical implementation by ARES (with AI assistance from Claude). Licensed under </w:t>
       </w:r>
-      <w:hyperlink w:history="1" r:id="rIdci1pmij0ydbk0-d13qyev">
+      <w:hyperlink w:history="1" r:id="rIdfbjdsa7lmfo3_eh4wozn0">
         <w:r>
           <w:rPr>
             <w:rFonts w:ascii="Arial" w:cs="Arial" w:eastAsia="Arial" w:hAnsi="Arial"/>
@@ -8754,7 +8754,7 @@
         </w:rPr>
         <w:t xml:space="preserve"> (</w:t>
       </w:r>
-      <w:hyperlink w:history="1" r:id="rIddmtnnhvpu7onubobteawe">
+      <w:hyperlink w:history="1" r:id="rIdsn4utrpijs0dv1czv3knl">
         <w:r>
           <w:rPr>
             <w:rFonts w:ascii="Arial" w:cs="Arial" w:eastAsia="Arial" w:hAnsi="Arial"/>
@@ -9767,7 +9767,7 @@
             <w:pPr>
               <w:spacing w:after="20" w:before="0"/>
             </w:pPr>
-            <w:hyperlink w:history="1" r:id="rId-3xmwcxsebgys4docdx_3">
+            <w:hyperlink w:history="1" r:id="rId3r-jnaxcrk-rcymvdgqme">
               <w:r>
                 <w:rPr>
                   <w:rFonts w:ascii="Arial" w:cs="Arial" w:eastAsia="Arial" w:hAnsi="Arial"/>
@@ -9800,7 +9800,7 @@
               <w:spacing w:after="10" w:before="0"/>
               <w:ind w:left="120"/>
             </w:pPr>
-            <w:hyperlink w:history="1" r:id="rIdootnpnb5u1pzsjpxzpdgq">
+            <w:hyperlink w:history="1" r:id="rIdjwp10nrf7d-fdb6gbot43">
               <w:r>
                 <w:rPr>
                   <w:rFonts w:ascii="Arial" w:cs="Arial" w:eastAsia="Arial" w:hAnsi="Arial"/>
@@ -9845,7 +9845,7 @@
             <w:pPr>
               <w:spacing w:after="20" w:before="0"/>
             </w:pPr>
-            <w:hyperlink w:history="1" r:id="rIdntugexmhmnxr3qwftvnkl">
+            <w:hyperlink w:history="1" r:id="rIdl3qwl81u6agd50blrkblc">
               <w:r>
                 <w:rPr>
                   <w:rFonts w:ascii="Arial" w:cs="Arial" w:eastAsia="Arial" w:hAnsi="Arial"/>
@@ -9878,7 +9878,7 @@
               <w:spacing w:after="10" w:before="0"/>
               <w:ind w:left="120"/>
             </w:pPr>
-            <w:hyperlink w:history="1" r:id="rIdlptb0ovrmiikdqt1qse0u">
+            <w:hyperlink w:history="1" r:id="rIdmonb6wxustpd3eq0zyotm">
               <w:r>
                 <w:rPr>
                   <w:rFonts w:ascii="Arial" w:cs="Arial" w:eastAsia="Arial" w:hAnsi="Arial"/>
@@ -10073,7 +10073,7 @@
             <w:pPr>
               <w:spacing w:after="20" w:before="0"/>
             </w:pPr>
-            <w:hyperlink w:history="1" r:id="rIdo_8jy-bku5wuymfviknyw">
+            <w:hyperlink w:history="1" r:id="rIdggr-fx5jlb8wfbdwyswrb">
               <w:r>
                 <w:rPr>
                   <w:rFonts w:ascii="Arial" w:cs="Arial" w:eastAsia="Arial" w:hAnsi="Arial"/>
@@ -10106,7 +10106,7 @@
               <w:spacing w:after="10" w:before="0"/>
               <w:ind w:left="120"/>
             </w:pPr>
-            <w:hyperlink w:history="1" r:id="rIdbpxhup3j7te7hd6dtmtii">
+            <w:hyperlink w:history="1" r:id="rIdkjeei1xbwmlsimvxyi7jz">
               <w:r>
                 <w:rPr>
                   <w:rFonts w:ascii="Arial" w:cs="Arial" w:eastAsia="Arial" w:hAnsi="Arial"/>
@@ -10151,7 +10151,7 @@
             <w:pPr>
               <w:spacing w:after="20" w:before="0"/>
             </w:pPr>
-            <w:hyperlink w:history="1" r:id="rIdg3in4d9tznjsow1iora_q">
+            <w:hyperlink w:history="1" r:id="rId5opv6a0ytdprx71fgnwa5">
               <w:r>
                 <w:rPr>
                   <w:rFonts w:ascii="Arial" w:cs="Arial" w:eastAsia="Arial" w:hAnsi="Arial"/>
@@ -10184,7 +10184,7 @@
               <w:spacing w:after="10" w:before="0"/>
               <w:ind w:left="120"/>
             </w:pPr>
-            <w:hyperlink w:history="1" r:id="rIdci2hgmxhytlfzjyjqix96">
+            <w:hyperlink w:history="1" r:id="rIdbfaatn1fqpu6kicgw2rx7">
               <w:r>
                 <w:rPr>
                   <w:rFonts w:ascii="Arial" w:cs="Arial" w:eastAsia="Arial" w:hAnsi="Arial"/>
@@ -10379,7 +10379,7 @@
             <w:pPr>
               <w:spacing w:after="20" w:before="0"/>
             </w:pPr>
-            <w:hyperlink w:history="1" r:id="rId7ibyikiaxity-0my6cqjd">
+            <w:hyperlink w:history="1" r:id="rIdta38ay9d9ug_nwdyopnjt">
               <w:r>
                 <w:rPr>
                   <w:rFonts w:ascii="Arial" w:cs="Arial" w:eastAsia="Arial" w:hAnsi="Arial"/>
@@ -10428,7 +10428,7 @@
               <w:spacing w:after="10" w:before="0"/>
               <w:ind w:left="120"/>
             </w:pPr>
-            <w:hyperlink w:history="1" r:id="rIdt7vq1jxjtb6i7wxozgwc_">
+            <w:hyperlink w:history="1" r:id="rIdygxxl3zt32bhynkva1yuo">
               <w:r>
                 <w:rPr>
                   <w:rFonts w:ascii="Arial" w:cs="Arial" w:eastAsia="Arial" w:hAnsi="Arial"/>
@@ -10473,7 +10473,7 @@
             <w:pPr>
               <w:spacing w:after="20" w:before="0"/>
             </w:pPr>
-            <w:hyperlink w:history="1" r:id="rIdonaqjc5r4travffkg-uwe">
+            <w:hyperlink w:history="1" r:id="rIddct20ncbl2bxfftv1bzdz">
               <w:r>
                 <w:rPr>
                   <w:rFonts w:ascii="Arial" w:cs="Arial" w:eastAsia="Arial" w:hAnsi="Arial"/>
@@ -10506,7 +10506,7 @@
               <w:spacing w:after="10" w:before="0"/>
               <w:ind w:left="120"/>
             </w:pPr>
-            <w:hyperlink w:history="1" r:id="rIdccjflygit8m7bbcha1w-b">
+            <w:hyperlink w:history="1" r:id="rIdaboaljnzpsn14qvphvnc6">
               <w:r>
                 <w:rPr>
                   <w:rFonts w:ascii="Arial" w:cs="Arial" w:eastAsia="Arial" w:hAnsi="Arial"/>
@@ -10701,7 +10701,7 @@
             <w:pPr>
               <w:spacing w:after="20" w:before="0"/>
             </w:pPr>
-            <w:hyperlink w:history="1" r:id="rIdkhwr7b8rirjk89dztxxi2">
+            <w:hyperlink w:history="1" r:id="rId6ke3gutprzjkd2iunxgh2">
               <w:r>
                 <w:rPr>
                   <w:rFonts w:ascii="Arial" w:cs="Arial" w:eastAsia="Arial" w:hAnsi="Arial"/>
@@ -10750,7 +10750,7 @@
               <w:spacing w:after="10" w:before="0"/>
               <w:ind w:left="120"/>
             </w:pPr>
-            <w:hyperlink w:history="1" r:id="rIdtjby_mbfuwlgzijvqnydd">
+            <w:hyperlink w:history="1" r:id="rId-ah_x381f7rtv9gokbp5e">
               <w:r>
                 <w:rPr>
                   <w:rFonts w:ascii="Arial" w:cs="Arial" w:eastAsia="Arial" w:hAnsi="Arial"/>
@@ -10795,7 +10795,7 @@
             <w:pPr>
               <w:spacing w:after="20" w:before="0"/>
             </w:pPr>
-            <w:hyperlink w:history="1" r:id="rIdbmfxg2trscij0wjdgmdcq">
+            <w:hyperlink w:history="1" r:id="rIdrukwchgobvb9gv5hzrbi5">
               <w:r>
                 <w:rPr>
                   <w:rFonts w:ascii="Arial" w:cs="Arial" w:eastAsia="Arial" w:hAnsi="Arial"/>
@@ -10828,7 +10828,7 @@
               <w:spacing w:after="10" w:before="0"/>
               <w:ind w:left="120"/>
             </w:pPr>
-            <w:hyperlink w:history="1" r:id="rIdqz_x54taelas8p-zoevtd">
+            <w:hyperlink w:history="1" r:id="rIdxfmnfjxm4-vqbcyv3lkhu">
               <w:r>
                 <w:rPr>
                   <w:rFonts w:ascii="Arial" w:cs="Arial" w:eastAsia="Arial" w:hAnsi="Arial"/>
@@ -11023,7 +11023,7 @@
             <w:pPr>
               <w:spacing w:after="20" w:before="0"/>
             </w:pPr>
-            <w:hyperlink w:history="1" r:id="rIdebll-nzsbnt5tk1u6gtsg">
+            <w:hyperlink w:history="1" r:id="rIdtvlsdgff9dhqmb0symi6g">
               <w:r>
                 <w:rPr>
                   <w:rFonts w:ascii="Arial" w:cs="Arial" w:eastAsia="Arial" w:hAnsi="Arial"/>
@@ -11072,7 +11072,7 @@
               <w:spacing w:after="10" w:before="0"/>
               <w:ind w:left="120"/>
             </w:pPr>
-            <w:hyperlink w:history="1" r:id="rIdx_bg6wyqrhtkbv3cbnzuv">
+            <w:hyperlink w:history="1" r:id="rIdcoqrn3gaett2vsak-t8r4">
               <w:r>
                 <w:rPr>
                   <w:rFonts w:ascii="Arial" w:cs="Arial" w:eastAsia="Arial" w:hAnsi="Arial"/>
@@ -11117,7 +11117,7 @@
             <w:pPr>
               <w:spacing w:after="20" w:before="0"/>
             </w:pPr>
-            <w:hyperlink w:history="1" r:id="rIdppwpifl0sxnpi23hlxrgz">
+            <w:hyperlink w:history="1" r:id="rIdhgr3k3f6podyeij7hi8oq">
               <w:r>
                 <w:rPr>
                   <w:rFonts w:ascii="Arial" w:cs="Arial" w:eastAsia="Arial" w:hAnsi="Arial"/>
@@ -11166,7 +11166,7 @@
               <w:spacing w:after="10" w:before="0"/>
               <w:ind w:left="120"/>
             </w:pPr>
-            <w:hyperlink w:history="1" r:id="rIduc5_dsx9ccnurznyn05ot">
+            <w:hyperlink w:history="1" r:id="rIderq5chadkzdpkgk_sxd_k">
               <w:r>
                 <w:rPr>
                   <w:rFonts w:ascii="Arial" w:cs="Arial" w:eastAsia="Arial" w:hAnsi="Arial"/>
@@ -11678,7 +11678,7 @@
         </w:rPr>
         <w:t xml:space="preserve">© 2026 SeaVuria and ARES. Aligned with KICD objectives. Developed by SeaVuria; technical implementation by ARES (with AI assistance from Claude). Licensed under </w:t>
       </w:r>
-      <w:hyperlink w:history="1" r:id="rIdj8etdllclat7xzty1espi">
+      <w:hyperlink w:history="1" r:id="rIdc2bpu7vhpgae4puzct6gw">
         <w:r>
           <w:rPr>
             <w:rFonts w:ascii="Arial" w:cs="Arial" w:eastAsia="Arial" w:hAnsi="Arial"/>
@@ -11699,7 +11699,7 @@
         </w:rPr>
         <w:t xml:space="preserve"> (</w:t>
       </w:r>
-      <w:hyperlink w:history="1" r:id="rIddnrey67um83yshzn4mo3q">
+      <w:hyperlink w:history="1" r:id="rId_soh0hn6mo2vrnqv0mk0q">
         <w:r>
           <w:rPr>
             <w:rFonts w:ascii="Arial" w:cs="Arial" w:eastAsia="Arial" w:hAnsi="Arial"/>
@@ -12712,7 +12712,7 @@
             <w:pPr>
               <w:spacing w:after="20" w:before="0"/>
             </w:pPr>
-            <w:hyperlink w:history="1" r:id="rId5hhfjq4gafeiqouvr3ijf">
+            <w:hyperlink w:history="1" r:id="rIdsjoypigyufyzx5yx7ibct">
               <w:r>
                 <w:rPr>
                   <w:rFonts w:ascii="Arial" w:cs="Arial" w:eastAsia="Arial" w:hAnsi="Arial"/>
@@ -12745,7 +12745,7 @@
               <w:spacing w:after="10" w:before="0"/>
               <w:ind w:left="120"/>
             </w:pPr>
-            <w:hyperlink w:history="1" r:id="rIdbg0svplopoh3vin2qvdby">
+            <w:hyperlink w:history="1" r:id="rIdrgggk75bdfev-czhtuk7g">
               <w:r>
                 <w:rPr>
                   <w:rFonts w:ascii="Arial" w:cs="Arial" w:eastAsia="Arial" w:hAnsi="Arial"/>
@@ -12790,7 +12790,7 @@
             <w:pPr>
               <w:spacing w:after="20" w:before="0"/>
             </w:pPr>
-            <w:hyperlink w:history="1" r:id="rIdfakv0ar72klbwwq_k8w5h">
+            <w:hyperlink w:history="1" r:id="rIdqa-anqkygb-rxutgo92dy">
               <w:r>
                 <w:rPr>
                   <w:rFonts w:ascii="Arial" w:cs="Arial" w:eastAsia="Arial" w:hAnsi="Arial"/>
@@ -12823,7 +12823,7 @@
               <w:spacing w:after="10" w:before="0"/>
               <w:ind w:left="120"/>
             </w:pPr>
-            <w:hyperlink w:history="1" r:id="rId4ujbd42tqxvwe0mynadzv">
+            <w:hyperlink w:history="1" r:id="rIdlezcnrkgxs3galf3jrkkf">
               <w:r>
                 <w:rPr>
                   <w:rFonts w:ascii="Arial" w:cs="Arial" w:eastAsia="Arial" w:hAnsi="Arial"/>
@@ -13018,7 +13018,7 @@
             <w:pPr>
               <w:spacing w:after="20" w:before="0"/>
             </w:pPr>
-            <w:hyperlink w:history="1" r:id="rIdzghdz09xqf14e1qewlyp1">
+            <w:hyperlink w:history="1" r:id="rIdpmhntfsyrhj9smuto2sc2">
               <w:r>
                 <w:rPr>
                   <w:rFonts w:ascii="Arial" w:cs="Arial" w:eastAsia="Arial" w:hAnsi="Arial"/>
@@ -13051,7 +13051,7 @@
               <w:spacing w:after="10" w:before="0"/>
               <w:ind w:left="120"/>
             </w:pPr>
-            <w:hyperlink w:history="1" r:id="rId3tkdlvq1woktfmovjyl4y">
+            <w:hyperlink w:history="1" r:id="rIdzx8uc70u65s38ni6k4oss">
               <w:r>
                 <w:rPr>
                   <w:rFonts w:ascii="Arial" w:cs="Arial" w:eastAsia="Arial" w:hAnsi="Arial"/>
@@ -13096,7 +13096,7 @@
             <w:pPr>
               <w:spacing w:after="20" w:before="0"/>
             </w:pPr>
-            <w:hyperlink w:history="1" r:id="rId8ooadibfliw74nhk0ggwq">
+            <w:hyperlink w:history="1" r:id="rId_vi1fia0mxjtdm2pkzem9">
               <w:r>
                 <w:rPr>
                   <w:rFonts w:ascii="Arial" w:cs="Arial" w:eastAsia="Arial" w:hAnsi="Arial"/>
@@ -13129,7 +13129,7 @@
               <w:spacing w:after="10" w:before="0"/>
               <w:ind w:left="120"/>
             </w:pPr>
-            <w:hyperlink w:history="1" r:id="rIdrhwbdom147l38ruhozusk">
+            <w:hyperlink w:history="1" r:id="rId8hi7ornyljrvmgh5r_hl0">
               <w:r>
                 <w:rPr>
                   <w:rFonts w:ascii="Arial" w:cs="Arial" w:eastAsia="Arial" w:hAnsi="Arial"/>
@@ -13324,7 +13324,7 @@
             <w:pPr>
               <w:spacing w:after="20" w:before="0"/>
             </w:pPr>
-            <w:hyperlink w:history="1" r:id="rIdjbg7xxznfmo6q-eg3pun1">
+            <w:hyperlink w:history="1" r:id="rIdz6drs5xdtsmuhpzzppzny">
               <w:r>
                 <w:rPr>
                   <w:rFonts w:ascii="Arial" w:cs="Arial" w:eastAsia="Arial" w:hAnsi="Arial"/>
@@ -13357,7 +13357,7 @@
               <w:spacing w:after="10" w:before="0"/>
               <w:ind w:left="120"/>
             </w:pPr>
-            <w:hyperlink w:history="1" r:id="rIdmprnlaavz0x1px2tcvbnx">
+            <w:hyperlink w:history="1" r:id="rIdrccufkfeoxnlxwfos02p8">
               <w:r>
                 <w:rPr>
                   <w:rFonts w:ascii="Arial" w:cs="Arial" w:eastAsia="Arial" w:hAnsi="Arial"/>
@@ -13402,7 +13402,7 @@
             <w:pPr>
               <w:spacing w:after="20" w:before="0"/>
             </w:pPr>
-            <w:hyperlink w:history="1" r:id="rIdpudcbg0nz5lzceunhtlbm">
+            <w:hyperlink w:history="1" r:id="rIdnzd_nzvp7sj9rc4vgffk9">
               <w:r>
                 <w:rPr>
                   <w:rFonts w:ascii="Arial" w:cs="Arial" w:eastAsia="Arial" w:hAnsi="Arial"/>
@@ -13435,7 +13435,7 @@
               <w:spacing w:after="10" w:before="0"/>
               <w:ind w:left="120"/>
             </w:pPr>
-            <w:hyperlink w:history="1" r:id="rIdmicmzpxkiasxnk7klms4i">
+            <w:hyperlink w:history="1" r:id="rId0vevmnsoojhyyvduvt6u1">
               <w:r>
                 <w:rPr>
                   <w:rFonts w:ascii="Arial" w:cs="Arial" w:eastAsia="Arial" w:hAnsi="Arial"/>
@@ -13630,7 +13630,7 @@
             <w:pPr>
               <w:spacing w:after="20" w:before="0"/>
             </w:pPr>
-            <w:hyperlink w:history="1" r:id="rIdj5qm1fxb1prfc1zc5opek">
+            <w:hyperlink w:history="1" r:id="rId5iyqtrk2yvuxit7qt6dus">
               <w:r>
                 <w:rPr>
                   <w:rFonts w:ascii="Arial" w:cs="Arial" w:eastAsia="Arial" w:hAnsi="Arial"/>
@@ -13663,7 +13663,7 @@
               <w:spacing w:after="10" w:before="0"/>
               <w:ind w:left="120"/>
             </w:pPr>
-            <w:hyperlink w:history="1" r:id="rIdbqdw_rlmwygvlazwvr7cu">
+            <w:hyperlink w:history="1" r:id="rIdotiyzal4nf9qh4uqpzj45">
               <w:r>
                 <w:rPr>
                   <w:rFonts w:ascii="Arial" w:cs="Arial" w:eastAsia="Arial" w:hAnsi="Arial"/>
@@ -13708,7 +13708,7 @@
             <w:pPr>
               <w:spacing w:after="20" w:before="0"/>
             </w:pPr>
-            <w:hyperlink w:history="1" r:id="rIdjuzparnbfpnjsbwfbdbnc">
+            <w:hyperlink w:history="1" r:id="rIdoqb3jd7k_syfy7ak8s6fi">
               <w:r>
                 <w:rPr>
                   <w:rFonts w:ascii="Arial" w:cs="Arial" w:eastAsia="Arial" w:hAnsi="Arial"/>
@@ -13741,7 +13741,7 @@
               <w:spacing w:after="10" w:before="0"/>
               <w:ind w:left="120"/>
             </w:pPr>
-            <w:hyperlink w:history="1" r:id="rId7fu9txklay-gvbtcwnss-">
+            <w:hyperlink w:history="1" r:id="rIdkstpwh2-0dbm7rl8c9vm1">
               <w:r>
                 <w:rPr>
                   <w:rFonts w:ascii="Arial" w:cs="Arial" w:eastAsia="Arial" w:hAnsi="Arial"/>
@@ -13936,7 +13936,7 @@
             <w:pPr>
               <w:spacing w:after="20" w:before="0"/>
             </w:pPr>
-            <w:hyperlink w:history="1" r:id="rId7p0mmnjj2vht7d2py23ji">
+            <w:hyperlink w:history="1" r:id="rIdkmuf5hqoljemp_5echyg4">
               <w:r>
                 <w:rPr>
                   <w:rFonts w:ascii="Arial" w:cs="Arial" w:eastAsia="Arial" w:hAnsi="Arial"/>
@@ -13969,7 +13969,7 @@
               <w:spacing w:after="10" w:before="0"/>
               <w:ind w:left="120"/>
             </w:pPr>
-            <w:hyperlink w:history="1" r:id="rId46bffebtlvciantacz88x">
+            <w:hyperlink w:history="1" r:id="rIdkhrlldp3bg_fsd1x0zis9">
               <w:r>
                 <w:rPr>
                   <w:rFonts w:ascii="Arial" w:cs="Arial" w:eastAsia="Arial" w:hAnsi="Arial"/>
@@ -14014,7 +14014,7 @@
             <w:pPr>
               <w:spacing w:after="20" w:before="0"/>
             </w:pPr>
-            <w:hyperlink w:history="1" r:id="rIds9e5mnrirxa1o0mtsqrzw">
+            <w:hyperlink w:history="1" r:id="rIdbljalzh9rs0xbrfaj0kpg">
               <w:r>
                 <w:rPr>
                   <w:rFonts w:ascii="Arial" w:cs="Arial" w:eastAsia="Arial" w:hAnsi="Arial"/>
@@ -14063,7 +14063,7 @@
               <w:spacing w:after="10" w:before="0"/>
               <w:ind w:left="120"/>
             </w:pPr>
-            <w:hyperlink w:history="1" r:id="rIdkn568xzbbfzdp_ykcelo6">
+            <w:hyperlink w:history="1" r:id="rIdizidv-bjofclvxtm1wk-h">
               <w:r>
                 <w:rPr>
                   <w:rFonts w:ascii="Arial" w:cs="Arial" w:eastAsia="Arial" w:hAnsi="Arial"/>
@@ -14575,7 +14575,7 @@
         </w:rPr>
         <w:t xml:space="preserve">© 2026 SeaVuria and ARES. Aligned with KICD objectives. Developed by SeaVuria; technical implementation by ARES (with AI assistance from Claude). Licensed under </w:t>
       </w:r>
-      <w:hyperlink w:history="1" r:id="rId_uug1otvdowx-8i4fjhuy">
+      <w:hyperlink w:history="1" r:id="rIdxtjarw-b_t0kxgmudg3tk">
         <w:r>
           <w:rPr>
             <w:rFonts w:ascii="Arial" w:cs="Arial" w:eastAsia="Arial" w:hAnsi="Arial"/>
@@ -14596,7 +14596,7 @@
         </w:rPr>
         <w:t xml:space="preserve"> (</w:t>
       </w:r>
-      <w:hyperlink w:history="1" r:id="rId4ug_e8ejxkho5h0ikwt5o">
+      <w:hyperlink w:history="1" r:id="rIdl-rvo3egxjwn_uqlx-5al">
         <w:r>
           <w:rPr>
             <w:rFonts w:ascii="Arial" w:cs="Arial" w:eastAsia="Arial" w:hAnsi="Arial"/>
@@ -15609,7 +15609,7 @@
             <w:pPr>
               <w:spacing w:after="20" w:before="0"/>
             </w:pPr>
-            <w:hyperlink w:history="1" r:id="rIdzjvpqominwznbi3ajj_uk">
+            <w:hyperlink w:history="1" r:id="rIdb_29lypdsx2diax3vqemc">
               <w:r>
                 <w:rPr>
                   <w:rFonts w:ascii="Arial" w:cs="Arial" w:eastAsia="Arial" w:hAnsi="Arial"/>
@@ -15642,7 +15642,7 @@
               <w:spacing w:after="10" w:before="0"/>
               <w:ind w:left="120"/>
             </w:pPr>
-            <w:hyperlink w:history="1" r:id="rIdne9edxqeckncqn4cbvkdf">
+            <w:hyperlink w:history="1" r:id="rId9eavhtjfh4thfhgqvzltw">
               <w:r>
                 <w:rPr>
                   <w:rFonts w:ascii="Arial" w:cs="Arial" w:eastAsia="Arial" w:hAnsi="Arial"/>
@@ -15687,7 +15687,7 @@
             <w:pPr>
               <w:spacing w:after="20" w:before="0"/>
             </w:pPr>
-            <w:hyperlink w:history="1" r:id="rIdjbr9wccp9inqrhjolklex">
+            <w:hyperlink w:history="1" r:id="rIdwo1luydqwnukmo7kanj8n">
               <w:r>
                 <w:rPr>
                   <w:rFonts w:ascii="Arial" w:cs="Arial" w:eastAsia="Arial" w:hAnsi="Arial"/>
@@ -15720,7 +15720,7 @@
               <w:spacing w:after="10" w:before="0"/>
               <w:ind w:left="120"/>
             </w:pPr>
-            <w:hyperlink w:history="1" r:id="rIdvutoptmv22awqncpot3ap">
+            <w:hyperlink w:history="1" r:id="rId3obc5yn2b5nxwdkyfn3d0">
               <w:r>
                 <w:rPr>
                   <w:rFonts w:ascii="Arial" w:cs="Arial" w:eastAsia="Arial" w:hAnsi="Arial"/>
@@ -15915,7 +15915,7 @@
             <w:pPr>
               <w:spacing w:after="20" w:before="0"/>
             </w:pPr>
-            <w:hyperlink w:history="1" r:id="rId66xhoaleztinqnwjbpku_">
+            <w:hyperlink w:history="1" r:id="rIdo_lyzmlhrsuwxvhapzzgy">
               <w:r>
                 <w:rPr>
                   <w:rFonts w:ascii="Arial" w:cs="Arial" w:eastAsia="Arial" w:hAnsi="Arial"/>
@@ -15948,7 +15948,7 @@
               <w:spacing w:after="10" w:before="0"/>
               <w:ind w:left="120"/>
             </w:pPr>
-            <w:hyperlink w:history="1" r:id="rIduozk-ney6j-n3pptruey8">
+            <w:hyperlink w:history="1" r:id="rIddh4-ktk_rwz1elksgazsb">
               <w:r>
                 <w:rPr>
                   <w:rFonts w:ascii="Arial" w:cs="Arial" w:eastAsia="Arial" w:hAnsi="Arial"/>
@@ -15993,7 +15993,7 @@
             <w:pPr>
               <w:spacing w:after="20" w:before="0"/>
             </w:pPr>
-            <w:hyperlink w:history="1" r:id="rId6xn9im4wjtzsd92qhqfd4">
+            <w:hyperlink w:history="1" r:id="rIdmcgtb7vb14bfvdykdgm0j">
               <w:r>
                 <w:rPr>
                   <w:rFonts w:ascii="Arial" w:cs="Arial" w:eastAsia="Arial" w:hAnsi="Arial"/>
@@ -16026,7 +16026,7 @@
               <w:spacing w:after="10" w:before="0"/>
               <w:ind w:left="120"/>
             </w:pPr>
-            <w:hyperlink w:history="1" r:id="rIdb0k5lw7a3gmyaaav-h9pi">
+            <w:hyperlink w:history="1" r:id="rIdos9k_rdhpzdfihmufyaow">
               <w:r>
                 <w:rPr>
                   <w:rFonts w:ascii="Arial" w:cs="Arial" w:eastAsia="Arial" w:hAnsi="Arial"/>
@@ -16221,7 +16221,7 @@
             <w:pPr>
               <w:spacing w:after="20" w:before="0"/>
             </w:pPr>
-            <w:hyperlink w:history="1" r:id="rIdxpbxirvof66f5agiz8j3i">
+            <w:hyperlink w:history="1" r:id="rIdsnpaemxvl9qhqmy7vmzj-">
               <w:r>
                 <w:rPr>
                   <w:rFonts w:ascii="Arial" w:cs="Arial" w:eastAsia="Arial" w:hAnsi="Arial"/>
@@ -16254,7 +16254,7 @@
               <w:spacing w:after="10" w:before="0"/>
               <w:ind w:left="120"/>
             </w:pPr>
-            <w:hyperlink w:history="1" r:id="rIdunmhpufagkla2hd6a5qh8">
+            <w:hyperlink w:history="1" r:id="rIdd_wzmtxp2d41sguakfk5u">
               <w:r>
                 <w:rPr>
                   <w:rFonts w:ascii="Arial" w:cs="Arial" w:eastAsia="Arial" w:hAnsi="Arial"/>
@@ -16299,7 +16299,7 @@
             <w:pPr>
               <w:spacing w:after="20" w:before="0"/>
             </w:pPr>
-            <w:hyperlink w:history="1" r:id="rIdbgn64eymgftimdz56ug0g">
+            <w:hyperlink w:history="1" r:id="rIdcmzhvekgowb6yqgmjlz27">
               <w:r>
                 <w:rPr>
                   <w:rFonts w:ascii="Arial" w:cs="Arial" w:eastAsia="Arial" w:hAnsi="Arial"/>
@@ -16332,7 +16332,7 @@
               <w:spacing w:after="10" w:before="0"/>
               <w:ind w:left="120"/>
             </w:pPr>
-            <w:hyperlink w:history="1" r:id="rIdyvlfbjhqrgkl6a1al8jpg">
+            <w:hyperlink w:history="1" r:id="rId5lmtqerougai-xb14mlv7">
               <w:r>
                 <w:rPr>
                   <w:rFonts w:ascii="Arial" w:cs="Arial" w:eastAsia="Arial" w:hAnsi="Arial"/>
@@ -16527,7 +16527,7 @@
             <w:pPr>
               <w:spacing w:after="20" w:before="0"/>
             </w:pPr>
-            <w:hyperlink w:history="1" r:id="rIdqtlomnylacdlmddcmctby">
+            <w:hyperlink w:history="1" r:id="rIduqbrulzbiw--cnd7h8__q">
               <w:r>
                 <w:rPr>
                   <w:rFonts w:ascii="Arial" w:cs="Arial" w:eastAsia="Arial" w:hAnsi="Arial"/>
@@ -16560,7 +16560,7 @@
               <w:spacing w:after="10" w:before="0"/>
               <w:ind w:left="120"/>
             </w:pPr>
-            <w:hyperlink w:history="1" r:id="rId2bolrv5kzarigo639ky1v">
+            <w:hyperlink w:history="1" r:id="rIdqkgeu-akvoyzqbdaik8i-">
               <w:r>
                 <w:rPr>
                   <w:rFonts w:ascii="Arial" w:cs="Arial" w:eastAsia="Arial" w:hAnsi="Arial"/>
@@ -16605,7 +16605,7 @@
             <w:pPr>
               <w:spacing w:after="20" w:before="0"/>
             </w:pPr>
-            <w:hyperlink w:history="1" r:id="rIdob71yofuojpaz2pd_qpqv">
+            <w:hyperlink w:history="1" r:id="rIdykyulim40deqyicytm5ro">
               <w:r>
                 <w:rPr>
                   <w:rFonts w:ascii="Arial" w:cs="Arial" w:eastAsia="Arial" w:hAnsi="Arial"/>
@@ -16638,7 +16638,7 @@
               <w:spacing w:after="10" w:before="0"/>
               <w:ind w:left="120"/>
             </w:pPr>
-            <w:hyperlink w:history="1" r:id="rIdktdcv7_n4gtpngdufexhy">
+            <w:hyperlink w:history="1" r:id="rIdlbbgcgq6wulg-6jxco02p">
               <w:r>
                 <w:rPr>
                   <w:rFonts w:ascii="Arial" w:cs="Arial" w:eastAsia="Arial" w:hAnsi="Arial"/>
@@ -16833,7 +16833,7 @@
             <w:pPr>
               <w:spacing w:after="20" w:before="0"/>
             </w:pPr>
-            <w:hyperlink w:history="1" r:id="rIdam1lx__-0anyd5qy9nel0">
+            <w:hyperlink w:history="1" r:id="rIdgpd2j7rp1vci_b-qrj6gi">
               <w:r>
                 <w:rPr>
                   <w:rFonts w:ascii="Arial" w:cs="Arial" w:eastAsia="Arial" w:hAnsi="Arial"/>
@@ -16866,7 +16866,7 @@
               <w:spacing w:after="10" w:before="0"/>
               <w:ind w:left="120"/>
             </w:pPr>
-            <w:hyperlink w:history="1" r:id="rId3u9iyuoapu8o573smyyn1">
+            <w:hyperlink w:history="1" r:id="rIdiowbjaztpzyla2gid9ucl">
               <w:r>
                 <w:rPr>
                   <w:rFonts w:ascii="Arial" w:cs="Arial" w:eastAsia="Arial" w:hAnsi="Arial"/>
@@ -16911,7 +16911,7 @@
             <w:pPr>
               <w:spacing w:after="20" w:before="0"/>
             </w:pPr>
-            <w:hyperlink w:history="1" r:id="rId_fzsq-tygkirbibyz8anb">
+            <w:hyperlink w:history="1" r:id="rIdcfbo_ylk9p5ksm80jge7w">
               <w:r>
                 <w:rPr>
                   <w:rFonts w:ascii="Arial" w:cs="Arial" w:eastAsia="Arial" w:hAnsi="Arial"/>
@@ -16944,7 +16944,7 @@
               <w:spacing w:after="10" w:before="0"/>
               <w:ind w:left="120"/>
             </w:pPr>
-            <w:hyperlink w:history="1" r:id="rId2f6a0cdvfigc2ddceccuv">
+            <w:hyperlink w:history="1" r:id="rId9ucaq5lv59stzgz6sdsgq">
               <w:r>
                 <w:rPr>
                   <w:rFonts w:ascii="Arial" w:cs="Arial" w:eastAsia="Arial" w:hAnsi="Arial"/>
@@ -17456,7 +17456,7 @@
         </w:rPr>
         <w:t xml:space="preserve">© 2026 SeaVuria and ARES. Aligned with KICD objectives. Developed by SeaVuria; technical implementation by ARES (with AI assistance from Claude). Licensed under </w:t>
       </w:r>
-      <w:hyperlink w:history="1" r:id="rIdjnebpl4efyrscbs3prizz">
+      <w:hyperlink w:history="1" r:id="rIdk9zuyzzzb6xn70hbmenbp">
         <w:r>
           <w:rPr>
             <w:rFonts w:ascii="Arial" w:cs="Arial" w:eastAsia="Arial" w:hAnsi="Arial"/>
@@ -17477,7 +17477,7 @@
         </w:rPr>
         <w:t xml:space="preserve"> (</w:t>
       </w:r>
-      <w:hyperlink w:history="1" r:id="rIdxu3cpxw-vy8kpoh3-33v4">
+      <w:hyperlink w:history="1" r:id="rIdawjjziycu5fd5ggrvmujy">
         <w:r>
           <w:rPr>
             <w:rFonts w:ascii="Arial" w:cs="Arial" w:eastAsia="Arial" w:hAnsi="Arial"/>
@@ -18490,7 +18490,7 @@
             <w:pPr>
               <w:spacing w:after="20" w:before="0"/>
             </w:pPr>
-            <w:hyperlink w:history="1" r:id="rIdzbyb2cviudln_4w0dh2os">
+            <w:hyperlink w:history="1" r:id="rIdhiil8xflx21xiyshyn-nb">
               <w:r>
                 <w:rPr>
                   <w:rFonts w:ascii="Arial" w:cs="Arial" w:eastAsia="Arial" w:hAnsi="Arial"/>
@@ -18523,7 +18523,7 @@
               <w:spacing w:after="10" w:before="0"/>
               <w:ind w:left="120"/>
             </w:pPr>
-            <w:hyperlink w:history="1" r:id="rIdedx12ndcvp8j-xaojw5ly">
+            <w:hyperlink w:history="1" r:id="rIdbmoc3t538_acfl-xtffna">
               <w:r>
                 <w:rPr>
                   <w:rFonts w:ascii="Arial" w:cs="Arial" w:eastAsia="Arial" w:hAnsi="Arial"/>
@@ -18568,7 +18568,7 @@
             <w:pPr>
               <w:spacing w:after="20" w:before="0"/>
             </w:pPr>
-            <w:hyperlink w:history="1" r:id="rIdvr_xp3h5vnu75xebyzwdm">
+            <w:hyperlink w:history="1" r:id="rIdczb_kauuk2vjfegqsnpqe">
               <w:r>
                 <w:rPr>
                   <w:rFonts w:ascii="Arial" w:cs="Arial" w:eastAsia="Arial" w:hAnsi="Arial"/>
@@ -18601,7 +18601,7 @@
               <w:spacing w:after="10" w:before="0"/>
               <w:ind w:left="120"/>
             </w:pPr>
-            <w:hyperlink w:history="1" r:id="rIdksrzczuxpax8bofopdxir">
+            <w:hyperlink w:history="1" r:id="rIdl2spcr3af18yisu-5w8or">
               <w:r>
                 <w:rPr>
                   <w:rFonts w:ascii="Arial" w:cs="Arial" w:eastAsia="Arial" w:hAnsi="Arial"/>
@@ -18796,7 +18796,7 @@
             <w:pPr>
               <w:spacing w:after="20" w:before="0"/>
             </w:pPr>
-            <w:hyperlink w:history="1" r:id="rIdcrtm8530uobrl1b-z6shr">
+            <w:hyperlink w:history="1" r:id="rIdf6pjui54itkfk3ifvs8ve">
               <w:r>
                 <w:rPr>
                   <w:rFonts w:ascii="Arial" w:cs="Arial" w:eastAsia="Arial" w:hAnsi="Arial"/>
@@ -18829,7 +18829,7 @@
               <w:spacing w:after="10" w:before="0"/>
               <w:ind w:left="120"/>
             </w:pPr>
-            <w:hyperlink w:history="1" r:id="rIdrhqr1k8dabwztdmaubozk">
+            <w:hyperlink w:history="1" r:id="rId-7clvlmtgxvtus5qr-9kr">
               <w:r>
                 <w:rPr>
                   <w:rFonts w:ascii="Arial" w:cs="Arial" w:eastAsia="Arial" w:hAnsi="Arial"/>
@@ -18874,7 +18874,7 @@
             <w:pPr>
               <w:spacing w:after="20" w:before="0"/>
             </w:pPr>
-            <w:hyperlink w:history="1" r:id="rIdbvtsrpjqrssuw-v6wsuxy">
+            <w:hyperlink w:history="1" r:id="rIdqdy-6y7rqtqx8aauci49i">
               <w:r>
                 <w:rPr>
                   <w:rFonts w:ascii="Arial" w:cs="Arial" w:eastAsia="Arial" w:hAnsi="Arial"/>
@@ -18907,7 +18907,7 @@
               <w:spacing w:after="10" w:before="0"/>
               <w:ind w:left="120"/>
             </w:pPr>
-            <w:hyperlink w:history="1" r:id="rIdfl67xtkzn8kf23adu4sgd">
+            <w:hyperlink w:history="1" r:id="rIdy8ty-3ks5qrs7pwfkswec">
               <w:r>
                 <w:rPr>
                   <w:rFonts w:ascii="Arial" w:cs="Arial" w:eastAsia="Arial" w:hAnsi="Arial"/>
@@ -19102,7 +19102,7 @@
             <w:pPr>
               <w:spacing w:after="20" w:before="0"/>
             </w:pPr>
-            <w:hyperlink w:history="1" r:id="rIdgybairxm-73axendggf6i">
+            <w:hyperlink w:history="1" r:id="rId0wxaipxrgf9y10kfypw8l">
               <w:r>
                 <w:rPr>
                   <w:rFonts w:ascii="Arial" w:cs="Arial" w:eastAsia="Arial" w:hAnsi="Arial"/>
@@ -19135,7 +19135,7 @@
               <w:spacing w:after="10" w:before="0"/>
               <w:ind w:left="120"/>
             </w:pPr>
-            <w:hyperlink w:history="1" r:id="rId9ho1ssre70vzp25vuzn3f">
+            <w:hyperlink w:history="1" r:id="rId1ek7kpxl604idg9q6z0mb">
               <w:r>
                 <w:rPr>
                   <w:rFonts w:ascii="Arial" w:cs="Arial" w:eastAsia="Arial" w:hAnsi="Arial"/>
@@ -19180,7 +19180,7 @@
             <w:pPr>
               <w:spacing w:after="20" w:before="0"/>
             </w:pPr>
-            <w:hyperlink w:history="1" r:id="rIdpfsduwv3kgqzjgnexrhus">
+            <w:hyperlink w:history="1" r:id="rIdqsnhq-yscm5gqds8mspxt">
               <w:r>
                 <w:rPr>
                   <w:rFonts w:ascii="Arial" w:cs="Arial" w:eastAsia="Arial" w:hAnsi="Arial"/>
@@ -19213,7 +19213,7 @@
               <w:spacing w:after="10" w:before="0"/>
               <w:ind w:left="120"/>
             </w:pPr>
-            <w:hyperlink w:history="1" r:id="rIdnaqemi_qoewsjgruoyx9m">
+            <w:hyperlink w:history="1" r:id="rIdp33nrmljutj6a4bkjrw8n">
               <w:r>
                 <w:rPr>
                   <w:rFonts w:ascii="Arial" w:cs="Arial" w:eastAsia="Arial" w:hAnsi="Arial"/>
@@ -19408,7 +19408,7 @@
             <w:pPr>
               <w:spacing w:after="20" w:before="0"/>
             </w:pPr>
-            <w:hyperlink w:history="1" r:id="rIdsh_vha3mbdfsxuyg_oywr">
+            <w:hyperlink w:history="1" r:id="rIdkji4zwphdqw1qrtkzthre">
               <w:r>
                 <w:rPr>
                   <w:rFonts w:ascii="Arial" w:cs="Arial" w:eastAsia="Arial" w:hAnsi="Arial"/>
@@ -19441,7 +19441,7 @@
               <w:spacing w:after="10" w:before="0"/>
               <w:ind w:left="120"/>
             </w:pPr>
-            <w:hyperlink w:history="1" r:id="rIdiprvsracqwi0hgdhj8bu4">
+            <w:hyperlink w:history="1" r:id="rId3i5-pbdwtha7ryormynpg">
               <w:r>
                 <w:rPr>
                   <w:rFonts w:ascii="Arial" w:cs="Arial" w:eastAsia="Arial" w:hAnsi="Arial"/>
@@ -19486,7 +19486,7 @@
             <w:pPr>
               <w:spacing w:after="20" w:before="0"/>
             </w:pPr>
-            <w:hyperlink w:history="1" r:id="rIdmoo18ywsbcqm95ymaiin7">
+            <w:hyperlink w:history="1" r:id="rIdc4z5oslg5jcvrzkbrjr6i">
               <w:r>
                 <w:rPr>
                   <w:rFonts w:ascii="Arial" w:cs="Arial" w:eastAsia="Arial" w:hAnsi="Arial"/>
@@ -19519,7 +19519,7 @@
               <w:spacing w:after="10" w:before="0"/>
               <w:ind w:left="120"/>
             </w:pPr>
-            <w:hyperlink w:history="1" r:id="rIdqqqhyfmt7nbnfckn9iy8-">
+            <w:hyperlink w:history="1" r:id="rId-ypuknjamlv4_cjheto6x">
               <w:r>
                 <w:rPr>
                   <w:rFonts w:ascii="Arial" w:cs="Arial" w:eastAsia="Arial" w:hAnsi="Arial"/>
@@ -19714,7 +19714,7 @@
             <w:pPr>
               <w:spacing w:after="20" w:before="0"/>
             </w:pPr>
-            <w:hyperlink w:history="1" r:id="rIdkyxobyapjuntfqri8lt7n">
+            <w:hyperlink w:history="1" r:id="rId7fpp8kt8cjskliqi6b3wp">
               <w:r>
                 <w:rPr>
                   <w:rFonts w:ascii="Arial" w:cs="Arial" w:eastAsia="Arial" w:hAnsi="Arial"/>
@@ -19747,7 +19747,7 @@
               <w:spacing w:after="10" w:before="0"/>
               <w:ind w:left="120"/>
             </w:pPr>
-            <w:hyperlink w:history="1" r:id="rIddz3aklmkksbg_y3snv-bf">
+            <w:hyperlink w:history="1" r:id="rIdfommplv6wlgstwx-slhrh">
               <w:r>
                 <w:rPr>
                   <w:rFonts w:ascii="Arial" w:cs="Arial" w:eastAsia="Arial" w:hAnsi="Arial"/>
@@ -19792,7 +19792,7 @@
             <w:pPr>
               <w:spacing w:after="20" w:before="0"/>
             </w:pPr>
-            <w:hyperlink w:history="1" r:id="rIdurh4tnsckgbl0iuof-iq0">
+            <w:hyperlink w:history="1" r:id="rIdhflrphoqytr3eeffshvfg">
               <w:r>
                 <w:rPr>
                   <w:rFonts w:ascii="Arial" w:cs="Arial" w:eastAsia="Arial" w:hAnsi="Arial"/>
@@ -19825,7 +19825,7 @@
               <w:spacing w:after="10" w:before="0"/>
               <w:ind w:left="120"/>
             </w:pPr>
-            <w:hyperlink w:history="1" r:id="rIdgdzopoku6wokngppuwhzq">
+            <w:hyperlink w:history="1" r:id="rIdtm-nxswfadu81j9le-wwg">
               <w:r>
                 <w:rPr>
                   <w:rFonts w:ascii="Arial" w:cs="Arial" w:eastAsia="Arial" w:hAnsi="Arial"/>
@@ -20337,7 +20337,7 @@
         </w:rPr>
         <w:t xml:space="preserve">© 2026 SeaVuria and ARES. Aligned with KICD objectives. Developed by SeaVuria; technical implementation by ARES (with AI assistance from Claude). Licensed under </w:t>
       </w:r>
-      <w:hyperlink w:history="1" r:id="rIdh3lfbpw7k96ywlyu7olx3">
+      <w:hyperlink w:history="1" r:id="rIdgrv_gjux4nzhz8bhunuj3">
         <w:r>
           <w:rPr>
             <w:rFonts w:ascii="Arial" w:cs="Arial" w:eastAsia="Arial" w:hAnsi="Arial"/>
@@ -20358,7 +20358,7 @@
         </w:rPr>
         <w:t xml:space="preserve"> (</w:t>
       </w:r>
-      <w:hyperlink w:history="1" r:id="rIdpplxc65hz-oipyiibjmrj">
+      <w:hyperlink w:history="1" r:id="rIdcc3hyjpl80cmknfqrcnws">
         <w:r>
           <w:rPr>
             <w:rFonts w:ascii="Arial" w:cs="Arial" w:eastAsia="Arial" w:hAnsi="Arial"/>
@@ -21371,7 +21371,7 @@
             <w:pPr>
               <w:spacing w:after="20" w:before="0"/>
             </w:pPr>
-            <w:hyperlink w:history="1" r:id="rId-xicwfs_wfpq6ofhrohuz">
+            <w:hyperlink w:history="1" r:id="rId0-js5ds-15om0d9w1xvsi">
               <w:r>
                 <w:rPr>
                   <w:rFonts w:ascii="Arial" w:cs="Arial" w:eastAsia="Arial" w:hAnsi="Arial"/>
@@ -21404,7 +21404,7 @@
               <w:spacing w:after="10" w:before="0"/>
               <w:ind w:left="120"/>
             </w:pPr>
-            <w:hyperlink w:history="1" r:id="rId9vahbfzpebc9panrshgvl">
+            <w:hyperlink w:history="1" r:id="rId8ll-calpmagm_fea4t9l5">
               <w:r>
                 <w:rPr>
                   <w:rFonts w:ascii="Arial" w:cs="Arial" w:eastAsia="Arial" w:hAnsi="Arial"/>
@@ -21449,7 +21449,7 @@
             <w:pPr>
               <w:spacing w:after="20" w:before="0"/>
             </w:pPr>
-            <w:hyperlink w:history="1" r:id="rIdi5mqrhfwjc50n22pn4g6d">
+            <w:hyperlink w:history="1" r:id="rIddp4gd-6l8opyoccpqhpej">
               <w:r>
                 <w:rPr>
                   <w:rFonts w:ascii="Arial" w:cs="Arial" w:eastAsia="Arial" w:hAnsi="Arial"/>
@@ -21482,7 +21482,7 @@
               <w:spacing w:after="10" w:before="0"/>
               <w:ind w:left="120"/>
             </w:pPr>
-            <w:hyperlink w:history="1" r:id="rId33t-o7y4yursd397wrz_l">
+            <w:hyperlink w:history="1" r:id="rId4xgkvmsjgetzxlt7eiz4n">
               <w:r>
                 <w:rPr>
                   <w:rFonts w:ascii="Arial" w:cs="Arial" w:eastAsia="Arial" w:hAnsi="Arial"/>
@@ -21677,7 +21677,7 @@
             <w:pPr>
               <w:spacing w:after="20" w:before="0"/>
             </w:pPr>
-            <w:hyperlink w:history="1" r:id="rIdhbv0vgi4tropv2aznvh0_">
+            <w:hyperlink w:history="1" r:id="rId96uhlevwn7eashwsbh1eo">
               <w:r>
                 <w:rPr>
                   <w:rFonts w:ascii="Arial" w:cs="Arial" w:eastAsia="Arial" w:hAnsi="Arial"/>
@@ -21710,7 +21710,7 @@
               <w:spacing w:after="10" w:before="0"/>
               <w:ind w:left="120"/>
             </w:pPr>
-            <w:hyperlink w:history="1" r:id="rIdessqohtc9fsazh2gjt40t">
+            <w:hyperlink w:history="1" r:id="rId-zlwbaabghejiknwjgdrk">
               <w:r>
                 <w:rPr>
                   <w:rFonts w:ascii="Arial" w:cs="Arial" w:eastAsia="Arial" w:hAnsi="Arial"/>
@@ -21755,7 +21755,7 @@
             <w:pPr>
               <w:spacing w:after="20" w:before="0"/>
             </w:pPr>
-            <w:hyperlink w:history="1" r:id="rIdb9b5qzjvophjzytv6jtuw">
+            <w:hyperlink w:history="1" r:id="rIdgouu1pt9fifoe9k_yyx43">
               <w:r>
                 <w:rPr>
                   <w:rFonts w:ascii="Arial" w:cs="Arial" w:eastAsia="Arial" w:hAnsi="Arial"/>
@@ -21788,7 +21788,7 @@
               <w:spacing w:after="10" w:before="0"/>
               <w:ind w:left="120"/>
             </w:pPr>
-            <w:hyperlink w:history="1" r:id="rIdizo5ra0swr-feu7q2qsoj">
+            <w:hyperlink w:history="1" r:id="rId8rx1xmciqoqydtop8nfp1">
               <w:r>
                 <w:rPr>
                   <w:rFonts w:ascii="Arial" w:cs="Arial" w:eastAsia="Arial" w:hAnsi="Arial"/>
@@ -21983,7 +21983,7 @@
             <w:pPr>
               <w:spacing w:after="20" w:before="0"/>
             </w:pPr>
-            <w:hyperlink w:history="1" r:id="rIdkv98pe0bqlsimjhl7jq09">
+            <w:hyperlink w:history="1" r:id="rIdbygkokqzql-vey__ax84x">
               <w:r>
                 <w:rPr>
                   <w:rFonts w:ascii="Arial" w:cs="Arial" w:eastAsia="Arial" w:hAnsi="Arial"/>
@@ -22016,7 +22016,7 @@
               <w:spacing w:after="10" w:before="0"/>
               <w:ind w:left="120"/>
             </w:pPr>
-            <w:hyperlink w:history="1" r:id="rIdx3aw3foojmc5fmlnvl-dg">
+            <w:hyperlink w:history="1" r:id="rIdrlesnfa5uhjhdqjdhwx_d">
               <w:r>
                 <w:rPr>
                   <w:rFonts w:ascii="Arial" w:cs="Arial" w:eastAsia="Arial" w:hAnsi="Arial"/>
@@ -22061,7 +22061,7 @@
             <w:pPr>
               <w:spacing w:after="20" w:before="0"/>
             </w:pPr>
-            <w:hyperlink w:history="1" r:id="rIdxa2hsacc2_zmh7of0-fco">
+            <w:hyperlink w:history="1" r:id="rIdxjqvbyjqszytgf2xp6mfd">
               <w:r>
                 <w:rPr>
                   <w:rFonts w:ascii="Arial" w:cs="Arial" w:eastAsia="Arial" w:hAnsi="Arial"/>
@@ -22110,7 +22110,7 @@
               <w:spacing w:after="10" w:before="0"/>
               <w:ind w:left="120"/>
             </w:pPr>
-            <w:hyperlink w:history="1" r:id="rId36yy5wqjkterlwro065ww">
+            <w:hyperlink w:history="1" r:id="rIdltvqwzsp_zc8k8q-akpjn">
               <w:r>
                 <w:rPr>
                   <w:rFonts w:ascii="Arial" w:cs="Arial" w:eastAsia="Arial" w:hAnsi="Arial"/>
@@ -22305,7 +22305,7 @@
             <w:pPr>
               <w:spacing w:after="20" w:before="0"/>
             </w:pPr>
-            <w:hyperlink w:history="1" r:id="rId-x7eip7xpef33t2r9ptan">
+            <w:hyperlink w:history="1" r:id="rIdpq4zlrftgslgyjuhd1ppe">
               <w:r>
                 <w:rPr>
                   <w:rFonts w:ascii="Arial" w:cs="Arial" w:eastAsia="Arial" w:hAnsi="Arial"/>
@@ -22338,7 +22338,7 @@
               <w:spacing w:after="10" w:before="0"/>
               <w:ind w:left="120"/>
             </w:pPr>
-            <w:hyperlink w:history="1" r:id="rIdh5psfnzatagvn5mk38y8v">
+            <w:hyperlink w:history="1" r:id="rIdw3mz3cn4m1cfgoy3vx_hi">
               <w:r>
                 <w:rPr>
                   <w:rFonts w:ascii="Arial" w:cs="Arial" w:eastAsia="Arial" w:hAnsi="Arial"/>
@@ -22383,7 +22383,7 @@
             <w:pPr>
               <w:spacing w:after="20" w:before="0"/>
             </w:pPr>
-            <w:hyperlink w:history="1" r:id="rIdl8_1h9s4j6dyyc8j-9bsl">
+            <w:hyperlink w:history="1" r:id="rIdep5tetioc4uvqdez81qmd">
               <w:r>
                 <w:rPr>
                   <w:rFonts w:ascii="Arial" w:cs="Arial" w:eastAsia="Arial" w:hAnsi="Arial"/>
@@ -22432,7 +22432,7 @@
               <w:spacing w:after="10" w:before="0"/>
               <w:ind w:left="120"/>
             </w:pPr>
-            <w:hyperlink w:history="1" r:id="rIdr8dyizb7olgnlc670zscv">
+            <w:hyperlink w:history="1" r:id="rIdchz_twgfq3kdm65jjjlwb">
               <w:r>
                 <w:rPr>
                   <w:rFonts w:ascii="Arial" w:cs="Arial" w:eastAsia="Arial" w:hAnsi="Arial"/>
@@ -22627,7 +22627,7 @@
             <w:pPr>
               <w:spacing w:after="20" w:before="0"/>
             </w:pPr>
-            <w:hyperlink w:history="1" r:id="rIdc5ag4brefgo23aflebgfw">
+            <w:hyperlink w:history="1" r:id="rIdhq5-i3zyo-72jy8rdh4xy">
               <w:r>
                 <w:rPr>
                   <w:rFonts w:ascii="Arial" w:cs="Arial" w:eastAsia="Arial" w:hAnsi="Arial"/>
@@ -22660,7 +22660,7 @@
               <w:spacing w:after="10" w:before="0"/>
               <w:ind w:left="120"/>
             </w:pPr>
-            <w:hyperlink w:history="1" r:id="rId4ve4txujzkj44ivyzraqe">
+            <w:hyperlink w:history="1" r:id="rIdvdo6mqc0w5pvzxsmu53zl">
               <w:r>
                 <w:rPr>
                   <w:rFonts w:ascii="Arial" w:cs="Arial" w:eastAsia="Arial" w:hAnsi="Arial"/>
@@ -22705,7 +22705,7 @@
             <w:pPr>
               <w:spacing w:after="20" w:before="0"/>
             </w:pPr>
-            <w:hyperlink w:history="1" r:id="rIdbtmlrg1v3g7w_m9wuej3u">
+            <w:hyperlink w:history="1" r:id="rIdgu7v2oegyzx-y05nkfby0">
               <w:r>
                 <w:rPr>
                   <w:rFonts w:ascii="Arial" w:cs="Arial" w:eastAsia="Arial" w:hAnsi="Arial"/>
@@ -22754,7 +22754,7 @@
               <w:spacing w:after="10" w:before="0"/>
               <w:ind w:left="120"/>
             </w:pPr>
-            <w:hyperlink w:history="1" r:id="rIdbjs8tyagqp_cblaplic0w">
+            <w:hyperlink w:history="1" r:id="rIdajynvu5tpdblhqd16sxcy">
               <w:r>
                 <w:rPr>
                   <w:rFonts w:ascii="Arial" w:cs="Arial" w:eastAsia="Arial" w:hAnsi="Arial"/>
@@ -23266,7 +23266,7 @@
         </w:rPr>
         <w:t xml:space="preserve">© 2026 SeaVuria and ARES. Aligned with KICD objectives. Developed by SeaVuria; technical implementation by ARES (with AI assistance from Claude). Licensed under </w:t>
       </w:r>
-      <w:hyperlink w:history="1" r:id="rIdeumji6pkujrvj8k0mslnl">
+      <w:hyperlink w:history="1" r:id="rIdjsfoa9rfb8kdszvibe5fr">
         <w:r>
           <w:rPr>
             <w:rFonts w:ascii="Arial" w:cs="Arial" w:eastAsia="Arial" w:hAnsi="Arial"/>
@@ -23287,7 +23287,7 @@
         </w:rPr>
         <w:t xml:space="preserve"> (</w:t>
       </w:r>
-      <w:hyperlink w:history="1" r:id="rId3fs7di0wrrgkqlbghrova">
+      <w:hyperlink w:history="1" r:id="rIddfpvgwtkyo7pjj6rf4yun">
         <w:r>
           <w:rPr>
             <w:rFonts w:ascii="Arial" w:cs="Arial" w:eastAsia="Arial" w:hAnsi="Arial"/>
@@ -24300,7 +24300,7 @@
             <w:pPr>
               <w:spacing w:after="20" w:before="0"/>
             </w:pPr>
-            <w:hyperlink w:history="1" r:id="rIdt9ybn5jhfv4m42yldw25l">
+            <w:hyperlink w:history="1" r:id="rIdfyaspo2jw47o9xhmdm-83">
               <w:r>
                 <w:rPr>
                   <w:rFonts w:ascii="Arial" w:cs="Arial" w:eastAsia="Arial" w:hAnsi="Arial"/>
@@ -24333,7 +24333,7 @@
               <w:spacing w:after="10" w:before="0"/>
               <w:ind w:left="120"/>
             </w:pPr>
-            <w:hyperlink w:history="1" r:id="rIdqg2nklpx_y9hj7hklc7nn">
+            <w:hyperlink w:history="1" r:id="rIdx27c7efcsuthgoz_9ffjy">
               <w:r>
                 <w:rPr>
                   <w:rFonts w:ascii="Arial" w:cs="Arial" w:eastAsia="Arial" w:hAnsi="Arial"/>
@@ -24378,7 +24378,7 @@
             <w:pPr>
               <w:spacing w:after="20" w:before="0"/>
             </w:pPr>
-            <w:hyperlink w:history="1" r:id="rIdiyf9-rgnupkhwbgcrq0tu">
+            <w:hyperlink w:history="1" r:id="rIdgcj7uos-cbeng8swq1trb">
               <w:r>
                 <w:rPr>
                   <w:rFonts w:ascii="Arial" w:cs="Arial" w:eastAsia="Arial" w:hAnsi="Arial"/>
@@ -24411,7 +24411,7 @@
               <w:spacing w:after="10" w:before="0"/>
               <w:ind w:left="120"/>
             </w:pPr>
-            <w:hyperlink w:history="1" r:id="rIddoaed1t6-ruidzh26soxu">
+            <w:hyperlink w:history="1" r:id="rIdofgu-4rrzqkycupzfy-pe">
               <w:r>
                 <w:rPr>
                   <w:rFonts w:ascii="Arial" w:cs="Arial" w:eastAsia="Arial" w:hAnsi="Arial"/>
@@ -24606,7 +24606,7 @@
             <w:pPr>
               <w:spacing w:after="20" w:before="0"/>
             </w:pPr>
-            <w:hyperlink w:history="1" r:id="rIdtydaesw1i85qyux4v_vaw">
+            <w:hyperlink w:history="1" r:id="rIdhpgamudmzpjszhge1gxaw">
               <w:r>
                 <w:rPr>
                   <w:rFonts w:ascii="Arial" w:cs="Arial" w:eastAsia="Arial" w:hAnsi="Arial"/>
@@ -24639,7 +24639,7 @@
               <w:spacing w:after="10" w:before="0"/>
               <w:ind w:left="120"/>
             </w:pPr>
-            <w:hyperlink w:history="1" r:id="rId1b-uhlaopkjaekstmrppi">
+            <w:hyperlink w:history="1" r:id="rId4ndiahwvksjdlkjogdc5l">
               <w:r>
                 <w:rPr>
                   <w:rFonts w:ascii="Arial" w:cs="Arial" w:eastAsia="Arial" w:hAnsi="Arial"/>
@@ -24684,7 +24684,7 @@
             <w:pPr>
               <w:spacing w:after="20" w:before="0"/>
             </w:pPr>
-            <w:hyperlink w:history="1" r:id="rIdnpvqkpyy-qnvecicvjj8q">
+            <w:hyperlink w:history="1" r:id="rIdrklcziy51ligtgif66hlq">
               <w:r>
                 <w:rPr>
                   <w:rFonts w:ascii="Arial" w:cs="Arial" w:eastAsia="Arial" w:hAnsi="Arial"/>
@@ -24717,7 +24717,7 @@
               <w:spacing w:after="10" w:before="0"/>
               <w:ind w:left="120"/>
             </w:pPr>
-            <w:hyperlink w:history="1" r:id="rIdi2n_n3jvsqfipxp_kmrza">
+            <w:hyperlink w:history="1" r:id="rId1kkscbnceh8waks3_hznt">
               <w:r>
                 <w:rPr>
                   <w:rFonts w:ascii="Arial" w:cs="Arial" w:eastAsia="Arial" w:hAnsi="Arial"/>
@@ -24912,7 +24912,7 @@
             <w:pPr>
               <w:spacing w:after="20" w:before="0"/>
             </w:pPr>
-            <w:hyperlink w:history="1" r:id="rIdq7gmmizcuh0imu9vfyp4e">
+            <w:hyperlink w:history="1" r:id="rId2kgaroa-a95xfl-kiifqs">
               <w:r>
                 <w:rPr>
                   <w:rFonts w:ascii="Arial" w:cs="Arial" w:eastAsia="Arial" w:hAnsi="Arial"/>
@@ -24945,7 +24945,7 @@
               <w:spacing w:after="10" w:before="0"/>
               <w:ind w:left="120"/>
             </w:pPr>
-            <w:hyperlink w:history="1" r:id="rId5cbxmek4_orazp5gef8nh">
+            <w:hyperlink w:history="1" r:id="rId4uz1fj0y4efi8dqyplujc">
               <w:r>
                 <w:rPr>
                   <w:rFonts w:ascii="Arial" w:cs="Arial" w:eastAsia="Arial" w:hAnsi="Arial"/>
@@ -24990,7 +24990,7 @@
             <w:pPr>
               <w:spacing w:after="20" w:before="0"/>
             </w:pPr>
-            <w:hyperlink w:history="1" r:id="rIdsiqhxvtb5y06_xbnetdio">
+            <w:hyperlink w:history="1" r:id="rIdpdff-sy2vj_98scap0jos">
               <w:r>
                 <w:rPr>
                   <w:rFonts w:ascii="Arial" w:cs="Arial" w:eastAsia="Arial" w:hAnsi="Arial"/>
@@ -25023,7 +25023,7 @@
               <w:spacing w:after="10" w:before="0"/>
               <w:ind w:left="120"/>
             </w:pPr>
-            <w:hyperlink w:history="1" r:id="rIdgqhcv95xtzavcse_6xvm4">
+            <w:hyperlink w:history="1" r:id="rIdsroqjuyjfia4stbeafu2v">
               <w:r>
                 <w:rPr>
                   <w:rFonts w:ascii="Arial" w:cs="Arial" w:eastAsia="Arial" w:hAnsi="Arial"/>
@@ -25218,7 +25218,7 @@
             <w:pPr>
               <w:spacing w:after="20" w:before="0"/>
             </w:pPr>
-            <w:hyperlink w:history="1" r:id="rIdd1axxikbzqalxo8wajgat">
+            <w:hyperlink w:history="1" r:id="rIdcegzpz8_pdh0peh6tr5bk">
               <w:r>
                 <w:rPr>
                   <w:rFonts w:ascii="Arial" w:cs="Arial" w:eastAsia="Arial" w:hAnsi="Arial"/>
@@ -25251,7 +25251,7 @@
               <w:spacing w:after="10" w:before="0"/>
               <w:ind w:left="120"/>
             </w:pPr>
-            <w:hyperlink w:history="1" r:id="rIdgvtjd-ttlhkntmrqge340">
+            <w:hyperlink w:history="1" r:id="rIdjlrv7anhd95qj9ju5myq-">
               <w:r>
                 <w:rPr>
                   <w:rFonts w:ascii="Arial" w:cs="Arial" w:eastAsia="Arial" w:hAnsi="Arial"/>
@@ -25296,7 +25296,7 @@
             <w:pPr>
               <w:spacing w:after="20" w:before="0"/>
             </w:pPr>
-            <w:hyperlink w:history="1" r:id="rIdz_wcymdbbobgjqrrfcq8h">
+            <w:hyperlink w:history="1" r:id="rIdgpp05gnxgdadxrjpmbpsd">
               <w:r>
                 <w:rPr>
                   <w:rFonts w:ascii="Arial" w:cs="Arial" w:eastAsia="Arial" w:hAnsi="Arial"/>
@@ -25329,7 +25329,7 @@
               <w:spacing w:after="10" w:before="0"/>
               <w:ind w:left="120"/>
             </w:pPr>
-            <w:hyperlink w:history="1" r:id="rIdwyxtkvjm4zpjoj3nhk2yy">
+            <w:hyperlink w:history="1" r:id="rIdhsxinbtsr52kc43dk3_99">
               <w:r>
                 <w:rPr>
                   <w:rFonts w:ascii="Arial" w:cs="Arial" w:eastAsia="Arial" w:hAnsi="Arial"/>
@@ -25524,7 +25524,7 @@
             <w:pPr>
               <w:spacing w:after="20" w:before="0"/>
             </w:pPr>
-            <w:hyperlink w:history="1" r:id="rIdp3zr1_828b08trhwzrph3">
+            <w:hyperlink w:history="1" r:id="rId-btxv_d6yruekjqjxpirg">
               <w:r>
                 <w:rPr>
                   <w:rFonts w:ascii="Arial" w:cs="Arial" w:eastAsia="Arial" w:hAnsi="Arial"/>
@@ -25557,7 +25557,7 @@
               <w:spacing w:after="10" w:before="0"/>
               <w:ind w:left="120"/>
             </w:pPr>
-            <w:hyperlink w:history="1" r:id="rIdx3jv6u3elbu3ywn7joovr">
+            <w:hyperlink w:history="1" r:id="rIdgj3v-wfwph7g8xfnxx4aq">
               <w:r>
                 <w:rPr>
                   <w:rFonts w:ascii="Arial" w:cs="Arial" w:eastAsia="Arial" w:hAnsi="Arial"/>
@@ -25602,7 +25602,7 @@
             <w:pPr>
               <w:spacing w:after="20" w:before="0"/>
             </w:pPr>
-            <w:hyperlink w:history="1" r:id="rIdvhabguxtd5h_vc40esuw9">
+            <w:hyperlink w:history="1" r:id="rIdfjmwywpxr3yrftrxbcnhb">
               <w:r>
                 <w:rPr>
                   <w:rFonts w:ascii="Arial" w:cs="Arial" w:eastAsia="Arial" w:hAnsi="Arial"/>
@@ -25635,7 +25635,7 @@
               <w:spacing w:after="10" w:before="0"/>
               <w:ind w:left="120"/>
             </w:pPr>
-            <w:hyperlink w:history="1" r:id="rIddpegolazljg_bw9ddlpvo">
+            <w:hyperlink w:history="1" r:id="rIdqbitemcqrc5xmmcvjrksa">
               <w:r>
                 <w:rPr>
                   <w:rFonts w:ascii="Arial" w:cs="Arial" w:eastAsia="Arial" w:hAnsi="Arial"/>
@@ -26147,7 +26147,7 @@
         </w:rPr>
         <w:t xml:space="preserve">© 2026 SeaVuria and ARES. Aligned with KICD objectives. Developed by SeaVuria; technical implementation by ARES (with AI assistance from Claude). Licensed under </w:t>
       </w:r>
-      <w:hyperlink w:history="1" r:id="rIdjxd70z80w2b4sujsf3xty">
+      <w:hyperlink w:history="1" r:id="rIdybfsnzynasuzir_ksucys">
         <w:r>
           <w:rPr>
             <w:rFonts w:ascii="Arial" w:cs="Arial" w:eastAsia="Arial" w:hAnsi="Arial"/>
@@ -26168,7 +26168,7 @@
         </w:rPr>
         <w:t xml:space="preserve"> (</w:t>
       </w:r>
-      <w:hyperlink w:history="1" r:id="rIdnghy6lcodixwccxxn1hqb">
+      <w:hyperlink w:history="1" r:id="rId9lnbojgnmrzafd638odgc">
         <w:r>
           <w:rPr>
             <w:rFonts w:ascii="Arial" w:cs="Arial" w:eastAsia="Arial" w:hAnsi="Arial"/>
@@ -27181,7 +27181,7 @@
             <w:pPr>
               <w:spacing w:after="20" w:before="0"/>
             </w:pPr>
-            <w:hyperlink w:history="1" r:id="rIdvt4r11wbpvnk2kdlzn_ba">
+            <w:hyperlink w:history="1" r:id="rIdq9t9y6twmtyzws-8rtrk8">
               <w:r>
                 <w:rPr>
                   <w:rFonts w:ascii="Arial" w:cs="Arial" w:eastAsia="Arial" w:hAnsi="Arial"/>
@@ -27214,7 +27214,7 @@
               <w:spacing w:after="10" w:before="0"/>
               <w:ind w:left="120"/>
             </w:pPr>
-            <w:hyperlink w:history="1" r:id="rIdser0aehswpw1x2ful3nvj">
+            <w:hyperlink w:history="1" r:id="rIdorliptmzezny-9t-iytyr">
               <w:r>
                 <w:rPr>
                   <w:rFonts w:ascii="Arial" w:cs="Arial" w:eastAsia="Arial" w:hAnsi="Arial"/>
@@ -27259,7 +27259,7 @@
             <w:pPr>
               <w:spacing w:after="20" w:before="0"/>
             </w:pPr>
-            <w:hyperlink w:history="1" r:id="rIdm-9i8ezlgshhbo3m0m2lx">
+            <w:hyperlink w:history="1" r:id="rId_niveqeizewmeafxqfgij">
               <w:r>
                 <w:rPr>
                   <w:rFonts w:ascii="Arial" w:cs="Arial" w:eastAsia="Arial" w:hAnsi="Arial"/>
@@ -27292,7 +27292,7 @@
               <w:spacing w:after="10" w:before="0"/>
               <w:ind w:left="120"/>
             </w:pPr>
-            <w:hyperlink w:history="1" r:id="rIdccqlizrjoudm_vrw6gn7y">
+            <w:hyperlink w:history="1" r:id="rIdnqakt-2xodzwxbejldmv3">
               <w:r>
                 <w:rPr>
                   <w:rFonts w:ascii="Arial" w:cs="Arial" w:eastAsia="Arial" w:hAnsi="Arial"/>
@@ -27487,7 +27487,7 @@
             <w:pPr>
               <w:spacing w:after="20" w:before="0"/>
             </w:pPr>
-            <w:hyperlink w:history="1" r:id="rIdvia2eo1gxljp3yvwb6tya">
+            <w:hyperlink w:history="1" r:id="rId6grisfweiaovuikup6a3t">
               <w:r>
                 <w:rPr>
                   <w:rFonts w:ascii="Arial" w:cs="Arial" w:eastAsia="Arial" w:hAnsi="Arial"/>
@@ -27520,7 +27520,7 @@
               <w:spacing w:after="10" w:before="0"/>
               <w:ind w:left="120"/>
             </w:pPr>
-            <w:hyperlink w:history="1" r:id="rId9zjoffnt00x8gpdq92d6s">
+            <w:hyperlink w:history="1" r:id="rId-g1ry_7njal_yojnr42ih">
               <w:r>
                 <w:rPr>
                   <w:rFonts w:ascii="Arial" w:cs="Arial" w:eastAsia="Arial" w:hAnsi="Arial"/>
@@ -27565,7 +27565,7 @@
             <w:pPr>
               <w:spacing w:after="20" w:before="0"/>
             </w:pPr>
-            <w:hyperlink w:history="1" r:id="rIdoy59bf34qejq7qmuqkzlh">
+            <w:hyperlink w:history="1" r:id="rIdrxtly-smpmcszchfu-cf8">
               <w:r>
                 <w:rPr>
                   <w:rFonts w:ascii="Arial" w:cs="Arial" w:eastAsia="Arial" w:hAnsi="Arial"/>
@@ -27598,7 +27598,7 @@
               <w:spacing w:after="10" w:before="0"/>
               <w:ind w:left="120"/>
             </w:pPr>
-            <w:hyperlink w:history="1" r:id="rIddnwcnoy_kbrvr9ynjm8xz">
+            <w:hyperlink w:history="1" r:id="rIdvvgjr2d7m4m1w1jmuxkc5">
               <w:r>
                 <w:rPr>
                   <w:rFonts w:ascii="Arial" w:cs="Arial" w:eastAsia="Arial" w:hAnsi="Arial"/>
@@ -27793,7 +27793,7 @@
             <w:pPr>
               <w:spacing w:after="20" w:before="0"/>
             </w:pPr>
-            <w:hyperlink w:history="1" r:id="rIdjujwedqtuliiykuzkmaue">
+            <w:hyperlink w:history="1" r:id="rIdsp34wqavth0ibw4tqvfgb">
               <w:r>
                 <w:rPr>
                   <w:rFonts w:ascii="Arial" w:cs="Arial" w:eastAsia="Arial" w:hAnsi="Arial"/>
@@ -27826,7 +27826,7 @@
               <w:spacing w:after="10" w:before="0"/>
               <w:ind w:left="120"/>
             </w:pPr>
-            <w:hyperlink w:history="1" r:id="rIdrxm6kmeqlhod3yqenw-eo">
+            <w:hyperlink w:history="1" r:id="rIdp71ksyr5d5tktvzckjkti">
               <w:r>
                 <w:rPr>
                   <w:rFonts w:ascii="Arial" w:cs="Arial" w:eastAsia="Arial" w:hAnsi="Arial"/>
@@ -27871,7 +27871,7 @@
             <w:pPr>
               <w:spacing w:after="20" w:before="0"/>
             </w:pPr>
-            <w:hyperlink w:history="1" r:id="rId7255qmxohvvrz5dcvamo5">
+            <w:hyperlink w:history="1" r:id="rIdwtde0gorzexxmwpaslwiu">
               <w:r>
                 <w:rPr>
                   <w:rFonts w:ascii="Arial" w:cs="Arial" w:eastAsia="Arial" w:hAnsi="Arial"/>
@@ -27904,7 +27904,7 @@
               <w:spacing w:after="10" w:before="0"/>
               <w:ind w:left="120"/>
             </w:pPr>
-            <w:hyperlink w:history="1" r:id="rIdxpvwj3fjq5mf4zavcw8fm">
+            <w:hyperlink w:history="1" r:id="rIdqcobwydrqc34jbfgaocs0">
               <w:r>
                 <w:rPr>
                   <w:rFonts w:ascii="Arial" w:cs="Arial" w:eastAsia="Arial" w:hAnsi="Arial"/>
@@ -27946,7 +27946,7 @@
                 <w:sz w:val="18"/>
                 <w:szCs w:val="18"/>
               </w:rPr>
-              <w:t xml:space="preserve">Groups work through the structured 'Help Mama Njeri' Performance Task — a five-part problem set printed on a task sheet. Part 1 (Experimental Probability): Using the frequency table, calculate P(sells ≥80%), P(sells &lt;60%), and P(60–79%). Part 2 (Sample Space &amp; Event Classification): List the sample space for a randomly chosen day using the four sales bands; classify each event as impossible, unlikely, equally likely, likely, or certain with justification. Part 3 (Addition Law): Given that P(rain) = 0.3 and P(sells ≥80% AND rain) = 0.15, find P(sells ≥80% OR rain). Verify whether selling ≥80% and rain are mutually exclusive and explain. Part 4 (Multiplication Law &amp; Independence): On any two consecutive days, are the sales outcomes independent? If yes, calculate P(sells ≥80% on both Monday AND Tuesday). Part 5 (Tree Diagram &amp; Recommendation): Draw a two-branch tree diagram for Monday and Tuesday outcomes (≥80% vs &lt;80%). Calculate all four branch-end probabilities. Then write a 3–4 sentence recommendation to Mama Njeri stating the optimal batch size with mathematical justification. Groups nominate a 'Presenter', a 'Recorder', a 'Questioner', and a 'Mathematician' role.</w:t>
+              <w:t xml:space="preserve">Groups work through the structured 'Help Mama Njeri' Performance Task — a five-part problem set printed on a task sheet. Part 1 (Experimental Probability): Using the frequency table, calculate P(sells ≥80%), P(sells &lt;60%), and P(60–79%). Part 2 (Sample Space &amp; Event Classification): List the sample space for a randomly chosen day using the four sales bands; classify each event as impossible, unlikely, equally likely, likely, or certain with justification. Part 3 (Addition Law): Given that P(rain) = 0.35 and P(sells ≥80% AND rain) = 0.15, find P(sells ≥80% OR rain). Verify whether selling ≥80% and rain are mutually exclusive and explain. Part 4 (Multiplication Law &amp; Independence): On any two consecutive days, are the sales outcomes independent? If yes, calculate P(sells ≥80% on both Monday AND Tuesday). Part 5 (Tree Diagram &amp; Recommendation): Draw a two-branch tree diagram for Monday and Tuesday outcomes (≥80% vs &lt;80%). Calculate all four branch-end probabilities. Then write a 3–4 sentence recommendation to Mama Njeri stating the optimal batch size with mathematical justification. Groups nominate a 'Presenter', a 'Recorder', a 'Questioner', and a 'Mathematician' role.</w:t>
             </w:r>
           </w:p>
         </w:tc>
@@ -28099,7 +28099,7 @@
             <w:pPr>
               <w:spacing w:after="20" w:before="0"/>
             </w:pPr>
-            <w:hyperlink w:history="1" r:id="rIdvua8jnlkzunxsetl3ecuk">
+            <w:hyperlink w:history="1" r:id="rIdqz3fyn1k7ijutl6jyoudq">
               <w:r>
                 <w:rPr>
                   <w:rFonts w:ascii="Arial" w:cs="Arial" w:eastAsia="Arial" w:hAnsi="Arial"/>
@@ -28132,7 +28132,7 @@
               <w:spacing w:after="10" w:before="0"/>
               <w:ind w:left="120"/>
             </w:pPr>
-            <w:hyperlink w:history="1" r:id="rIdmxkaa62i2aynhmztr7q95">
+            <w:hyperlink w:history="1" r:id="rId3lqfwua9k7h9j12yjqqpf">
               <w:r>
                 <w:rPr>
                   <w:rFonts w:ascii="Arial" w:cs="Arial" w:eastAsia="Arial" w:hAnsi="Arial"/>
@@ -28177,7 +28177,7 @@
             <w:pPr>
               <w:spacing w:after="20" w:before="0"/>
             </w:pPr>
-            <w:hyperlink w:history="1" r:id="rIdbxu3lwnzwkh_mbdiy0glq">
+            <w:hyperlink w:history="1" r:id="rId8m0risrmz6ybjy2blzhke">
               <w:r>
                 <w:rPr>
                   <w:rFonts w:ascii="Arial" w:cs="Arial" w:eastAsia="Arial" w:hAnsi="Arial"/>
@@ -28210,7 +28210,7 @@
               <w:spacing w:after="10" w:before="0"/>
               <w:ind w:left="120"/>
             </w:pPr>
-            <w:hyperlink w:history="1" r:id="rIdb0jadfqnglhylfkzxqylj">
+            <w:hyperlink w:history="1" r:id="rId0ippcdg5tmep4atzqk7li">
               <w:r>
                 <w:rPr>
                   <w:rFonts w:ascii="Arial" w:cs="Arial" w:eastAsia="Arial" w:hAnsi="Arial"/>
@@ -28405,7 +28405,7 @@
             <w:pPr>
               <w:spacing w:after="20" w:before="0"/>
             </w:pPr>
-            <w:hyperlink w:history="1" r:id="rId-r75rl3-a2ujbt9rfkijz">
+            <w:hyperlink w:history="1" r:id="rIdbklw9m8wj-o0osl12hrwn">
               <w:r>
                 <w:rPr>
                   <w:rFonts w:ascii="Arial" w:cs="Arial" w:eastAsia="Arial" w:hAnsi="Arial"/>
@@ -28438,7 +28438,7 @@
               <w:spacing w:after="10" w:before="0"/>
               <w:ind w:left="120"/>
             </w:pPr>
-            <w:hyperlink w:history="1" r:id="rId_kujeb_wi4gmykpjquiye">
+            <w:hyperlink w:history="1" r:id="rIdvvodsrf2sc_c9c1dw-ozq">
               <w:r>
                 <w:rPr>
                   <w:rFonts w:ascii="Arial" w:cs="Arial" w:eastAsia="Arial" w:hAnsi="Arial"/>
@@ -28483,7 +28483,7 @@
             <w:pPr>
               <w:spacing w:after="20" w:before="0"/>
             </w:pPr>
-            <w:hyperlink w:history="1" r:id="rIdsbsnkczcs2dafmi2hg8yo">
+            <w:hyperlink w:history="1" r:id="rIdxryfvkjbwocqnxe4wpk6o">
               <w:r>
                 <w:rPr>
                   <w:rFonts w:ascii="Arial" w:cs="Arial" w:eastAsia="Arial" w:hAnsi="Arial"/>
@@ -28516,7 +28516,7 @@
               <w:spacing w:after="10" w:before="0"/>
               <w:ind w:left="120"/>
             </w:pPr>
-            <w:hyperlink w:history="1" r:id="rId8dn7sapyuduuzkrsmoshs">
+            <w:hyperlink w:history="1" r:id="rIdxfrp1homjbnz4qdbs4-s1">
               <w:r>
                 <w:rPr>
                   <w:rFonts w:ascii="Arial" w:cs="Arial" w:eastAsia="Arial" w:hAnsi="Arial"/>
@@ -29028,7 +29028,7 @@
         </w:rPr>
         <w:t xml:space="preserve">© 2026 SeaVuria and ARES. Aligned with KICD objectives. Developed by SeaVuria; technical implementation by ARES (with AI assistance from Claude). Licensed under </w:t>
       </w:r>
-      <w:hyperlink w:history="1" r:id="rIdww38kjia57v1prgas5-x0">
+      <w:hyperlink w:history="1" r:id="rIdmrowldoltkk_zbfamf9yf">
         <w:r>
           <w:rPr>
             <w:rFonts w:ascii="Arial" w:cs="Arial" w:eastAsia="Arial" w:hAnsi="Arial"/>
@@ -29049,7 +29049,7 @@
         </w:rPr>
         <w:t xml:space="preserve"> (</w:t>
       </w:r>
-      <w:hyperlink w:history="1" r:id="rIdipujdneg6ffm40ozde8wg">
+      <w:hyperlink w:history="1" r:id="rIdtbnwnxponb8h7q-la0lgj">
         <w:r>
           <w:rPr>
             <w:rFonts w:ascii="Arial" w:cs="Arial" w:eastAsia="Arial" w:hAnsi="Arial"/>

--- a/data/outputs/v2/Maths/SS4.2_Probability_I/Mathematics_Probability_I_CBE_LessonSequence.docx
+++ b/data/outputs/v2/Maths/SS4.2_Probability_I/Mathematics_Probability_I_CBE_LessonSequence.docx
@@ -2481,7 +2481,7 @@
         </w:rPr>
         <w:t xml:space="preserve">© 2026 SeaVuria and ARES. This work is licensed under a </w:t>
       </w:r>
-      <w:hyperlink w:history="1" r:id="rIdorxlrp9me2mhkizrlbkf2">
+      <w:hyperlink w:history="1" r:id="rId0kjtcmguzyp7di33463p0">
         <w:r>
           <w:rPr>
             <w:rFonts w:ascii="Arial" w:cs="Arial" w:eastAsia="Arial" w:hAnsi="Arial"/>
@@ -2501,7 +2501,7 @@
         </w:rPr>
         <w:t xml:space="preserve"> (</w:t>
       </w:r>
-      <w:hyperlink w:history="1" r:id="rIdtp-446qlhth7yvirpk4pl">
+      <w:hyperlink w:history="1" r:id="rIdg-wlquorcaiqt9nnxpdf1">
         <w:r>
           <w:rPr>
             <w:rFonts w:ascii="Arial" w:cs="Arial" w:eastAsia="Arial" w:hAnsi="Arial"/>
@@ -2521,7 +2521,7 @@
         </w:rPr>
         <w:t xml:space="preserve">). To view a copy of this license, visit </w:t>
       </w:r>
-      <w:hyperlink w:history="1" r:id="rIdvjlbf1pf16mrxazzuhfeg">
+      <w:hyperlink w:history="1" r:id="rIdszoswryp-nsllktvrs3cv">
         <w:r>
           <w:rPr>
             <w:rFonts w:ascii="Arial" w:cs="Arial" w:eastAsia="Arial" w:hAnsi="Arial"/>
@@ -3533,7 +3533,7 @@
             <w:pPr>
               <w:spacing w:after="20" w:before="0"/>
             </w:pPr>
-            <w:hyperlink w:history="1" r:id="rId9tbuhjcpjliwmbb685bmb">
+            <w:hyperlink w:history="1" r:id="rIdmw9s2dz3ssbz8-zdlayqj">
               <w:r>
                 <w:rPr>
                   <w:rFonts w:ascii="Arial" w:cs="Arial" w:eastAsia="Arial" w:hAnsi="Arial"/>
@@ -3566,7 +3566,7 @@
               <w:spacing w:after="10" w:before="0"/>
               <w:ind w:left="120"/>
             </w:pPr>
-            <w:hyperlink w:history="1" r:id="rIdxg4hmns6dquyflllmndar">
+            <w:hyperlink w:history="1" r:id="rIdosbiq5wx8xi7s6k7dzdty">
               <w:r>
                 <w:rPr>
                   <w:rFonts w:ascii="Arial" w:cs="Arial" w:eastAsia="Arial" w:hAnsi="Arial"/>
@@ -3611,7 +3611,7 @@
             <w:pPr>
               <w:spacing w:after="20" w:before="0"/>
             </w:pPr>
-            <w:hyperlink w:history="1" r:id="rIdp_vps5rfyzqgs5mltma9o">
+            <w:hyperlink w:history="1" r:id="rId_af-sroefpyh1l-6rpnyw">
               <w:r>
                 <w:rPr>
                   <w:rFonts w:ascii="Arial" w:cs="Arial" w:eastAsia="Arial" w:hAnsi="Arial"/>
@@ -3644,7 +3644,7 @@
               <w:spacing w:after="10" w:before="0"/>
               <w:ind w:left="120"/>
             </w:pPr>
-            <w:hyperlink w:history="1" r:id="rId0_1spb8g6npb6pkdwo8y2">
+            <w:hyperlink w:history="1" r:id="rIdtkaskeyw7qunpry_39td5">
               <w:r>
                 <w:rPr>
                   <w:rFonts w:ascii="Arial" w:cs="Arial" w:eastAsia="Arial" w:hAnsi="Arial"/>
@@ -3934,7 +3934,7 @@
             <w:pPr>
               <w:spacing w:after="20" w:before="0"/>
             </w:pPr>
-            <w:hyperlink w:history="1" r:id="rIdur0rvrymljud3dbzebnog">
+            <w:hyperlink w:history="1" r:id="rIden1_p5qc6qs_hxbqzv15t">
               <w:r>
                 <w:rPr>
                   <w:rFonts w:ascii="Arial" w:cs="Arial" w:eastAsia="Arial" w:hAnsi="Arial"/>
@@ -3967,7 +3967,7 @@
               <w:spacing w:after="10" w:before="0"/>
               <w:ind w:left="120"/>
             </w:pPr>
-            <w:hyperlink w:history="1" r:id="rIdz9cdsmb7zqxc61frhe0tp">
+            <w:hyperlink w:history="1" r:id="rIdsnndkanxlkzwcjtv0rmeq">
               <w:r>
                 <w:rPr>
                   <w:rFonts w:ascii="Arial" w:cs="Arial" w:eastAsia="Arial" w:hAnsi="Arial"/>
@@ -4012,7 +4012,7 @@
             <w:pPr>
               <w:spacing w:after="20" w:before="0"/>
             </w:pPr>
-            <w:hyperlink w:history="1" r:id="rId4sdvk0ugyqq3cgpaxth3g">
+            <w:hyperlink w:history="1" r:id="rIdhmfmcpyhpsfo8eu4l-jj_">
               <w:r>
                 <w:rPr>
                   <w:rFonts w:ascii="Arial" w:cs="Arial" w:eastAsia="Arial" w:hAnsi="Arial"/>
@@ -4045,7 +4045,7 @@
               <w:spacing w:after="10" w:before="0"/>
               <w:ind w:left="120"/>
             </w:pPr>
-            <w:hyperlink w:history="1" r:id="rIdhdpzef8ehzt94ggt8n80t">
+            <w:hyperlink w:history="1" r:id="rIdrq4pxp270uzzy_rw77hys">
               <w:r>
                 <w:rPr>
                   <w:rFonts w:ascii="Arial" w:cs="Arial" w:eastAsia="Arial" w:hAnsi="Arial"/>
@@ -4354,7 +4354,7 @@
             <w:pPr>
               <w:spacing w:after="20" w:before="0"/>
             </w:pPr>
-            <w:hyperlink w:history="1" r:id="rIdklolmquul8xkbequwcdyy">
+            <w:hyperlink w:history="1" r:id="rIdo5ynv2kobuubqosabcvmd">
               <w:r>
                 <w:rPr>
                   <w:rFonts w:ascii="Arial" w:cs="Arial" w:eastAsia="Arial" w:hAnsi="Arial"/>
@@ -4387,7 +4387,7 @@
               <w:spacing w:after="10" w:before="0"/>
               <w:ind w:left="120"/>
             </w:pPr>
-            <w:hyperlink w:history="1" r:id="rIdzrdzpztvkb3ru7fgbrpfo">
+            <w:hyperlink w:history="1" r:id="rIdgaiw_ffwtbwl28qotfzaf">
               <w:r>
                 <w:rPr>
                   <w:rFonts w:ascii="Arial" w:cs="Arial" w:eastAsia="Arial" w:hAnsi="Arial"/>
@@ -4432,7 +4432,7 @@
             <w:pPr>
               <w:spacing w:after="20" w:before="0"/>
             </w:pPr>
-            <w:hyperlink w:history="1" r:id="rIdjycn8ugink4nco1tglgso">
+            <w:hyperlink w:history="1" r:id="rId0azqwjybbjv0hsuitzz-2">
               <w:r>
                 <w:rPr>
                   <w:rFonts w:ascii="Arial" w:cs="Arial" w:eastAsia="Arial" w:hAnsi="Arial"/>
@@ -4465,7 +4465,7 @@
               <w:spacing w:after="10" w:before="0"/>
               <w:ind w:left="120"/>
             </w:pPr>
-            <w:hyperlink w:history="1" r:id="rIdmzhmmjwl0pw7fr8qymtrt">
+            <w:hyperlink w:history="1" r:id="rId0mjoz1ag01pgclhk1t7uc">
               <w:r>
                 <w:rPr>
                   <w:rFonts w:ascii="Arial" w:cs="Arial" w:eastAsia="Arial" w:hAnsi="Arial"/>
@@ -4736,7 +4736,7 @@
             <w:pPr>
               <w:spacing w:after="20" w:before="0"/>
             </w:pPr>
-            <w:hyperlink w:history="1" r:id="rId1vbiv7yswollv4wr1ll_c">
+            <w:hyperlink w:history="1" r:id="rIdpefw3gd82txier9h8kcyo">
               <w:r>
                 <w:rPr>
                   <w:rFonts w:ascii="Arial" w:cs="Arial" w:eastAsia="Arial" w:hAnsi="Arial"/>
@@ -4769,7 +4769,7 @@
               <w:spacing w:after="10" w:before="0"/>
               <w:ind w:left="120"/>
             </w:pPr>
-            <w:hyperlink w:history="1" r:id="rIdrcpnn5nzyjwgq_iweuxjq">
+            <w:hyperlink w:history="1" r:id="rIdkinluqyxtgokf4trqwyzb">
               <w:r>
                 <w:rPr>
                   <w:rFonts w:ascii="Arial" w:cs="Arial" w:eastAsia="Arial" w:hAnsi="Arial"/>
@@ -4814,7 +4814,7 @@
             <w:pPr>
               <w:spacing w:after="20" w:before="0"/>
             </w:pPr>
-            <w:hyperlink w:history="1" r:id="rIddzhr-pnr4-nfdqeqoctls">
+            <w:hyperlink w:history="1" r:id="rId2d7r9ebt2cvd_xxk49ewi">
               <w:r>
                 <w:rPr>
                   <w:rFonts w:ascii="Arial" w:cs="Arial" w:eastAsia="Arial" w:hAnsi="Arial"/>
@@ -4847,7 +4847,7 @@
               <w:spacing w:after="10" w:before="0"/>
               <w:ind w:left="120"/>
             </w:pPr>
-            <w:hyperlink w:history="1" r:id="rIdneiqowsvspvswmxppvqj-">
+            <w:hyperlink w:history="1" r:id="rId0qlg0boywxc3viexftqa_">
               <w:r>
                 <w:rPr>
                   <w:rFonts w:ascii="Arial" w:cs="Arial" w:eastAsia="Arial" w:hAnsi="Arial"/>
@@ -5118,7 +5118,7 @@
             <w:pPr>
               <w:spacing w:after="20" w:before="0"/>
             </w:pPr>
-            <w:hyperlink w:history="1" r:id="rId-0o63kn4l5o9v0dzhqivo">
+            <w:hyperlink w:history="1" r:id="rIdapz2zatnbpewtchzlr6jk">
               <w:r>
                 <w:rPr>
                   <w:rFonts w:ascii="Arial" w:cs="Arial" w:eastAsia="Arial" w:hAnsi="Arial"/>
@@ -5167,7 +5167,7 @@
               <w:spacing w:after="10" w:before="0"/>
               <w:ind w:left="120"/>
             </w:pPr>
-            <w:hyperlink w:history="1" r:id="rIddcbdickruw_g8nxqqv0g_">
+            <w:hyperlink w:history="1" r:id="rIdxihkwpc0dsjrwpnwp9lnv">
               <w:r>
                 <w:rPr>
                   <w:rFonts w:ascii="Arial" w:cs="Arial" w:eastAsia="Arial" w:hAnsi="Arial"/>
@@ -5212,7 +5212,7 @@
             <w:pPr>
               <w:spacing w:after="20" w:before="0"/>
             </w:pPr>
-            <w:hyperlink w:history="1" r:id="rIdrn1qpypjtjcnpqe0qyhid">
+            <w:hyperlink w:history="1" r:id="rIdtj7rcck1jkl9geaowtx0z">
               <w:r>
                 <w:rPr>
                   <w:rFonts w:ascii="Arial" w:cs="Arial" w:eastAsia="Arial" w:hAnsi="Arial"/>
@@ -5245,7 +5245,7 @@
               <w:spacing w:after="10" w:before="0"/>
               <w:ind w:left="120"/>
             </w:pPr>
-            <w:hyperlink w:history="1" r:id="rIdxsw-iadmqyhoedjjpfxy3">
+            <w:hyperlink w:history="1" r:id="rIdvcfkzmlezpfwo8vndlopq">
               <w:r>
                 <w:rPr>
                   <w:rFonts w:ascii="Arial" w:cs="Arial" w:eastAsia="Arial" w:hAnsi="Arial"/>
@@ -5852,7 +5852,7 @@
         </w:rPr>
         <w:t xml:space="preserve">© 2026 SeaVuria and ARES. Aligned with KICD objectives. Developed by SeaVuria; technical implementation by ARES (with AI assistance from Claude). Licensed under </w:t>
       </w:r>
-      <w:hyperlink w:history="1" r:id="rIdgxl4pstjhjkaheomq_byv">
+      <w:hyperlink w:history="1" r:id="rIdhlegelwmsyedkzj5hbiqh">
         <w:r>
           <w:rPr>
             <w:rFonts w:ascii="Arial" w:cs="Arial" w:eastAsia="Arial" w:hAnsi="Arial"/>
@@ -5873,7 +5873,7 @@
         </w:rPr>
         <w:t xml:space="preserve"> (</w:t>
       </w:r>
-      <w:hyperlink w:history="1" r:id="rIdoeh9icwiubxscma_m7gom">
+      <w:hyperlink w:history="1" r:id="rIdo-ymezaoierumifr3cu0t">
         <w:r>
           <w:rPr>
             <w:rFonts w:ascii="Arial" w:cs="Arial" w:eastAsia="Arial" w:hAnsi="Arial"/>
@@ -6886,7 +6886,7 @@
             <w:pPr>
               <w:spacing w:after="20" w:before="0"/>
             </w:pPr>
-            <w:hyperlink w:history="1" r:id="rIdayomv17hhu78lj0xn1e2j">
+            <w:hyperlink w:history="1" r:id="rIdskghte1lqlda_kndsfuq_">
               <w:r>
                 <w:rPr>
                   <w:rFonts w:ascii="Arial" w:cs="Arial" w:eastAsia="Arial" w:hAnsi="Arial"/>
@@ -6919,7 +6919,7 @@
               <w:spacing w:after="10" w:before="0"/>
               <w:ind w:left="120"/>
             </w:pPr>
-            <w:hyperlink w:history="1" r:id="rIdxlcubhaw9waodpezfc_v5">
+            <w:hyperlink w:history="1" r:id="rIdkhbncrjjkibmgfwdiq8xd">
               <w:r>
                 <w:rPr>
                   <w:rFonts w:ascii="Arial" w:cs="Arial" w:eastAsia="Arial" w:hAnsi="Arial"/>
@@ -6964,7 +6964,7 @@
             <w:pPr>
               <w:spacing w:after="20" w:before="0"/>
             </w:pPr>
-            <w:hyperlink w:history="1" r:id="rIdebc9kjrnzpctca2f0hip1">
+            <w:hyperlink w:history="1" r:id="rIdi91njy2ljdeqjrbbit4tp">
               <w:r>
                 <w:rPr>
                   <w:rFonts w:ascii="Arial" w:cs="Arial" w:eastAsia="Arial" w:hAnsi="Arial"/>
@@ -6997,7 +6997,7 @@
               <w:spacing w:after="10" w:before="0"/>
               <w:ind w:left="120"/>
             </w:pPr>
-            <w:hyperlink w:history="1" r:id="rIdjglrdhuygqxeyaucgdbtb">
+            <w:hyperlink w:history="1" r:id="rId3r5cdoryp8zwr1ricnwua">
               <w:r>
                 <w:rPr>
                   <w:rFonts w:ascii="Arial" w:cs="Arial" w:eastAsia="Arial" w:hAnsi="Arial"/>
@@ -7192,7 +7192,7 @@
             <w:pPr>
               <w:spacing w:after="20" w:before="0"/>
             </w:pPr>
-            <w:hyperlink w:history="1" r:id="rId5hrpjrbjfqd1ovps5x6lv">
+            <w:hyperlink w:history="1" r:id="rIdhe7ivhcefjw0kh_gsdspy">
               <w:r>
                 <w:rPr>
                   <w:rFonts w:ascii="Arial" w:cs="Arial" w:eastAsia="Arial" w:hAnsi="Arial"/>
@@ -7225,7 +7225,7 @@
               <w:spacing w:after="10" w:before="0"/>
               <w:ind w:left="120"/>
             </w:pPr>
-            <w:hyperlink w:history="1" r:id="rIdgrnqfks7muhihr4mcrrxc">
+            <w:hyperlink w:history="1" r:id="rIdlfueibkld1iuvyoyyw5y0">
               <w:r>
                 <w:rPr>
                   <w:rFonts w:ascii="Arial" w:cs="Arial" w:eastAsia="Arial" w:hAnsi="Arial"/>
@@ -7270,7 +7270,7 @@
             <w:pPr>
               <w:spacing w:after="20" w:before="0"/>
             </w:pPr>
-            <w:hyperlink w:history="1" r:id="rIdujudcw70qcbq5kpy1kuyd">
+            <w:hyperlink w:history="1" r:id="rIdggxxuv5e26zc2ncn7fm_8">
               <w:r>
                 <w:rPr>
                   <w:rFonts w:ascii="Arial" w:cs="Arial" w:eastAsia="Arial" w:hAnsi="Arial"/>
@@ -7303,7 +7303,7 @@
               <w:spacing w:after="10" w:before="0"/>
               <w:ind w:left="120"/>
             </w:pPr>
-            <w:hyperlink w:history="1" r:id="rIde0nczzswqsrt_hftdqriv">
+            <w:hyperlink w:history="1" r:id="rIdh2oyfhcnb4m913xx19lhg">
               <w:r>
                 <w:rPr>
                   <w:rFonts w:ascii="Arial" w:cs="Arial" w:eastAsia="Arial" w:hAnsi="Arial"/>
@@ -7498,7 +7498,7 @@
             <w:pPr>
               <w:spacing w:after="20" w:before="0"/>
             </w:pPr>
-            <w:hyperlink w:history="1" r:id="rIdwdrbdhzrvpgw9tdbpwbtu">
+            <w:hyperlink w:history="1" r:id="rIdjydyq7wp95kzw9fxmn3ar">
               <w:r>
                 <w:rPr>
                   <w:rFonts w:ascii="Arial" w:cs="Arial" w:eastAsia="Arial" w:hAnsi="Arial"/>
@@ -7531,7 +7531,7 @@
               <w:spacing w:after="10" w:before="0"/>
               <w:ind w:left="120"/>
             </w:pPr>
-            <w:hyperlink w:history="1" r:id="rIdlkwu4uhjp89oa5hadqybj">
+            <w:hyperlink w:history="1" r:id="rIdp8eirpmx9sxqk5zoflxy1">
               <w:r>
                 <w:rPr>
                   <w:rFonts w:ascii="Arial" w:cs="Arial" w:eastAsia="Arial" w:hAnsi="Arial"/>
@@ -7576,7 +7576,7 @@
             <w:pPr>
               <w:spacing w:after="20" w:before="0"/>
             </w:pPr>
-            <w:hyperlink w:history="1" r:id="rIdhkc-poahovjv-2eqopuff">
+            <w:hyperlink w:history="1" r:id="rIdvtodidcqrekfitpkshify">
               <w:r>
                 <w:rPr>
                   <w:rFonts w:ascii="Arial" w:cs="Arial" w:eastAsia="Arial" w:hAnsi="Arial"/>
@@ -7609,7 +7609,7 @@
               <w:spacing w:after="10" w:before="0"/>
               <w:ind w:left="120"/>
             </w:pPr>
-            <w:hyperlink w:history="1" r:id="rIdafm0ydhrxgoeacphwnh9b">
+            <w:hyperlink w:history="1" r:id="rId7q8vivceqfxzm4kg_xnp7">
               <w:r>
                 <w:rPr>
                   <w:rFonts w:ascii="Arial" w:cs="Arial" w:eastAsia="Arial" w:hAnsi="Arial"/>
@@ -7804,7 +7804,7 @@
             <w:pPr>
               <w:spacing w:after="20" w:before="0"/>
             </w:pPr>
-            <w:hyperlink w:history="1" r:id="rIdmw33cpoivh-_0k9ihzzab">
+            <w:hyperlink w:history="1" r:id="rIdlrw2qdagdcllq1j8qqk3l">
               <w:r>
                 <w:rPr>
                   <w:rFonts w:ascii="Arial" w:cs="Arial" w:eastAsia="Arial" w:hAnsi="Arial"/>
@@ -7837,7 +7837,7 @@
               <w:spacing w:after="10" w:before="0"/>
               <w:ind w:left="120"/>
             </w:pPr>
-            <w:hyperlink w:history="1" r:id="rId6pyyr_sptivl_ewco8ppa">
+            <w:hyperlink w:history="1" r:id="rIda4ninaevfh3rdjxz77fb_">
               <w:r>
                 <w:rPr>
                   <w:rFonts w:ascii="Arial" w:cs="Arial" w:eastAsia="Arial" w:hAnsi="Arial"/>
@@ -7882,7 +7882,7 @@
             <w:pPr>
               <w:spacing w:after="20" w:before="0"/>
             </w:pPr>
-            <w:hyperlink w:history="1" r:id="rId3g8veqdn-xsyksbafd7bv">
+            <w:hyperlink w:history="1" r:id="rIdubqmhnhc4rv7mceo0_f9y">
               <w:r>
                 <w:rPr>
                   <w:rFonts w:ascii="Arial" w:cs="Arial" w:eastAsia="Arial" w:hAnsi="Arial"/>
@@ -7915,7 +7915,7 @@
               <w:spacing w:after="10" w:before="0"/>
               <w:ind w:left="120"/>
             </w:pPr>
-            <w:hyperlink w:history="1" r:id="rIdoxwcncre-educhwbwecul">
+            <w:hyperlink w:history="1" r:id="rIdy_49qga4wanjvovmiepvg">
               <w:r>
                 <w:rPr>
                   <w:rFonts w:ascii="Arial" w:cs="Arial" w:eastAsia="Arial" w:hAnsi="Arial"/>
@@ -8110,7 +8110,7 @@
             <w:pPr>
               <w:spacing w:after="20" w:before="0"/>
             </w:pPr>
-            <w:hyperlink w:history="1" r:id="rIdflegz3tt3-fhn_xu4q10m">
+            <w:hyperlink w:history="1" r:id="rId_tuot_-vtflctq4xew4nb">
               <w:r>
                 <w:rPr>
                   <w:rFonts w:ascii="Arial" w:cs="Arial" w:eastAsia="Arial" w:hAnsi="Arial"/>
@@ -8143,7 +8143,7 @@
               <w:spacing w:after="10" w:before="0"/>
               <w:ind w:left="120"/>
             </w:pPr>
-            <w:hyperlink w:history="1" r:id="rIdtp2y569kbosikhne6r8qs">
+            <w:hyperlink w:history="1" r:id="rIdtq8qzmg_a4v1_ge2ocfpw">
               <w:r>
                 <w:rPr>
                   <w:rFonts w:ascii="Arial" w:cs="Arial" w:eastAsia="Arial" w:hAnsi="Arial"/>
@@ -8188,7 +8188,7 @@
             <w:pPr>
               <w:spacing w:after="20" w:before="0"/>
             </w:pPr>
-            <w:hyperlink w:history="1" r:id="rIdsbbrlh4unfocrku8s5m4w">
+            <w:hyperlink w:history="1" r:id="rIdcx4jvtybfwsg51u_hpi7c">
               <w:r>
                 <w:rPr>
                   <w:rFonts w:ascii="Arial" w:cs="Arial" w:eastAsia="Arial" w:hAnsi="Arial"/>
@@ -8221,7 +8221,7 @@
               <w:spacing w:after="10" w:before="0"/>
               <w:ind w:left="120"/>
             </w:pPr>
-            <w:hyperlink w:history="1" r:id="rId3uc-txfuyze9chtgzegx_">
+            <w:hyperlink w:history="1" r:id="rIdvic8epg1oug0rs6yoigx-">
               <w:r>
                 <w:rPr>
                   <w:rFonts w:ascii="Arial" w:cs="Arial" w:eastAsia="Arial" w:hAnsi="Arial"/>
@@ -8733,7 +8733,7 @@
         </w:rPr>
         <w:t xml:space="preserve">© 2026 SeaVuria and ARES. Aligned with KICD objectives. Developed by SeaVuria; technical implementation by ARES (with AI assistance from Claude). Licensed under </w:t>
       </w:r>
-      <w:hyperlink w:history="1" r:id="rIdfbjdsa7lmfo3_eh4wozn0">
+      <w:hyperlink w:history="1" r:id="rId1vrao9qa35iqjwwtiwgub">
         <w:r>
           <w:rPr>
             <w:rFonts w:ascii="Arial" w:cs="Arial" w:eastAsia="Arial" w:hAnsi="Arial"/>
@@ -8754,7 +8754,7 @@
         </w:rPr>
         <w:t xml:space="preserve"> (</w:t>
       </w:r>
-      <w:hyperlink w:history="1" r:id="rIdsn4utrpijs0dv1czv3knl">
+      <w:hyperlink w:history="1" r:id="rIdct2ztwl6kwugiqdssokl2">
         <w:r>
           <w:rPr>
             <w:rFonts w:ascii="Arial" w:cs="Arial" w:eastAsia="Arial" w:hAnsi="Arial"/>
@@ -9767,7 +9767,7 @@
             <w:pPr>
               <w:spacing w:after="20" w:before="0"/>
             </w:pPr>
-            <w:hyperlink w:history="1" r:id="rId3r-jnaxcrk-rcymvdgqme">
+            <w:hyperlink w:history="1" r:id="rIdwdukwjfztwbnqqd4y2uy_">
               <w:r>
                 <w:rPr>
                   <w:rFonts w:ascii="Arial" w:cs="Arial" w:eastAsia="Arial" w:hAnsi="Arial"/>
@@ -9800,7 +9800,7 @@
               <w:spacing w:after="10" w:before="0"/>
               <w:ind w:left="120"/>
             </w:pPr>
-            <w:hyperlink w:history="1" r:id="rIdjwp10nrf7d-fdb6gbot43">
+            <w:hyperlink w:history="1" r:id="rIdwshl1blxq67_pytebnpaw">
               <w:r>
                 <w:rPr>
                   <w:rFonts w:ascii="Arial" w:cs="Arial" w:eastAsia="Arial" w:hAnsi="Arial"/>
@@ -9845,7 +9845,7 @@
             <w:pPr>
               <w:spacing w:after="20" w:before="0"/>
             </w:pPr>
-            <w:hyperlink w:history="1" r:id="rIdl3qwl81u6agd50blrkblc">
+            <w:hyperlink w:history="1" r:id="rIdzwjyliqnxkbnexj68tbte">
               <w:r>
                 <w:rPr>
                   <w:rFonts w:ascii="Arial" w:cs="Arial" w:eastAsia="Arial" w:hAnsi="Arial"/>
@@ -9878,7 +9878,7 @@
               <w:spacing w:after="10" w:before="0"/>
               <w:ind w:left="120"/>
             </w:pPr>
-            <w:hyperlink w:history="1" r:id="rIdmonb6wxustpd3eq0zyotm">
+            <w:hyperlink w:history="1" r:id="rIdnjum9jrjxbn_bjerydpck">
               <w:r>
                 <w:rPr>
                   <w:rFonts w:ascii="Arial" w:cs="Arial" w:eastAsia="Arial" w:hAnsi="Arial"/>
@@ -10073,7 +10073,7 @@
             <w:pPr>
               <w:spacing w:after="20" w:before="0"/>
             </w:pPr>
-            <w:hyperlink w:history="1" r:id="rIdggr-fx5jlb8wfbdwyswrb">
+            <w:hyperlink w:history="1" r:id="rIdvzsyxr0ng6dovtqtonmbt">
               <w:r>
                 <w:rPr>
                   <w:rFonts w:ascii="Arial" w:cs="Arial" w:eastAsia="Arial" w:hAnsi="Arial"/>
@@ -10106,7 +10106,7 @@
               <w:spacing w:after="10" w:before="0"/>
               <w:ind w:left="120"/>
             </w:pPr>
-            <w:hyperlink w:history="1" r:id="rIdkjeei1xbwmlsimvxyi7jz">
+            <w:hyperlink w:history="1" r:id="rId-2k_gzffenlgfh1y0y_zj">
               <w:r>
                 <w:rPr>
                   <w:rFonts w:ascii="Arial" w:cs="Arial" w:eastAsia="Arial" w:hAnsi="Arial"/>
@@ -10151,7 +10151,7 @@
             <w:pPr>
               <w:spacing w:after="20" w:before="0"/>
             </w:pPr>
-            <w:hyperlink w:history="1" r:id="rId5opv6a0ytdprx71fgnwa5">
+            <w:hyperlink w:history="1" r:id="rId-2rqdjhperjrls2nz2vvi">
               <w:r>
                 <w:rPr>
                   <w:rFonts w:ascii="Arial" w:cs="Arial" w:eastAsia="Arial" w:hAnsi="Arial"/>
@@ -10184,7 +10184,7 @@
               <w:spacing w:after="10" w:before="0"/>
               <w:ind w:left="120"/>
             </w:pPr>
-            <w:hyperlink w:history="1" r:id="rIdbfaatn1fqpu6kicgw2rx7">
+            <w:hyperlink w:history="1" r:id="rIdzcsf_ekx5qvieghoxi4tr">
               <w:r>
                 <w:rPr>
                   <w:rFonts w:ascii="Arial" w:cs="Arial" w:eastAsia="Arial" w:hAnsi="Arial"/>
@@ -10379,7 +10379,7 @@
             <w:pPr>
               <w:spacing w:after="20" w:before="0"/>
             </w:pPr>
-            <w:hyperlink w:history="1" r:id="rIdta38ay9d9ug_nwdyopnjt">
+            <w:hyperlink w:history="1" r:id="rId2m1yd4mnuulsupxcgm5tt">
               <w:r>
                 <w:rPr>
                   <w:rFonts w:ascii="Arial" w:cs="Arial" w:eastAsia="Arial" w:hAnsi="Arial"/>
@@ -10428,7 +10428,7 @@
               <w:spacing w:after="10" w:before="0"/>
               <w:ind w:left="120"/>
             </w:pPr>
-            <w:hyperlink w:history="1" r:id="rIdygxxl3zt32bhynkva1yuo">
+            <w:hyperlink w:history="1" r:id="rIdopisw2eifqsi0a9kvhqcl">
               <w:r>
                 <w:rPr>
                   <w:rFonts w:ascii="Arial" w:cs="Arial" w:eastAsia="Arial" w:hAnsi="Arial"/>
@@ -10473,7 +10473,7 @@
             <w:pPr>
               <w:spacing w:after="20" w:before="0"/>
             </w:pPr>
-            <w:hyperlink w:history="1" r:id="rIddct20ncbl2bxfftv1bzdz">
+            <w:hyperlink w:history="1" r:id="rIdwlkotrpa_luupydpzn6jp">
               <w:r>
                 <w:rPr>
                   <w:rFonts w:ascii="Arial" w:cs="Arial" w:eastAsia="Arial" w:hAnsi="Arial"/>
@@ -10506,7 +10506,7 @@
               <w:spacing w:after="10" w:before="0"/>
               <w:ind w:left="120"/>
             </w:pPr>
-            <w:hyperlink w:history="1" r:id="rIdaboaljnzpsn14qvphvnc6">
+            <w:hyperlink w:history="1" r:id="rIddh2qbzva-0v_g7cfh0hlk">
               <w:r>
                 <w:rPr>
                   <w:rFonts w:ascii="Arial" w:cs="Arial" w:eastAsia="Arial" w:hAnsi="Arial"/>
@@ -10701,7 +10701,7 @@
             <w:pPr>
               <w:spacing w:after="20" w:before="0"/>
             </w:pPr>
-            <w:hyperlink w:history="1" r:id="rId6ke3gutprzjkd2iunxgh2">
+            <w:hyperlink w:history="1" r:id="rId-d4o6jj2mivqjfij-3zar">
               <w:r>
                 <w:rPr>
                   <w:rFonts w:ascii="Arial" w:cs="Arial" w:eastAsia="Arial" w:hAnsi="Arial"/>
@@ -10750,7 +10750,7 @@
               <w:spacing w:after="10" w:before="0"/>
               <w:ind w:left="120"/>
             </w:pPr>
-            <w:hyperlink w:history="1" r:id="rId-ah_x381f7rtv9gokbp5e">
+            <w:hyperlink w:history="1" r:id="rIdtm_xb-lbqpepivu6fikjg">
               <w:r>
                 <w:rPr>
                   <w:rFonts w:ascii="Arial" w:cs="Arial" w:eastAsia="Arial" w:hAnsi="Arial"/>
@@ -10795,7 +10795,7 @@
             <w:pPr>
               <w:spacing w:after="20" w:before="0"/>
             </w:pPr>
-            <w:hyperlink w:history="1" r:id="rIdrukwchgobvb9gv5hzrbi5">
+            <w:hyperlink w:history="1" r:id="rId3knfvm2j78rp7z_2gjr6n">
               <w:r>
                 <w:rPr>
                   <w:rFonts w:ascii="Arial" w:cs="Arial" w:eastAsia="Arial" w:hAnsi="Arial"/>
@@ -10828,7 +10828,7 @@
               <w:spacing w:after="10" w:before="0"/>
               <w:ind w:left="120"/>
             </w:pPr>
-            <w:hyperlink w:history="1" r:id="rIdxfmnfjxm4-vqbcyv3lkhu">
+            <w:hyperlink w:history="1" r:id="rIdmgqrz1bm8jomomtvfy1vj">
               <w:r>
                 <w:rPr>
                   <w:rFonts w:ascii="Arial" w:cs="Arial" w:eastAsia="Arial" w:hAnsi="Arial"/>
@@ -11023,7 +11023,7 @@
             <w:pPr>
               <w:spacing w:after="20" w:before="0"/>
             </w:pPr>
-            <w:hyperlink w:history="1" r:id="rIdtvlsdgff9dhqmb0symi6g">
+            <w:hyperlink w:history="1" r:id="rIdufjqpu3g4m0lspqpend_v">
               <w:r>
                 <w:rPr>
                   <w:rFonts w:ascii="Arial" w:cs="Arial" w:eastAsia="Arial" w:hAnsi="Arial"/>
@@ -11072,7 +11072,7 @@
               <w:spacing w:after="10" w:before="0"/>
               <w:ind w:left="120"/>
             </w:pPr>
-            <w:hyperlink w:history="1" r:id="rIdcoqrn3gaett2vsak-t8r4">
+            <w:hyperlink w:history="1" r:id="rIdw3j1f15u06pbwzcegofnk">
               <w:r>
                 <w:rPr>
                   <w:rFonts w:ascii="Arial" w:cs="Arial" w:eastAsia="Arial" w:hAnsi="Arial"/>
@@ -11117,7 +11117,7 @@
             <w:pPr>
               <w:spacing w:after="20" w:before="0"/>
             </w:pPr>
-            <w:hyperlink w:history="1" r:id="rIdhgr3k3f6podyeij7hi8oq">
+            <w:hyperlink w:history="1" r:id="rIdkiury6vroq89zesgy3qjg">
               <w:r>
                 <w:rPr>
                   <w:rFonts w:ascii="Arial" w:cs="Arial" w:eastAsia="Arial" w:hAnsi="Arial"/>
@@ -11166,7 +11166,7 @@
               <w:spacing w:after="10" w:before="0"/>
               <w:ind w:left="120"/>
             </w:pPr>
-            <w:hyperlink w:history="1" r:id="rIderq5chadkzdpkgk_sxd_k">
+            <w:hyperlink w:history="1" r:id="rIdw-30fgzozmxef_l0jnnop">
               <w:r>
                 <w:rPr>
                   <w:rFonts w:ascii="Arial" w:cs="Arial" w:eastAsia="Arial" w:hAnsi="Arial"/>
@@ -11678,7 +11678,7 @@
         </w:rPr>
         <w:t xml:space="preserve">© 2026 SeaVuria and ARES. Aligned with KICD objectives. Developed by SeaVuria; technical implementation by ARES (with AI assistance from Claude). Licensed under </w:t>
       </w:r>
-      <w:hyperlink w:history="1" r:id="rIdc2bpu7vhpgae4puzct6gw">
+      <w:hyperlink w:history="1" r:id="rIdzqd5iel8-3tfcufj0qtai">
         <w:r>
           <w:rPr>
             <w:rFonts w:ascii="Arial" w:cs="Arial" w:eastAsia="Arial" w:hAnsi="Arial"/>
@@ -11699,7 +11699,7 @@
         </w:rPr>
         <w:t xml:space="preserve"> (</w:t>
       </w:r>
-      <w:hyperlink w:history="1" r:id="rId_soh0hn6mo2vrnqv0mk0q">
+      <w:hyperlink w:history="1" r:id="rId5hgx95zrtnia6hgjs7ahg">
         <w:r>
           <w:rPr>
             <w:rFonts w:ascii="Arial" w:cs="Arial" w:eastAsia="Arial" w:hAnsi="Arial"/>
@@ -12712,7 +12712,7 @@
             <w:pPr>
               <w:spacing w:after="20" w:before="0"/>
             </w:pPr>
-            <w:hyperlink w:history="1" r:id="rIdsjoypigyufyzx5yx7ibct">
+            <w:hyperlink w:history="1" r:id="rIdhdwvy-v0opp4jvdobfxft">
               <w:r>
                 <w:rPr>
                   <w:rFonts w:ascii="Arial" w:cs="Arial" w:eastAsia="Arial" w:hAnsi="Arial"/>
@@ -12745,7 +12745,7 @@
               <w:spacing w:after="10" w:before="0"/>
               <w:ind w:left="120"/>
             </w:pPr>
-            <w:hyperlink w:history="1" r:id="rIdrgggk75bdfev-czhtuk7g">
+            <w:hyperlink w:history="1" r:id="rId-o4vfgh_hmprgkdfnhqsh">
               <w:r>
                 <w:rPr>
                   <w:rFonts w:ascii="Arial" w:cs="Arial" w:eastAsia="Arial" w:hAnsi="Arial"/>
@@ -12790,7 +12790,7 @@
             <w:pPr>
               <w:spacing w:after="20" w:before="0"/>
             </w:pPr>
-            <w:hyperlink w:history="1" r:id="rIdqa-anqkygb-rxutgo92dy">
+            <w:hyperlink w:history="1" r:id="rIdfinzvpfdkoybdsknwjwcv">
               <w:r>
                 <w:rPr>
                   <w:rFonts w:ascii="Arial" w:cs="Arial" w:eastAsia="Arial" w:hAnsi="Arial"/>
@@ -12823,7 +12823,7 @@
               <w:spacing w:after="10" w:before="0"/>
               <w:ind w:left="120"/>
             </w:pPr>
-            <w:hyperlink w:history="1" r:id="rIdlezcnrkgxs3galf3jrkkf">
+            <w:hyperlink w:history="1" r:id="rIdugxf9abcghvx2_jutgp4h">
               <w:r>
                 <w:rPr>
                   <w:rFonts w:ascii="Arial" w:cs="Arial" w:eastAsia="Arial" w:hAnsi="Arial"/>
@@ -13018,7 +13018,7 @@
             <w:pPr>
               <w:spacing w:after="20" w:before="0"/>
             </w:pPr>
-            <w:hyperlink w:history="1" r:id="rIdpmhntfsyrhj9smuto2sc2">
+            <w:hyperlink w:history="1" r:id="rId6wwlbbfkucby75-n8-rzv">
               <w:r>
                 <w:rPr>
                   <w:rFonts w:ascii="Arial" w:cs="Arial" w:eastAsia="Arial" w:hAnsi="Arial"/>
@@ -13051,7 +13051,7 @@
               <w:spacing w:after="10" w:before="0"/>
               <w:ind w:left="120"/>
             </w:pPr>
-            <w:hyperlink w:history="1" r:id="rIdzx8uc70u65s38ni6k4oss">
+            <w:hyperlink w:history="1" r:id="rIdeem1cjikg6vad3m9qndf3">
               <w:r>
                 <w:rPr>
                   <w:rFonts w:ascii="Arial" w:cs="Arial" w:eastAsia="Arial" w:hAnsi="Arial"/>
@@ -13096,7 +13096,7 @@
             <w:pPr>
               <w:spacing w:after="20" w:before="0"/>
             </w:pPr>
-            <w:hyperlink w:history="1" r:id="rId_vi1fia0mxjtdm2pkzem9">
+            <w:hyperlink w:history="1" r:id="rIddpt_0dcvowlggntcu5psp">
               <w:r>
                 <w:rPr>
                   <w:rFonts w:ascii="Arial" w:cs="Arial" w:eastAsia="Arial" w:hAnsi="Arial"/>
@@ -13129,7 +13129,7 @@
               <w:spacing w:after="10" w:before="0"/>
               <w:ind w:left="120"/>
             </w:pPr>
-            <w:hyperlink w:history="1" r:id="rId8hi7ornyljrvmgh5r_hl0">
+            <w:hyperlink w:history="1" r:id="rIdp7cpyjanxqnhj17o4bywc">
               <w:r>
                 <w:rPr>
                   <w:rFonts w:ascii="Arial" w:cs="Arial" w:eastAsia="Arial" w:hAnsi="Arial"/>
@@ -13324,7 +13324,7 @@
             <w:pPr>
               <w:spacing w:after="20" w:before="0"/>
             </w:pPr>
-            <w:hyperlink w:history="1" r:id="rIdz6drs5xdtsmuhpzzppzny">
+            <w:hyperlink w:history="1" r:id="rIduvpuyydr8t1ys9sprnggc">
               <w:r>
                 <w:rPr>
                   <w:rFonts w:ascii="Arial" w:cs="Arial" w:eastAsia="Arial" w:hAnsi="Arial"/>
@@ -13357,7 +13357,7 @@
               <w:spacing w:after="10" w:before="0"/>
               <w:ind w:left="120"/>
             </w:pPr>
-            <w:hyperlink w:history="1" r:id="rIdrccufkfeoxnlxwfos02p8">
+            <w:hyperlink w:history="1" r:id="rIdj4ezvymawqwfdqm43jsz-">
               <w:r>
                 <w:rPr>
                   <w:rFonts w:ascii="Arial" w:cs="Arial" w:eastAsia="Arial" w:hAnsi="Arial"/>
@@ -13402,7 +13402,7 @@
             <w:pPr>
               <w:spacing w:after="20" w:before="0"/>
             </w:pPr>
-            <w:hyperlink w:history="1" r:id="rIdnzd_nzvp7sj9rc4vgffk9">
+            <w:hyperlink w:history="1" r:id="rIdtm97m1jawk0xhpv59qd8f">
               <w:r>
                 <w:rPr>
                   <w:rFonts w:ascii="Arial" w:cs="Arial" w:eastAsia="Arial" w:hAnsi="Arial"/>
@@ -13435,7 +13435,7 @@
               <w:spacing w:after="10" w:before="0"/>
               <w:ind w:left="120"/>
             </w:pPr>
-            <w:hyperlink w:history="1" r:id="rId0vevmnsoojhyyvduvt6u1">
+            <w:hyperlink w:history="1" r:id="rIddmgl-xujtxtwqvz4w48gy">
               <w:r>
                 <w:rPr>
                   <w:rFonts w:ascii="Arial" w:cs="Arial" w:eastAsia="Arial" w:hAnsi="Arial"/>
@@ -13630,7 +13630,7 @@
             <w:pPr>
               <w:spacing w:after="20" w:before="0"/>
             </w:pPr>
-            <w:hyperlink w:history="1" r:id="rId5iyqtrk2yvuxit7qt6dus">
+            <w:hyperlink w:history="1" r:id="rId7fjv15afkqxzjcimdkgh8">
               <w:r>
                 <w:rPr>
                   <w:rFonts w:ascii="Arial" w:cs="Arial" w:eastAsia="Arial" w:hAnsi="Arial"/>
@@ -13663,7 +13663,7 @@
               <w:spacing w:after="10" w:before="0"/>
               <w:ind w:left="120"/>
             </w:pPr>
-            <w:hyperlink w:history="1" r:id="rIdotiyzal4nf9qh4uqpzj45">
+            <w:hyperlink w:history="1" r:id="rIdz30j1abojeejxlikmhhxw">
               <w:r>
                 <w:rPr>
                   <w:rFonts w:ascii="Arial" w:cs="Arial" w:eastAsia="Arial" w:hAnsi="Arial"/>
@@ -13708,7 +13708,7 @@
             <w:pPr>
               <w:spacing w:after="20" w:before="0"/>
             </w:pPr>
-            <w:hyperlink w:history="1" r:id="rIdoqb3jd7k_syfy7ak8s6fi">
+            <w:hyperlink w:history="1" r:id="rIdp0wucbfvzsc5qmgqo1_he">
               <w:r>
                 <w:rPr>
                   <w:rFonts w:ascii="Arial" w:cs="Arial" w:eastAsia="Arial" w:hAnsi="Arial"/>
@@ -13741,7 +13741,7 @@
               <w:spacing w:after="10" w:before="0"/>
               <w:ind w:left="120"/>
             </w:pPr>
-            <w:hyperlink w:history="1" r:id="rIdkstpwh2-0dbm7rl8c9vm1">
+            <w:hyperlink w:history="1" r:id="rIdrgkxebdfuj50ctvv1ehw0">
               <w:r>
                 <w:rPr>
                   <w:rFonts w:ascii="Arial" w:cs="Arial" w:eastAsia="Arial" w:hAnsi="Arial"/>
@@ -13936,7 +13936,7 @@
             <w:pPr>
               <w:spacing w:after="20" w:before="0"/>
             </w:pPr>
-            <w:hyperlink w:history="1" r:id="rIdkmuf5hqoljemp_5echyg4">
+            <w:hyperlink w:history="1" r:id="rIdr06wgw4shb3j4nyhi1ynw">
               <w:r>
                 <w:rPr>
                   <w:rFonts w:ascii="Arial" w:cs="Arial" w:eastAsia="Arial" w:hAnsi="Arial"/>
@@ -13969,7 +13969,7 @@
               <w:spacing w:after="10" w:before="0"/>
               <w:ind w:left="120"/>
             </w:pPr>
-            <w:hyperlink w:history="1" r:id="rIdkhrlldp3bg_fsd1x0zis9">
+            <w:hyperlink w:history="1" r:id="rId_pash0t5uvv69ye3lgrv4">
               <w:r>
                 <w:rPr>
                   <w:rFonts w:ascii="Arial" w:cs="Arial" w:eastAsia="Arial" w:hAnsi="Arial"/>
@@ -14014,7 +14014,7 @@
             <w:pPr>
               <w:spacing w:after="20" w:before="0"/>
             </w:pPr>
-            <w:hyperlink w:history="1" r:id="rIdbljalzh9rs0xbrfaj0kpg">
+            <w:hyperlink w:history="1" r:id="rIdx06wxai6ctcjdwdkpje_i">
               <w:r>
                 <w:rPr>
                   <w:rFonts w:ascii="Arial" w:cs="Arial" w:eastAsia="Arial" w:hAnsi="Arial"/>
@@ -14063,7 +14063,7 @@
               <w:spacing w:after="10" w:before="0"/>
               <w:ind w:left="120"/>
             </w:pPr>
-            <w:hyperlink w:history="1" r:id="rIdizidv-bjofclvxtm1wk-h">
+            <w:hyperlink w:history="1" r:id="rIdlio3pfgzt-yf4ns6zo_9x">
               <w:r>
                 <w:rPr>
                   <w:rFonts w:ascii="Arial" w:cs="Arial" w:eastAsia="Arial" w:hAnsi="Arial"/>
@@ -14575,7 +14575,7 @@
         </w:rPr>
         <w:t xml:space="preserve">© 2026 SeaVuria and ARES. Aligned with KICD objectives. Developed by SeaVuria; technical implementation by ARES (with AI assistance from Claude). Licensed under </w:t>
       </w:r>
-      <w:hyperlink w:history="1" r:id="rIdxtjarw-b_t0kxgmudg3tk">
+      <w:hyperlink w:history="1" r:id="rId-8tlth4akbbakkdco-mjd">
         <w:r>
           <w:rPr>
             <w:rFonts w:ascii="Arial" w:cs="Arial" w:eastAsia="Arial" w:hAnsi="Arial"/>
@@ -14596,7 +14596,7 @@
         </w:rPr>
         <w:t xml:space="preserve"> (</w:t>
       </w:r>
-      <w:hyperlink w:history="1" r:id="rIdl-rvo3egxjwn_uqlx-5al">
+      <w:hyperlink w:history="1" r:id="rIdow2hcv3p9ivex5ufh28lj">
         <w:r>
           <w:rPr>
             <w:rFonts w:ascii="Arial" w:cs="Arial" w:eastAsia="Arial" w:hAnsi="Arial"/>
@@ -15609,7 +15609,7 @@
             <w:pPr>
               <w:spacing w:after="20" w:before="0"/>
             </w:pPr>
-            <w:hyperlink w:history="1" r:id="rIdb_29lypdsx2diax3vqemc">
+            <w:hyperlink w:history="1" r:id="rId81svq-ecpnwzqecpbxjnr">
               <w:r>
                 <w:rPr>
                   <w:rFonts w:ascii="Arial" w:cs="Arial" w:eastAsia="Arial" w:hAnsi="Arial"/>
@@ -15642,7 +15642,7 @@
               <w:spacing w:after="10" w:before="0"/>
               <w:ind w:left="120"/>
             </w:pPr>
-            <w:hyperlink w:history="1" r:id="rId9eavhtjfh4thfhgqvzltw">
+            <w:hyperlink w:history="1" r:id="rId-fudpgzh7z-b1x0swmjzi">
               <w:r>
                 <w:rPr>
                   <w:rFonts w:ascii="Arial" w:cs="Arial" w:eastAsia="Arial" w:hAnsi="Arial"/>
@@ -15687,7 +15687,7 @@
             <w:pPr>
               <w:spacing w:after="20" w:before="0"/>
             </w:pPr>
-            <w:hyperlink w:history="1" r:id="rIdwo1luydqwnukmo7kanj8n">
+            <w:hyperlink w:history="1" r:id="rIdmzv_9gyuhktckxspbr8mj">
               <w:r>
                 <w:rPr>
                   <w:rFonts w:ascii="Arial" w:cs="Arial" w:eastAsia="Arial" w:hAnsi="Arial"/>
@@ -15720,7 +15720,7 @@
               <w:spacing w:after="10" w:before="0"/>
               <w:ind w:left="120"/>
             </w:pPr>
-            <w:hyperlink w:history="1" r:id="rId3obc5yn2b5nxwdkyfn3d0">
+            <w:hyperlink w:history="1" r:id="rIdcasfqqet1gggpmz2sqj25">
               <w:r>
                 <w:rPr>
                   <w:rFonts w:ascii="Arial" w:cs="Arial" w:eastAsia="Arial" w:hAnsi="Arial"/>
@@ -15915,7 +15915,7 @@
             <w:pPr>
               <w:spacing w:after="20" w:before="0"/>
             </w:pPr>
-            <w:hyperlink w:history="1" r:id="rIdo_lyzmlhrsuwxvhapzzgy">
+            <w:hyperlink w:history="1" r:id="rIdpevs3jwmhofxz_sudxs3w">
               <w:r>
                 <w:rPr>
                   <w:rFonts w:ascii="Arial" w:cs="Arial" w:eastAsia="Arial" w:hAnsi="Arial"/>
@@ -15948,7 +15948,7 @@
               <w:spacing w:after="10" w:before="0"/>
               <w:ind w:left="120"/>
             </w:pPr>
-            <w:hyperlink w:history="1" r:id="rIddh4-ktk_rwz1elksgazsb">
+            <w:hyperlink w:history="1" r:id="rIdncaia3cs7zrokkhexm2t7">
               <w:r>
                 <w:rPr>
                   <w:rFonts w:ascii="Arial" w:cs="Arial" w:eastAsia="Arial" w:hAnsi="Arial"/>
@@ -15993,7 +15993,7 @@
             <w:pPr>
               <w:spacing w:after="20" w:before="0"/>
             </w:pPr>
-            <w:hyperlink w:history="1" r:id="rIdmcgtb7vb14bfvdykdgm0j">
+            <w:hyperlink w:history="1" r:id="rIdcfujmqshxm8sk2skiuwg9">
               <w:r>
                 <w:rPr>
                   <w:rFonts w:ascii="Arial" w:cs="Arial" w:eastAsia="Arial" w:hAnsi="Arial"/>
@@ -16026,7 +16026,7 @@
               <w:spacing w:after="10" w:before="0"/>
               <w:ind w:left="120"/>
             </w:pPr>
-            <w:hyperlink w:history="1" r:id="rIdos9k_rdhpzdfihmufyaow">
+            <w:hyperlink w:history="1" r:id="rIdw6dbmhovjmowvewafjsgi">
               <w:r>
                 <w:rPr>
                   <w:rFonts w:ascii="Arial" w:cs="Arial" w:eastAsia="Arial" w:hAnsi="Arial"/>
@@ -16221,7 +16221,7 @@
             <w:pPr>
               <w:spacing w:after="20" w:before="0"/>
             </w:pPr>
-            <w:hyperlink w:history="1" r:id="rIdsnpaemxvl9qhqmy7vmzj-">
+            <w:hyperlink w:history="1" r:id="rIdyo4gv1lenonfiofluhpvl">
               <w:r>
                 <w:rPr>
                   <w:rFonts w:ascii="Arial" w:cs="Arial" w:eastAsia="Arial" w:hAnsi="Arial"/>
@@ -16254,7 +16254,7 @@
               <w:spacing w:after="10" w:before="0"/>
               <w:ind w:left="120"/>
             </w:pPr>
-            <w:hyperlink w:history="1" r:id="rIdd_wzmtxp2d41sguakfk5u">
+            <w:hyperlink w:history="1" r:id="rIdok0t0qponqbdiyka0qaku">
               <w:r>
                 <w:rPr>
                   <w:rFonts w:ascii="Arial" w:cs="Arial" w:eastAsia="Arial" w:hAnsi="Arial"/>
@@ -16299,7 +16299,7 @@
             <w:pPr>
               <w:spacing w:after="20" w:before="0"/>
             </w:pPr>
-            <w:hyperlink w:history="1" r:id="rIdcmzhvekgowb6yqgmjlz27">
+            <w:hyperlink w:history="1" r:id="rId8xkqaclzxtquukyu_gb2z">
               <w:r>
                 <w:rPr>
                   <w:rFonts w:ascii="Arial" w:cs="Arial" w:eastAsia="Arial" w:hAnsi="Arial"/>
@@ -16332,7 +16332,7 @@
               <w:spacing w:after="10" w:before="0"/>
               <w:ind w:left="120"/>
             </w:pPr>
-            <w:hyperlink w:history="1" r:id="rId5lmtqerougai-xb14mlv7">
+            <w:hyperlink w:history="1" r:id="rIdjiqdgzu1rib7gugszwmla">
               <w:r>
                 <w:rPr>
                   <w:rFonts w:ascii="Arial" w:cs="Arial" w:eastAsia="Arial" w:hAnsi="Arial"/>
@@ -16527,7 +16527,7 @@
             <w:pPr>
               <w:spacing w:after="20" w:before="0"/>
             </w:pPr>
-            <w:hyperlink w:history="1" r:id="rIduqbrulzbiw--cnd7h8__q">
+            <w:hyperlink w:history="1" r:id="rIdhxx-nqrgwc-apbvha06h-">
               <w:r>
                 <w:rPr>
                   <w:rFonts w:ascii="Arial" w:cs="Arial" w:eastAsia="Arial" w:hAnsi="Arial"/>
@@ -16560,7 +16560,7 @@
               <w:spacing w:after="10" w:before="0"/>
               <w:ind w:left="120"/>
             </w:pPr>
-            <w:hyperlink w:history="1" r:id="rIdqkgeu-akvoyzqbdaik8i-">
+            <w:hyperlink w:history="1" r:id="rIdfbccfnqgdua1ot_zflky6">
               <w:r>
                 <w:rPr>
                   <w:rFonts w:ascii="Arial" w:cs="Arial" w:eastAsia="Arial" w:hAnsi="Arial"/>
@@ -16605,7 +16605,7 @@
             <w:pPr>
               <w:spacing w:after="20" w:before="0"/>
             </w:pPr>
-            <w:hyperlink w:history="1" r:id="rIdykyulim40deqyicytm5ro">
+            <w:hyperlink w:history="1" r:id="rId9nzqokxivtg7kxgbkmqps">
               <w:r>
                 <w:rPr>
                   <w:rFonts w:ascii="Arial" w:cs="Arial" w:eastAsia="Arial" w:hAnsi="Arial"/>
@@ -16638,7 +16638,7 @@
               <w:spacing w:after="10" w:before="0"/>
               <w:ind w:left="120"/>
             </w:pPr>
-            <w:hyperlink w:history="1" r:id="rIdlbbgcgq6wulg-6jxco02p">
+            <w:hyperlink w:history="1" r:id="rIdw_ljpkskbrvbz1xio17kl">
               <w:r>
                 <w:rPr>
                   <w:rFonts w:ascii="Arial" w:cs="Arial" w:eastAsia="Arial" w:hAnsi="Arial"/>
@@ -16833,7 +16833,7 @@
             <w:pPr>
               <w:spacing w:after="20" w:before="0"/>
             </w:pPr>
-            <w:hyperlink w:history="1" r:id="rIdgpd2j7rp1vci_b-qrj6gi">
+            <w:hyperlink w:history="1" r:id="rIdhqodqtk4ml_x4zg_fcgae">
               <w:r>
                 <w:rPr>
                   <w:rFonts w:ascii="Arial" w:cs="Arial" w:eastAsia="Arial" w:hAnsi="Arial"/>
@@ -16866,7 +16866,7 @@
               <w:spacing w:after="10" w:before="0"/>
               <w:ind w:left="120"/>
             </w:pPr>
-            <w:hyperlink w:history="1" r:id="rIdiowbjaztpzyla2gid9ucl">
+            <w:hyperlink w:history="1" r:id="rIdetumc4r7ijbowcim6byp0">
               <w:r>
                 <w:rPr>
                   <w:rFonts w:ascii="Arial" w:cs="Arial" w:eastAsia="Arial" w:hAnsi="Arial"/>
@@ -16911,7 +16911,7 @@
             <w:pPr>
               <w:spacing w:after="20" w:before="0"/>
             </w:pPr>
-            <w:hyperlink w:history="1" r:id="rIdcfbo_ylk9p5ksm80jge7w">
+            <w:hyperlink w:history="1" r:id="rIdtarzlz3a9ykjv7lpfsyfq">
               <w:r>
                 <w:rPr>
                   <w:rFonts w:ascii="Arial" w:cs="Arial" w:eastAsia="Arial" w:hAnsi="Arial"/>
@@ -16944,7 +16944,7 @@
               <w:spacing w:after="10" w:before="0"/>
               <w:ind w:left="120"/>
             </w:pPr>
-            <w:hyperlink w:history="1" r:id="rId9ucaq5lv59stzgz6sdsgq">
+            <w:hyperlink w:history="1" r:id="rIdfbsxmznsmvxhhaqgneva3">
               <w:r>
                 <w:rPr>
                   <w:rFonts w:ascii="Arial" w:cs="Arial" w:eastAsia="Arial" w:hAnsi="Arial"/>
@@ -17456,7 +17456,7 @@
         </w:rPr>
         <w:t xml:space="preserve">© 2026 SeaVuria and ARES. Aligned with KICD objectives. Developed by SeaVuria; technical implementation by ARES (with AI assistance from Claude). Licensed under </w:t>
       </w:r>
-      <w:hyperlink w:history="1" r:id="rIdk9zuyzzzb6xn70hbmenbp">
+      <w:hyperlink w:history="1" r:id="rIdewp3hedcjnr54ezhzzixs">
         <w:r>
           <w:rPr>
             <w:rFonts w:ascii="Arial" w:cs="Arial" w:eastAsia="Arial" w:hAnsi="Arial"/>
@@ -17477,7 +17477,7 @@
         </w:rPr>
         <w:t xml:space="preserve"> (</w:t>
       </w:r>
-      <w:hyperlink w:history="1" r:id="rIdawjjziycu5fd5ggrvmujy">
+      <w:hyperlink w:history="1" r:id="rIdtyrjp_569aq_mhy99_1lt">
         <w:r>
           <w:rPr>
             <w:rFonts w:ascii="Arial" w:cs="Arial" w:eastAsia="Arial" w:hAnsi="Arial"/>
@@ -18490,7 +18490,7 @@
             <w:pPr>
               <w:spacing w:after="20" w:before="0"/>
             </w:pPr>
-            <w:hyperlink w:history="1" r:id="rIdhiil8xflx21xiyshyn-nb">
+            <w:hyperlink w:history="1" r:id="rIdt_9ngjaj_vn5lqpvo7z-f">
               <w:r>
                 <w:rPr>
                   <w:rFonts w:ascii="Arial" w:cs="Arial" w:eastAsia="Arial" w:hAnsi="Arial"/>
@@ -18523,7 +18523,7 @@
               <w:spacing w:after="10" w:before="0"/>
               <w:ind w:left="120"/>
             </w:pPr>
-            <w:hyperlink w:history="1" r:id="rIdbmoc3t538_acfl-xtffna">
+            <w:hyperlink w:history="1" r:id="rIdkkx9o6nwu55uhzjwwpbby">
               <w:r>
                 <w:rPr>
                   <w:rFonts w:ascii="Arial" w:cs="Arial" w:eastAsia="Arial" w:hAnsi="Arial"/>
@@ -18568,7 +18568,7 @@
             <w:pPr>
               <w:spacing w:after="20" w:before="0"/>
             </w:pPr>
-            <w:hyperlink w:history="1" r:id="rIdczb_kauuk2vjfegqsnpqe">
+            <w:hyperlink w:history="1" r:id="rId392ynvg2b6xiextfhpjnx">
               <w:r>
                 <w:rPr>
                   <w:rFonts w:ascii="Arial" w:cs="Arial" w:eastAsia="Arial" w:hAnsi="Arial"/>
@@ -18601,7 +18601,7 @@
               <w:spacing w:after="10" w:before="0"/>
               <w:ind w:left="120"/>
             </w:pPr>
-            <w:hyperlink w:history="1" r:id="rIdl2spcr3af18yisu-5w8or">
+            <w:hyperlink w:history="1" r:id="rIdr_vjqp0j0pr3tzwic6ny6">
               <w:r>
                 <w:rPr>
                   <w:rFonts w:ascii="Arial" w:cs="Arial" w:eastAsia="Arial" w:hAnsi="Arial"/>
@@ -18796,7 +18796,7 @@
             <w:pPr>
               <w:spacing w:after="20" w:before="0"/>
             </w:pPr>
-            <w:hyperlink w:history="1" r:id="rIdf6pjui54itkfk3ifvs8ve">
+            <w:hyperlink w:history="1" r:id="rIdxzfb0pkdu-opstmg_89sc">
               <w:r>
                 <w:rPr>
                   <w:rFonts w:ascii="Arial" w:cs="Arial" w:eastAsia="Arial" w:hAnsi="Arial"/>
@@ -18829,7 +18829,7 @@
               <w:spacing w:after="10" w:before="0"/>
               <w:ind w:left="120"/>
             </w:pPr>
-            <w:hyperlink w:history="1" r:id="rId-7clvlmtgxvtus5qr-9kr">
+            <w:hyperlink w:history="1" r:id="rIdouzvabitdtbkgnjyu2mkr">
               <w:r>
                 <w:rPr>
                   <w:rFonts w:ascii="Arial" w:cs="Arial" w:eastAsia="Arial" w:hAnsi="Arial"/>
@@ -18874,7 +18874,7 @@
             <w:pPr>
               <w:spacing w:after="20" w:before="0"/>
             </w:pPr>
-            <w:hyperlink w:history="1" r:id="rIdqdy-6y7rqtqx8aauci49i">
+            <w:hyperlink w:history="1" r:id="rId7qwk7jt2iv8001gi-rqp_">
               <w:r>
                 <w:rPr>
                   <w:rFonts w:ascii="Arial" w:cs="Arial" w:eastAsia="Arial" w:hAnsi="Arial"/>
@@ -18907,7 +18907,7 @@
               <w:spacing w:after="10" w:before="0"/>
               <w:ind w:left="120"/>
             </w:pPr>
-            <w:hyperlink w:history="1" r:id="rIdy8ty-3ks5qrs7pwfkswec">
+            <w:hyperlink w:history="1" r:id="rId_scfsnqamquvwfjwlitur">
               <w:r>
                 <w:rPr>
                   <w:rFonts w:ascii="Arial" w:cs="Arial" w:eastAsia="Arial" w:hAnsi="Arial"/>
@@ -19102,7 +19102,7 @@
             <w:pPr>
               <w:spacing w:after="20" w:before="0"/>
             </w:pPr>
-            <w:hyperlink w:history="1" r:id="rId0wxaipxrgf9y10kfypw8l">
+            <w:hyperlink w:history="1" r:id="rIde2lbftjpc2lv1dvmssfdq">
               <w:r>
                 <w:rPr>
                   <w:rFonts w:ascii="Arial" w:cs="Arial" w:eastAsia="Arial" w:hAnsi="Arial"/>
@@ -19135,7 +19135,7 @@
               <w:spacing w:after="10" w:before="0"/>
               <w:ind w:left="120"/>
             </w:pPr>
-            <w:hyperlink w:history="1" r:id="rId1ek7kpxl604idg9q6z0mb">
+            <w:hyperlink w:history="1" r:id="rIdeo1e8dywobipqnjxpnnhh">
               <w:r>
                 <w:rPr>
                   <w:rFonts w:ascii="Arial" w:cs="Arial" w:eastAsia="Arial" w:hAnsi="Arial"/>
@@ -19180,7 +19180,7 @@
             <w:pPr>
               <w:spacing w:after="20" w:before="0"/>
             </w:pPr>
-            <w:hyperlink w:history="1" r:id="rIdqsnhq-yscm5gqds8mspxt">
+            <w:hyperlink w:history="1" r:id="rId-ikhdx4akiq2meeud2kgp">
               <w:r>
                 <w:rPr>
                   <w:rFonts w:ascii="Arial" w:cs="Arial" w:eastAsia="Arial" w:hAnsi="Arial"/>
@@ -19213,7 +19213,7 @@
               <w:spacing w:after="10" w:before="0"/>
               <w:ind w:left="120"/>
             </w:pPr>
-            <w:hyperlink w:history="1" r:id="rIdp33nrmljutj6a4bkjrw8n">
+            <w:hyperlink w:history="1" r:id="rIdekhe9xt1mrabijwmdro5v">
               <w:r>
                 <w:rPr>
                   <w:rFonts w:ascii="Arial" w:cs="Arial" w:eastAsia="Arial" w:hAnsi="Arial"/>
@@ -19408,7 +19408,7 @@
             <w:pPr>
               <w:spacing w:after="20" w:before="0"/>
             </w:pPr>
-            <w:hyperlink w:history="1" r:id="rIdkji4zwphdqw1qrtkzthre">
+            <w:hyperlink w:history="1" r:id="rId_4rocxolr75emdik5ib2z">
               <w:r>
                 <w:rPr>
                   <w:rFonts w:ascii="Arial" w:cs="Arial" w:eastAsia="Arial" w:hAnsi="Arial"/>
@@ -19441,7 +19441,7 @@
               <w:spacing w:after="10" w:before="0"/>
               <w:ind w:left="120"/>
             </w:pPr>
-            <w:hyperlink w:history="1" r:id="rId3i5-pbdwtha7ryormynpg">
+            <w:hyperlink w:history="1" r:id="rIdkeimebtdjba-rxtzjhloi">
               <w:r>
                 <w:rPr>
                   <w:rFonts w:ascii="Arial" w:cs="Arial" w:eastAsia="Arial" w:hAnsi="Arial"/>
@@ -19486,7 +19486,7 @@
             <w:pPr>
               <w:spacing w:after="20" w:before="0"/>
             </w:pPr>
-            <w:hyperlink w:history="1" r:id="rIdc4z5oslg5jcvrzkbrjr6i">
+            <w:hyperlink w:history="1" r:id="rId3bzwn0b9h_kxphnrev-1b">
               <w:r>
                 <w:rPr>
                   <w:rFonts w:ascii="Arial" w:cs="Arial" w:eastAsia="Arial" w:hAnsi="Arial"/>
@@ -19519,7 +19519,7 @@
               <w:spacing w:after="10" w:before="0"/>
               <w:ind w:left="120"/>
             </w:pPr>
-            <w:hyperlink w:history="1" r:id="rId-ypuknjamlv4_cjheto6x">
+            <w:hyperlink w:history="1" r:id="rIdxh-ehpqqhkjuu959xogqv">
               <w:r>
                 <w:rPr>
                   <w:rFonts w:ascii="Arial" w:cs="Arial" w:eastAsia="Arial" w:hAnsi="Arial"/>
@@ -19714,7 +19714,7 @@
             <w:pPr>
               <w:spacing w:after="20" w:before="0"/>
             </w:pPr>
-            <w:hyperlink w:history="1" r:id="rId7fpp8kt8cjskliqi6b3wp">
+            <w:hyperlink w:history="1" r:id="rIdcmhp4hzq1hk1uodyf_zcp">
               <w:r>
                 <w:rPr>
                   <w:rFonts w:ascii="Arial" w:cs="Arial" w:eastAsia="Arial" w:hAnsi="Arial"/>
@@ -19747,7 +19747,7 @@
               <w:spacing w:after="10" w:before="0"/>
               <w:ind w:left="120"/>
             </w:pPr>
-            <w:hyperlink w:history="1" r:id="rIdfommplv6wlgstwx-slhrh">
+            <w:hyperlink w:history="1" r:id="rIddld-bxwsbqmakjskbb0on">
               <w:r>
                 <w:rPr>
                   <w:rFonts w:ascii="Arial" w:cs="Arial" w:eastAsia="Arial" w:hAnsi="Arial"/>
@@ -19792,7 +19792,7 @@
             <w:pPr>
               <w:spacing w:after="20" w:before="0"/>
             </w:pPr>
-            <w:hyperlink w:history="1" r:id="rIdhflrphoqytr3eeffshvfg">
+            <w:hyperlink w:history="1" r:id="rIdio1on0_dxk98p0fe_zqvj">
               <w:r>
                 <w:rPr>
                   <w:rFonts w:ascii="Arial" w:cs="Arial" w:eastAsia="Arial" w:hAnsi="Arial"/>
@@ -19825,7 +19825,7 @@
               <w:spacing w:after="10" w:before="0"/>
               <w:ind w:left="120"/>
             </w:pPr>
-            <w:hyperlink w:history="1" r:id="rIdtm-nxswfadu81j9le-wwg">
+            <w:hyperlink w:history="1" r:id="rIdyasdbl9bkrfdj0ajjncv5">
               <w:r>
                 <w:rPr>
                   <w:rFonts w:ascii="Arial" w:cs="Arial" w:eastAsia="Arial" w:hAnsi="Arial"/>
@@ -20337,7 +20337,7 @@
         </w:rPr>
         <w:t xml:space="preserve">© 2026 SeaVuria and ARES. Aligned with KICD objectives. Developed by SeaVuria; technical implementation by ARES (with AI assistance from Claude). Licensed under </w:t>
       </w:r>
-      <w:hyperlink w:history="1" r:id="rIdgrv_gjux4nzhz8bhunuj3">
+      <w:hyperlink w:history="1" r:id="rIduywznorsmr7p94d0osmgt">
         <w:r>
           <w:rPr>
             <w:rFonts w:ascii="Arial" w:cs="Arial" w:eastAsia="Arial" w:hAnsi="Arial"/>
@@ -20358,7 +20358,7 @@
         </w:rPr>
         <w:t xml:space="preserve"> (</w:t>
       </w:r>
-      <w:hyperlink w:history="1" r:id="rIdcc3hyjpl80cmknfqrcnws">
+      <w:hyperlink w:history="1" r:id="rIdq2zja92da0gngv1otyu1i">
         <w:r>
           <w:rPr>
             <w:rFonts w:ascii="Arial" w:cs="Arial" w:eastAsia="Arial" w:hAnsi="Arial"/>
@@ -21371,7 +21371,7 @@
             <w:pPr>
               <w:spacing w:after="20" w:before="0"/>
             </w:pPr>
-            <w:hyperlink w:history="1" r:id="rId0-js5ds-15om0d9w1xvsi">
+            <w:hyperlink w:history="1" r:id="rIdfd3cw5uxuvuzohfyrmsvb">
               <w:r>
                 <w:rPr>
                   <w:rFonts w:ascii="Arial" w:cs="Arial" w:eastAsia="Arial" w:hAnsi="Arial"/>
@@ -21404,7 +21404,7 @@
               <w:spacing w:after="10" w:before="0"/>
               <w:ind w:left="120"/>
             </w:pPr>
-            <w:hyperlink w:history="1" r:id="rId8ll-calpmagm_fea4t9l5">
+            <w:hyperlink w:history="1" r:id="rId2zyjgdwfj4zbvcf2ybpgq">
               <w:r>
                 <w:rPr>
                   <w:rFonts w:ascii="Arial" w:cs="Arial" w:eastAsia="Arial" w:hAnsi="Arial"/>
@@ -21449,7 +21449,7 @@
             <w:pPr>
               <w:spacing w:after="20" w:before="0"/>
             </w:pPr>
-            <w:hyperlink w:history="1" r:id="rIddp4gd-6l8opyoccpqhpej">
+            <w:hyperlink w:history="1" r:id="rId_r8srigvbyzqavc2x02vx">
               <w:r>
                 <w:rPr>
                   <w:rFonts w:ascii="Arial" w:cs="Arial" w:eastAsia="Arial" w:hAnsi="Arial"/>
@@ -21482,7 +21482,7 @@
               <w:spacing w:after="10" w:before="0"/>
               <w:ind w:left="120"/>
             </w:pPr>
-            <w:hyperlink w:history="1" r:id="rId4xgkvmsjgetzxlt7eiz4n">
+            <w:hyperlink w:history="1" r:id="rIdi1fh7cndxsnxyjim-ndre">
               <w:r>
                 <w:rPr>
                   <w:rFonts w:ascii="Arial" w:cs="Arial" w:eastAsia="Arial" w:hAnsi="Arial"/>
@@ -21677,7 +21677,7 @@
             <w:pPr>
               <w:spacing w:after="20" w:before="0"/>
             </w:pPr>
-            <w:hyperlink w:history="1" r:id="rId96uhlevwn7eashwsbh1eo">
+            <w:hyperlink w:history="1" r:id="rIdyr8kql98cnw60gv1crbk5">
               <w:r>
                 <w:rPr>
                   <w:rFonts w:ascii="Arial" w:cs="Arial" w:eastAsia="Arial" w:hAnsi="Arial"/>
@@ -21710,7 +21710,7 @@
               <w:spacing w:after="10" w:before="0"/>
               <w:ind w:left="120"/>
             </w:pPr>
-            <w:hyperlink w:history="1" r:id="rId-zlwbaabghejiknwjgdrk">
+            <w:hyperlink w:history="1" r:id="rIdivyqkskr2kur1vig2qlwg">
               <w:r>
                 <w:rPr>
                   <w:rFonts w:ascii="Arial" w:cs="Arial" w:eastAsia="Arial" w:hAnsi="Arial"/>
@@ -21755,7 +21755,7 @@
             <w:pPr>
               <w:spacing w:after="20" w:before="0"/>
             </w:pPr>
-            <w:hyperlink w:history="1" r:id="rIdgouu1pt9fifoe9k_yyx43">
+            <w:hyperlink w:history="1" r:id="rIddrx3l_zysbbamt8ipczsd">
               <w:r>
                 <w:rPr>
                   <w:rFonts w:ascii="Arial" w:cs="Arial" w:eastAsia="Arial" w:hAnsi="Arial"/>
@@ -21788,7 +21788,7 @@
               <w:spacing w:after="10" w:before="0"/>
               <w:ind w:left="120"/>
             </w:pPr>
-            <w:hyperlink w:history="1" r:id="rId8rx1xmciqoqydtop8nfp1">
+            <w:hyperlink w:history="1" r:id="rId_h0d1y7g0exfuxaq0bct5">
               <w:r>
                 <w:rPr>
                   <w:rFonts w:ascii="Arial" w:cs="Arial" w:eastAsia="Arial" w:hAnsi="Arial"/>
@@ -21983,7 +21983,7 @@
             <w:pPr>
               <w:spacing w:after="20" w:before="0"/>
             </w:pPr>
-            <w:hyperlink w:history="1" r:id="rIdbygkokqzql-vey__ax84x">
+            <w:hyperlink w:history="1" r:id="rIdiriblhy6z8ygcj9h_abgv">
               <w:r>
                 <w:rPr>
                   <w:rFonts w:ascii="Arial" w:cs="Arial" w:eastAsia="Arial" w:hAnsi="Arial"/>
@@ -22016,7 +22016,7 @@
               <w:spacing w:after="10" w:before="0"/>
               <w:ind w:left="120"/>
             </w:pPr>
-            <w:hyperlink w:history="1" r:id="rIdrlesnfa5uhjhdqjdhwx_d">
+            <w:hyperlink w:history="1" r:id="rIdkbygdpusfij5nybc_8-ny">
               <w:r>
                 <w:rPr>
                   <w:rFonts w:ascii="Arial" w:cs="Arial" w:eastAsia="Arial" w:hAnsi="Arial"/>
@@ -22061,7 +22061,7 @@
             <w:pPr>
               <w:spacing w:after="20" w:before="0"/>
             </w:pPr>
-            <w:hyperlink w:history="1" r:id="rIdxjqvbyjqszytgf2xp6mfd">
+            <w:hyperlink w:history="1" r:id="rId6lheo9bnsw58aqz4kk0qw">
               <w:r>
                 <w:rPr>
                   <w:rFonts w:ascii="Arial" w:cs="Arial" w:eastAsia="Arial" w:hAnsi="Arial"/>
@@ -22110,7 +22110,7 @@
               <w:spacing w:after="10" w:before="0"/>
               <w:ind w:left="120"/>
             </w:pPr>
-            <w:hyperlink w:history="1" r:id="rIdltvqwzsp_zc8k8q-akpjn">
+            <w:hyperlink w:history="1" r:id="rIdmhl4vfypn5frs01jaq728">
               <w:r>
                 <w:rPr>
                   <w:rFonts w:ascii="Arial" w:cs="Arial" w:eastAsia="Arial" w:hAnsi="Arial"/>
@@ -22305,7 +22305,7 @@
             <w:pPr>
               <w:spacing w:after="20" w:before="0"/>
             </w:pPr>
-            <w:hyperlink w:history="1" r:id="rIdpq4zlrftgslgyjuhd1ppe">
+            <w:hyperlink w:history="1" r:id="rIdrwjh8ohnuq4_oliqpp3tq">
               <w:r>
                 <w:rPr>
                   <w:rFonts w:ascii="Arial" w:cs="Arial" w:eastAsia="Arial" w:hAnsi="Arial"/>
@@ -22338,7 +22338,7 @@
               <w:spacing w:after="10" w:before="0"/>
               <w:ind w:left="120"/>
             </w:pPr>
-            <w:hyperlink w:history="1" r:id="rIdw3mz3cn4m1cfgoy3vx_hi">
+            <w:hyperlink w:history="1" r:id="rId6ezs7ae0--yfd3rektead">
               <w:r>
                 <w:rPr>
                   <w:rFonts w:ascii="Arial" w:cs="Arial" w:eastAsia="Arial" w:hAnsi="Arial"/>
@@ -22383,7 +22383,7 @@
             <w:pPr>
               <w:spacing w:after="20" w:before="0"/>
             </w:pPr>
-            <w:hyperlink w:history="1" r:id="rIdep5tetioc4uvqdez81qmd">
+            <w:hyperlink w:history="1" r:id="rIdmtdvink0dg8vmpzzy8yyf">
               <w:r>
                 <w:rPr>
                   <w:rFonts w:ascii="Arial" w:cs="Arial" w:eastAsia="Arial" w:hAnsi="Arial"/>
@@ -22432,7 +22432,7 @@
               <w:spacing w:after="10" w:before="0"/>
               <w:ind w:left="120"/>
             </w:pPr>
-            <w:hyperlink w:history="1" r:id="rIdchz_twgfq3kdm65jjjlwb">
+            <w:hyperlink w:history="1" r:id="rId_zatmemmxajaid2ccflrm">
               <w:r>
                 <w:rPr>
                   <w:rFonts w:ascii="Arial" w:cs="Arial" w:eastAsia="Arial" w:hAnsi="Arial"/>
@@ -22627,7 +22627,7 @@
             <w:pPr>
               <w:spacing w:after="20" w:before="0"/>
             </w:pPr>
-            <w:hyperlink w:history="1" r:id="rIdhq5-i3zyo-72jy8rdh4xy">
+            <w:hyperlink w:history="1" r:id="rIdivazgjpjelntlw5qg52qa">
               <w:r>
                 <w:rPr>
                   <w:rFonts w:ascii="Arial" w:cs="Arial" w:eastAsia="Arial" w:hAnsi="Arial"/>
@@ -22660,7 +22660,7 @@
               <w:spacing w:after="10" w:before="0"/>
               <w:ind w:left="120"/>
             </w:pPr>
-            <w:hyperlink w:history="1" r:id="rIdvdo6mqc0w5pvzxsmu53zl">
+            <w:hyperlink w:history="1" r:id="rIdepxr8w6fijptiampardyg">
               <w:r>
                 <w:rPr>
                   <w:rFonts w:ascii="Arial" w:cs="Arial" w:eastAsia="Arial" w:hAnsi="Arial"/>
@@ -22705,7 +22705,7 @@
             <w:pPr>
               <w:spacing w:after="20" w:before="0"/>
             </w:pPr>
-            <w:hyperlink w:history="1" r:id="rIdgu7v2oegyzx-y05nkfby0">
+            <w:hyperlink w:history="1" r:id="rId276ucjy3vwfaxodmsf9dw">
               <w:r>
                 <w:rPr>
                   <w:rFonts w:ascii="Arial" w:cs="Arial" w:eastAsia="Arial" w:hAnsi="Arial"/>
@@ -22754,7 +22754,7 @@
               <w:spacing w:after="10" w:before="0"/>
               <w:ind w:left="120"/>
             </w:pPr>
-            <w:hyperlink w:history="1" r:id="rIdajynvu5tpdblhqd16sxcy">
+            <w:hyperlink w:history="1" r:id="rId_pays1sp2ylagxwsjhzjc">
               <w:r>
                 <w:rPr>
                   <w:rFonts w:ascii="Arial" w:cs="Arial" w:eastAsia="Arial" w:hAnsi="Arial"/>
@@ -23266,7 +23266,7 @@
         </w:rPr>
         <w:t xml:space="preserve">© 2026 SeaVuria and ARES. Aligned with KICD objectives. Developed by SeaVuria; technical implementation by ARES (with AI assistance from Claude). Licensed under </w:t>
       </w:r>
-      <w:hyperlink w:history="1" r:id="rIdjsfoa9rfb8kdszvibe5fr">
+      <w:hyperlink w:history="1" r:id="rId0wkurg38sm7ie9y3einsg">
         <w:r>
           <w:rPr>
             <w:rFonts w:ascii="Arial" w:cs="Arial" w:eastAsia="Arial" w:hAnsi="Arial"/>
@@ -23287,7 +23287,7 @@
         </w:rPr>
         <w:t xml:space="preserve"> (</w:t>
       </w:r>
-      <w:hyperlink w:history="1" r:id="rIddfpvgwtkyo7pjj6rf4yun">
+      <w:hyperlink w:history="1" r:id="rIdn8kgz81c5vj85elc8ed78">
         <w:r>
           <w:rPr>
             <w:rFonts w:ascii="Arial" w:cs="Arial" w:eastAsia="Arial" w:hAnsi="Arial"/>
@@ -24300,7 +24300,7 @@
             <w:pPr>
               <w:spacing w:after="20" w:before="0"/>
             </w:pPr>
-            <w:hyperlink w:history="1" r:id="rIdfyaspo2jw47o9xhmdm-83">
+            <w:hyperlink w:history="1" r:id="rIdn-ycfe20kklkvrwny7apg">
               <w:r>
                 <w:rPr>
                   <w:rFonts w:ascii="Arial" w:cs="Arial" w:eastAsia="Arial" w:hAnsi="Arial"/>
@@ -24333,7 +24333,7 @@
               <w:spacing w:after="10" w:before="0"/>
               <w:ind w:left="120"/>
             </w:pPr>
-            <w:hyperlink w:history="1" r:id="rIdx27c7efcsuthgoz_9ffjy">
+            <w:hyperlink w:history="1" r:id="rIdarg5d8pixhn4v6mqzdeha">
               <w:r>
                 <w:rPr>
                   <w:rFonts w:ascii="Arial" w:cs="Arial" w:eastAsia="Arial" w:hAnsi="Arial"/>
@@ -24378,7 +24378,7 @@
             <w:pPr>
               <w:spacing w:after="20" w:before="0"/>
             </w:pPr>
-            <w:hyperlink w:history="1" r:id="rIdgcj7uos-cbeng8swq1trb">
+            <w:hyperlink w:history="1" r:id="rIdwqmyba3cnmyqhu_jimnbg">
               <w:r>
                 <w:rPr>
                   <w:rFonts w:ascii="Arial" w:cs="Arial" w:eastAsia="Arial" w:hAnsi="Arial"/>
@@ -24411,7 +24411,7 @@
               <w:spacing w:after="10" w:before="0"/>
               <w:ind w:left="120"/>
             </w:pPr>
-            <w:hyperlink w:history="1" r:id="rIdofgu-4rrzqkycupzfy-pe">
+            <w:hyperlink w:history="1" r:id="rIdpklom3pgvpc_buq3maa4c">
               <w:r>
                 <w:rPr>
                   <w:rFonts w:ascii="Arial" w:cs="Arial" w:eastAsia="Arial" w:hAnsi="Arial"/>
@@ -24606,7 +24606,7 @@
             <w:pPr>
               <w:spacing w:after="20" w:before="0"/>
             </w:pPr>
-            <w:hyperlink w:history="1" r:id="rIdhpgamudmzpjszhge1gxaw">
+            <w:hyperlink w:history="1" r:id="rIdmdh9di_qmckupgk3r4jqs">
               <w:r>
                 <w:rPr>
                   <w:rFonts w:ascii="Arial" w:cs="Arial" w:eastAsia="Arial" w:hAnsi="Arial"/>
@@ -24639,7 +24639,7 @@
               <w:spacing w:after="10" w:before="0"/>
               <w:ind w:left="120"/>
             </w:pPr>
-            <w:hyperlink w:history="1" r:id="rId4ndiahwvksjdlkjogdc5l">
+            <w:hyperlink w:history="1" r:id="rIdrlquiznjc8pwqm-hafgml">
               <w:r>
                 <w:rPr>
                   <w:rFonts w:ascii="Arial" w:cs="Arial" w:eastAsia="Arial" w:hAnsi="Arial"/>
@@ -24684,7 +24684,7 @@
             <w:pPr>
               <w:spacing w:after="20" w:before="0"/>
             </w:pPr>
-            <w:hyperlink w:history="1" r:id="rIdrklcziy51ligtgif66hlq">
+            <w:hyperlink w:history="1" r:id="rIdzk2rl1ityke0f8lzz2k3_">
               <w:r>
                 <w:rPr>
                   <w:rFonts w:ascii="Arial" w:cs="Arial" w:eastAsia="Arial" w:hAnsi="Arial"/>
@@ -24717,7 +24717,7 @@
               <w:spacing w:after="10" w:before="0"/>
               <w:ind w:left="120"/>
             </w:pPr>
-            <w:hyperlink w:history="1" r:id="rId1kkscbnceh8waks3_hznt">
+            <w:hyperlink w:history="1" r:id="rIdm9s9nslabo3aimpooppjo">
               <w:r>
                 <w:rPr>
                   <w:rFonts w:ascii="Arial" w:cs="Arial" w:eastAsia="Arial" w:hAnsi="Arial"/>
@@ -24912,7 +24912,7 @@
             <w:pPr>
               <w:spacing w:after="20" w:before="0"/>
             </w:pPr>
-            <w:hyperlink w:history="1" r:id="rId2kgaroa-a95xfl-kiifqs">
+            <w:hyperlink w:history="1" r:id="rIdk0lhrfbztsooehfndrs8r">
               <w:r>
                 <w:rPr>
                   <w:rFonts w:ascii="Arial" w:cs="Arial" w:eastAsia="Arial" w:hAnsi="Arial"/>
@@ -24945,7 +24945,7 @@
               <w:spacing w:after="10" w:before="0"/>
               <w:ind w:left="120"/>
             </w:pPr>
-            <w:hyperlink w:history="1" r:id="rId4uz1fj0y4efi8dqyplujc">
+            <w:hyperlink w:history="1" r:id="rIdd64e5axnc2eqoety4ajxh">
               <w:r>
                 <w:rPr>
                   <w:rFonts w:ascii="Arial" w:cs="Arial" w:eastAsia="Arial" w:hAnsi="Arial"/>
@@ -24990,7 +24990,7 @@
             <w:pPr>
               <w:spacing w:after="20" w:before="0"/>
             </w:pPr>
-            <w:hyperlink w:history="1" r:id="rIdpdff-sy2vj_98scap0jos">
+            <w:hyperlink w:history="1" r:id="rId_7zf6g4yn11djwyehyvrt">
               <w:r>
                 <w:rPr>
                   <w:rFonts w:ascii="Arial" w:cs="Arial" w:eastAsia="Arial" w:hAnsi="Arial"/>
@@ -25023,7 +25023,7 @@
               <w:spacing w:after="10" w:before="0"/>
               <w:ind w:left="120"/>
             </w:pPr>
-            <w:hyperlink w:history="1" r:id="rIdsroqjuyjfia4stbeafu2v">
+            <w:hyperlink w:history="1" r:id="rIdezekhzy_hp2i85r_xwxld">
               <w:r>
                 <w:rPr>
                   <w:rFonts w:ascii="Arial" w:cs="Arial" w:eastAsia="Arial" w:hAnsi="Arial"/>
@@ -25218,7 +25218,7 @@
             <w:pPr>
               <w:spacing w:after="20" w:before="0"/>
             </w:pPr>
-            <w:hyperlink w:history="1" r:id="rIdcegzpz8_pdh0peh6tr5bk">
+            <w:hyperlink w:history="1" r:id="rIdrysu6mwdtlac-t3jxdz5a">
               <w:r>
                 <w:rPr>
                   <w:rFonts w:ascii="Arial" w:cs="Arial" w:eastAsia="Arial" w:hAnsi="Arial"/>
@@ -25251,7 +25251,7 @@
               <w:spacing w:after="10" w:before="0"/>
               <w:ind w:left="120"/>
             </w:pPr>
-            <w:hyperlink w:history="1" r:id="rIdjlrv7anhd95qj9ju5myq-">
+            <w:hyperlink w:history="1" r:id="rIdq2kxyc8zoqut_hjq-_x-_">
               <w:r>
                 <w:rPr>
                   <w:rFonts w:ascii="Arial" w:cs="Arial" w:eastAsia="Arial" w:hAnsi="Arial"/>
@@ -25296,7 +25296,7 @@
             <w:pPr>
               <w:spacing w:after="20" w:before="0"/>
             </w:pPr>
-            <w:hyperlink w:history="1" r:id="rIdgpp05gnxgdadxrjpmbpsd">
+            <w:hyperlink w:history="1" r:id="rIdtcqgndxiwewvwj88emyvj">
               <w:r>
                 <w:rPr>
                   <w:rFonts w:ascii="Arial" w:cs="Arial" w:eastAsia="Arial" w:hAnsi="Arial"/>
@@ -25329,7 +25329,7 @@
               <w:spacing w:after="10" w:before="0"/>
               <w:ind w:left="120"/>
             </w:pPr>
-            <w:hyperlink w:history="1" r:id="rIdhsxinbtsr52kc43dk3_99">
+            <w:hyperlink w:history="1" r:id="rIdw0jplarci3rag_qgmeu0y">
               <w:r>
                 <w:rPr>
                   <w:rFonts w:ascii="Arial" w:cs="Arial" w:eastAsia="Arial" w:hAnsi="Arial"/>
@@ -25524,7 +25524,7 @@
             <w:pPr>
               <w:spacing w:after="20" w:before="0"/>
             </w:pPr>
-            <w:hyperlink w:history="1" r:id="rId-btxv_d6yruekjqjxpirg">
+            <w:hyperlink w:history="1" r:id="rIdo9fsfpdsn-hcb6nk73cya">
               <w:r>
                 <w:rPr>
                   <w:rFonts w:ascii="Arial" w:cs="Arial" w:eastAsia="Arial" w:hAnsi="Arial"/>
@@ -25557,7 +25557,7 @@
               <w:spacing w:after="10" w:before="0"/>
               <w:ind w:left="120"/>
             </w:pPr>
-            <w:hyperlink w:history="1" r:id="rIdgj3v-wfwph7g8xfnxx4aq">
+            <w:hyperlink w:history="1" r:id="rIdwqf5dhnuf_9qat14xnoy1">
               <w:r>
                 <w:rPr>
                   <w:rFonts w:ascii="Arial" w:cs="Arial" w:eastAsia="Arial" w:hAnsi="Arial"/>
@@ -25602,7 +25602,7 @@
             <w:pPr>
               <w:spacing w:after="20" w:before="0"/>
             </w:pPr>
-            <w:hyperlink w:history="1" r:id="rIdfjmwywpxr3yrftrxbcnhb">
+            <w:hyperlink w:history="1" r:id="rIdyymt3c78lsr5aqcogzcg1">
               <w:r>
                 <w:rPr>
                   <w:rFonts w:ascii="Arial" w:cs="Arial" w:eastAsia="Arial" w:hAnsi="Arial"/>
@@ -25635,7 +25635,7 @@
               <w:spacing w:after="10" w:before="0"/>
               <w:ind w:left="120"/>
             </w:pPr>
-            <w:hyperlink w:history="1" r:id="rIdqbitemcqrc5xmmcvjrksa">
+            <w:hyperlink w:history="1" r:id="rIdcs50l9mdzgnkl_lsg8lxd">
               <w:r>
                 <w:rPr>
                   <w:rFonts w:ascii="Arial" w:cs="Arial" w:eastAsia="Arial" w:hAnsi="Arial"/>
@@ -26147,7 +26147,7 @@
         </w:rPr>
         <w:t xml:space="preserve">© 2026 SeaVuria and ARES. Aligned with KICD objectives. Developed by SeaVuria; technical implementation by ARES (with AI assistance from Claude). Licensed under </w:t>
       </w:r>
-      <w:hyperlink w:history="1" r:id="rIdybfsnzynasuzir_ksucys">
+      <w:hyperlink w:history="1" r:id="rId71ibm3_rvklf1atrna3ub">
         <w:r>
           <w:rPr>
             <w:rFonts w:ascii="Arial" w:cs="Arial" w:eastAsia="Arial" w:hAnsi="Arial"/>
@@ -26168,7 +26168,7 @@
         </w:rPr>
         <w:t xml:space="preserve"> (</w:t>
       </w:r>
-      <w:hyperlink w:history="1" r:id="rId9lnbojgnmrzafd638odgc">
+      <w:hyperlink w:history="1" r:id="rIdzbyoazt12fwfmkopwe8lo">
         <w:r>
           <w:rPr>
             <w:rFonts w:ascii="Arial" w:cs="Arial" w:eastAsia="Arial" w:hAnsi="Arial"/>
@@ -27181,7 +27181,7 @@
             <w:pPr>
               <w:spacing w:after="20" w:before="0"/>
             </w:pPr>
-            <w:hyperlink w:history="1" r:id="rIdq9t9y6twmtyzws-8rtrk8">
+            <w:hyperlink w:history="1" r:id="rIdtaw7usbik_hjxspdeajnu">
               <w:r>
                 <w:rPr>
                   <w:rFonts w:ascii="Arial" w:cs="Arial" w:eastAsia="Arial" w:hAnsi="Arial"/>
@@ -27214,7 +27214,7 @@
               <w:spacing w:after="10" w:before="0"/>
               <w:ind w:left="120"/>
             </w:pPr>
-            <w:hyperlink w:history="1" r:id="rIdorliptmzezny-9t-iytyr">
+            <w:hyperlink w:history="1" r:id="rId8qktlj34qpglk77sx8zdd">
               <w:r>
                 <w:rPr>
                   <w:rFonts w:ascii="Arial" w:cs="Arial" w:eastAsia="Arial" w:hAnsi="Arial"/>
@@ -27259,7 +27259,7 @@
             <w:pPr>
               <w:spacing w:after="20" w:before="0"/>
             </w:pPr>
-            <w:hyperlink w:history="1" r:id="rId_niveqeizewmeafxqfgij">
+            <w:hyperlink w:history="1" r:id="rIdiq8uhvqyo2gxrwrex0-q7">
               <w:r>
                 <w:rPr>
                   <w:rFonts w:ascii="Arial" w:cs="Arial" w:eastAsia="Arial" w:hAnsi="Arial"/>
@@ -27292,7 +27292,7 @@
               <w:spacing w:after="10" w:before="0"/>
               <w:ind w:left="120"/>
             </w:pPr>
-            <w:hyperlink w:history="1" r:id="rIdnqakt-2xodzwxbejldmv3">
+            <w:hyperlink w:history="1" r:id="rIdii0w6eempf5s24lsn3uvg">
               <w:r>
                 <w:rPr>
                   <w:rFonts w:ascii="Arial" w:cs="Arial" w:eastAsia="Arial" w:hAnsi="Arial"/>
@@ -27487,7 +27487,7 @@
             <w:pPr>
               <w:spacing w:after="20" w:before="0"/>
             </w:pPr>
-            <w:hyperlink w:history="1" r:id="rId6grisfweiaovuikup6a3t">
+            <w:hyperlink w:history="1" r:id="rIdssjeu8lhskllhmvd6vlb2">
               <w:r>
                 <w:rPr>
                   <w:rFonts w:ascii="Arial" w:cs="Arial" w:eastAsia="Arial" w:hAnsi="Arial"/>
@@ -27520,7 +27520,7 @@
               <w:spacing w:after="10" w:before="0"/>
               <w:ind w:left="120"/>
             </w:pPr>
-            <w:hyperlink w:history="1" r:id="rId-g1ry_7njal_yojnr42ih">
+            <w:hyperlink w:history="1" r:id="rIdhpfcxjwmtykcerqlo4rpw">
               <w:r>
                 <w:rPr>
                   <w:rFonts w:ascii="Arial" w:cs="Arial" w:eastAsia="Arial" w:hAnsi="Arial"/>
@@ -27565,7 +27565,7 @@
             <w:pPr>
               <w:spacing w:after="20" w:before="0"/>
             </w:pPr>
-            <w:hyperlink w:history="1" r:id="rIdrxtly-smpmcszchfu-cf8">
+            <w:hyperlink w:history="1" r:id="rIdfzc_2n0li92opljd91gr_">
               <w:r>
                 <w:rPr>
                   <w:rFonts w:ascii="Arial" w:cs="Arial" w:eastAsia="Arial" w:hAnsi="Arial"/>
@@ -27598,7 +27598,7 @@
               <w:spacing w:after="10" w:before="0"/>
               <w:ind w:left="120"/>
             </w:pPr>
-            <w:hyperlink w:history="1" r:id="rIdvvgjr2d7m4m1w1jmuxkc5">
+            <w:hyperlink w:history="1" r:id="rIdhujisdqhueztqjdfl0pch">
               <w:r>
                 <w:rPr>
                   <w:rFonts w:ascii="Arial" w:cs="Arial" w:eastAsia="Arial" w:hAnsi="Arial"/>
@@ -27793,7 +27793,7 @@
             <w:pPr>
               <w:spacing w:after="20" w:before="0"/>
             </w:pPr>
-            <w:hyperlink w:history="1" r:id="rIdsp34wqavth0ibw4tqvfgb">
+            <w:hyperlink w:history="1" r:id="rIdgffc2goib4le2eyoxgxaf">
               <w:r>
                 <w:rPr>
                   <w:rFonts w:ascii="Arial" w:cs="Arial" w:eastAsia="Arial" w:hAnsi="Arial"/>
@@ -27826,7 +27826,7 @@
               <w:spacing w:after="10" w:before="0"/>
               <w:ind w:left="120"/>
             </w:pPr>
-            <w:hyperlink w:history="1" r:id="rIdp71ksyr5d5tktvzckjkti">
+            <w:hyperlink w:history="1" r:id="rId61536qlyycekfji61anpp">
               <w:r>
                 <w:rPr>
                   <w:rFonts w:ascii="Arial" w:cs="Arial" w:eastAsia="Arial" w:hAnsi="Arial"/>
@@ -27871,7 +27871,7 @@
             <w:pPr>
               <w:spacing w:after="20" w:before="0"/>
             </w:pPr>
-            <w:hyperlink w:history="1" r:id="rIdwtde0gorzexxmwpaslwiu">
+            <w:hyperlink w:history="1" r:id="rIdbjjv6w-zueod21jpycfjq">
               <w:r>
                 <w:rPr>
                   <w:rFonts w:ascii="Arial" w:cs="Arial" w:eastAsia="Arial" w:hAnsi="Arial"/>
@@ -27904,7 +27904,7 @@
               <w:spacing w:after="10" w:before="0"/>
               <w:ind w:left="120"/>
             </w:pPr>
-            <w:hyperlink w:history="1" r:id="rIdqcobwydrqc34jbfgaocs0">
+            <w:hyperlink w:history="1" r:id="rIdlpkuc27lkmmeiu2qe9myg">
               <w:r>
                 <w:rPr>
                   <w:rFonts w:ascii="Arial" w:cs="Arial" w:eastAsia="Arial" w:hAnsi="Arial"/>
@@ -28099,7 +28099,7 @@
             <w:pPr>
               <w:spacing w:after="20" w:before="0"/>
             </w:pPr>
-            <w:hyperlink w:history="1" r:id="rIdqz3fyn1k7ijutl6jyoudq">
+            <w:hyperlink w:history="1" r:id="rId5icg-1pc3cayg5nndd9nd">
               <w:r>
                 <w:rPr>
                   <w:rFonts w:ascii="Arial" w:cs="Arial" w:eastAsia="Arial" w:hAnsi="Arial"/>
@@ -28132,7 +28132,7 @@
               <w:spacing w:after="10" w:before="0"/>
               <w:ind w:left="120"/>
             </w:pPr>
-            <w:hyperlink w:history="1" r:id="rId3lqfwua9k7h9j12yjqqpf">
+            <w:hyperlink w:history="1" r:id="rIdfyekxswcgizpv2frgzvpa">
               <w:r>
                 <w:rPr>
                   <w:rFonts w:ascii="Arial" w:cs="Arial" w:eastAsia="Arial" w:hAnsi="Arial"/>
@@ -28177,7 +28177,7 @@
             <w:pPr>
               <w:spacing w:after="20" w:before="0"/>
             </w:pPr>
-            <w:hyperlink w:history="1" r:id="rId8m0risrmz6ybjy2blzhke">
+            <w:hyperlink w:history="1" r:id="rIdftkobafxnar-itgeo0fre">
               <w:r>
                 <w:rPr>
                   <w:rFonts w:ascii="Arial" w:cs="Arial" w:eastAsia="Arial" w:hAnsi="Arial"/>
@@ -28210,7 +28210,7 @@
               <w:spacing w:after="10" w:before="0"/>
               <w:ind w:left="120"/>
             </w:pPr>
-            <w:hyperlink w:history="1" r:id="rId0ippcdg5tmep4atzqk7li">
+            <w:hyperlink w:history="1" r:id="rIdc1r11vdsby6p5ejhp1x46">
               <w:r>
                 <w:rPr>
                   <w:rFonts w:ascii="Arial" w:cs="Arial" w:eastAsia="Arial" w:hAnsi="Arial"/>
@@ -28405,7 +28405,7 @@
             <w:pPr>
               <w:spacing w:after="20" w:before="0"/>
             </w:pPr>
-            <w:hyperlink w:history="1" r:id="rIdbklw9m8wj-o0osl12hrwn">
+            <w:hyperlink w:history="1" r:id="rIdnh33r-_znzre6d4epn4vl">
               <w:r>
                 <w:rPr>
                   <w:rFonts w:ascii="Arial" w:cs="Arial" w:eastAsia="Arial" w:hAnsi="Arial"/>
@@ -28438,7 +28438,7 @@
               <w:spacing w:after="10" w:before="0"/>
               <w:ind w:left="120"/>
             </w:pPr>
-            <w:hyperlink w:history="1" r:id="rIdvvodsrf2sc_c9c1dw-ozq">
+            <w:hyperlink w:history="1" r:id="rIdrwgka-ixhxdvcgblawbpo">
               <w:r>
                 <w:rPr>
                   <w:rFonts w:ascii="Arial" w:cs="Arial" w:eastAsia="Arial" w:hAnsi="Arial"/>
@@ -28483,7 +28483,7 @@
             <w:pPr>
               <w:spacing w:after="20" w:before="0"/>
             </w:pPr>
-            <w:hyperlink w:history="1" r:id="rIdxryfvkjbwocqnxe4wpk6o">
+            <w:hyperlink w:history="1" r:id="rIds4_n2pldl0mtzvh-niuyx">
               <w:r>
                 <w:rPr>
                   <w:rFonts w:ascii="Arial" w:cs="Arial" w:eastAsia="Arial" w:hAnsi="Arial"/>
@@ -28516,7 +28516,7 @@
               <w:spacing w:after="10" w:before="0"/>
               <w:ind w:left="120"/>
             </w:pPr>
-            <w:hyperlink w:history="1" r:id="rIdxfrp1homjbnz4qdbs4-s1">
+            <w:hyperlink w:history="1" r:id="rIdem2-tshdxxbdcfjza-ly-">
               <w:r>
                 <w:rPr>
                   <w:rFonts w:ascii="Arial" w:cs="Arial" w:eastAsia="Arial" w:hAnsi="Arial"/>
@@ -29028,7 +29028,7 @@
         </w:rPr>
         <w:t xml:space="preserve">© 2026 SeaVuria and ARES. Aligned with KICD objectives. Developed by SeaVuria; technical implementation by ARES (with AI assistance from Claude). Licensed under </w:t>
       </w:r>
-      <w:hyperlink w:history="1" r:id="rIdmrowldoltkk_zbfamf9yf">
+      <w:hyperlink w:history="1" r:id="rId2t64k5gqhcy-xsq78g5ny">
         <w:r>
           <w:rPr>
             <w:rFonts w:ascii="Arial" w:cs="Arial" w:eastAsia="Arial" w:hAnsi="Arial"/>
@@ -29049,7 +29049,7 @@
         </w:rPr>
         <w:t xml:space="preserve"> (</w:t>
       </w:r>
-      <w:hyperlink w:history="1" r:id="rIdtbnwnxponb8h7q-la0lgj">
+      <w:hyperlink w:history="1" r:id="rId9xeayn3_r7o4onprr4hln">
         <w:r>
           <w:rPr>
             <w:rFonts w:ascii="Arial" w:cs="Arial" w:eastAsia="Arial" w:hAnsi="Arial"/>

--- a/data/outputs/v2/Maths/SS4.2_Probability_I/Mathematics_Probability_I_CBE_LessonSequence.docx
+++ b/data/outputs/v2/Maths/SS4.2_Probability_I/Mathematics_Probability_I_CBE_LessonSequence.docx
@@ -4,6 +4,7 @@
   <w:body>
     <w:p>
       <w:pPr>
+        <w:keepNext w:val="false"/>
         <w:spacing w:after="30" w:before="0"/>
         <w:jc w:val="center"/>
       </w:pPr>
@@ -23,6 +24,7 @@
     </w:p>
     <w:p>
       <w:pPr>
+        <w:keepNext w:val="false"/>
         <w:spacing w:after="60" w:before="0"/>
         <w:jc w:val="center"/>
       </w:pPr>
@@ -81,6 +83,7 @@
           </w:tcPr>
           <w:p>
             <w:pPr>
+              <w:keepNext w:val="false"/>
               <w:spacing w:after="40" w:before="0"/>
               <w:jc w:val="center"/>
             </w:pPr>
@@ -115,6 +118,7 @@
           </w:tcPr>
           <w:p>
             <w:pPr>
+              <w:keepNext w:val="false"/>
               <w:spacing w:after="40" w:before="0"/>
               <w:jc w:val="left"/>
             </w:pPr>
@@ -147,6 +151,7 @@
           </w:tcPr>
           <w:p>
             <w:pPr>
+              <w:keepNext w:val="false"/>
               <w:spacing w:after="40" w:before="0"/>
               <w:jc w:val="left"/>
             </w:pPr>
@@ -181,6 +186,7 @@
           </w:tcPr>
           <w:p>
             <w:pPr>
+              <w:keepNext w:val="false"/>
               <w:spacing w:after="40" w:before="0"/>
               <w:jc w:val="left"/>
             </w:pPr>
@@ -213,6 +219,7 @@
           </w:tcPr>
           <w:p>
             <w:pPr>
+              <w:keepNext w:val="false"/>
               <w:spacing w:after="40" w:before="0"/>
               <w:jc w:val="left"/>
             </w:pPr>
@@ -247,6 +254,7 @@
           </w:tcPr>
           <w:p>
             <w:pPr>
+              <w:keepNext w:val="false"/>
               <w:spacing w:after="40" w:before="0"/>
               <w:jc w:val="left"/>
             </w:pPr>
@@ -279,6 +287,7 @@
           </w:tcPr>
           <w:p>
             <w:pPr>
+              <w:keepNext w:val="false"/>
               <w:spacing w:after="40" w:before="0"/>
               <w:jc w:val="left"/>
             </w:pPr>
@@ -313,6 +322,7 @@
           </w:tcPr>
           <w:p>
             <w:pPr>
+              <w:keepNext w:val="false"/>
               <w:spacing w:after="40" w:before="0"/>
               <w:jc w:val="left"/>
             </w:pPr>
@@ -345,6 +355,7 @@
           </w:tcPr>
           <w:p>
             <w:pPr>
+              <w:keepNext w:val="false"/>
               <w:spacing w:after="40" w:before="0"/>
               <w:jc w:val="left"/>
             </w:pPr>
@@ -379,6 +390,7 @@
           </w:tcPr>
           <w:p>
             <w:pPr>
+              <w:keepNext w:val="false"/>
               <w:spacing w:after="40" w:before="0"/>
               <w:jc w:val="left"/>
             </w:pPr>
@@ -411,6 +423,7 @@
           </w:tcPr>
           <w:p>
             <w:pPr>
+              <w:keepNext w:val="false"/>
               <w:spacing w:after="40" w:before="0"/>
               <w:jc w:val="left"/>
             </w:pPr>
@@ -445,6 +458,7 @@
           </w:tcPr>
           <w:p>
             <w:pPr>
+              <w:keepNext w:val="false"/>
               <w:spacing w:after="40" w:before="0"/>
               <w:jc w:val="left"/>
             </w:pPr>
@@ -612,6 +626,7 @@
           </w:tcPr>
           <w:p>
             <w:pPr>
+              <w:keepNext w:val="false"/>
               <w:spacing w:after="40" w:before="0"/>
               <w:jc w:val="left"/>
             </w:pPr>
@@ -644,6 +659,7 @@
           </w:tcPr>
           <w:p>
             <w:pPr>
+              <w:keepNext w:val="false"/>
               <w:spacing w:after="40" w:before="0"/>
               <w:jc w:val="left"/>
             </w:pPr>
@@ -663,6 +679,7 @@
           </w:p>
           <w:p>
             <w:pPr>
+              <w:keepNext w:val="false"/>
               <w:spacing w:after="40" w:before="0"/>
               <w:jc w:val="left"/>
             </w:pPr>
@@ -682,6 +699,7 @@
           </w:p>
           <w:p>
             <w:pPr>
+              <w:keepNext w:val="false"/>
               <w:spacing w:after="40" w:before="0"/>
               <w:jc w:val="left"/>
             </w:pPr>
@@ -701,6 +719,7 @@
           </w:p>
           <w:p>
             <w:pPr>
+              <w:keepNext w:val="false"/>
               <w:spacing w:after="40" w:before="0"/>
               <w:jc w:val="left"/>
             </w:pPr>
@@ -720,6 +739,7 @@
           </w:p>
           <w:p>
             <w:pPr>
+              <w:keepNext w:val="false"/>
               <w:spacing w:after="40" w:before="0"/>
               <w:jc w:val="left"/>
             </w:pPr>
@@ -739,6 +759,7 @@
           </w:p>
           <w:p>
             <w:pPr>
+              <w:keepNext w:val="false"/>
               <w:spacing w:after="40" w:before="0"/>
               <w:jc w:val="left"/>
             </w:pPr>
@@ -758,6 +779,7 @@
           </w:p>
           <w:p>
             <w:pPr>
+              <w:keepNext w:val="false"/>
               <w:spacing w:after="40" w:before="0"/>
               <w:jc w:val="left"/>
             </w:pPr>
@@ -792,6 +814,7 @@
           </w:tcPr>
           <w:p>
             <w:pPr>
+              <w:keepNext w:val="false"/>
               <w:spacing w:after="40" w:before="0"/>
               <w:jc w:val="left"/>
             </w:pPr>
@@ -919,6 +942,7 @@
           </w:tcPr>
           <w:p>
             <w:pPr>
+              <w:keepNext w:val="false"/>
               <w:spacing w:after="40" w:before="0"/>
               <w:jc w:val="left"/>
             </w:pPr>
@@ -1046,6 +1070,7 @@
           </w:tcPr>
           <w:p>
             <w:pPr>
+              <w:keepNext w:val="false"/>
               <w:spacing w:after="40" w:before="0"/>
               <w:jc w:val="left"/>
             </w:pPr>
@@ -1213,6 +1238,7 @@
           </w:tcPr>
           <w:p>
             <w:pPr>
+              <w:keepNext w:val="false"/>
               <w:spacing w:after="40" w:before="0"/>
               <w:jc w:val="left"/>
             </w:pPr>
@@ -1340,6 +1366,7 @@
           </w:tcPr>
           <w:p>
             <w:pPr>
+              <w:keepNext w:val="false"/>
               <w:spacing w:after="40" w:before="0"/>
               <w:jc w:val="left"/>
             </w:pPr>
@@ -1487,6 +1514,7 @@
           </w:tcPr>
           <w:p>
             <w:pPr>
+              <w:keepNext w:val="false"/>
               <w:spacing w:after="40" w:before="0"/>
               <w:jc w:val="left"/>
             </w:pPr>
@@ -1519,6 +1547,7 @@
           </w:tcPr>
           <w:p>
             <w:pPr>
+              <w:keepNext w:val="false"/>
               <w:spacing w:after="40" w:before="0"/>
               <w:jc w:val="left"/>
             </w:pPr>
@@ -1553,6 +1582,7 @@
           </w:tcPr>
           <w:p>
             <w:pPr>
+              <w:keepNext w:val="false"/>
               <w:spacing w:after="40" w:before="0"/>
               <w:jc w:val="left"/>
             </w:pPr>
@@ -1585,6 +1615,7 @@
           </w:tcPr>
           <w:p>
             <w:pPr>
+              <w:keepNext w:val="false"/>
               <w:spacing w:after="40" w:before="0"/>
               <w:jc w:val="left"/>
             </w:pPr>
@@ -1604,6 +1635,7 @@
           </w:p>
           <w:p>
             <w:pPr>
+              <w:keepNext w:val="false"/>
               <w:spacing w:after="40" w:before="0"/>
               <w:jc w:val="left"/>
             </w:pPr>
@@ -1623,6 +1655,7 @@
           </w:p>
           <w:p>
             <w:pPr>
+              <w:keepNext w:val="false"/>
               <w:spacing w:after="40" w:before="0"/>
               <w:jc w:val="left"/>
             </w:pPr>
@@ -1642,6 +1675,7 @@
           </w:p>
           <w:p>
             <w:pPr>
+              <w:keepNext w:val="false"/>
               <w:spacing w:after="40" w:before="0"/>
               <w:jc w:val="left"/>
             </w:pPr>
@@ -1661,6 +1695,7 @@
           </w:p>
           <w:p>
             <w:pPr>
+              <w:keepNext w:val="false"/>
               <w:spacing w:after="40" w:before="0"/>
               <w:jc w:val="left"/>
             </w:pPr>
@@ -1695,6 +1730,7 @@
           </w:tcPr>
           <w:p>
             <w:pPr>
+              <w:keepNext w:val="false"/>
               <w:spacing w:after="40" w:before="0"/>
               <w:jc w:val="left"/>
             </w:pPr>
@@ -1727,6 +1763,7 @@
           </w:tcPr>
           <w:p>
             <w:pPr>
+              <w:keepNext w:val="false"/>
               <w:spacing w:after="40" w:before="0"/>
               <w:jc w:val="left"/>
             </w:pPr>
@@ -1761,6 +1798,7 @@
           </w:tcPr>
           <w:p>
             <w:pPr>
+              <w:keepNext w:val="false"/>
               <w:spacing w:after="40" w:before="0"/>
               <w:jc w:val="left"/>
             </w:pPr>
@@ -1793,6 +1831,7 @@
           </w:tcPr>
           <w:p>
             <w:pPr>
+              <w:keepNext w:val="false"/>
               <w:spacing w:after="40" w:before="0"/>
               <w:jc w:val="left"/>
             </w:pPr>
@@ -1812,6 +1851,7 @@
           </w:p>
           <w:p>
             <w:pPr>
+              <w:keepNext w:val="false"/>
               <w:spacing w:after="40" w:before="0"/>
               <w:jc w:val="left"/>
             </w:pPr>
@@ -1831,6 +1871,7 @@
           </w:p>
           <w:p>
             <w:pPr>
+              <w:keepNext w:val="false"/>
               <w:spacing w:after="40" w:before="0"/>
               <w:jc w:val="left"/>
             </w:pPr>
@@ -1850,6 +1891,7 @@
           </w:p>
           <w:p>
             <w:pPr>
+              <w:keepNext w:val="false"/>
               <w:spacing w:after="40" w:before="0"/>
               <w:jc w:val="left"/>
             </w:pPr>
@@ -1869,6 +1911,7 @@
           </w:p>
           <w:p>
             <w:pPr>
+              <w:keepNext w:val="false"/>
               <w:spacing w:after="40" w:before="0"/>
               <w:jc w:val="left"/>
             </w:pPr>
@@ -1888,6 +1931,7 @@
           </w:p>
           <w:p>
             <w:pPr>
+              <w:keepNext w:val="false"/>
               <w:spacing w:after="40" w:before="0"/>
               <w:jc w:val="left"/>
             </w:pPr>
@@ -1907,6 +1951,7 @@
           </w:p>
           <w:p>
             <w:pPr>
+              <w:keepNext w:val="false"/>
               <w:spacing w:after="40" w:before="0"/>
               <w:jc w:val="left"/>
             </w:pPr>
@@ -1926,6 +1971,7 @@
           </w:p>
           <w:p>
             <w:pPr>
+              <w:keepNext w:val="false"/>
               <w:spacing w:after="40" w:before="0"/>
               <w:jc w:val="left"/>
             </w:pPr>
@@ -1945,6 +1991,7 @@
           </w:p>
           <w:p>
             <w:pPr>
+              <w:keepNext w:val="false"/>
               <w:spacing w:after="40" w:before="0"/>
               <w:jc w:val="left"/>
             </w:pPr>
@@ -1979,6 +2026,7 @@
           </w:tcPr>
           <w:p>
             <w:pPr>
+              <w:keepNext w:val="false"/>
               <w:spacing w:after="40" w:before="0"/>
               <w:jc w:val="left"/>
             </w:pPr>
@@ -2210,7 +2258,7 @@
         </w:rPr>
         <w:t xml:space="preserve">© 2026 SeaVuria and ARES. This work is licensed under a </w:t>
       </w:r>
-      <w:hyperlink w:history="1" r:id="rIdchopcgfyfmsvfz6vmaio7">
+      <w:hyperlink w:history="1" r:id="rIdiftq_hpbwgmvtpyvc0oyh">
         <w:r>
           <w:rPr>
             <w:rFonts w:ascii="Arial" w:cs="Arial" w:eastAsia="Arial" w:hAnsi="Arial"/>
@@ -2230,7 +2278,7 @@
         </w:rPr>
         <w:t xml:space="preserve"> (</w:t>
       </w:r>
-      <w:hyperlink w:history="1" r:id="rId_femiaty-05hpl6aagn-a">
+      <w:hyperlink w:history="1" r:id="rIdwdayyrqilvtqeu44br7e_">
         <w:r>
           <w:rPr>
             <w:rFonts w:ascii="Arial" w:cs="Arial" w:eastAsia="Arial" w:hAnsi="Arial"/>
@@ -2250,7 +2298,7 @@
         </w:rPr>
         <w:t xml:space="preserve">). To view a copy of this license, visit </w:t>
       </w:r>
-      <w:hyperlink w:history="1" r:id="rIdo5lenkwwb0zbzdpcftl82">
+      <w:hyperlink w:history="1" r:id="rIdxzjzbhglnwtgscim1sef2">
         <w:r>
           <w:rPr>
             <w:rFonts w:ascii="Arial" w:cs="Arial" w:eastAsia="Arial" w:hAnsi="Arial"/>
@@ -2309,6 +2357,7 @@
           </w:tcPr>
           <w:p>
             <w:pPr>
+              <w:keepNext w:val="false"/>
               <w:spacing w:after="40" w:before="0"/>
               <w:jc w:val="center"/>
             </w:pPr>
@@ -2344,6 +2393,7 @@
           </w:tcPr>
           <w:p>
             <w:pPr>
+              <w:keepNext w:val="false"/>
               <w:spacing w:after="40" w:before="0"/>
               <w:jc w:val="center"/>
             </w:pPr>
@@ -2378,6 +2428,7 @@
           </w:tcPr>
           <w:p>
             <w:pPr>
+              <w:keepNext w:val="false"/>
               <w:spacing w:after="40" w:before="0"/>
               <w:jc w:val="left"/>
             </w:pPr>
@@ -2410,6 +2461,7 @@
           </w:tcPr>
           <w:p>
             <w:pPr>
+              <w:keepNext w:val="false"/>
               <w:spacing w:after="40" w:before="0"/>
               <w:jc w:val="left"/>
             </w:pPr>
@@ -2444,6 +2496,7 @@
           </w:tcPr>
           <w:p>
             <w:pPr>
+              <w:keepNext w:val="false"/>
               <w:spacing w:after="40" w:before="0"/>
               <w:jc w:val="left"/>
             </w:pPr>
@@ -2476,6 +2529,7 @@
           </w:tcPr>
           <w:p>
             <w:pPr>
+              <w:keepNext w:val="false"/>
               <w:spacing w:after="40" w:before="0"/>
               <w:jc w:val="left"/>
             </w:pPr>
@@ -2510,6 +2564,7 @@
           </w:tcPr>
           <w:p>
             <w:pPr>
+              <w:keepNext w:val="false"/>
               <w:spacing w:after="40" w:before="0"/>
               <w:jc w:val="left"/>
             </w:pPr>
@@ -2542,6 +2597,7 @@
           </w:tcPr>
           <w:p>
             <w:pPr>
+              <w:keepNext w:val="false"/>
               <w:spacing w:after="40" w:before="0"/>
               <w:jc w:val="left"/>
             </w:pPr>
@@ -2576,6 +2632,7 @@
           </w:tcPr>
           <w:p>
             <w:pPr>
+              <w:keepNext w:val="false"/>
               <w:spacing w:after="40" w:before="0"/>
               <w:jc w:val="left"/>
             </w:pPr>
@@ -2608,6 +2665,7 @@
           </w:tcPr>
           <w:p>
             <w:pPr>
+              <w:keepNext w:val="false"/>
               <w:spacing w:after="40" w:before="0"/>
               <w:jc w:val="left"/>
             </w:pPr>
@@ -2642,6 +2700,7 @@
           </w:tcPr>
           <w:p>
             <w:pPr>
+              <w:keepNext w:val="false"/>
               <w:spacing w:after="40" w:before="0"/>
               <w:jc w:val="left"/>
             </w:pPr>
@@ -2674,6 +2733,7 @@
           </w:tcPr>
           <w:p>
             <w:pPr>
+              <w:keepNext w:val="false"/>
               <w:spacing w:after="40" w:before="0"/>
               <w:jc w:val="left"/>
             </w:pPr>
@@ -2708,6 +2768,7 @@
           </w:tcPr>
           <w:p>
             <w:pPr>
+              <w:keepNext w:val="false"/>
               <w:spacing w:after="40" w:before="0"/>
               <w:jc w:val="left"/>
             </w:pPr>
@@ -2740,6 +2801,7 @@
           </w:tcPr>
           <w:p>
             <w:pPr>
+              <w:keepNext w:val="false"/>
               <w:spacing w:after="40" w:before="0"/>
               <w:jc w:val="left"/>
             </w:pPr>
@@ -2774,6 +2836,7 @@
           </w:tcPr>
           <w:p>
             <w:pPr>
+              <w:keepNext w:val="false"/>
               <w:spacing w:after="40" w:before="0"/>
               <w:jc w:val="left"/>
             </w:pPr>
@@ -2806,6 +2869,7 @@
           </w:tcPr>
           <w:p>
             <w:pPr>
+              <w:keepNext w:val="false"/>
               <w:spacing w:after="40" w:before="0"/>
               <w:jc w:val="left"/>
             </w:pPr>
@@ -2840,6 +2904,7 @@
           </w:tcPr>
           <w:p>
             <w:pPr>
+              <w:keepNext w:val="false"/>
               <w:spacing w:after="40" w:before="0"/>
               <w:jc w:val="left"/>
             </w:pPr>
@@ -2872,6 +2937,7 @@
           </w:tcPr>
           <w:p>
             <w:pPr>
+              <w:keepNext w:val="false"/>
               <w:spacing w:after="40" w:before="0"/>
               <w:jc w:val="left"/>
             </w:pPr>
@@ -2931,6 +2997,7 @@
           </w:tcPr>
           <w:p>
             <w:pPr>
+              <w:keepNext w:val="false"/>
               <w:spacing w:after="40" w:before="0"/>
               <w:jc w:val="center"/>
             </w:pPr>
@@ -2965,6 +3032,7 @@
           </w:tcPr>
           <w:p>
             <w:pPr>
+              <w:keepNext w:val="false"/>
               <w:spacing w:after="40" w:before="0"/>
               <w:jc w:val="left"/>
             </w:pPr>
@@ -3029,6 +3097,7 @@
           </w:tcPr>
           <w:p>
             <w:pPr>
+              <w:keepNext w:val="false"/>
               <w:spacing w:after="40" w:before="0"/>
               <w:jc w:val="center"/>
             </w:pPr>
@@ -3063,6 +3132,7 @@
           </w:tcPr>
           <w:p>
             <w:pPr>
+              <w:keepNext w:val="false"/>
               <w:spacing w:after="40" w:before="0"/>
               <w:jc w:val="left"/>
             </w:pPr>
@@ -3095,6 +3165,7 @@
           </w:tcPr>
           <w:p>
             <w:pPr>
+              <w:keepNext w:val="false"/>
               <w:spacing w:after="40" w:before="0"/>
               <w:jc w:val="left"/>
             </w:pPr>
@@ -3127,6 +3198,7 @@
           </w:tcPr>
           <w:p>
             <w:pPr>
+              <w:keepNext w:val="false"/>
               <w:spacing w:after="40" w:before="0"/>
               <w:jc w:val="left"/>
             </w:pPr>
@@ -3159,6 +3231,7 @@
           </w:tcPr>
           <w:p>
             <w:pPr>
+              <w:keepNext w:val="false"/>
               <w:spacing w:after="40" w:before="0"/>
               <w:jc w:val="left"/>
             </w:pPr>
@@ -3191,6 +3264,7 @@
           </w:tcPr>
           <w:p>
             <w:pPr>
+              <w:keepNext w:val="false"/>
               <w:spacing w:after="40" w:before="0"/>
               <w:jc w:val="left"/>
             </w:pPr>
@@ -3225,6 +3299,7 @@
           </w:tcPr>
           <w:p>
             <w:pPr>
+              <w:keepNext w:val="false"/>
               <w:spacing w:after="40" w:before="0"/>
               <w:jc w:val="left"/>
             </w:pPr>
@@ -3262,7 +3337,7 @@
             <w:pPr>
               <w:spacing w:after="20" w:before="0"/>
             </w:pPr>
-            <w:hyperlink w:history="1" r:id="rIdxohntjwiy_-rzwuulbaw6">
+            <w:hyperlink w:history="1" r:id="rIdryy9qij07dbowa7zr5hcu">
               <w:r>
                 <w:rPr>
                   <w:rFonts w:ascii="Arial" w:cs="Arial" w:eastAsia="Arial" w:hAnsi="Arial"/>
@@ -3295,7 +3370,7 @@
               <w:spacing w:after="10" w:before="0"/>
               <w:ind w:left="120"/>
             </w:pPr>
-            <w:hyperlink w:history="1" r:id="rIdz-pjx6wen6omogltbfofk">
+            <w:hyperlink w:history="1" r:id="rIdj4nkprvbvlteoxbckt8fs">
               <w:r>
                 <w:rPr>
                   <w:rFonts w:ascii="Arial" w:cs="Arial" w:eastAsia="Arial" w:hAnsi="Arial"/>
@@ -3340,7 +3415,7 @@
             <w:pPr>
               <w:spacing w:after="20" w:before="0"/>
             </w:pPr>
-            <w:hyperlink w:history="1" r:id="rIds2-_cnfhcjjn8dwq-c3mb">
+            <w:hyperlink w:history="1" r:id="rIdivluybkg2zypjlrsy4zpr">
               <w:r>
                 <w:rPr>
                   <w:rFonts w:ascii="Arial" w:cs="Arial" w:eastAsia="Arial" w:hAnsi="Arial"/>
@@ -3373,7 +3448,7 @@
               <w:spacing w:after="10" w:before="0"/>
               <w:ind w:left="120"/>
             </w:pPr>
-            <w:hyperlink w:history="1" r:id="rId_rbgd6lne2fpfxm8kiupl">
+            <w:hyperlink w:history="1" r:id="rIdllqofpbatpaegngphkk9m">
               <w:r>
                 <w:rPr>
                   <w:rFonts w:ascii="Arial" w:cs="Arial" w:eastAsia="Arial" w:hAnsi="Arial"/>
@@ -3401,6 +3476,7 @@
           </w:tcPr>
           <w:p>
             <w:pPr>
+              <w:keepNext w:val="false"/>
               <w:spacing w:after="40" w:before="0"/>
               <w:jc w:val="left"/>
             </w:pPr>
@@ -3433,6 +3509,7 @@
           </w:tcPr>
           <w:p>
             <w:pPr>
+              <w:keepNext w:val="false"/>
               <w:spacing w:after="40" w:before="0"/>
               <w:jc w:val="left"/>
             </w:pPr>
@@ -3465,6 +3542,7 @@
           </w:tcPr>
           <w:p>
             <w:pPr>
+              <w:keepNext w:val="false"/>
               <w:spacing w:after="40" w:before="0"/>
               <w:jc w:val="left"/>
             </w:pPr>
@@ -3497,6 +3575,7 @@
           </w:tcPr>
           <w:p>
             <w:pPr>
+              <w:keepNext w:val="false"/>
               <w:spacing w:after="40" w:before="0"/>
               <w:jc w:val="left"/>
             </w:pPr>
@@ -3531,6 +3610,7 @@
           </w:tcPr>
           <w:p>
             <w:pPr>
+              <w:keepNext w:val="false"/>
               <w:spacing w:after="40" w:before="0"/>
               <w:jc w:val="left"/>
             </w:pPr>
@@ -3568,7 +3648,7 @@
             <w:pPr>
               <w:spacing w:after="20" w:before="0"/>
             </w:pPr>
-            <w:hyperlink w:history="1" r:id="rIdf94qmld2cxyefdm8wlrgg">
+            <w:hyperlink w:history="1" r:id="rIdewbrh1k5vocdmjywy0ph8">
               <w:r>
                 <w:rPr>
                   <w:rFonts w:ascii="Arial" w:cs="Arial" w:eastAsia="Arial" w:hAnsi="Arial"/>
@@ -3601,7 +3681,7 @@
               <w:spacing w:after="10" w:before="0"/>
               <w:ind w:left="120"/>
             </w:pPr>
-            <w:hyperlink w:history="1" r:id="rIdxyi6fxe8puvacduyqok-5">
+            <w:hyperlink w:history="1" r:id="rId1-8xxk9mcu40ci-sqx8z_">
               <w:r>
                 <w:rPr>
                   <w:rFonts w:ascii="Arial" w:cs="Arial" w:eastAsia="Arial" w:hAnsi="Arial"/>
@@ -3646,7 +3726,7 @@
             <w:pPr>
               <w:spacing w:after="20" w:before="0"/>
             </w:pPr>
-            <w:hyperlink w:history="1" r:id="rIdigtnv0wraqwsf-xxgjfd2">
+            <w:hyperlink w:history="1" r:id="rIdv4unymr0xjvtnbw-t88kt">
               <w:r>
                 <w:rPr>
                   <w:rFonts w:ascii="Arial" w:cs="Arial" w:eastAsia="Arial" w:hAnsi="Arial"/>
@@ -3679,7 +3759,7 @@
               <w:spacing w:after="10" w:before="0"/>
               <w:ind w:left="120"/>
             </w:pPr>
-            <w:hyperlink w:history="1" r:id="rIdp-dd_tz_xronkvr9pni2d">
+            <w:hyperlink w:history="1" r:id="rIdf4zt3f1az9s7xe8dgryxq">
               <w:r>
                 <w:rPr>
                   <w:rFonts w:ascii="Arial" w:cs="Arial" w:eastAsia="Arial" w:hAnsi="Arial"/>
@@ -3707,6 +3787,7 @@
           </w:tcPr>
           <w:p>
             <w:pPr>
+              <w:keepNext w:val="false"/>
               <w:spacing w:after="40" w:before="0"/>
               <w:jc w:val="left"/>
             </w:pPr>
@@ -3739,6 +3820,7 @@
           </w:tcPr>
           <w:p>
             <w:pPr>
+              <w:keepNext w:val="false"/>
               <w:spacing w:after="40" w:before="0"/>
               <w:jc w:val="left"/>
             </w:pPr>
@@ -3771,6 +3853,7 @@
           </w:tcPr>
           <w:p>
             <w:pPr>
+              <w:keepNext w:val="false"/>
               <w:spacing w:after="40" w:before="0"/>
               <w:jc w:val="left"/>
             </w:pPr>
@@ -3803,6 +3886,7 @@
           </w:tcPr>
           <w:p>
             <w:pPr>
+              <w:keepNext w:val="false"/>
               <w:spacing w:after="40" w:before="0"/>
               <w:jc w:val="left"/>
             </w:pPr>
@@ -3837,6 +3921,7 @@
           </w:tcPr>
           <w:p>
             <w:pPr>
+              <w:keepNext w:val="false"/>
               <w:spacing w:after="40" w:before="0"/>
               <w:jc w:val="left"/>
             </w:pPr>
@@ -3874,7 +3959,7 @@
             <w:pPr>
               <w:spacing w:after="20" w:before="0"/>
             </w:pPr>
-            <w:hyperlink w:history="1" r:id="rIdlz0fpbzyan6no7b1ski_2">
+            <w:hyperlink w:history="1" r:id="rId7-a2k6l-xk0fpl6ozapa1">
               <w:r>
                 <w:rPr>
                   <w:rFonts w:ascii="Arial" w:cs="Arial" w:eastAsia="Arial" w:hAnsi="Arial"/>
@@ -3907,7 +3992,7 @@
               <w:spacing w:after="10" w:before="0"/>
               <w:ind w:left="120"/>
             </w:pPr>
-            <w:hyperlink w:history="1" r:id="rIdag04qhyb5ygdmrjmbflf7">
+            <w:hyperlink w:history="1" r:id="rIdcqjtom4w_pqkpjsdsohx6">
               <w:r>
                 <w:rPr>
                   <w:rFonts w:ascii="Arial" w:cs="Arial" w:eastAsia="Arial" w:hAnsi="Arial"/>
@@ -3952,7 +4037,7 @@
             <w:pPr>
               <w:spacing w:after="20" w:before="0"/>
             </w:pPr>
-            <w:hyperlink w:history="1" r:id="rIdvyrrlvi4gfrhfo2ovikwr">
+            <w:hyperlink w:history="1" r:id="rIddxm49qtdxsypfnuszrfdl">
               <w:r>
                 <w:rPr>
                   <w:rFonts w:ascii="Arial" w:cs="Arial" w:eastAsia="Arial" w:hAnsi="Arial"/>
@@ -3985,7 +4070,7 @@
               <w:spacing w:after="10" w:before="0"/>
               <w:ind w:left="120"/>
             </w:pPr>
-            <w:hyperlink w:history="1" r:id="rId07w2twkwwxcssnpf7zpg8">
+            <w:hyperlink w:history="1" r:id="rId5qhd_6gcsbarsqzhg2kpd">
               <w:r>
                 <w:rPr>
                   <w:rFonts w:ascii="Arial" w:cs="Arial" w:eastAsia="Arial" w:hAnsi="Arial"/>
@@ -4013,6 +4098,7 @@
           </w:tcPr>
           <w:p>
             <w:pPr>
+              <w:keepNext w:val="false"/>
               <w:spacing w:after="40" w:before="0"/>
               <w:jc w:val="left"/>
             </w:pPr>
@@ -4045,6 +4131,7 @@
           </w:tcPr>
           <w:p>
             <w:pPr>
+              <w:keepNext w:val="false"/>
               <w:spacing w:after="40" w:before="0"/>
               <w:jc w:val="left"/>
             </w:pPr>
@@ -4077,6 +4164,7 @@
           </w:tcPr>
           <w:p>
             <w:pPr>
+              <w:keepNext w:val="false"/>
               <w:spacing w:after="40" w:before="0"/>
               <w:jc w:val="left"/>
             </w:pPr>
@@ -4109,6 +4197,7 @@
           </w:tcPr>
           <w:p>
             <w:pPr>
+              <w:keepNext w:val="false"/>
               <w:spacing w:after="40" w:before="0"/>
               <w:jc w:val="left"/>
             </w:pPr>
@@ -4143,6 +4232,7 @@
           </w:tcPr>
           <w:p>
             <w:pPr>
+              <w:keepNext w:val="false"/>
               <w:spacing w:after="40" w:before="0"/>
               <w:jc w:val="left"/>
             </w:pPr>
@@ -4180,7 +4270,7 @@
             <w:pPr>
               <w:spacing w:after="20" w:before="0"/>
             </w:pPr>
-            <w:hyperlink w:history="1" r:id="rId4fsr8tvdgm4dzzkfmejei">
+            <w:hyperlink w:history="1" r:id="rIdiqnwhaufc0hcz57e9pvqm">
               <w:r>
                 <w:rPr>
                   <w:rFonts w:ascii="Arial" w:cs="Arial" w:eastAsia="Arial" w:hAnsi="Arial"/>
@@ -4213,7 +4303,7 @@
               <w:spacing w:after="10" w:before="0"/>
               <w:ind w:left="120"/>
             </w:pPr>
-            <w:hyperlink w:history="1" r:id="rIdyqu-k_a4zjowteo0kyzbh">
+            <w:hyperlink w:history="1" r:id="rIdpoqtiwmitjjuqvv9xcyms">
               <w:r>
                 <w:rPr>
                   <w:rFonts w:ascii="Arial" w:cs="Arial" w:eastAsia="Arial" w:hAnsi="Arial"/>
@@ -4258,7 +4348,7 @@
             <w:pPr>
               <w:spacing w:after="20" w:before="0"/>
             </w:pPr>
-            <w:hyperlink w:history="1" r:id="rIdflngvqlplevuza65fcdhe">
+            <w:hyperlink w:history="1" r:id="rIdyixwraaqiizzlsn637hru">
               <w:r>
                 <w:rPr>
                   <w:rFonts w:ascii="Arial" w:cs="Arial" w:eastAsia="Arial" w:hAnsi="Arial"/>
@@ -4291,7 +4381,7 @@
               <w:spacing w:after="10" w:before="0"/>
               <w:ind w:left="120"/>
             </w:pPr>
-            <w:hyperlink w:history="1" r:id="rIdqdmks0gpplm0ksua5a9gh">
+            <w:hyperlink w:history="1" r:id="rIdoqmeogyxlkpajz8ggjwzw">
               <w:r>
                 <w:rPr>
                   <w:rFonts w:ascii="Arial" w:cs="Arial" w:eastAsia="Arial" w:hAnsi="Arial"/>
@@ -4319,6 +4409,7 @@
           </w:tcPr>
           <w:p>
             <w:pPr>
+              <w:keepNext w:val="false"/>
               <w:spacing w:after="40" w:before="0"/>
               <w:jc w:val="left"/>
             </w:pPr>
@@ -4351,6 +4442,7 @@
           </w:tcPr>
           <w:p>
             <w:pPr>
+              <w:keepNext w:val="false"/>
               <w:spacing w:after="40" w:before="0"/>
               <w:jc w:val="left"/>
             </w:pPr>
@@ -4383,6 +4475,7 @@
           </w:tcPr>
           <w:p>
             <w:pPr>
+              <w:keepNext w:val="false"/>
               <w:spacing w:after="40" w:before="0"/>
               <w:jc w:val="left"/>
             </w:pPr>
@@ -4415,6 +4508,7 @@
           </w:tcPr>
           <w:p>
             <w:pPr>
+              <w:keepNext w:val="false"/>
               <w:spacing w:after="40" w:before="0"/>
               <w:jc w:val="left"/>
             </w:pPr>
@@ -4449,6 +4543,7 @@
           </w:tcPr>
           <w:p>
             <w:pPr>
+              <w:keepNext w:val="false"/>
               <w:spacing w:after="40" w:before="0"/>
               <w:jc w:val="left"/>
             </w:pPr>
@@ -4486,7 +4581,7 @@
             <w:pPr>
               <w:spacing w:after="20" w:before="0"/>
             </w:pPr>
-            <w:hyperlink w:history="1" r:id="rIdjno5hx2w7kq3shd5_o8o3">
+            <w:hyperlink w:history="1" r:id="rId3v0lfcahilihhp-ncrbis">
               <w:r>
                 <w:rPr>
                   <w:rFonts w:ascii="Arial" w:cs="Arial" w:eastAsia="Arial" w:hAnsi="Arial"/>
@@ -4519,7 +4614,7 @@
               <w:spacing w:after="10" w:before="0"/>
               <w:ind w:left="120"/>
             </w:pPr>
-            <w:hyperlink w:history="1" r:id="rIdm1roofwqxyw86fsallnty">
+            <w:hyperlink w:history="1" r:id="rIdr4h0xn1lm4zzpva53z8uu">
               <w:r>
                 <w:rPr>
                   <w:rFonts w:ascii="Arial" w:cs="Arial" w:eastAsia="Arial" w:hAnsi="Arial"/>
@@ -4564,7 +4659,7 @@
             <w:pPr>
               <w:spacing w:after="20" w:before="0"/>
             </w:pPr>
-            <w:hyperlink w:history="1" r:id="rIdjhm1wwuu0kghumpilgndv">
+            <w:hyperlink w:history="1" r:id="rIdcdvn6yrmxkqasys48bzjj">
               <w:r>
                 <w:rPr>
                   <w:rFonts w:ascii="Arial" w:cs="Arial" w:eastAsia="Arial" w:hAnsi="Arial"/>
@@ -4613,7 +4708,7 @@
               <w:spacing w:after="10" w:before="0"/>
               <w:ind w:left="120"/>
             </w:pPr>
-            <w:hyperlink w:history="1" r:id="rIdnhybhc9a30bj_0exotk64">
+            <w:hyperlink w:history="1" r:id="rIdwjks7mcrxr-mtdfibrlbc">
               <w:r>
                 <w:rPr>
                   <w:rFonts w:ascii="Arial" w:cs="Arial" w:eastAsia="Arial" w:hAnsi="Arial"/>
@@ -4641,6 +4736,7 @@
           </w:tcPr>
           <w:p>
             <w:pPr>
+              <w:keepNext w:val="false"/>
               <w:spacing w:after="40" w:before="0"/>
               <w:jc w:val="left"/>
             </w:pPr>
@@ -4673,6 +4769,7 @@
           </w:tcPr>
           <w:p>
             <w:pPr>
+              <w:keepNext w:val="false"/>
               <w:spacing w:after="40" w:before="0"/>
               <w:jc w:val="left"/>
             </w:pPr>
@@ -4705,6 +4802,7 @@
           </w:tcPr>
           <w:p>
             <w:pPr>
+              <w:keepNext w:val="false"/>
               <w:spacing w:after="40" w:before="0"/>
               <w:jc w:val="left"/>
             </w:pPr>
@@ -4737,6 +4835,7 @@
           </w:tcPr>
           <w:p>
             <w:pPr>
+              <w:keepNext w:val="false"/>
               <w:spacing w:after="40" w:before="0"/>
               <w:jc w:val="left"/>
             </w:pPr>
@@ -4796,6 +4895,7 @@
           </w:tcPr>
           <w:p>
             <w:pPr>
+              <w:keepNext w:val="false"/>
               <w:spacing w:after="40" w:before="0"/>
               <w:jc w:val="center"/>
             </w:pPr>
@@ -4830,6 +4930,7 @@
           </w:tcPr>
           <w:p>
             <w:pPr>
+              <w:keepNext w:val="false"/>
               <w:spacing w:after="40" w:before="0"/>
               <w:jc w:val="left"/>
             </w:pPr>
@@ -4891,6 +4992,7 @@
           </w:tcPr>
           <w:p>
             <w:pPr>
+              <w:keepNext w:val="false"/>
               <w:spacing w:after="40" w:before="0"/>
               <w:jc w:val="center"/>
             </w:pPr>
@@ -4925,6 +5027,7 @@
           </w:tcPr>
           <w:p>
             <w:pPr>
+              <w:keepNext w:val="false"/>
               <w:spacing w:after="40" w:before="0"/>
               <w:jc w:val="left"/>
             </w:pPr>
@@ -4957,6 +5060,7 @@
           </w:tcPr>
           <w:p>
             <w:pPr>
+              <w:keepNext w:val="false"/>
               <w:spacing w:after="40" w:before="0"/>
               <w:jc w:val="left"/>
             </w:pPr>
@@ -4991,6 +5095,7 @@
           </w:tcPr>
           <w:p>
             <w:pPr>
+              <w:keepNext w:val="false"/>
               <w:spacing w:after="40" w:before="0"/>
               <w:jc w:val="left"/>
             </w:pPr>
@@ -5023,6 +5128,7 @@
           </w:tcPr>
           <w:p>
             <w:pPr>
+              <w:keepNext w:val="false"/>
               <w:spacing w:after="40" w:before="0"/>
               <w:jc w:val="left"/>
             </w:pPr>
@@ -5057,6 +5163,7 @@
           </w:tcPr>
           <w:p>
             <w:pPr>
+              <w:keepNext w:val="false"/>
               <w:spacing w:after="40" w:before="0"/>
               <w:jc w:val="left"/>
             </w:pPr>
@@ -5089,6 +5196,7 @@
           </w:tcPr>
           <w:p>
             <w:pPr>
+              <w:keepNext w:val="false"/>
               <w:spacing w:after="40" w:before="0"/>
               <w:jc w:val="left"/>
             </w:pPr>
@@ -5125,7 +5233,7 @@
         </w:rPr>
         <w:t xml:space="preserve">© 2026 SeaVuria and ARES. Aligned with KICD objectives. Developed by SeaVuria; technical implementation by ARES (with AI assistance from Claude). Licensed under </w:t>
       </w:r>
-      <w:hyperlink w:history="1" r:id="rIddr2qqhbvh8do8q5wkosbj">
+      <w:hyperlink w:history="1" r:id="rId9whuuiddbhyrwqfb1yl8n">
         <w:r>
           <w:rPr>
             <w:rFonts w:ascii="Arial" w:cs="Arial" w:eastAsia="Arial" w:hAnsi="Arial"/>
@@ -5146,7 +5254,7 @@
         </w:rPr>
         <w:t xml:space="preserve"> (</w:t>
       </w:r>
-      <w:hyperlink w:history="1" r:id="rIdfjvxep_kfcirl-kjbw2sl">
+      <w:hyperlink w:history="1" r:id="rIdrbu8x6_0b9el5nqauzbk_">
         <w:r>
           <w:rPr>
             <w:rFonts w:ascii="Arial" w:cs="Arial" w:eastAsia="Arial" w:hAnsi="Arial"/>
@@ -5206,6 +5314,7 @@
           </w:tcPr>
           <w:p>
             <w:pPr>
+              <w:keepNext w:val="false"/>
               <w:spacing w:after="40" w:before="0"/>
               <w:jc w:val="center"/>
             </w:pPr>
@@ -5241,6 +5350,7 @@
           </w:tcPr>
           <w:p>
             <w:pPr>
+              <w:keepNext w:val="false"/>
               <w:spacing w:after="40" w:before="0"/>
               <w:jc w:val="center"/>
             </w:pPr>
@@ -5275,6 +5385,7 @@
           </w:tcPr>
           <w:p>
             <w:pPr>
+              <w:keepNext w:val="false"/>
               <w:spacing w:after="40" w:before="0"/>
               <w:jc w:val="left"/>
             </w:pPr>
@@ -5307,6 +5418,7 @@
           </w:tcPr>
           <w:p>
             <w:pPr>
+              <w:keepNext w:val="false"/>
               <w:spacing w:after="40" w:before="0"/>
               <w:jc w:val="left"/>
             </w:pPr>
@@ -5341,6 +5453,7 @@
           </w:tcPr>
           <w:p>
             <w:pPr>
+              <w:keepNext w:val="false"/>
               <w:spacing w:after="40" w:before="0"/>
               <w:jc w:val="left"/>
             </w:pPr>
@@ -5373,6 +5486,7 @@
           </w:tcPr>
           <w:p>
             <w:pPr>
+              <w:keepNext w:val="false"/>
               <w:spacing w:after="40" w:before="0"/>
               <w:jc w:val="left"/>
             </w:pPr>
@@ -5407,6 +5521,7 @@
           </w:tcPr>
           <w:p>
             <w:pPr>
+              <w:keepNext w:val="false"/>
               <w:spacing w:after="40" w:before="0"/>
               <w:jc w:val="left"/>
             </w:pPr>
@@ -5439,6 +5554,7 @@
           </w:tcPr>
           <w:p>
             <w:pPr>
+              <w:keepNext w:val="false"/>
               <w:spacing w:after="40" w:before="0"/>
               <w:jc w:val="left"/>
             </w:pPr>
@@ -5473,6 +5589,7 @@
           </w:tcPr>
           <w:p>
             <w:pPr>
+              <w:keepNext w:val="false"/>
               <w:spacing w:after="40" w:before="0"/>
               <w:jc w:val="left"/>
             </w:pPr>
@@ -5505,6 +5622,7 @@
           </w:tcPr>
           <w:p>
             <w:pPr>
+              <w:keepNext w:val="false"/>
               <w:spacing w:after="40" w:before="0"/>
               <w:jc w:val="left"/>
             </w:pPr>
@@ -5539,6 +5657,7 @@
           </w:tcPr>
           <w:p>
             <w:pPr>
+              <w:keepNext w:val="false"/>
               <w:spacing w:after="40" w:before="0"/>
               <w:jc w:val="left"/>
             </w:pPr>
@@ -5571,6 +5690,7 @@
           </w:tcPr>
           <w:p>
             <w:pPr>
+              <w:keepNext w:val="false"/>
               <w:spacing w:after="40" w:before="0"/>
               <w:jc w:val="left"/>
             </w:pPr>
@@ -5605,6 +5725,7 @@
           </w:tcPr>
           <w:p>
             <w:pPr>
+              <w:keepNext w:val="false"/>
               <w:spacing w:after="40" w:before="0"/>
               <w:jc w:val="left"/>
             </w:pPr>
@@ -5637,6 +5758,7 @@
           </w:tcPr>
           <w:p>
             <w:pPr>
+              <w:keepNext w:val="false"/>
               <w:spacing w:after="40" w:before="0"/>
               <w:jc w:val="left"/>
             </w:pPr>
@@ -5671,6 +5793,7 @@
           </w:tcPr>
           <w:p>
             <w:pPr>
+              <w:keepNext w:val="false"/>
               <w:spacing w:after="40" w:before="0"/>
               <w:jc w:val="left"/>
             </w:pPr>
@@ -5703,6 +5826,7 @@
           </w:tcPr>
           <w:p>
             <w:pPr>
+              <w:keepNext w:val="false"/>
               <w:spacing w:after="40" w:before="0"/>
               <w:jc w:val="left"/>
             </w:pPr>
@@ -5737,6 +5861,7 @@
           </w:tcPr>
           <w:p>
             <w:pPr>
+              <w:keepNext w:val="false"/>
               <w:spacing w:after="40" w:before="0"/>
               <w:jc w:val="left"/>
             </w:pPr>
@@ -5769,6 +5894,7 @@
           </w:tcPr>
           <w:p>
             <w:pPr>
+              <w:keepNext w:val="false"/>
               <w:spacing w:after="40" w:before="0"/>
               <w:jc w:val="left"/>
             </w:pPr>
@@ -5828,6 +5954,7 @@
           </w:tcPr>
           <w:p>
             <w:pPr>
+              <w:keepNext w:val="false"/>
               <w:spacing w:after="40" w:before="0"/>
               <w:jc w:val="center"/>
             </w:pPr>
@@ -5862,6 +5989,7 @@
           </w:tcPr>
           <w:p>
             <w:pPr>
+              <w:keepNext w:val="false"/>
               <w:spacing w:after="40" w:before="0"/>
               <w:jc w:val="left"/>
             </w:pPr>
@@ -5926,6 +6054,7 @@
           </w:tcPr>
           <w:p>
             <w:pPr>
+              <w:keepNext w:val="false"/>
               <w:spacing w:after="40" w:before="0"/>
               <w:jc w:val="center"/>
             </w:pPr>
@@ -5960,6 +6089,7 @@
           </w:tcPr>
           <w:p>
             <w:pPr>
+              <w:keepNext w:val="false"/>
               <w:spacing w:after="40" w:before="0"/>
               <w:jc w:val="left"/>
             </w:pPr>
@@ -5992,6 +6122,7 @@
           </w:tcPr>
           <w:p>
             <w:pPr>
+              <w:keepNext w:val="false"/>
               <w:spacing w:after="40" w:before="0"/>
               <w:jc w:val="left"/>
             </w:pPr>
@@ -6024,6 +6155,7 @@
           </w:tcPr>
           <w:p>
             <w:pPr>
+              <w:keepNext w:val="false"/>
               <w:spacing w:after="40" w:before="0"/>
               <w:jc w:val="left"/>
             </w:pPr>
@@ -6056,6 +6188,7 @@
           </w:tcPr>
           <w:p>
             <w:pPr>
+              <w:keepNext w:val="false"/>
               <w:spacing w:after="40" w:before="0"/>
               <w:jc w:val="left"/>
             </w:pPr>
@@ -6088,6 +6221,7 @@
           </w:tcPr>
           <w:p>
             <w:pPr>
+              <w:keepNext w:val="false"/>
               <w:spacing w:after="40" w:before="0"/>
               <w:jc w:val="left"/>
             </w:pPr>
@@ -6122,6 +6256,7 @@
           </w:tcPr>
           <w:p>
             <w:pPr>
+              <w:keepNext w:val="false"/>
               <w:spacing w:after="40" w:before="0"/>
               <w:jc w:val="left"/>
             </w:pPr>
@@ -6159,7 +6294,7 @@
             <w:pPr>
               <w:spacing w:after="20" w:before="0"/>
             </w:pPr>
-            <w:hyperlink w:history="1" r:id="rIdgqdbo_02trya33ummnyxx">
+            <w:hyperlink w:history="1" r:id="rIds21_fvowaujr1zj0ye2pd">
               <w:r>
                 <w:rPr>
                   <w:rFonts w:ascii="Arial" w:cs="Arial" w:eastAsia="Arial" w:hAnsi="Arial"/>
@@ -6192,7 +6327,7 @@
               <w:spacing w:after="10" w:before="0"/>
               <w:ind w:left="120"/>
             </w:pPr>
-            <w:hyperlink w:history="1" r:id="rIdvjnqnxu0p8m5mjcvlerri">
+            <w:hyperlink w:history="1" r:id="rIdiniixmr5-ousgulzuhdew">
               <w:r>
                 <w:rPr>
                   <w:rFonts w:ascii="Arial" w:cs="Arial" w:eastAsia="Arial" w:hAnsi="Arial"/>
@@ -6237,7 +6372,7 @@
             <w:pPr>
               <w:spacing w:after="20" w:before="0"/>
             </w:pPr>
-            <w:hyperlink w:history="1" r:id="rIdn6m51aprztmmw02daimyg">
+            <w:hyperlink w:history="1" r:id="rIdffdhajyjnjztntlceivso">
               <w:r>
                 <w:rPr>
                   <w:rFonts w:ascii="Arial" w:cs="Arial" w:eastAsia="Arial" w:hAnsi="Arial"/>
@@ -6270,7 +6405,7 @@
               <w:spacing w:after="10" w:before="0"/>
               <w:ind w:left="120"/>
             </w:pPr>
-            <w:hyperlink w:history="1" r:id="rId8d6zmccfjqdx5xe3xh5fs">
+            <w:hyperlink w:history="1" r:id="rIdgbjupbyxexb2a_ev8csax">
               <w:r>
                 <w:rPr>
                   <w:rFonts w:ascii="Arial" w:cs="Arial" w:eastAsia="Arial" w:hAnsi="Arial"/>
@@ -6298,6 +6433,7 @@
           </w:tcPr>
           <w:p>
             <w:pPr>
+              <w:keepNext w:val="false"/>
               <w:spacing w:after="40" w:before="0"/>
               <w:jc w:val="left"/>
             </w:pPr>
@@ -6330,6 +6466,7 @@
           </w:tcPr>
           <w:p>
             <w:pPr>
+              <w:keepNext w:val="false"/>
               <w:spacing w:after="40" w:before="0"/>
               <w:jc w:val="left"/>
             </w:pPr>
@@ -6362,6 +6499,7 @@
           </w:tcPr>
           <w:p>
             <w:pPr>
+              <w:keepNext w:val="false"/>
               <w:spacing w:after="40" w:before="0"/>
               <w:jc w:val="left"/>
             </w:pPr>
@@ -6394,6 +6532,7 @@
           </w:tcPr>
           <w:p>
             <w:pPr>
+              <w:keepNext w:val="false"/>
               <w:spacing w:after="40" w:before="0"/>
               <w:jc w:val="left"/>
             </w:pPr>
@@ -6428,6 +6567,7 @@
           </w:tcPr>
           <w:p>
             <w:pPr>
+              <w:keepNext w:val="false"/>
               <w:spacing w:after="40" w:before="0"/>
               <w:jc w:val="left"/>
             </w:pPr>
@@ -6465,7 +6605,7 @@
             <w:pPr>
               <w:spacing w:after="20" w:before="0"/>
             </w:pPr>
-            <w:hyperlink w:history="1" r:id="rIdgnakord6d6_aeyhdkyvst">
+            <w:hyperlink w:history="1" r:id="rIdflt_gyzbvi2l1ddqhkx_g">
               <w:r>
                 <w:rPr>
                   <w:rFonts w:ascii="Arial" w:cs="Arial" w:eastAsia="Arial" w:hAnsi="Arial"/>
@@ -6498,7 +6638,7 @@
               <w:spacing w:after="10" w:before="0"/>
               <w:ind w:left="120"/>
             </w:pPr>
-            <w:hyperlink w:history="1" r:id="rId13xzuw5s8cogko9nqbro2">
+            <w:hyperlink w:history="1" r:id="rIdxzmv5cfddiyxapfa2qhpu">
               <w:r>
                 <w:rPr>
                   <w:rFonts w:ascii="Arial" w:cs="Arial" w:eastAsia="Arial" w:hAnsi="Arial"/>
@@ -6543,7 +6683,7 @@
             <w:pPr>
               <w:spacing w:after="20" w:before="0"/>
             </w:pPr>
-            <w:hyperlink w:history="1" r:id="rId9bt5uoejeo2hhj3ynfqs2">
+            <w:hyperlink w:history="1" r:id="rId5v_fckhyyxryhyqag0fqs">
               <w:r>
                 <w:rPr>
                   <w:rFonts w:ascii="Arial" w:cs="Arial" w:eastAsia="Arial" w:hAnsi="Arial"/>
@@ -6576,7 +6716,7 @@
               <w:spacing w:after="10" w:before="0"/>
               <w:ind w:left="120"/>
             </w:pPr>
-            <w:hyperlink w:history="1" r:id="rId0iypibwud8q2z6ncggkvc">
+            <w:hyperlink w:history="1" r:id="rIdekfv0-5g3nygievkwkhdz">
               <w:r>
                 <w:rPr>
                   <w:rFonts w:ascii="Arial" w:cs="Arial" w:eastAsia="Arial" w:hAnsi="Arial"/>
@@ -6604,6 +6744,7 @@
           </w:tcPr>
           <w:p>
             <w:pPr>
+              <w:keepNext w:val="false"/>
               <w:spacing w:after="40" w:before="0"/>
               <w:jc w:val="left"/>
             </w:pPr>
@@ -6636,6 +6777,7 @@
           </w:tcPr>
           <w:p>
             <w:pPr>
+              <w:keepNext w:val="false"/>
               <w:spacing w:after="40" w:before="0"/>
               <w:jc w:val="left"/>
             </w:pPr>
@@ -6668,6 +6810,7 @@
           </w:tcPr>
           <w:p>
             <w:pPr>
+              <w:keepNext w:val="false"/>
               <w:spacing w:after="40" w:before="0"/>
               <w:jc w:val="left"/>
             </w:pPr>
@@ -6700,6 +6843,7 @@
           </w:tcPr>
           <w:p>
             <w:pPr>
+              <w:keepNext w:val="false"/>
               <w:spacing w:after="40" w:before="0"/>
               <w:jc w:val="left"/>
             </w:pPr>
@@ -6734,6 +6878,7 @@
           </w:tcPr>
           <w:p>
             <w:pPr>
+              <w:keepNext w:val="false"/>
               <w:spacing w:after="40" w:before="0"/>
               <w:jc w:val="left"/>
             </w:pPr>
@@ -6771,7 +6916,7 @@
             <w:pPr>
               <w:spacing w:after="20" w:before="0"/>
             </w:pPr>
-            <w:hyperlink w:history="1" r:id="rIdrxqrn1r_h_ky9civ1p-8h">
+            <w:hyperlink w:history="1" r:id="rId3-zp74hinkzvzjyyf9w-h">
               <w:r>
                 <w:rPr>
                   <w:rFonts w:ascii="Arial" w:cs="Arial" w:eastAsia="Arial" w:hAnsi="Arial"/>
@@ -6804,7 +6949,7 @@
               <w:spacing w:after="10" w:before="0"/>
               <w:ind w:left="120"/>
             </w:pPr>
-            <w:hyperlink w:history="1" r:id="rIdyka2hv17jnxorfh58jtzd">
+            <w:hyperlink w:history="1" r:id="rIdwfuow2fxllvkjiqrqnfnq">
               <w:r>
                 <w:rPr>
                   <w:rFonts w:ascii="Arial" w:cs="Arial" w:eastAsia="Arial" w:hAnsi="Arial"/>
@@ -6849,7 +6994,7 @@
             <w:pPr>
               <w:spacing w:after="20" w:before="0"/>
             </w:pPr>
-            <w:hyperlink w:history="1" r:id="rId_pahoj3p7zkxxzavj3zbk">
+            <w:hyperlink w:history="1" r:id="rId-cpunmht2fc_p1a-nd6xk">
               <w:r>
                 <w:rPr>
                   <w:rFonts w:ascii="Arial" w:cs="Arial" w:eastAsia="Arial" w:hAnsi="Arial"/>
@@ -6882,7 +7027,7 @@
               <w:spacing w:after="10" w:before="0"/>
               <w:ind w:left="120"/>
             </w:pPr>
-            <w:hyperlink w:history="1" r:id="rIdx4c8yp64_ecbzkuztyyme">
+            <w:hyperlink w:history="1" r:id="rId7t20czp6m8ezme4d7pzx8">
               <w:r>
                 <w:rPr>
                   <w:rFonts w:ascii="Arial" w:cs="Arial" w:eastAsia="Arial" w:hAnsi="Arial"/>
@@ -6910,6 +7055,7 @@
           </w:tcPr>
           <w:p>
             <w:pPr>
+              <w:keepNext w:val="false"/>
               <w:spacing w:after="40" w:before="0"/>
               <w:jc w:val="left"/>
             </w:pPr>
@@ -6942,6 +7088,7 @@
           </w:tcPr>
           <w:p>
             <w:pPr>
+              <w:keepNext w:val="false"/>
               <w:spacing w:after="40" w:before="0"/>
               <w:jc w:val="left"/>
             </w:pPr>
@@ -6974,6 +7121,7 @@
           </w:tcPr>
           <w:p>
             <w:pPr>
+              <w:keepNext w:val="false"/>
               <w:spacing w:after="40" w:before="0"/>
               <w:jc w:val="left"/>
             </w:pPr>
@@ -7006,6 +7154,7 @@
           </w:tcPr>
           <w:p>
             <w:pPr>
+              <w:keepNext w:val="false"/>
               <w:spacing w:after="40" w:before="0"/>
               <w:jc w:val="left"/>
             </w:pPr>
@@ -7040,6 +7189,7 @@
           </w:tcPr>
           <w:p>
             <w:pPr>
+              <w:keepNext w:val="false"/>
               <w:spacing w:after="40" w:before="0"/>
               <w:jc w:val="left"/>
             </w:pPr>
@@ -7077,7 +7227,7 @@
             <w:pPr>
               <w:spacing w:after="20" w:before="0"/>
             </w:pPr>
-            <w:hyperlink w:history="1" r:id="rIdkvrzfqrbz1slaylpzfpt8">
+            <w:hyperlink w:history="1" r:id="rIdme36qt-aj0sanfm0cdy3j">
               <w:r>
                 <w:rPr>
                   <w:rFonts w:ascii="Arial" w:cs="Arial" w:eastAsia="Arial" w:hAnsi="Arial"/>
@@ -7110,7 +7260,7 @@
               <w:spacing w:after="10" w:before="0"/>
               <w:ind w:left="120"/>
             </w:pPr>
-            <w:hyperlink w:history="1" r:id="rIdtdnnet3p8mriy4rkeh077">
+            <w:hyperlink w:history="1" r:id="rId_wkosju1ul-yabakz_gyt">
               <w:r>
                 <w:rPr>
                   <w:rFonts w:ascii="Arial" w:cs="Arial" w:eastAsia="Arial" w:hAnsi="Arial"/>
@@ -7155,7 +7305,7 @@
             <w:pPr>
               <w:spacing w:after="20" w:before="0"/>
             </w:pPr>
-            <w:hyperlink w:history="1" r:id="rIdzkjnyxecnrksoxj2hada8">
+            <w:hyperlink w:history="1" r:id="rIduztf-rkxfmskt4mbcznib">
               <w:r>
                 <w:rPr>
                   <w:rFonts w:ascii="Arial" w:cs="Arial" w:eastAsia="Arial" w:hAnsi="Arial"/>
@@ -7188,7 +7338,7 @@
               <w:spacing w:after="10" w:before="0"/>
               <w:ind w:left="120"/>
             </w:pPr>
-            <w:hyperlink w:history="1" r:id="rId7ytj3x0dzaaik3gyej-vf">
+            <w:hyperlink w:history="1" r:id="rIdzhbob5qzjpgp5uuwzhuhd">
               <w:r>
                 <w:rPr>
                   <w:rFonts w:ascii="Arial" w:cs="Arial" w:eastAsia="Arial" w:hAnsi="Arial"/>
@@ -7216,6 +7366,7 @@
           </w:tcPr>
           <w:p>
             <w:pPr>
+              <w:keepNext w:val="false"/>
               <w:spacing w:after="40" w:before="0"/>
               <w:jc w:val="left"/>
             </w:pPr>
@@ -7248,6 +7399,7 @@
           </w:tcPr>
           <w:p>
             <w:pPr>
+              <w:keepNext w:val="false"/>
               <w:spacing w:after="40" w:before="0"/>
               <w:jc w:val="left"/>
             </w:pPr>
@@ -7280,6 +7432,7 @@
           </w:tcPr>
           <w:p>
             <w:pPr>
+              <w:keepNext w:val="false"/>
               <w:spacing w:after="40" w:before="0"/>
               <w:jc w:val="left"/>
             </w:pPr>
@@ -7312,6 +7465,7 @@
           </w:tcPr>
           <w:p>
             <w:pPr>
+              <w:keepNext w:val="false"/>
               <w:spacing w:after="40" w:before="0"/>
               <w:jc w:val="left"/>
             </w:pPr>
@@ -7346,6 +7500,7 @@
           </w:tcPr>
           <w:p>
             <w:pPr>
+              <w:keepNext w:val="false"/>
               <w:spacing w:after="40" w:before="0"/>
               <w:jc w:val="left"/>
             </w:pPr>
@@ -7383,7 +7538,7 @@
             <w:pPr>
               <w:spacing w:after="20" w:before="0"/>
             </w:pPr>
-            <w:hyperlink w:history="1" r:id="rIdf0jfgjzhpejb8sl5dqqqv">
+            <w:hyperlink w:history="1" r:id="rIdw9oxuvreulhrdj-xtzfpi">
               <w:r>
                 <w:rPr>
                   <w:rFonts w:ascii="Arial" w:cs="Arial" w:eastAsia="Arial" w:hAnsi="Arial"/>
@@ -7416,7 +7571,7 @@
               <w:spacing w:after="10" w:before="0"/>
               <w:ind w:left="120"/>
             </w:pPr>
-            <w:hyperlink w:history="1" r:id="rIdhlf-3amcauedxoasykeia">
+            <w:hyperlink w:history="1" r:id="rIdppipfq6pub-iugmxt3zt7">
               <w:r>
                 <w:rPr>
                   <w:rFonts w:ascii="Arial" w:cs="Arial" w:eastAsia="Arial" w:hAnsi="Arial"/>
@@ -7461,7 +7616,7 @@
             <w:pPr>
               <w:spacing w:after="20" w:before="0"/>
             </w:pPr>
-            <w:hyperlink w:history="1" r:id="rIdqgrhsx9cpquxaoqft9218">
+            <w:hyperlink w:history="1" r:id="rIdisjjelk-rnb7tn02ouruu">
               <w:r>
                 <w:rPr>
                   <w:rFonts w:ascii="Arial" w:cs="Arial" w:eastAsia="Arial" w:hAnsi="Arial"/>
@@ -7494,7 +7649,7 @@
               <w:spacing w:after="10" w:before="0"/>
               <w:ind w:left="120"/>
             </w:pPr>
-            <w:hyperlink w:history="1" r:id="rIdt7eafcei8ismeck_wsddl">
+            <w:hyperlink w:history="1" r:id="rIdamkvfa6vztca7wqbcbagi">
               <w:r>
                 <w:rPr>
                   <w:rFonts w:ascii="Arial" w:cs="Arial" w:eastAsia="Arial" w:hAnsi="Arial"/>
@@ -7522,6 +7677,7 @@
           </w:tcPr>
           <w:p>
             <w:pPr>
+              <w:keepNext w:val="false"/>
               <w:spacing w:after="40" w:before="0"/>
               <w:jc w:val="left"/>
             </w:pPr>
@@ -7554,6 +7710,7 @@
           </w:tcPr>
           <w:p>
             <w:pPr>
+              <w:keepNext w:val="false"/>
               <w:spacing w:after="40" w:before="0"/>
               <w:jc w:val="left"/>
             </w:pPr>
@@ -7586,6 +7743,7 @@
           </w:tcPr>
           <w:p>
             <w:pPr>
+              <w:keepNext w:val="false"/>
               <w:spacing w:after="40" w:before="0"/>
               <w:jc w:val="left"/>
             </w:pPr>
@@ -7618,6 +7776,7 @@
           </w:tcPr>
           <w:p>
             <w:pPr>
+              <w:keepNext w:val="false"/>
               <w:spacing w:after="40" w:before="0"/>
               <w:jc w:val="left"/>
             </w:pPr>
@@ -7677,6 +7836,7 @@
           </w:tcPr>
           <w:p>
             <w:pPr>
+              <w:keepNext w:val="false"/>
               <w:spacing w:after="40" w:before="0"/>
               <w:jc w:val="center"/>
             </w:pPr>
@@ -7711,6 +7871,7 @@
           </w:tcPr>
           <w:p>
             <w:pPr>
+              <w:keepNext w:val="false"/>
               <w:spacing w:after="40" w:before="0"/>
               <w:jc w:val="left"/>
             </w:pPr>
@@ -7772,6 +7933,7 @@
           </w:tcPr>
           <w:p>
             <w:pPr>
+              <w:keepNext w:val="false"/>
               <w:spacing w:after="40" w:before="0"/>
               <w:jc w:val="center"/>
             </w:pPr>
@@ -7806,6 +7968,7 @@
           </w:tcPr>
           <w:p>
             <w:pPr>
+              <w:keepNext w:val="false"/>
               <w:spacing w:after="40" w:before="0"/>
               <w:jc w:val="left"/>
             </w:pPr>
@@ -7838,6 +8001,7 @@
           </w:tcPr>
           <w:p>
             <w:pPr>
+              <w:keepNext w:val="false"/>
               <w:spacing w:after="40" w:before="0"/>
               <w:jc w:val="left"/>
             </w:pPr>
@@ -7872,6 +8036,7 @@
           </w:tcPr>
           <w:p>
             <w:pPr>
+              <w:keepNext w:val="false"/>
               <w:spacing w:after="40" w:before="0"/>
               <w:jc w:val="left"/>
             </w:pPr>
@@ -7904,6 +8069,7 @@
           </w:tcPr>
           <w:p>
             <w:pPr>
+              <w:keepNext w:val="false"/>
               <w:spacing w:after="40" w:before="0"/>
               <w:jc w:val="left"/>
             </w:pPr>
@@ -7938,6 +8104,7 @@
           </w:tcPr>
           <w:p>
             <w:pPr>
+              <w:keepNext w:val="false"/>
               <w:spacing w:after="40" w:before="0"/>
               <w:jc w:val="left"/>
             </w:pPr>
@@ -7970,6 +8137,7 @@
           </w:tcPr>
           <w:p>
             <w:pPr>
+              <w:keepNext w:val="false"/>
               <w:spacing w:after="40" w:before="0"/>
               <w:jc w:val="left"/>
             </w:pPr>
@@ -8006,7 +8174,7 @@
         </w:rPr>
         <w:t xml:space="preserve">© 2026 SeaVuria and ARES. Aligned with KICD objectives. Developed by SeaVuria; technical implementation by ARES (with AI assistance from Claude). Licensed under </w:t>
       </w:r>
-      <w:hyperlink w:history="1" r:id="rId23ffmsysqin_ktzayjznp">
+      <w:hyperlink w:history="1" r:id="rId756z5ldpwzybgb0fkqzve">
         <w:r>
           <w:rPr>
             <w:rFonts w:ascii="Arial" w:cs="Arial" w:eastAsia="Arial" w:hAnsi="Arial"/>
@@ -8027,7 +8195,7 @@
         </w:rPr>
         <w:t xml:space="preserve"> (</w:t>
       </w:r>
-      <w:hyperlink w:history="1" r:id="rIdpwhyd0pw8hqjnn29vmd7i">
+      <w:hyperlink w:history="1" r:id="rIdrjitaeosa7t5aryofz2go">
         <w:r>
           <w:rPr>
             <w:rFonts w:ascii="Arial" w:cs="Arial" w:eastAsia="Arial" w:hAnsi="Arial"/>
@@ -8087,6 +8255,7 @@
           </w:tcPr>
           <w:p>
             <w:pPr>
+              <w:keepNext w:val="false"/>
               <w:spacing w:after="40" w:before="0"/>
               <w:jc w:val="center"/>
             </w:pPr>
@@ -8122,6 +8291,7 @@
           </w:tcPr>
           <w:p>
             <w:pPr>
+              <w:keepNext w:val="false"/>
               <w:spacing w:after="40" w:before="0"/>
               <w:jc w:val="center"/>
             </w:pPr>
@@ -8156,6 +8326,7 @@
           </w:tcPr>
           <w:p>
             <w:pPr>
+              <w:keepNext w:val="false"/>
               <w:spacing w:after="40" w:before="0"/>
               <w:jc w:val="left"/>
             </w:pPr>
@@ -8188,6 +8359,7 @@
           </w:tcPr>
           <w:p>
             <w:pPr>
+              <w:keepNext w:val="false"/>
               <w:spacing w:after="40" w:before="0"/>
               <w:jc w:val="left"/>
             </w:pPr>
@@ -8222,6 +8394,7 @@
           </w:tcPr>
           <w:p>
             <w:pPr>
+              <w:keepNext w:val="false"/>
               <w:spacing w:after="40" w:before="0"/>
               <w:jc w:val="left"/>
             </w:pPr>
@@ -8254,6 +8427,7 @@
           </w:tcPr>
           <w:p>
             <w:pPr>
+              <w:keepNext w:val="false"/>
               <w:spacing w:after="40" w:before="0"/>
               <w:jc w:val="left"/>
             </w:pPr>
@@ -8288,6 +8462,7 @@
           </w:tcPr>
           <w:p>
             <w:pPr>
+              <w:keepNext w:val="false"/>
               <w:spacing w:after="40" w:before="0"/>
               <w:jc w:val="left"/>
             </w:pPr>
@@ -8320,6 +8495,7 @@
           </w:tcPr>
           <w:p>
             <w:pPr>
+              <w:keepNext w:val="false"/>
               <w:spacing w:after="40" w:before="0"/>
               <w:jc w:val="left"/>
             </w:pPr>
@@ -8354,6 +8530,7 @@
           </w:tcPr>
           <w:p>
             <w:pPr>
+              <w:keepNext w:val="false"/>
               <w:spacing w:after="40" w:before="0"/>
               <w:jc w:val="left"/>
             </w:pPr>
@@ -8386,6 +8563,7 @@
           </w:tcPr>
           <w:p>
             <w:pPr>
+              <w:keepNext w:val="false"/>
               <w:spacing w:after="40" w:before="0"/>
               <w:jc w:val="left"/>
             </w:pPr>
@@ -8420,6 +8598,7 @@
           </w:tcPr>
           <w:p>
             <w:pPr>
+              <w:keepNext w:val="false"/>
               <w:spacing w:after="40" w:before="0"/>
               <w:jc w:val="left"/>
             </w:pPr>
@@ -8452,6 +8631,7 @@
           </w:tcPr>
           <w:p>
             <w:pPr>
+              <w:keepNext w:val="false"/>
               <w:spacing w:after="40" w:before="0"/>
               <w:jc w:val="left"/>
             </w:pPr>
@@ -8486,6 +8666,7 @@
           </w:tcPr>
           <w:p>
             <w:pPr>
+              <w:keepNext w:val="false"/>
               <w:spacing w:after="40" w:before="0"/>
               <w:jc w:val="left"/>
             </w:pPr>
@@ -8518,6 +8699,7 @@
           </w:tcPr>
           <w:p>
             <w:pPr>
+              <w:keepNext w:val="false"/>
               <w:spacing w:after="40" w:before="0"/>
               <w:jc w:val="left"/>
             </w:pPr>
@@ -8552,6 +8734,7 @@
           </w:tcPr>
           <w:p>
             <w:pPr>
+              <w:keepNext w:val="false"/>
               <w:spacing w:after="40" w:before="0"/>
               <w:jc w:val="left"/>
             </w:pPr>
@@ -8584,6 +8767,7 @@
           </w:tcPr>
           <w:p>
             <w:pPr>
+              <w:keepNext w:val="false"/>
               <w:spacing w:after="40" w:before="0"/>
               <w:jc w:val="left"/>
             </w:pPr>
@@ -8618,6 +8802,7 @@
           </w:tcPr>
           <w:p>
             <w:pPr>
+              <w:keepNext w:val="false"/>
               <w:spacing w:after="40" w:before="0"/>
               <w:jc w:val="left"/>
             </w:pPr>
@@ -8650,6 +8835,7 @@
           </w:tcPr>
           <w:p>
             <w:pPr>
+              <w:keepNext w:val="false"/>
               <w:spacing w:after="40" w:before="0"/>
               <w:jc w:val="left"/>
             </w:pPr>
@@ -8709,6 +8895,7 @@
           </w:tcPr>
           <w:p>
             <w:pPr>
+              <w:keepNext w:val="false"/>
               <w:spacing w:after="40" w:before="0"/>
               <w:jc w:val="center"/>
             </w:pPr>
@@ -8743,6 +8930,7 @@
           </w:tcPr>
           <w:p>
             <w:pPr>
+              <w:keepNext w:val="false"/>
               <w:spacing w:after="40" w:before="0"/>
               <w:jc w:val="left"/>
             </w:pPr>
@@ -8807,6 +8995,7 @@
           </w:tcPr>
           <w:p>
             <w:pPr>
+              <w:keepNext w:val="false"/>
               <w:spacing w:after="40" w:before="0"/>
               <w:jc w:val="center"/>
             </w:pPr>
@@ -8841,6 +9030,7 @@
           </w:tcPr>
           <w:p>
             <w:pPr>
+              <w:keepNext w:val="false"/>
               <w:spacing w:after="40" w:before="0"/>
               <w:jc w:val="left"/>
             </w:pPr>
@@ -8873,6 +9063,7 @@
           </w:tcPr>
           <w:p>
             <w:pPr>
+              <w:keepNext w:val="false"/>
               <w:spacing w:after="40" w:before="0"/>
               <w:jc w:val="left"/>
             </w:pPr>
@@ -8905,6 +9096,7 @@
           </w:tcPr>
           <w:p>
             <w:pPr>
+              <w:keepNext w:val="false"/>
               <w:spacing w:after="40" w:before="0"/>
               <w:jc w:val="left"/>
             </w:pPr>
@@ -8937,6 +9129,7 @@
           </w:tcPr>
           <w:p>
             <w:pPr>
+              <w:keepNext w:val="false"/>
               <w:spacing w:after="40" w:before="0"/>
               <w:jc w:val="left"/>
             </w:pPr>
@@ -8969,6 +9162,7 @@
           </w:tcPr>
           <w:p>
             <w:pPr>
+              <w:keepNext w:val="false"/>
               <w:spacing w:after="40" w:before="0"/>
               <w:jc w:val="left"/>
             </w:pPr>
@@ -9003,6 +9197,7 @@
           </w:tcPr>
           <w:p>
             <w:pPr>
+              <w:keepNext w:val="false"/>
               <w:spacing w:after="40" w:before="0"/>
               <w:jc w:val="left"/>
             </w:pPr>
@@ -9040,7 +9235,7 @@
             <w:pPr>
               <w:spacing w:after="20" w:before="0"/>
             </w:pPr>
-            <w:hyperlink w:history="1" r:id="rIdq8rzkkhfeps8dnheo98_1">
+            <w:hyperlink w:history="1" r:id="rIdauly0df8gparaijs3mrvc">
               <w:r>
                 <w:rPr>
                   <w:rFonts w:ascii="Arial" w:cs="Arial" w:eastAsia="Arial" w:hAnsi="Arial"/>
@@ -9073,7 +9268,7 @@
               <w:spacing w:after="10" w:before="0"/>
               <w:ind w:left="120"/>
             </w:pPr>
-            <w:hyperlink w:history="1" r:id="rIdaslvvdudb-qfbjw44uzw8">
+            <w:hyperlink w:history="1" r:id="rIdd8y2znst4dtgu_9_5tlc0">
               <w:r>
                 <w:rPr>
                   <w:rFonts w:ascii="Arial" w:cs="Arial" w:eastAsia="Arial" w:hAnsi="Arial"/>
@@ -9118,7 +9313,7 @@
             <w:pPr>
               <w:spacing w:after="20" w:before="0"/>
             </w:pPr>
-            <w:hyperlink w:history="1" r:id="rIdz83c17jlvg2p8yksivgow">
+            <w:hyperlink w:history="1" r:id="rIdlkvivgk_d54ig5c75hqhd">
               <w:r>
                 <w:rPr>
                   <w:rFonts w:ascii="Arial" w:cs="Arial" w:eastAsia="Arial" w:hAnsi="Arial"/>
@@ -9151,7 +9346,7 @@
               <w:spacing w:after="10" w:before="0"/>
               <w:ind w:left="120"/>
             </w:pPr>
-            <w:hyperlink w:history="1" r:id="rIdxfrndxxe_wjaf93k-w5fa">
+            <w:hyperlink w:history="1" r:id="rIddrqkysk_ntfnzbtg2oj8y">
               <w:r>
                 <w:rPr>
                   <w:rFonts w:ascii="Arial" w:cs="Arial" w:eastAsia="Arial" w:hAnsi="Arial"/>
@@ -9179,6 +9374,7 @@
           </w:tcPr>
           <w:p>
             <w:pPr>
+              <w:keepNext w:val="false"/>
               <w:spacing w:after="40" w:before="0"/>
               <w:jc w:val="left"/>
             </w:pPr>
@@ -9211,6 +9407,7 @@
           </w:tcPr>
           <w:p>
             <w:pPr>
+              <w:keepNext w:val="false"/>
               <w:spacing w:after="40" w:before="0"/>
               <w:jc w:val="left"/>
             </w:pPr>
@@ -9243,6 +9440,7 @@
           </w:tcPr>
           <w:p>
             <w:pPr>
+              <w:keepNext w:val="false"/>
               <w:spacing w:after="40" w:before="0"/>
               <w:jc w:val="left"/>
             </w:pPr>
@@ -9275,6 +9473,7 @@
           </w:tcPr>
           <w:p>
             <w:pPr>
+              <w:keepNext w:val="false"/>
               <w:spacing w:after="40" w:before="0"/>
               <w:jc w:val="left"/>
             </w:pPr>
@@ -9309,6 +9508,7 @@
           </w:tcPr>
           <w:p>
             <w:pPr>
+              <w:keepNext w:val="false"/>
               <w:spacing w:after="40" w:before="0"/>
               <w:jc w:val="left"/>
             </w:pPr>
@@ -9346,7 +9546,7 @@
             <w:pPr>
               <w:spacing w:after="20" w:before="0"/>
             </w:pPr>
-            <w:hyperlink w:history="1" r:id="rId2anqh5ymwnw39ytfczgtp">
+            <w:hyperlink w:history="1" r:id="rIduelf_kxf1xkv34ek6q8ml">
               <w:r>
                 <w:rPr>
                   <w:rFonts w:ascii="Arial" w:cs="Arial" w:eastAsia="Arial" w:hAnsi="Arial"/>
@@ -9379,7 +9579,7 @@
               <w:spacing w:after="10" w:before="0"/>
               <w:ind w:left="120"/>
             </w:pPr>
-            <w:hyperlink w:history="1" r:id="rIdix__9ek2hjd6jfzeaaeh9">
+            <w:hyperlink w:history="1" r:id="rIdqqbrxyscqvjwbzk8yyde9">
               <w:r>
                 <w:rPr>
                   <w:rFonts w:ascii="Arial" w:cs="Arial" w:eastAsia="Arial" w:hAnsi="Arial"/>
@@ -9424,7 +9624,7 @@
             <w:pPr>
               <w:spacing w:after="20" w:before="0"/>
             </w:pPr>
-            <w:hyperlink w:history="1" r:id="rIdlzl3muouduns7txfmgtp-">
+            <w:hyperlink w:history="1" r:id="rIderrqhpy79k7gvgupxw8nz">
               <w:r>
                 <w:rPr>
                   <w:rFonts w:ascii="Arial" w:cs="Arial" w:eastAsia="Arial" w:hAnsi="Arial"/>
@@ -9457,7 +9657,7 @@
               <w:spacing w:after="10" w:before="0"/>
               <w:ind w:left="120"/>
             </w:pPr>
-            <w:hyperlink w:history="1" r:id="rIdqs9a4uysbslxwr8f3bdzr">
+            <w:hyperlink w:history="1" r:id="rId-pkruxmqzpihv_krrkcsu">
               <w:r>
                 <w:rPr>
                   <w:rFonts w:ascii="Arial" w:cs="Arial" w:eastAsia="Arial" w:hAnsi="Arial"/>
@@ -9485,6 +9685,7 @@
           </w:tcPr>
           <w:p>
             <w:pPr>
+              <w:keepNext w:val="false"/>
               <w:spacing w:after="40" w:before="0"/>
               <w:jc w:val="left"/>
             </w:pPr>
@@ -9517,6 +9718,7 @@
           </w:tcPr>
           <w:p>
             <w:pPr>
+              <w:keepNext w:val="false"/>
               <w:spacing w:after="40" w:before="0"/>
               <w:jc w:val="left"/>
             </w:pPr>
@@ -9549,6 +9751,7 @@
           </w:tcPr>
           <w:p>
             <w:pPr>
+              <w:keepNext w:val="false"/>
               <w:spacing w:after="40" w:before="0"/>
               <w:jc w:val="left"/>
             </w:pPr>
@@ -9581,6 +9784,7 @@
           </w:tcPr>
           <w:p>
             <w:pPr>
+              <w:keepNext w:val="false"/>
               <w:spacing w:after="40" w:before="0"/>
               <w:jc w:val="left"/>
             </w:pPr>
@@ -9615,6 +9819,7 @@
           </w:tcPr>
           <w:p>
             <w:pPr>
+              <w:keepNext w:val="false"/>
               <w:spacing w:after="40" w:before="0"/>
               <w:jc w:val="left"/>
             </w:pPr>
@@ -9652,7 +9857,7 @@
             <w:pPr>
               <w:spacing w:after="20" w:before="0"/>
             </w:pPr>
-            <w:hyperlink w:history="1" r:id="rIdqqpuigdlmilp19uwrgekd">
+            <w:hyperlink w:history="1" r:id="rIdgcqb2i9kdjenttq5hd5v-">
               <w:r>
                 <w:rPr>
                   <w:rFonts w:ascii="Arial" w:cs="Arial" w:eastAsia="Arial" w:hAnsi="Arial"/>
@@ -9685,7 +9890,7 @@
               <w:spacing w:after="10" w:before="0"/>
               <w:ind w:left="120"/>
             </w:pPr>
-            <w:hyperlink w:history="1" r:id="rIds539xzdrsus2zlyaue4cr">
+            <w:hyperlink w:history="1" r:id="rIdkwficnmoqmn-yhrii44by">
               <w:r>
                 <w:rPr>
                   <w:rFonts w:ascii="Arial" w:cs="Arial" w:eastAsia="Arial" w:hAnsi="Arial"/>
@@ -9730,7 +9935,7 @@
             <w:pPr>
               <w:spacing w:after="20" w:before="0"/>
             </w:pPr>
-            <w:hyperlink w:history="1" r:id="rId0oosputot26ypfoog_8fp">
+            <w:hyperlink w:history="1" r:id="rId3nia20qjy8f_j3iptmtax">
               <w:r>
                 <w:rPr>
                   <w:rFonts w:ascii="Arial" w:cs="Arial" w:eastAsia="Arial" w:hAnsi="Arial"/>
@@ -9779,7 +9984,7 @@
               <w:spacing w:after="10" w:before="0"/>
               <w:ind w:left="120"/>
             </w:pPr>
-            <w:hyperlink w:history="1" r:id="rIdh0mzhbfyazvy0cd9igwac">
+            <w:hyperlink w:history="1" r:id="rId771y69fyvotpfnpbfiuhu">
               <w:r>
                 <w:rPr>
                   <w:rFonts w:ascii="Arial" w:cs="Arial" w:eastAsia="Arial" w:hAnsi="Arial"/>
@@ -9807,6 +10012,7 @@
           </w:tcPr>
           <w:p>
             <w:pPr>
+              <w:keepNext w:val="false"/>
               <w:spacing w:after="40" w:before="0"/>
               <w:jc w:val="left"/>
             </w:pPr>
@@ -9839,6 +10045,7 @@
           </w:tcPr>
           <w:p>
             <w:pPr>
+              <w:keepNext w:val="false"/>
               <w:spacing w:after="40" w:before="0"/>
               <w:jc w:val="left"/>
             </w:pPr>
@@ -9871,6 +10078,7 @@
           </w:tcPr>
           <w:p>
             <w:pPr>
+              <w:keepNext w:val="false"/>
               <w:spacing w:after="40" w:before="0"/>
               <w:jc w:val="left"/>
             </w:pPr>
@@ -9903,6 +10111,7 @@
           </w:tcPr>
           <w:p>
             <w:pPr>
+              <w:keepNext w:val="false"/>
               <w:spacing w:after="40" w:before="0"/>
               <w:jc w:val="left"/>
             </w:pPr>
@@ -9937,6 +10146,7 @@
           </w:tcPr>
           <w:p>
             <w:pPr>
+              <w:keepNext w:val="false"/>
               <w:spacing w:after="40" w:before="0"/>
               <w:jc w:val="left"/>
             </w:pPr>
@@ -9974,7 +10184,7 @@
             <w:pPr>
               <w:spacing w:after="20" w:before="0"/>
             </w:pPr>
-            <w:hyperlink w:history="1" r:id="rIdxuotosyfcwhjtwshmdzhs">
+            <w:hyperlink w:history="1" r:id="rIdu6fofc7j3cxlsslfxdap9">
               <w:r>
                 <w:rPr>
                   <w:rFonts w:ascii="Arial" w:cs="Arial" w:eastAsia="Arial" w:hAnsi="Arial"/>
@@ -10007,7 +10217,7 @@
               <w:spacing w:after="10" w:before="0"/>
               <w:ind w:left="120"/>
             </w:pPr>
-            <w:hyperlink w:history="1" r:id="rIdc36fbc1nrgahmzo_ri9vn">
+            <w:hyperlink w:history="1" r:id="rIdkzwgngbb5wcxlwkuj8931">
               <w:r>
                 <w:rPr>
                   <w:rFonts w:ascii="Arial" w:cs="Arial" w:eastAsia="Arial" w:hAnsi="Arial"/>
@@ -10052,7 +10262,7 @@
             <w:pPr>
               <w:spacing w:after="20" w:before="0"/>
             </w:pPr>
-            <w:hyperlink w:history="1" r:id="rIdjkrydvf9ongjdop5gjzwc">
+            <w:hyperlink w:history="1" r:id="rIdw_9rupzvxv5bhd2fmh7gw">
               <w:r>
                 <w:rPr>
                   <w:rFonts w:ascii="Arial" w:cs="Arial" w:eastAsia="Arial" w:hAnsi="Arial"/>
@@ -10101,7 +10311,7 @@
               <w:spacing w:after="10" w:before="0"/>
               <w:ind w:left="120"/>
             </w:pPr>
-            <w:hyperlink w:history="1" r:id="rIdufjhjegwpjkowockv66rj">
+            <w:hyperlink w:history="1" r:id="rIdflztiuudmvj5oygtr80ex">
               <w:r>
                 <w:rPr>
                   <w:rFonts w:ascii="Arial" w:cs="Arial" w:eastAsia="Arial" w:hAnsi="Arial"/>
@@ -10129,6 +10339,7 @@
           </w:tcPr>
           <w:p>
             <w:pPr>
+              <w:keepNext w:val="false"/>
               <w:spacing w:after="40" w:before="0"/>
               <w:jc w:val="left"/>
             </w:pPr>
@@ -10161,6 +10372,7 @@
           </w:tcPr>
           <w:p>
             <w:pPr>
+              <w:keepNext w:val="false"/>
               <w:spacing w:after="40" w:before="0"/>
               <w:jc w:val="left"/>
             </w:pPr>
@@ -10193,6 +10405,7 @@
           </w:tcPr>
           <w:p>
             <w:pPr>
+              <w:keepNext w:val="false"/>
               <w:spacing w:after="40" w:before="0"/>
               <w:jc w:val="left"/>
             </w:pPr>
@@ -10225,6 +10438,7 @@
           </w:tcPr>
           <w:p>
             <w:pPr>
+              <w:keepNext w:val="false"/>
               <w:spacing w:after="40" w:before="0"/>
               <w:jc w:val="left"/>
             </w:pPr>
@@ -10259,6 +10473,7 @@
           </w:tcPr>
           <w:p>
             <w:pPr>
+              <w:keepNext w:val="false"/>
               <w:spacing w:after="40" w:before="0"/>
               <w:jc w:val="left"/>
             </w:pPr>
@@ -10296,7 +10511,7 @@
             <w:pPr>
               <w:spacing w:after="20" w:before="0"/>
             </w:pPr>
-            <w:hyperlink w:history="1" r:id="rIdyk92f8lsid3mwdottwp6b">
+            <w:hyperlink w:history="1" r:id="rIdyyeezokje7j-3plomq-te">
               <w:r>
                 <w:rPr>
                   <w:rFonts w:ascii="Arial" w:cs="Arial" w:eastAsia="Arial" w:hAnsi="Arial"/>
@@ -10345,7 +10560,7 @@
               <w:spacing w:after="10" w:before="0"/>
               <w:ind w:left="120"/>
             </w:pPr>
-            <w:hyperlink w:history="1" r:id="rIdm2mvfz2qunt_crtr_8iex">
+            <w:hyperlink w:history="1" r:id="rIdrdz9tcpore7reqpphffwt">
               <w:r>
                 <w:rPr>
                   <w:rFonts w:ascii="Arial" w:cs="Arial" w:eastAsia="Arial" w:hAnsi="Arial"/>
@@ -10390,7 +10605,7 @@
             <w:pPr>
               <w:spacing w:after="20" w:before="0"/>
             </w:pPr>
-            <w:hyperlink w:history="1" r:id="rIdwso0fvrxw_i9u1rujnntk">
+            <w:hyperlink w:history="1" r:id="rIdwo4ecqdqgegppysui2tav">
               <w:r>
                 <w:rPr>
                   <w:rFonts w:ascii="Arial" w:cs="Arial" w:eastAsia="Arial" w:hAnsi="Arial"/>
@@ -10439,7 +10654,7 @@
               <w:spacing w:after="10" w:before="0"/>
               <w:ind w:left="120"/>
             </w:pPr>
-            <w:hyperlink w:history="1" r:id="rIdetg_c_du5hfyul4vab9ay">
+            <w:hyperlink w:history="1" r:id="rIdqw3bqlshvdchl9o4kewhu">
               <w:r>
                 <w:rPr>
                   <w:rFonts w:ascii="Arial" w:cs="Arial" w:eastAsia="Arial" w:hAnsi="Arial"/>
@@ -10467,6 +10682,7 @@
           </w:tcPr>
           <w:p>
             <w:pPr>
+              <w:keepNext w:val="false"/>
               <w:spacing w:after="40" w:before="0"/>
               <w:jc w:val="left"/>
             </w:pPr>
@@ -10499,6 +10715,7 @@
           </w:tcPr>
           <w:p>
             <w:pPr>
+              <w:keepNext w:val="false"/>
               <w:spacing w:after="40" w:before="0"/>
               <w:jc w:val="left"/>
             </w:pPr>
@@ -10531,6 +10748,7 @@
           </w:tcPr>
           <w:p>
             <w:pPr>
+              <w:keepNext w:val="false"/>
               <w:spacing w:after="40" w:before="0"/>
               <w:jc w:val="left"/>
             </w:pPr>
@@ -10563,6 +10781,7 @@
           </w:tcPr>
           <w:p>
             <w:pPr>
+              <w:keepNext w:val="false"/>
               <w:spacing w:after="40" w:before="0"/>
               <w:jc w:val="left"/>
             </w:pPr>
@@ -10622,6 +10841,7 @@
           </w:tcPr>
           <w:p>
             <w:pPr>
+              <w:keepNext w:val="false"/>
               <w:spacing w:after="40" w:before="0"/>
               <w:jc w:val="center"/>
             </w:pPr>
@@ -10656,6 +10876,7 @@
           </w:tcPr>
           <w:p>
             <w:pPr>
+              <w:keepNext w:val="false"/>
               <w:spacing w:after="40" w:before="0"/>
               <w:jc w:val="left"/>
             </w:pPr>
@@ -10717,6 +10938,7 @@
           </w:tcPr>
           <w:p>
             <w:pPr>
+              <w:keepNext w:val="false"/>
               <w:spacing w:after="40" w:before="0"/>
               <w:jc w:val="center"/>
             </w:pPr>
@@ -10751,6 +10973,7 @@
           </w:tcPr>
           <w:p>
             <w:pPr>
+              <w:keepNext w:val="false"/>
               <w:spacing w:after="40" w:before="0"/>
               <w:jc w:val="left"/>
             </w:pPr>
@@ -10783,6 +11006,7 @@
           </w:tcPr>
           <w:p>
             <w:pPr>
+              <w:keepNext w:val="false"/>
               <w:spacing w:after="40" w:before="0"/>
               <w:jc w:val="left"/>
             </w:pPr>
@@ -10817,6 +11041,7 @@
           </w:tcPr>
           <w:p>
             <w:pPr>
+              <w:keepNext w:val="false"/>
               <w:spacing w:after="40" w:before="0"/>
               <w:jc w:val="left"/>
             </w:pPr>
@@ -10849,6 +11074,7 @@
           </w:tcPr>
           <w:p>
             <w:pPr>
+              <w:keepNext w:val="false"/>
               <w:spacing w:after="40" w:before="0"/>
               <w:jc w:val="left"/>
             </w:pPr>
@@ -10883,6 +11109,7 @@
           </w:tcPr>
           <w:p>
             <w:pPr>
+              <w:keepNext w:val="false"/>
               <w:spacing w:after="40" w:before="0"/>
               <w:jc w:val="left"/>
             </w:pPr>
@@ -10915,6 +11142,7 @@
           </w:tcPr>
           <w:p>
             <w:pPr>
+              <w:keepNext w:val="false"/>
               <w:spacing w:after="40" w:before="0"/>
               <w:jc w:val="left"/>
             </w:pPr>
@@ -10951,7 +11179,7 @@
         </w:rPr>
         <w:t xml:space="preserve">© 2026 SeaVuria and ARES. Aligned with KICD objectives. Developed by SeaVuria; technical implementation by ARES (with AI assistance from Claude). Licensed under </w:t>
       </w:r>
-      <w:hyperlink w:history="1" r:id="rIdtbiuqwodbr3vg7i7siewj">
+      <w:hyperlink w:history="1" r:id="rIdl_qy2vlcngnjasbnhqzos">
         <w:r>
           <w:rPr>
             <w:rFonts w:ascii="Arial" w:cs="Arial" w:eastAsia="Arial" w:hAnsi="Arial"/>
@@ -10972,7 +11200,7 @@
         </w:rPr>
         <w:t xml:space="preserve"> (</w:t>
       </w:r>
-      <w:hyperlink w:history="1" r:id="rIdhd4ufl3nc9daaqn7dd4nn">
+      <w:hyperlink w:history="1" r:id="rIdtsjodpfaeqm4ec9tpqy1l">
         <w:r>
           <w:rPr>
             <w:rFonts w:ascii="Arial" w:cs="Arial" w:eastAsia="Arial" w:hAnsi="Arial"/>
@@ -11032,6 +11260,7 @@
           </w:tcPr>
           <w:p>
             <w:pPr>
+              <w:keepNext w:val="false"/>
               <w:spacing w:after="40" w:before="0"/>
               <w:jc w:val="center"/>
             </w:pPr>
@@ -11067,6 +11296,7 @@
           </w:tcPr>
           <w:p>
             <w:pPr>
+              <w:keepNext w:val="false"/>
               <w:spacing w:after="40" w:before="0"/>
               <w:jc w:val="center"/>
             </w:pPr>
@@ -11101,6 +11331,7 @@
           </w:tcPr>
           <w:p>
             <w:pPr>
+              <w:keepNext w:val="false"/>
               <w:spacing w:after="40" w:before="0"/>
               <w:jc w:val="left"/>
             </w:pPr>
@@ -11133,6 +11364,7 @@
           </w:tcPr>
           <w:p>
             <w:pPr>
+              <w:keepNext w:val="false"/>
               <w:spacing w:after="40" w:before="0"/>
               <w:jc w:val="left"/>
             </w:pPr>
@@ -11167,6 +11399,7 @@
           </w:tcPr>
           <w:p>
             <w:pPr>
+              <w:keepNext w:val="false"/>
               <w:spacing w:after="40" w:before="0"/>
               <w:jc w:val="left"/>
             </w:pPr>
@@ -11199,6 +11432,7 @@
           </w:tcPr>
           <w:p>
             <w:pPr>
+              <w:keepNext w:val="false"/>
               <w:spacing w:after="40" w:before="0"/>
               <w:jc w:val="left"/>
             </w:pPr>
@@ -11233,6 +11467,7 @@
           </w:tcPr>
           <w:p>
             <w:pPr>
+              <w:keepNext w:val="false"/>
               <w:spacing w:after="40" w:before="0"/>
               <w:jc w:val="left"/>
             </w:pPr>
@@ -11265,6 +11500,7 @@
           </w:tcPr>
           <w:p>
             <w:pPr>
+              <w:keepNext w:val="false"/>
               <w:spacing w:after="40" w:before="0"/>
               <w:jc w:val="left"/>
             </w:pPr>
@@ -11299,6 +11535,7 @@
           </w:tcPr>
           <w:p>
             <w:pPr>
+              <w:keepNext w:val="false"/>
               <w:spacing w:after="40" w:before="0"/>
               <w:jc w:val="left"/>
             </w:pPr>
@@ -11331,6 +11568,7 @@
           </w:tcPr>
           <w:p>
             <w:pPr>
+              <w:keepNext w:val="false"/>
               <w:spacing w:after="40" w:before="0"/>
               <w:jc w:val="left"/>
             </w:pPr>
@@ -11365,6 +11603,7 @@
           </w:tcPr>
           <w:p>
             <w:pPr>
+              <w:keepNext w:val="false"/>
               <w:spacing w:after="40" w:before="0"/>
               <w:jc w:val="left"/>
             </w:pPr>
@@ -11397,6 +11636,7 @@
           </w:tcPr>
           <w:p>
             <w:pPr>
+              <w:keepNext w:val="false"/>
               <w:spacing w:after="40" w:before="0"/>
               <w:jc w:val="left"/>
             </w:pPr>
@@ -11431,6 +11671,7 @@
           </w:tcPr>
           <w:p>
             <w:pPr>
+              <w:keepNext w:val="false"/>
               <w:spacing w:after="40" w:before="0"/>
               <w:jc w:val="left"/>
             </w:pPr>
@@ -11463,6 +11704,7 @@
           </w:tcPr>
           <w:p>
             <w:pPr>
+              <w:keepNext w:val="false"/>
               <w:spacing w:after="40" w:before="0"/>
               <w:jc w:val="left"/>
             </w:pPr>
@@ -11497,6 +11739,7 @@
           </w:tcPr>
           <w:p>
             <w:pPr>
+              <w:keepNext w:val="false"/>
               <w:spacing w:after="40" w:before="0"/>
               <w:jc w:val="left"/>
             </w:pPr>
@@ -11529,6 +11772,7 @@
           </w:tcPr>
           <w:p>
             <w:pPr>
+              <w:keepNext w:val="false"/>
               <w:spacing w:after="40" w:before="0"/>
               <w:jc w:val="left"/>
             </w:pPr>
@@ -11563,6 +11807,7 @@
           </w:tcPr>
           <w:p>
             <w:pPr>
+              <w:keepNext w:val="false"/>
               <w:spacing w:after="40" w:before="0"/>
               <w:jc w:val="left"/>
             </w:pPr>
@@ -11595,6 +11840,7 @@
           </w:tcPr>
           <w:p>
             <w:pPr>
+              <w:keepNext w:val="false"/>
               <w:spacing w:after="40" w:before="0"/>
               <w:jc w:val="left"/>
             </w:pPr>
@@ -11654,6 +11900,7 @@
           </w:tcPr>
           <w:p>
             <w:pPr>
+              <w:keepNext w:val="false"/>
               <w:spacing w:after="40" w:before="0"/>
               <w:jc w:val="center"/>
             </w:pPr>
@@ -11688,6 +11935,7 @@
           </w:tcPr>
           <w:p>
             <w:pPr>
+              <w:keepNext w:val="false"/>
               <w:spacing w:after="40" w:before="0"/>
               <w:jc w:val="left"/>
             </w:pPr>
@@ -11752,6 +12000,7 @@
           </w:tcPr>
           <w:p>
             <w:pPr>
+              <w:keepNext w:val="false"/>
               <w:spacing w:after="40" w:before="0"/>
               <w:jc w:val="center"/>
             </w:pPr>
@@ -11786,6 +12035,7 @@
           </w:tcPr>
           <w:p>
             <w:pPr>
+              <w:keepNext w:val="false"/>
               <w:spacing w:after="40" w:before="0"/>
               <w:jc w:val="left"/>
             </w:pPr>
@@ -11818,6 +12068,7 @@
           </w:tcPr>
           <w:p>
             <w:pPr>
+              <w:keepNext w:val="false"/>
               <w:spacing w:after="40" w:before="0"/>
               <w:jc w:val="left"/>
             </w:pPr>
@@ -11850,6 +12101,7 @@
           </w:tcPr>
           <w:p>
             <w:pPr>
+              <w:keepNext w:val="false"/>
               <w:spacing w:after="40" w:before="0"/>
               <w:jc w:val="left"/>
             </w:pPr>
@@ -11882,6 +12134,7 @@
           </w:tcPr>
           <w:p>
             <w:pPr>
+              <w:keepNext w:val="false"/>
               <w:spacing w:after="40" w:before="0"/>
               <w:jc w:val="left"/>
             </w:pPr>
@@ -11914,6 +12167,7 @@
           </w:tcPr>
           <w:p>
             <w:pPr>
+              <w:keepNext w:val="false"/>
               <w:spacing w:after="40" w:before="0"/>
               <w:jc w:val="left"/>
             </w:pPr>
@@ -11948,6 +12202,7 @@
           </w:tcPr>
           <w:p>
             <w:pPr>
+              <w:keepNext w:val="false"/>
               <w:spacing w:after="40" w:before="0"/>
               <w:jc w:val="left"/>
             </w:pPr>
@@ -11985,7 +12240,7 @@
             <w:pPr>
               <w:spacing w:after="20" w:before="0"/>
             </w:pPr>
-            <w:hyperlink w:history="1" r:id="rIdz0tqjaiglvxgvrk7db2xi">
+            <w:hyperlink w:history="1" r:id="rIdkh6ccnfympgeao2tgdt8p">
               <w:r>
                 <w:rPr>
                   <w:rFonts w:ascii="Arial" w:cs="Arial" w:eastAsia="Arial" w:hAnsi="Arial"/>
@@ -12018,7 +12273,7 @@
               <w:spacing w:after="10" w:before="0"/>
               <w:ind w:left="120"/>
             </w:pPr>
-            <w:hyperlink w:history="1" r:id="rIdd4cgvmha302oizo8-kjw7">
+            <w:hyperlink w:history="1" r:id="rIddwv514q61ras7r8n7jhn8">
               <w:r>
                 <w:rPr>
                   <w:rFonts w:ascii="Arial" w:cs="Arial" w:eastAsia="Arial" w:hAnsi="Arial"/>
@@ -12063,7 +12318,7 @@
             <w:pPr>
               <w:spacing w:after="20" w:before="0"/>
             </w:pPr>
-            <w:hyperlink w:history="1" r:id="rId9rgianl67uxgfmdzlpxjn">
+            <w:hyperlink w:history="1" r:id="rId4lq0pwjuqrcoufw1nf0eb">
               <w:r>
                 <w:rPr>
                   <w:rFonts w:ascii="Arial" w:cs="Arial" w:eastAsia="Arial" w:hAnsi="Arial"/>
@@ -12096,7 +12351,7 @@
               <w:spacing w:after="10" w:before="0"/>
               <w:ind w:left="120"/>
             </w:pPr>
-            <w:hyperlink w:history="1" r:id="rIda0twjtugnkkvaeqvcup8s">
+            <w:hyperlink w:history="1" r:id="rIdu8lwm4x3ry--nq8gyxshg">
               <w:r>
                 <w:rPr>
                   <w:rFonts w:ascii="Arial" w:cs="Arial" w:eastAsia="Arial" w:hAnsi="Arial"/>
@@ -12124,6 +12379,7 @@
           </w:tcPr>
           <w:p>
             <w:pPr>
+              <w:keepNext w:val="false"/>
               <w:spacing w:after="40" w:before="0"/>
               <w:jc w:val="left"/>
             </w:pPr>
@@ -12156,6 +12412,7 @@
           </w:tcPr>
           <w:p>
             <w:pPr>
+              <w:keepNext w:val="false"/>
               <w:spacing w:after="40" w:before="0"/>
               <w:jc w:val="left"/>
             </w:pPr>
@@ -12188,6 +12445,7 @@
           </w:tcPr>
           <w:p>
             <w:pPr>
+              <w:keepNext w:val="false"/>
               <w:spacing w:after="40" w:before="0"/>
               <w:jc w:val="left"/>
             </w:pPr>
@@ -12220,6 +12478,7 @@
           </w:tcPr>
           <w:p>
             <w:pPr>
+              <w:keepNext w:val="false"/>
               <w:spacing w:after="40" w:before="0"/>
               <w:jc w:val="left"/>
             </w:pPr>
@@ -12254,6 +12513,7 @@
           </w:tcPr>
           <w:p>
             <w:pPr>
+              <w:keepNext w:val="false"/>
               <w:spacing w:after="40" w:before="0"/>
               <w:jc w:val="left"/>
             </w:pPr>
@@ -12291,7 +12551,7 @@
             <w:pPr>
               <w:spacing w:after="20" w:before="0"/>
             </w:pPr>
-            <w:hyperlink w:history="1" r:id="rIdxoqmsjdhbgjdqmik_ercw">
+            <w:hyperlink w:history="1" r:id="rIdhdkrmxgyh-xlo_nssfpli">
               <w:r>
                 <w:rPr>
                   <w:rFonts w:ascii="Arial" w:cs="Arial" w:eastAsia="Arial" w:hAnsi="Arial"/>
@@ -12324,7 +12584,7 @@
               <w:spacing w:after="10" w:before="0"/>
               <w:ind w:left="120"/>
             </w:pPr>
-            <w:hyperlink w:history="1" r:id="rIdfmsfu6ik8ndxqramod9av">
+            <w:hyperlink w:history="1" r:id="rIdtmno147ms5mpvokhycaf3">
               <w:r>
                 <w:rPr>
                   <w:rFonts w:ascii="Arial" w:cs="Arial" w:eastAsia="Arial" w:hAnsi="Arial"/>
@@ -12369,7 +12629,7 @@
             <w:pPr>
               <w:spacing w:after="20" w:before="0"/>
             </w:pPr>
-            <w:hyperlink w:history="1" r:id="rIdar47lt4wgll-vm2mxfjau">
+            <w:hyperlink w:history="1" r:id="rIdihlwjvzshk-1t3atsc5-s">
               <w:r>
                 <w:rPr>
                   <w:rFonts w:ascii="Arial" w:cs="Arial" w:eastAsia="Arial" w:hAnsi="Arial"/>
@@ -12402,7 +12662,7 @@
               <w:spacing w:after="10" w:before="0"/>
               <w:ind w:left="120"/>
             </w:pPr>
-            <w:hyperlink w:history="1" r:id="rId6zlyp57h3bqwln4ro5tsw">
+            <w:hyperlink w:history="1" r:id="rIdkhi6te4caz8j2kqqzbp_b">
               <w:r>
                 <w:rPr>
                   <w:rFonts w:ascii="Arial" w:cs="Arial" w:eastAsia="Arial" w:hAnsi="Arial"/>
@@ -12430,6 +12690,7 @@
           </w:tcPr>
           <w:p>
             <w:pPr>
+              <w:keepNext w:val="false"/>
               <w:spacing w:after="40" w:before="0"/>
               <w:jc w:val="left"/>
             </w:pPr>
@@ -12462,6 +12723,7 @@
           </w:tcPr>
           <w:p>
             <w:pPr>
+              <w:keepNext w:val="false"/>
               <w:spacing w:after="40" w:before="0"/>
               <w:jc w:val="left"/>
             </w:pPr>
@@ -12494,6 +12756,7 @@
           </w:tcPr>
           <w:p>
             <w:pPr>
+              <w:keepNext w:val="false"/>
               <w:spacing w:after="40" w:before="0"/>
               <w:jc w:val="left"/>
             </w:pPr>
@@ -12526,6 +12789,7 @@
           </w:tcPr>
           <w:p>
             <w:pPr>
+              <w:keepNext w:val="false"/>
               <w:spacing w:after="40" w:before="0"/>
               <w:jc w:val="left"/>
             </w:pPr>
@@ -12560,6 +12824,7 @@
           </w:tcPr>
           <w:p>
             <w:pPr>
+              <w:keepNext w:val="false"/>
               <w:spacing w:after="40" w:before="0"/>
               <w:jc w:val="left"/>
             </w:pPr>
@@ -12597,7 +12862,7 @@
             <w:pPr>
               <w:spacing w:after="20" w:before="0"/>
             </w:pPr>
-            <w:hyperlink w:history="1" r:id="rIdkwdqffmy5ducft5xdqmpq">
+            <w:hyperlink w:history="1" r:id="rIdqbfghd58msax_qvrgw2pg">
               <w:r>
                 <w:rPr>
                   <w:rFonts w:ascii="Arial" w:cs="Arial" w:eastAsia="Arial" w:hAnsi="Arial"/>
@@ -12646,7 +12911,7 @@
               <w:spacing w:after="10" w:before="0"/>
               <w:ind w:left="120"/>
             </w:pPr>
-            <w:hyperlink w:history="1" r:id="rIdcsuoorltmgyyl1cvdvhrd">
+            <w:hyperlink w:history="1" r:id="rIdmlfblmogixxk8ok9c4w_2">
               <w:r>
                 <w:rPr>
                   <w:rFonts w:ascii="Arial" w:cs="Arial" w:eastAsia="Arial" w:hAnsi="Arial"/>
@@ -12691,7 +12956,7 @@
             <w:pPr>
               <w:spacing w:after="20" w:before="0"/>
             </w:pPr>
-            <w:hyperlink w:history="1" r:id="rIdzfnvdnya-hsyydhg2xczu">
+            <w:hyperlink w:history="1" r:id="rIdbsjlxvffjo9lq9_te0gu0">
               <w:r>
                 <w:rPr>
                   <w:rFonts w:ascii="Arial" w:cs="Arial" w:eastAsia="Arial" w:hAnsi="Arial"/>
@@ -12724,7 +12989,7 @@
               <w:spacing w:after="10" w:before="0"/>
               <w:ind w:left="120"/>
             </w:pPr>
-            <w:hyperlink w:history="1" r:id="rIddf0rsb0jyatxd_ar-upkl">
+            <w:hyperlink w:history="1" r:id="rIdqq4-oku4fijktexmmvpyu">
               <w:r>
                 <w:rPr>
                   <w:rFonts w:ascii="Arial" w:cs="Arial" w:eastAsia="Arial" w:hAnsi="Arial"/>
@@ -12752,6 +13017,7 @@
           </w:tcPr>
           <w:p>
             <w:pPr>
+              <w:keepNext w:val="false"/>
               <w:spacing w:after="40" w:before="0"/>
               <w:jc w:val="left"/>
             </w:pPr>
@@ -12784,6 +13050,7 @@
           </w:tcPr>
           <w:p>
             <w:pPr>
+              <w:keepNext w:val="false"/>
               <w:spacing w:after="40" w:before="0"/>
               <w:jc w:val="left"/>
             </w:pPr>
@@ -12816,6 +13083,7 @@
           </w:tcPr>
           <w:p>
             <w:pPr>
+              <w:keepNext w:val="false"/>
               <w:spacing w:after="40" w:before="0"/>
               <w:jc w:val="left"/>
             </w:pPr>
@@ -12848,6 +13116,7 @@
           </w:tcPr>
           <w:p>
             <w:pPr>
+              <w:keepNext w:val="false"/>
               <w:spacing w:after="40" w:before="0"/>
               <w:jc w:val="left"/>
             </w:pPr>
@@ -12882,6 +13151,7 @@
           </w:tcPr>
           <w:p>
             <w:pPr>
+              <w:keepNext w:val="false"/>
               <w:spacing w:after="40" w:before="0"/>
               <w:jc w:val="left"/>
             </w:pPr>
@@ -12919,7 +13189,7 @@
             <w:pPr>
               <w:spacing w:after="20" w:before="0"/>
             </w:pPr>
-            <w:hyperlink w:history="1" r:id="rId9r3qfu7ub_cnb7-dycnef">
+            <w:hyperlink w:history="1" r:id="rId3xt8tps1omrhkntlh20x7">
               <w:r>
                 <w:rPr>
                   <w:rFonts w:ascii="Arial" w:cs="Arial" w:eastAsia="Arial" w:hAnsi="Arial"/>
@@ -12968,7 +13238,7 @@
               <w:spacing w:after="10" w:before="0"/>
               <w:ind w:left="120"/>
             </w:pPr>
-            <w:hyperlink w:history="1" r:id="rIddn2hvvaai572511aur0sp">
+            <w:hyperlink w:history="1" r:id="rIdmaed4c4ykoumtz0h24-en">
               <w:r>
                 <w:rPr>
                   <w:rFonts w:ascii="Arial" w:cs="Arial" w:eastAsia="Arial" w:hAnsi="Arial"/>
@@ -13013,7 +13283,7 @@
             <w:pPr>
               <w:spacing w:after="20" w:before="0"/>
             </w:pPr>
-            <w:hyperlink w:history="1" r:id="rIdjgloggoqbshg-9sdrhh1r">
+            <w:hyperlink w:history="1" r:id="rIddjol5vdsijb2-coinznnr">
               <w:r>
                 <w:rPr>
                   <w:rFonts w:ascii="Arial" w:cs="Arial" w:eastAsia="Arial" w:hAnsi="Arial"/>
@@ -13046,7 +13316,7 @@
               <w:spacing w:after="10" w:before="0"/>
               <w:ind w:left="120"/>
             </w:pPr>
-            <w:hyperlink w:history="1" r:id="rIdr0k47yfsvolww18bqkxkv">
+            <w:hyperlink w:history="1" r:id="rIdugksr39c8mw7vd1dslfge">
               <w:r>
                 <w:rPr>
                   <w:rFonts w:ascii="Arial" w:cs="Arial" w:eastAsia="Arial" w:hAnsi="Arial"/>
@@ -13074,6 +13344,7 @@
           </w:tcPr>
           <w:p>
             <w:pPr>
+              <w:keepNext w:val="false"/>
               <w:spacing w:after="40" w:before="0"/>
               <w:jc w:val="left"/>
             </w:pPr>
@@ -13106,6 +13377,7 @@
           </w:tcPr>
           <w:p>
             <w:pPr>
+              <w:keepNext w:val="false"/>
               <w:spacing w:after="40" w:before="0"/>
               <w:jc w:val="left"/>
             </w:pPr>
@@ -13138,6 +13410,7 @@
           </w:tcPr>
           <w:p>
             <w:pPr>
+              <w:keepNext w:val="false"/>
               <w:spacing w:after="40" w:before="0"/>
               <w:jc w:val="left"/>
             </w:pPr>
@@ -13170,6 +13443,7 @@
           </w:tcPr>
           <w:p>
             <w:pPr>
+              <w:keepNext w:val="false"/>
               <w:spacing w:after="40" w:before="0"/>
               <w:jc w:val="left"/>
             </w:pPr>
@@ -13204,6 +13478,7 @@
           </w:tcPr>
           <w:p>
             <w:pPr>
+              <w:keepNext w:val="false"/>
               <w:spacing w:after="40" w:before="0"/>
               <w:jc w:val="left"/>
             </w:pPr>
@@ -13241,7 +13516,7 @@
             <w:pPr>
               <w:spacing w:after="20" w:before="0"/>
             </w:pPr>
-            <w:hyperlink w:history="1" r:id="rIdn-njy12ee-i-s7jkt4zfi">
+            <w:hyperlink w:history="1" r:id="rIdvpysrlyq5fgmloz7ml01z">
               <w:r>
                 <w:rPr>
                   <w:rFonts w:ascii="Arial" w:cs="Arial" w:eastAsia="Arial" w:hAnsi="Arial"/>
@@ -13290,7 +13565,7 @@
               <w:spacing w:after="10" w:before="0"/>
               <w:ind w:left="120"/>
             </w:pPr>
-            <w:hyperlink w:history="1" r:id="rIdskrth2qak8jogdhknocnw">
+            <w:hyperlink w:history="1" r:id="rIdx6gyohaoakcrkmj9pav6d">
               <w:r>
                 <w:rPr>
                   <w:rFonts w:ascii="Arial" w:cs="Arial" w:eastAsia="Arial" w:hAnsi="Arial"/>
@@ -13335,7 +13610,7 @@
             <w:pPr>
               <w:spacing w:after="20" w:before="0"/>
             </w:pPr>
-            <w:hyperlink w:history="1" r:id="rIdc3zsab4r-i-linnrxdk2c">
+            <w:hyperlink w:history="1" r:id="rIdmsuzarr3cc_m9oquk7uc7">
               <w:r>
                 <w:rPr>
                   <w:rFonts w:ascii="Arial" w:cs="Arial" w:eastAsia="Arial" w:hAnsi="Arial"/>
@@ -13384,7 +13659,7 @@
               <w:spacing w:after="10" w:before="0"/>
               <w:ind w:left="120"/>
             </w:pPr>
-            <w:hyperlink w:history="1" r:id="rId864gapap7wds8omp6v-8l">
+            <w:hyperlink w:history="1" r:id="rId-t6efuyct6opzhojgtcyq">
               <w:r>
                 <w:rPr>
                   <w:rFonts w:ascii="Arial" w:cs="Arial" w:eastAsia="Arial" w:hAnsi="Arial"/>
@@ -13412,6 +13687,7 @@
           </w:tcPr>
           <w:p>
             <w:pPr>
+              <w:keepNext w:val="false"/>
               <w:spacing w:after="40" w:before="0"/>
               <w:jc w:val="left"/>
             </w:pPr>
@@ -13444,6 +13720,7 @@
           </w:tcPr>
           <w:p>
             <w:pPr>
+              <w:keepNext w:val="false"/>
               <w:spacing w:after="40" w:before="0"/>
               <w:jc w:val="left"/>
             </w:pPr>
@@ -13476,6 +13753,7 @@
           </w:tcPr>
           <w:p>
             <w:pPr>
+              <w:keepNext w:val="false"/>
               <w:spacing w:after="40" w:before="0"/>
               <w:jc w:val="left"/>
             </w:pPr>
@@ -13508,6 +13786,7 @@
           </w:tcPr>
           <w:p>
             <w:pPr>
+              <w:keepNext w:val="false"/>
               <w:spacing w:after="40" w:before="0"/>
               <w:jc w:val="left"/>
             </w:pPr>
@@ -13567,6 +13846,7 @@
           </w:tcPr>
           <w:p>
             <w:pPr>
+              <w:keepNext w:val="false"/>
               <w:spacing w:after="40" w:before="0"/>
               <w:jc w:val="center"/>
             </w:pPr>
@@ -13601,6 +13881,7 @@
           </w:tcPr>
           <w:p>
             <w:pPr>
+              <w:keepNext w:val="false"/>
               <w:spacing w:after="40" w:before="0"/>
               <w:jc w:val="left"/>
             </w:pPr>
@@ -13662,6 +13943,7 @@
           </w:tcPr>
           <w:p>
             <w:pPr>
+              <w:keepNext w:val="false"/>
               <w:spacing w:after="40" w:before="0"/>
               <w:jc w:val="center"/>
             </w:pPr>
@@ -13696,6 +13978,7 @@
           </w:tcPr>
           <w:p>
             <w:pPr>
+              <w:keepNext w:val="false"/>
               <w:spacing w:after="40" w:before="0"/>
               <w:jc w:val="left"/>
             </w:pPr>
@@ -13728,6 +14011,7 @@
           </w:tcPr>
           <w:p>
             <w:pPr>
+              <w:keepNext w:val="false"/>
               <w:spacing w:after="40" w:before="0"/>
               <w:jc w:val="left"/>
             </w:pPr>
@@ -13762,6 +14046,7 @@
           </w:tcPr>
           <w:p>
             <w:pPr>
+              <w:keepNext w:val="false"/>
               <w:spacing w:after="40" w:before="0"/>
               <w:jc w:val="left"/>
             </w:pPr>
@@ -13794,6 +14079,7 @@
           </w:tcPr>
           <w:p>
             <w:pPr>
+              <w:keepNext w:val="false"/>
               <w:spacing w:after="40" w:before="0"/>
               <w:jc w:val="left"/>
             </w:pPr>
@@ -13828,6 +14114,7 @@
           </w:tcPr>
           <w:p>
             <w:pPr>
+              <w:keepNext w:val="false"/>
               <w:spacing w:after="40" w:before="0"/>
               <w:jc w:val="left"/>
             </w:pPr>
@@ -13860,6 +14147,7 @@
           </w:tcPr>
           <w:p>
             <w:pPr>
+              <w:keepNext w:val="false"/>
               <w:spacing w:after="40" w:before="0"/>
               <w:jc w:val="left"/>
             </w:pPr>
@@ -13896,7 +14184,7 @@
         </w:rPr>
         <w:t xml:space="preserve">© 2026 SeaVuria and ARES. Aligned with KICD objectives. Developed by SeaVuria; technical implementation by ARES (with AI assistance from Claude). Licensed under </w:t>
       </w:r>
-      <w:hyperlink w:history="1" r:id="rIdzjwowmsiflxhwecdixynq">
+      <w:hyperlink w:history="1" r:id="rIduien3_kfyjyuhntabnks4">
         <w:r>
           <w:rPr>
             <w:rFonts w:ascii="Arial" w:cs="Arial" w:eastAsia="Arial" w:hAnsi="Arial"/>
@@ -13917,7 +14205,7 @@
         </w:rPr>
         <w:t xml:space="preserve"> (</w:t>
       </w:r>
-      <w:hyperlink w:history="1" r:id="rIde-yinhoiuitsradi_yxmc">
+      <w:hyperlink w:history="1" r:id="rIdypphm8dxmqkvpzzy2msyb">
         <w:r>
           <w:rPr>
             <w:rFonts w:ascii="Arial" w:cs="Arial" w:eastAsia="Arial" w:hAnsi="Arial"/>
@@ -13977,6 +14265,7 @@
           </w:tcPr>
           <w:p>
             <w:pPr>
+              <w:keepNext w:val="false"/>
               <w:spacing w:after="40" w:before="0"/>
               <w:jc w:val="center"/>
             </w:pPr>
@@ -14012,6 +14301,7 @@
           </w:tcPr>
           <w:p>
             <w:pPr>
+              <w:keepNext w:val="false"/>
               <w:spacing w:after="40" w:before="0"/>
               <w:jc w:val="center"/>
             </w:pPr>
@@ -14046,6 +14336,7 @@
           </w:tcPr>
           <w:p>
             <w:pPr>
+              <w:keepNext w:val="false"/>
               <w:spacing w:after="40" w:before="0"/>
               <w:jc w:val="left"/>
             </w:pPr>
@@ -14078,6 +14369,7 @@
           </w:tcPr>
           <w:p>
             <w:pPr>
+              <w:keepNext w:val="false"/>
               <w:spacing w:after="40" w:before="0"/>
               <w:jc w:val="left"/>
             </w:pPr>
@@ -14112,6 +14404,7 @@
           </w:tcPr>
           <w:p>
             <w:pPr>
+              <w:keepNext w:val="false"/>
               <w:spacing w:after="40" w:before="0"/>
               <w:jc w:val="left"/>
             </w:pPr>
@@ -14144,6 +14437,7 @@
           </w:tcPr>
           <w:p>
             <w:pPr>
+              <w:keepNext w:val="false"/>
               <w:spacing w:after="40" w:before="0"/>
               <w:jc w:val="left"/>
             </w:pPr>
@@ -14178,6 +14472,7 @@
           </w:tcPr>
           <w:p>
             <w:pPr>
+              <w:keepNext w:val="false"/>
               <w:spacing w:after="40" w:before="0"/>
               <w:jc w:val="left"/>
             </w:pPr>
@@ -14210,6 +14505,7 @@
           </w:tcPr>
           <w:p>
             <w:pPr>
+              <w:keepNext w:val="false"/>
               <w:spacing w:after="40" w:before="0"/>
               <w:jc w:val="left"/>
             </w:pPr>
@@ -14244,6 +14540,7 @@
           </w:tcPr>
           <w:p>
             <w:pPr>
+              <w:keepNext w:val="false"/>
               <w:spacing w:after="40" w:before="0"/>
               <w:jc w:val="left"/>
             </w:pPr>
@@ -14276,6 +14573,7 @@
           </w:tcPr>
           <w:p>
             <w:pPr>
+              <w:keepNext w:val="false"/>
               <w:spacing w:after="40" w:before="0"/>
               <w:jc w:val="left"/>
             </w:pPr>
@@ -14310,6 +14608,7 @@
           </w:tcPr>
           <w:p>
             <w:pPr>
+              <w:keepNext w:val="false"/>
               <w:spacing w:after="40" w:before="0"/>
               <w:jc w:val="left"/>
             </w:pPr>
@@ -14342,6 +14641,7 @@
           </w:tcPr>
           <w:p>
             <w:pPr>
+              <w:keepNext w:val="false"/>
               <w:spacing w:after="40" w:before="0"/>
               <w:jc w:val="left"/>
             </w:pPr>
@@ -14376,6 +14676,7 @@
           </w:tcPr>
           <w:p>
             <w:pPr>
+              <w:keepNext w:val="false"/>
               <w:spacing w:after="40" w:before="0"/>
               <w:jc w:val="left"/>
             </w:pPr>
@@ -14408,6 +14709,7 @@
           </w:tcPr>
           <w:p>
             <w:pPr>
+              <w:keepNext w:val="false"/>
               <w:spacing w:after="40" w:before="0"/>
               <w:jc w:val="left"/>
             </w:pPr>
@@ -14442,6 +14744,7 @@
           </w:tcPr>
           <w:p>
             <w:pPr>
+              <w:keepNext w:val="false"/>
               <w:spacing w:after="40" w:before="0"/>
               <w:jc w:val="left"/>
             </w:pPr>
@@ -14474,6 +14777,7 @@
           </w:tcPr>
           <w:p>
             <w:pPr>
+              <w:keepNext w:val="false"/>
               <w:spacing w:after="40" w:before="0"/>
               <w:jc w:val="left"/>
             </w:pPr>
@@ -14508,6 +14812,7 @@
           </w:tcPr>
           <w:p>
             <w:pPr>
+              <w:keepNext w:val="false"/>
               <w:spacing w:after="40" w:before="0"/>
               <w:jc w:val="left"/>
             </w:pPr>
@@ -14540,6 +14845,7 @@
           </w:tcPr>
           <w:p>
             <w:pPr>
+              <w:keepNext w:val="false"/>
               <w:spacing w:after="40" w:before="0"/>
               <w:jc w:val="left"/>
             </w:pPr>
@@ -14599,6 +14905,7 @@
           </w:tcPr>
           <w:p>
             <w:pPr>
+              <w:keepNext w:val="false"/>
               <w:spacing w:after="40" w:before="0"/>
               <w:jc w:val="center"/>
             </w:pPr>
@@ -14633,6 +14940,7 @@
           </w:tcPr>
           <w:p>
             <w:pPr>
+              <w:keepNext w:val="false"/>
               <w:spacing w:after="40" w:before="0"/>
               <w:jc w:val="left"/>
             </w:pPr>
@@ -14697,6 +15005,7 @@
           </w:tcPr>
           <w:p>
             <w:pPr>
+              <w:keepNext w:val="false"/>
               <w:spacing w:after="40" w:before="0"/>
               <w:jc w:val="center"/>
             </w:pPr>
@@ -14731,6 +15040,7 @@
           </w:tcPr>
           <w:p>
             <w:pPr>
+              <w:keepNext w:val="false"/>
               <w:spacing w:after="40" w:before="0"/>
               <w:jc w:val="left"/>
             </w:pPr>
@@ -14763,6 +15073,7 @@
           </w:tcPr>
           <w:p>
             <w:pPr>
+              <w:keepNext w:val="false"/>
               <w:spacing w:after="40" w:before="0"/>
               <w:jc w:val="left"/>
             </w:pPr>
@@ -14795,6 +15106,7 @@
           </w:tcPr>
           <w:p>
             <w:pPr>
+              <w:keepNext w:val="false"/>
               <w:spacing w:after="40" w:before="0"/>
               <w:jc w:val="left"/>
             </w:pPr>
@@ -14827,6 +15139,7 @@
           </w:tcPr>
           <w:p>
             <w:pPr>
+              <w:keepNext w:val="false"/>
               <w:spacing w:after="40" w:before="0"/>
               <w:jc w:val="left"/>
             </w:pPr>
@@ -14859,6 +15172,7 @@
           </w:tcPr>
           <w:p>
             <w:pPr>
+              <w:keepNext w:val="false"/>
               <w:spacing w:after="40" w:before="0"/>
               <w:jc w:val="left"/>
             </w:pPr>
@@ -14893,6 +15207,7 @@
           </w:tcPr>
           <w:p>
             <w:pPr>
+              <w:keepNext w:val="false"/>
               <w:spacing w:after="40" w:before="0"/>
               <w:jc w:val="left"/>
             </w:pPr>
@@ -14930,7 +15245,7 @@
             <w:pPr>
               <w:spacing w:after="20" w:before="0"/>
             </w:pPr>
-            <w:hyperlink w:history="1" r:id="rIdpkyl4hbu7ecko7sytu3v5">
+            <w:hyperlink w:history="1" r:id="rIdojxiy4hnskm1-klhu_0xp">
               <w:r>
                 <w:rPr>
                   <w:rFonts w:ascii="Arial" w:cs="Arial" w:eastAsia="Arial" w:hAnsi="Arial"/>
@@ -14963,7 +15278,7 @@
               <w:spacing w:after="10" w:before="0"/>
               <w:ind w:left="120"/>
             </w:pPr>
-            <w:hyperlink w:history="1" r:id="rIdrmnvfhk3g1jswzfsqniv7">
+            <w:hyperlink w:history="1" r:id="rIdnj0_o1wqgiycgcnc8xd31">
               <w:r>
                 <w:rPr>
                   <w:rFonts w:ascii="Arial" w:cs="Arial" w:eastAsia="Arial" w:hAnsi="Arial"/>
@@ -15008,7 +15323,7 @@
             <w:pPr>
               <w:spacing w:after="20" w:before="0"/>
             </w:pPr>
-            <w:hyperlink w:history="1" r:id="rId7oq9pgl6uxm_cbdzrf5jt">
+            <w:hyperlink w:history="1" r:id="rIdovgujexbtsls1me0bmrjm">
               <w:r>
                 <w:rPr>
                   <w:rFonts w:ascii="Arial" w:cs="Arial" w:eastAsia="Arial" w:hAnsi="Arial"/>
@@ -15041,7 +15356,7 @@
               <w:spacing w:after="10" w:before="0"/>
               <w:ind w:left="120"/>
             </w:pPr>
-            <w:hyperlink w:history="1" r:id="rIdpikrrgso-wgwvokga7bew">
+            <w:hyperlink w:history="1" r:id="rIdrtpcf4v0qosmozrsq_z2c">
               <w:r>
                 <w:rPr>
                   <w:rFonts w:ascii="Arial" w:cs="Arial" w:eastAsia="Arial" w:hAnsi="Arial"/>
@@ -15069,6 +15384,7 @@
           </w:tcPr>
           <w:p>
             <w:pPr>
+              <w:keepNext w:val="false"/>
               <w:spacing w:after="40" w:before="0"/>
               <w:jc w:val="left"/>
             </w:pPr>
@@ -15101,6 +15417,7 @@
           </w:tcPr>
           <w:p>
             <w:pPr>
+              <w:keepNext w:val="false"/>
               <w:spacing w:after="40" w:before="0"/>
               <w:jc w:val="left"/>
             </w:pPr>
@@ -15133,6 +15450,7 @@
           </w:tcPr>
           <w:p>
             <w:pPr>
+              <w:keepNext w:val="false"/>
               <w:spacing w:after="40" w:before="0"/>
               <w:jc w:val="left"/>
             </w:pPr>
@@ -15165,6 +15483,7 @@
           </w:tcPr>
           <w:p>
             <w:pPr>
+              <w:keepNext w:val="false"/>
               <w:spacing w:after="40" w:before="0"/>
               <w:jc w:val="left"/>
             </w:pPr>
@@ -15199,6 +15518,7 @@
           </w:tcPr>
           <w:p>
             <w:pPr>
+              <w:keepNext w:val="false"/>
               <w:spacing w:after="40" w:before="0"/>
               <w:jc w:val="left"/>
             </w:pPr>
@@ -15236,7 +15556,7 @@
             <w:pPr>
               <w:spacing w:after="20" w:before="0"/>
             </w:pPr>
-            <w:hyperlink w:history="1" r:id="rIduuxyz2dsk5sgp13aqdce0">
+            <w:hyperlink w:history="1" r:id="rIdwqxhw-qqweulhnivy4ayg">
               <w:r>
                 <w:rPr>
                   <w:rFonts w:ascii="Arial" w:cs="Arial" w:eastAsia="Arial" w:hAnsi="Arial"/>
@@ -15269,7 +15589,7 @@
               <w:spacing w:after="10" w:before="0"/>
               <w:ind w:left="120"/>
             </w:pPr>
-            <w:hyperlink w:history="1" r:id="rIdyfcnktxhhpf9hwjdtotga">
+            <w:hyperlink w:history="1" r:id="rIdhks-vjfay1pydlvx4sg91">
               <w:r>
                 <w:rPr>
                   <w:rFonts w:ascii="Arial" w:cs="Arial" w:eastAsia="Arial" w:hAnsi="Arial"/>
@@ -15314,7 +15634,7 @@
             <w:pPr>
               <w:spacing w:after="20" w:before="0"/>
             </w:pPr>
-            <w:hyperlink w:history="1" r:id="rIdkmesiebvixzf6fyztbumh">
+            <w:hyperlink w:history="1" r:id="rIdcqgfeatpa1a4ef1wwzono">
               <w:r>
                 <w:rPr>
                   <w:rFonts w:ascii="Arial" w:cs="Arial" w:eastAsia="Arial" w:hAnsi="Arial"/>
@@ -15347,7 +15667,7 @@
               <w:spacing w:after="10" w:before="0"/>
               <w:ind w:left="120"/>
             </w:pPr>
-            <w:hyperlink w:history="1" r:id="rId_xmemy6vzwkq37miq3zmp">
+            <w:hyperlink w:history="1" r:id="rIdumyktmhdi4gy9xkod5luw">
               <w:r>
                 <w:rPr>
                   <w:rFonts w:ascii="Arial" w:cs="Arial" w:eastAsia="Arial" w:hAnsi="Arial"/>
@@ -15375,6 +15695,7 @@
           </w:tcPr>
           <w:p>
             <w:pPr>
+              <w:keepNext w:val="false"/>
               <w:spacing w:after="40" w:before="0"/>
               <w:jc w:val="left"/>
             </w:pPr>
@@ -15407,6 +15728,7 @@
           </w:tcPr>
           <w:p>
             <w:pPr>
+              <w:keepNext w:val="false"/>
               <w:spacing w:after="40" w:before="0"/>
               <w:jc w:val="left"/>
             </w:pPr>
@@ -15439,6 +15761,7 @@
           </w:tcPr>
           <w:p>
             <w:pPr>
+              <w:keepNext w:val="false"/>
               <w:spacing w:after="40" w:before="0"/>
               <w:jc w:val="left"/>
             </w:pPr>
@@ -15471,6 +15794,7 @@
           </w:tcPr>
           <w:p>
             <w:pPr>
+              <w:keepNext w:val="false"/>
               <w:spacing w:after="40" w:before="0"/>
               <w:jc w:val="left"/>
             </w:pPr>
@@ -15505,6 +15829,7 @@
           </w:tcPr>
           <w:p>
             <w:pPr>
+              <w:keepNext w:val="false"/>
               <w:spacing w:after="40" w:before="0"/>
               <w:jc w:val="left"/>
             </w:pPr>
@@ -15542,7 +15867,7 @@
             <w:pPr>
               <w:spacing w:after="20" w:before="0"/>
             </w:pPr>
-            <w:hyperlink w:history="1" r:id="rIdu4n-gvzihkc-w3dfohvys">
+            <w:hyperlink w:history="1" r:id="rIdpnbqfw3gcratmcyt5o4ur">
               <w:r>
                 <w:rPr>
                   <w:rFonts w:ascii="Arial" w:cs="Arial" w:eastAsia="Arial" w:hAnsi="Arial"/>
@@ -15575,7 +15900,7 @@
               <w:spacing w:after="10" w:before="0"/>
               <w:ind w:left="120"/>
             </w:pPr>
-            <w:hyperlink w:history="1" r:id="rIdjv74kgksmxditnmhn5ekz">
+            <w:hyperlink w:history="1" r:id="rIdwcp3jxmxwj7omk7slohwd">
               <w:r>
                 <w:rPr>
                   <w:rFonts w:ascii="Arial" w:cs="Arial" w:eastAsia="Arial" w:hAnsi="Arial"/>
@@ -15620,7 +15945,7 @@
             <w:pPr>
               <w:spacing w:after="20" w:before="0"/>
             </w:pPr>
-            <w:hyperlink w:history="1" r:id="rIdbngcha6momcqygalg98tc">
+            <w:hyperlink w:history="1" r:id="rIda2f8q3thqbluzila8oake">
               <w:r>
                 <w:rPr>
                   <w:rFonts w:ascii="Arial" w:cs="Arial" w:eastAsia="Arial" w:hAnsi="Arial"/>
@@ -15653,7 +15978,7 @@
               <w:spacing w:after="10" w:before="0"/>
               <w:ind w:left="120"/>
             </w:pPr>
-            <w:hyperlink w:history="1" r:id="rId1ye8qumw1vs9vo2-8fbcy">
+            <w:hyperlink w:history="1" r:id="rIdpyvyj9m3kvkpiw6o9qw-d">
               <w:r>
                 <w:rPr>
                   <w:rFonts w:ascii="Arial" w:cs="Arial" w:eastAsia="Arial" w:hAnsi="Arial"/>
@@ -15681,6 +16006,7 @@
           </w:tcPr>
           <w:p>
             <w:pPr>
+              <w:keepNext w:val="false"/>
               <w:spacing w:after="40" w:before="0"/>
               <w:jc w:val="left"/>
             </w:pPr>
@@ -15713,6 +16039,7 @@
           </w:tcPr>
           <w:p>
             <w:pPr>
+              <w:keepNext w:val="false"/>
               <w:spacing w:after="40" w:before="0"/>
               <w:jc w:val="left"/>
             </w:pPr>
@@ -15745,6 +16072,7 @@
           </w:tcPr>
           <w:p>
             <w:pPr>
+              <w:keepNext w:val="false"/>
               <w:spacing w:after="40" w:before="0"/>
               <w:jc w:val="left"/>
             </w:pPr>
@@ -15777,6 +16105,7 @@
           </w:tcPr>
           <w:p>
             <w:pPr>
+              <w:keepNext w:val="false"/>
               <w:spacing w:after="40" w:before="0"/>
               <w:jc w:val="left"/>
             </w:pPr>
@@ -15811,6 +16140,7 @@
           </w:tcPr>
           <w:p>
             <w:pPr>
+              <w:keepNext w:val="false"/>
               <w:spacing w:after="40" w:before="0"/>
               <w:jc w:val="left"/>
             </w:pPr>
@@ -15848,7 +16178,7 @@
             <w:pPr>
               <w:spacing w:after="20" w:before="0"/>
             </w:pPr>
-            <w:hyperlink w:history="1" r:id="rId0oyrs-euf2q68lfdwax9k">
+            <w:hyperlink w:history="1" r:id="rIdjrgmwzsqvg7xebg8briey">
               <w:r>
                 <w:rPr>
                   <w:rFonts w:ascii="Arial" w:cs="Arial" w:eastAsia="Arial" w:hAnsi="Arial"/>
@@ -15881,7 +16211,7 @@
               <w:spacing w:after="10" w:before="0"/>
               <w:ind w:left="120"/>
             </w:pPr>
-            <w:hyperlink w:history="1" r:id="rIds_di01-ezbl9drr3sf5po">
+            <w:hyperlink w:history="1" r:id="rId8y4_m0yxfynz-wfjsaal2">
               <w:r>
                 <w:rPr>
                   <w:rFonts w:ascii="Arial" w:cs="Arial" w:eastAsia="Arial" w:hAnsi="Arial"/>
@@ -15926,7 +16256,7 @@
             <w:pPr>
               <w:spacing w:after="20" w:before="0"/>
             </w:pPr>
-            <w:hyperlink w:history="1" r:id="rIdwp4q69mujibsfvwd7lxdp">
+            <w:hyperlink w:history="1" r:id="rId_0fy4lpvityd02ziipate">
               <w:r>
                 <w:rPr>
                   <w:rFonts w:ascii="Arial" w:cs="Arial" w:eastAsia="Arial" w:hAnsi="Arial"/>
@@ -15959,7 +16289,7 @@
               <w:spacing w:after="10" w:before="0"/>
               <w:ind w:left="120"/>
             </w:pPr>
-            <w:hyperlink w:history="1" r:id="rIdavekgrkmixb2yki8ret05">
+            <w:hyperlink w:history="1" r:id="rIdxauobmunezcoq-q9pp7qt">
               <w:r>
                 <w:rPr>
                   <w:rFonts w:ascii="Arial" w:cs="Arial" w:eastAsia="Arial" w:hAnsi="Arial"/>
@@ -15987,6 +16317,7 @@
           </w:tcPr>
           <w:p>
             <w:pPr>
+              <w:keepNext w:val="false"/>
               <w:spacing w:after="40" w:before="0"/>
               <w:jc w:val="left"/>
             </w:pPr>
@@ -16019,6 +16350,7 @@
           </w:tcPr>
           <w:p>
             <w:pPr>
+              <w:keepNext w:val="false"/>
               <w:spacing w:after="40" w:before="0"/>
               <w:jc w:val="left"/>
             </w:pPr>
@@ -16051,6 +16383,7 @@
           </w:tcPr>
           <w:p>
             <w:pPr>
+              <w:keepNext w:val="false"/>
               <w:spacing w:after="40" w:before="0"/>
               <w:jc w:val="left"/>
             </w:pPr>
@@ -16083,6 +16416,7 @@
           </w:tcPr>
           <w:p>
             <w:pPr>
+              <w:keepNext w:val="false"/>
               <w:spacing w:after="40" w:before="0"/>
               <w:jc w:val="left"/>
             </w:pPr>
@@ -16117,6 +16451,7 @@
           </w:tcPr>
           <w:p>
             <w:pPr>
+              <w:keepNext w:val="false"/>
               <w:spacing w:after="40" w:before="0"/>
               <w:jc w:val="left"/>
             </w:pPr>
@@ -16154,7 +16489,7 @@
             <w:pPr>
               <w:spacing w:after="20" w:before="0"/>
             </w:pPr>
-            <w:hyperlink w:history="1" r:id="rIdgtiryysupx7ylk2j3oqsm">
+            <w:hyperlink w:history="1" r:id="rIdkdw1jiz7re79wkhab3hd7">
               <w:r>
                 <w:rPr>
                   <w:rFonts w:ascii="Arial" w:cs="Arial" w:eastAsia="Arial" w:hAnsi="Arial"/>
@@ -16187,7 +16522,7 @@
               <w:spacing w:after="10" w:before="0"/>
               <w:ind w:left="120"/>
             </w:pPr>
-            <w:hyperlink w:history="1" r:id="rIdqhzvln8akdqbvzu1cg90e">
+            <w:hyperlink w:history="1" r:id="rId6ocwhoda7fdov67-jwjqx">
               <w:r>
                 <w:rPr>
                   <w:rFonts w:ascii="Arial" w:cs="Arial" w:eastAsia="Arial" w:hAnsi="Arial"/>
@@ -16232,7 +16567,7 @@
             <w:pPr>
               <w:spacing w:after="20" w:before="0"/>
             </w:pPr>
-            <w:hyperlink w:history="1" r:id="rIdy-k1pxp5bh1xvymv5z_9u">
+            <w:hyperlink w:history="1" r:id="rIdc_aot9hah6fnysxp6idxn">
               <w:r>
                 <w:rPr>
                   <w:rFonts w:ascii="Arial" w:cs="Arial" w:eastAsia="Arial" w:hAnsi="Arial"/>
@@ -16265,7 +16600,7 @@
               <w:spacing w:after="10" w:before="0"/>
               <w:ind w:left="120"/>
             </w:pPr>
-            <w:hyperlink w:history="1" r:id="rIdsa_xhgsclfqdasq1j8wsf">
+            <w:hyperlink w:history="1" r:id="rIdys_-gaqxftzml9kfdmv-2">
               <w:r>
                 <w:rPr>
                   <w:rFonts w:ascii="Arial" w:cs="Arial" w:eastAsia="Arial" w:hAnsi="Arial"/>
@@ -16293,6 +16628,7 @@
           </w:tcPr>
           <w:p>
             <w:pPr>
+              <w:keepNext w:val="false"/>
               <w:spacing w:after="40" w:before="0"/>
               <w:jc w:val="left"/>
             </w:pPr>
@@ -16325,6 +16661,7 @@
           </w:tcPr>
           <w:p>
             <w:pPr>
+              <w:keepNext w:val="false"/>
               <w:spacing w:after="40" w:before="0"/>
               <w:jc w:val="left"/>
             </w:pPr>
@@ -16357,6 +16694,7 @@
           </w:tcPr>
           <w:p>
             <w:pPr>
+              <w:keepNext w:val="false"/>
               <w:spacing w:after="40" w:before="0"/>
               <w:jc w:val="left"/>
             </w:pPr>
@@ -16389,6 +16727,7 @@
           </w:tcPr>
           <w:p>
             <w:pPr>
+              <w:keepNext w:val="false"/>
               <w:spacing w:after="40" w:before="0"/>
               <w:jc w:val="left"/>
             </w:pPr>
@@ -16448,6 +16787,7 @@
           </w:tcPr>
           <w:p>
             <w:pPr>
+              <w:keepNext w:val="false"/>
               <w:spacing w:after="40" w:before="0"/>
               <w:jc w:val="center"/>
             </w:pPr>
@@ -16482,6 +16822,7 @@
           </w:tcPr>
           <w:p>
             <w:pPr>
+              <w:keepNext w:val="false"/>
               <w:spacing w:after="40" w:before="0"/>
               <w:jc w:val="left"/>
             </w:pPr>
@@ -16543,6 +16884,7 @@
           </w:tcPr>
           <w:p>
             <w:pPr>
+              <w:keepNext w:val="false"/>
               <w:spacing w:after="40" w:before="0"/>
               <w:jc w:val="center"/>
             </w:pPr>
@@ -16577,6 +16919,7 @@
           </w:tcPr>
           <w:p>
             <w:pPr>
+              <w:keepNext w:val="false"/>
               <w:spacing w:after="40" w:before="0"/>
               <w:jc w:val="left"/>
             </w:pPr>
@@ -16609,6 +16952,7 @@
           </w:tcPr>
           <w:p>
             <w:pPr>
+              <w:keepNext w:val="false"/>
               <w:spacing w:after="40" w:before="0"/>
               <w:jc w:val="left"/>
             </w:pPr>
@@ -16643,6 +16987,7 @@
           </w:tcPr>
           <w:p>
             <w:pPr>
+              <w:keepNext w:val="false"/>
               <w:spacing w:after="40" w:before="0"/>
               <w:jc w:val="left"/>
             </w:pPr>
@@ -16675,6 +17020,7 @@
           </w:tcPr>
           <w:p>
             <w:pPr>
+              <w:keepNext w:val="false"/>
               <w:spacing w:after="40" w:before="0"/>
               <w:jc w:val="left"/>
             </w:pPr>
@@ -16709,6 +17055,7 @@
           </w:tcPr>
           <w:p>
             <w:pPr>
+              <w:keepNext w:val="false"/>
               <w:spacing w:after="40" w:before="0"/>
               <w:jc w:val="left"/>
             </w:pPr>
@@ -16741,6 +17088,7 @@
           </w:tcPr>
           <w:p>
             <w:pPr>
+              <w:keepNext w:val="false"/>
               <w:spacing w:after="40" w:before="0"/>
               <w:jc w:val="left"/>
             </w:pPr>
@@ -16777,7 +17125,7 @@
         </w:rPr>
         <w:t xml:space="preserve">© 2026 SeaVuria and ARES. Aligned with KICD objectives. Developed by SeaVuria; technical implementation by ARES (with AI assistance from Claude). Licensed under </w:t>
       </w:r>
-      <w:hyperlink w:history="1" r:id="rId4fwzt7pst5xy8_ahuhdeo">
+      <w:hyperlink w:history="1" r:id="rIdijg0mqrwjsxd-cfudbv6s">
         <w:r>
           <w:rPr>
             <w:rFonts w:ascii="Arial" w:cs="Arial" w:eastAsia="Arial" w:hAnsi="Arial"/>
@@ -16798,7 +17146,7 @@
         </w:rPr>
         <w:t xml:space="preserve"> (</w:t>
       </w:r>
-      <w:hyperlink w:history="1" r:id="rIdtr03rczxnlrhrehvgkwqv">
+      <w:hyperlink w:history="1" r:id="rIdn2f_lw2veogpnkf2mjuwf">
         <w:r>
           <w:rPr>
             <w:rFonts w:ascii="Arial" w:cs="Arial" w:eastAsia="Arial" w:hAnsi="Arial"/>
@@ -16858,6 +17206,7 @@
           </w:tcPr>
           <w:p>
             <w:pPr>
+              <w:keepNext w:val="false"/>
               <w:spacing w:after="40" w:before="0"/>
               <w:jc w:val="center"/>
             </w:pPr>
@@ -16893,6 +17242,7 @@
           </w:tcPr>
           <w:p>
             <w:pPr>
+              <w:keepNext w:val="false"/>
               <w:spacing w:after="40" w:before="0"/>
               <w:jc w:val="center"/>
             </w:pPr>
@@ -16927,6 +17277,7 @@
           </w:tcPr>
           <w:p>
             <w:pPr>
+              <w:keepNext w:val="false"/>
               <w:spacing w:after="40" w:before="0"/>
               <w:jc w:val="left"/>
             </w:pPr>
@@ -16959,6 +17310,7 @@
           </w:tcPr>
           <w:p>
             <w:pPr>
+              <w:keepNext w:val="false"/>
               <w:spacing w:after="40" w:before="0"/>
               <w:jc w:val="left"/>
             </w:pPr>
@@ -16993,6 +17345,7 @@
           </w:tcPr>
           <w:p>
             <w:pPr>
+              <w:keepNext w:val="false"/>
               <w:spacing w:after="40" w:before="0"/>
               <w:jc w:val="left"/>
             </w:pPr>
@@ -17025,6 +17378,7 @@
           </w:tcPr>
           <w:p>
             <w:pPr>
+              <w:keepNext w:val="false"/>
               <w:spacing w:after="40" w:before="0"/>
               <w:jc w:val="left"/>
             </w:pPr>
@@ -17059,6 +17413,7 @@
           </w:tcPr>
           <w:p>
             <w:pPr>
+              <w:keepNext w:val="false"/>
               <w:spacing w:after="40" w:before="0"/>
               <w:jc w:val="left"/>
             </w:pPr>
@@ -17091,6 +17446,7 @@
           </w:tcPr>
           <w:p>
             <w:pPr>
+              <w:keepNext w:val="false"/>
               <w:spacing w:after="40" w:before="0"/>
               <w:jc w:val="left"/>
             </w:pPr>
@@ -17125,6 +17481,7 @@
           </w:tcPr>
           <w:p>
             <w:pPr>
+              <w:keepNext w:val="false"/>
               <w:spacing w:after="40" w:before="0"/>
               <w:jc w:val="left"/>
             </w:pPr>
@@ -17157,6 +17514,7 @@
           </w:tcPr>
           <w:p>
             <w:pPr>
+              <w:keepNext w:val="false"/>
               <w:spacing w:after="40" w:before="0"/>
               <w:jc w:val="left"/>
             </w:pPr>
@@ -17191,6 +17549,7 @@
           </w:tcPr>
           <w:p>
             <w:pPr>
+              <w:keepNext w:val="false"/>
               <w:spacing w:after="40" w:before="0"/>
               <w:jc w:val="left"/>
             </w:pPr>
@@ -17223,6 +17582,7 @@
           </w:tcPr>
           <w:p>
             <w:pPr>
+              <w:keepNext w:val="false"/>
               <w:spacing w:after="40" w:before="0"/>
               <w:jc w:val="left"/>
             </w:pPr>
@@ -17257,6 +17617,7 @@
           </w:tcPr>
           <w:p>
             <w:pPr>
+              <w:keepNext w:val="false"/>
               <w:spacing w:after="40" w:before="0"/>
               <w:jc w:val="left"/>
             </w:pPr>
@@ -17289,6 +17650,7 @@
           </w:tcPr>
           <w:p>
             <w:pPr>
+              <w:keepNext w:val="false"/>
               <w:spacing w:after="40" w:before="0"/>
               <w:jc w:val="left"/>
             </w:pPr>
@@ -17323,6 +17685,7 @@
           </w:tcPr>
           <w:p>
             <w:pPr>
+              <w:keepNext w:val="false"/>
               <w:spacing w:after="40" w:before="0"/>
               <w:jc w:val="left"/>
             </w:pPr>
@@ -17355,6 +17718,7 @@
           </w:tcPr>
           <w:p>
             <w:pPr>
+              <w:keepNext w:val="false"/>
               <w:spacing w:after="40" w:before="0"/>
               <w:jc w:val="left"/>
             </w:pPr>
@@ -17389,6 +17753,7 @@
           </w:tcPr>
           <w:p>
             <w:pPr>
+              <w:keepNext w:val="false"/>
               <w:spacing w:after="40" w:before="0"/>
               <w:jc w:val="left"/>
             </w:pPr>
@@ -17421,6 +17786,7 @@
           </w:tcPr>
           <w:p>
             <w:pPr>
+              <w:keepNext w:val="false"/>
               <w:spacing w:after="40" w:before="0"/>
               <w:jc w:val="left"/>
             </w:pPr>
@@ -17480,6 +17846,7 @@
           </w:tcPr>
           <w:p>
             <w:pPr>
+              <w:keepNext w:val="false"/>
               <w:spacing w:after="40" w:before="0"/>
               <w:jc w:val="center"/>
             </w:pPr>
@@ -17514,6 +17881,7 @@
           </w:tcPr>
           <w:p>
             <w:pPr>
+              <w:keepNext w:val="false"/>
               <w:spacing w:after="40" w:before="0"/>
               <w:jc w:val="left"/>
             </w:pPr>
@@ -17578,6 +17946,7 @@
           </w:tcPr>
           <w:p>
             <w:pPr>
+              <w:keepNext w:val="false"/>
               <w:spacing w:after="40" w:before="0"/>
               <w:jc w:val="center"/>
             </w:pPr>
@@ -17612,6 +17981,7 @@
           </w:tcPr>
           <w:p>
             <w:pPr>
+              <w:keepNext w:val="false"/>
               <w:spacing w:after="40" w:before="0"/>
               <w:jc w:val="left"/>
             </w:pPr>
@@ -17644,6 +18014,7 @@
           </w:tcPr>
           <w:p>
             <w:pPr>
+              <w:keepNext w:val="false"/>
               <w:spacing w:after="40" w:before="0"/>
               <w:jc w:val="left"/>
             </w:pPr>
@@ -17676,6 +18047,7 @@
           </w:tcPr>
           <w:p>
             <w:pPr>
+              <w:keepNext w:val="false"/>
               <w:spacing w:after="40" w:before="0"/>
               <w:jc w:val="left"/>
             </w:pPr>
@@ -17708,6 +18080,7 @@
           </w:tcPr>
           <w:p>
             <w:pPr>
+              <w:keepNext w:val="false"/>
               <w:spacing w:after="40" w:before="0"/>
               <w:jc w:val="left"/>
             </w:pPr>
@@ -17740,6 +18113,7 @@
           </w:tcPr>
           <w:p>
             <w:pPr>
+              <w:keepNext w:val="false"/>
               <w:spacing w:after="40" w:before="0"/>
               <w:jc w:val="left"/>
             </w:pPr>
@@ -17774,6 +18148,7 @@
           </w:tcPr>
           <w:p>
             <w:pPr>
+              <w:keepNext w:val="false"/>
               <w:spacing w:after="40" w:before="0"/>
               <w:jc w:val="left"/>
             </w:pPr>
@@ -17811,7 +18186,7 @@
             <w:pPr>
               <w:spacing w:after="20" w:before="0"/>
             </w:pPr>
-            <w:hyperlink w:history="1" r:id="rId-im2x5tdrnk6-orl7gtwn">
+            <w:hyperlink w:history="1" r:id="rIdsm9xdoakk95k5sjaulzjk">
               <w:r>
                 <w:rPr>
                   <w:rFonts w:ascii="Arial" w:cs="Arial" w:eastAsia="Arial" w:hAnsi="Arial"/>
@@ -17844,7 +18219,7 @@
               <w:spacing w:after="10" w:before="0"/>
               <w:ind w:left="120"/>
             </w:pPr>
-            <w:hyperlink w:history="1" r:id="rIdbeuxmochbknlzmdz3hw1l">
+            <w:hyperlink w:history="1" r:id="rIdpz-_j6_8jjhdiukvs3ayy">
               <w:r>
                 <w:rPr>
                   <w:rFonts w:ascii="Arial" w:cs="Arial" w:eastAsia="Arial" w:hAnsi="Arial"/>
@@ -17889,7 +18264,7 @@
             <w:pPr>
               <w:spacing w:after="20" w:before="0"/>
             </w:pPr>
-            <w:hyperlink w:history="1" r:id="rId2fc5tqjkw7msrrfzkobqq">
+            <w:hyperlink w:history="1" r:id="rId-zhf5ank6wi_z-licfqcl">
               <w:r>
                 <w:rPr>
                   <w:rFonts w:ascii="Arial" w:cs="Arial" w:eastAsia="Arial" w:hAnsi="Arial"/>
@@ -17922,7 +18297,7 @@
               <w:spacing w:after="10" w:before="0"/>
               <w:ind w:left="120"/>
             </w:pPr>
-            <w:hyperlink w:history="1" r:id="rIdzcudgwaciqu4qamlhxtai">
+            <w:hyperlink w:history="1" r:id="rIdnwq33ft9cy0nczvjkuzn3">
               <w:r>
                 <w:rPr>
                   <w:rFonts w:ascii="Arial" w:cs="Arial" w:eastAsia="Arial" w:hAnsi="Arial"/>
@@ -17950,6 +18325,7 @@
           </w:tcPr>
           <w:p>
             <w:pPr>
+              <w:keepNext w:val="false"/>
               <w:spacing w:after="40" w:before="0"/>
               <w:jc w:val="left"/>
             </w:pPr>
@@ -17982,6 +18358,7 @@
           </w:tcPr>
           <w:p>
             <w:pPr>
+              <w:keepNext w:val="false"/>
               <w:spacing w:after="40" w:before="0"/>
               <w:jc w:val="left"/>
             </w:pPr>
@@ -18014,6 +18391,7 @@
           </w:tcPr>
           <w:p>
             <w:pPr>
+              <w:keepNext w:val="false"/>
               <w:spacing w:after="40" w:before="0"/>
               <w:jc w:val="left"/>
             </w:pPr>
@@ -18046,6 +18424,7 @@
           </w:tcPr>
           <w:p>
             <w:pPr>
+              <w:keepNext w:val="false"/>
               <w:spacing w:after="40" w:before="0"/>
               <w:jc w:val="left"/>
             </w:pPr>
@@ -18080,6 +18459,7 @@
           </w:tcPr>
           <w:p>
             <w:pPr>
+              <w:keepNext w:val="false"/>
               <w:spacing w:after="40" w:before="0"/>
               <w:jc w:val="left"/>
             </w:pPr>
@@ -18117,7 +18497,7 @@
             <w:pPr>
               <w:spacing w:after="20" w:before="0"/>
             </w:pPr>
-            <w:hyperlink w:history="1" r:id="rIdpt7hfw18dmof3ybfwpp6q">
+            <w:hyperlink w:history="1" r:id="rId4kngo984cp46ogactyd6n">
               <w:r>
                 <w:rPr>
                   <w:rFonts w:ascii="Arial" w:cs="Arial" w:eastAsia="Arial" w:hAnsi="Arial"/>
@@ -18150,7 +18530,7 @@
               <w:spacing w:after="10" w:before="0"/>
               <w:ind w:left="120"/>
             </w:pPr>
-            <w:hyperlink w:history="1" r:id="rIdi7onarrndjlw1b_fsvfjz">
+            <w:hyperlink w:history="1" r:id="rIdyqylztuv6f7imk4zswas9">
               <w:r>
                 <w:rPr>
                   <w:rFonts w:ascii="Arial" w:cs="Arial" w:eastAsia="Arial" w:hAnsi="Arial"/>
@@ -18195,7 +18575,7 @@
             <w:pPr>
               <w:spacing w:after="20" w:before="0"/>
             </w:pPr>
-            <w:hyperlink w:history="1" r:id="rIdigsjreshp7drmi2u_s-y4">
+            <w:hyperlink w:history="1" r:id="rIdthmbv8cjef7wqchnch11y">
               <w:r>
                 <w:rPr>
                   <w:rFonts w:ascii="Arial" w:cs="Arial" w:eastAsia="Arial" w:hAnsi="Arial"/>
@@ -18228,7 +18608,7 @@
               <w:spacing w:after="10" w:before="0"/>
               <w:ind w:left="120"/>
             </w:pPr>
-            <w:hyperlink w:history="1" r:id="rIdjimglrwwojqdqb11dw6vu">
+            <w:hyperlink w:history="1" r:id="rIddei-ksmycszuhwywnyojc">
               <w:r>
                 <w:rPr>
                   <w:rFonts w:ascii="Arial" w:cs="Arial" w:eastAsia="Arial" w:hAnsi="Arial"/>
@@ -18256,6 +18636,7 @@
           </w:tcPr>
           <w:p>
             <w:pPr>
+              <w:keepNext w:val="false"/>
               <w:spacing w:after="40" w:before="0"/>
               <w:jc w:val="left"/>
             </w:pPr>
@@ -18288,6 +18669,7 @@
           </w:tcPr>
           <w:p>
             <w:pPr>
+              <w:keepNext w:val="false"/>
               <w:spacing w:after="40" w:before="0"/>
               <w:jc w:val="left"/>
             </w:pPr>
@@ -18320,6 +18702,7 @@
           </w:tcPr>
           <w:p>
             <w:pPr>
+              <w:keepNext w:val="false"/>
               <w:spacing w:after="40" w:before="0"/>
               <w:jc w:val="left"/>
             </w:pPr>
@@ -18352,6 +18735,7 @@
           </w:tcPr>
           <w:p>
             <w:pPr>
+              <w:keepNext w:val="false"/>
               <w:spacing w:after="40" w:before="0"/>
               <w:jc w:val="left"/>
             </w:pPr>
@@ -18386,6 +18770,7 @@
           </w:tcPr>
           <w:p>
             <w:pPr>
+              <w:keepNext w:val="false"/>
               <w:spacing w:after="40" w:before="0"/>
               <w:jc w:val="left"/>
             </w:pPr>
@@ -18423,7 +18808,7 @@
             <w:pPr>
               <w:spacing w:after="20" w:before="0"/>
             </w:pPr>
-            <w:hyperlink w:history="1" r:id="rIdkluoee1v5zgbcopa8ijbp">
+            <w:hyperlink w:history="1" r:id="rIdoy6pqoum-4nlo3kylcde2">
               <w:r>
                 <w:rPr>
                   <w:rFonts w:ascii="Arial" w:cs="Arial" w:eastAsia="Arial" w:hAnsi="Arial"/>
@@ -18456,7 +18841,7 @@
               <w:spacing w:after="10" w:before="0"/>
               <w:ind w:left="120"/>
             </w:pPr>
-            <w:hyperlink w:history="1" r:id="rIdfvz35i6bvpepddpwgpzli">
+            <w:hyperlink w:history="1" r:id="rIdblp86cggp1qjis8nsj1kr">
               <w:r>
                 <w:rPr>
                   <w:rFonts w:ascii="Arial" w:cs="Arial" w:eastAsia="Arial" w:hAnsi="Arial"/>
@@ -18501,7 +18886,7 @@
             <w:pPr>
               <w:spacing w:after="20" w:before="0"/>
             </w:pPr>
-            <w:hyperlink w:history="1" r:id="rIdgtky5q7nj5xxm2azws5tl">
+            <w:hyperlink w:history="1" r:id="rIdbnkdqaum-_rzewwihtrkj">
               <w:r>
                 <w:rPr>
                   <w:rFonts w:ascii="Arial" w:cs="Arial" w:eastAsia="Arial" w:hAnsi="Arial"/>
@@ -18534,7 +18919,7 @@
               <w:spacing w:after="10" w:before="0"/>
               <w:ind w:left="120"/>
             </w:pPr>
-            <w:hyperlink w:history="1" r:id="rId0uanajjf359eczlssr9yv">
+            <w:hyperlink w:history="1" r:id="rIdwcau2tm9qb8knayrrir1_">
               <w:r>
                 <w:rPr>
                   <w:rFonts w:ascii="Arial" w:cs="Arial" w:eastAsia="Arial" w:hAnsi="Arial"/>
@@ -18562,6 +18947,7 @@
           </w:tcPr>
           <w:p>
             <w:pPr>
+              <w:keepNext w:val="false"/>
               <w:spacing w:after="40" w:before="0"/>
               <w:jc w:val="left"/>
             </w:pPr>
@@ -18594,6 +18980,7 @@
           </w:tcPr>
           <w:p>
             <w:pPr>
+              <w:keepNext w:val="false"/>
               <w:spacing w:after="40" w:before="0"/>
               <w:jc w:val="left"/>
             </w:pPr>
@@ -18626,6 +19013,7 @@
           </w:tcPr>
           <w:p>
             <w:pPr>
+              <w:keepNext w:val="false"/>
               <w:spacing w:after="40" w:before="0"/>
               <w:jc w:val="left"/>
             </w:pPr>
@@ -18658,6 +19046,7 @@
           </w:tcPr>
           <w:p>
             <w:pPr>
+              <w:keepNext w:val="false"/>
               <w:spacing w:after="40" w:before="0"/>
               <w:jc w:val="left"/>
             </w:pPr>
@@ -18692,6 +19081,7 @@
           </w:tcPr>
           <w:p>
             <w:pPr>
+              <w:keepNext w:val="false"/>
               <w:spacing w:after="40" w:before="0"/>
               <w:jc w:val="left"/>
             </w:pPr>
@@ -18729,7 +19119,7 @@
             <w:pPr>
               <w:spacing w:after="20" w:before="0"/>
             </w:pPr>
-            <w:hyperlink w:history="1" r:id="rIdyfnqtxmp5tpsjwbf4hhkr">
+            <w:hyperlink w:history="1" r:id="rIdawr6puyqfjdlisljhgznl">
               <w:r>
                 <w:rPr>
                   <w:rFonts w:ascii="Arial" w:cs="Arial" w:eastAsia="Arial" w:hAnsi="Arial"/>
@@ -18762,7 +19152,7 @@
               <w:spacing w:after="10" w:before="0"/>
               <w:ind w:left="120"/>
             </w:pPr>
-            <w:hyperlink w:history="1" r:id="rIdr9olw-0dxd7zxxvdels-x">
+            <w:hyperlink w:history="1" r:id="rIddr12pgx8l3xwtcjqaxvoq">
               <w:r>
                 <w:rPr>
                   <w:rFonts w:ascii="Arial" w:cs="Arial" w:eastAsia="Arial" w:hAnsi="Arial"/>
@@ -18807,7 +19197,7 @@
             <w:pPr>
               <w:spacing w:after="20" w:before="0"/>
             </w:pPr>
-            <w:hyperlink w:history="1" r:id="rIdvzixvjygwntrypzyqnmmg">
+            <w:hyperlink w:history="1" r:id="rIddev1e2dxnnsif-zjiiai6">
               <w:r>
                 <w:rPr>
                   <w:rFonts w:ascii="Arial" w:cs="Arial" w:eastAsia="Arial" w:hAnsi="Arial"/>
@@ -18840,7 +19230,7 @@
               <w:spacing w:after="10" w:before="0"/>
               <w:ind w:left="120"/>
             </w:pPr>
-            <w:hyperlink w:history="1" r:id="rIdx10pt1obrut3dde3hpmbc">
+            <w:hyperlink w:history="1" r:id="rIdwvu_rst3m4ojmagpzxwrn">
               <w:r>
                 <w:rPr>
                   <w:rFonts w:ascii="Arial" w:cs="Arial" w:eastAsia="Arial" w:hAnsi="Arial"/>
@@ -18868,6 +19258,7 @@
           </w:tcPr>
           <w:p>
             <w:pPr>
+              <w:keepNext w:val="false"/>
               <w:spacing w:after="40" w:before="0"/>
               <w:jc w:val="left"/>
             </w:pPr>
@@ -18900,6 +19291,7 @@
           </w:tcPr>
           <w:p>
             <w:pPr>
+              <w:keepNext w:val="false"/>
               <w:spacing w:after="40" w:before="0"/>
               <w:jc w:val="left"/>
             </w:pPr>
@@ -18932,6 +19324,7 @@
           </w:tcPr>
           <w:p>
             <w:pPr>
+              <w:keepNext w:val="false"/>
               <w:spacing w:after="40" w:before="0"/>
               <w:jc w:val="left"/>
             </w:pPr>
@@ -18964,6 +19357,7 @@
           </w:tcPr>
           <w:p>
             <w:pPr>
+              <w:keepNext w:val="false"/>
               <w:spacing w:after="40" w:before="0"/>
               <w:jc w:val="left"/>
             </w:pPr>
@@ -18998,6 +19392,7 @@
           </w:tcPr>
           <w:p>
             <w:pPr>
+              <w:keepNext w:val="false"/>
               <w:spacing w:after="40" w:before="0"/>
               <w:jc w:val="left"/>
             </w:pPr>
@@ -19035,7 +19430,7 @@
             <w:pPr>
               <w:spacing w:after="20" w:before="0"/>
             </w:pPr>
-            <w:hyperlink w:history="1" r:id="rIdrfwr3djkr-nj_umne2p1t">
+            <w:hyperlink w:history="1" r:id="rIdupkqudk765zh7g3bwzhi0">
               <w:r>
                 <w:rPr>
                   <w:rFonts w:ascii="Arial" w:cs="Arial" w:eastAsia="Arial" w:hAnsi="Arial"/>
@@ -19068,7 +19463,7 @@
               <w:spacing w:after="10" w:before="0"/>
               <w:ind w:left="120"/>
             </w:pPr>
-            <w:hyperlink w:history="1" r:id="rIdb4mwjtw-vzpvrbbzkc81u">
+            <w:hyperlink w:history="1" r:id="rIdewexklusbtafaemv-pvuo">
               <w:r>
                 <w:rPr>
                   <w:rFonts w:ascii="Arial" w:cs="Arial" w:eastAsia="Arial" w:hAnsi="Arial"/>
@@ -19113,7 +19508,7 @@
             <w:pPr>
               <w:spacing w:after="20" w:before="0"/>
             </w:pPr>
-            <w:hyperlink w:history="1" r:id="rIddapntylzpv9makt6dk-tf">
+            <w:hyperlink w:history="1" r:id="rIdlfwrp_-jfehxbpsivlb1e">
               <w:r>
                 <w:rPr>
                   <w:rFonts w:ascii="Arial" w:cs="Arial" w:eastAsia="Arial" w:hAnsi="Arial"/>
@@ -19146,7 +19541,7 @@
               <w:spacing w:after="10" w:before="0"/>
               <w:ind w:left="120"/>
             </w:pPr>
-            <w:hyperlink w:history="1" r:id="rIdyrydil6i09jsr-r3ayxt6">
+            <w:hyperlink w:history="1" r:id="rIdarsai7kakadvxxuled3vo">
               <w:r>
                 <w:rPr>
                   <w:rFonts w:ascii="Arial" w:cs="Arial" w:eastAsia="Arial" w:hAnsi="Arial"/>
@@ -19174,6 +19569,7 @@
           </w:tcPr>
           <w:p>
             <w:pPr>
+              <w:keepNext w:val="false"/>
               <w:spacing w:after="40" w:before="0"/>
               <w:jc w:val="left"/>
             </w:pPr>
@@ -19206,6 +19602,7 @@
           </w:tcPr>
           <w:p>
             <w:pPr>
+              <w:keepNext w:val="false"/>
               <w:spacing w:after="40" w:before="0"/>
               <w:jc w:val="left"/>
             </w:pPr>
@@ -19238,6 +19635,7 @@
           </w:tcPr>
           <w:p>
             <w:pPr>
+              <w:keepNext w:val="false"/>
               <w:spacing w:after="40" w:before="0"/>
               <w:jc w:val="left"/>
             </w:pPr>
@@ -19270,6 +19668,7 @@
           </w:tcPr>
           <w:p>
             <w:pPr>
+              <w:keepNext w:val="false"/>
               <w:spacing w:after="40" w:before="0"/>
               <w:jc w:val="left"/>
             </w:pPr>
@@ -19329,6 +19728,7 @@
           </w:tcPr>
           <w:p>
             <w:pPr>
+              <w:keepNext w:val="false"/>
               <w:spacing w:after="40" w:before="0"/>
               <w:jc w:val="center"/>
             </w:pPr>
@@ -19363,6 +19763,7 @@
           </w:tcPr>
           <w:p>
             <w:pPr>
+              <w:keepNext w:val="false"/>
               <w:spacing w:after="40" w:before="0"/>
               <w:jc w:val="left"/>
             </w:pPr>
@@ -19424,6 +19825,7 @@
           </w:tcPr>
           <w:p>
             <w:pPr>
+              <w:keepNext w:val="false"/>
               <w:spacing w:after="40" w:before="0"/>
               <w:jc w:val="center"/>
             </w:pPr>
@@ -19458,6 +19860,7 @@
           </w:tcPr>
           <w:p>
             <w:pPr>
+              <w:keepNext w:val="false"/>
               <w:spacing w:after="40" w:before="0"/>
               <w:jc w:val="left"/>
             </w:pPr>
@@ -19490,6 +19893,7 @@
           </w:tcPr>
           <w:p>
             <w:pPr>
+              <w:keepNext w:val="false"/>
               <w:spacing w:after="40" w:before="0"/>
               <w:jc w:val="left"/>
             </w:pPr>
@@ -19524,6 +19928,7 @@
           </w:tcPr>
           <w:p>
             <w:pPr>
+              <w:keepNext w:val="false"/>
               <w:spacing w:after="40" w:before="0"/>
               <w:jc w:val="left"/>
             </w:pPr>
@@ -19556,6 +19961,7 @@
           </w:tcPr>
           <w:p>
             <w:pPr>
+              <w:keepNext w:val="false"/>
               <w:spacing w:after="40" w:before="0"/>
               <w:jc w:val="left"/>
             </w:pPr>
@@ -19590,6 +19996,7 @@
           </w:tcPr>
           <w:p>
             <w:pPr>
+              <w:keepNext w:val="false"/>
               <w:spacing w:after="40" w:before="0"/>
               <w:jc w:val="left"/>
             </w:pPr>
@@ -19622,6 +20029,7 @@
           </w:tcPr>
           <w:p>
             <w:pPr>
+              <w:keepNext w:val="false"/>
               <w:spacing w:after="40" w:before="0"/>
               <w:jc w:val="left"/>
             </w:pPr>
@@ -19658,7 +20066,7 @@
         </w:rPr>
         <w:t xml:space="preserve">© 2026 SeaVuria and ARES. Aligned with KICD objectives. Developed by SeaVuria; technical implementation by ARES (with AI assistance from Claude). Licensed under </w:t>
       </w:r>
-      <w:hyperlink w:history="1" r:id="rIdy7uqwqjkgtmj6mccpmw-s">
+      <w:hyperlink w:history="1" r:id="rIdhifjxcvusqaqqhqgr68n3">
         <w:r>
           <w:rPr>
             <w:rFonts w:ascii="Arial" w:cs="Arial" w:eastAsia="Arial" w:hAnsi="Arial"/>
@@ -19679,7 +20087,7 @@
         </w:rPr>
         <w:t xml:space="preserve"> (</w:t>
       </w:r>
-      <w:hyperlink w:history="1" r:id="rIdpzk3rgt83lirl-0qdwsvh">
+      <w:hyperlink w:history="1" r:id="rIdgg8izd7z5al0cgltobc5x">
         <w:r>
           <w:rPr>
             <w:rFonts w:ascii="Arial" w:cs="Arial" w:eastAsia="Arial" w:hAnsi="Arial"/>
@@ -19739,6 +20147,7 @@
           </w:tcPr>
           <w:p>
             <w:pPr>
+              <w:keepNext w:val="false"/>
               <w:spacing w:after="40" w:before="0"/>
               <w:jc w:val="center"/>
             </w:pPr>
@@ -19774,6 +20183,7 @@
           </w:tcPr>
           <w:p>
             <w:pPr>
+              <w:keepNext w:val="false"/>
               <w:spacing w:after="40" w:before="0"/>
               <w:jc w:val="center"/>
             </w:pPr>
@@ -19808,6 +20218,7 @@
           </w:tcPr>
           <w:p>
             <w:pPr>
+              <w:keepNext w:val="false"/>
               <w:spacing w:after="40" w:before="0"/>
               <w:jc w:val="left"/>
             </w:pPr>
@@ -19840,6 +20251,7 @@
           </w:tcPr>
           <w:p>
             <w:pPr>
+              <w:keepNext w:val="false"/>
               <w:spacing w:after="40" w:before="0"/>
               <w:jc w:val="left"/>
             </w:pPr>
@@ -19874,6 +20286,7 @@
           </w:tcPr>
           <w:p>
             <w:pPr>
+              <w:keepNext w:val="false"/>
               <w:spacing w:after="40" w:before="0"/>
               <w:jc w:val="left"/>
             </w:pPr>
@@ -19906,6 +20319,7 @@
           </w:tcPr>
           <w:p>
             <w:pPr>
+              <w:keepNext w:val="false"/>
               <w:spacing w:after="40" w:before="0"/>
               <w:jc w:val="left"/>
             </w:pPr>
@@ -19940,6 +20354,7 @@
           </w:tcPr>
           <w:p>
             <w:pPr>
+              <w:keepNext w:val="false"/>
               <w:spacing w:after="40" w:before="0"/>
               <w:jc w:val="left"/>
             </w:pPr>
@@ -19972,6 +20387,7 @@
           </w:tcPr>
           <w:p>
             <w:pPr>
+              <w:keepNext w:val="false"/>
               <w:spacing w:after="40" w:before="0"/>
               <w:jc w:val="left"/>
             </w:pPr>
@@ -20006,6 +20422,7 @@
           </w:tcPr>
           <w:p>
             <w:pPr>
+              <w:keepNext w:val="false"/>
               <w:spacing w:after="40" w:before="0"/>
               <w:jc w:val="left"/>
             </w:pPr>
@@ -20038,6 +20455,7 @@
           </w:tcPr>
           <w:p>
             <w:pPr>
+              <w:keepNext w:val="false"/>
               <w:spacing w:after="40" w:before="0"/>
               <w:jc w:val="left"/>
             </w:pPr>
@@ -20072,6 +20490,7 @@
           </w:tcPr>
           <w:p>
             <w:pPr>
+              <w:keepNext w:val="false"/>
               <w:spacing w:after="40" w:before="0"/>
               <w:jc w:val="left"/>
             </w:pPr>
@@ -20104,6 +20523,7 @@
           </w:tcPr>
           <w:p>
             <w:pPr>
+              <w:keepNext w:val="false"/>
               <w:spacing w:after="40" w:before="0"/>
               <w:jc w:val="left"/>
             </w:pPr>
@@ -20138,6 +20558,7 @@
           </w:tcPr>
           <w:p>
             <w:pPr>
+              <w:keepNext w:val="false"/>
               <w:spacing w:after="40" w:before="0"/>
               <w:jc w:val="left"/>
             </w:pPr>
@@ -20170,6 +20591,7 @@
           </w:tcPr>
           <w:p>
             <w:pPr>
+              <w:keepNext w:val="false"/>
               <w:spacing w:after="40" w:before="0"/>
               <w:jc w:val="left"/>
             </w:pPr>
@@ -20204,6 +20626,7 @@
           </w:tcPr>
           <w:p>
             <w:pPr>
+              <w:keepNext w:val="false"/>
               <w:spacing w:after="40" w:before="0"/>
               <w:jc w:val="left"/>
             </w:pPr>
@@ -20236,6 +20659,7 @@
           </w:tcPr>
           <w:p>
             <w:pPr>
+              <w:keepNext w:val="false"/>
               <w:spacing w:after="40" w:before="0"/>
               <w:jc w:val="left"/>
             </w:pPr>
@@ -20270,6 +20694,7 @@
           </w:tcPr>
           <w:p>
             <w:pPr>
+              <w:keepNext w:val="false"/>
               <w:spacing w:after="40" w:before="0"/>
               <w:jc w:val="left"/>
             </w:pPr>
@@ -20302,6 +20727,7 @@
           </w:tcPr>
           <w:p>
             <w:pPr>
+              <w:keepNext w:val="false"/>
               <w:spacing w:after="40" w:before="0"/>
               <w:jc w:val="left"/>
             </w:pPr>
@@ -20361,6 +20787,7 @@
           </w:tcPr>
           <w:p>
             <w:pPr>
+              <w:keepNext w:val="false"/>
               <w:spacing w:after="40" w:before="0"/>
               <w:jc w:val="center"/>
             </w:pPr>
@@ -20395,6 +20822,7 @@
           </w:tcPr>
           <w:p>
             <w:pPr>
+              <w:keepNext w:val="false"/>
               <w:spacing w:after="40" w:before="0"/>
               <w:jc w:val="left"/>
             </w:pPr>
@@ -20459,6 +20887,7 @@
           </w:tcPr>
           <w:p>
             <w:pPr>
+              <w:keepNext w:val="false"/>
               <w:spacing w:after="40" w:before="0"/>
               <w:jc w:val="center"/>
             </w:pPr>
@@ -20493,6 +20922,7 @@
           </w:tcPr>
           <w:p>
             <w:pPr>
+              <w:keepNext w:val="false"/>
               <w:spacing w:after="40" w:before="0"/>
               <w:jc w:val="left"/>
             </w:pPr>
@@ -20525,6 +20955,7 @@
           </w:tcPr>
           <w:p>
             <w:pPr>
+              <w:keepNext w:val="false"/>
               <w:spacing w:after="40" w:before="0"/>
               <w:jc w:val="left"/>
             </w:pPr>
@@ -20557,6 +20988,7 @@
           </w:tcPr>
           <w:p>
             <w:pPr>
+              <w:keepNext w:val="false"/>
               <w:spacing w:after="40" w:before="0"/>
               <w:jc w:val="left"/>
             </w:pPr>
@@ -20589,6 +21021,7 @@
           </w:tcPr>
           <w:p>
             <w:pPr>
+              <w:keepNext w:val="false"/>
               <w:spacing w:after="40" w:before="0"/>
               <w:jc w:val="left"/>
             </w:pPr>
@@ -20621,6 +21054,7 @@
           </w:tcPr>
           <w:p>
             <w:pPr>
+              <w:keepNext w:val="false"/>
               <w:spacing w:after="40" w:before="0"/>
               <w:jc w:val="left"/>
             </w:pPr>
@@ -20655,6 +21089,7 @@
           </w:tcPr>
           <w:p>
             <w:pPr>
+              <w:keepNext w:val="false"/>
               <w:spacing w:after="40" w:before="0"/>
               <w:jc w:val="left"/>
             </w:pPr>
@@ -20692,7 +21127,7 @@
             <w:pPr>
               <w:spacing w:after="20" w:before="0"/>
             </w:pPr>
-            <w:hyperlink w:history="1" r:id="rIdqzcuekn2nqwbpe10izpw7">
+            <w:hyperlink w:history="1" r:id="rIdlug5d3mvyqv2i3_6ovxzc">
               <w:r>
                 <w:rPr>
                   <w:rFonts w:ascii="Arial" w:cs="Arial" w:eastAsia="Arial" w:hAnsi="Arial"/>
@@ -20725,7 +21160,7 @@
               <w:spacing w:after="10" w:before="0"/>
               <w:ind w:left="120"/>
             </w:pPr>
-            <w:hyperlink w:history="1" r:id="rId9kk_jppq8d4sk1p5-eqdb">
+            <w:hyperlink w:history="1" r:id="rIdopu7mqzxiruhpb-txiagx">
               <w:r>
                 <w:rPr>
                   <w:rFonts w:ascii="Arial" w:cs="Arial" w:eastAsia="Arial" w:hAnsi="Arial"/>
@@ -20770,7 +21205,7 @@
             <w:pPr>
               <w:spacing w:after="20" w:before="0"/>
             </w:pPr>
-            <w:hyperlink w:history="1" r:id="rIdmkelbdeq80isk1tutozrh">
+            <w:hyperlink w:history="1" r:id="rIdhaads-pboggkyvht0xp6t">
               <w:r>
                 <w:rPr>
                   <w:rFonts w:ascii="Arial" w:cs="Arial" w:eastAsia="Arial" w:hAnsi="Arial"/>
@@ -20803,7 +21238,7 @@
               <w:spacing w:after="10" w:before="0"/>
               <w:ind w:left="120"/>
             </w:pPr>
-            <w:hyperlink w:history="1" r:id="rIdotitmhm9mjpfhycusydov">
+            <w:hyperlink w:history="1" r:id="rIdlbddhno7dacbuvrsymamq">
               <w:r>
                 <w:rPr>
                   <w:rFonts w:ascii="Arial" w:cs="Arial" w:eastAsia="Arial" w:hAnsi="Arial"/>
@@ -20831,6 +21266,7 @@
           </w:tcPr>
           <w:p>
             <w:pPr>
+              <w:keepNext w:val="false"/>
               <w:spacing w:after="40" w:before="0"/>
               <w:jc w:val="left"/>
             </w:pPr>
@@ -20863,6 +21299,7 @@
           </w:tcPr>
           <w:p>
             <w:pPr>
+              <w:keepNext w:val="false"/>
               <w:spacing w:after="40" w:before="0"/>
               <w:jc w:val="left"/>
             </w:pPr>
@@ -20895,6 +21332,7 @@
           </w:tcPr>
           <w:p>
             <w:pPr>
+              <w:keepNext w:val="false"/>
               <w:spacing w:after="40" w:before="0"/>
               <w:jc w:val="left"/>
             </w:pPr>
@@ -20927,6 +21365,7 @@
           </w:tcPr>
           <w:p>
             <w:pPr>
+              <w:keepNext w:val="false"/>
               <w:spacing w:after="40" w:before="0"/>
               <w:jc w:val="left"/>
             </w:pPr>
@@ -20961,6 +21400,7 @@
           </w:tcPr>
           <w:p>
             <w:pPr>
+              <w:keepNext w:val="false"/>
               <w:spacing w:after="40" w:before="0"/>
               <w:jc w:val="left"/>
             </w:pPr>
@@ -20998,7 +21438,7 @@
             <w:pPr>
               <w:spacing w:after="20" w:before="0"/>
             </w:pPr>
-            <w:hyperlink w:history="1" r:id="rIdrmawud41bnz_orxjkz5ti">
+            <w:hyperlink w:history="1" r:id="rIdwmlbmfdshtvuke38we70l">
               <w:r>
                 <w:rPr>
                   <w:rFonts w:ascii="Arial" w:cs="Arial" w:eastAsia="Arial" w:hAnsi="Arial"/>
@@ -21031,7 +21471,7 @@
               <w:spacing w:after="10" w:before="0"/>
               <w:ind w:left="120"/>
             </w:pPr>
-            <w:hyperlink w:history="1" r:id="rIdbcx4yqa6fb5s8yplivxhz">
+            <w:hyperlink w:history="1" r:id="rIdf1wyhwg9j0uakj47h-6ip">
               <w:r>
                 <w:rPr>
                   <w:rFonts w:ascii="Arial" w:cs="Arial" w:eastAsia="Arial" w:hAnsi="Arial"/>
@@ -21076,7 +21516,7 @@
             <w:pPr>
               <w:spacing w:after="20" w:before="0"/>
             </w:pPr>
-            <w:hyperlink w:history="1" r:id="rIdcxfm9zcx4c9tazev4i_st">
+            <w:hyperlink w:history="1" r:id="rId3qzttvyr8cznu46yl2tr4">
               <w:r>
                 <w:rPr>
                   <w:rFonts w:ascii="Arial" w:cs="Arial" w:eastAsia="Arial" w:hAnsi="Arial"/>
@@ -21109,7 +21549,7 @@
               <w:spacing w:after="10" w:before="0"/>
               <w:ind w:left="120"/>
             </w:pPr>
-            <w:hyperlink w:history="1" r:id="rIduj0jmfd0nmh5x37tr2r2y">
+            <w:hyperlink w:history="1" r:id="rIdc-m67zc2c1yhboxkgxrtu">
               <w:r>
                 <w:rPr>
                   <w:rFonts w:ascii="Arial" w:cs="Arial" w:eastAsia="Arial" w:hAnsi="Arial"/>
@@ -21137,6 +21577,7 @@
           </w:tcPr>
           <w:p>
             <w:pPr>
+              <w:keepNext w:val="false"/>
               <w:spacing w:after="40" w:before="0"/>
               <w:jc w:val="left"/>
             </w:pPr>
@@ -21169,6 +21610,7 @@
           </w:tcPr>
           <w:p>
             <w:pPr>
+              <w:keepNext w:val="false"/>
               <w:spacing w:after="40" w:before="0"/>
               <w:jc w:val="left"/>
             </w:pPr>
@@ -21201,6 +21643,7 @@
           </w:tcPr>
           <w:p>
             <w:pPr>
+              <w:keepNext w:val="false"/>
               <w:spacing w:after="40" w:before="0"/>
               <w:jc w:val="left"/>
             </w:pPr>
@@ -21233,6 +21676,7 @@
           </w:tcPr>
           <w:p>
             <w:pPr>
+              <w:keepNext w:val="false"/>
               <w:spacing w:after="40" w:before="0"/>
               <w:jc w:val="left"/>
             </w:pPr>
@@ -21267,6 +21711,7 @@
           </w:tcPr>
           <w:p>
             <w:pPr>
+              <w:keepNext w:val="false"/>
               <w:spacing w:after="40" w:before="0"/>
               <w:jc w:val="left"/>
             </w:pPr>
@@ -21304,7 +21749,7 @@
             <w:pPr>
               <w:spacing w:after="20" w:before="0"/>
             </w:pPr>
-            <w:hyperlink w:history="1" r:id="rIdwwfx3i87x7rmyoprakua3">
+            <w:hyperlink w:history="1" r:id="rIdehcle1v4evdmrcz1e5xju">
               <w:r>
                 <w:rPr>
                   <w:rFonts w:ascii="Arial" w:cs="Arial" w:eastAsia="Arial" w:hAnsi="Arial"/>
@@ -21337,7 +21782,7 @@
               <w:spacing w:after="10" w:before="0"/>
               <w:ind w:left="120"/>
             </w:pPr>
-            <w:hyperlink w:history="1" r:id="rIdimy2tg91mlebnwfxiftol">
+            <w:hyperlink w:history="1" r:id="rIdemo1cnzpu4b7kjcyncum7">
               <w:r>
                 <w:rPr>
                   <w:rFonts w:ascii="Arial" w:cs="Arial" w:eastAsia="Arial" w:hAnsi="Arial"/>
@@ -21382,7 +21827,7 @@
             <w:pPr>
               <w:spacing w:after="20" w:before="0"/>
             </w:pPr>
-            <w:hyperlink w:history="1" r:id="rIdjdnlnoc_49dbojsucttu1">
+            <w:hyperlink w:history="1" r:id="rId5wcixdk_pgwlzbwe6ctme">
               <w:r>
                 <w:rPr>
                   <w:rFonts w:ascii="Arial" w:cs="Arial" w:eastAsia="Arial" w:hAnsi="Arial"/>
@@ -21415,7 +21860,7 @@
               <w:spacing w:after="10" w:before="0"/>
               <w:ind w:left="120"/>
             </w:pPr>
-            <w:hyperlink w:history="1" r:id="rIdy-qrn9p9f6vdrx9turc13">
+            <w:hyperlink w:history="1" r:id="rIdu0jsrejpnogu9uap4fart">
               <w:r>
                 <w:rPr>
                   <w:rFonts w:ascii="Arial" w:cs="Arial" w:eastAsia="Arial" w:hAnsi="Arial"/>
@@ -21443,6 +21888,7 @@
           </w:tcPr>
           <w:p>
             <w:pPr>
+              <w:keepNext w:val="false"/>
               <w:spacing w:after="40" w:before="0"/>
               <w:jc w:val="left"/>
             </w:pPr>
@@ -21475,6 +21921,7 @@
           </w:tcPr>
           <w:p>
             <w:pPr>
+              <w:keepNext w:val="false"/>
               <w:spacing w:after="40" w:before="0"/>
               <w:jc w:val="left"/>
             </w:pPr>
@@ -21507,6 +21954,7 @@
           </w:tcPr>
           <w:p>
             <w:pPr>
+              <w:keepNext w:val="false"/>
               <w:spacing w:after="40" w:before="0"/>
               <w:jc w:val="left"/>
             </w:pPr>
@@ -21539,6 +21987,7 @@
           </w:tcPr>
           <w:p>
             <w:pPr>
+              <w:keepNext w:val="false"/>
               <w:spacing w:after="40" w:before="0"/>
               <w:jc w:val="left"/>
             </w:pPr>
@@ -21573,6 +22022,7 @@
           </w:tcPr>
           <w:p>
             <w:pPr>
+              <w:keepNext w:val="false"/>
               <w:spacing w:after="40" w:before="0"/>
               <w:jc w:val="left"/>
             </w:pPr>
@@ -21610,7 +22060,7 @@
             <w:pPr>
               <w:spacing w:after="20" w:before="0"/>
             </w:pPr>
-            <w:hyperlink w:history="1" r:id="rId0gk0z3d6u0dkmhkc37bn-">
+            <w:hyperlink w:history="1" r:id="rIdtltxb1yblyohkga_tldps">
               <w:r>
                 <w:rPr>
                   <w:rFonts w:ascii="Arial" w:cs="Arial" w:eastAsia="Arial" w:hAnsi="Arial"/>
@@ -21643,7 +22093,7 @@
               <w:spacing w:after="10" w:before="0"/>
               <w:ind w:left="120"/>
             </w:pPr>
-            <w:hyperlink w:history="1" r:id="rIdsqgq5-qrjnedphr8kl3qw">
+            <w:hyperlink w:history="1" r:id="rIdp0v1jxuc7moddt7lynguy">
               <w:r>
                 <w:rPr>
                   <w:rFonts w:ascii="Arial" w:cs="Arial" w:eastAsia="Arial" w:hAnsi="Arial"/>
@@ -21688,7 +22138,7 @@
             <w:pPr>
               <w:spacing w:after="20" w:before="0"/>
             </w:pPr>
-            <w:hyperlink w:history="1" r:id="rIdxwoeipskistlx7pazgl1t">
+            <w:hyperlink w:history="1" r:id="rIdp-_ck206-geenbduz3eyg">
               <w:r>
                 <w:rPr>
                   <w:rFonts w:ascii="Arial" w:cs="Arial" w:eastAsia="Arial" w:hAnsi="Arial"/>
@@ -21721,7 +22171,7 @@
               <w:spacing w:after="10" w:before="0"/>
               <w:ind w:left="120"/>
             </w:pPr>
-            <w:hyperlink w:history="1" r:id="rIdyk2e0uwj1i0n5i4jfdfbo">
+            <w:hyperlink w:history="1" r:id="rId4xlowxb3tv7uk_qdd-8lc">
               <w:r>
                 <w:rPr>
                   <w:rFonts w:ascii="Arial" w:cs="Arial" w:eastAsia="Arial" w:hAnsi="Arial"/>
@@ -21749,6 +22199,7 @@
           </w:tcPr>
           <w:p>
             <w:pPr>
+              <w:keepNext w:val="false"/>
               <w:spacing w:after="40" w:before="0"/>
               <w:jc w:val="left"/>
             </w:pPr>
@@ -21781,6 +22232,7 @@
           </w:tcPr>
           <w:p>
             <w:pPr>
+              <w:keepNext w:val="false"/>
               <w:spacing w:after="40" w:before="0"/>
               <w:jc w:val="left"/>
             </w:pPr>
@@ -21813,6 +22265,7 @@
           </w:tcPr>
           <w:p>
             <w:pPr>
+              <w:keepNext w:val="false"/>
               <w:spacing w:after="40" w:before="0"/>
               <w:jc w:val="left"/>
             </w:pPr>
@@ -21845,6 +22298,7 @@
           </w:tcPr>
           <w:p>
             <w:pPr>
+              <w:keepNext w:val="false"/>
               <w:spacing w:after="40" w:before="0"/>
               <w:jc w:val="left"/>
             </w:pPr>
@@ -21879,6 +22333,7 @@
           </w:tcPr>
           <w:p>
             <w:pPr>
+              <w:keepNext w:val="false"/>
               <w:spacing w:after="40" w:before="0"/>
               <w:jc w:val="left"/>
             </w:pPr>
@@ -21916,7 +22371,7 @@
             <w:pPr>
               <w:spacing w:after="20" w:before="0"/>
             </w:pPr>
-            <w:hyperlink w:history="1" r:id="rIduwd9dsge8dv4fsdndjlkx">
+            <w:hyperlink w:history="1" r:id="rIdwyitg38pluchcgbqnk3_q">
               <w:r>
                 <w:rPr>
                   <w:rFonts w:ascii="Arial" w:cs="Arial" w:eastAsia="Arial" w:hAnsi="Arial"/>
@@ -21949,7 +22404,7 @@
               <w:spacing w:after="10" w:before="0"/>
               <w:ind w:left="120"/>
             </w:pPr>
-            <w:hyperlink w:history="1" r:id="rIdbogqafvtvloqbvl0bnhmi">
+            <w:hyperlink w:history="1" r:id="rIdbcw75qdp1rpgdmiqyvh_s">
               <w:r>
                 <w:rPr>
                   <w:rFonts w:ascii="Arial" w:cs="Arial" w:eastAsia="Arial" w:hAnsi="Arial"/>
@@ -21994,7 +22449,7 @@
             <w:pPr>
               <w:spacing w:after="20" w:before="0"/>
             </w:pPr>
-            <w:hyperlink w:history="1" r:id="rId70pw1o3mac9tafcwbhuqz">
+            <w:hyperlink w:history="1" r:id="rIdfwhox2hbtl0gdcbswtk1z">
               <w:r>
                 <w:rPr>
                   <w:rFonts w:ascii="Arial" w:cs="Arial" w:eastAsia="Arial" w:hAnsi="Arial"/>
@@ -22027,7 +22482,7 @@
               <w:spacing w:after="10" w:before="0"/>
               <w:ind w:left="120"/>
             </w:pPr>
-            <w:hyperlink w:history="1" r:id="rIdme42fmwbxjuuft3l5gkvs">
+            <w:hyperlink w:history="1" r:id="rIdyngowhe2tuclfvaa0ukyv">
               <w:r>
                 <w:rPr>
                   <w:rFonts w:ascii="Arial" w:cs="Arial" w:eastAsia="Arial" w:hAnsi="Arial"/>
@@ -22055,6 +22510,7 @@
           </w:tcPr>
           <w:p>
             <w:pPr>
+              <w:keepNext w:val="false"/>
               <w:spacing w:after="40" w:before="0"/>
               <w:jc w:val="left"/>
             </w:pPr>
@@ -22087,6 +22543,7 @@
           </w:tcPr>
           <w:p>
             <w:pPr>
+              <w:keepNext w:val="false"/>
               <w:spacing w:after="40" w:before="0"/>
               <w:jc w:val="left"/>
             </w:pPr>
@@ -22119,6 +22576,7 @@
           </w:tcPr>
           <w:p>
             <w:pPr>
+              <w:keepNext w:val="false"/>
               <w:spacing w:after="40" w:before="0"/>
               <w:jc w:val="left"/>
             </w:pPr>
@@ -22151,6 +22609,7 @@
           </w:tcPr>
           <w:p>
             <w:pPr>
+              <w:keepNext w:val="false"/>
               <w:spacing w:after="40" w:before="0"/>
               <w:jc w:val="left"/>
             </w:pPr>
@@ -22210,6 +22669,7 @@
           </w:tcPr>
           <w:p>
             <w:pPr>
+              <w:keepNext w:val="false"/>
               <w:spacing w:after="40" w:before="0"/>
               <w:jc w:val="center"/>
             </w:pPr>
@@ -22244,6 +22704,7 @@
           </w:tcPr>
           <w:p>
             <w:pPr>
+              <w:keepNext w:val="false"/>
               <w:spacing w:after="40" w:before="0"/>
               <w:jc w:val="left"/>
             </w:pPr>
@@ -22305,6 +22766,7 @@
           </w:tcPr>
           <w:p>
             <w:pPr>
+              <w:keepNext w:val="false"/>
               <w:spacing w:after="40" w:before="0"/>
               <w:jc w:val="center"/>
             </w:pPr>
@@ -22339,6 +22801,7 @@
           </w:tcPr>
           <w:p>
             <w:pPr>
+              <w:keepNext w:val="false"/>
               <w:spacing w:after="40" w:before="0"/>
               <w:jc w:val="left"/>
             </w:pPr>
@@ -22371,6 +22834,7 @@
           </w:tcPr>
           <w:p>
             <w:pPr>
+              <w:keepNext w:val="false"/>
               <w:spacing w:after="40" w:before="0"/>
               <w:jc w:val="left"/>
             </w:pPr>
@@ -22405,6 +22869,7 @@
           </w:tcPr>
           <w:p>
             <w:pPr>
+              <w:keepNext w:val="false"/>
               <w:spacing w:after="40" w:before="0"/>
               <w:jc w:val="left"/>
             </w:pPr>
@@ -22437,6 +22902,7 @@
           </w:tcPr>
           <w:p>
             <w:pPr>
+              <w:keepNext w:val="false"/>
               <w:spacing w:after="40" w:before="0"/>
               <w:jc w:val="left"/>
             </w:pPr>
@@ -22471,6 +22937,7 @@
           </w:tcPr>
           <w:p>
             <w:pPr>
+              <w:keepNext w:val="false"/>
               <w:spacing w:after="40" w:before="0"/>
               <w:jc w:val="left"/>
             </w:pPr>
@@ -22503,6 +22970,7 @@
           </w:tcPr>
           <w:p>
             <w:pPr>
+              <w:keepNext w:val="false"/>
               <w:spacing w:after="40" w:before="0"/>
               <w:jc w:val="left"/>
             </w:pPr>
@@ -22539,7 +23007,7 @@
         </w:rPr>
         <w:t xml:space="preserve">© 2026 SeaVuria and ARES. Aligned with KICD objectives. Developed by SeaVuria; technical implementation by ARES (with AI assistance from Claude). Licensed under </w:t>
       </w:r>
-      <w:hyperlink w:history="1" r:id="rIdi0zz3oo4wczagfhxppvpf">
+      <w:hyperlink w:history="1" r:id="rIdq40illenpjwhn0x5f08cp">
         <w:r>
           <w:rPr>
             <w:rFonts w:ascii="Arial" w:cs="Arial" w:eastAsia="Arial" w:hAnsi="Arial"/>
@@ -22560,7 +23028,7 @@
         </w:rPr>
         <w:t xml:space="preserve"> (</w:t>
       </w:r>
-      <w:hyperlink w:history="1" r:id="rIdnwcnoxmrw9dkdsautgp-s">
+      <w:hyperlink w:history="1" r:id="rId3hxaq0nyhmgjfdrevl3rv">
         <w:r>
           <w:rPr>
             <w:rFonts w:ascii="Arial" w:cs="Arial" w:eastAsia="Arial" w:hAnsi="Arial"/>
@@ -22620,6 +23088,7 @@
           </w:tcPr>
           <w:p>
             <w:pPr>
+              <w:keepNext w:val="false"/>
               <w:spacing w:after="40" w:before="0"/>
               <w:jc w:val="center"/>
             </w:pPr>
@@ -22655,6 +23124,7 @@
           </w:tcPr>
           <w:p>
             <w:pPr>
+              <w:keepNext w:val="false"/>
               <w:spacing w:after="40" w:before="0"/>
               <w:jc w:val="center"/>
             </w:pPr>
@@ -22689,6 +23159,7 @@
           </w:tcPr>
           <w:p>
             <w:pPr>
+              <w:keepNext w:val="false"/>
               <w:spacing w:after="40" w:before="0"/>
               <w:jc w:val="left"/>
             </w:pPr>
@@ -22721,6 +23192,7 @@
           </w:tcPr>
           <w:p>
             <w:pPr>
+              <w:keepNext w:val="false"/>
               <w:spacing w:after="40" w:before="0"/>
               <w:jc w:val="left"/>
             </w:pPr>
@@ -22755,6 +23227,7 @@
           </w:tcPr>
           <w:p>
             <w:pPr>
+              <w:keepNext w:val="false"/>
               <w:spacing w:after="40" w:before="0"/>
               <w:jc w:val="left"/>
             </w:pPr>
@@ -22787,6 +23260,7 @@
           </w:tcPr>
           <w:p>
             <w:pPr>
+              <w:keepNext w:val="false"/>
               <w:spacing w:after="40" w:before="0"/>
               <w:jc w:val="left"/>
             </w:pPr>
@@ -22821,6 +23295,7 @@
           </w:tcPr>
           <w:p>
             <w:pPr>
+              <w:keepNext w:val="false"/>
               <w:spacing w:after="40" w:before="0"/>
               <w:jc w:val="left"/>
             </w:pPr>
@@ -22853,6 +23328,7 @@
           </w:tcPr>
           <w:p>
             <w:pPr>
+              <w:keepNext w:val="false"/>
               <w:spacing w:after="40" w:before="0"/>
               <w:jc w:val="left"/>
             </w:pPr>
@@ -22887,6 +23363,7 @@
           </w:tcPr>
           <w:p>
             <w:pPr>
+              <w:keepNext w:val="false"/>
               <w:spacing w:after="40" w:before="0"/>
               <w:jc w:val="left"/>
             </w:pPr>
@@ -22919,6 +23396,7 @@
           </w:tcPr>
           <w:p>
             <w:pPr>
+              <w:keepNext w:val="false"/>
               <w:spacing w:after="40" w:before="0"/>
               <w:jc w:val="left"/>
             </w:pPr>
@@ -22953,6 +23431,7 @@
           </w:tcPr>
           <w:p>
             <w:pPr>
+              <w:keepNext w:val="false"/>
               <w:spacing w:after="40" w:before="0"/>
               <w:jc w:val="left"/>
             </w:pPr>
@@ -22985,6 +23464,7 @@
           </w:tcPr>
           <w:p>
             <w:pPr>
+              <w:keepNext w:val="false"/>
               <w:spacing w:after="40" w:before="0"/>
               <w:jc w:val="left"/>
             </w:pPr>
@@ -23019,6 +23499,7 @@
           </w:tcPr>
           <w:p>
             <w:pPr>
+              <w:keepNext w:val="false"/>
               <w:spacing w:after="40" w:before="0"/>
               <w:jc w:val="left"/>
             </w:pPr>
@@ -23051,6 +23532,7 @@
           </w:tcPr>
           <w:p>
             <w:pPr>
+              <w:keepNext w:val="false"/>
               <w:spacing w:after="40" w:before="0"/>
               <w:jc w:val="left"/>
             </w:pPr>
@@ -23085,6 +23567,7 @@
           </w:tcPr>
           <w:p>
             <w:pPr>
+              <w:keepNext w:val="false"/>
               <w:spacing w:after="40" w:before="0"/>
               <w:jc w:val="left"/>
             </w:pPr>
@@ -23117,6 +23600,7 @@
           </w:tcPr>
           <w:p>
             <w:pPr>
+              <w:keepNext w:val="false"/>
               <w:spacing w:after="40" w:before="0"/>
               <w:jc w:val="left"/>
             </w:pPr>
@@ -23151,6 +23635,7 @@
           </w:tcPr>
           <w:p>
             <w:pPr>
+              <w:keepNext w:val="false"/>
               <w:spacing w:after="40" w:before="0"/>
               <w:jc w:val="left"/>
             </w:pPr>
@@ -23183,6 +23668,7 @@
           </w:tcPr>
           <w:p>
             <w:pPr>
+              <w:keepNext w:val="false"/>
               <w:spacing w:after="40" w:before="0"/>
               <w:jc w:val="left"/>
             </w:pPr>
@@ -23242,6 +23728,7 @@
           </w:tcPr>
           <w:p>
             <w:pPr>
+              <w:keepNext w:val="false"/>
               <w:spacing w:after="40" w:before="0"/>
               <w:jc w:val="center"/>
             </w:pPr>
@@ -23276,6 +23763,7 @@
           </w:tcPr>
           <w:p>
             <w:pPr>
+              <w:keepNext w:val="false"/>
               <w:spacing w:after="40" w:before="0"/>
               <w:jc w:val="left"/>
             </w:pPr>
@@ -23340,6 +23828,7 @@
           </w:tcPr>
           <w:p>
             <w:pPr>
+              <w:keepNext w:val="false"/>
               <w:spacing w:after="40" w:before="0"/>
               <w:jc w:val="center"/>
             </w:pPr>
@@ -23374,6 +23863,7 @@
           </w:tcPr>
           <w:p>
             <w:pPr>
+              <w:keepNext w:val="false"/>
               <w:spacing w:after="40" w:before="0"/>
               <w:jc w:val="left"/>
             </w:pPr>
@@ -23406,6 +23896,7 @@
           </w:tcPr>
           <w:p>
             <w:pPr>
+              <w:keepNext w:val="false"/>
               <w:spacing w:after="40" w:before="0"/>
               <w:jc w:val="left"/>
             </w:pPr>
@@ -23438,6 +23929,7 @@
           </w:tcPr>
           <w:p>
             <w:pPr>
+              <w:keepNext w:val="false"/>
               <w:spacing w:after="40" w:before="0"/>
               <w:jc w:val="left"/>
             </w:pPr>
@@ -23470,6 +23962,7 @@
           </w:tcPr>
           <w:p>
             <w:pPr>
+              <w:keepNext w:val="false"/>
               <w:spacing w:after="40" w:before="0"/>
               <w:jc w:val="left"/>
             </w:pPr>
@@ -23502,6 +23995,7 @@
           </w:tcPr>
           <w:p>
             <w:pPr>
+              <w:keepNext w:val="false"/>
               <w:spacing w:after="40" w:before="0"/>
               <w:jc w:val="left"/>
             </w:pPr>
@@ -23536,6 +24030,7 @@
           </w:tcPr>
           <w:p>
             <w:pPr>
+              <w:keepNext w:val="false"/>
               <w:spacing w:after="40" w:before="0"/>
               <w:jc w:val="left"/>
             </w:pPr>
@@ -23573,7 +24068,7 @@
             <w:pPr>
               <w:spacing w:after="20" w:before="0"/>
             </w:pPr>
-            <w:hyperlink w:history="1" r:id="rIdcji5xs2hs0nes0h3-qzjn">
+            <w:hyperlink w:history="1" r:id="rIdnkndzse6qjdau5wecb3vf">
               <w:r>
                 <w:rPr>
                   <w:rFonts w:ascii="Arial" w:cs="Arial" w:eastAsia="Arial" w:hAnsi="Arial"/>
@@ -23606,7 +24101,7 @@
               <w:spacing w:after="10" w:before="0"/>
               <w:ind w:left="120"/>
             </w:pPr>
-            <w:hyperlink w:history="1" r:id="rIdv-mjkct6jr-2017jdg9qd">
+            <w:hyperlink w:history="1" r:id="rIdtpzcnvij3dmikpikn6vic">
               <w:r>
                 <w:rPr>
                   <w:rFonts w:ascii="Arial" w:cs="Arial" w:eastAsia="Arial" w:hAnsi="Arial"/>
@@ -23651,7 +24146,7 @@
             <w:pPr>
               <w:spacing w:after="20" w:before="0"/>
             </w:pPr>
-            <w:hyperlink w:history="1" r:id="rIdbpdxihajjwpbi3y9itf2p">
+            <w:hyperlink w:history="1" r:id="rIdieeqnqpbj7igaocvl8cfh">
               <w:r>
                 <w:rPr>
                   <w:rFonts w:ascii="Arial" w:cs="Arial" w:eastAsia="Arial" w:hAnsi="Arial"/>
@@ -23684,7 +24179,7 @@
               <w:spacing w:after="10" w:before="0"/>
               <w:ind w:left="120"/>
             </w:pPr>
-            <w:hyperlink w:history="1" r:id="rIds4ll5lgstllwsknkw4gqs">
+            <w:hyperlink w:history="1" r:id="rId-aszcy9jivzvfp7d6jbtu">
               <w:r>
                 <w:rPr>
                   <w:rFonts w:ascii="Arial" w:cs="Arial" w:eastAsia="Arial" w:hAnsi="Arial"/>
@@ -23712,6 +24207,7 @@
           </w:tcPr>
           <w:p>
             <w:pPr>
+              <w:keepNext w:val="false"/>
               <w:spacing w:after="40" w:before="0"/>
               <w:jc w:val="left"/>
             </w:pPr>
@@ -23744,6 +24240,7 @@
           </w:tcPr>
           <w:p>
             <w:pPr>
+              <w:keepNext w:val="false"/>
               <w:spacing w:after="40" w:before="0"/>
               <w:jc w:val="left"/>
             </w:pPr>
@@ -23776,6 +24273,7 @@
           </w:tcPr>
           <w:p>
             <w:pPr>
+              <w:keepNext w:val="false"/>
               <w:spacing w:after="40" w:before="0"/>
               <w:jc w:val="left"/>
             </w:pPr>
@@ -23808,6 +24306,7 @@
           </w:tcPr>
           <w:p>
             <w:pPr>
+              <w:keepNext w:val="false"/>
               <w:spacing w:after="40" w:before="0"/>
               <w:jc w:val="left"/>
             </w:pPr>
@@ -23842,6 +24341,7 @@
           </w:tcPr>
           <w:p>
             <w:pPr>
+              <w:keepNext w:val="false"/>
               <w:spacing w:after="40" w:before="0"/>
               <w:jc w:val="left"/>
             </w:pPr>
@@ -23879,7 +24379,7 @@
             <w:pPr>
               <w:spacing w:after="20" w:before="0"/>
             </w:pPr>
-            <w:hyperlink w:history="1" r:id="rIdf7hzbcaz_uyi3gj539tjs">
+            <w:hyperlink w:history="1" r:id="rIdljxegp93suhxvct8azji4">
               <w:r>
                 <w:rPr>
                   <w:rFonts w:ascii="Arial" w:cs="Arial" w:eastAsia="Arial" w:hAnsi="Arial"/>
@@ -23912,7 +24412,7 @@
               <w:spacing w:after="10" w:before="0"/>
               <w:ind w:left="120"/>
             </w:pPr>
-            <w:hyperlink w:history="1" r:id="rIdlzcaledsq3ngcgj1krmua">
+            <w:hyperlink w:history="1" r:id="rIdwzaw6qqinhveto_zi8khy">
               <w:r>
                 <w:rPr>
                   <w:rFonts w:ascii="Arial" w:cs="Arial" w:eastAsia="Arial" w:hAnsi="Arial"/>
@@ -23957,7 +24457,7 @@
             <w:pPr>
               <w:spacing w:after="20" w:before="0"/>
             </w:pPr>
-            <w:hyperlink w:history="1" r:id="rIdap3mncsqzlwbwkrdnwiac">
+            <w:hyperlink w:history="1" r:id="rIdxhwtd83rpn0nl8mvao3pk">
               <w:r>
                 <w:rPr>
                   <w:rFonts w:ascii="Arial" w:cs="Arial" w:eastAsia="Arial" w:hAnsi="Arial"/>
@@ -23990,7 +24490,7 @@
               <w:spacing w:after="10" w:before="0"/>
               <w:ind w:left="120"/>
             </w:pPr>
-            <w:hyperlink w:history="1" r:id="rIdxcisfoowq2z94dmx8eft3">
+            <w:hyperlink w:history="1" r:id="rIdrh39h7li9n3ohrm98up6s">
               <w:r>
                 <w:rPr>
                   <w:rFonts w:ascii="Arial" w:cs="Arial" w:eastAsia="Arial" w:hAnsi="Arial"/>
@@ -24018,6 +24518,7 @@
           </w:tcPr>
           <w:p>
             <w:pPr>
+              <w:keepNext w:val="false"/>
               <w:spacing w:after="40" w:before="0"/>
               <w:jc w:val="left"/>
             </w:pPr>
@@ -24050,6 +24551,7 @@
           </w:tcPr>
           <w:p>
             <w:pPr>
+              <w:keepNext w:val="false"/>
               <w:spacing w:after="40" w:before="0"/>
               <w:jc w:val="left"/>
             </w:pPr>
@@ -24082,6 +24584,7 @@
           </w:tcPr>
           <w:p>
             <w:pPr>
+              <w:keepNext w:val="false"/>
               <w:spacing w:after="40" w:before="0"/>
               <w:jc w:val="left"/>
             </w:pPr>
@@ -24114,6 +24617,7 @@
           </w:tcPr>
           <w:p>
             <w:pPr>
+              <w:keepNext w:val="false"/>
               <w:spacing w:after="40" w:before="0"/>
               <w:jc w:val="left"/>
             </w:pPr>
@@ -24148,6 +24652,7 @@
           </w:tcPr>
           <w:p>
             <w:pPr>
+              <w:keepNext w:val="false"/>
               <w:spacing w:after="40" w:before="0"/>
               <w:jc w:val="left"/>
             </w:pPr>
@@ -24185,7 +24690,7 @@
             <w:pPr>
               <w:spacing w:after="20" w:before="0"/>
             </w:pPr>
-            <w:hyperlink w:history="1" r:id="rIdzsddvzrgkltw57alwav3f">
+            <w:hyperlink w:history="1" r:id="rIdhqwsypyn70axx_nrxfxgh">
               <w:r>
                 <w:rPr>
                   <w:rFonts w:ascii="Arial" w:cs="Arial" w:eastAsia="Arial" w:hAnsi="Arial"/>
@@ -24234,7 +24739,7 @@
               <w:spacing w:after="10" w:before="0"/>
               <w:ind w:left="120"/>
             </w:pPr>
-            <w:hyperlink w:history="1" r:id="rIdzaonezwk9ugy3l7mxiizn">
+            <w:hyperlink w:history="1" r:id="rIdtewwggntmogco3eomjnoc">
               <w:r>
                 <w:rPr>
                   <w:rFonts w:ascii="Arial" w:cs="Arial" w:eastAsia="Arial" w:hAnsi="Arial"/>
@@ -24279,7 +24784,7 @@
             <w:pPr>
               <w:spacing w:after="20" w:before="0"/>
             </w:pPr>
-            <w:hyperlink w:history="1" r:id="rId-8rbgyo5wywx-o0tqwzjb">
+            <w:hyperlink w:history="1" r:id="rIdtro5jvqtg1l2lzuqeqxxt">
               <w:r>
                 <w:rPr>
                   <w:rFonts w:ascii="Arial" w:cs="Arial" w:eastAsia="Arial" w:hAnsi="Arial"/>
@@ -24328,7 +24833,7 @@
               <w:spacing w:after="10" w:before="0"/>
               <w:ind w:left="120"/>
             </w:pPr>
-            <w:hyperlink w:history="1" r:id="rId0uhiimw1ocehzfnbacgp5">
+            <w:hyperlink w:history="1" r:id="rIdow8ebd0mihlz3zt3hstrs">
               <w:r>
                 <w:rPr>
                   <w:rFonts w:ascii="Arial" w:cs="Arial" w:eastAsia="Arial" w:hAnsi="Arial"/>
@@ -24356,6 +24861,7 @@
           </w:tcPr>
           <w:p>
             <w:pPr>
+              <w:keepNext w:val="false"/>
               <w:spacing w:after="40" w:before="0"/>
               <w:jc w:val="left"/>
             </w:pPr>
@@ -24388,6 +24894,7 @@
           </w:tcPr>
           <w:p>
             <w:pPr>
+              <w:keepNext w:val="false"/>
               <w:spacing w:after="40" w:before="0"/>
               <w:jc w:val="left"/>
             </w:pPr>
@@ -24420,6 +24927,7 @@
           </w:tcPr>
           <w:p>
             <w:pPr>
+              <w:keepNext w:val="false"/>
               <w:spacing w:after="40" w:before="0"/>
               <w:jc w:val="left"/>
             </w:pPr>
@@ -24452,6 +24960,7 @@
           </w:tcPr>
           <w:p>
             <w:pPr>
+              <w:keepNext w:val="false"/>
               <w:spacing w:after="40" w:before="0"/>
               <w:jc w:val="left"/>
             </w:pPr>
@@ -24486,6 +24995,7 @@
           </w:tcPr>
           <w:p>
             <w:pPr>
+              <w:keepNext w:val="false"/>
               <w:spacing w:after="40" w:before="0"/>
               <w:jc w:val="left"/>
             </w:pPr>
@@ -24523,7 +25033,7 @@
             <w:pPr>
               <w:spacing w:after="20" w:before="0"/>
             </w:pPr>
-            <w:hyperlink w:history="1" r:id="rIdlo5edslzzfxepr2pfayxj">
+            <w:hyperlink w:history="1" r:id="rIdcmfbexo_i1iyut4d3ku3c">
               <w:r>
                 <w:rPr>
                   <w:rFonts w:ascii="Arial" w:cs="Arial" w:eastAsia="Arial" w:hAnsi="Arial"/>
@@ -24572,7 +25082,7 @@
               <w:spacing w:after="10" w:before="0"/>
               <w:ind w:left="120"/>
             </w:pPr>
-            <w:hyperlink w:history="1" r:id="rIdwgh9awok_n6wvvwwaqv3o">
+            <w:hyperlink w:history="1" r:id="rIdqqixbhajhbwqrrwexnqiq">
               <w:r>
                 <w:rPr>
                   <w:rFonts w:ascii="Arial" w:cs="Arial" w:eastAsia="Arial" w:hAnsi="Arial"/>
@@ -24617,7 +25127,7 @@
             <w:pPr>
               <w:spacing w:after="20" w:before="0"/>
             </w:pPr>
-            <w:hyperlink w:history="1" r:id="rIdsqtmogd_6agbwfpmdbkwx">
+            <w:hyperlink w:history="1" r:id="rIds6r4jj5m2czdilzitg9ho">
               <w:r>
                 <w:rPr>
                   <w:rFonts w:ascii="Arial" w:cs="Arial" w:eastAsia="Arial" w:hAnsi="Arial"/>
@@ -24666,7 +25176,7 @@
               <w:spacing w:after="10" w:before="0"/>
               <w:ind w:left="120"/>
             </w:pPr>
-            <w:hyperlink w:history="1" r:id="rIdp6pp4bxdpfavwxk4bb5uf">
+            <w:hyperlink w:history="1" r:id="rIdenmhojtbreb8t2dpzt1iy">
               <w:r>
                 <w:rPr>
                   <w:rFonts w:ascii="Arial" w:cs="Arial" w:eastAsia="Arial" w:hAnsi="Arial"/>
@@ -24694,6 +25204,7 @@
           </w:tcPr>
           <w:p>
             <w:pPr>
+              <w:keepNext w:val="false"/>
               <w:spacing w:after="40" w:before="0"/>
               <w:jc w:val="left"/>
             </w:pPr>
@@ -24726,6 +25237,7 @@
           </w:tcPr>
           <w:p>
             <w:pPr>
+              <w:keepNext w:val="false"/>
               <w:spacing w:after="40" w:before="0"/>
               <w:jc w:val="left"/>
             </w:pPr>
@@ -24758,6 +25270,7 @@
           </w:tcPr>
           <w:p>
             <w:pPr>
+              <w:keepNext w:val="false"/>
               <w:spacing w:after="40" w:before="0"/>
               <w:jc w:val="left"/>
             </w:pPr>
@@ -24790,6 +25303,7 @@
           </w:tcPr>
           <w:p>
             <w:pPr>
+              <w:keepNext w:val="false"/>
               <w:spacing w:after="40" w:before="0"/>
               <w:jc w:val="left"/>
             </w:pPr>
@@ -24824,6 +25338,7 @@
           </w:tcPr>
           <w:p>
             <w:pPr>
+              <w:keepNext w:val="false"/>
               <w:spacing w:after="40" w:before="0"/>
               <w:jc w:val="left"/>
             </w:pPr>
@@ -24861,7 +25376,7 @@
             <w:pPr>
               <w:spacing w:after="20" w:before="0"/>
             </w:pPr>
-            <w:hyperlink w:history="1" r:id="rId3tqstu3pvm_wjxpfqcg72">
+            <w:hyperlink w:history="1" r:id="rIdzvbz7q6rwhnbuiuafmpn1">
               <w:r>
                 <w:rPr>
                   <w:rFonts w:ascii="Arial" w:cs="Arial" w:eastAsia="Arial" w:hAnsi="Arial"/>
@@ -24910,7 +25425,7 @@
               <w:spacing w:after="10" w:before="0"/>
               <w:ind w:left="120"/>
             </w:pPr>
-            <w:hyperlink w:history="1" r:id="rIdyckva_xrp8v8sb60g0hdc">
+            <w:hyperlink w:history="1" r:id="rIdyqnbqhijc3-urzijvizzw">
               <w:r>
                 <w:rPr>
                   <w:rFonts w:ascii="Arial" w:cs="Arial" w:eastAsia="Arial" w:hAnsi="Arial"/>
@@ -24955,7 +25470,7 @@
             <w:pPr>
               <w:spacing w:after="20" w:before="0"/>
             </w:pPr>
-            <w:hyperlink w:history="1" r:id="rIdfozuklu-tqk_kz_0ndxx1">
+            <w:hyperlink w:history="1" r:id="rIdpb74xzs7qidgnn7her9r0">
               <w:r>
                 <w:rPr>
                   <w:rFonts w:ascii="Arial" w:cs="Arial" w:eastAsia="Arial" w:hAnsi="Arial"/>
@@ -25004,7 +25519,7 @@
               <w:spacing w:after="10" w:before="0"/>
               <w:ind w:left="120"/>
             </w:pPr>
-            <w:hyperlink w:history="1" r:id="rIdivy3yg0w9dnm02oaixfuq">
+            <w:hyperlink w:history="1" r:id="rIdlxzs2yscg1bklmcesxvtg">
               <w:r>
                 <w:rPr>
                   <w:rFonts w:ascii="Arial" w:cs="Arial" w:eastAsia="Arial" w:hAnsi="Arial"/>
@@ -25032,6 +25547,7 @@
           </w:tcPr>
           <w:p>
             <w:pPr>
+              <w:keepNext w:val="false"/>
               <w:spacing w:after="40" w:before="0"/>
               <w:jc w:val="left"/>
             </w:pPr>
@@ -25064,6 +25580,7 @@
           </w:tcPr>
           <w:p>
             <w:pPr>
+              <w:keepNext w:val="false"/>
               <w:spacing w:after="40" w:before="0"/>
               <w:jc w:val="left"/>
             </w:pPr>
@@ -25096,6 +25613,7 @@
           </w:tcPr>
           <w:p>
             <w:pPr>
+              <w:keepNext w:val="false"/>
               <w:spacing w:after="40" w:before="0"/>
               <w:jc w:val="left"/>
             </w:pPr>
@@ -25128,6 +25646,7 @@
           </w:tcPr>
           <w:p>
             <w:pPr>
+              <w:keepNext w:val="false"/>
               <w:spacing w:after="40" w:before="0"/>
               <w:jc w:val="left"/>
             </w:pPr>
@@ -25187,6 +25706,7 @@
           </w:tcPr>
           <w:p>
             <w:pPr>
+              <w:keepNext w:val="false"/>
               <w:spacing w:after="40" w:before="0"/>
               <w:jc w:val="center"/>
             </w:pPr>
@@ -25221,6 +25741,7 @@
           </w:tcPr>
           <w:p>
             <w:pPr>
+              <w:keepNext w:val="false"/>
               <w:spacing w:after="40" w:before="0"/>
               <w:jc w:val="left"/>
             </w:pPr>
@@ -25282,6 +25803,7 @@
           </w:tcPr>
           <w:p>
             <w:pPr>
+              <w:keepNext w:val="false"/>
               <w:spacing w:after="40" w:before="0"/>
               <w:jc w:val="center"/>
             </w:pPr>
@@ -25316,6 +25838,7 @@
           </w:tcPr>
           <w:p>
             <w:pPr>
+              <w:keepNext w:val="false"/>
               <w:spacing w:after="40" w:before="0"/>
               <w:jc w:val="left"/>
             </w:pPr>
@@ -25348,6 +25871,7 @@
           </w:tcPr>
           <w:p>
             <w:pPr>
+              <w:keepNext w:val="false"/>
               <w:spacing w:after="40" w:before="0"/>
               <w:jc w:val="left"/>
             </w:pPr>
@@ -25382,6 +25906,7 @@
           </w:tcPr>
           <w:p>
             <w:pPr>
+              <w:keepNext w:val="false"/>
               <w:spacing w:after="40" w:before="0"/>
               <w:jc w:val="left"/>
             </w:pPr>
@@ -25414,6 +25939,7 @@
           </w:tcPr>
           <w:p>
             <w:pPr>
+              <w:keepNext w:val="false"/>
               <w:spacing w:after="40" w:before="0"/>
               <w:jc w:val="left"/>
             </w:pPr>
@@ -25448,6 +25974,7 @@
           </w:tcPr>
           <w:p>
             <w:pPr>
+              <w:keepNext w:val="false"/>
               <w:spacing w:after="40" w:before="0"/>
               <w:jc w:val="left"/>
             </w:pPr>
@@ -25480,6 +26007,7 @@
           </w:tcPr>
           <w:p>
             <w:pPr>
+              <w:keepNext w:val="false"/>
               <w:spacing w:after="40" w:before="0"/>
               <w:jc w:val="left"/>
             </w:pPr>
@@ -25516,7 +26044,7 @@
         </w:rPr>
         <w:t xml:space="preserve">© 2026 SeaVuria and ARES. Aligned with KICD objectives. Developed by SeaVuria; technical implementation by ARES (with AI assistance from Claude). Licensed under </w:t>
       </w:r>
-      <w:hyperlink w:history="1" r:id="rIdhg8ubooj36bsjnx7l_z72">
+      <w:hyperlink w:history="1" r:id="rId4dxtfk65cnyhpwzhpwt3j">
         <w:r>
           <w:rPr>
             <w:rFonts w:ascii="Arial" w:cs="Arial" w:eastAsia="Arial" w:hAnsi="Arial"/>
@@ -25537,7 +26065,7 @@
         </w:rPr>
         <w:t xml:space="preserve"> (</w:t>
       </w:r>
-      <w:hyperlink w:history="1" r:id="rId_mcjefnod4geu1s59touy">
+      <w:hyperlink w:history="1" r:id="rIdrl-1tvfdlccp5c1y0ssxs">
         <w:r>
           <w:rPr>
             <w:rFonts w:ascii="Arial" w:cs="Arial" w:eastAsia="Arial" w:hAnsi="Arial"/>
@@ -25597,6 +26125,7 @@
           </w:tcPr>
           <w:p>
             <w:pPr>
+              <w:keepNext w:val="false"/>
               <w:spacing w:after="40" w:before="0"/>
               <w:jc w:val="center"/>
             </w:pPr>
@@ -25632,6 +26161,7 @@
           </w:tcPr>
           <w:p>
             <w:pPr>
+              <w:keepNext w:val="false"/>
               <w:spacing w:after="40" w:before="0"/>
               <w:jc w:val="center"/>
             </w:pPr>
@@ -25666,6 +26196,7 @@
           </w:tcPr>
           <w:p>
             <w:pPr>
+              <w:keepNext w:val="false"/>
               <w:spacing w:after="40" w:before="0"/>
               <w:jc w:val="left"/>
             </w:pPr>
@@ -25698,6 +26229,7 @@
           </w:tcPr>
           <w:p>
             <w:pPr>
+              <w:keepNext w:val="false"/>
               <w:spacing w:after="40" w:before="0"/>
               <w:jc w:val="left"/>
             </w:pPr>
@@ -25732,6 +26264,7 @@
           </w:tcPr>
           <w:p>
             <w:pPr>
+              <w:keepNext w:val="false"/>
               <w:spacing w:after="40" w:before="0"/>
               <w:jc w:val="left"/>
             </w:pPr>
@@ -25764,6 +26297,7 @@
           </w:tcPr>
           <w:p>
             <w:pPr>
+              <w:keepNext w:val="false"/>
               <w:spacing w:after="40" w:before="0"/>
               <w:jc w:val="left"/>
             </w:pPr>
@@ -25798,6 +26332,7 @@
           </w:tcPr>
           <w:p>
             <w:pPr>
+              <w:keepNext w:val="false"/>
               <w:spacing w:after="40" w:before="0"/>
               <w:jc w:val="left"/>
             </w:pPr>
@@ -25830,6 +26365,7 @@
           </w:tcPr>
           <w:p>
             <w:pPr>
+              <w:keepNext w:val="false"/>
               <w:spacing w:after="40" w:before="0"/>
               <w:jc w:val="left"/>
             </w:pPr>
@@ -25864,6 +26400,7 @@
           </w:tcPr>
           <w:p>
             <w:pPr>
+              <w:keepNext w:val="false"/>
               <w:spacing w:after="40" w:before="0"/>
               <w:jc w:val="left"/>
             </w:pPr>
@@ -25896,6 +26433,7 @@
           </w:tcPr>
           <w:p>
             <w:pPr>
+              <w:keepNext w:val="false"/>
               <w:spacing w:after="40" w:before="0"/>
               <w:jc w:val="left"/>
             </w:pPr>
@@ -25930,6 +26468,7 @@
           </w:tcPr>
           <w:p>
             <w:pPr>
+              <w:keepNext w:val="false"/>
               <w:spacing w:after="40" w:before="0"/>
               <w:jc w:val="left"/>
             </w:pPr>
@@ -25962,6 +26501,7 @@
           </w:tcPr>
           <w:p>
             <w:pPr>
+              <w:keepNext w:val="false"/>
               <w:spacing w:after="40" w:before="0"/>
               <w:jc w:val="left"/>
             </w:pPr>
@@ -25996,6 +26536,7 @@
           </w:tcPr>
           <w:p>
             <w:pPr>
+              <w:keepNext w:val="false"/>
               <w:spacing w:after="40" w:before="0"/>
               <w:jc w:val="left"/>
             </w:pPr>
@@ -26028,6 +26569,7 @@
           </w:tcPr>
           <w:p>
             <w:pPr>
+              <w:keepNext w:val="false"/>
               <w:spacing w:after="40" w:before="0"/>
               <w:jc w:val="left"/>
             </w:pPr>
@@ -26062,6 +26604,7 @@
           </w:tcPr>
           <w:p>
             <w:pPr>
+              <w:keepNext w:val="false"/>
               <w:spacing w:after="40" w:before="0"/>
               <w:jc w:val="left"/>
             </w:pPr>
@@ -26094,6 +26637,7 @@
           </w:tcPr>
           <w:p>
             <w:pPr>
+              <w:keepNext w:val="false"/>
               <w:spacing w:after="40" w:before="0"/>
               <w:jc w:val="left"/>
             </w:pPr>
@@ -26128,6 +26672,7 @@
           </w:tcPr>
           <w:p>
             <w:pPr>
+              <w:keepNext w:val="false"/>
               <w:spacing w:after="40" w:before="0"/>
               <w:jc w:val="left"/>
             </w:pPr>
@@ -26160,6 +26705,7 @@
           </w:tcPr>
           <w:p>
             <w:pPr>
+              <w:keepNext w:val="false"/>
               <w:spacing w:after="40" w:before="0"/>
               <w:jc w:val="left"/>
             </w:pPr>
@@ -26219,6 +26765,7 @@
           </w:tcPr>
           <w:p>
             <w:pPr>
+              <w:keepNext w:val="false"/>
               <w:spacing w:after="40" w:before="0"/>
               <w:jc w:val="center"/>
             </w:pPr>
@@ -26253,6 +26800,7 @@
           </w:tcPr>
           <w:p>
             <w:pPr>
+              <w:keepNext w:val="false"/>
               <w:spacing w:after="40" w:before="0"/>
               <w:jc w:val="left"/>
             </w:pPr>
@@ -26317,6 +26865,7 @@
           </w:tcPr>
           <w:p>
             <w:pPr>
+              <w:keepNext w:val="false"/>
               <w:spacing w:after="40" w:before="0"/>
               <w:jc w:val="center"/>
             </w:pPr>
@@ -26351,6 +26900,7 @@
           </w:tcPr>
           <w:p>
             <w:pPr>
+              <w:keepNext w:val="false"/>
               <w:spacing w:after="40" w:before="0"/>
               <w:jc w:val="left"/>
             </w:pPr>
@@ -26383,6 +26933,7 @@
           </w:tcPr>
           <w:p>
             <w:pPr>
+              <w:keepNext w:val="false"/>
               <w:spacing w:after="40" w:before="0"/>
               <w:jc w:val="left"/>
             </w:pPr>
@@ -26415,6 +26966,7 @@
           </w:tcPr>
           <w:p>
             <w:pPr>
+              <w:keepNext w:val="false"/>
               <w:spacing w:after="40" w:before="0"/>
               <w:jc w:val="left"/>
             </w:pPr>
@@ -26447,6 +26999,7 @@
           </w:tcPr>
           <w:p>
             <w:pPr>
+              <w:keepNext w:val="false"/>
               <w:spacing w:after="40" w:before="0"/>
               <w:jc w:val="left"/>
             </w:pPr>
@@ -26479,6 +27032,7 @@
           </w:tcPr>
           <w:p>
             <w:pPr>
+              <w:keepNext w:val="false"/>
               <w:spacing w:after="40" w:before="0"/>
               <w:jc w:val="left"/>
             </w:pPr>
@@ -26513,6 +27067,7 @@
           </w:tcPr>
           <w:p>
             <w:pPr>
+              <w:keepNext w:val="false"/>
               <w:spacing w:after="40" w:before="0"/>
               <w:jc w:val="left"/>
             </w:pPr>
@@ -26550,7 +27105,7 @@
             <w:pPr>
               <w:spacing w:after="20" w:before="0"/>
             </w:pPr>
-            <w:hyperlink w:history="1" r:id="rIdbwic5cgp1jkh7cboml-o0">
+            <w:hyperlink w:history="1" r:id="rIdweeun5iye9by2j66ne8n3">
               <w:r>
                 <w:rPr>
                   <w:rFonts w:ascii="Arial" w:cs="Arial" w:eastAsia="Arial" w:hAnsi="Arial"/>
@@ -26583,7 +27138,7 @@
               <w:spacing w:after="10" w:before="0"/>
               <w:ind w:left="120"/>
             </w:pPr>
-            <w:hyperlink w:history="1" r:id="rIdhf9yjr8oytfntjuqjaopk">
+            <w:hyperlink w:history="1" r:id="rIdm6yexogizfx1o1d9uwimo">
               <w:r>
                 <w:rPr>
                   <w:rFonts w:ascii="Arial" w:cs="Arial" w:eastAsia="Arial" w:hAnsi="Arial"/>
@@ -26628,7 +27183,7 @@
             <w:pPr>
               <w:spacing w:after="20" w:before="0"/>
             </w:pPr>
-            <w:hyperlink w:history="1" r:id="rIdyhyy-fnnenfyzozcypkh2">
+            <w:hyperlink w:history="1" r:id="rIdao6auhypx5s-tzvr69pt3">
               <w:r>
                 <w:rPr>
                   <w:rFonts w:ascii="Arial" w:cs="Arial" w:eastAsia="Arial" w:hAnsi="Arial"/>
@@ -26677,7 +27232,7 @@
               <w:spacing w:after="10" w:before="0"/>
               <w:ind w:left="120"/>
             </w:pPr>
-            <w:hyperlink w:history="1" r:id="rId-_iplf4nidks-ksafjd0b">
+            <w:hyperlink w:history="1" r:id="rIdbvc5m-hxa1r6imsbxa9ys">
               <w:r>
                 <w:rPr>
                   <w:rFonts w:ascii="Arial" w:cs="Arial" w:eastAsia="Arial" w:hAnsi="Arial"/>
@@ -26705,6 +27260,7 @@
           </w:tcPr>
           <w:p>
             <w:pPr>
+              <w:keepNext w:val="false"/>
               <w:spacing w:after="40" w:before="0"/>
               <w:jc w:val="left"/>
             </w:pPr>
@@ -26737,6 +27293,7 @@
           </w:tcPr>
           <w:p>
             <w:pPr>
+              <w:keepNext w:val="false"/>
               <w:spacing w:after="40" w:before="0"/>
               <w:jc w:val="left"/>
             </w:pPr>
@@ -26769,6 +27326,7 @@
           </w:tcPr>
           <w:p>
             <w:pPr>
+              <w:keepNext w:val="false"/>
               <w:spacing w:after="40" w:before="0"/>
               <w:jc w:val="left"/>
             </w:pPr>
@@ -26801,6 +27359,7 @@
           </w:tcPr>
           <w:p>
             <w:pPr>
+              <w:keepNext w:val="false"/>
               <w:spacing w:after="40" w:before="0"/>
               <w:jc w:val="left"/>
             </w:pPr>
@@ -26835,6 +27394,7 @@
           </w:tcPr>
           <w:p>
             <w:pPr>
+              <w:keepNext w:val="false"/>
               <w:spacing w:after="40" w:before="0"/>
               <w:jc w:val="left"/>
             </w:pPr>
@@ -26872,7 +27432,7 @@
             <w:pPr>
               <w:spacing w:after="20" w:before="0"/>
             </w:pPr>
-            <w:hyperlink w:history="1" r:id="rIdfmzven3gtvpuukgxaugqi">
+            <w:hyperlink w:history="1" r:id="rId2ruh6y3kpwe99criheowm">
               <w:r>
                 <w:rPr>
                   <w:rFonts w:ascii="Arial" w:cs="Arial" w:eastAsia="Arial" w:hAnsi="Arial"/>
@@ -26905,7 +27465,7 @@
               <w:spacing w:after="10" w:before="0"/>
               <w:ind w:left="120"/>
             </w:pPr>
-            <w:hyperlink w:history="1" r:id="rIdppnuxxqbzsi3v4sbsmqpq">
+            <w:hyperlink w:history="1" r:id="rIdfyu17ibk_qeavrqnundmo">
               <w:r>
                 <w:rPr>
                   <w:rFonts w:ascii="Arial" w:cs="Arial" w:eastAsia="Arial" w:hAnsi="Arial"/>
@@ -26950,7 +27510,7 @@
             <w:pPr>
               <w:spacing w:after="20" w:before="0"/>
             </w:pPr>
-            <w:hyperlink w:history="1" r:id="rIdzpng7lq2kb6ahaojqgry-">
+            <w:hyperlink w:history="1" r:id="rId1ezsyz9hipom9qr7mcyj-">
               <w:r>
                 <w:rPr>
                   <w:rFonts w:ascii="Arial" w:cs="Arial" w:eastAsia="Arial" w:hAnsi="Arial"/>
@@ -26999,7 +27559,7 @@
               <w:spacing w:after="10" w:before="0"/>
               <w:ind w:left="120"/>
             </w:pPr>
-            <w:hyperlink w:history="1" r:id="rIdza9ixoafyokubxcfttxrw">
+            <w:hyperlink w:history="1" r:id="rIduna5qh_oq4ro93q4nvscn">
               <w:r>
                 <w:rPr>
                   <w:rFonts w:ascii="Arial" w:cs="Arial" w:eastAsia="Arial" w:hAnsi="Arial"/>
@@ -27027,6 +27587,7 @@
           </w:tcPr>
           <w:p>
             <w:pPr>
+              <w:keepNext w:val="false"/>
               <w:spacing w:after="40" w:before="0"/>
               <w:jc w:val="left"/>
             </w:pPr>
@@ -27059,6 +27620,7 @@
           </w:tcPr>
           <w:p>
             <w:pPr>
+              <w:keepNext w:val="false"/>
               <w:spacing w:after="40" w:before="0"/>
               <w:jc w:val="left"/>
             </w:pPr>
@@ -27091,6 +27653,7 @@
           </w:tcPr>
           <w:p>
             <w:pPr>
+              <w:keepNext w:val="false"/>
               <w:spacing w:after="40" w:before="0"/>
               <w:jc w:val="left"/>
             </w:pPr>
@@ -27123,6 +27686,7 @@
           </w:tcPr>
           <w:p>
             <w:pPr>
+              <w:keepNext w:val="false"/>
               <w:spacing w:after="40" w:before="0"/>
               <w:jc w:val="left"/>
             </w:pPr>
@@ -27157,6 +27721,7 @@
           </w:tcPr>
           <w:p>
             <w:pPr>
+              <w:keepNext w:val="false"/>
               <w:spacing w:after="40" w:before="0"/>
               <w:jc w:val="left"/>
             </w:pPr>
@@ -27194,7 +27759,7 @@
             <w:pPr>
               <w:spacing w:after="20" w:before="0"/>
             </w:pPr>
-            <w:hyperlink w:history="1" r:id="rId7hgc2g-a8fitxjizylp0c">
+            <w:hyperlink w:history="1" r:id="rIdds6yicpouz_gk0mvod90j">
               <w:r>
                 <w:rPr>
                   <w:rFonts w:ascii="Arial" w:cs="Arial" w:eastAsia="Arial" w:hAnsi="Arial"/>
@@ -27227,7 +27792,7 @@
               <w:spacing w:after="10" w:before="0"/>
               <w:ind w:left="120"/>
             </w:pPr>
-            <w:hyperlink w:history="1" r:id="rId6ksowzgxkckuq45vigbec">
+            <w:hyperlink w:history="1" r:id="rIdze1uk09awx59udkgxxptm">
               <w:r>
                 <w:rPr>
                   <w:rFonts w:ascii="Arial" w:cs="Arial" w:eastAsia="Arial" w:hAnsi="Arial"/>
@@ -27272,7 +27837,7 @@
             <w:pPr>
               <w:spacing w:after="20" w:before="0"/>
             </w:pPr>
-            <w:hyperlink w:history="1" r:id="rIdpw1b3fn5hn1iema51u8mh">
+            <w:hyperlink w:history="1" r:id="rIdokupsev4zvs2agikqgj1l">
               <w:r>
                 <w:rPr>
                   <w:rFonts w:ascii="Arial" w:cs="Arial" w:eastAsia="Arial" w:hAnsi="Arial"/>
@@ -27321,7 +27886,7 @@
               <w:spacing w:after="10" w:before="0"/>
               <w:ind w:left="120"/>
             </w:pPr>
-            <w:hyperlink w:history="1" r:id="rIdi8q7af5kn01rixdqolelv">
+            <w:hyperlink w:history="1" r:id="rIdqmolpnefkf0_wut0gtaz1">
               <w:r>
                 <w:rPr>
                   <w:rFonts w:ascii="Arial" w:cs="Arial" w:eastAsia="Arial" w:hAnsi="Arial"/>
@@ -27349,6 +27914,7 @@
           </w:tcPr>
           <w:p>
             <w:pPr>
+              <w:keepNext w:val="false"/>
               <w:spacing w:after="40" w:before="0"/>
               <w:jc w:val="left"/>
             </w:pPr>
@@ -27381,6 +27947,7 @@
           </w:tcPr>
           <w:p>
             <w:pPr>
+              <w:keepNext w:val="false"/>
               <w:spacing w:after="40" w:before="0"/>
               <w:jc w:val="left"/>
             </w:pPr>
@@ -27413,6 +27980,7 @@
           </w:tcPr>
           <w:p>
             <w:pPr>
+              <w:keepNext w:val="false"/>
               <w:spacing w:after="40" w:before="0"/>
               <w:jc w:val="left"/>
             </w:pPr>
@@ -27445,6 +28013,7 @@
           </w:tcPr>
           <w:p>
             <w:pPr>
+              <w:keepNext w:val="false"/>
               <w:spacing w:after="40" w:before="0"/>
               <w:jc w:val="left"/>
             </w:pPr>
@@ -27479,6 +28048,7 @@
           </w:tcPr>
           <w:p>
             <w:pPr>
+              <w:keepNext w:val="false"/>
               <w:spacing w:after="40" w:before="0"/>
               <w:jc w:val="left"/>
             </w:pPr>
@@ -27516,7 +28086,7 @@
             <w:pPr>
               <w:spacing w:after="20" w:before="0"/>
             </w:pPr>
-            <w:hyperlink w:history="1" r:id="rId0mlsbeca_wzh5tzmqloih">
+            <w:hyperlink w:history="1" r:id="rIdsx6ijmlkvb1f88rjzzpzi">
               <w:r>
                 <w:rPr>
                   <w:rFonts w:ascii="Arial" w:cs="Arial" w:eastAsia="Arial" w:hAnsi="Arial"/>
@@ -27549,7 +28119,7 @@
               <w:spacing w:after="10" w:before="0"/>
               <w:ind w:left="120"/>
             </w:pPr>
-            <w:hyperlink w:history="1" r:id="rIdrtgxv8o5fjdbi5hwcae0l">
+            <w:hyperlink w:history="1" r:id="rIduxxdtbj9vqysfqjmela-w">
               <w:r>
                 <w:rPr>
                   <w:rFonts w:ascii="Arial" w:cs="Arial" w:eastAsia="Arial" w:hAnsi="Arial"/>
@@ -27594,7 +28164,7 @@
             <w:pPr>
               <w:spacing w:after="20" w:before="0"/>
             </w:pPr>
-            <w:hyperlink w:history="1" r:id="rIdj7ihywsrly5bcgcvemykb">
+            <w:hyperlink w:history="1" r:id="rIdbdtk6_khkb2zqi_g7qqy7">
               <w:r>
                 <w:rPr>
                   <w:rFonts w:ascii="Arial" w:cs="Arial" w:eastAsia="Arial" w:hAnsi="Arial"/>
@@ -27643,7 +28213,7 @@
               <w:spacing w:after="10" w:before="0"/>
               <w:ind w:left="120"/>
             </w:pPr>
-            <w:hyperlink w:history="1" r:id="rIdffezhw01wqyw4rrozofdi">
+            <w:hyperlink w:history="1" r:id="rIdpkh8s_qog-_cf0q_m4s0e">
               <w:r>
                 <w:rPr>
                   <w:rFonts w:ascii="Arial" w:cs="Arial" w:eastAsia="Arial" w:hAnsi="Arial"/>
@@ -27671,6 +28241,7 @@
           </w:tcPr>
           <w:p>
             <w:pPr>
+              <w:keepNext w:val="false"/>
               <w:spacing w:after="40" w:before="0"/>
               <w:jc w:val="left"/>
             </w:pPr>
@@ -27703,6 +28274,7 @@
           </w:tcPr>
           <w:p>
             <w:pPr>
+              <w:keepNext w:val="false"/>
               <w:spacing w:after="40" w:before="0"/>
               <w:jc w:val="left"/>
             </w:pPr>
@@ -27735,6 +28307,7 @@
           </w:tcPr>
           <w:p>
             <w:pPr>
+              <w:keepNext w:val="false"/>
               <w:spacing w:after="40" w:before="0"/>
               <w:jc w:val="left"/>
             </w:pPr>
@@ -27767,6 +28340,7 @@
           </w:tcPr>
           <w:p>
             <w:pPr>
+              <w:keepNext w:val="false"/>
               <w:spacing w:after="40" w:before="0"/>
               <w:jc w:val="left"/>
             </w:pPr>
@@ -27801,6 +28375,7 @@
           </w:tcPr>
           <w:p>
             <w:pPr>
+              <w:keepNext w:val="false"/>
               <w:spacing w:after="40" w:before="0"/>
               <w:jc w:val="left"/>
             </w:pPr>
@@ -27838,7 +28413,7 @@
             <w:pPr>
               <w:spacing w:after="20" w:before="0"/>
             </w:pPr>
-            <w:hyperlink w:history="1" r:id="rIdkckqtj7y-dwli_irv-ogd">
+            <w:hyperlink w:history="1" r:id="rIdtoc1rnazpsg2t3loz1pxi">
               <w:r>
                 <w:rPr>
                   <w:rFonts w:ascii="Arial" w:cs="Arial" w:eastAsia="Arial" w:hAnsi="Arial"/>
@@ -27887,7 +28462,7 @@
               <w:spacing w:after="10" w:before="0"/>
               <w:ind w:left="120"/>
             </w:pPr>
-            <w:hyperlink w:history="1" r:id="rIdztunsfs99bq7apvdyz22l">
+            <w:hyperlink w:history="1" r:id="rIdd3dzooe_i8-q5jxpa_l10">
               <w:r>
                 <w:rPr>
                   <w:rFonts w:ascii="Arial" w:cs="Arial" w:eastAsia="Arial" w:hAnsi="Arial"/>
@@ -27932,7 +28507,7 @@
             <w:pPr>
               <w:spacing w:after="20" w:before="0"/>
             </w:pPr>
-            <w:hyperlink w:history="1" r:id="rIdxxfqphf_ij0cdoyuweo8i">
+            <w:hyperlink w:history="1" r:id="rIdlnrppf28mx8u6kbf6pqb0">
               <w:r>
                 <w:rPr>
                   <w:rFonts w:ascii="Arial" w:cs="Arial" w:eastAsia="Arial" w:hAnsi="Arial"/>
@@ -27981,7 +28556,7 @@
               <w:spacing w:after="10" w:before="0"/>
               <w:ind w:left="120"/>
             </w:pPr>
-            <w:hyperlink w:history="1" r:id="rId2vrzi3ehefhezbkelxdxw">
+            <w:hyperlink w:history="1" r:id="rId1qahimijcu4hyshxl3jmz">
               <w:r>
                 <w:rPr>
                   <w:rFonts w:ascii="Arial" w:cs="Arial" w:eastAsia="Arial" w:hAnsi="Arial"/>
@@ -28009,6 +28584,7 @@
           </w:tcPr>
           <w:p>
             <w:pPr>
+              <w:keepNext w:val="false"/>
               <w:spacing w:after="40" w:before="0"/>
               <w:jc w:val="left"/>
             </w:pPr>
@@ -28041,6 +28617,7 @@
           </w:tcPr>
           <w:p>
             <w:pPr>
+              <w:keepNext w:val="false"/>
               <w:spacing w:after="40" w:before="0"/>
               <w:jc w:val="left"/>
             </w:pPr>
@@ -28073,6 +28650,7 @@
           </w:tcPr>
           <w:p>
             <w:pPr>
+              <w:keepNext w:val="false"/>
               <w:spacing w:after="40" w:before="0"/>
               <w:jc w:val="left"/>
             </w:pPr>
@@ -28105,6 +28683,7 @@
           </w:tcPr>
           <w:p>
             <w:pPr>
+              <w:keepNext w:val="false"/>
               <w:spacing w:after="40" w:before="0"/>
               <w:jc w:val="left"/>
             </w:pPr>
@@ -28164,6 +28743,7 @@
           </w:tcPr>
           <w:p>
             <w:pPr>
+              <w:keepNext w:val="false"/>
               <w:spacing w:after="40" w:before="0"/>
               <w:jc w:val="center"/>
             </w:pPr>
@@ -28198,6 +28778,7 @@
           </w:tcPr>
           <w:p>
             <w:pPr>
+              <w:keepNext w:val="false"/>
               <w:spacing w:after="40" w:before="0"/>
               <w:jc w:val="left"/>
             </w:pPr>
@@ -28259,6 +28840,7 @@
           </w:tcPr>
           <w:p>
             <w:pPr>
+              <w:keepNext w:val="false"/>
               <w:spacing w:after="40" w:before="0"/>
               <w:jc w:val="center"/>
             </w:pPr>
@@ -28293,6 +28875,7 @@
           </w:tcPr>
           <w:p>
             <w:pPr>
+              <w:keepNext w:val="false"/>
               <w:spacing w:after="40" w:before="0"/>
               <w:jc w:val="left"/>
             </w:pPr>
@@ -28325,6 +28908,7 @@
           </w:tcPr>
           <w:p>
             <w:pPr>
+              <w:keepNext w:val="false"/>
               <w:spacing w:after="40" w:before="0"/>
               <w:jc w:val="left"/>
             </w:pPr>
@@ -28359,6 +28943,7 @@
           </w:tcPr>
           <w:p>
             <w:pPr>
+              <w:keepNext w:val="false"/>
               <w:spacing w:after="40" w:before="0"/>
               <w:jc w:val="left"/>
             </w:pPr>
@@ -28391,6 +28976,7 @@
           </w:tcPr>
           <w:p>
             <w:pPr>
+              <w:keepNext w:val="false"/>
               <w:spacing w:after="40" w:before="0"/>
               <w:jc w:val="left"/>
             </w:pPr>
@@ -28425,6 +29011,7 @@
           </w:tcPr>
           <w:p>
             <w:pPr>
+              <w:keepNext w:val="false"/>
               <w:spacing w:after="40" w:before="0"/>
               <w:jc w:val="left"/>
             </w:pPr>
@@ -28457,6 +29044,7 @@
           </w:tcPr>
           <w:p>
             <w:pPr>
+              <w:keepNext w:val="false"/>
               <w:spacing w:after="40" w:before="0"/>
               <w:jc w:val="left"/>
             </w:pPr>
@@ -28493,7 +29081,7 @@
         </w:rPr>
         <w:t xml:space="preserve">© 2026 SeaVuria and ARES. Aligned with KICD objectives. Developed by SeaVuria; technical implementation by ARES (with AI assistance from Claude). Licensed under </w:t>
       </w:r>
-      <w:hyperlink w:history="1" r:id="rIdywvxbarnliiuayfaag6wa">
+      <w:hyperlink w:history="1" r:id="rIdlhoabx6rgzogjpp-xddxe">
         <w:r>
           <w:rPr>
             <w:rFonts w:ascii="Arial" w:cs="Arial" w:eastAsia="Arial" w:hAnsi="Arial"/>
@@ -28514,7 +29102,7 @@
         </w:rPr>
         <w:t xml:space="preserve"> (</w:t>
       </w:r>
-      <w:hyperlink w:history="1" r:id="rIdled8dvesr4szlwyymvfwb">
+      <w:hyperlink w:history="1" r:id="rIdrhnbo-dwvwkgzbwjwm18y">
         <w:r>
           <w:rPr>
             <w:rFonts w:ascii="Arial" w:cs="Arial" w:eastAsia="Arial" w:hAnsi="Arial"/>
@@ -28575,6 +29163,7 @@
           </w:tcPr>
           <w:p>
             <w:pPr>
+              <w:keepNext w:val="false"/>
               <w:spacing w:after="40" w:before="0"/>
               <w:jc w:val="center"/>
             </w:pPr>
@@ -28609,6 +29198,7 @@
           </w:tcPr>
           <w:p>
             <w:pPr>
+              <w:keepNext w:val="false"/>
               <w:spacing w:after="40" w:before="0"/>
               <w:jc w:val="left"/>
             </w:pPr>
@@ -28641,6 +29231,7 @@
           </w:tcPr>
           <w:p>
             <w:pPr>
+              <w:keepNext w:val="false"/>
               <w:spacing w:after="40" w:before="0"/>
               <w:jc w:val="left"/>
             </w:pPr>
@@ -28673,6 +29264,7 @@
           </w:tcPr>
           <w:p>
             <w:pPr>
+              <w:keepNext w:val="false"/>
               <w:spacing w:after="40" w:before="0"/>
               <w:jc w:val="left"/>
             </w:pPr>
@@ -28707,6 +29299,7 @@
           </w:tcPr>
           <w:p>
             <w:pPr>
+              <w:keepNext w:val="false"/>
               <w:spacing w:after="40" w:before="0"/>
               <w:jc w:val="left"/>
             </w:pPr>
@@ -28739,6 +29332,7 @@
           </w:tcPr>
           <w:p>
             <w:pPr>
+              <w:keepNext w:val="false"/>
               <w:spacing w:after="40" w:before="0"/>
               <w:jc w:val="left"/>
             </w:pPr>
@@ -28771,6 +29365,7 @@
           </w:tcPr>
           <w:p>
             <w:pPr>
+              <w:keepNext w:val="false"/>
               <w:spacing w:after="40" w:before="0"/>
               <w:jc w:val="left"/>
             </w:pPr>
@@ -28805,6 +29400,7 @@
           </w:tcPr>
           <w:p>
             <w:pPr>
+              <w:keepNext w:val="false"/>
               <w:spacing w:after="40" w:before="0"/>
               <w:jc w:val="left"/>
             </w:pPr>
@@ -28837,6 +29433,7 @@
           </w:tcPr>
           <w:p>
             <w:pPr>
+              <w:keepNext w:val="false"/>
               <w:spacing w:after="40" w:before="0"/>
               <w:jc w:val="left"/>
             </w:pPr>
@@ -28869,6 +29466,7 @@
           </w:tcPr>
           <w:p>
             <w:pPr>
+              <w:keepNext w:val="false"/>
               <w:spacing w:after="40" w:before="0"/>
               <w:jc w:val="left"/>
             </w:pPr>
@@ -28903,6 +29501,7 @@
           </w:tcPr>
           <w:p>
             <w:pPr>
+              <w:keepNext w:val="false"/>
               <w:spacing w:after="40" w:before="0"/>
               <w:jc w:val="left"/>
             </w:pPr>
@@ -28935,6 +29534,7 @@
           </w:tcPr>
           <w:p>
             <w:pPr>
+              <w:keepNext w:val="false"/>
               <w:spacing w:after="40" w:before="0"/>
               <w:jc w:val="left"/>
             </w:pPr>
@@ -28967,6 +29567,7 @@
           </w:tcPr>
           <w:p>
             <w:pPr>
+              <w:keepNext w:val="false"/>
               <w:spacing w:after="40" w:before="0"/>
               <w:jc w:val="left"/>
             </w:pPr>

--- a/data/outputs/v2/Maths/SS4.2_Probability_I/Mathematics_Probability_I_CBE_LessonSequence.docx
+++ b/data/outputs/v2/Maths/SS4.2_Probability_I/Mathematics_Probability_I_CBE_LessonSequence.docx
@@ -2258,7 +2258,7 @@
         </w:rPr>
         <w:t xml:space="preserve">© 2026 SeaVuria and ARES. This work is licensed under a </w:t>
       </w:r>
-      <w:hyperlink w:history="1" r:id="rIdiftq_hpbwgmvtpyvc0oyh">
+      <w:hyperlink w:history="1" r:id="rIdf3kghbovwrhns5w5ugc1c">
         <w:r>
           <w:rPr>
             <w:rFonts w:ascii="Arial" w:cs="Arial" w:eastAsia="Arial" w:hAnsi="Arial"/>
@@ -2278,7 +2278,7 @@
         </w:rPr>
         <w:t xml:space="preserve"> (</w:t>
       </w:r>
-      <w:hyperlink w:history="1" r:id="rIdwdayyrqilvtqeu44br7e_">
+      <w:hyperlink w:history="1" r:id="rIdksxov-xxvgyywmtwpssqd">
         <w:r>
           <w:rPr>
             <w:rFonts w:ascii="Arial" w:cs="Arial" w:eastAsia="Arial" w:hAnsi="Arial"/>
@@ -2298,7 +2298,7 @@
         </w:rPr>
         <w:t xml:space="preserve">). To view a copy of this license, visit </w:t>
       </w:r>
-      <w:hyperlink w:history="1" r:id="rIdxzjzbhglnwtgscim1sef2">
+      <w:hyperlink w:history="1" r:id="rIddnszt1yaecxod2momkoze">
         <w:r>
           <w:rPr>
             <w:rFonts w:ascii="Arial" w:cs="Arial" w:eastAsia="Arial" w:hAnsi="Arial"/>
@@ -3337,7 +3337,7 @@
             <w:pPr>
               <w:spacing w:after="20" w:before="0"/>
             </w:pPr>
-            <w:hyperlink w:history="1" r:id="rIdryy9qij07dbowa7zr5hcu">
+            <w:hyperlink w:history="1" r:id="rIdnfzbdjncnct-wu2ua3m4g">
               <w:r>
                 <w:rPr>
                   <w:rFonts w:ascii="Arial" w:cs="Arial" w:eastAsia="Arial" w:hAnsi="Arial"/>
@@ -3370,7 +3370,7 @@
               <w:spacing w:after="10" w:before="0"/>
               <w:ind w:left="120"/>
             </w:pPr>
-            <w:hyperlink w:history="1" r:id="rIdj4nkprvbvlteoxbckt8fs">
+            <w:hyperlink w:history="1" r:id="rIduyd_mpvw9cbz1w82j8ffb">
               <w:r>
                 <w:rPr>
                   <w:rFonts w:ascii="Arial" w:cs="Arial" w:eastAsia="Arial" w:hAnsi="Arial"/>
@@ -3415,7 +3415,7 @@
             <w:pPr>
               <w:spacing w:after="20" w:before="0"/>
             </w:pPr>
-            <w:hyperlink w:history="1" r:id="rIdivluybkg2zypjlrsy4zpr">
+            <w:hyperlink w:history="1" r:id="rIdd5d-advyh-byuzgc8_fga">
               <w:r>
                 <w:rPr>
                   <w:rFonts w:ascii="Arial" w:cs="Arial" w:eastAsia="Arial" w:hAnsi="Arial"/>
@@ -3448,7 +3448,7 @@
               <w:spacing w:after="10" w:before="0"/>
               <w:ind w:left="120"/>
             </w:pPr>
-            <w:hyperlink w:history="1" r:id="rIdllqofpbatpaegngphkk9m">
+            <w:hyperlink w:history="1" r:id="rIdgqhgmsynnysivaorihyio">
               <w:r>
                 <w:rPr>
                   <w:rFonts w:ascii="Arial" w:cs="Arial" w:eastAsia="Arial" w:hAnsi="Arial"/>
@@ -3648,7 +3648,7 @@
             <w:pPr>
               <w:spacing w:after="20" w:before="0"/>
             </w:pPr>
-            <w:hyperlink w:history="1" r:id="rIdewbrh1k5vocdmjywy0ph8">
+            <w:hyperlink w:history="1" r:id="rIdlwvmsac-ig-temz_o2otl">
               <w:r>
                 <w:rPr>
                   <w:rFonts w:ascii="Arial" w:cs="Arial" w:eastAsia="Arial" w:hAnsi="Arial"/>
@@ -3681,7 +3681,7 @@
               <w:spacing w:after="10" w:before="0"/>
               <w:ind w:left="120"/>
             </w:pPr>
-            <w:hyperlink w:history="1" r:id="rId1-8xxk9mcu40ci-sqx8z_">
+            <w:hyperlink w:history="1" r:id="rIdlvmivi8bbx414qzw9zl6k">
               <w:r>
                 <w:rPr>
                   <w:rFonts w:ascii="Arial" w:cs="Arial" w:eastAsia="Arial" w:hAnsi="Arial"/>
@@ -3726,7 +3726,7 @@
             <w:pPr>
               <w:spacing w:after="20" w:before="0"/>
             </w:pPr>
-            <w:hyperlink w:history="1" r:id="rIdv4unymr0xjvtnbw-t88kt">
+            <w:hyperlink w:history="1" r:id="rIdibqcxyd9ibn7hgaalr5ei">
               <w:r>
                 <w:rPr>
                   <w:rFonts w:ascii="Arial" w:cs="Arial" w:eastAsia="Arial" w:hAnsi="Arial"/>
@@ -3759,7 +3759,7 @@
               <w:spacing w:after="10" w:before="0"/>
               <w:ind w:left="120"/>
             </w:pPr>
-            <w:hyperlink w:history="1" r:id="rIdf4zt3f1az9s7xe8dgryxq">
+            <w:hyperlink w:history="1" r:id="rId7y88vvj75bo_jflyatroy">
               <w:r>
                 <w:rPr>
                   <w:rFonts w:ascii="Arial" w:cs="Arial" w:eastAsia="Arial" w:hAnsi="Arial"/>
@@ -3959,7 +3959,7 @@
             <w:pPr>
               <w:spacing w:after="20" w:before="0"/>
             </w:pPr>
-            <w:hyperlink w:history="1" r:id="rId7-a2k6l-xk0fpl6ozapa1">
+            <w:hyperlink w:history="1" r:id="rId8vuk5utrlpsygt_hrvywh">
               <w:r>
                 <w:rPr>
                   <w:rFonts w:ascii="Arial" w:cs="Arial" w:eastAsia="Arial" w:hAnsi="Arial"/>
@@ -3992,7 +3992,7 @@
               <w:spacing w:after="10" w:before="0"/>
               <w:ind w:left="120"/>
             </w:pPr>
-            <w:hyperlink w:history="1" r:id="rIdcqjtom4w_pqkpjsdsohx6">
+            <w:hyperlink w:history="1" r:id="rId6cfqjgtdidl9xjo90ptlv">
               <w:r>
                 <w:rPr>
                   <w:rFonts w:ascii="Arial" w:cs="Arial" w:eastAsia="Arial" w:hAnsi="Arial"/>
@@ -4037,7 +4037,7 @@
             <w:pPr>
               <w:spacing w:after="20" w:before="0"/>
             </w:pPr>
-            <w:hyperlink w:history="1" r:id="rIddxm49qtdxsypfnuszrfdl">
+            <w:hyperlink w:history="1" r:id="rIdswrba4ysymh1ed-c0-h9d">
               <w:r>
                 <w:rPr>
                   <w:rFonts w:ascii="Arial" w:cs="Arial" w:eastAsia="Arial" w:hAnsi="Arial"/>
@@ -4070,7 +4070,7 @@
               <w:spacing w:after="10" w:before="0"/>
               <w:ind w:left="120"/>
             </w:pPr>
-            <w:hyperlink w:history="1" r:id="rId5qhd_6gcsbarsqzhg2kpd">
+            <w:hyperlink w:history="1" r:id="rIdkp6jvqpuq3dywq98mwnhu">
               <w:r>
                 <w:rPr>
                   <w:rFonts w:ascii="Arial" w:cs="Arial" w:eastAsia="Arial" w:hAnsi="Arial"/>
@@ -4270,7 +4270,7 @@
             <w:pPr>
               <w:spacing w:after="20" w:before="0"/>
             </w:pPr>
-            <w:hyperlink w:history="1" r:id="rIdiqnwhaufc0hcz57e9pvqm">
+            <w:hyperlink w:history="1" r:id="rIdmoyoglsqbxxe8p-ksi4-q">
               <w:r>
                 <w:rPr>
                   <w:rFonts w:ascii="Arial" w:cs="Arial" w:eastAsia="Arial" w:hAnsi="Arial"/>
@@ -4303,7 +4303,7 @@
               <w:spacing w:after="10" w:before="0"/>
               <w:ind w:left="120"/>
             </w:pPr>
-            <w:hyperlink w:history="1" r:id="rIdpoqtiwmitjjuqvv9xcyms">
+            <w:hyperlink w:history="1" r:id="rIdrru1k9pdchid1xg6brxhj">
               <w:r>
                 <w:rPr>
                   <w:rFonts w:ascii="Arial" w:cs="Arial" w:eastAsia="Arial" w:hAnsi="Arial"/>
@@ -4348,7 +4348,7 @@
             <w:pPr>
               <w:spacing w:after="20" w:before="0"/>
             </w:pPr>
-            <w:hyperlink w:history="1" r:id="rIdyixwraaqiizzlsn637hru">
+            <w:hyperlink w:history="1" r:id="rIdmwmowhlxr7s-velqo71yh">
               <w:r>
                 <w:rPr>
                   <w:rFonts w:ascii="Arial" w:cs="Arial" w:eastAsia="Arial" w:hAnsi="Arial"/>
@@ -4381,7 +4381,7 @@
               <w:spacing w:after="10" w:before="0"/>
               <w:ind w:left="120"/>
             </w:pPr>
-            <w:hyperlink w:history="1" r:id="rIdoqmeogyxlkpajz8ggjwzw">
+            <w:hyperlink w:history="1" r:id="rIdndtvdg0fb-wcykqo-cgxi">
               <w:r>
                 <w:rPr>
                   <w:rFonts w:ascii="Arial" w:cs="Arial" w:eastAsia="Arial" w:hAnsi="Arial"/>
@@ -4581,7 +4581,7 @@
             <w:pPr>
               <w:spacing w:after="20" w:before="0"/>
             </w:pPr>
-            <w:hyperlink w:history="1" r:id="rId3v0lfcahilihhp-ncrbis">
+            <w:hyperlink w:history="1" r:id="rId2cqlncpfkfcfaiatb0kmy">
               <w:r>
                 <w:rPr>
                   <w:rFonts w:ascii="Arial" w:cs="Arial" w:eastAsia="Arial" w:hAnsi="Arial"/>
@@ -4614,7 +4614,7 @@
               <w:spacing w:after="10" w:before="0"/>
               <w:ind w:left="120"/>
             </w:pPr>
-            <w:hyperlink w:history="1" r:id="rIdr4h0xn1lm4zzpva53z8uu">
+            <w:hyperlink w:history="1" r:id="rIdowockuqjzidhtprkttce0">
               <w:r>
                 <w:rPr>
                   <w:rFonts w:ascii="Arial" w:cs="Arial" w:eastAsia="Arial" w:hAnsi="Arial"/>
@@ -4659,7 +4659,7 @@
             <w:pPr>
               <w:spacing w:after="20" w:before="0"/>
             </w:pPr>
-            <w:hyperlink w:history="1" r:id="rIdcdvn6yrmxkqasys48bzjj">
+            <w:hyperlink w:history="1" r:id="rIdwbcvoittswnvctmjfry23">
               <w:r>
                 <w:rPr>
                   <w:rFonts w:ascii="Arial" w:cs="Arial" w:eastAsia="Arial" w:hAnsi="Arial"/>
@@ -4708,7 +4708,7 @@
               <w:spacing w:after="10" w:before="0"/>
               <w:ind w:left="120"/>
             </w:pPr>
-            <w:hyperlink w:history="1" r:id="rIdwjks7mcrxr-mtdfibrlbc">
+            <w:hyperlink w:history="1" r:id="rIdtej0fuf2tmo-lwftoiipc">
               <w:r>
                 <w:rPr>
                   <w:rFonts w:ascii="Arial" w:cs="Arial" w:eastAsia="Arial" w:hAnsi="Arial"/>
@@ -5233,7 +5233,7 @@
         </w:rPr>
         <w:t xml:space="preserve">© 2026 SeaVuria and ARES. Aligned with KICD objectives. Developed by SeaVuria; technical implementation by ARES (with AI assistance from Claude). Licensed under </w:t>
       </w:r>
-      <w:hyperlink w:history="1" r:id="rId9whuuiddbhyrwqfb1yl8n">
+      <w:hyperlink w:history="1" r:id="rIdqpiv3yrvzzr8069jnlrvz">
         <w:r>
           <w:rPr>
             <w:rFonts w:ascii="Arial" w:cs="Arial" w:eastAsia="Arial" w:hAnsi="Arial"/>
@@ -5254,7 +5254,7 @@
         </w:rPr>
         <w:t xml:space="preserve"> (</w:t>
       </w:r>
-      <w:hyperlink w:history="1" r:id="rIdrbu8x6_0b9el5nqauzbk_">
+      <w:hyperlink w:history="1" r:id="rIdkq9xtvr8yg1llq-t-bzxq">
         <w:r>
           <w:rPr>
             <w:rFonts w:ascii="Arial" w:cs="Arial" w:eastAsia="Arial" w:hAnsi="Arial"/>
@@ -6294,7 +6294,7 @@
             <w:pPr>
               <w:spacing w:after="20" w:before="0"/>
             </w:pPr>
-            <w:hyperlink w:history="1" r:id="rIds21_fvowaujr1zj0ye2pd">
+            <w:hyperlink w:history="1" r:id="rIdzvmr5y36lqhkcrqpvr2el">
               <w:r>
                 <w:rPr>
                   <w:rFonts w:ascii="Arial" w:cs="Arial" w:eastAsia="Arial" w:hAnsi="Arial"/>
@@ -6327,7 +6327,7 @@
               <w:spacing w:after="10" w:before="0"/>
               <w:ind w:left="120"/>
             </w:pPr>
-            <w:hyperlink w:history="1" r:id="rIdiniixmr5-ousgulzuhdew">
+            <w:hyperlink w:history="1" r:id="rIdlofusxzl_gu-q1asklwjt">
               <w:r>
                 <w:rPr>
                   <w:rFonts w:ascii="Arial" w:cs="Arial" w:eastAsia="Arial" w:hAnsi="Arial"/>
@@ -6372,7 +6372,7 @@
             <w:pPr>
               <w:spacing w:after="20" w:before="0"/>
             </w:pPr>
-            <w:hyperlink w:history="1" r:id="rIdffdhajyjnjztntlceivso">
+            <w:hyperlink w:history="1" r:id="rIdsszf3da9lg5sy_xzyqkai">
               <w:r>
                 <w:rPr>
                   <w:rFonts w:ascii="Arial" w:cs="Arial" w:eastAsia="Arial" w:hAnsi="Arial"/>
@@ -6405,7 +6405,7 @@
               <w:spacing w:after="10" w:before="0"/>
               <w:ind w:left="120"/>
             </w:pPr>
-            <w:hyperlink w:history="1" r:id="rIdgbjupbyxexb2a_ev8csax">
+            <w:hyperlink w:history="1" r:id="rIdvzp8l9eieplpcowh8qeiv">
               <w:r>
                 <w:rPr>
                   <w:rFonts w:ascii="Arial" w:cs="Arial" w:eastAsia="Arial" w:hAnsi="Arial"/>
@@ -6605,7 +6605,7 @@
             <w:pPr>
               <w:spacing w:after="20" w:before="0"/>
             </w:pPr>
-            <w:hyperlink w:history="1" r:id="rIdflt_gyzbvi2l1ddqhkx_g">
+            <w:hyperlink w:history="1" r:id="rIdl_zmzjwgs6rmcv-a8xzli">
               <w:r>
                 <w:rPr>
                   <w:rFonts w:ascii="Arial" w:cs="Arial" w:eastAsia="Arial" w:hAnsi="Arial"/>
@@ -6638,7 +6638,7 @@
               <w:spacing w:after="10" w:before="0"/>
               <w:ind w:left="120"/>
             </w:pPr>
-            <w:hyperlink w:history="1" r:id="rIdxzmv5cfddiyxapfa2qhpu">
+            <w:hyperlink w:history="1" r:id="rIdo4ggleezinzj-urnslcl0">
               <w:r>
                 <w:rPr>
                   <w:rFonts w:ascii="Arial" w:cs="Arial" w:eastAsia="Arial" w:hAnsi="Arial"/>
@@ -6683,7 +6683,7 @@
             <w:pPr>
               <w:spacing w:after="20" w:before="0"/>
             </w:pPr>
-            <w:hyperlink w:history="1" r:id="rId5v_fckhyyxryhyqag0fqs">
+            <w:hyperlink w:history="1" r:id="rIdnczu12smkqwueuw6mclhn">
               <w:r>
                 <w:rPr>
                   <w:rFonts w:ascii="Arial" w:cs="Arial" w:eastAsia="Arial" w:hAnsi="Arial"/>
@@ -6716,7 +6716,7 @@
               <w:spacing w:after="10" w:before="0"/>
               <w:ind w:left="120"/>
             </w:pPr>
-            <w:hyperlink w:history="1" r:id="rIdekfv0-5g3nygievkwkhdz">
+            <w:hyperlink w:history="1" r:id="rIdip61oh5byzrdfvuqav3js">
               <w:r>
                 <w:rPr>
                   <w:rFonts w:ascii="Arial" w:cs="Arial" w:eastAsia="Arial" w:hAnsi="Arial"/>
@@ -6916,7 +6916,7 @@
             <w:pPr>
               <w:spacing w:after="20" w:before="0"/>
             </w:pPr>
-            <w:hyperlink w:history="1" r:id="rId3-zp74hinkzvzjyyf9w-h">
+            <w:hyperlink w:history="1" r:id="rIdoix5v6phwhlmtotbpf3hd">
               <w:r>
                 <w:rPr>
                   <w:rFonts w:ascii="Arial" w:cs="Arial" w:eastAsia="Arial" w:hAnsi="Arial"/>
@@ -6949,7 +6949,7 @@
               <w:spacing w:after="10" w:before="0"/>
               <w:ind w:left="120"/>
             </w:pPr>
-            <w:hyperlink w:history="1" r:id="rIdwfuow2fxllvkjiqrqnfnq">
+            <w:hyperlink w:history="1" r:id="rIdj9qf8w4zdcbihm0w0cfkp">
               <w:r>
                 <w:rPr>
                   <w:rFonts w:ascii="Arial" w:cs="Arial" w:eastAsia="Arial" w:hAnsi="Arial"/>
@@ -6994,7 +6994,7 @@
             <w:pPr>
               <w:spacing w:after="20" w:before="0"/>
             </w:pPr>
-            <w:hyperlink w:history="1" r:id="rId-cpunmht2fc_p1a-nd6xk">
+            <w:hyperlink w:history="1" r:id="rIdwppcdnqgo1vszerzreiib">
               <w:r>
                 <w:rPr>
                   <w:rFonts w:ascii="Arial" w:cs="Arial" w:eastAsia="Arial" w:hAnsi="Arial"/>
@@ -7027,7 +7027,7 @@
               <w:spacing w:after="10" w:before="0"/>
               <w:ind w:left="120"/>
             </w:pPr>
-            <w:hyperlink w:history="1" r:id="rId7t20czp6m8ezme4d7pzx8">
+            <w:hyperlink w:history="1" r:id="rIdjht0qsclciqmaywgmvcnf">
               <w:r>
                 <w:rPr>
                   <w:rFonts w:ascii="Arial" w:cs="Arial" w:eastAsia="Arial" w:hAnsi="Arial"/>
@@ -7227,7 +7227,7 @@
             <w:pPr>
               <w:spacing w:after="20" w:before="0"/>
             </w:pPr>
-            <w:hyperlink w:history="1" r:id="rIdme36qt-aj0sanfm0cdy3j">
+            <w:hyperlink w:history="1" r:id="rIdtxlsjzicub1rnvpmwnnpp">
               <w:r>
                 <w:rPr>
                   <w:rFonts w:ascii="Arial" w:cs="Arial" w:eastAsia="Arial" w:hAnsi="Arial"/>
@@ -7260,7 +7260,7 @@
               <w:spacing w:after="10" w:before="0"/>
               <w:ind w:left="120"/>
             </w:pPr>
-            <w:hyperlink w:history="1" r:id="rId_wkosju1ul-yabakz_gyt">
+            <w:hyperlink w:history="1" r:id="rIdkbhzl0tuagjt3g1dp6ign">
               <w:r>
                 <w:rPr>
                   <w:rFonts w:ascii="Arial" w:cs="Arial" w:eastAsia="Arial" w:hAnsi="Arial"/>
@@ -7305,7 +7305,7 @@
             <w:pPr>
               <w:spacing w:after="20" w:before="0"/>
             </w:pPr>
-            <w:hyperlink w:history="1" r:id="rIduztf-rkxfmskt4mbcznib">
+            <w:hyperlink w:history="1" r:id="rIdxwlot6cdewpztlwvixluj">
               <w:r>
                 <w:rPr>
                   <w:rFonts w:ascii="Arial" w:cs="Arial" w:eastAsia="Arial" w:hAnsi="Arial"/>
@@ -7338,7 +7338,7 @@
               <w:spacing w:after="10" w:before="0"/>
               <w:ind w:left="120"/>
             </w:pPr>
-            <w:hyperlink w:history="1" r:id="rIdzhbob5qzjpgp5uuwzhuhd">
+            <w:hyperlink w:history="1" r:id="rIdmblg-3zgv5dlnqqdq7rvb">
               <w:r>
                 <w:rPr>
                   <w:rFonts w:ascii="Arial" w:cs="Arial" w:eastAsia="Arial" w:hAnsi="Arial"/>
@@ -7538,7 +7538,7 @@
             <w:pPr>
               <w:spacing w:after="20" w:before="0"/>
             </w:pPr>
-            <w:hyperlink w:history="1" r:id="rIdw9oxuvreulhrdj-xtzfpi">
+            <w:hyperlink w:history="1" r:id="rIdb3mg1zyjgqczl7q7hhgxl">
               <w:r>
                 <w:rPr>
                   <w:rFonts w:ascii="Arial" w:cs="Arial" w:eastAsia="Arial" w:hAnsi="Arial"/>
@@ -7571,7 +7571,7 @@
               <w:spacing w:after="10" w:before="0"/>
               <w:ind w:left="120"/>
             </w:pPr>
-            <w:hyperlink w:history="1" r:id="rIdppipfq6pub-iugmxt3zt7">
+            <w:hyperlink w:history="1" r:id="rIdjlfujk9yvfjn7wrib7yly">
               <w:r>
                 <w:rPr>
                   <w:rFonts w:ascii="Arial" w:cs="Arial" w:eastAsia="Arial" w:hAnsi="Arial"/>
@@ -7616,7 +7616,7 @@
             <w:pPr>
               <w:spacing w:after="20" w:before="0"/>
             </w:pPr>
-            <w:hyperlink w:history="1" r:id="rIdisjjelk-rnb7tn02ouruu">
+            <w:hyperlink w:history="1" r:id="rIdp1spr676iesuz6vbe8sdi">
               <w:r>
                 <w:rPr>
                   <w:rFonts w:ascii="Arial" w:cs="Arial" w:eastAsia="Arial" w:hAnsi="Arial"/>
@@ -7649,7 +7649,7 @@
               <w:spacing w:after="10" w:before="0"/>
               <w:ind w:left="120"/>
             </w:pPr>
-            <w:hyperlink w:history="1" r:id="rIdamkvfa6vztca7wqbcbagi">
+            <w:hyperlink w:history="1" r:id="rId57gz_0ybmlpjyelynhelf">
               <w:r>
                 <w:rPr>
                   <w:rFonts w:ascii="Arial" w:cs="Arial" w:eastAsia="Arial" w:hAnsi="Arial"/>
@@ -8174,7 +8174,7 @@
         </w:rPr>
         <w:t xml:space="preserve">© 2026 SeaVuria and ARES. Aligned with KICD objectives. Developed by SeaVuria; technical implementation by ARES (with AI assistance from Claude). Licensed under </w:t>
       </w:r>
-      <w:hyperlink w:history="1" r:id="rId756z5ldpwzybgb0fkqzve">
+      <w:hyperlink w:history="1" r:id="rIdflhcbwjigwcg-nrmt2p-a">
         <w:r>
           <w:rPr>
             <w:rFonts w:ascii="Arial" w:cs="Arial" w:eastAsia="Arial" w:hAnsi="Arial"/>
@@ -8195,7 +8195,7 @@
         </w:rPr>
         <w:t xml:space="preserve"> (</w:t>
       </w:r>
-      <w:hyperlink w:history="1" r:id="rIdrjitaeosa7t5aryofz2go">
+      <w:hyperlink w:history="1" r:id="rIdfytrnbo2z5zj4yfwxv7ss">
         <w:r>
           <w:rPr>
             <w:rFonts w:ascii="Arial" w:cs="Arial" w:eastAsia="Arial" w:hAnsi="Arial"/>
@@ -9235,7 +9235,7 @@
             <w:pPr>
               <w:spacing w:after="20" w:before="0"/>
             </w:pPr>
-            <w:hyperlink w:history="1" r:id="rIdauly0df8gparaijs3mrvc">
+            <w:hyperlink w:history="1" r:id="rId4wsnx-wqifmlgbxqepwlg">
               <w:r>
                 <w:rPr>
                   <w:rFonts w:ascii="Arial" w:cs="Arial" w:eastAsia="Arial" w:hAnsi="Arial"/>
@@ -9268,7 +9268,7 @@
               <w:spacing w:after="10" w:before="0"/>
               <w:ind w:left="120"/>
             </w:pPr>
-            <w:hyperlink w:history="1" r:id="rIdd8y2znst4dtgu_9_5tlc0">
+            <w:hyperlink w:history="1" r:id="rIdfzeqwremasaxqz3ozswts">
               <w:r>
                 <w:rPr>
                   <w:rFonts w:ascii="Arial" w:cs="Arial" w:eastAsia="Arial" w:hAnsi="Arial"/>
@@ -9313,7 +9313,7 @@
             <w:pPr>
               <w:spacing w:after="20" w:before="0"/>
             </w:pPr>
-            <w:hyperlink w:history="1" r:id="rIdlkvivgk_d54ig5c75hqhd">
+            <w:hyperlink w:history="1" r:id="rIdng6_pi0jnxfbn2lyp115n">
               <w:r>
                 <w:rPr>
                   <w:rFonts w:ascii="Arial" w:cs="Arial" w:eastAsia="Arial" w:hAnsi="Arial"/>
@@ -9346,7 +9346,7 @@
               <w:spacing w:after="10" w:before="0"/>
               <w:ind w:left="120"/>
             </w:pPr>
-            <w:hyperlink w:history="1" r:id="rIddrqkysk_ntfnzbtg2oj8y">
+            <w:hyperlink w:history="1" r:id="rIdkxclv2gnib2hewzqk25px">
               <w:r>
                 <w:rPr>
                   <w:rFonts w:ascii="Arial" w:cs="Arial" w:eastAsia="Arial" w:hAnsi="Arial"/>
@@ -9546,7 +9546,7 @@
             <w:pPr>
               <w:spacing w:after="20" w:before="0"/>
             </w:pPr>
-            <w:hyperlink w:history="1" r:id="rIduelf_kxf1xkv34ek6q8ml">
+            <w:hyperlink w:history="1" r:id="rIdtzptfzlxpmgbgiyksimtd">
               <w:r>
                 <w:rPr>
                   <w:rFonts w:ascii="Arial" w:cs="Arial" w:eastAsia="Arial" w:hAnsi="Arial"/>
@@ -9579,7 +9579,7 @@
               <w:spacing w:after="10" w:before="0"/>
               <w:ind w:left="120"/>
             </w:pPr>
-            <w:hyperlink w:history="1" r:id="rIdqqbrxyscqvjwbzk8yyde9">
+            <w:hyperlink w:history="1" r:id="rIdshgwgxjqk-gtjleu58x3y">
               <w:r>
                 <w:rPr>
                   <w:rFonts w:ascii="Arial" w:cs="Arial" w:eastAsia="Arial" w:hAnsi="Arial"/>
@@ -9624,7 +9624,7 @@
             <w:pPr>
               <w:spacing w:after="20" w:before="0"/>
             </w:pPr>
-            <w:hyperlink w:history="1" r:id="rIderrqhpy79k7gvgupxw8nz">
+            <w:hyperlink w:history="1" r:id="rIdof_l6g1mz10sp5ilz91g8">
               <w:r>
                 <w:rPr>
                   <w:rFonts w:ascii="Arial" w:cs="Arial" w:eastAsia="Arial" w:hAnsi="Arial"/>
@@ -9657,7 +9657,7 @@
               <w:spacing w:after="10" w:before="0"/>
               <w:ind w:left="120"/>
             </w:pPr>
-            <w:hyperlink w:history="1" r:id="rId-pkruxmqzpihv_krrkcsu">
+            <w:hyperlink w:history="1" r:id="rId35umhtie50ekzlkfirq8d">
               <w:r>
                 <w:rPr>
                   <w:rFonts w:ascii="Arial" w:cs="Arial" w:eastAsia="Arial" w:hAnsi="Arial"/>
@@ -9857,7 +9857,7 @@
             <w:pPr>
               <w:spacing w:after="20" w:before="0"/>
             </w:pPr>
-            <w:hyperlink w:history="1" r:id="rIdgcqb2i9kdjenttq5hd5v-">
+            <w:hyperlink w:history="1" r:id="rIdagwlcrbzekbhtbmvykh-_">
               <w:r>
                 <w:rPr>
                   <w:rFonts w:ascii="Arial" w:cs="Arial" w:eastAsia="Arial" w:hAnsi="Arial"/>
@@ -9890,7 +9890,7 @@
               <w:spacing w:after="10" w:before="0"/>
               <w:ind w:left="120"/>
             </w:pPr>
-            <w:hyperlink w:history="1" r:id="rIdkwficnmoqmn-yhrii44by">
+            <w:hyperlink w:history="1" r:id="rIdlkrj2s4tsxhitujr3hllv">
               <w:r>
                 <w:rPr>
                   <w:rFonts w:ascii="Arial" w:cs="Arial" w:eastAsia="Arial" w:hAnsi="Arial"/>
@@ -9935,7 +9935,7 @@
             <w:pPr>
               <w:spacing w:after="20" w:before="0"/>
             </w:pPr>
-            <w:hyperlink w:history="1" r:id="rId3nia20qjy8f_j3iptmtax">
+            <w:hyperlink w:history="1" r:id="rIdfjuyabqgwjd1biokxbgjx">
               <w:r>
                 <w:rPr>
                   <w:rFonts w:ascii="Arial" w:cs="Arial" w:eastAsia="Arial" w:hAnsi="Arial"/>
@@ -9984,7 +9984,7 @@
               <w:spacing w:after="10" w:before="0"/>
               <w:ind w:left="120"/>
             </w:pPr>
-            <w:hyperlink w:history="1" r:id="rId771y69fyvotpfnpbfiuhu">
+            <w:hyperlink w:history="1" r:id="rId4ty8h18jqwbig_wc_rg_d">
               <w:r>
                 <w:rPr>
                   <w:rFonts w:ascii="Arial" w:cs="Arial" w:eastAsia="Arial" w:hAnsi="Arial"/>
@@ -10184,7 +10184,7 @@
             <w:pPr>
               <w:spacing w:after="20" w:before="0"/>
             </w:pPr>
-            <w:hyperlink w:history="1" r:id="rIdu6fofc7j3cxlsslfxdap9">
+            <w:hyperlink w:history="1" r:id="rIdfcomv2ysz53eps-ts7hi7">
               <w:r>
                 <w:rPr>
                   <w:rFonts w:ascii="Arial" w:cs="Arial" w:eastAsia="Arial" w:hAnsi="Arial"/>
@@ -10217,7 +10217,7 @@
               <w:spacing w:after="10" w:before="0"/>
               <w:ind w:left="120"/>
             </w:pPr>
-            <w:hyperlink w:history="1" r:id="rIdkzwgngbb5wcxlwkuj8931">
+            <w:hyperlink w:history="1" r:id="rIdcsl5bpqma4xhscmoyq3gm">
               <w:r>
                 <w:rPr>
                   <w:rFonts w:ascii="Arial" w:cs="Arial" w:eastAsia="Arial" w:hAnsi="Arial"/>
@@ -10262,7 +10262,7 @@
             <w:pPr>
               <w:spacing w:after="20" w:before="0"/>
             </w:pPr>
-            <w:hyperlink w:history="1" r:id="rIdw_9rupzvxv5bhd2fmh7gw">
+            <w:hyperlink w:history="1" r:id="rId7jyljstkuxhurippkfgog">
               <w:r>
                 <w:rPr>
                   <w:rFonts w:ascii="Arial" w:cs="Arial" w:eastAsia="Arial" w:hAnsi="Arial"/>
@@ -10311,7 +10311,7 @@
               <w:spacing w:after="10" w:before="0"/>
               <w:ind w:left="120"/>
             </w:pPr>
-            <w:hyperlink w:history="1" r:id="rIdflztiuudmvj5oygtr80ex">
+            <w:hyperlink w:history="1" r:id="rId2yx579cqyzxdhcgslp-sk">
               <w:r>
                 <w:rPr>
                   <w:rFonts w:ascii="Arial" w:cs="Arial" w:eastAsia="Arial" w:hAnsi="Arial"/>
@@ -10511,7 +10511,7 @@
             <w:pPr>
               <w:spacing w:after="20" w:before="0"/>
             </w:pPr>
-            <w:hyperlink w:history="1" r:id="rIdyyeezokje7j-3plomq-te">
+            <w:hyperlink w:history="1" r:id="rId2pjmr43xmtwi_1d-vcirx">
               <w:r>
                 <w:rPr>
                   <w:rFonts w:ascii="Arial" w:cs="Arial" w:eastAsia="Arial" w:hAnsi="Arial"/>
@@ -10560,7 +10560,7 @@
               <w:spacing w:after="10" w:before="0"/>
               <w:ind w:left="120"/>
             </w:pPr>
-            <w:hyperlink w:history="1" r:id="rIdrdz9tcpore7reqpphffwt">
+            <w:hyperlink w:history="1" r:id="rIdcdrtorscrj2psxazqfu-s">
               <w:r>
                 <w:rPr>
                   <w:rFonts w:ascii="Arial" w:cs="Arial" w:eastAsia="Arial" w:hAnsi="Arial"/>
@@ -10605,7 +10605,7 @@
             <w:pPr>
               <w:spacing w:after="20" w:before="0"/>
             </w:pPr>
-            <w:hyperlink w:history="1" r:id="rIdwo4ecqdqgegppysui2tav">
+            <w:hyperlink w:history="1" r:id="rId-0kpugj5vy1di2ftxvg-4">
               <w:r>
                 <w:rPr>
                   <w:rFonts w:ascii="Arial" w:cs="Arial" w:eastAsia="Arial" w:hAnsi="Arial"/>
@@ -10654,7 +10654,7 @@
               <w:spacing w:after="10" w:before="0"/>
               <w:ind w:left="120"/>
             </w:pPr>
-            <w:hyperlink w:history="1" r:id="rIdqw3bqlshvdchl9o4kewhu">
+            <w:hyperlink w:history="1" r:id="rIdmee-thftccaq91aivsf-r">
               <w:r>
                 <w:rPr>
                   <w:rFonts w:ascii="Arial" w:cs="Arial" w:eastAsia="Arial" w:hAnsi="Arial"/>
@@ -11179,7 +11179,7 @@
         </w:rPr>
         <w:t xml:space="preserve">© 2026 SeaVuria and ARES. Aligned with KICD objectives. Developed by SeaVuria; technical implementation by ARES (with AI assistance from Claude). Licensed under </w:t>
       </w:r>
-      <w:hyperlink w:history="1" r:id="rIdl_qy2vlcngnjasbnhqzos">
+      <w:hyperlink w:history="1" r:id="rIda4wp3zmrasdb8s3wx6ptj">
         <w:r>
           <w:rPr>
             <w:rFonts w:ascii="Arial" w:cs="Arial" w:eastAsia="Arial" w:hAnsi="Arial"/>
@@ -11200,7 +11200,7 @@
         </w:rPr>
         <w:t xml:space="preserve"> (</w:t>
       </w:r>
-      <w:hyperlink w:history="1" r:id="rIdtsjodpfaeqm4ec9tpqy1l">
+      <w:hyperlink w:history="1" r:id="rIdwujp1jzt-p6zqlbhbsuto">
         <w:r>
           <w:rPr>
             <w:rFonts w:ascii="Arial" w:cs="Arial" w:eastAsia="Arial" w:hAnsi="Arial"/>
@@ -12240,7 +12240,7 @@
             <w:pPr>
               <w:spacing w:after="20" w:before="0"/>
             </w:pPr>
-            <w:hyperlink w:history="1" r:id="rIdkh6ccnfympgeao2tgdt8p">
+            <w:hyperlink w:history="1" r:id="rIdtyomknorvzwtfh2qy-zwq">
               <w:r>
                 <w:rPr>
                   <w:rFonts w:ascii="Arial" w:cs="Arial" w:eastAsia="Arial" w:hAnsi="Arial"/>
@@ -12273,7 +12273,7 @@
               <w:spacing w:after="10" w:before="0"/>
               <w:ind w:left="120"/>
             </w:pPr>
-            <w:hyperlink w:history="1" r:id="rIddwv514q61ras7r8n7jhn8">
+            <w:hyperlink w:history="1" r:id="rIdm7hfh26cmi17y-5plkb-k">
               <w:r>
                 <w:rPr>
                   <w:rFonts w:ascii="Arial" w:cs="Arial" w:eastAsia="Arial" w:hAnsi="Arial"/>
@@ -12318,7 +12318,7 @@
             <w:pPr>
               <w:spacing w:after="20" w:before="0"/>
             </w:pPr>
-            <w:hyperlink w:history="1" r:id="rId4lq0pwjuqrcoufw1nf0eb">
+            <w:hyperlink w:history="1" r:id="rIdv9h8pegwm8s8enaidziqd">
               <w:r>
                 <w:rPr>
                   <w:rFonts w:ascii="Arial" w:cs="Arial" w:eastAsia="Arial" w:hAnsi="Arial"/>
@@ -12351,7 +12351,7 @@
               <w:spacing w:after="10" w:before="0"/>
               <w:ind w:left="120"/>
             </w:pPr>
-            <w:hyperlink w:history="1" r:id="rIdu8lwm4x3ry--nq8gyxshg">
+            <w:hyperlink w:history="1" r:id="rId2-hjmtircqmyi2lp1te2x">
               <w:r>
                 <w:rPr>
                   <w:rFonts w:ascii="Arial" w:cs="Arial" w:eastAsia="Arial" w:hAnsi="Arial"/>
@@ -12551,7 +12551,7 @@
             <w:pPr>
               <w:spacing w:after="20" w:before="0"/>
             </w:pPr>
-            <w:hyperlink w:history="1" r:id="rIdhdkrmxgyh-xlo_nssfpli">
+            <w:hyperlink w:history="1" r:id="rIdytgq0qdfndfctzrkkyczq">
               <w:r>
                 <w:rPr>
                   <w:rFonts w:ascii="Arial" w:cs="Arial" w:eastAsia="Arial" w:hAnsi="Arial"/>
@@ -12584,7 +12584,7 @@
               <w:spacing w:after="10" w:before="0"/>
               <w:ind w:left="120"/>
             </w:pPr>
-            <w:hyperlink w:history="1" r:id="rIdtmno147ms5mpvokhycaf3">
+            <w:hyperlink w:history="1" r:id="rIdjpn1akr2qtwxzxqjh6kh4">
               <w:r>
                 <w:rPr>
                   <w:rFonts w:ascii="Arial" w:cs="Arial" w:eastAsia="Arial" w:hAnsi="Arial"/>
@@ -12629,7 +12629,7 @@
             <w:pPr>
               <w:spacing w:after="20" w:before="0"/>
             </w:pPr>
-            <w:hyperlink w:history="1" r:id="rIdihlwjvzshk-1t3atsc5-s">
+            <w:hyperlink w:history="1" r:id="rIdjmlniredmhnf8nmc3ly3n">
               <w:r>
                 <w:rPr>
                   <w:rFonts w:ascii="Arial" w:cs="Arial" w:eastAsia="Arial" w:hAnsi="Arial"/>
@@ -12662,7 +12662,7 @@
               <w:spacing w:after="10" w:before="0"/>
               <w:ind w:left="120"/>
             </w:pPr>
-            <w:hyperlink w:history="1" r:id="rIdkhi6te4caz8j2kqqzbp_b">
+            <w:hyperlink w:history="1" r:id="rIdmevbvfrnusx3ifs95ewvk">
               <w:r>
                 <w:rPr>
                   <w:rFonts w:ascii="Arial" w:cs="Arial" w:eastAsia="Arial" w:hAnsi="Arial"/>
@@ -12862,7 +12862,7 @@
             <w:pPr>
               <w:spacing w:after="20" w:before="0"/>
             </w:pPr>
-            <w:hyperlink w:history="1" r:id="rIdqbfghd58msax_qvrgw2pg">
+            <w:hyperlink w:history="1" r:id="rIdmpsjb70-xizxf-vop47rp">
               <w:r>
                 <w:rPr>
                   <w:rFonts w:ascii="Arial" w:cs="Arial" w:eastAsia="Arial" w:hAnsi="Arial"/>
@@ -12911,7 +12911,7 @@
               <w:spacing w:after="10" w:before="0"/>
               <w:ind w:left="120"/>
             </w:pPr>
-            <w:hyperlink w:history="1" r:id="rIdmlfblmogixxk8ok9c4w_2">
+            <w:hyperlink w:history="1" r:id="rIdz5ppltvdwhsg1iqkx4k_6">
               <w:r>
                 <w:rPr>
                   <w:rFonts w:ascii="Arial" w:cs="Arial" w:eastAsia="Arial" w:hAnsi="Arial"/>
@@ -12956,7 +12956,7 @@
             <w:pPr>
               <w:spacing w:after="20" w:before="0"/>
             </w:pPr>
-            <w:hyperlink w:history="1" r:id="rIdbsjlxvffjo9lq9_te0gu0">
+            <w:hyperlink w:history="1" r:id="rId7p2yfp5w14-wgwhq6hvjy">
               <w:r>
                 <w:rPr>
                   <w:rFonts w:ascii="Arial" w:cs="Arial" w:eastAsia="Arial" w:hAnsi="Arial"/>
@@ -12989,7 +12989,7 @@
               <w:spacing w:after="10" w:before="0"/>
               <w:ind w:left="120"/>
             </w:pPr>
-            <w:hyperlink w:history="1" r:id="rIdqq4-oku4fijktexmmvpyu">
+            <w:hyperlink w:history="1" r:id="rIdqltyixyecu8rixcizh_nx">
               <w:r>
                 <w:rPr>
                   <w:rFonts w:ascii="Arial" w:cs="Arial" w:eastAsia="Arial" w:hAnsi="Arial"/>
@@ -13189,7 +13189,7 @@
             <w:pPr>
               <w:spacing w:after="20" w:before="0"/>
             </w:pPr>
-            <w:hyperlink w:history="1" r:id="rId3xt8tps1omrhkntlh20x7">
+            <w:hyperlink w:history="1" r:id="rIdnth-ttsn3mv0hlje-rmgx">
               <w:r>
                 <w:rPr>
                   <w:rFonts w:ascii="Arial" w:cs="Arial" w:eastAsia="Arial" w:hAnsi="Arial"/>
@@ -13238,7 +13238,7 @@
               <w:spacing w:after="10" w:before="0"/>
               <w:ind w:left="120"/>
             </w:pPr>
-            <w:hyperlink w:history="1" r:id="rIdmaed4c4ykoumtz0h24-en">
+            <w:hyperlink w:history="1" r:id="rIdhmdndwphy8kd6yxypdnr6">
               <w:r>
                 <w:rPr>
                   <w:rFonts w:ascii="Arial" w:cs="Arial" w:eastAsia="Arial" w:hAnsi="Arial"/>
@@ -13283,7 +13283,7 @@
             <w:pPr>
               <w:spacing w:after="20" w:before="0"/>
             </w:pPr>
-            <w:hyperlink w:history="1" r:id="rIddjol5vdsijb2-coinznnr">
+            <w:hyperlink w:history="1" r:id="rIdcv2cdv9mo9h-35u2gu4bs">
               <w:r>
                 <w:rPr>
                   <w:rFonts w:ascii="Arial" w:cs="Arial" w:eastAsia="Arial" w:hAnsi="Arial"/>
@@ -13316,7 +13316,7 @@
               <w:spacing w:after="10" w:before="0"/>
               <w:ind w:left="120"/>
             </w:pPr>
-            <w:hyperlink w:history="1" r:id="rIdugksr39c8mw7vd1dslfge">
+            <w:hyperlink w:history="1" r:id="rIduvfvtl2r82l1xctfv1mw7">
               <w:r>
                 <w:rPr>
                   <w:rFonts w:ascii="Arial" w:cs="Arial" w:eastAsia="Arial" w:hAnsi="Arial"/>
@@ -13516,7 +13516,7 @@
             <w:pPr>
               <w:spacing w:after="20" w:before="0"/>
             </w:pPr>
-            <w:hyperlink w:history="1" r:id="rIdvpysrlyq5fgmloz7ml01z">
+            <w:hyperlink w:history="1" r:id="rIdud1lbiz6fma3b0a3rwswi">
               <w:r>
                 <w:rPr>
                   <w:rFonts w:ascii="Arial" w:cs="Arial" w:eastAsia="Arial" w:hAnsi="Arial"/>
@@ -13565,7 +13565,7 @@
               <w:spacing w:after="10" w:before="0"/>
               <w:ind w:left="120"/>
             </w:pPr>
-            <w:hyperlink w:history="1" r:id="rIdx6gyohaoakcrkmj9pav6d">
+            <w:hyperlink w:history="1" r:id="rIde6zhf1dviw1lmlehctpsh">
               <w:r>
                 <w:rPr>
                   <w:rFonts w:ascii="Arial" w:cs="Arial" w:eastAsia="Arial" w:hAnsi="Arial"/>
@@ -13610,7 +13610,7 @@
             <w:pPr>
               <w:spacing w:after="20" w:before="0"/>
             </w:pPr>
-            <w:hyperlink w:history="1" r:id="rIdmsuzarr3cc_m9oquk7uc7">
+            <w:hyperlink w:history="1" r:id="rIdu7ss_ox2xonxd6vvupkhv">
               <w:r>
                 <w:rPr>
                   <w:rFonts w:ascii="Arial" w:cs="Arial" w:eastAsia="Arial" w:hAnsi="Arial"/>
@@ -13659,7 +13659,7 @@
               <w:spacing w:after="10" w:before="0"/>
               <w:ind w:left="120"/>
             </w:pPr>
-            <w:hyperlink w:history="1" r:id="rId-t6efuyct6opzhojgtcyq">
+            <w:hyperlink w:history="1" r:id="rIdrvpavxerxem34wbkjmgnz">
               <w:r>
                 <w:rPr>
                   <w:rFonts w:ascii="Arial" w:cs="Arial" w:eastAsia="Arial" w:hAnsi="Arial"/>
@@ -14184,7 +14184,7 @@
         </w:rPr>
         <w:t xml:space="preserve">© 2026 SeaVuria and ARES. Aligned with KICD objectives. Developed by SeaVuria; technical implementation by ARES (with AI assistance from Claude). Licensed under </w:t>
       </w:r>
-      <w:hyperlink w:history="1" r:id="rIduien3_kfyjyuhntabnks4">
+      <w:hyperlink w:history="1" r:id="rIdlnm8nlv43ly2yhrov7at0">
         <w:r>
           <w:rPr>
             <w:rFonts w:ascii="Arial" w:cs="Arial" w:eastAsia="Arial" w:hAnsi="Arial"/>
@@ -14205,7 +14205,7 @@
         </w:rPr>
         <w:t xml:space="preserve"> (</w:t>
       </w:r>
-      <w:hyperlink w:history="1" r:id="rIdypphm8dxmqkvpzzy2msyb">
+      <w:hyperlink w:history="1" r:id="rIdgbso0egltbytsbpz9wbmh">
         <w:r>
           <w:rPr>
             <w:rFonts w:ascii="Arial" w:cs="Arial" w:eastAsia="Arial" w:hAnsi="Arial"/>
@@ -15245,7 +15245,7 @@
             <w:pPr>
               <w:spacing w:after="20" w:before="0"/>
             </w:pPr>
-            <w:hyperlink w:history="1" r:id="rIdojxiy4hnskm1-klhu_0xp">
+            <w:hyperlink w:history="1" r:id="rIduauamylc8eu7fncmajrwe">
               <w:r>
                 <w:rPr>
                   <w:rFonts w:ascii="Arial" w:cs="Arial" w:eastAsia="Arial" w:hAnsi="Arial"/>
@@ -15278,7 +15278,7 @@
               <w:spacing w:after="10" w:before="0"/>
               <w:ind w:left="120"/>
             </w:pPr>
-            <w:hyperlink w:history="1" r:id="rIdnj0_o1wqgiycgcnc8xd31">
+            <w:hyperlink w:history="1" r:id="rId1qp_jbvud6rn0dzy_rtle">
               <w:r>
                 <w:rPr>
                   <w:rFonts w:ascii="Arial" w:cs="Arial" w:eastAsia="Arial" w:hAnsi="Arial"/>
@@ -15323,7 +15323,7 @@
             <w:pPr>
               <w:spacing w:after="20" w:before="0"/>
             </w:pPr>
-            <w:hyperlink w:history="1" r:id="rIdovgujexbtsls1me0bmrjm">
+            <w:hyperlink w:history="1" r:id="rIdmpfe7b7ih9iwokenz-tco">
               <w:r>
                 <w:rPr>
                   <w:rFonts w:ascii="Arial" w:cs="Arial" w:eastAsia="Arial" w:hAnsi="Arial"/>
@@ -15356,7 +15356,7 @@
               <w:spacing w:after="10" w:before="0"/>
               <w:ind w:left="120"/>
             </w:pPr>
-            <w:hyperlink w:history="1" r:id="rIdrtpcf4v0qosmozrsq_z2c">
+            <w:hyperlink w:history="1" r:id="rIdwim5cgfbtg114owtctzv_">
               <w:r>
                 <w:rPr>
                   <w:rFonts w:ascii="Arial" w:cs="Arial" w:eastAsia="Arial" w:hAnsi="Arial"/>
@@ -15556,7 +15556,7 @@
             <w:pPr>
               <w:spacing w:after="20" w:before="0"/>
             </w:pPr>
-            <w:hyperlink w:history="1" r:id="rIdwqxhw-qqweulhnivy4ayg">
+            <w:hyperlink w:history="1" r:id="rIddqnjrdscdfjeud3fxak2w">
               <w:r>
                 <w:rPr>
                   <w:rFonts w:ascii="Arial" w:cs="Arial" w:eastAsia="Arial" w:hAnsi="Arial"/>
@@ -15589,7 +15589,7 @@
               <w:spacing w:after="10" w:before="0"/>
               <w:ind w:left="120"/>
             </w:pPr>
-            <w:hyperlink w:history="1" r:id="rIdhks-vjfay1pydlvx4sg91">
+            <w:hyperlink w:history="1" r:id="rIdvufcdklgml4qddvh95n6h">
               <w:r>
                 <w:rPr>
                   <w:rFonts w:ascii="Arial" w:cs="Arial" w:eastAsia="Arial" w:hAnsi="Arial"/>
@@ -15634,7 +15634,7 @@
             <w:pPr>
               <w:spacing w:after="20" w:before="0"/>
             </w:pPr>
-            <w:hyperlink w:history="1" r:id="rIdcqgfeatpa1a4ef1wwzono">
+            <w:hyperlink w:history="1" r:id="rIdpjb_1rtyjshdommbepymt">
               <w:r>
                 <w:rPr>
                   <w:rFonts w:ascii="Arial" w:cs="Arial" w:eastAsia="Arial" w:hAnsi="Arial"/>
@@ -15667,7 +15667,7 @@
               <w:spacing w:after="10" w:before="0"/>
               <w:ind w:left="120"/>
             </w:pPr>
-            <w:hyperlink w:history="1" r:id="rIdumyktmhdi4gy9xkod5luw">
+            <w:hyperlink w:history="1" r:id="rIdcxnsryciv03rgnvvmccqf">
               <w:r>
                 <w:rPr>
                   <w:rFonts w:ascii="Arial" w:cs="Arial" w:eastAsia="Arial" w:hAnsi="Arial"/>
@@ -15867,7 +15867,7 @@
             <w:pPr>
               <w:spacing w:after="20" w:before="0"/>
             </w:pPr>
-            <w:hyperlink w:history="1" r:id="rIdpnbqfw3gcratmcyt5o4ur">
+            <w:hyperlink w:history="1" r:id="rIddwz9yjuzj10twuzyvgpiz">
               <w:r>
                 <w:rPr>
                   <w:rFonts w:ascii="Arial" w:cs="Arial" w:eastAsia="Arial" w:hAnsi="Arial"/>
@@ -15900,7 +15900,7 @@
               <w:spacing w:after="10" w:before="0"/>
               <w:ind w:left="120"/>
             </w:pPr>
-            <w:hyperlink w:history="1" r:id="rIdwcp3jxmxwj7omk7slohwd">
+            <w:hyperlink w:history="1" r:id="rIdsfrt7p2lv3s8yegiklbhl">
               <w:r>
                 <w:rPr>
                   <w:rFonts w:ascii="Arial" w:cs="Arial" w:eastAsia="Arial" w:hAnsi="Arial"/>
@@ -15945,7 +15945,7 @@
             <w:pPr>
               <w:spacing w:after="20" w:before="0"/>
             </w:pPr>
-            <w:hyperlink w:history="1" r:id="rIda2f8q3thqbluzila8oake">
+            <w:hyperlink w:history="1" r:id="rIddw1gilhpnlsl7id8jfxyu">
               <w:r>
                 <w:rPr>
                   <w:rFonts w:ascii="Arial" w:cs="Arial" w:eastAsia="Arial" w:hAnsi="Arial"/>
@@ -15978,7 +15978,7 @@
               <w:spacing w:after="10" w:before="0"/>
               <w:ind w:left="120"/>
             </w:pPr>
-            <w:hyperlink w:history="1" r:id="rIdpyvyj9m3kvkpiw6o9qw-d">
+            <w:hyperlink w:history="1" r:id="rIdhz4kitm_mi2zeww4qmemf">
               <w:r>
                 <w:rPr>
                   <w:rFonts w:ascii="Arial" w:cs="Arial" w:eastAsia="Arial" w:hAnsi="Arial"/>
@@ -16178,7 +16178,7 @@
             <w:pPr>
               <w:spacing w:after="20" w:before="0"/>
             </w:pPr>
-            <w:hyperlink w:history="1" r:id="rIdjrgmwzsqvg7xebg8briey">
+            <w:hyperlink w:history="1" r:id="rIduvue4fc6ex_b8wu8_ayo4">
               <w:r>
                 <w:rPr>
                   <w:rFonts w:ascii="Arial" w:cs="Arial" w:eastAsia="Arial" w:hAnsi="Arial"/>
@@ -16211,7 +16211,7 @@
               <w:spacing w:after="10" w:before="0"/>
               <w:ind w:left="120"/>
             </w:pPr>
-            <w:hyperlink w:history="1" r:id="rId8y4_m0yxfynz-wfjsaal2">
+            <w:hyperlink w:history="1" r:id="rIdphp393opq-teur2ftzos2">
               <w:r>
                 <w:rPr>
                   <w:rFonts w:ascii="Arial" w:cs="Arial" w:eastAsia="Arial" w:hAnsi="Arial"/>
@@ -16256,7 +16256,7 @@
             <w:pPr>
               <w:spacing w:after="20" w:before="0"/>
             </w:pPr>
-            <w:hyperlink w:history="1" r:id="rId_0fy4lpvityd02ziipate">
+            <w:hyperlink w:history="1" r:id="rIdgia30625vsda6puhqvdwr">
               <w:r>
                 <w:rPr>
                   <w:rFonts w:ascii="Arial" w:cs="Arial" w:eastAsia="Arial" w:hAnsi="Arial"/>
@@ -16289,7 +16289,7 @@
               <w:spacing w:after="10" w:before="0"/>
               <w:ind w:left="120"/>
             </w:pPr>
-            <w:hyperlink w:history="1" r:id="rIdxauobmunezcoq-q9pp7qt">
+            <w:hyperlink w:history="1" r:id="rIddvablqbxapxdloje9akth">
               <w:r>
                 <w:rPr>
                   <w:rFonts w:ascii="Arial" w:cs="Arial" w:eastAsia="Arial" w:hAnsi="Arial"/>
@@ -16489,7 +16489,7 @@
             <w:pPr>
               <w:spacing w:after="20" w:before="0"/>
             </w:pPr>
-            <w:hyperlink w:history="1" r:id="rIdkdw1jiz7re79wkhab3hd7">
+            <w:hyperlink w:history="1" r:id="rIdstaumunm80wakzdxpwml6">
               <w:r>
                 <w:rPr>
                   <w:rFonts w:ascii="Arial" w:cs="Arial" w:eastAsia="Arial" w:hAnsi="Arial"/>
@@ -16522,7 +16522,7 @@
               <w:spacing w:after="10" w:before="0"/>
               <w:ind w:left="120"/>
             </w:pPr>
-            <w:hyperlink w:history="1" r:id="rId6ocwhoda7fdov67-jwjqx">
+            <w:hyperlink w:history="1" r:id="rIdu6-qs4jnylvib2teudfg0">
               <w:r>
                 <w:rPr>
                   <w:rFonts w:ascii="Arial" w:cs="Arial" w:eastAsia="Arial" w:hAnsi="Arial"/>
@@ -16567,7 +16567,7 @@
             <w:pPr>
               <w:spacing w:after="20" w:before="0"/>
             </w:pPr>
-            <w:hyperlink w:history="1" r:id="rIdc_aot9hah6fnysxp6idxn">
+            <w:hyperlink w:history="1" r:id="rId2qhvo_t2_knpg1dcpt0xl">
               <w:r>
                 <w:rPr>
                   <w:rFonts w:ascii="Arial" w:cs="Arial" w:eastAsia="Arial" w:hAnsi="Arial"/>
@@ -16600,7 +16600,7 @@
               <w:spacing w:after="10" w:before="0"/>
               <w:ind w:left="120"/>
             </w:pPr>
-            <w:hyperlink w:history="1" r:id="rIdys_-gaqxftzml9kfdmv-2">
+            <w:hyperlink w:history="1" r:id="rIdhrj3lnwrs2oownwsey64t">
               <w:r>
                 <w:rPr>
                   <w:rFonts w:ascii="Arial" w:cs="Arial" w:eastAsia="Arial" w:hAnsi="Arial"/>
@@ -17125,7 +17125,7 @@
         </w:rPr>
         <w:t xml:space="preserve">© 2026 SeaVuria and ARES. Aligned with KICD objectives. Developed by SeaVuria; technical implementation by ARES (with AI assistance from Claude). Licensed under </w:t>
       </w:r>
-      <w:hyperlink w:history="1" r:id="rIdijg0mqrwjsxd-cfudbv6s">
+      <w:hyperlink w:history="1" r:id="rId-kazppvvd_fh_0ldrd_r2">
         <w:r>
           <w:rPr>
             <w:rFonts w:ascii="Arial" w:cs="Arial" w:eastAsia="Arial" w:hAnsi="Arial"/>
@@ -17146,7 +17146,7 @@
         </w:rPr>
         <w:t xml:space="preserve"> (</w:t>
       </w:r>
-      <w:hyperlink w:history="1" r:id="rIdn2f_lw2veogpnkf2mjuwf">
+      <w:hyperlink w:history="1" r:id="rIdc7zh_up28otlqmw8tnrdz">
         <w:r>
           <w:rPr>
             <w:rFonts w:ascii="Arial" w:cs="Arial" w:eastAsia="Arial" w:hAnsi="Arial"/>
@@ -18186,7 +18186,7 @@
             <w:pPr>
               <w:spacing w:after="20" w:before="0"/>
             </w:pPr>
-            <w:hyperlink w:history="1" r:id="rIdsm9xdoakk95k5sjaulzjk">
+            <w:hyperlink w:history="1" r:id="rIdbslurpchlpgeeqq22kbzb">
               <w:r>
                 <w:rPr>
                   <w:rFonts w:ascii="Arial" w:cs="Arial" w:eastAsia="Arial" w:hAnsi="Arial"/>
@@ -18219,7 +18219,7 @@
               <w:spacing w:after="10" w:before="0"/>
               <w:ind w:left="120"/>
             </w:pPr>
-            <w:hyperlink w:history="1" r:id="rIdpz-_j6_8jjhdiukvs3ayy">
+            <w:hyperlink w:history="1" r:id="rIdpmbs99vyk_t9fgq_duzyd">
               <w:r>
                 <w:rPr>
                   <w:rFonts w:ascii="Arial" w:cs="Arial" w:eastAsia="Arial" w:hAnsi="Arial"/>
@@ -18264,7 +18264,7 @@
             <w:pPr>
               <w:spacing w:after="20" w:before="0"/>
             </w:pPr>
-            <w:hyperlink w:history="1" r:id="rId-zhf5ank6wi_z-licfqcl">
+            <w:hyperlink w:history="1" r:id="rId_qja_sqdinlmmbxwcsuuc">
               <w:r>
                 <w:rPr>
                   <w:rFonts w:ascii="Arial" w:cs="Arial" w:eastAsia="Arial" w:hAnsi="Arial"/>
@@ -18297,7 +18297,7 @@
               <w:spacing w:after="10" w:before="0"/>
               <w:ind w:left="120"/>
             </w:pPr>
-            <w:hyperlink w:history="1" r:id="rIdnwq33ft9cy0nczvjkuzn3">
+            <w:hyperlink w:history="1" r:id="rIdp4imftfivd90mbhz6cjxc">
               <w:r>
                 <w:rPr>
                   <w:rFonts w:ascii="Arial" w:cs="Arial" w:eastAsia="Arial" w:hAnsi="Arial"/>
@@ -18497,7 +18497,7 @@
             <w:pPr>
               <w:spacing w:after="20" w:before="0"/>
             </w:pPr>
-            <w:hyperlink w:history="1" r:id="rId4kngo984cp46ogactyd6n">
+            <w:hyperlink w:history="1" r:id="rIdsx-_xqytzmthgsb_kqtmz">
               <w:r>
                 <w:rPr>
                   <w:rFonts w:ascii="Arial" w:cs="Arial" w:eastAsia="Arial" w:hAnsi="Arial"/>
@@ -18530,7 +18530,7 @@
               <w:spacing w:after="10" w:before="0"/>
               <w:ind w:left="120"/>
             </w:pPr>
-            <w:hyperlink w:history="1" r:id="rIdyqylztuv6f7imk4zswas9">
+            <w:hyperlink w:history="1" r:id="rIdetk1kinmrn7xk7nvhtxi3">
               <w:r>
                 <w:rPr>
                   <w:rFonts w:ascii="Arial" w:cs="Arial" w:eastAsia="Arial" w:hAnsi="Arial"/>
@@ -18575,7 +18575,7 @@
             <w:pPr>
               <w:spacing w:after="20" w:before="0"/>
             </w:pPr>
-            <w:hyperlink w:history="1" r:id="rIdthmbv8cjef7wqchnch11y">
+            <w:hyperlink w:history="1" r:id="rIddntl_jn11rfq-5bdgrfvs">
               <w:r>
                 <w:rPr>
                   <w:rFonts w:ascii="Arial" w:cs="Arial" w:eastAsia="Arial" w:hAnsi="Arial"/>
@@ -18608,7 +18608,7 @@
               <w:spacing w:after="10" w:before="0"/>
               <w:ind w:left="120"/>
             </w:pPr>
-            <w:hyperlink w:history="1" r:id="rIddei-ksmycszuhwywnyojc">
+            <w:hyperlink w:history="1" r:id="rIdihwmyvg21_ciogw8otpmc">
               <w:r>
                 <w:rPr>
                   <w:rFonts w:ascii="Arial" w:cs="Arial" w:eastAsia="Arial" w:hAnsi="Arial"/>
@@ -18808,7 +18808,7 @@
             <w:pPr>
               <w:spacing w:after="20" w:before="0"/>
             </w:pPr>
-            <w:hyperlink w:history="1" r:id="rIdoy6pqoum-4nlo3kylcde2">
+            <w:hyperlink w:history="1" r:id="rIdqvhgjw6h8lmibcv0egsrv">
               <w:r>
                 <w:rPr>
                   <w:rFonts w:ascii="Arial" w:cs="Arial" w:eastAsia="Arial" w:hAnsi="Arial"/>
@@ -18841,7 +18841,7 @@
               <w:spacing w:after="10" w:before="0"/>
               <w:ind w:left="120"/>
             </w:pPr>
-            <w:hyperlink w:history="1" r:id="rIdblp86cggp1qjis8nsj1kr">
+            <w:hyperlink w:history="1" r:id="rIda4et_edg8jfkkika-7ted">
               <w:r>
                 <w:rPr>
                   <w:rFonts w:ascii="Arial" w:cs="Arial" w:eastAsia="Arial" w:hAnsi="Arial"/>
@@ -18886,7 +18886,7 @@
             <w:pPr>
               <w:spacing w:after="20" w:before="0"/>
             </w:pPr>
-            <w:hyperlink w:history="1" r:id="rIdbnkdqaum-_rzewwihtrkj">
+            <w:hyperlink w:history="1" r:id="rIdjxswepzdy90ughrtck-7q">
               <w:r>
                 <w:rPr>
                   <w:rFonts w:ascii="Arial" w:cs="Arial" w:eastAsia="Arial" w:hAnsi="Arial"/>
@@ -18919,7 +18919,7 @@
               <w:spacing w:after="10" w:before="0"/>
               <w:ind w:left="120"/>
             </w:pPr>
-            <w:hyperlink w:history="1" r:id="rIdwcau2tm9qb8knayrrir1_">
+            <w:hyperlink w:history="1" r:id="rIdflypopqck6n0ghqhprndt">
               <w:r>
                 <w:rPr>
                   <w:rFonts w:ascii="Arial" w:cs="Arial" w:eastAsia="Arial" w:hAnsi="Arial"/>
@@ -19119,7 +19119,7 @@
             <w:pPr>
               <w:spacing w:after="20" w:before="0"/>
             </w:pPr>
-            <w:hyperlink w:history="1" r:id="rIdawr6puyqfjdlisljhgznl">
+            <w:hyperlink w:history="1" r:id="rId_nemet_rqsmqgcm9bakgr">
               <w:r>
                 <w:rPr>
                   <w:rFonts w:ascii="Arial" w:cs="Arial" w:eastAsia="Arial" w:hAnsi="Arial"/>
@@ -19152,7 +19152,7 @@
               <w:spacing w:after="10" w:before="0"/>
               <w:ind w:left="120"/>
             </w:pPr>
-            <w:hyperlink w:history="1" r:id="rIddr12pgx8l3xwtcjqaxvoq">
+            <w:hyperlink w:history="1" r:id="rIdbnxxsh4aq5_nbbadzisep">
               <w:r>
                 <w:rPr>
                   <w:rFonts w:ascii="Arial" w:cs="Arial" w:eastAsia="Arial" w:hAnsi="Arial"/>
@@ -19197,7 +19197,7 @@
             <w:pPr>
               <w:spacing w:after="20" w:before="0"/>
             </w:pPr>
-            <w:hyperlink w:history="1" r:id="rIddev1e2dxnnsif-zjiiai6">
+            <w:hyperlink w:history="1" r:id="rIdzpbrqyqa0pl5jtm00cciv">
               <w:r>
                 <w:rPr>
                   <w:rFonts w:ascii="Arial" w:cs="Arial" w:eastAsia="Arial" w:hAnsi="Arial"/>
@@ -19230,7 +19230,7 @@
               <w:spacing w:after="10" w:before="0"/>
               <w:ind w:left="120"/>
             </w:pPr>
-            <w:hyperlink w:history="1" r:id="rIdwvu_rst3m4ojmagpzxwrn">
+            <w:hyperlink w:history="1" r:id="rIdhyqfd084yujhnezeqyp4q">
               <w:r>
                 <w:rPr>
                   <w:rFonts w:ascii="Arial" w:cs="Arial" w:eastAsia="Arial" w:hAnsi="Arial"/>
@@ -19430,7 +19430,7 @@
             <w:pPr>
               <w:spacing w:after="20" w:before="0"/>
             </w:pPr>
-            <w:hyperlink w:history="1" r:id="rIdupkqudk765zh7g3bwzhi0">
+            <w:hyperlink w:history="1" r:id="rId_8qumx4j5fisa_ep_oodo">
               <w:r>
                 <w:rPr>
                   <w:rFonts w:ascii="Arial" w:cs="Arial" w:eastAsia="Arial" w:hAnsi="Arial"/>
@@ -19463,7 +19463,7 @@
               <w:spacing w:after="10" w:before="0"/>
               <w:ind w:left="120"/>
             </w:pPr>
-            <w:hyperlink w:history="1" r:id="rIdewexklusbtafaemv-pvuo">
+            <w:hyperlink w:history="1" r:id="rIdhcdzovzi_vu9wkqkcj8uh">
               <w:r>
                 <w:rPr>
                   <w:rFonts w:ascii="Arial" w:cs="Arial" w:eastAsia="Arial" w:hAnsi="Arial"/>
@@ -19508,7 +19508,7 @@
             <w:pPr>
               <w:spacing w:after="20" w:before="0"/>
             </w:pPr>
-            <w:hyperlink w:history="1" r:id="rIdlfwrp_-jfehxbpsivlb1e">
+            <w:hyperlink w:history="1" r:id="rIdjfy2tgoas0jk1x4ys58ug">
               <w:r>
                 <w:rPr>
                   <w:rFonts w:ascii="Arial" w:cs="Arial" w:eastAsia="Arial" w:hAnsi="Arial"/>
@@ -19541,7 +19541,7 @@
               <w:spacing w:after="10" w:before="0"/>
               <w:ind w:left="120"/>
             </w:pPr>
-            <w:hyperlink w:history="1" r:id="rIdarsai7kakadvxxuled3vo">
+            <w:hyperlink w:history="1" r:id="rId458yskym19esrljivbkjk">
               <w:r>
                 <w:rPr>
                   <w:rFonts w:ascii="Arial" w:cs="Arial" w:eastAsia="Arial" w:hAnsi="Arial"/>
@@ -20066,7 +20066,7 @@
         </w:rPr>
         <w:t xml:space="preserve">© 2026 SeaVuria and ARES. Aligned with KICD objectives. Developed by SeaVuria; technical implementation by ARES (with AI assistance from Claude). Licensed under </w:t>
       </w:r>
-      <w:hyperlink w:history="1" r:id="rIdhifjxcvusqaqqhqgr68n3">
+      <w:hyperlink w:history="1" r:id="rIdzykd2o9bdjsx09voeo2-a">
         <w:r>
           <w:rPr>
             <w:rFonts w:ascii="Arial" w:cs="Arial" w:eastAsia="Arial" w:hAnsi="Arial"/>
@@ -20087,7 +20087,7 @@
         </w:rPr>
         <w:t xml:space="preserve"> (</w:t>
       </w:r>
-      <w:hyperlink w:history="1" r:id="rIdgg8izd7z5al0cgltobc5x">
+      <w:hyperlink w:history="1" r:id="rIdtljdjk9uzwlyydfvr5dxt">
         <w:r>
           <w:rPr>
             <w:rFonts w:ascii="Arial" w:cs="Arial" w:eastAsia="Arial" w:hAnsi="Arial"/>
@@ -21127,7 +21127,7 @@
             <w:pPr>
               <w:spacing w:after="20" w:before="0"/>
             </w:pPr>
-            <w:hyperlink w:history="1" r:id="rIdlug5d3mvyqv2i3_6ovxzc">
+            <w:hyperlink w:history="1" r:id="rIdooybvwqiwf_qalbwbjip7">
               <w:r>
                 <w:rPr>
                   <w:rFonts w:ascii="Arial" w:cs="Arial" w:eastAsia="Arial" w:hAnsi="Arial"/>
@@ -21160,7 +21160,7 @@
               <w:spacing w:after="10" w:before="0"/>
               <w:ind w:left="120"/>
             </w:pPr>
-            <w:hyperlink w:history="1" r:id="rIdopu7mqzxiruhpb-txiagx">
+            <w:hyperlink w:history="1" r:id="rIdjgqkdohik9nmh4s2nbukb">
               <w:r>
                 <w:rPr>
                   <w:rFonts w:ascii="Arial" w:cs="Arial" w:eastAsia="Arial" w:hAnsi="Arial"/>
@@ -21205,7 +21205,7 @@
             <w:pPr>
               <w:spacing w:after="20" w:before="0"/>
             </w:pPr>
-            <w:hyperlink w:history="1" r:id="rIdhaads-pboggkyvht0xp6t">
+            <w:hyperlink w:history="1" r:id="rId8k8tcqom9nmda-klkwlao">
               <w:r>
                 <w:rPr>
                   <w:rFonts w:ascii="Arial" w:cs="Arial" w:eastAsia="Arial" w:hAnsi="Arial"/>
@@ -21238,7 +21238,7 @@
               <w:spacing w:after="10" w:before="0"/>
               <w:ind w:left="120"/>
             </w:pPr>
-            <w:hyperlink w:history="1" r:id="rIdlbddhno7dacbuvrsymamq">
+            <w:hyperlink w:history="1" r:id="rIdjcsjvdcw-ldm4j5o7e5wt">
               <w:r>
                 <w:rPr>
                   <w:rFonts w:ascii="Arial" w:cs="Arial" w:eastAsia="Arial" w:hAnsi="Arial"/>
@@ -21438,7 +21438,7 @@
             <w:pPr>
               <w:spacing w:after="20" w:before="0"/>
             </w:pPr>
-            <w:hyperlink w:history="1" r:id="rIdwmlbmfdshtvuke38we70l">
+            <w:hyperlink w:history="1" r:id="rIdmhl33de231pfyya45k5lo">
               <w:r>
                 <w:rPr>
                   <w:rFonts w:ascii="Arial" w:cs="Arial" w:eastAsia="Arial" w:hAnsi="Arial"/>
@@ -21471,7 +21471,7 @@
               <w:spacing w:after="10" w:before="0"/>
               <w:ind w:left="120"/>
             </w:pPr>
-            <w:hyperlink w:history="1" r:id="rIdf1wyhwg9j0uakj47h-6ip">
+            <w:hyperlink w:history="1" r:id="rId6tnygeisz7tp3ka4ni_st">
               <w:r>
                 <w:rPr>
                   <w:rFonts w:ascii="Arial" w:cs="Arial" w:eastAsia="Arial" w:hAnsi="Arial"/>
@@ -21516,7 +21516,7 @@
             <w:pPr>
               <w:spacing w:after="20" w:before="0"/>
             </w:pPr>
-            <w:hyperlink w:history="1" r:id="rId3qzttvyr8cznu46yl2tr4">
+            <w:hyperlink w:history="1" r:id="rIdpofs-jjui50aw3igkwzv8">
               <w:r>
                 <w:rPr>
                   <w:rFonts w:ascii="Arial" w:cs="Arial" w:eastAsia="Arial" w:hAnsi="Arial"/>
@@ -21549,7 +21549,7 @@
               <w:spacing w:after="10" w:before="0"/>
               <w:ind w:left="120"/>
             </w:pPr>
-            <w:hyperlink w:history="1" r:id="rIdc-m67zc2c1yhboxkgxrtu">
+            <w:hyperlink w:history="1" r:id="rIdraudhf-gn992_zrgtpnpb">
               <w:r>
                 <w:rPr>
                   <w:rFonts w:ascii="Arial" w:cs="Arial" w:eastAsia="Arial" w:hAnsi="Arial"/>
@@ -21749,7 +21749,7 @@
             <w:pPr>
               <w:spacing w:after="20" w:before="0"/>
             </w:pPr>
-            <w:hyperlink w:history="1" r:id="rIdehcle1v4evdmrcz1e5xju">
+            <w:hyperlink w:history="1" r:id="rIdtwbkdf6afrz1u6gs1frcu">
               <w:r>
                 <w:rPr>
                   <w:rFonts w:ascii="Arial" w:cs="Arial" w:eastAsia="Arial" w:hAnsi="Arial"/>
@@ -21782,7 +21782,7 @@
               <w:spacing w:after="10" w:before="0"/>
               <w:ind w:left="120"/>
             </w:pPr>
-            <w:hyperlink w:history="1" r:id="rIdemo1cnzpu4b7kjcyncum7">
+            <w:hyperlink w:history="1" r:id="rIdpekfku2y_e0sespqxncty">
               <w:r>
                 <w:rPr>
                   <w:rFonts w:ascii="Arial" w:cs="Arial" w:eastAsia="Arial" w:hAnsi="Arial"/>
@@ -21827,7 +21827,7 @@
             <w:pPr>
               <w:spacing w:after="20" w:before="0"/>
             </w:pPr>
-            <w:hyperlink w:history="1" r:id="rId5wcixdk_pgwlzbwe6ctme">
+            <w:hyperlink w:history="1" r:id="rIdcrpohfv2hxnjalw_fdmzt">
               <w:r>
                 <w:rPr>
                   <w:rFonts w:ascii="Arial" w:cs="Arial" w:eastAsia="Arial" w:hAnsi="Arial"/>
@@ -21860,7 +21860,7 @@
               <w:spacing w:after="10" w:before="0"/>
               <w:ind w:left="120"/>
             </w:pPr>
-            <w:hyperlink w:history="1" r:id="rIdu0jsrejpnogu9uap4fart">
+            <w:hyperlink w:history="1" r:id="rIddjy4ewlb3_d8xx1dsavoa">
               <w:r>
                 <w:rPr>
                   <w:rFonts w:ascii="Arial" w:cs="Arial" w:eastAsia="Arial" w:hAnsi="Arial"/>
@@ -22060,7 +22060,7 @@
             <w:pPr>
               <w:spacing w:after="20" w:before="0"/>
             </w:pPr>
-            <w:hyperlink w:history="1" r:id="rIdtltxb1yblyohkga_tldps">
+            <w:hyperlink w:history="1" r:id="rIdckkdkiuksx5uelroldb_n">
               <w:r>
                 <w:rPr>
                   <w:rFonts w:ascii="Arial" w:cs="Arial" w:eastAsia="Arial" w:hAnsi="Arial"/>
@@ -22093,7 +22093,7 @@
               <w:spacing w:after="10" w:before="0"/>
               <w:ind w:left="120"/>
             </w:pPr>
-            <w:hyperlink w:history="1" r:id="rIdp0v1jxuc7moddt7lynguy">
+            <w:hyperlink w:history="1" r:id="rIdjwkhijp1wzfoyho0xjyfm">
               <w:r>
                 <w:rPr>
                   <w:rFonts w:ascii="Arial" w:cs="Arial" w:eastAsia="Arial" w:hAnsi="Arial"/>
@@ -22138,7 +22138,7 @@
             <w:pPr>
               <w:spacing w:after="20" w:before="0"/>
             </w:pPr>
-            <w:hyperlink w:history="1" r:id="rIdp-_ck206-geenbduz3eyg">
+            <w:hyperlink w:history="1" r:id="rIdr54z1jqkeou8hifxz5kxu">
               <w:r>
                 <w:rPr>
                   <w:rFonts w:ascii="Arial" w:cs="Arial" w:eastAsia="Arial" w:hAnsi="Arial"/>
@@ -22171,7 +22171,7 @@
               <w:spacing w:after="10" w:before="0"/>
               <w:ind w:left="120"/>
             </w:pPr>
-            <w:hyperlink w:history="1" r:id="rId4xlowxb3tv7uk_qdd-8lc">
+            <w:hyperlink w:history="1" r:id="rIdyjtdkem4_kwb373vuqh2p">
               <w:r>
                 <w:rPr>
                   <w:rFonts w:ascii="Arial" w:cs="Arial" w:eastAsia="Arial" w:hAnsi="Arial"/>
@@ -22371,7 +22371,7 @@
             <w:pPr>
               <w:spacing w:after="20" w:before="0"/>
             </w:pPr>
-            <w:hyperlink w:history="1" r:id="rIdwyitg38pluchcgbqnk3_q">
+            <w:hyperlink w:history="1" r:id="rIdy136lwpvx5ukznrwd0488">
               <w:r>
                 <w:rPr>
                   <w:rFonts w:ascii="Arial" w:cs="Arial" w:eastAsia="Arial" w:hAnsi="Arial"/>
@@ -22404,7 +22404,7 @@
               <w:spacing w:after="10" w:before="0"/>
               <w:ind w:left="120"/>
             </w:pPr>
-            <w:hyperlink w:history="1" r:id="rIdbcw75qdp1rpgdmiqyvh_s">
+            <w:hyperlink w:history="1" r:id="rIdl3afg9r1n53vuincajjyz">
               <w:r>
                 <w:rPr>
                   <w:rFonts w:ascii="Arial" w:cs="Arial" w:eastAsia="Arial" w:hAnsi="Arial"/>
@@ -22449,7 +22449,7 @@
             <w:pPr>
               <w:spacing w:after="20" w:before="0"/>
             </w:pPr>
-            <w:hyperlink w:history="1" r:id="rIdfwhox2hbtl0gdcbswtk1z">
+            <w:hyperlink w:history="1" r:id="rIdm4f67urg_s49slf4-it4c">
               <w:r>
                 <w:rPr>
                   <w:rFonts w:ascii="Arial" w:cs="Arial" w:eastAsia="Arial" w:hAnsi="Arial"/>
@@ -22482,7 +22482,7 @@
               <w:spacing w:after="10" w:before="0"/>
               <w:ind w:left="120"/>
             </w:pPr>
-            <w:hyperlink w:history="1" r:id="rIdyngowhe2tuclfvaa0ukyv">
+            <w:hyperlink w:history="1" r:id="rIdi5hg_6s-_2sfugst2gzve">
               <w:r>
                 <w:rPr>
                   <w:rFonts w:ascii="Arial" w:cs="Arial" w:eastAsia="Arial" w:hAnsi="Arial"/>
@@ -23007,7 +23007,7 @@
         </w:rPr>
         <w:t xml:space="preserve">© 2026 SeaVuria and ARES. Aligned with KICD objectives. Developed by SeaVuria; technical implementation by ARES (with AI assistance from Claude). Licensed under </w:t>
       </w:r>
-      <w:hyperlink w:history="1" r:id="rIdq40illenpjwhn0x5f08cp">
+      <w:hyperlink w:history="1" r:id="rIdu2lmovlzmuhhy_ncrw5xm">
         <w:r>
           <w:rPr>
             <w:rFonts w:ascii="Arial" w:cs="Arial" w:eastAsia="Arial" w:hAnsi="Arial"/>
@@ -23028,7 +23028,7 @@
         </w:rPr>
         <w:t xml:space="preserve"> (</w:t>
       </w:r>
-      <w:hyperlink w:history="1" r:id="rId3hxaq0nyhmgjfdrevl3rv">
+      <w:hyperlink w:history="1" r:id="rIduvyfvqscsbsne0frbbtc-">
         <w:r>
           <w:rPr>
             <w:rFonts w:ascii="Arial" w:cs="Arial" w:eastAsia="Arial" w:hAnsi="Arial"/>
@@ -24068,7 +24068,7 @@
             <w:pPr>
               <w:spacing w:after="20" w:before="0"/>
             </w:pPr>
-            <w:hyperlink w:history="1" r:id="rIdnkndzse6qjdau5wecb3vf">
+            <w:hyperlink w:history="1" r:id="rIdqbh-tatniukurjbl6dria">
               <w:r>
                 <w:rPr>
                   <w:rFonts w:ascii="Arial" w:cs="Arial" w:eastAsia="Arial" w:hAnsi="Arial"/>
@@ -24101,7 +24101,7 @@
               <w:spacing w:after="10" w:before="0"/>
               <w:ind w:left="120"/>
             </w:pPr>
-            <w:hyperlink w:history="1" r:id="rIdtpzcnvij3dmikpikn6vic">
+            <w:hyperlink w:history="1" r:id="rIdfptisyukq7veponifvvwq">
               <w:r>
                 <w:rPr>
                   <w:rFonts w:ascii="Arial" w:cs="Arial" w:eastAsia="Arial" w:hAnsi="Arial"/>
@@ -24146,7 +24146,7 @@
             <w:pPr>
               <w:spacing w:after="20" w:before="0"/>
             </w:pPr>
-            <w:hyperlink w:history="1" r:id="rIdieeqnqpbj7igaocvl8cfh">
+            <w:hyperlink w:history="1" r:id="rIdn-f8rdrxkym15gtv3ykn3">
               <w:r>
                 <w:rPr>
                   <w:rFonts w:ascii="Arial" w:cs="Arial" w:eastAsia="Arial" w:hAnsi="Arial"/>
@@ -24179,7 +24179,7 @@
               <w:spacing w:after="10" w:before="0"/>
               <w:ind w:left="120"/>
             </w:pPr>
-            <w:hyperlink w:history="1" r:id="rId-aszcy9jivzvfp7d6jbtu">
+            <w:hyperlink w:history="1" r:id="rId3lk-j1ofotmi2z1cut70c">
               <w:r>
                 <w:rPr>
                   <w:rFonts w:ascii="Arial" w:cs="Arial" w:eastAsia="Arial" w:hAnsi="Arial"/>
@@ -24379,7 +24379,7 @@
             <w:pPr>
               <w:spacing w:after="20" w:before="0"/>
             </w:pPr>
-            <w:hyperlink w:history="1" r:id="rIdljxegp93suhxvct8azji4">
+            <w:hyperlink w:history="1" r:id="rIdjzkx4gzr7fz96euiq9pbz">
               <w:r>
                 <w:rPr>
                   <w:rFonts w:ascii="Arial" w:cs="Arial" w:eastAsia="Arial" w:hAnsi="Arial"/>
@@ -24412,7 +24412,7 @@
               <w:spacing w:after="10" w:before="0"/>
               <w:ind w:left="120"/>
             </w:pPr>
-            <w:hyperlink w:history="1" r:id="rIdwzaw6qqinhveto_zi8khy">
+            <w:hyperlink w:history="1" r:id="rIdv5v_cvpayt0evvey1vc6l">
               <w:r>
                 <w:rPr>
                   <w:rFonts w:ascii="Arial" w:cs="Arial" w:eastAsia="Arial" w:hAnsi="Arial"/>
@@ -24457,7 +24457,7 @@
             <w:pPr>
               <w:spacing w:after="20" w:before="0"/>
             </w:pPr>
-            <w:hyperlink w:history="1" r:id="rIdxhwtd83rpn0nl8mvao3pk">
+            <w:hyperlink w:history="1" r:id="rId_ynzr3knpell5e24joldj">
               <w:r>
                 <w:rPr>
                   <w:rFonts w:ascii="Arial" w:cs="Arial" w:eastAsia="Arial" w:hAnsi="Arial"/>
@@ -24490,7 +24490,7 @@
               <w:spacing w:after="10" w:before="0"/>
               <w:ind w:left="120"/>
             </w:pPr>
-            <w:hyperlink w:history="1" r:id="rIdrh39h7li9n3ohrm98up6s">
+            <w:hyperlink w:history="1" r:id="rId_wru1wbzbwgcei6rdwscc">
               <w:r>
                 <w:rPr>
                   <w:rFonts w:ascii="Arial" w:cs="Arial" w:eastAsia="Arial" w:hAnsi="Arial"/>
@@ -24690,7 +24690,7 @@
             <w:pPr>
               <w:spacing w:after="20" w:before="0"/>
             </w:pPr>
-            <w:hyperlink w:history="1" r:id="rIdhqwsypyn70axx_nrxfxgh">
+            <w:hyperlink w:history="1" r:id="rIdacoq5qmxpfnhx4osjb-w0">
               <w:r>
                 <w:rPr>
                   <w:rFonts w:ascii="Arial" w:cs="Arial" w:eastAsia="Arial" w:hAnsi="Arial"/>
@@ -24739,7 +24739,7 @@
               <w:spacing w:after="10" w:before="0"/>
               <w:ind w:left="120"/>
             </w:pPr>
-            <w:hyperlink w:history="1" r:id="rIdtewwggntmogco3eomjnoc">
+            <w:hyperlink w:history="1" r:id="rIdlwz7ggdciurne5saeiy_7">
               <w:r>
                 <w:rPr>
                   <w:rFonts w:ascii="Arial" w:cs="Arial" w:eastAsia="Arial" w:hAnsi="Arial"/>
@@ -24784,7 +24784,7 @@
             <w:pPr>
               <w:spacing w:after="20" w:before="0"/>
             </w:pPr>
-            <w:hyperlink w:history="1" r:id="rIdtro5jvqtg1l2lzuqeqxxt">
+            <w:hyperlink w:history="1" r:id="rIdee7ssqm0exksfw43-eulm">
               <w:r>
                 <w:rPr>
                   <w:rFonts w:ascii="Arial" w:cs="Arial" w:eastAsia="Arial" w:hAnsi="Arial"/>
@@ -24833,7 +24833,7 @@
               <w:spacing w:after="10" w:before="0"/>
               <w:ind w:left="120"/>
             </w:pPr>
-            <w:hyperlink w:history="1" r:id="rIdow8ebd0mihlz3zt3hstrs">
+            <w:hyperlink w:history="1" r:id="rIdi4ii9qhfnuurj_2aw2tpp">
               <w:r>
                 <w:rPr>
                   <w:rFonts w:ascii="Arial" w:cs="Arial" w:eastAsia="Arial" w:hAnsi="Arial"/>
@@ -25033,7 +25033,7 @@
             <w:pPr>
               <w:spacing w:after="20" w:before="0"/>
             </w:pPr>
-            <w:hyperlink w:history="1" r:id="rIdcmfbexo_i1iyut4d3ku3c">
+            <w:hyperlink w:history="1" r:id="rIdgf44xcqzgecw-h6lwbihg">
               <w:r>
                 <w:rPr>
                   <w:rFonts w:ascii="Arial" w:cs="Arial" w:eastAsia="Arial" w:hAnsi="Arial"/>
@@ -25082,7 +25082,7 @@
               <w:spacing w:after="10" w:before="0"/>
               <w:ind w:left="120"/>
             </w:pPr>
-            <w:hyperlink w:history="1" r:id="rIdqqixbhajhbwqrrwexnqiq">
+            <w:hyperlink w:history="1" r:id="rIdml3b-eaporqvp1g481sjn">
               <w:r>
                 <w:rPr>
                   <w:rFonts w:ascii="Arial" w:cs="Arial" w:eastAsia="Arial" w:hAnsi="Arial"/>
@@ -25127,7 +25127,7 @@
             <w:pPr>
               <w:spacing w:after="20" w:before="0"/>
             </w:pPr>
-            <w:hyperlink w:history="1" r:id="rIds6r4jj5m2czdilzitg9ho">
+            <w:hyperlink w:history="1" r:id="rIdaxhccbancxnrdjxis0rz0">
               <w:r>
                 <w:rPr>
                   <w:rFonts w:ascii="Arial" w:cs="Arial" w:eastAsia="Arial" w:hAnsi="Arial"/>
@@ -25176,7 +25176,7 @@
               <w:spacing w:after="10" w:before="0"/>
               <w:ind w:left="120"/>
             </w:pPr>
-            <w:hyperlink w:history="1" r:id="rIdenmhojtbreb8t2dpzt1iy">
+            <w:hyperlink w:history="1" r:id="rIdauz-sgnhsakkj7u47oq2n">
               <w:r>
                 <w:rPr>
                   <w:rFonts w:ascii="Arial" w:cs="Arial" w:eastAsia="Arial" w:hAnsi="Arial"/>
@@ -25376,7 +25376,7 @@
             <w:pPr>
               <w:spacing w:after="20" w:before="0"/>
             </w:pPr>
-            <w:hyperlink w:history="1" r:id="rIdzvbz7q6rwhnbuiuafmpn1">
+            <w:hyperlink w:history="1" r:id="rIdrgbq-qs93nz2tpiucql83">
               <w:r>
                 <w:rPr>
                   <w:rFonts w:ascii="Arial" w:cs="Arial" w:eastAsia="Arial" w:hAnsi="Arial"/>
@@ -25425,7 +25425,7 @@
               <w:spacing w:after="10" w:before="0"/>
               <w:ind w:left="120"/>
             </w:pPr>
-            <w:hyperlink w:history="1" r:id="rIdyqnbqhijc3-urzijvizzw">
+            <w:hyperlink w:history="1" r:id="rIdlledltogxxqw2uwgspapq">
               <w:r>
                 <w:rPr>
                   <w:rFonts w:ascii="Arial" w:cs="Arial" w:eastAsia="Arial" w:hAnsi="Arial"/>
@@ -25470,7 +25470,7 @@
             <w:pPr>
               <w:spacing w:after="20" w:before="0"/>
             </w:pPr>
-            <w:hyperlink w:history="1" r:id="rIdpb74xzs7qidgnn7her9r0">
+            <w:hyperlink w:history="1" r:id="rIdij_rzr1gjgwin--5bhtjp">
               <w:r>
                 <w:rPr>
                   <w:rFonts w:ascii="Arial" w:cs="Arial" w:eastAsia="Arial" w:hAnsi="Arial"/>
@@ -25519,7 +25519,7 @@
               <w:spacing w:after="10" w:before="0"/>
               <w:ind w:left="120"/>
             </w:pPr>
-            <w:hyperlink w:history="1" r:id="rIdlxzs2yscg1bklmcesxvtg">
+            <w:hyperlink w:history="1" r:id="rIdpd9slmcsz4ejnztz7ova_">
               <w:r>
                 <w:rPr>
                   <w:rFonts w:ascii="Arial" w:cs="Arial" w:eastAsia="Arial" w:hAnsi="Arial"/>
@@ -26044,7 +26044,7 @@
         </w:rPr>
         <w:t xml:space="preserve">© 2026 SeaVuria and ARES. Aligned with KICD objectives. Developed by SeaVuria; technical implementation by ARES (with AI assistance from Claude). Licensed under </w:t>
       </w:r>
-      <w:hyperlink w:history="1" r:id="rId4dxtfk65cnyhpwzhpwt3j">
+      <w:hyperlink w:history="1" r:id="rId57938xfrknftwpvuuxfkc">
         <w:r>
           <w:rPr>
             <w:rFonts w:ascii="Arial" w:cs="Arial" w:eastAsia="Arial" w:hAnsi="Arial"/>
@@ -26065,7 +26065,7 @@
         </w:rPr>
         <w:t xml:space="preserve"> (</w:t>
       </w:r>
-      <w:hyperlink w:history="1" r:id="rIdrl-1tvfdlccp5c1y0ssxs">
+      <w:hyperlink w:history="1" r:id="rId4culm78a74vr4jvtkht0p">
         <w:r>
           <w:rPr>
             <w:rFonts w:ascii="Arial" w:cs="Arial" w:eastAsia="Arial" w:hAnsi="Arial"/>
@@ -27105,7 +27105,7 @@
             <w:pPr>
               <w:spacing w:after="20" w:before="0"/>
             </w:pPr>
-            <w:hyperlink w:history="1" r:id="rIdweeun5iye9by2j66ne8n3">
+            <w:hyperlink w:history="1" r:id="rIdxi-xjwwsbbrmmaj8prnhu">
               <w:r>
                 <w:rPr>
                   <w:rFonts w:ascii="Arial" w:cs="Arial" w:eastAsia="Arial" w:hAnsi="Arial"/>
@@ -27138,7 +27138,7 @@
               <w:spacing w:after="10" w:before="0"/>
               <w:ind w:left="120"/>
             </w:pPr>
-            <w:hyperlink w:history="1" r:id="rIdm6yexogizfx1o1d9uwimo">
+            <w:hyperlink w:history="1" r:id="rIdwantaogkeyo9dlhulbhfe">
               <w:r>
                 <w:rPr>
                   <w:rFonts w:ascii="Arial" w:cs="Arial" w:eastAsia="Arial" w:hAnsi="Arial"/>
@@ -27183,7 +27183,7 @@
             <w:pPr>
               <w:spacing w:after="20" w:before="0"/>
             </w:pPr>
-            <w:hyperlink w:history="1" r:id="rIdao6auhypx5s-tzvr69pt3">
+            <w:hyperlink w:history="1" r:id="rIdozoedcodkji4duq9scsl0">
               <w:r>
                 <w:rPr>
                   <w:rFonts w:ascii="Arial" w:cs="Arial" w:eastAsia="Arial" w:hAnsi="Arial"/>
@@ -27232,7 +27232,7 @@
               <w:spacing w:after="10" w:before="0"/>
               <w:ind w:left="120"/>
             </w:pPr>
-            <w:hyperlink w:history="1" r:id="rIdbvc5m-hxa1r6imsbxa9ys">
+            <w:hyperlink w:history="1" r:id="rId4w6om0c41hgp5y4hbw7c4">
               <w:r>
                 <w:rPr>
                   <w:rFonts w:ascii="Arial" w:cs="Arial" w:eastAsia="Arial" w:hAnsi="Arial"/>
@@ -27432,7 +27432,7 @@
             <w:pPr>
               <w:spacing w:after="20" w:before="0"/>
             </w:pPr>
-            <w:hyperlink w:history="1" r:id="rId2ruh6y3kpwe99criheowm">
+            <w:hyperlink w:history="1" r:id="rIdhofggsylmupvzmrcae0td">
               <w:r>
                 <w:rPr>
                   <w:rFonts w:ascii="Arial" w:cs="Arial" w:eastAsia="Arial" w:hAnsi="Arial"/>
@@ -27465,7 +27465,7 @@
               <w:spacing w:after="10" w:before="0"/>
               <w:ind w:left="120"/>
             </w:pPr>
-            <w:hyperlink w:history="1" r:id="rIdfyu17ibk_qeavrqnundmo">
+            <w:hyperlink w:history="1" r:id="rIdhbc2nfv0sc0rfsj-yp3vp">
               <w:r>
                 <w:rPr>
                   <w:rFonts w:ascii="Arial" w:cs="Arial" w:eastAsia="Arial" w:hAnsi="Arial"/>
@@ -27510,7 +27510,7 @@
             <w:pPr>
               <w:spacing w:after="20" w:before="0"/>
             </w:pPr>
-            <w:hyperlink w:history="1" r:id="rId1ezsyz9hipom9qr7mcyj-">
+            <w:hyperlink w:history="1" r:id="rIddgdlysqiqv28em8vsms6k">
               <w:r>
                 <w:rPr>
                   <w:rFonts w:ascii="Arial" w:cs="Arial" w:eastAsia="Arial" w:hAnsi="Arial"/>
@@ -27559,7 +27559,7 @@
               <w:spacing w:after="10" w:before="0"/>
               <w:ind w:left="120"/>
             </w:pPr>
-            <w:hyperlink w:history="1" r:id="rIduna5qh_oq4ro93q4nvscn">
+            <w:hyperlink w:history="1" r:id="rIdwveuu7ybmokfdlv3kpxpt">
               <w:r>
                 <w:rPr>
                   <w:rFonts w:ascii="Arial" w:cs="Arial" w:eastAsia="Arial" w:hAnsi="Arial"/>
@@ -27759,7 +27759,7 @@
             <w:pPr>
               <w:spacing w:after="20" w:before="0"/>
             </w:pPr>
-            <w:hyperlink w:history="1" r:id="rIdds6yicpouz_gk0mvod90j">
+            <w:hyperlink w:history="1" r:id="rIdisa642tzq2grtbwuhbffo">
               <w:r>
                 <w:rPr>
                   <w:rFonts w:ascii="Arial" w:cs="Arial" w:eastAsia="Arial" w:hAnsi="Arial"/>
@@ -27792,7 +27792,7 @@
               <w:spacing w:after="10" w:before="0"/>
               <w:ind w:left="120"/>
             </w:pPr>
-            <w:hyperlink w:history="1" r:id="rIdze1uk09awx59udkgxxptm">
+            <w:hyperlink w:history="1" r:id="rIdlr8utpdzvm1ooi_z2kqkj">
               <w:r>
                 <w:rPr>
                   <w:rFonts w:ascii="Arial" w:cs="Arial" w:eastAsia="Arial" w:hAnsi="Arial"/>
@@ -27837,7 +27837,7 @@
             <w:pPr>
               <w:spacing w:after="20" w:before="0"/>
             </w:pPr>
-            <w:hyperlink w:history="1" r:id="rIdokupsev4zvs2agikqgj1l">
+            <w:hyperlink w:history="1" r:id="rIdxn-yiom1ahqrns_bajpzl">
               <w:r>
                 <w:rPr>
                   <w:rFonts w:ascii="Arial" w:cs="Arial" w:eastAsia="Arial" w:hAnsi="Arial"/>
@@ -27886,7 +27886,7 @@
               <w:spacing w:after="10" w:before="0"/>
               <w:ind w:left="120"/>
             </w:pPr>
-            <w:hyperlink w:history="1" r:id="rIdqmolpnefkf0_wut0gtaz1">
+            <w:hyperlink w:history="1" r:id="rIdrwwdnv9llrbxrmlypgevg">
               <w:r>
                 <w:rPr>
                   <w:rFonts w:ascii="Arial" w:cs="Arial" w:eastAsia="Arial" w:hAnsi="Arial"/>
@@ -28086,7 +28086,7 @@
             <w:pPr>
               <w:spacing w:after="20" w:before="0"/>
             </w:pPr>
-            <w:hyperlink w:history="1" r:id="rIdsx6ijmlkvb1f88rjzzpzi">
+            <w:hyperlink w:history="1" r:id="rId7ddivb8oe8ibjcnrna-p9">
               <w:r>
                 <w:rPr>
                   <w:rFonts w:ascii="Arial" w:cs="Arial" w:eastAsia="Arial" w:hAnsi="Arial"/>
@@ -28119,7 +28119,7 @@
               <w:spacing w:after="10" w:before="0"/>
               <w:ind w:left="120"/>
             </w:pPr>
-            <w:hyperlink w:history="1" r:id="rIduxxdtbj9vqysfqjmela-w">
+            <w:hyperlink w:history="1" r:id="rIdc7fhegtte4ravniv1ihgi">
               <w:r>
                 <w:rPr>
                   <w:rFonts w:ascii="Arial" w:cs="Arial" w:eastAsia="Arial" w:hAnsi="Arial"/>
@@ -28164,7 +28164,7 @@
             <w:pPr>
               <w:spacing w:after="20" w:before="0"/>
             </w:pPr>
-            <w:hyperlink w:history="1" r:id="rIdbdtk6_khkb2zqi_g7qqy7">
+            <w:hyperlink w:history="1" r:id="rId2g1-jsmjgbdlumrtvalmf">
               <w:r>
                 <w:rPr>
                   <w:rFonts w:ascii="Arial" w:cs="Arial" w:eastAsia="Arial" w:hAnsi="Arial"/>
@@ -28213,7 +28213,7 @@
               <w:spacing w:after="10" w:before="0"/>
               <w:ind w:left="120"/>
             </w:pPr>
-            <w:hyperlink w:history="1" r:id="rIdpkh8s_qog-_cf0q_m4s0e">
+            <w:hyperlink w:history="1" r:id="rIdpgqjjcer15lozkcs2btuc">
               <w:r>
                 <w:rPr>
                   <w:rFonts w:ascii="Arial" w:cs="Arial" w:eastAsia="Arial" w:hAnsi="Arial"/>
@@ -28413,7 +28413,7 @@
             <w:pPr>
               <w:spacing w:after="20" w:before="0"/>
             </w:pPr>
-            <w:hyperlink w:history="1" r:id="rIdtoc1rnazpsg2t3loz1pxi">
+            <w:hyperlink w:history="1" r:id="rIdp8swhz1dgytvoep94dwt4">
               <w:r>
                 <w:rPr>
                   <w:rFonts w:ascii="Arial" w:cs="Arial" w:eastAsia="Arial" w:hAnsi="Arial"/>
@@ -28462,7 +28462,7 @@
               <w:spacing w:after="10" w:before="0"/>
               <w:ind w:left="120"/>
             </w:pPr>
-            <w:hyperlink w:history="1" r:id="rIdd3dzooe_i8-q5jxpa_l10">
+            <w:hyperlink w:history="1" r:id="rIdcgv61r9n6qov1sllvj0tr">
               <w:r>
                 <w:rPr>
                   <w:rFonts w:ascii="Arial" w:cs="Arial" w:eastAsia="Arial" w:hAnsi="Arial"/>
@@ -28507,7 +28507,7 @@
             <w:pPr>
               <w:spacing w:after="20" w:before="0"/>
             </w:pPr>
-            <w:hyperlink w:history="1" r:id="rIdlnrppf28mx8u6kbf6pqb0">
+            <w:hyperlink w:history="1" r:id="rIdjweo9myhijgq6gqtwfl41">
               <w:r>
                 <w:rPr>
                   <w:rFonts w:ascii="Arial" w:cs="Arial" w:eastAsia="Arial" w:hAnsi="Arial"/>
@@ -28556,7 +28556,7 @@
               <w:spacing w:after="10" w:before="0"/>
               <w:ind w:left="120"/>
             </w:pPr>
-            <w:hyperlink w:history="1" r:id="rId1qahimijcu4hyshxl3jmz">
+            <w:hyperlink w:history="1" r:id="rIdi95p3e7r-rluvhjuaw8li">
               <w:r>
                 <w:rPr>
                   <w:rFonts w:ascii="Arial" w:cs="Arial" w:eastAsia="Arial" w:hAnsi="Arial"/>
@@ -29081,7 +29081,7 @@
         </w:rPr>
         <w:t xml:space="preserve">© 2026 SeaVuria and ARES. Aligned with KICD objectives. Developed by SeaVuria; technical implementation by ARES (with AI assistance from Claude). Licensed under </w:t>
       </w:r>
-      <w:hyperlink w:history="1" r:id="rIdlhoabx6rgzogjpp-xddxe">
+      <w:hyperlink w:history="1" r:id="rIdi_g7vgyspticpih9fy5kr">
         <w:r>
           <w:rPr>
             <w:rFonts w:ascii="Arial" w:cs="Arial" w:eastAsia="Arial" w:hAnsi="Arial"/>
@@ -29102,7 +29102,7 @@
         </w:rPr>
         <w:t xml:space="preserve"> (</w:t>
       </w:r>
-      <w:hyperlink w:history="1" r:id="rIdrhnbo-dwvwkgzbwjwm18y">
+      <w:hyperlink w:history="1" r:id="rIdxzbtfbrlwm7utjitllqik">
         <w:r>
           <w:rPr>
             <w:rFonts w:ascii="Arial" w:cs="Arial" w:eastAsia="Arial" w:hAnsi="Arial"/>
